--- a/docs/week-13/cen429-week-13-ders-notu.tr.docx
+++ b/docs/week-13/cen429-week-13-ders-notu.tr.docx
@@ -204,6 +204,444 @@
       </w:r>
       <w:r>
         <w:t xml:space="preserve">altından. Tümüyle sentetik ve güvenlidir; öğrenci bilgisayarına zarar vermez.</w:t>
+      </w:r>
+    </w:p>
+    <w:p>
+      <w:pPr>
+        <w:pStyle w:val="BlockText"/>
+      </w:pPr>
+      <w:r>
+        <w:rPr>
+          <w:b/>
+          <w:bCs/>
+        </w:rPr>
+        <w:t xml:space="preserve">Demoyu kendiniz çalıştırın — adım adım (kopyala-yapıştır)</w:t>
+      </w:r>
+    </w:p>
+    <w:p>
+      <w:pPr>
+        <w:pStyle w:val="BlockText"/>
+      </w:pPr>
+      <w:r>
+        <w:t xml:space="preserve">İlk derleme</w:t>
+      </w:r>
+      <w:r>
+        <w:t xml:space="preserve"> </w:t>
+      </w:r>
+      <w:r>
+        <w:rPr>
+          <w:rStyle w:val="VerbatimChar"/>
+        </w:rPr>
+        <w:t xml:space="preserve">code/README.md</w:t>
+      </w:r>
+      <w:r>
+        <w:t xml:space="preserve">’de anlatılır.</w:t>
+      </w:r>
+      <w:r>
+        <w:t xml:space="preserve"> </w:t>
+      </w:r>
+      <w:r>
+        <w:rPr>
+          <w:rStyle w:val="VerbatimChar"/>
+          <w:b/>
+          <w:bCs/>
+        </w:rPr>
+        <w:t xml:space="preserve">code</w:t>
+      </w:r>
+      <w:r>
+        <w:t xml:space="preserve"> </w:t>
+      </w:r>
+      <w:r>
+        <w:t xml:space="preserve">klasöründen:</w:t>
+      </w:r>
+    </w:p>
+    <w:p>
+      <w:pPr>
+        <w:pStyle w:val="SourceCode"/>
+      </w:pPr>
+      <w:r>
+        <w:rPr>
+          <w:rStyle w:val="CommentTok"/>
+        </w:rPr>
+        <w:t xml:space="preserve"># Windows (PowerShell)</w:t>
+      </w:r>
+      <w:r>
+        <w:br/>
+      </w:r>
+      <w:r>
+        <w:rPr>
+          <w:rStyle w:val="OperatorTok"/>
+        </w:rPr>
+        <w:t xml:space="preserve">.</w:t>
+      </w:r>
+      <w:r>
+        <w:rPr>
+          <w:rStyle w:val="NormalTok"/>
+        </w:rPr>
+        <w:t xml:space="preserve">\build</w:t>
+      </w:r>
+      <w:r>
+        <w:rPr>
+          <w:rStyle w:val="OperatorTok"/>
+        </w:rPr>
+        <w:t xml:space="preserve">.</w:t>
+      </w:r>
+      <w:r>
+        <w:rPr>
+          <w:rStyle w:val="FunctionTok"/>
+        </w:rPr>
+        <w:t xml:space="preserve">ps1</w:t>
+      </w:r>
+      <w:r>
+        <w:br/>
+      </w:r>
+      <w:r>
+        <w:rPr>
+          <w:rStyle w:val="FunctionTok"/>
+        </w:rPr>
+        <w:t xml:space="preserve">cd</w:t>
+      </w:r>
+      <w:r>
+        <w:rPr>
+          <w:rStyle w:val="NormalTok"/>
+        </w:rPr>
+        <w:t xml:space="preserve"> week-13\</w:t>
+      </w:r>
+      <w:r>
+        <w:rPr>
+          <w:rStyle w:val="DecValTok"/>
+        </w:rPr>
+        <w:t xml:space="preserve">01</w:t>
+      </w:r>
+      <w:r>
+        <w:rPr>
+          <w:rStyle w:val="OperatorTok"/>
+        </w:rPr>
+        <w:t xml:space="preserve">-</w:t>
+      </w:r>
+      <w:r>
+        <w:rPr>
+          <w:rStyle w:val="NormalTok"/>
+        </w:rPr>
+        <w:t xml:space="preserve">uyum-matrisi</w:t>
+      </w:r>
+      <w:r>
+        <w:br/>
+      </w:r>
+      <w:r>
+        <w:rPr>
+          <w:rStyle w:val="OperatorTok"/>
+        </w:rPr>
+        <w:t xml:space="preserve">.</w:t>
+      </w:r>
+      <w:r>
+        <w:rPr>
+          <w:rStyle w:val="NormalTok"/>
+        </w:rPr>
+        <w:t xml:space="preserve">\bin\windows\uyum</w:t>
+      </w:r>
+      <w:r>
+        <w:rPr>
+          <w:rStyle w:val="OperatorTok"/>
+        </w:rPr>
+        <w:t xml:space="preserve">.</w:t>
+      </w:r>
+      <w:r>
+        <w:rPr>
+          <w:rStyle w:val="FunctionTok"/>
+        </w:rPr>
+        <w:t xml:space="preserve">exe</w:t>
+      </w:r>
+      <w:r>
+        <w:br/>
+      </w:r>
+      <w:r>
+        <w:rPr>
+          <w:rStyle w:val="FunctionTok"/>
+        </w:rPr>
+        <w:t xml:space="preserve">cd</w:t>
+      </w:r>
+      <w:r>
+        <w:rPr>
+          <w:rStyle w:val="NormalTok"/>
+        </w:rPr>
+        <w:t xml:space="preserve"> </w:t>
+      </w:r>
+      <w:r>
+        <w:rPr>
+          <w:rStyle w:val="OperatorTok"/>
+        </w:rPr>
+        <w:t xml:space="preserve">..</w:t>
+      </w:r>
+      <w:r>
+        <w:rPr>
+          <w:rStyle w:val="NormalTok"/>
+        </w:rPr>
+        <w:t xml:space="preserve">\</w:t>
+      </w:r>
+      <w:r>
+        <w:rPr>
+          <w:rStyle w:val="DecValTok"/>
+        </w:rPr>
+        <w:t xml:space="preserve">02</w:t>
+      </w:r>
+      <w:r>
+        <w:rPr>
+          <w:rStyle w:val="OperatorTok"/>
+        </w:rPr>
+        <w:t xml:space="preserve">-</w:t>
+      </w:r>
+      <w:r>
+        <w:rPr>
+          <w:rStyle w:val="NormalTok"/>
+        </w:rPr>
+        <w:t xml:space="preserve">gereksinim-kalite</w:t>
+      </w:r>
+      <w:r>
+        <w:br/>
+      </w:r>
+      <w:r>
+        <w:rPr>
+          <w:rStyle w:val="OperatorTok"/>
+        </w:rPr>
+        <w:t xml:space="preserve">.</w:t>
+      </w:r>
+      <w:r>
+        <w:rPr>
+          <w:rStyle w:val="NormalTok"/>
+        </w:rPr>
+        <w:t xml:space="preserve">\bin\windows\gereksinim_kalite</w:t>
+      </w:r>
+      <w:r>
+        <w:rPr>
+          <w:rStyle w:val="OperatorTok"/>
+        </w:rPr>
+        <w:t xml:space="preserve">.</w:t>
+      </w:r>
+      <w:r>
+        <w:rPr>
+          <w:rStyle w:val="FunctionTok"/>
+        </w:rPr>
+        <w:t xml:space="preserve">exe</w:t>
+      </w:r>
+    </w:p>
+    <w:p>
+      <w:pPr>
+        <w:pStyle w:val="SourceCode"/>
+      </w:pPr>
+      <w:r>
+        <w:rPr>
+          <w:rStyle w:val="CommentTok"/>
+        </w:rPr>
+        <w:t xml:space="preserve"># WSL / Linux</w:t>
+      </w:r>
+      <w:r>
+        <w:br/>
+      </w:r>
+      <w:r>
+        <w:rPr>
+          <w:rStyle w:val="ExtensionTok"/>
+        </w:rPr>
+        <w:t xml:space="preserve">./build.sh</w:t>
+      </w:r>
+      <w:r>
+        <w:br/>
+      </w:r>
+      <w:r>
+        <w:rPr>
+          <w:rStyle w:val="BuiltInTok"/>
+        </w:rPr>
+        <w:t xml:space="preserve">cd</w:t>
+      </w:r>
+      <w:r>
+        <w:rPr>
+          <w:rStyle w:val="NormalTok"/>
+        </w:rPr>
+        <w:t xml:space="preserve"> week-13/01-uyum-matrisi </w:t>
+      </w:r>
+      <w:r>
+        <w:rPr>
+          <w:rStyle w:val="KeywordTok"/>
+        </w:rPr>
+        <w:t xml:space="preserve">&amp;&amp;</w:t>
+      </w:r>
+      <w:r>
+        <w:rPr>
+          <w:rStyle w:val="NormalTok"/>
+        </w:rPr>
+        <w:t xml:space="preserve"> </w:t>
+      </w:r>
+      <w:r>
+        <w:rPr>
+          <w:rStyle w:val="ExtensionTok"/>
+        </w:rPr>
+        <w:t xml:space="preserve">./bin/linux/uyum</w:t>
+      </w:r>
+      <w:r>
+        <w:br/>
+      </w:r>
+      <w:r>
+        <w:rPr>
+          <w:rStyle w:val="BuiltInTok"/>
+        </w:rPr>
+        <w:t xml:space="preserve">cd</w:t>
+      </w:r>
+      <w:r>
+        <w:rPr>
+          <w:rStyle w:val="NormalTok"/>
+        </w:rPr>
+        <w:t xml:space="preserve"> ../02-gereksinim-kalite </w:t>
+      </w:r>
+      <w:r>
+        <w:rPr>
+          <w:rStyle w:val="KeywordTok"/>
+        </w:rPr>
+        <w:t xml:space="preserve">&amp;&amp;</w:t>
+      </w:r>
+      <w:r>
+        <w:rPr>
+          <w:rStyle w:val="NormalTok"/>
+        </w:rPr>
+        <w:t xml:space="preserve"> </w:t>
+      </w:r>
+      <w:r>
+        <w:rPr>
+          <w:rStyle w:val="ExtensionTok"/>
+        </w:rPr>
+        <w:t xml:space="preserve">./bin/linux/gereksinim_kalite</w:t>
+      </w:r>
+    </w:p>
+    <w:p>
+      <w:pPr>
+        <w:pStyle w:val="BlockText"/>
+      </w:pPr>
+      <w:r>
+        <w:rPr>
+          <w:b/>
+          <w:bCs/>
+        </w:rPr>
+        <w:t xml:space="preserve">Beklenen çıktı:</w:t>
+      </w:r>
+      <w:r>
+        <w:t xml:space="preserve"> </w:t>
+      </w:r>
+      <w:r>
+        <w:t xml:space="preserve">Birinci demo bir</w:t>
+      </w:r>
+      <w:r>
+        <w:t xml:space="preserve"> </w:t>
+      </w:r>
+      <w:r>
+        <w:rPr>
+          <w:b/>
+          <w:bCs/>
+        </w:rPr>
+        <w:t xml:space="preserve">uyum matrisini</w:t>
+      </w:r>
+      <w:r>
+        <w:t xml:space="preserve"> </w:t>
+      </w:r>
+      <w:r>
+        <w:t xml:space="preserve">satır satır okur ve</w:t>
+      </w:r>
+      <w:r>
+        <w:t xml:space="preserve"> </w:t>
+      </w:r>
+      <w:r>
+        <w:rPr>
+          <w:b/>
+          <w:bCs/>
+        </w:rPr>
+        <w:t xml:space="preserve">kanıtı olmayan</w:t>
+      </w:r>
+      <w:r>
+        <w:rPr>
+          <w:b/>
+          <w:bCs/>
+        </w:rPr>
+        <w:t xml:space="preserve"> </w:t>
+      </w:r>
+      <w:r>
+        <w:rPr>
+          <w:b/>
+          <w:bCs/>
+        </w:rPr>
+        <w:t xml:space="preserve">“karşılandı”</w:t>
+      </w:r>
+      <w:r>
+        <w:t xml:space="preserve"> </w:t>
+      </w:r>
+      <w:r>
+        <w:t xml:space="preserve">satırlarını kırmızı bayrakla işaretler. İkinci demo örnek gereksinimleri tarar;</w:t>
+      </w:r>
+      <w:r>
+        <w:t xml:space="preserve"> </w:t>
+      </w:r>
+      <w:r>
+        <w:t xml:space="preserve">“güvenli olmalı”</w:t>
+      </w:r>
+      <w:r>
+        <w:t xml:space="preserve">,</w:t>
+      </w:r>
+      <w:r>
+        <w:t xml:space="preserve"> </w:t>
+      </w:r>
+      <w:r>
+        <w:t xml:space="preserve">“uygun şekilde”</w:t>
+      </w:r>
+      <w:r>
+        <w:t xml:space="preserve"> </w:t>
+      </w:r>
+      <w:r>
+        <w:t xml:space="preserve">gibi</w:t>
+      </w:r>
+      <w:r>
+        <w:t xml:space="preserve"> </w:t>
+      </w:r>
+      <w:r>
+        <w:rPr>
+          <w:b/>
+          <w:bCs/>
+        </w:rPr>
+        <w:t xml:space="preserve">belirsiz/ölçülemez</w:t>
+      </w:r>
+      <w:r>
+        <w:t xml:space="preserve"> </w:t>
+      </w:r>
+      <w:r>
+        <w:t xml:space="preserve">ifadeleri</w:t>
+      </w:r>
+      <w:r>
+        <w:t xml:space="preserve"> </w:t>
+      </w:r>
+      <w:r>
+        <w:rPr>
+          <w:b/>
+          <w:bCs/>
+        </w:rPr>
+        <w:t xml:space="preserve">ZAYIF</w:t>
+      </w:r>
+      <w:r>
+        <w:t xml:space="preserve"> </w:t>
+      </w:r>
+      <w:r>
+        <w:t xml:space="preserve">diye işaretler ve</w:t>
+      </w:r>
+      <w:r>
+        <w:t xml:space="preserve"> </w:t>
+      </w:r>
+      <w:r>
+        <w:rPr>
+          <w:b/>
+          <w:bCs/>
+        </w:rPr>
+        <w:t xml:space="preserve">çıkış kodu = zayıf gereksinim sayısı</w:t>
+      </w:r>
+      <w:r>
+        <w:t xml:space="preserve"> </w:t>
+      </w:r>
+      <w:r>
+        <w:t xml:space="preserve">olur.</w:t>
       </w:r>
     </w:p>
     <w:p>
@@ -981,6 +1419,322 @@
       </w:r>
       <w:r>
         <w:t xml:space="preserve">diye sorar.</w:t>
+      </w:r>
+    </w:p>
+    <w:p>
+      <w:pPr>
+        <w:pStyle w:val="BlockText"/>
+      </w:pPr>
+      <w:r>
+        <w:rPr>
+          <w:b/>
+          <w:bCs/>
+        </w:rPr>
+        <w:t xml:space="preserve">Kısa tarihçe: güvenlik gereksinimleri nasıl standartlaştı?</w:t>
+      </w:r>
+    </w:p>
+    <w:p>
+      <w:pPr>
+        <w:pStyle w:val="Compact"/>
+        <w:numPr>
+          <w:ilvl w:val="0"/>
+          <w:numId w:val="1002"/>
+        </w:numPr>
+      </w:pPr>
+      <w:r>
+        <w:rPr>
+          <w:b/>
+          <w:bCs/>
+        </w:rPr>
+        <w:t xml:space="preserve">1985</w:t>
+      </w:r>
+      <w:r>
+        <w:t xml:space="preserve"> </w:t>
+      </w:r>
+      <w:r>
+        <w:t xml:space="preserve">—</w:t>
+      </w:r>
+      <w:r>
+        <w:t xml:space="preserve"> </w:t>
+      </w:r>
+      <w:r>
+        <w:rPr>
+          <w:b/>
+          <w:bCs/>
+        </w:rPr>
+        <w:t xml:space="preserve">TCSEC</w:t>
+      </w:r>
+      <w:r>
+        <w:t xml:space="preserve"> </w:t>
+      </w:r>
+      <w:r>
+        <w:t xml:space="preserve">(</w:t>
+      </w:r>
+      <w:r>
+        <w:t xml:space="preserve">“Orange Book”</w:t>
+      </w:r>
+      <w:r>
+        <w:t xml:space="preserve">) güvenlik</w:t>
+      </w:r>
+      <w:r>
+        <w:t xml:space="preserve"> </w:t>
+      </w:r>
+      <w:r>
+        <w:rPr>
+          <w:b/>
+          <w:bCs/>
+        </w:rPr>
+        <w:t xml:space="preserve">gereksinim düzeylerini</w:t>
+      </w:r>
+      <w:r>
+        <w:t xml:space="preserve"> </w:t>
+      </w:r>
+      <w:r>
+        <w:t xml:space="preserve">ilk kez resmîleştirir.</w:t>
+      </w:r>
+    </w:p>
+    <w:p>
+      <w:pPr>
+        <w:pStyle w:val="Compact"/>
+        <w:numPr>
+          <w:ilvl w:val="0"/>
+          <w:numId w:val="1002"/>
+        </w:numPr>
+      </w:pPr>
+      <w:r>
+        <w:rPr>
+          <w:b/>
+          <w:bCs/>
+        </w:rPr>
+        <w:t xml:space="preserve">1994</w:t>
+      </w:r>
+      <w:r>
+        <w:t xml:space="preserve"> </w:t>
+      </w:r>
+      <w:r>
+        <w:t xml:space="preserve">—</w:t>
+      </w:r>
+      <w:r>
+        <w:t xml:space="preserve"> </w:t>
+      </w:r>
+      <w:r>
+        <w:rPr>
+          <w:b/>
+          <w:bCs/>
+        </w:rPr>
+        <w:t xml:space="preserve">FIPS 140</w:t>
+      </w:r>
+      <w:r>
+        <w:t xml:space="preserve"> </w:t>
+      </w:r>
+      <w:r>
+        <w:t xml:space="preserve">kriptografik modül gereksinimleri (bugün</w:t>
+      </w:r>
+      <w:r>
+        <w:t xml:space="preserve"> </w:t>
+      </w:r>
+      <w:r>
+        <w:rPr>
+          <w:b/>
+          <w:bCs/>
+        </w:rPr>
+        <w:t xml:space="preserve">140-3</w:t>
+      </w:r>
+      <w:r>
+        <w:t xml:space="preserve">, 2019).</w:t>
+      </w:r>
+    </w:p>
+    <w:p>
+      <w:pPr>
+        <w:pStyle w:val="Compact"/>
+        <w:numPr>
+          <w:ilvl w:val="0"/>
+          <w:numId w:val="1002"/>
+        </w:numPr>
+      </w:pPr>
+      <w:r>
+        <w:rPr>
+          <w:b/>
+          <w:bCs/>
+        </w:rPr>
+        <w:t xml:space="preserve">1999</w:t>
+      </w:r>
+      <w:r>
+        <w:t xml:space="preserve"> </w:t>
+      </w:r>
+      <w:r>
+        <w:t xml:space="preserve">—</w:t>
+      </w:r>
+      <w:r>
+        <w:t xml:space="preserve"> </w:t>
+      </w:r>
+      <w:r>
+        <w:rPr>
+          <w:b/>
+          <w:bCs/>
+        </w:rPr>
+        <w:t xml:space="preserve">Ortak Kriterler (ISO/IEC 15408)</w:t>
+      </w:r>
+      <w:r>
+        <w:t xml:space="preserve">:</w:t>
+      </w:r>
+      <w:r>
+        <w:t xml:space="preserve"> </w:t>
+      </w:r>
+      <w:r>
+        <w:rPr>
+          <w:b/>
+          <w:bCs/>
+        </w:rPr>
+        <w:t xml:space="preserve">PP/ST</w:t>
+      </w:r>
+      <w:r>
+        <w:t xml:space="preserve">,</w:t>
+      </w:r>
+      <w:r>
+        <w:t xml:space="preserve"> </w:t>
+      </w:r>
+      <w:r>
+        <w:rPr>
+          <w:b/>
+          <w:bCs/>
+        </w:rPr>
+        <w:t xml:space="preserve">SFR/SAR</w:t>
+      </w:r>
+      <w:r>
+        <w:t xml:space="preserve"> </w:t>
+      </w:r>
+      <w:r>
+        <w:t xml:space="preserve">ve</w:t>
+      </w:r>
+      <w:r>
+        <w:t xml:space="preserve"> </w:t>
+      </w:r>
+      <w:r>
+        <w:rPr>
+          <w:b/>
+          <w:bCs/>
+        </w:rPr>
+        <w:t xml:space="preserve">EAL</w:t>
+      </w:r>
+      <w:r>
+        <w:t xml:space="preserve"> </w:t>
+      </w:r>
+      <w:r>
+        <w:t xml:space="preserve">kavramları buradan gelir (12. hafta süreci).</w:t>
+      </w:r>
+    </w:p>
+    <w:p>
+      <w:pPr>
+        <w:pStyle w:val="Compact"/>
+        <w:numPr>
+          <w:ilvl w:val="0"/>
+          <w:numId w:val="1002"/>
+        </w:numPr>
+      </w:pPr>
+      <w:r>
+        <w:rPr>
+          <w:b/>
+          <w:bCs/>
+        </w:rPr>
+        <w:t xml:space="preserve">2010’lar</w:t>
+      </w:r>
+      <w:r>
+        <w:t xml:space="preserve"> </w:t>
+      </w:r>
+      <w:r>
+        <w:t xml:space="preserve">— sektöre özgü setler: mobil için</w:t>
+      </w:r>
+      <w:r>
+        <w:t xml:space="preserve"> </w:t>
+      </w:r>
+      <w:r>
+        <w:rPr>
+          <w:b/>
+          <w:bCs/>
+        </w:rPr>
+        <w:t xml:space="preserve">OWASP MASVS/MASTG</w:t>
+      </w:r>
+      <w:r>
+        <w:t xml:space="preserve">, tüketici IoT için</w:t>
+      </w:r>
+      <w:r>
+        <w:t xml:space="preserve"> </w:t>
+      </w:r>
+      <w:r>
+        <w:rPr>
+          <w:b/>
+          <w:bCs/>
+        </w:rPr>
+        <w:t xml:space="preserve">ETSI EN 303 645</w:t>
+      </w:r>
+      <w:r>
+        <w:t xml:space="preserve">, ödeme için</w:t>
+      </w:r>
+      <w:r>
+        <w:t xml:space="preserve"> </w:t>
+      </w:r>
+      <w:r>
+        <w:rPr>
+          <w:b/>
+          <w:bCs/>
+        </w:rPr>
+        <w:t xml:space="preserve">EMVCo/PCI</w:t>
+      </w:r>
+      <w:r>
+        <w:t xml:space="preserve">.</w:t>
+      </w:r>
+    </w:p>
+    <w:p>
+      <w:pPr>
+        <w:pStyle w:val="BlockText"/>
+      </w:pPr>
+      <w:r>
+        <w:t xml:space="preserve">Değişmeyen ilke: iyi gereksinim</w:t>
+      </w:r>
+      <w:r>
+        <w:t xml:space="preserve"> </w:t>
+      </w:r>
+      <w:r>
+        <w:rPr>
+          <w:b/>
+          <w:bCs/>
+        </w:rPr>
+        <w:t xml:space="preserve">ölçülebilir</w:t>
+      </w:r>
+      <w:r>
+        <w:t xml:space="preserve"> </w:t>
+      </w:r>
+      <w:r>
+        <w:t xml:space="preserve">ve</w:t>
+      </w:r>
+      <w:r>
+        <w:t xml:space="preserve"> </w:t>
+      </w:r>
+      <w:r>
+        <w:rPr>
+          <w:b/>
+          <w:bCs/>
+        </w:rPr>
+        <w:t xml:space="preserve">izlenebilir</w:t>
+      </w:r>
+      <w:r>
+        <w:t xml:space="preserve"> </w:t>
+      </w:r>
+      <w:r>
+        <w:t xml:space="preserve">olmalıdır; kanıtsız</w:t>
+      </w:r>
+      <w:r>
+        <w:t xml:space="preserve"> </w:t>
+      </w:r>
+      <w:r>
+        <w:t xml:space="preserve">“karşılandı”</w:t>
+      </w:r>
+      <w:r>
+        <w:t xml:space="preserve"> </w:t>
+      </w:r>
+      <w:r>
+        <w:t xml:space="preserve">geçersizdir.</w:t>
       </w:r>
     </w:p>
     <w:bookmarkStart w:id="20" w:name="üç-tür-gereksinim"/>
@@ -4018,7 +4772,7 @@
         <w:pStyle w:val="Compact"/>
         <w:numPr>
           <w:ilvl w:val="0"/>
-          <w:numId w:val="1002"/>
+          <w:numId w:val="1003"/>
         </w:numPr>
       </w:pPr>
       <w:r>
@@ -4061,7 +4815,7 @@
         <w:pStyle w:val="Compact"/>
         <w:numPr>
           <w:ilvl w:val="0"/>
-          <w:numId w:val="1002"/>
+          <w:numId w:val="1003"/>
         </w:numPr>
       </w:pPr>
       <w:r>
@@ -4095,7 +4849,7 @@
         <w:pStyle w:val="Compact"/>
         <w:numPr>
           <w:ilvl w:val="0"/>
-          <w:numId w:val="1002"/>
+          <w:numId w:val="1003"/>
         </w:numPr>
       </w:pPr>
       <w:r>
@@ -4123,7 +4877,7 @@
         <w:pStyle w:val="Compact"/>
         <w:numPr>
           <w:ilvl w:val="0"/>
-          <w:numId w:val="1002"/>
+          <w:numId w:val="1003"/>
         </w:numPr>
       </w:pPr>
       <w:r>
@@ -4151,7 +4905,7 @@
         <w:pStyle w:val="Compact"/>
         <w:numPr>
           <w:ilvl w:val="0"/>
-          <w:numId w:val="1002"/>
+          <w:numId w:val="1003"/>
         </w:numPr>
       </w:pPr>
       <w:r>
@@ -5197,7 +5951,7 @@
         <w:pStyle w:val="Compact"/>
         <w:numPr>
           <w:ilvl w:val="0"/>
-          <w:numId w:val="1003"/>
+          <w:numId w:val="1004"/>
         </w:numPr>
       </w:pPr>
       <w:r>
@@ -5246,7 +6000,7 @@
         <w:pStyle w:val="Compact"/>
         <w:numPr>
           <w:ilvl w:val="0"/>
-          <w:numId w:val="1003"/>
+          <w:numId w:val="1004"/>
         </w:numPr>
       </w:pPr>
       <w:r>
@@ -5292,7 +6046,7 @@
         <w:pStyle w:val="Compact"/>
         <w:numPr>
           <w:ilvl w:val="0"/>
-          <w:numId w:val="1003"/>
+          <w:numId w:val="1004"/>
         </w:numPr>
       </w:pPr>
       <w:r>
@@ -5360,7 +6114,7 @@
         <w:pStyle w:val="Compact"/>
         <w:numPr>
           <w:ilvl w:val="0"/>
-          <w:numId w:val="1003"/>
+          <w:numId w:val="1004"/>
         </w:numPr>
       </w:pPr>
       <w:r>
@@ -5388,7 +6142,7 @@
         <w:pStyle w:val="Compact"/>
         <w:numPr>
           <w:ilvl w:val="0"/>
-          <w:numId w:val="1003"/>
+          <w:numId w:val="1004"/>
         </w:numPr>
       </w:pPr>
       <w:r>
@@ -5410,7 +6164,7 @@
         <w:pStyle w:val="Compact"/>
         <w:numPr>
           <w:ilvl w:val="0"/>
-          <w:numId w:val="1003"/>
+          <w:numId w:val="1004"/>
         </w:numPr>
       </w:pPr>
       <w:r>
@@ -6007,7 +6761,7 @@
         <w:pStyle w:val="Compact"/>
         <w:numPr>
           <w:ilvl w:val="0"/>
-          <w:numId w:val="1004"/>
+          <w:numId w:val="1005"/>
         </w:numPr>
       </w:pPr>
       <w:r>
@@ -6028,99 +6782,6 @@
       </w:r>
       <w:r>
         <w:t xml:space="preserve">gereksinimi seçin; uygulanmayanları gerekçesiyle işaretleyin.</w:t>
-      </w:r>
-    </w:p>
-    <w:p>
-      <w:pPr>
-        <w:pStyle w:val="Compact"/>
-        <w:numPr>
-          <w:ilvl w:val="0"/>
-          <w:numId w:val="1004"/>
-        </w:numPr>
-      </w:pPr>
-      <w:r>
-        <w:t xml:space="preserve">Her biri için durum (karşılandı / devredildi / karşılanmadı), kılavuz bölümü ve doğrulama yöntemini yazın.</w:t>
-      </w:r>
-    </w:p>
-    <w:p>
-      <w:pPr>
-        <w:pStyle w:val="Compact"/>
-        <w:numPr>
-          <w:ilvl w:val="0"/>
-          <w:numId w:val="1004"/>
-        </w:numPr>
-      </w:pPr>
-      <w:r>
-        <w:t xml:space="preserve">“Karşılandı”</w:t>
-      </w:r>
-      <w:r>
-        <w:t xml:space="preserve"> </w:t>
-      </w:r>
-      <w:r>
-        <w:t xml:space="preserve">dediğiniz her satır için kanıtın</w:t>
-      </w:r>
-      <w:r>
-        <w:t xml:space="preserve"> </w:t>
-      </w:r>
-      <w:r>
-        <w:rPr>
-          <w:b/>
-          <w:bCs/>
-        </w:rPr>
-        <w:t xml:space="preserve">şu anda</w:t>
-      </w:r>
-      <w:r>
-        <w:t xml:space="preserve"> </w:t>
-      </w:r>
-      <w:r>
-        <w:t xml:space="preserve">nerede olduğunu gösterin. Gösteremediğiniz satırın durumunu</w:t>
-      </w:r>
-      <w:r>
-        <w:t xml:space="preserve"> </w:t>
-      </w:r>
-      <w:r>
-        <w:t xml:space="preserve">değiştirin.</w:t>
-      </w:r>
-    </w:p>
-    <w:p>
-      <w:pPr>
-        <w:pStyle w:val="Compact"/>
-        <w:numPr>
-          <w:ilvl w:val="0"/>
-          <w:numId w:val="1004"/>
-        </w:numPr>
-      </w:pPr>
-      <w:r>
-        <w:t xml:space="preserve">İki takım matrislerini değiştirip birbirinin üç satırını</w:t>
-      </w:r>
-      <w:r>
-        <w:t xml:space="preserve"> </w:t>
-      </w:r>
-      <w:r>
-        <w:t xml:space="preserve">“değerlendirici gibi”</w:t>
-      </w:r>
-      <w:r>
-        <w:t xml:space="preserve"> </w:t>
-      </w:r>
-      <w:r>
-        <w:t xml:space="preserve">sorgulasın.</w:t>
-      </w:r>
-    </w:p>
-    <w:p>
-      <w:r>
-        <w:pict>
-          <v:rect style="width:0;height:1.5pt" o:hralign="center" o:hrstd="t" o:hr="t"/>
-        </w:pict>
-      </w:r>
-    </w:p>
-    <w:bookmarkEnd w:id="47"/>
-    <w:bookmarkStart w:id="48" w:name="dönem-projesi-bu-hafta"/>
-    <w:p>
-      <w:pPr>
-        <w:pStyle w:val="Heading2"/>
-      </w:pPr>
-      <w:r>
-        <w:t xml:space="preserve">9. Dönem projesi: bu hafta</w:t>
       </w:r>
     </w:p>
     <w:p>
@@ -6132,23 +6793,88 @@
         </w:numPr>
       </w:pPr>
       <w:r>
-        <w:rPr>
-          <w:b/>
-          <w:bCs/>
-        </w:rPr>
-        <w:t xml:space="preserve">S17 — Uyum matrisi:</w:t>
-      </w:r>
-      <w:r>
-        <w:t xml:space="preserve"> </w:t>
-      </w:r>
-      <w:r>
-        <w:t xml:space="preserve">dersin gereksinim ailelerinden projenize uygulananların tamamı; her satırda durum, bölüm,</w:t>
-      </w:r>
-      <w:r>
-        <w:t xml:space="preserve"> </w:t>
-      </w:r>
-      <w:r>
-        <w:t xml:space="preserve">doğrulama ve kanıt.</w:t>
+        <w:t xml:space="preserve">Her biri için durum (karşılandı / devredildi / karşılanmadı), kılavuz bölümü ve doğrulama yöntemini yazın.</w:t>
+      </w:r>
+    </w:p>
+    <w:p>
+      <w:pPr>
+        <w:pStyle w:val="Compact"/>
+        <w:numPr>
+          <w:ilvl w:val="0"/>
+          <w:numId w:val="1005"/>
+        </w:numPr>
+      </w:pPr>
+      <w:r>
+        <w:t xml:space="preserve">“Karşılandı”</w:t>
+      </w:r>
+      <w:r>
+        <w:t xml:space="preserve"> </w:t>
+      </w:r>
+      <w:r>
+        <w:t xml:space="preserve">dediğiniz her satır için kanıtın</w:t>
+      </w:r>
+      <w:r>
+        <w:t xml:space="preserve"> </w:t>
+      </w:r>
+      <w:r>
+        <w:rPr>
+          <w:b/>
+          <w:bCs/>
+        </w:rPr>
+        <w:t xml:space="preserve">şu anda</w:t>
+      </w:r>
+      <w:r>
+        <w:t xml:space="preserve"> </w:t>
+      </w:r>
+      <w:r>
+        <w:t xml:space="preserve">nerede olduğunu gösterin. Gösteremediğiniz satırın durumunu</w:t>
+      </w:r>
+      <w:r>
+        <w:t xml:space="preserve"> </w:t>
+      </w:r>
+      <w:r>
+        <w:t xml:space="preserve">değiştirin.</w:t>
+      </w:r>
+    </w:p>
+    <w:p>
+      <w:pPr>
+        <w:pStyle w:val="Compact"/>
+        <w:numPr>
+          <w:ilvl w:val="0"/>
+          <w:numId w:val="1005"/>
+        </w:numPr>
+      </w:pPr>
+      <w:r>
+        <w:t xml:space="preserve">İki takım matrislerini değiştirip birbirinin üç satırını</w:t>
+      </w:r>
+      <w:r>
+        <w:t xml:space="preserve"> </w:t>
+      </w:r>
+      <w:r>
+        <w:t xml:space="preserve">“değerlendirici gibi”</w:t>
+      </w:r>
+      <w:r>
+        <w:t xml:space="preserve"> </w:t>
+      </w:r>
+      <w:r>
+        <w:t xml:space="preserve">sorgulasın.</w:t>
+      </w:r>
+    </w:p>
+    <w:p>
+      <w:r>
+        <w:pict>
+          <v:rect style="width:0;height:1.5pt" o:hralign="center" o:hrstd="t" o:hr="t"/>
+        </w:pict>
+      </w:r>
+    </w:p>
+    <w:bookmarkEnd w:id="47"/>
+    <w:bookmarkStart w:id="48" w:name="dönem-projesi-bu-hafta"/>
+    <w:p>
+      <w:pPr>
+        <w:pStyle w:val="Heading2"/>
+      </w:pPr>
+      <w:r>
+        <w:t xml:space="preserve">9. Dönem projesi: bu hafta</w:t>
       </w:r>
     </w:p>
     <w:p>
@@ -6164,19 +6890,19 @@
           <w:b/>
           <w:bCs/>
         </w:rPr>
-        <w:t xml:space="preserve">S14 — Varsayımlar ve devredilen gereksinimler:</w:t>
-      </w:r>
-      <w:r>
-        <w:t xml:space="preserve"> </w:t>
-      </w:r>
-      <w:r>
-        <w:t xml:space="preserve">desteklenen platformlar, kapsam dışı bileşenler, kullanıcı ve</w:t>
-      </w:r>
-      <w:r>
-        <w:t xml:space="preserve"> </w:t>
-      </w:r>
-      <w:r>
-        <w:t xml:space="preserve">ortam varsayımları; devredilen her gereksinim için kime, neden ve nasıl.</w:t>
+        <w:t xml:space="preserve">S17 — Uyum matrisi:</w:t>
+      </w:r>
+      <w:r>
+        <w:t xml:space="preserve"> </w:t>
+      </w:r>
+      <w:r>
+        <w:t xml:space="preserve">dersin gereksinim ailelerinden projenize uygulananların tamamı; her satırda durum, bölüm,</w:t>
+      </w:r>
+      <w:r>
+        <w:t xml:space="preserve"> </w:t>
+      </w:r>
+      <w:r>
+        <w:t xml:space="preserve">doğrulama ve kanıt.</w:t>
       </w:r>
     </w:p>
     <w:p>
@@ -6192,13 +6918,19 @@
           <w:b/>
           <w:bCs/>
         </w:rPr>
-        <w:t xml:space="preserve">S1 — Kaynaklar:</w:t>
-      </w:r>
-      <w:r>
-        <w:t xml:space="preserve"> </w:t>
-      </w:r>
-      <w:r>
-        <w:t xml:space="preserve">hangi standartlara dayandığınızı (ETSI EN 303 645, OWASP MASVS, NIST SSDF, CERT) belirtin.</w:t>
+        <w:t xml:space="preserve">S14 — Varsayımlar ve devredilen gereksinimler:</w:t>
+      </w:r>
+      <w:r>
+        <w:t xml:space="preserve"> </w:t>
+      </w:r>
+      <w:r>
+        <w:t xml:space="preserve">desteklenen platformlar, kapsam dışı bileşenler, kullanıcı ve</w:t>
+      </w:r>
+      <w:r>
+        <w:t xml:space="preserve"> </w:t>
+      </w:r>
+      <w:r>
+        <w:t xml:space="preserve">ortam varsayımları; devredilen her gereksinim için kime, neden ve nasıl.</w:t>
       </w:r>
     </w:p>
     <w:p>
@@ -6210,598 +6942,17 @@
         </w:numPr>
       </w:pPr>
       <w:r>
-        <w:t xml:space="preserve">Varlık tablonuzu (S5) gereksinimlere göre gözden geçirin: her varlığın yaşam döngüsü ve koruma sınıfı dolu mu?</w:t>
-      </w:r>
-    </w:p>
-    <w:p>
-      <w:r>
-        <w:pict>
-          <v:rect style="width:0;height:1.5pt" o:hralign="center" o:hrstd="t" o:hr="t"/>
-        </w:pict>
-      </w:r>
-    </w:p>
-    <w:bookmarkEnd w:id="48"/>
-    <w:bookmarkStart w:id="49" w:name="kendi-başına-çalış"/>
-    <w:p>
-      <w:pPr>
-        <w:pStyle w:val="Heading2"/>
-      </w:pPr>
-      <w:r>
-        <w:t xml:space="preserve">10. Kendi başına çalış</w:t>
-      </w:r>
-    </w:p>
-    <w:p>
-      <w:pPr>
-        <w:pStyle w:val="BlockText"/>
-      </w:pPr>
-      <w:r>
-        <w:rPr>
-          <w:b/>
-          <w:bCs/>
-        </w:rPr>
-        <w:t xml:space="preserve">Alıştırma 1 — Kolay: Gereksinimi düzeltin</w:t>
-      </w:r>
-    </w:p>
-    <w:p>
-      <w:pPr>
-        <w:pStyle w:val="BlockText"/>
-      </w:pPr>
-      <w:r>
-        <w:t xml:space="preserve">Şu gereksinimleri</w:t>
-      </w:r>
-      <w:r>
-        <w:t xml:space="preserve"> </w:t>
-      </w:r>
-      <w:r>
-        <w:t xml:space="preserve">“iyi gereksinim”</w:t>
-      </w:r>
-      <w:r>
-        <w:t xml:space="preserve"> </w:t>
-      </w:r>
-      <w:r>
-        <w:t xml:space="preserve">ölçütlerine göre yeniden yazın:</w:t>
-      </w:r>
-      <w:r>
-        <w:t xml:space="preserve"> </w:t>
-      </w:r>
-      <w:r>
-        <w:t xml:space="preserve">“Sistem saldırılara dayanıklı olmalıdır”</w:t>
-      </w:r>
-      <w:r>
-        <w:t xml:space="preserve">,</w:t>
-      </w:r>
-      <w:r>
-        <w:t xml:space="preserve"> </w:t>
-      </w:r>
-      <w:r>
-        <w:t xml:space="preserve">“Parolalar güvenli saklanmalıdır”</w:t>
-      </w:r>
-      <w:r>
-        <w:t xml:space="preserve">,</w:t>
-      </w:r>
-      <w:r>
-        <w:t xml:space="preserve"> </w:t>
-      </w:r>
-      <w:r>
-        <w:t xml:space="preserve">“Uygulama hızlı ve güvenli olmalıdır”</w:t>
-      </w:r>
-      <w:r>
-        <w:t xml:space="preserve">.</w:t>
-      </w:r>
-    </w:p>
-    <w:p>
-      <w:pPr>
-        <w:pStyle w:val="BlockText"/>
-      </w:pPr>
-      <w:r>
-        <w:rPr>
-          <w:b/>
-          <w:bCs/>
-        </w:rPr>
-        <w:t xml:space="preserve">Alıştırma 2 — Kolay: ETSI eşlemesi</w:t>
-      </w:r>
-    </w:p>
-    <w:p>
-      <w:pPr>
-        <w:pStyle w:val="BlockText"/>
-      </w:pPr>
-      <w:r>
-        <w:t xml:space="preserve">ETSI EN 303 645’in on üç başlığından projenize uygulananları seçin ve her biri için projenizde hangi önlemin karşılık</w:t>
-      </w:r>
-      <w:r>
-        <w:t xml:space="preserve"> </w:t>
-      </w:r>
-      <w:r>
-        <w:t xml:space="preserve">geldiğini yazın.</w:t>
-      </w:r>
-    </w:p>
-    <w:p>
-      <w:pPr>
-        <w:pStyle w:val="BlockText"/>
-      </w:pPr>
-      <w:r>
-        <w:rPr>
-          <w:b/>
-          <w:bCs/>
-        </w:rPr>
-        <w:t xml:space="preserve">Alıştırma 3 — Orta: Devredilen gereksinimler</w:t>
-      </w:r>
-    </w:p>
-    <w:p>
-      <w:pPr>
-        <w:pStyle w:val="BlockText"/>
-      </w:pPr>
-      <w:r>
-        <w:t xml:space="preserve">Projenizi başka bir uygulamanın içine gömülen bir kütüphane olarak düşünün. Hangi gereksinimleri üst uygulamaya</w:t>
-      </w:r>
-      <w:r>
-        <w:t xml:space="preserve"> </w:t>
-      </w:r>
-      <w:r>
-        <w:t xml:space="preserve">devretmeniz gerekir? Her biri için üst uygulama geliştiricisine yazacağınız bir paragraflık yönergeyi hazırlayın.</w:t>
-      </w:r>
-    </w:p>
-    <w:p>
-      <w:pPr>
-        <w:pStyle w:val="BlockText"/>
-      </w:pPr>
-      <w:r>
-        <w:rPr>
-          <w:b/>
-          <w:bCs/>
-        </w:rPr>
-        <w:t xml:space="preserve">Alıştırma 4 — Orta: Güvenlik hedefi iskeleti</w:t>
-      </w:r>
-    </w:p>
-    <w:p>
-      <w:pPr>
-        <w:pStyle w:val="BlockText"/>
-      </w:pPr>
-      <w:r>
-        <w:t xml:space="preserve">Projeniz için bir Ortak Kriterler güvenlik hedefi (ST) iskeleti çıkarın: TOE tanımı, varsayımlar, tehditler, güvenlik</w:t>
-      </w:r>
-      <w:r>
-        <w:t xml:space="preserve"> </w:t>
-      </w:r>
-      <w:r>
-        <w:t xml:space="preserve">amaçları ve bunlara karşılık gelen gereksinimler. Güvenlik kılavuzunuzun hangi bölümleri hangi ST bölümüne karşılık</w:t>
-      </w:r>
-      <w:r>
-        <w:t xml:space="preserve"> </w:t>
-      </w:r>
-      <w:r>
-        <w:t xml:space="preserve">geliyor?</w:t>
-      </w:r>
-    </w:p>
-    <w:p>
-      <w:pPr>
-        <w:pStyle w:val="BlockText"/>
-      </w:pPr>
-      <w:r>
-        <w:rPr>
-          <w:b/>
-          <w:bCs/>
-        </w:rPr>
-        <w:t xml:space="preserve">Alıştırma 5 — Zor: FIPS 140-3 açığı analizi</w:t>
-      </w:r>
-    </w:p>
-    <w:p>
-      <w:pPr>
-        <w:pStyle w:val="BlockText"/>
-      </w:pPr>
-      <w:r>
-        <w:t xml:space="preserve">Projenizdeki kripto kodunu FIPS 140-3’ün</w:t>
-      </w:r>
-      <w:r>
-        <w:t xml:space="preserve"> </w:t>
-      </w:r>
-      <w:r>
-        <w:t xml:space="preserve">“onaylı algoritma, öz test, rol ve hizmet, sıfırlama”</w:t>
-      </w:r>
-      <w:r>
-        <w:t xml:space="preserve"> </w:t>
-      </w:r>
-      <w:r>
-        <w:t xml:space="preserve">beklentilerine göre</w:t>
-      </w:r>
-      <w:r>
-        <w:t xml:space="preserve"> </w:t>
-      </w:r>
-      <w:r>
-        <w:t xml:space="preserve">inceleyin. Projeniz bir kriptografik modül olsaydı, düzey 1 için neler eksik kalırdı?</w:t>
-      </w:r>
-    </w:p>
-    <w:p>
-      <w:r>
-        <w:pict>
-          <v:rect style="width:0;height:1.5pt" o:hralign="center" o:hrstd="t" o:hr="t"/>
-        </w:pict>
-      </w:r>
-    </w:p>
-    <w:bookmarkEnd w:id="49"/>
-    <w:bookmarkStart w:id="50" w:name="kendini-sınama"/>
-    <w:p>
-      <w:pPr>
-        <w:pStyle w:val="Heading2"/>
-      </w:pPr>
-      <w:r>
-        <w:t xml:space="preserve">11. Kendini sınama</w:t>
-      </w:r>
-    </w:p>
-    <w:p>
-      <w:pPr>
-        <w:pStyle w:val="BlockText"/>
-      </w:pPr>
-      <w:r>
-        <w:rPr>
-          <w:b/>
-          <w:bCs/>
-        </w:rPr>
-        <w:t xml:space="preserve">1. İşlevsel güvenlik gereksinimi ile güvence gereksinimi arasındaki fark nedir?</w:t>
-      </w:r>
-    </w:p>
-    <w:p>
-      <w:pPr>
-        <w:pStyle w:val="BlockText"/>
-      </w:pPr>
-      <w:r>
-        <w:t xml:space="preserve">İşlevsel gereksinim ürünün hangi güvenlik işlevini yerine getireceğini, güvence gereksinimi bu işlevin doğru yerine</w:t>
-      </w:r>
-      <w:r>
-        <w:t xml:space="preserve"> </w:t>
-      </w:r>
-      <w:r>
-        <w:t xml:space="preserve">getirildiğine nasıl güvenileceğini (inceleme, test, belge) tanımlar.</w:t>
-      </w:r>
-    </w:p>
-    <w:p>
-      <w:pPr>
-        <w:pStyle w:val="BlockText"/>
-      </w:pPr>
-      <w:r>
-        <w:rPr>
-          <w:b/>
-          <w:bCs/>
-        </w:rPr>
-        <w:t xml:space="preserve">2. İyi bir gereksinimin beş özelliği nedir?</w:t>
-      </w:r>
-    </w:p>
-    <w:p>
-      <w:pPr>
-        <w:pStyle w:val="BlockText"/>
-      </w:pPr>
-      <w:r>
-        <w:t xml:space="preserve">Tekil, doğrulanabilir, izlenebilir, uygulanabilir ve</w:t>
-      </w:r>
-      <w:r>
-        <w:t xml:space="preserve"> </w:t>
-      </w:r>
-      <w:r>
-        <w:t xml:space="preserve">“nasıl”</w:t>
-      </w:r>
-      <w:r>
-        <w:t xml:space="preserve"> </w:t>
-      </w:r>
-      <w:r>
-        <w:t xml:space="preserve">değil</w:t>
-      </w:r>
-      <w:r>
-        <w:t xml:space="preserve"> </w:t>
-      </w:r>
-      <w:r>
-        <w:t xml:space="preserve">“ne”</w:t>
-      </w:r>
-      <w:r>
-        <w:t xml:space="preserve"> </w:t>
-      </w:r>
-      <w:r>
-        <w:t xml:space="preserve">odaklı.</w:t>
-      </w:r>
-    </w:p>
-    <w:p>
-      <w:pPr>
-        <w:pStyle w:val="BlockText"/>
-      </w:pPr>
-      <w:r>
-        <w:rPr>
-          <w:b/>
-          <w:bCs/>
-        </w:rPr>
-        <w:t xml:space="preserve">3. Uyum matrisinde ileri ve geri izlenebilirlik neyi sorar?</w:t>
-      </w:r>
-    </w:p>
-    <w:p>
-      <w:pPr>
-        <w:pStyle w:val="BlockText"/>
-      </w:pPr>
-      <w:r>
-        <w:t xml:space="preserve">İleri: her gereksinim bir önleme ve doğrulamaya gidiyor mu? Geri: her önlem bir gereksinime ya da tehdide dayanıyor mu?</w:t>
-      </w:r>
-    </w:p>
-    <w:p>
-      <w:pPr>
-        <w:pStyle w:val="BlockText"/>
-      </w:pPr>
-      <w:r>
-        <w:rPr>
-          <w:b/>
-          <w:bCs/>
-        </w:rPr>
-        <w:t xml:space="preserve">4.</w:t>
-      </w:r>
-      <w:r>
-        <w:rPr>
-          <w:b/>
-          <w:bCs/>
-        </w:rPr>
-        <w:t xml:space="preserve"> </w:t>
-      </w:r>
-      <w:r>
-        <w:rPr>
-          <w:b/>
-          <w:bCs/>
-        </w:rPr>
-        <w:t xml:space="preserve">‘Devredildi’</w:t>
-      </w:r>
-      <w:r>
-        <w:rPr>
-          <w:b/>
-          <w:bCs/>
-        </w:rPr>
-        <w:t xml:space="preserve"> </w:t>
-      </w:r>
-      <w:r>
-        <w:rPr>
-          <w:b/>
-          <w:bCs/>
-        </w:rPr>
-        <w:t xml:space="preserve">durumu ne zaman kullanılır? Nasıl yazılmalıdır?</w:t>
-      </w:r>
-    </w:p>
-    <w:p>
-      <w:pPr>
-        <w:pStyle w:val="BlockText"/>
-      </w:pPr>
-      <w:r>
-        <w:t xml:space="preserve">Gereksinimi bileşen değil başka bir taraf (üst uygulama, işletim sistemi) karşılayabiliyorsa. Kime, neden devredildiği</w:t>
-      </w:r>
-      <w:r>
-        <w:t xml:space="preserve"> </w:t>
-      </w:r>
-      <w:r>
-        <w:t xml:space="preserve">ve karşı tarafın nasıl karşılayacağı açıkça yazılmalıdır.</w:t>
-      </w:r>
-    </w:p>
-    <w:p>
-      <w:pPr>
-        <w:pStyle w:val="BlockText"/>
-      </w:pPr>
-      <w:r>
-        <w:rPr>
-          <w:b/>
-          <w:bCs/>
-        </w:rPr>
-        <w:t xml:space="preserve">5. EAL4 bir ürün, EAL2 bir üründen her zaman daha güvenli midir?</w:t>
-      </w:r>
-    </w:p>
-    <w:p>
-      <w:pPr>
-        <w:pStyle w:val="BlockText"/>
-      </w:pPr>
-      <w:r>
-        <w:t xml:space="preserve">Hayır. EAL değerlendirmenin derinliğini gösterir; güvenlik, güvenlik hedefindeki tehditlere ve amaçlara bağlıdır.</w:t>
-      </w:r>
-    </w:p>
-    <w:p>
-      <w:pPr>
-        <w:pStyle w:val="BlockText"/>
-      </w:pPr>
-      <w:r>
-        <w:rPr>
-          <w:b/>
-          <w:bCs/>
-        </w:rPr>
-        <w:t xml:space="preserve">6. ST ile PP arasındaki fark nedir?</w:t>
-      </w:r>
-    </w:p>
-    <w:p>
-      <w:pPr>
-        <w:pStyle w:val="BlockText"/>
-      </w:pPr>
-      <w:r>
-        <w:t xml:space="preserve">PP bir ürün sınıfı için ortak gereksinim setidir; ST belirli bir ürünün güvenlik hedefidir ve bir PP’ye uyduğunu iddia</w:t>
-      </w:r>
-      <w:r>
-        <w:t xml:space="preserve"> </w:t>
-      </w:r>
-      <w:r>
-        <w:t xml:space="preserve">edebilir.</w:t>
-      </w:r>
-    </w:p>
-    <w:p>
-      <w:pPr>
-        <w:pStyle w:val="BlockText"/>
-      </w:pPr>
-      <w:r>
-        <w:rPr>
-          <w:b/>
-          <w:bCs/>
-        </w:rPr>
-        <w:t xml:space="preserve">7. CEM’de saldırı potansiyeli hangi etkenlerle puanlanır?</w:t>
-      </w:r>
-    </w:p>
-    <w:p>
-      <w:pPr>
-        <w:pStyle w:val="BlockText"/>
-      </w:pPr>
-      <w:r>
-        <w:t xml:space="preserve">Geçen süre, uzmanlık, ürün hakkında bilgi, fırsat penceresi ve ekipman.</w:t>
-      </w:r>
-    </w:p>
-    <w:p>
-      <w:pPr>
-        <w:pStyle w:val="BlockText"/>
-      </w:pPr>
-      <w:r>
-        <w:rPr>
-          <w:b/>
-          <w:bCs/>
-        </w:rPr>
-        <w:t xml:space="preserve">8. FIPS 140-3’te düzey 2 ile düzey 3’ün farkı nedir?</w:t>
-      </w:r>
-    </w:p>
-    <w:p>
-      <w:pPr>
-        <w:pStyle w:val="BlockText"/>
-      </w:pPr>
-      <w:r>
-        <w:t xml:space="preserve">Düzey 2 kurcalama izi ve rol tabanlı kimlik doğrulama ister; düzey 3 kurcalamaya direnç ve yanıt (anahtarın silinmesi)</w:t>
-      </w:r>
-      <w:r>
-        <w:t xml:space="preserve"> </w:t>
-      </w:r>
-      <w:r>
-        <w:t xml:space="preserve">ile kimlik tabanlı kimlik doğrulama ister.</w:t>
-      </w:r>
-    </w:p>
-    <w:p>
-      <w:pPr>
-        <w:pStyle w:val="BlockText"/>
-      </w:pPr>
-      <w:r>
-        <w:rPr>
-          <w:b/>
-          <w:bCs/>
-        </w:rPr>
-        <w:t xml:space="preserve">9.</w:t>
-      </w:r>
-      <w:r>
-        <w:rPr>
-          <w:b/>
-          <w:bCs/>
-        </w:rPr>
-        <w:t xml:space="preserve"> </w:t>
-      </w:r>
-      <w:r>
-        <w:rPr>
-          <w:b/>
-          <w:bCs/>
-        </w:rPr>
-        <w:t xml:space="preserve">‘FIPS doğrulanmış bir kütüphane kullanıyoruz’</w:t>
-      </w:r>
-      <w:r>
-        <w:rPr>
-          <w:b/>
-          <w:bCs/>
-        </w:rPr>
-        <w:t xml:space="preserve"> </w:t>
-      </w:r>
-      <w:r>
-        <w:rPr>
-          <w:b/>
-          <w:bCs/>
-        </w:rPr>
-        <w:t xml:space="preserve">demek neden yetmez?</w:t>
-      </w:r>
-    </w:p>
-    <w:p>
-      <w:pPr>
-        <w:pStyle w:val="BlockText"/>
-      </w:pPr>
-      <w:r>
-        <w:t xml:space="preserve">Uygulama kütüphaneyi yanlış kullanabilir (nonce tekrarı, doğrulamayı kapatma, anahtarı bellekte bırakma); doğrulama</w:t>
-      </w:r>
-      <w:r>
-        <w:t xml:space="preserve"> </w:t>
-      </w:r>
-      <w:r>
-        <w:t xml:space="preserve">modülü kapsar, uygulamanın kendisini değil.</w:t>
-      </w:r>
-    </w:p>
-    <w:p>
-      <w:pPr>
-        <w:pStyle w:val="BlockText"/>
-      </w:pPr>
-      <w:r>
-        <w:rPr>
-          <w:b/>
-          <w:bCs/>
-        </w:rPr>
-        <w:t xml:space="preserve">10. ISO/IEC 27001 ile Ortak Kriterler neyi sertifikalar?</w:t>
-      </w:r>
-    </w:p>
-    <w:p>
-      <w:pPr>
-        <w:pStyle w:val="BlockText"/>
-      </w:pPr>
-      <w:r>
-        <w:t xml:space="preserve">ISO/IEC 27001 kurumun bilgi güvenliği yönetim sistemini; Ortak Kriterler bir ürünü.</w:t>
-      </w:r>
-    </w:p>
-    <w:p>
-      <w:r>
-        <w:pict>
-          <v:rect style="width:0;height:1.5pt" o:hralign="center" o:hrstd="t" o:hr="t"/>
-        </w:pict>
-      </w:r>
-    </w:p>
-    <w:bookmarkEnd w:id="50"/>
-    <w:bookmarkStart w:id="51" w:name="kaynaklar-ve-ileri-okuma"/>
-    <w:p>
-      <w:pPr>
-        <w:pStyle w:val="Heading2"/>
-      </w:pPr>
-      <w:r>
-        <w:t xml:space="preserve">12. Kaynaklar ve ileri okuma</w:t>
-      </w:r>
-    </w:p>
-    <w:p>
-      <w:pPr>
-        <w:pStyle w:val="FirstParagraph"/>
-      </w:pPr>
-      <w:r>
-        <w:rPr>
-          <w:b/>
-          <w:bCs/>
-        </w:rPr>
-        <w:t xml:space="preserve">Ders kitabı</w:t>
-      </w:r>
-      <w:r>
-        <w:t xml:space="preserve"> </w:t>
-      </w:r>
-      <w:r>
-        <w:t xml:space="preserve">— J. Viega, M. Messier,</w:t>
-      </w:r>
-      <w:r>
-        <w:t xml:space="preserve"> </w:t>
-      </w:r>
-      <w:r>
-        <w:rPr>
-          <w:i/>
-          <w:iCs/>
-        </w:rPr>
-        <w:t xml:space="preserve">Secure Programming Cookbook for C and C++</w:t>
-      </w:r>
-      <w:r>
-        <w:t xml:space="preserve">, O’Reilly, 2003: Tarif 11.18</w:t>
-      </w:r>
-      <w:r>
-        <w:t xml:space="preserve"> </w:t>
-      </w:r>
-      <w:r>
-        <w:t xml:space="preserve">(istatistiksel rastgelelik testleri ve FIPS 140 bağlamı; bugün FIPS 140-3 ve NIST SP 800-90B/22).</w:t>
-      </w:r>
-    </w:p>
-    <w:p>
-      <w:pPr>
-        <w:pStyle w:val="BodyText"/>
-      </w:pPr>
-      <w:r>
-        <w:rPr>
-          <w:b/>
-          <w:bCs/>
-        </w:rPr>
-        <w:t xml:space="preserve">Açık standartlar ve kaynaklar</w:t>
+        <w:rPr>
+          <w:b/>
+          <w:bCs/>
+        </w:rPr>
+        <w:t xml:space="preserve">S1 — Kaynaklar:</w:t>
+      </w:r>
+      <w:r>
+        <w:t xml:space="preserve"> </w:t>
+      </w:r>
+      <w:r>
+        <w:t xml:space="preserve">hangi standartlara dayandığınızı (ETSI EN 303 645, OWASP MASVS, NIST SSDF, CERT) belirtin.</w:t>
       </w:r>
     </w:p>
     <w:p>
@@ -6813,7 +6964,598 @@
         </w:numPr>
       </w:pPr>
       <w:r>
-        <w:t xml:space="preserve">ISO/IEC 15408 (Ortak Kriterler) ve ISO/IEC 18045 (CEM); commoncriteriaportal.org’daki koruma profilleri.</w:t>
+        <w:t xml:space="preserve">Varlık tablonuzu (S5) gereksinimlere göre gözden geçirin: her varlığın yaşam döngüsü ve koruma sınıfı dolu mu?</w:t>
+      </w:r>
+    </w:p>
+    <w:p>
+      <w:r>
+        <w:pict>
+          <v:rect style="width:0;height:1.5pt" o:hralign="center" o:hrstd="t" o:hr="t"/>
+        </w:pict>
+      </w:r>
+    </w:p>
+    <w:bookmarkEnd w:id="48"/>
+    <w:bookmarkStart w:id="49" w:name="kendi-başına-çalış"/>
+    <w:p>
+      <w:pPr>
+        <w:pStyle w:val="Heading2"/>
+      </w:pPr>
+      <w:r>
+        <w:t xml:space="preserve">10. Kendi başına çalış</w:t>
+      </w:r>
+    </w:p>
+    <w:p>
+      <w:pPr>
+        <w:pStyle w:val="BlockText"/>
+      </w:pPr>
+      <w:r>
+        <w:rPr>
+          <w:b/>
+          <w:bCs/>
+        </w:rPr>
+        <w:t xml:space="preserve">Alıştırma 1 — Kolay: Gereksinimi düzeltin</w:t>
+      </w:r>
+    </w:p>
+    <w:p>
+      <w:pPr>
+        <w:pStyle w:val="BlockText"/>
+      </w:pPr>
+      <w:r>
+        <w:t xml:space="preserve">Şu gereksinimleri</w:t>
+      </w:r>
+      <w:r>
+        <w:t xml:space="preserve"> </w:t>
+      </w:r>
+      <w:r>
+        <w:t xml:space="preserve">“iyi gereksinim”</w:t>
+      </w:r>
+      <w:r>
+        <w:t xml:space="preserve"> </w:t>
+      </w:r>
+      <w:r>
+        <w:t xml:space="preserve">ölçütlerine göre yeniden yazın:</w:t>
+      </w:r>
+      <w:r>
+        <w:t xml:space="preserve"> </w:t>
+      </w:r>
+      <w:r>
+        <w:t xml:space="preserve">“Sistem saldırılara dayanıklı olmalıdır”</w:t>
+      </w:r>
+      <w:r>
+        <w:t xml:space="preserve">,</w:t>
+      </w:r>
+      <w:r>
+        <w:t xml:space="preserve"> </w:t>
+      </w:r>
+      <w:r>
+        <w:t xml:space="preserve">“Parolalar güvenli saklanmalıdır”</w:t>
+      </w:r>
+      <w:r>
+        <w:t xml:space="preserve">,</w:t>
+      </w:r>
+      <w:r>
+        <w:t xml:space="preserve"> </w:t>
+      </w:r>
+      <w:r>
+        <w:t xml:space="preserve">“Uygulama hızlı ve güvenli olmalıdır”</w:t>
+      </w:r>
+      <w:r>
+        <w:t xml:space="preserve">.</w:t>
+      </w:r>
+    </w:p>
+    <w:p>
+      <w:pPr>
+        <w:pStyle w:val="BlockText"/>
+      </w:pPr>
+      <w:r>
+        <w:rPr>
+          <w:b/>
+          <w:bCs/>
+        </w:rPr>
+        <w:t xml:space="preserve">Alıştırma 2 — Kolay: ETSI eşlemesi</w:t>
+      </w:r>
+    </w:p>
+    <w:p>
+      <w:pPr>
+        <w:pStyle w:val="BlockText"/>
+      </w:pPr>
+      <w:r>
+        <w:t xml:space="preserve">ETSI EN 303 645’in on üç başlığından projenize uygulananları seçin ve her biri için projenizde hangi önlemin karşılık</w:t>
+      </w:r>
+      <w:r>
+        <w:t xml:space="preserve"> </w:t>
+      </w:r>
+      <w:r>
+        <w:t xml:space="preserve">geldiğini yazın.</w:t>
+      </w:r>
+    </w:p>
+    <w:p>
+      <w:pPr>
+        <w:pStyle w:val="BlockText"/>
+      </w:pPr>
+      <w:r>
+        <w:rPr>
+          <w:b/>
+          <w:bCs/>
+        </w:rPr>
+        <w:t xml:space="preserve">Alıştırma 3 — Orta: Devredilen gereksinimler</w:t>
+      </w:r>
+    </w:p>
+    <w:p>
+      <w:pPr>
+        <w:pStyle w:val="BlockText"/>
+      </w:pPr>
+      <w:r>
+        <w:t xml:space="preserve">Projenizi başka bir uygulamanın içine gömülen bir kütüphane olarak düşünün. Hangi gereksinimleri üst uygulamaya</w:t>
+      </w:r>
+      <w:r>
+        <w:t xml:space="preserve"> </w:t>
+      </w:r>
+      <w:r>
+        <w:t xml:space="preserve">devretmeniz gerekir? Her biri için üst uygulama geliştiricisine yazacağınız bir paragraflık yönergeyi hazırlayın.</w:t>
+      </w:r>
+    </w:p>
+    <w:p>
+      <w:pPr>
+        <w:pStyle w:val="BlockText"/>
+      </w:pPr>
+      <w:r>
+        <w:rPr>
+          <w:b/>
+          <w:bCs/>
+        </w:rPr>
+        <w:t xml:space="preserve">Alıştırma 4 — Orta: Güvenlik hedefi iskeleti</w:t>
+      </w:r>
+    </w:p>
+    <w:p>
+      <w:pPr>
+        <w:pStyle w:val="BlockText"/>
+      </w:pPr>
+      <w:r>
+        <w:t xml:space="preserve">Projeniz için bir Ortak Kriterler güvenlik hedefi (ST) iskeleti çıkarın: TOE tanımı, varsayımlar, tehditler, güvenlik</w:t>
+      </w:r>
+      <w:r>
+        <w:t xml:space="preserve"> </w:t>
+      </w:r>
+      <w:r>
+        <w:t xml:space="preserve">amaçları ve bunlara karşılık gelen gereksinimler. Güvenlik kılavuzunuzun hangi bölümleri hangi ST bölümüne karşılık</w:t>
+      </w:r>
+      <w:r>
+        <w:t xml:space="preserve"> </w:t>
+      </w:r>
+      <w:r>
+        <w:t xml:space="preserve">geliyor?</w:t>
+      </w:r>
+    </w:p>
+    <w:p>
+      <w:pPr>
+        <w:pStyle w:val="BlockText"/>
+      </w:pPr>
+      <w:r>
+        <w:rPr>
+          <w:b/>
+          <w:bCs/>
+        </w:rPr>
+        <w:t xml:space="preserve">Alıştırma 5 — Zor: FIPS 140-3 açığı analizi</w:t>
+      </w:r>
+    </w:p>
+    <w:p>
+      <w:pPr>
+        <w:pStyle w:val="BlockText"/>
+      </w:pPr>
+      <w:r>
+        <w:t xml:space="preserve">Projenizdeki kripto kodunu FIPS 140-3’ün</w:t>
+      </w:r>
+      <w:r>
+        <w:t xml:space="preserve"> </w:t>
+      </w:r>
+      <w:r>
+        <w:t xml:space="preserve">“onaylı algoritma, öz test, rol ve hizmet, sıfırlama”</w:t>
+      </w:r>
+      <w:r>
+        <w:t xml:space="preserve"> </w:t>
+      </w:r>
+      <w:r>
+        <w:t xml:space="preserve">beklentilerine göre</w:t>
+      </w:r>
+      <w:r>
+        <w:t xml:space="preserve"> </w:t>
+      </w:r>
+      <w:r>
+        <w:t xml:space="preserve">inceleyin. Projeniz bir kriptografik modül olsaydı, düzey 1 için neler eksik kalırdı?</w:t>
+      </w:r>
+    </w:p>
+    <w:p>
+      <w:r>
+        <w:pict>
+          <v:rect style="width:0;height:1.5pt" o:hralign="center" o:hrstd="t" o:hr="t"/>
+        </w:pict>
+      </w:r>
+    </w:p>
+    <w:bookmarkEnd w:id="49"/>
+    <w:bookmarkStart w:id="50" w:name="kendini-sınama"/>
+    <w:p>
+      <w:pPr>
+        <w:pStyle w:val="Heading2"/>
+      </w:pPr>
+      <w:r>
+        <w:t xml:space="preserve">11. Kendini sınama</w:t>
+      </w:r>
+    </w:p>
+    <w:p>
+      <w:pPr>
+        <w:pStyle w:val="BlockText"/>
+      </w:pPr>
+      <w:r>
+        <w:rPr>
+          <w:b/>
+          <w:bCs/>
+        </w:rPr>
+        <w:t xml:space="preserve">1. İşlevsel güvenlik gereksinimi ile güvence gereksinimi arasındaki fark nedir?</w:t>
+      </w:r>
+    </w:p>
+    <w:p>
+      <w:pPr>
+        <w:pStyle w:val="BlockText"/>
+      </w:pPr>
+      <w:r>
+        <w:t xml:space="preserve">İşlevsel gereksinim ürünün hangi güvenlik işlevini yerine getireceğini, güvence gereksinimi bu işlevin doğru yerine</w:t>
+      </w:r>
+      <w:r>
+        <w:t xml:space="preserve"> </w:t>
+      </w:r>
+      <w:r>
+        <w:t xml:space="preserve">getirildiğine nasıl güvenileceğini (inceleme, test, belge) tanımlar.</w:t>
+      </w:r>
+    </w:p>
+    <w:p>
+      <w:pPr>
+        <w:pStyle w:val="BlockText"/>
+      </w:pPr>
+      <w:r>
+        <w:rPr>
+          <w:b/>
+          <w:bCs/>
+        </w:rPr>
+        <w:t xml:space="preserve">2. İyi bir gereksinimin beş özelliği nedir?</w:t>
+      </w:r>
+    </w:p>
+    <w:p>
+      <w:pPr>
+        <w:pStyle w:val="BlockText"/>
+      </w:pPr>
+      <w:r>
+        <w:t xml:space="preserve">Tekil, doğrulanabilir, izlenebilir, uygulanabilir ve</w:t>
+      </w:r>
+      <w:r>
+        <w:t xml:space="preserve"> </w:t>
+      </w:r>
+      <w:r>
+        <w:t xml:space="preserve">“nasıl”</w:t>
+      </w:r>
+      <w:r>
+        <w:t xml:space="preserve"> </w:t>
+      </w:r>
+      <w:r>
+        <w:t xml:space="preserve">değil</w:t>
+      </w:r>
+      <w:r>
+        <w:t xml:space="preserve"> </w:t>
+      </w:r>
+      <w:r>
+        <w:t xml:space="preserve">“ne”</w:t>
+      </w:r>
+      <w:r>
+        <w:t xml:space="preserve"> </w:t>
+      </w:r>
+      <w:r>
+        <w:t xml:space="preserve">odaklı.</w:t>
+      </w:r>
+    </w:p>
+    <w:p>
+      <w:pPr>
+        <w:pStyle w:val="BlockText"/>
+      </w:pPr>
+      <w:r>
+        <w:rPr>
+          <w:b/>
+          <w:bCs/>
+        </w:rPr>
+        <w:t xml:space="preserve">3. Uyum matrisinde ileri ve geri izlenebilirlik neyi sorar?</w:t>
+      </w:r>
+    </w:p>
+    <w:p>
+      <w:pPr>
+        <w:pStyle w:val="BlockText"/>
+      </w:pPr>
+      <w:r>
+        <w:t xml:space="preserve">İleri: her gereksinim bir önleme ve doğrulamaya gidiyor mu? Geri: her önlem bir gereksinime ya da tehdide dayanıyor mu?</w:t>
+      </w:r>
+    </w:p>
+    <w:p>
+      <w:pPr>
+        <w:pStyle w:val="BlockText"/>
+      </w:pPr>
+      <w:r>
+        <w:rPr>
+          <w:b/>
+          <w:bCs/>
+        </w:rPr>
+        <w:t xml:space="preserve">4.</w:t>
+      </w:r>
+      <w:r>
+        <w:rPr>
+          <w:b/>
+          <w:bCs/>
+        </w:rPr>
+        <w:t xml:space="preserve"> </w:t>
+      </w:r>
+      <w:r>
+        <w:rPr>
+          <w:b/>
+          <w:bCs/>
+        </w:rPr>
+        <w:t xml:space="preserve">‘Devredildi’</w:t>
+      </w:r>
+      <w:r>
+        <w:rPr>
+          <w:b/>
+          <w:bCs/>
+        </w:rPr>
+        <w:t xml:space="preserve"> </w:t>
+      </w:r>
+      <w:r>
+        <w:rPr>
+          <w:b/>
+          <w:bCs/>
+        </w:rPr>
+        <w:t xml:space="preserve">durumu ne zaman kullanılır? Nasıl yazılmalıdır?</w:t>
+      </w:r>
+    </w:p>
+    <w:p>
+      <w:pPr>
+        <w:pStyle w:val="BlockText"/>
+      </w:pPr>
+      <w:r>
+        <w:t xml:space="preserve">Gereksinimi bileşen değil başka bir taraf (üst uygulama, işletim sistemi) karşılayabiliyorsa. Kime, neden devredildiği</w:t>
+      </w:r>
+      <w:r>
+        <w:t xml:space="preserve"> </w:t>
+      </w:r>
+      <w:r>
+        <w:t xml:space="preserve">ve karşı tarafın nasıl karşılayacağı açıkça yazılmalıdır.</w:t>
+      </w:r>
+    </w:p>
+    <w:p>
+      <w:pPr>
+        <w:pStyle w:val="BlockText"/>
+      </w:pPr>
+      <w:r>
+        <w:rPr>
+          <w:b/>
+          <w:bCs/>
+        </w:rPr>
+        <w:t xml:space="preserve">5. EAL4 bir ürün, EAL2 bir üründen her zaman daha güvenli midir?</w:t>
+      </w:r>
+    </w:p>
+    <w:p>
+      <w:pPr>
+        <w:pStyle w:val="BlockText"/>
+      </w:pPr>
+      <w:r>
+        <w:t xml:space="preserve">Hayır. EAL değerlendirmenin derinliğini gösterir; güvenlik, güvenlik hedefindeki tehditlere ve amaçlara bağlıdır.</w:t>
+      </w:r>
+    </w:p>
+    <w:p>
+      <w:pPr>
+        <w:pStyle w:val="BlockText"/>
+      </w:pPr>
+      <w:r>
+        <w:rPr>
+          <w:b/>
+          <w:bCs/>
+        </w:rPr>
+        <w:t xml:space="preserve">6. ST ile PP arasındaki fark nedir?</w:t>
+      </w:r>
+    </w:p>
+    <w:p>
+      <w:pPr>
+        <w:pStyle w:val="BlockText"/>
+      </w:pPr>
+      <w:r>
+        <w:t xml:space="preserve">PP bir ürün sınıfı için ortak gereksinim setidir; ST belirli bir ürünün güvenlik hedefidir ve bir PP’ye uyduğunu iddia</w:t>
+      </w:r>
+      <w:r>
+        <w:t xml:space="preserve"> </w:t>
+      </w:r>
+      <w:r>
+        <w:t xml:space="preserve">edebilir.</w:t>
+      </w:r>
+    </w:p>
+    <w:p>
+      <w:pPr>
+        <w:pStyle w:val="BlockText"/>
+      </w:pPr>
+      <w:r>
+        <w:rPr>
+          <w:b/>
+          <w:bCs/>
+        </w:rPr>
+        <w:t xml:space="preserve">7. CEM’de saldırı potansiyeli hangi etkenlerle puanlanır?</w:t>
+      </w:r>
+    </w:p>
+    <w:p>
+      <w:pPr>
+        <w:pStyle w:val="BlockText"/>
+      </w:pPr>
+      <w:r>
+        <w:t xml:space="preserve">Geçen süre, uzmanlık, ürün hakkında bilgi, fırsat penceresi ve ekipman.</w:t>
+      </w:r>
+    </w:p>
+    <w:p>
+      <w:pPr>
+        <w:pStyle w:val="BlockText"/>
+      </w:pPr>
+      <w:r>
+        <w:rPr>
+          <w:b/>
+          <w:bCs/>
+        </w:rPr>
+        <w:t xml:space="preserve">8. FIPS 140-3’te düzey 2 ile düzey 3’ün farkı nedir?</w:t>
+      </w:r>
+    </w:p>
+    <w:p>
+      <w:pPr>
+        <w:pStyle w:val="BlockText"/>
+      </w:pPr>
+      <w:r>
+        <w:t xml:space="preserve">Düzey 2 kurcalama izi ve rol tabanlı kimlik doğrulama ister; düzey 3 kurcalamaya direnç ve yanıt (anahtarın silinmesi)</w:t>
+      </w:r>
+      <w:r>
+        <w:t xml:space="preserve"> </w:t>
+      </w:r>
+      <w:r>
+        <w:t xml:space="preserve">ile kimlik tabanlı kimlik doğrulama ister.</w:t>
+      </w:r>
+    </w:p>
+    <w:p>
+      <w:pPr>
+        <w:pStyle w:val="BlockText"/>
+      </w:pPr>
+      <w:r>
+        <w:rPr>
+          <w:b/>
+          <w:bCs/>
+        </w:rPr>
+        <w:t xml:space="preserve">9.</w:t>
+      </w:r>
+      <w:r>
+        <w:rPr>
+          <w:b/>
+          <w:bCs/>
+        </w:rPr>
+        <w:t xml:space="preserve"> </w:t>
+      </w:r>
+      <w:r>
+        <w:rPr>
+          <w:b/>
+          <w:bCs/>
+        </w:rPr>
+        <w:t xml:space="preserve">‘FIPS doğrulanmış bir kütüphane kullanıyoruz’</w:t>
+      </w:r>
+      <w:r>
+        <w:rPr>
+          <w:b/>
+          <w:bCs/>
+        </w:rPr>
+        <w:t xml:space="preserve"> </w:t>
+      </w:r>
+      <w:r>
+        <w:rPr>
+          <w:b/>
+          <w:bCs/>
+        </w:rPr>
+        <w:t xml:space="preserve">demek neden yetmez?</w:t>
+      </w:r>
+    </w:p>
+    <w:p>
+      <w:pPr>
+        <w:pStyle w:val="BlockText"/>
+      </w:pPr>
+      <w:r>
+        <w:t xml:space="preserve">Uygulama kütüphaneyi yanlış kullanabilir (nonce tekrarı, doğrulamayı kapatma, anahtarı bellekte bırakma); doğrulama</w:t>
+      </w:r>
+      <w:r>
+        <w:t xml:space="preserve"> </w:t>
+      </w:r>
+      <w:r>
+        <w:t xml:space="preserve">modülü kapsar, uygulamanın kendisini değil.</w:t>
+      </w:r>
+    </w:p>
+    <w:p>
+      <w:pPr>
+        <w:pStyle w:val="BlockText"/>
+      </w:pPr>
+      <w:r>
+        <w:rPr>
+          <w:b/>
+          <w:bCs/>
+        </w:rPr>
+        <w:t xml:space="preserve">10. ISO/IEC 27001 ile Ortak Kriterler neyi sertifikalar?</w:t>
+      </w:r>
+    </w:p>
+    <w:p>
+      <w:pPr>
+        <w:pStyle w:val="BlockText"/>
+      </w:pPr>
+      <w:r>
+        <w:t xml:space="preserve">ISO/IEC 27001 kurumun bilgi güvenliği yönetim sistemini; Ortak Kriterler bir ürünü.</w:t>
+      </w:r>
+    </w:p>
+    <w:p>
+      <w:r>
+        <w:pict>
+          <v:rect style="width:0;height:1.5pt" o:hralign="center" o:hrstd="t" o:hr="t"/>
+        </w:pict>
+      </w:r>
+    </w:p>
+    <w:bookmarkEnd w:id="50"/>
+    <w:bookmarkStart w:id="51" w:name="kaynaklar-ve-ileri-okuma"/>
+    <w:p>
+      <w:pPr>
+        <w:pStyle w:val="Heading2"/>
+      </w:pPr>
+      <w:r>
+        <w:t xml:space="preserve">12. Kaynaklar ve ileri okuma</w:t>
+      </w:r>
+    </w:p>
+    <w:p>
+      <w:pPr>
+        <w:pStyle w:val="FirstParagraph"/>
+      </w:pPr>
+      <w:r>
+        <w:rPr>
+          <w:b/>
+          <w:bCs/>
+        </w:rPr>
+        <w:t xml:space="preserve">Ders kitabı</w:t>
+      </w:r>
+      <w:r>
+        <w:t xml:space="preserve"> </w:t>
+      </w:r>
+      <w:r>
+        <w:t xml:space="preserve">— J. Viega, M. Messier,</w:t>
+      </w:r>
+      <w:r>
+        <w:t xml:space="preserve"> </w:t>
+      </w:r>
+      <w:r>
+        <w:rPr>
+          <w:i/>
+          <w:iCs/>
+        </w:rPr>
+        <w:t xml:space="preserve">Secure Programming Cookbook for C and C++</w:t>
+      </w:r>
+      <w:r>
+        <w:t xml:space="preserve">, O’Reilly, 2003: Tarif 11.18</w:t>
+      </w:r>
+      <w:r>
+        <w:t xml:space="preserve"> </w:t>
+      </w:r>
+      <w:r>
+        <w:t xml:space="preserve">(istatistiksel rastgelelik testleri ve FIPS 140 bağlamı; bugün FIPS 140-3 ve NIST SP 800-90B/22).</w:t>
+      </w:r>
+    </w:p>
+    <w:p>
+      <w:pPr>
+        <w:pStyle w:val="BodyText"/>
+      </w:pPr>
+      <w:r>
+        <w:rPr>
+          <w:b/>
+          <w:bCs/>
+        </w:rPr>
+        <w:t xml:space="preserve">Açık standartlar ve kaynaklar</w:t>
       </w:r>
     </w:p>
     <w:p>
@@ -6821,11 +7563,11 @@
         <w:pStyle w:val="Compact"/>
         <w:numPr>
           <w:ilvl w:val="0"/>
-          <w:numId w:val="1009"/>
+          <w:numId w:val="1010"/>
         </w:numPr>
       </w:pPr>
       <w:r>
-        <w:t xml:space="preserve">FIPS 140-3, ISO/IEC 19790 ve 24759; NIST SP 800-140 serisi; CMVP ve CAVP.</w:t>
+        <w:t xml:space="preserve">ISO/IEC 15408 (Ortak Kriterler) ve ISO/IEC 18045 (CEM); commoncriteriaportal.org’daki koruma profilleri.</w:t>
       </w:r>
     </w:p>
     <w:p>
@@ -6833,11 +7575,11 @@
         <w:pStyle w:val="Compact"/>
         <w:numPr>
           <w:ilvl w:val="0"/>
-          <w:numId w:val="1009"/>
+          <w:numId w:val="1010"/>
         </w:numPr>
       </w:pPr>
       <w:r>
-        <w:t xml:space="preserve">ETSI EN 303 645 ve ETSI TS 103 701 (uygunluk değerlendirmesi).</w:t>
+        <w:t xml:space="preserve">FIPS 140-3, ISO/IEC 19790 ve 24759; NIST SP 800-140 serisi; CMVP ve CAVP.</w:t>
       </w:r>
     </w:p>
     <w:p>
@@ -6845,11 +7587,11 @@
         <w:pStyle w:val="Compact"/>
         <w:numPr>
           <w:ilvl w:val="0"/>
-          <w:numId w:val="1009"/>
+          <w:numId w:val="1010"/>
         </w:numPr>
       </w:pPr>
       <w:r>
-        <w:t xml:space="preserve">GSMA IoT Security Guidelines; GSMA SAS.</w:t>
+        <w:t xml:space="preserve">ETSI EN 303 645 ve ETSI TS 103 701 (uygunluk değerlendirmesi).</w:t>
       </w:r>
     </w:p>
     <w:p>
@@ -6857,11 +7599,11 @@
         <w:pStyle w:val="Compact"/>
         <w:numPr>
           <w:ilvl w:val="0"/>
-          <w:numId w:val="1009"/>
+          <w:numId w:val="1010"/>
         </w:numPr>
       </w:pPr>
       <w:r>
-        <w:t xml:space="preserve">EMVCo yazılım tabanlı mobil ödeme belgeleri (genel yapı); PCI MPoC, PCI DSS v4.0, PCI Secure Software Framework.</w:t>
+        <w:t xml:space="preserve">GSMA IoT Security Guidelines; GSMA SAS.</w:t>
       </w:r>
     </w:p>
     <w:p>
@@ -6869,11 +7611,11 @@
         <w:pStyle w:val="Compact"/>
         <w:numPr>
           <w:ilvl w:val="0"/>
-          <w:numId w:val="1009"/>
+          <w:numId w:val="1010"/>
         </w:numPr>
       </w:pPr>
       <w:r>
-        <w:t xml:space="preserve">OWASP MASVS ve MASTG; NIST SP 800-218 (SSDF).</w:t>
+        <w:t xml:space="preserve">EMVCo yazılım tabanlı mobil ödeme belgeleri (genel yapı); PCI MPoC, PCI DSS v4.0, PCI Secure Software Framework.</w:t>
       </w:r>
     </w:p>
     <w:p>
@@ -6881,7 +7623,19 @@
         <w:pStyle w:val="Compact"/>
         <w:numPr>
           <w:ilvl w:val="0"/>
-          <w:numId w:val="1009"/>
+          <w:numId w:val="1010"/>
+        </w:numPr>
+      </w:pPr>
+      <w:r>
+        <w:t xml:space="preserve">OWASP MASVS ve MASTG; NIST SP 800-218 (SSDF).</w:t>
+      </w:r>
+    </w:p>
+    <w:p>
+      <w:pPr>
+        <w:pStyle w:val="Compact"/>
+        <w:numPr>
+          <w:ilvl w:val="0"/>
+          <w:numId w:val="1010"/>
         </w:numPr>
       </w:pPr>
       <w:r>
@@ -7786,34 +8540,7 @@
     <w:abstractNumId w:val="991"/>
   </w:num>
   <w:num w:numId="1003">
-    <w:abstractNumId w:val="99411"/>
-    <w:lvlOverride w:ilvl="0">
-      <w:startOverride w:val="1"/>
-    </w:lvlOverride>
-    <w:lvlOverride w:ilvl="1">
-      <w:startOverride w:val="1"/>
-    </w:lvlOverride>
-    <w:lvlOverride w:ilvl="2">
-      <w:startOverride w:val="1"/>
-    </w:lvlOverride>
-    <w:lvlOverride w:ilvl="3">
-      <w:startOverride w:val="1"/>
-    </w:lvlOverride>
-    <w:lvlOverride w:ilvl="4">
-      <w:startOverride w:val="1"/>
-    </w:lvlOverride>
-    <w:lvlOverride w:ilvl="5">
-      <w:startOverride w:val="1"/>
-    </w:lvlOverride>
-    <w:lvlOverride w:ilvl="6">
-      <w:startOverride w:val="1"/>
-    </w:lvlOverride>
-    <w:lvlOverride w:ilvl="7">
-      <w:startOverride w:val="1"/>
-    </w:lvlOverride>
-    <w:lvlOverride w:ilvl="8">
-      <w:startOverride w:val="1"/>
-    </w:lvlOverride>
+    <w:abstractNumId w:val="991"/>
   </w:num>
   <w:num w:numId="1004">
     <w:abstractNumId w:val="99411"/>
@@ -7846,7 +8573,34 @@
     </w:lvlOverride>
   </w:num>
   <w:num w:numId="1005">
-    <w:abstractNumId w:val="992"/>
+    <w:abstractNumId w:val="99411"/>
+    <w:lvlOverride w:ilvl="0">
+      <w:startOverride w:val="1"/>
+    </w:lvlOverride>
+    <w:lvlOverride w:ilvl="1">
+      <w:startOverride w:val="1"/>
+    </w:lvlOverride>
+    <w:lvlOverride w:ilvl="2">
+      <w:startOverride w:val="1"/>
+    </w:lvlOverride>
+    <w:lvlOverride w:ilvl="3">
+      <w:startOverride w:val="1"/>
+    </w:lvlOverride>
+    <w:lvlOverride w:ilvl="4">
+      <w:startOverride w:val="1"/>
+    </w:lvlOverride>
+    <w:lvlOverride w:ilvl="5">
+      <w:startOverride w:val="1"/>
+    </w:lvlOverride>
+    <w:lvlOverride w:ilvl="6">
+      <w:startOverride w:val="1"/>
+    </w:lvlOverride>
+    <w:lvlOverride w:ilvl="7">
+      <w:startOverride w:val="1"/>
+    </w:lvlOverride>
+    <w:lvlOverride w:ilvl="8">
+      <w:startOverride w:val="1"/>
+    </w:lvlOverride>
   </w:num>
   <w:num w:numId="1006">
     <w:abstractNumId w:val="992"/>
@@ -7858,6 +8612,9 @@
     <w:abstractNumId w:val="992"/>
   </w:num>
   <w:num w:numId="1009">
+    <w:abstractNumId w:val="992"/>
+  </w:num>
+  <w:num w:numId="1010">
     <w:abstractNumId w:val="991"/>
   </w:num>
 </w:numbering>

--- a/docs/week-13/cen429-week-13-ders-notu.tr.docx
+++ b/docs/week-13/cen429-week-13-ders-notu.tr.docx
@@ -2,7 +2,7 @@
 <file path=word/document.xml><?xml version="1.0" encoding="utf-8"?>
 <w:document xmlns:w="http://schemas.openxmlformats.org/wordprocessingml/2006/main" xmlns:m="http://schemas.openxmlformats.org/officeDocument/2006/math" xmlns:r="http://schemas.openxmlformats.org/officeDocument/2006/relationships" xmlns:o="urn:schemas-microsoft-com:office:office" xmlns:v="urn:schemas-microsoft-com:vml" xmlns:w10="urn:schemas-microsoft-com:office:word" xmlns:a="http://schemas.openxmlformats.org/drawingml/2006/main" xmlns:pic="http://schemas.openxmlformats.org/drawingml/2006/picture" xmlns:wp="http://schemas.openxmlformats.org/drawingml/2006/wordprocessingDrawing">
   <w:body>
-    <w:bookmarkStart w:id="52" w:name="hafta-13-güvenlik-gereksinimleri"/>
+    <w:bookmarkStart w:id="66" w:name="hafta-13-güvenlik-gereksinimleri"/>
     <w:p>
       <w:pPr>
         <w:pStyle w:val="Heading1"/>
@@ -1311,13 +1311,13 @@
         </w:pict>
       </w:r>
     </w:p>
-    <w:bookmarkStart w:id="22" w:name="X99a7945f35155ed66c820c4f92a680edd8c4a1e"/>
+    <w:bookmarkStart w:id="33" w:name="temel-kavramlar-sıfırdan"/>
     <w:p>
       <w:pPr>
         <w:pStyle w:val="Heading2"/>
       </w:pPr>
       <w:r>
-        <w:t xml:space="preserve">1. Güvenlik gereksinimi nedir? İyi gereksinim nasıl yazılır?</w:t>
+        <w:t xml:space="preserve">0. Temel kavramlar (sıfırdan)</w:t>
       </w:r>
     </w:p>
     <w:p>
@@ -1325,112 +1325,29 @@
         <w:pStyle w:val="FirstParagraph"/>
       </w:pPr>
       <w:r>
-        <w:t xml:space="preserve">Dönem boyunca her önlemi bir</w:t>
-      </w:r>
-      <w:r>
-        <w:t xml:space="preserve"> </w:t>
-      </w:r>
-      <w:r>
-        <w:rPr>
-          <w:b/>
-          <w:bCs/>
-        </w:rPr>
-        <w:t xml:space="preserve">tehdide</w:t>
-      </w:r>
-      <w:r>
-        <w:t xml:space="preserve"> </w:t>
-      </w:r>
-      <w:r>
-        <w:t xml:space="preserve">bağladık:</w:t>
-      </w:r>
-      <w:r>
-        <w:t xml:space="preserve"> </w:t>
-      </w:r>
-      <w:r>
-        <w:t xml:space="preserve">“şu varlığı, şu saldırgana karşı koruyoruz.”</w:t>
-      </w:r>
-      <w:r>
-        <w:t xml:space="preserve"> </w:t>
-      </w:r>
-      <w:r>
-        <w:t xml:space="preserve">Sertifikasyon dünyasında</w:t>
-      </w:r>
-      <w:r>
-        <w:t xml:space="preserve"> </w:t>
-      </w:r>
-      <w:r>
-        <w:t xml:space="preserve">aynı bağ bir adım daha uzar: her önlem bir</w:t>
-      </w:r>
-      <w:r>
-        <w:t xml:space="preserve"> </w:t>
-      </w:r>
-      <w:r>
-        <w:rPr>
-          <w:b/>
-          <w:bCs/>
-        </w:rPr>
-        <w:t xml:space="preserve">gereksinime</w:t>
-      </w:r>
-      <w:r>
-        <w:t xml:space="preserve"> </w:t>
-      </w:r>
-      <w:r>
-        <w:t xml:space="preserve">bağlanır. Gereksinim, ürünün</w:t>
-      </w:r>
-      <w:r>
-        <w:t xml:space="preserve"> </w:t>
-      </w:r>
-      <w:r>
-        <w:rPr>
-          <w:b/>
-          <w:bCs/>
-        </w:rPr>
-        <w:t xml:space="preserve">ne yapması gerektiğini</w:t>
-      </w:r>
-      <w:r>
-        <w:t xml:space="preserve"> </w:t>
-      </w:r>
-      <w:r>
-        <w:t xml:space="preserve">söyler; nasıl yapacağını söylemez. Tasarım ve kod</w:t>
-      </w:r>
-      <w:r>
-        <w:t xml:space="preserve"> </w:t>
-      </w:r>
-      <w:r>
-        <w:t xml:space="preserve">“nasıl”</w:t>
-      </w:r>
-      <w:r>
-        <w:t xml:space="preserve">ı cevaplar; değerlendirici ise</w:t>
-      </w:r>
-      <w:r>
-        <w:t xml:space="preserve"> </w:t>
-      </w:r>
-      <w:r>
-        <w:t xml:space="preserve">“gereksinim karşılanmış mı, kanıtı</w:t>
-      </w:r>
-      <w:r>
-        <w:t xml:space="preserve"> </w:t>
-      </w:r>
-      <w:r>
-        <w:t xml:space="preserve">nerede?”</w:t>
-      </w:r>
-      <w:r>
-        <w:t xml:space="preserve"> </w:t>
-      </w:r>
-      <w:r>
-        <w:t xml:space="preserve">diye sorar.</w:t>
-      </w:r>
-    </w:p>
-    <w:p>
-      <w:pPr>
-        <w:pStyle w:val="BlockText"/>
-      </w:pPr>
-      <w:r>
-        <w:rPr>
-          <w:b/>
-          <w:bCs/>
-        </w:rPr>
-        <w:t xml:space="preserve">Kısa tarihçe: güvenlik gereksinimleri nasıl standartlaştı?</w:t>
+        <w:t xml:space="preserve">Bu bölüm</w:t>
+      </w:r>
+      <w:r>
+        <w:t xml:space="preserve"> </w:t>
+      </w:r>
+      <w:r>
+        <w:rPr>
+          <w:b/>
+          <w:bCs/>
+        </w:rPr>
+        <w:t xml:space="preserve">hiçbir ön bilgi varsaymaz</w:t>
+      </w:r>
+      <w:r>
+        <w:t xml:space="preserve">. Haftanın geri kalanında kullanacağımız terimleri sıfırdan tanımlıyoruz. Bir terimi bilmiyorsanız önce burayı okuyun; sonraki bölümler bunların üzerine kurulur.</w:t>
+      </w:r>
+    </w:p>
+    <w:bookmarkStart w:id="20" w:name="gereksinim-requirement-nedir"/>
+    <w:p>
+      <w:pPr>
+        <w:pStyle w:val="Heading3"/>
+      </w:pPr>
+      <w:r>
+        <w:t xml:space="preserve">Gereksinim (requirement) nedir?</w:t>
       </w:r>
     </w:p>
     <w:p>
@@ -1446,51 +1363,29 @@
           <w:b/>
           <w:bCs/>
         </w:rPr>
-        <w:t xml:space="preserve">1985</w:t>
-      </w:r>
-      <w:r>
-        <w:t xml:space="preserve"> </w:t>
-      </w:r>
-      <w:r>
-        <w:t xml:space="preserve">—</w:t>
-      </w:r>
-      <w:r>
-        <w:t xml:space="preserve"> </w:t>
-      </w:r>
-      <w:r>
-        <w:rPr>
-          <w:b/>
-          <w:bCs/>
-        </w:rPr>
-        <w:t xml:space="preserve">TCSEC</w:t>
-      </w:r>
-      <w:r>
-        <w:t xml:space="preserve"> </w:t>
-      </w:r>
-      <w:r>
-        <w:t xml:space="preserve">(</w:t>
-      </w:r>
-      <w:r>
-        <w:t xml:space="preserve">“Orange Book”</w:t>
-      </w:r>
-      <w:r>
-        <w:t xml:space="preserve">) güvenlik</w:t>
-      </w:r>
-      <w:r>
-        <w:t xml:space="preserve"> </w:t>
-      </w:r>
-      <w:r>
-        <w:rPr>
-          <w:b/>
-          <w:bCs/>
-        </w:rPr>
-        <w:t xml:space="preserve">gereksinim düzeylerini</w:t>
-      </w:r>
-      <w:r>
-        <w:t xml:space="preserve"> </w:t>
-      </w:r>
-      <w:r>
-        <w:t xml:space="preserve">ilk kez resmîleştirir.</w:t>
+        <w:t xml:space="preserve">Gereksinim:</w:t>
+      </w:r>
+      <w:r>
+        <w:t xml:space="preserve"> </w:t>
+      </w:r>
+      <w:r>
+        <w:t xml:space="preserve">sistemin</w:t>
+      </w:r>
+      <w:r>
+        <w:t xml:space="preserve"> </w:t>
+      </w:r>
+      <w:r>
+        <w:rPr>
+          <w:b/>
+          <w:bCs/>
+        </w:rPr>
+        <w:t xml:space="preserve">karşılaması gereken</w:t>
+      </w:r>
+      <w:r>
+        <w:t xml:space="preserve"> </w:t>
+      </w:r>
+      <w:r>
+        <w:t xml:space="preserve">bir koşul.</w:t>
       </w:r>
     </w:p>
     <w:p>
@@ -1502,46 +1397,7 @@
         </w:numPr>
       </w:pPr>
       <w:r>
-        <w:rPr>
-          <w:b/>
-          <w:bCs/>
-        </w:rPr>
-        <w:t xml:space="preserve">1994</w:t>
-      </w:r>
-      <w:r>
-        <w:t xml:space="preserve"> </w:t>
-      </w:r>
-      <w:r>
-        <w:t xml:space="preserve">—</w:t>
-      </w:r>
-      <w:r>
-        <w:t xml:space="preserve"> </w:t>
-      </w:r>
-      <w:r>
-        <w:rPr>
-          <w:b/>
-          <w:bCs/>
-        </w:rPr>
-        <w:t xml:space="preserve">FIPS 140</w:t>
-      </w:r>
-      <w:r>
-        <w:t xml:space="preserve"> </w:t>
-      </w:r>
-      <w:r>
-        <w:t xml:space="preserve">kriptografik modül gereksinimleri (bugün</w:t>
-      </w:r>
-      <w:r>
-        <w:t xml:space="preserve"> </w:t>
-      </w:r>
-      <w:r>
-        <w:rPr>
-          <w:b/>
-          <w:bCs/>
-        </w:rPr>
-        <w:t xml:space="preserve">140-3</w:t>
-      </w:r>
-      <w:r>
-        <w:t xml:space="preserve">, 2019).</w:t>
+        <w:t xml:space="preserve">Güvenlik gereksinimi: bir güvenlik koşulu.</w:t>
       </w:r>
     </w:p>
     <w:p>
@@ -1553,75 +1409,33 @@
         </w:numPr>
       </w:pPr>
       <w:r>
-        <w:rPr>
-          <w:b/>
-          <w:bCs/>
-        </w:rPr>
-        <w:t xml:space="preserve">1999</w:t>
-      </w:r>
-      <w:r>
-        <w:t xml:space="preserve"> </w:t>
-      </w:r>
-      <w:r>
-        <w:t xml:space="preserve">—</w:t>
-      </w:r>
-      <w:r>
-        <w:t xml:space="preserve"> </w:t>
-      </w:r>
-      <w:r>
-        <w:rPr>
-          <w:b/>
-          <w:bCs/>
-        </w:rPr>
-        <w:t xml:space="preserve">Ortak Kriterler (ISO/IEC 15408)</w:t>
-      </w:r>
-      <w:r>
-        <w:t xml:space="preserve">:</w:t>
-      </w:r>
-      <w:r>
-        <w:t xml:space="preserve"> </w:t>
-      </w:r>
-      <w:r>
-        <w:rPr>
-          <w:b/>
-          <w:bCs/>
-        </w:rPr>
-        <w:t xml:space="preserve">PP/ST</w:t>
-      </w:r>
-      <w:r>
-        <w:t xml:space="preserve">,</w:t>
-      </w:r>
-      <w:r>
-        <w:t xml:space="preserve"> </w:t>
-      </w:r>
-      <w:r>
-        <w:rPr>
-          <w:b/>
-          <w:bCs/>
-        </w:rPr>
-        <w:t xml:space="preserve">SFR/SAR</w:t>
-      </w:r>
-      <w:r>
-        <w:t xml:space="preserve"> </w:t>
-      </w:r>
-      <w:r>
-        <w:t xml:space="preserve">ve</w:t>
-      </w:r>
-      <w:r>
-        <w:t xml:space="preserve"> </w:t>
-      </w:r>
-      <w:r>
-        <w:rPr>
-          <w:b/>
-          <w:bCs/>
-        </w:rPr>
-        <w:t xml:space="preserve">EAL</w:t>
-      </w:r>
-      <w:r>
-        <w:t xml:space="preserve"> </w:t>
-      </w:r>
-      <w:r>
-        <w:t xml:space="preserve">kavramları buradan gelir (12. hafta süreci).</w:t>
+        <w:t xml:space="preserve">İyi gereksinim</w:t>
+      </w:r>
+      <w:r>
+        <w:t xml:space="preserve"> </w:t>
+      </w:r>
+      <w:r>
+        <w:rPr>
+          <w:b/>
+          <w:bCs/>
+        </w:rPr>
+        <w:t xml:space="preserve">doğrulanabilir</w:t>
+      </w:r>
+      <w:r>
+        <w:t xml:space="preserve"> </w:t>
+      </w:r>
+      <w:r>
+        <w:t xml:space="preserve">(test edilebilir).</w:t>
+      </w:r>
+    </w:p>
+    <w:bookmarkEnd w:id="20"/>
+    <w:bookmarkStart w:id="21" w:name="üç-tür-gereksinim"/>
+    <w:p>
+      <w:pPr>
+        <w:pStyle w:val="Heading3"/>
+      </w:pPr>
+      <w:r>
+        <w:t xml:space="preserve">Üç tür gereksinim</w:t>
       </w:r>
     </w:p>
     <w:p>
@@ -1629,7 +1443,7 @@
         <w:pStyle w:val="Compact"/>
         <w:numPr>
           <w:ilvl w:val="0"/>
-          <w:numId w:val="1002"/>
+          <w:numId w:val="1003"/>
         </w:numPr>
       </w:pPr>
       <w:r>
@@ -1637,6 +1451,1262 @@
           <w:b/>
           <w:bCs/>
         </w:rPr>
+        <w:t xml:space="preserve">İşlevsel:</w:t>
+      </w:r>
+      <w:r>
+        <w:t xml:space="preserve"> </w:t>
+      </w:r>
+      <w:r>
+        <w:t xml:space="preserve">hangi güvenlik işlevi olacak? (ör. veri AEAD ile korunur)</w:t>
+      </w:r>
+    </w:p>
+    <w:p>
+      <w:pPr>
+        <w:pStyle w:val="Compact"/>
+        <w:numPr>
+          <w:ilvl w:val="0"/>
+          <w:numId w:val="1003"/>
+        </w:numPr>
+      </w:pPr>
+      <w:r>
+        <w:rPr>
+          <w:b/>
+          <w:bCs/>
+        </w:rPr>
+        <w:t xml:space="preserve">Güvence:</w:t>
+      </w:r>
+      <w:r>
+        <w:t xml:space="preserve"> </w:t>
+      </w:r>
+      <w:r>
+        <w:t xml:space="preserve">doğru yapıldığına nasıl güveneceğiz? (ör. test raporu)</w:t>
+      </w:r>
+    </w:p>
+    <w:p>
+      <w:pPr>
+        <w:pStyle w:val="Compact"/>
+        <w:numPr>
+          <w:ilvl w:val="0"/>
+          <w:numId w:val="1003"/>
+        </w:numPr>
+      </w:pPr>
+      <w:r>
+        <w:rPr>
+          <w:b/>
+          <w:bCs/>
+        </w:rPr>
+        <w:t xml:space="preserve">Süreç:</w:t>
+      </w:r>
+      <w:r>
+        <w:t xml:space="preserve"> </w:t>
+      </w:r>
+      <w:r>
+        <w:t xml:space="preserve">kurum nasıl çalışmalı? (ör. her değişiklik incelenir)</w:t>
+      </w:r>
+    </w:p>
+    <w:bookmarkEnd w:id="21"/>
+    <w:bookmarkStart w:id="22" w:name="iyi-vs-kötü-gereksinim"/>
+    <w:p>
+      <w:pPr>
+        <w:pStyle w:val="Heading3"/>
+      </w:pPr>
+      <w:r>
+        <w:t xml:space="preserve">İyi vs kötü gereksinim</w:t>
+      </w:r>
+    </w:p>
+    <w:p>
+      <w:pPr>
+        <w:pStyle w:val="Compact"/>
+        <w:numPr>
+          <w:ilvl w:val="0"/>
+          <w:numId w:val="1004"/>
+        </w:numPr>
+      </w:pPr>
+      <w:r>
+        <w:rPr>
+          <w:b/>
+          <w:bCs/>
+        </w:rPr>
+        <w:t xml:space="preserve">Kötü:</w:t>
+      </w:r>
+      <w:r>
+        <w:t xml:space="preserve"> </w:t>
+      </w:r>
+      <w:r>
+        <w:t xml:space="preserve">“Uygulama güvenli olmalıdır.”</w:t>
+      </w:r>
+      <w:r>
+        <w:t xml:space="preserve"> </w:t>
+      </w:r>
+      <w:r>
+        <w:t xml:space="preserve">(doğrulanamaz)</w:t>
+      </w:r>
+    </w:p>
+    <w:p>
+      <w:pPr>
+        <w:pStyle w:val="Compact"/>
+        <w:numPr>
+          <w:ilvl w:val="0"/>
+          <w:numId w:val="1004"/>
+        </w:numPr>
+      </w:pPr>
+      <w:r>
+        <w:rPr>
+          <w:b/>
+          <w:bCs/>
+        </w:rPr>
+        <w:t xml:space="preserve">İyi:</w:t>
+      </w:r>
+      <w:r>
+        <w:t xml:space="preserve"> </w:t>
+      </w:r>
+      <w:r>
+        <w:t xml:space="preserve">“Sürüm derlemesi yığın koruyucu, PIE ve tam RELRO ile üretilmelidir.”</w:t>
+      </w:r>
+      <w:r>
+        <w:t xml:space="preserve"> </w:t>
+      </w:r>
+      <w:r>
+        <w:t xml:space="preserve">(ölçülebilir)</w:t>
+      </w:r>
+    </w:p>
+    <w:bookmarkEnd w:id="22"/>
+    <w:bookmarkStart w:id="23" w:name="izlenebilirlik-traceability"/>
+    <w:p>
+      <w:pPr>
+        <w:pStyle w:val="Heading3"/>
+      </w:pPr>
+      <w:r>
+        <w:t xml:space="preserve">İzlenebilirlik (traceability)</w:t>
+      </w:r>
+    </w:p>
+    <w:p>
+      <w:pPr>
+        <w:pStyle w:val="Compact"/>
+        <w:numPr>
+          <w:ilvl w:val="0"/>
+          <w:numId w:val="1005"/>
+        </w:numPr>
+      </w:pPr>
+      <w:r>
+        <w:rPr>
+          <w:b/>
+          <w:bCs/>
+        </w:rPr>
+        <w:t xml:space="preserve">İzlenebilirlik:</w:t>
+      </w:r>
+      <w:r>
+        <w:t xml:space="preserve"> </w:t>
+      </w:r>
+      <w:r>
+        <w:t xml:space="preserve">her gereksinimi bir</w:t>
+      </w:r>
+      <w:r>
+        <w:t xml:space="preserve"> </w:t>
+      </w:r>
+      <w:r>
+        <w:rPr>
+          <w:b/>
+          <w:bCs/>
+        </w:rPr>
+        <w:t xml:space="preserve">önleme</w:t>
+      </w:r>
+      <w:r>
+        <w:t xml:space="preserve">,</w:t>
+      </w:r>
+      <w:r>
+        <w:t xml:space="preserve"> </w:t>
+      </w:r>
+      <w:r>
+        <w:rPr>
+          <w:b/>
+          <w:bCs/>
+        </w:rPr>
+        <w:t xml:space="preserve">teste</w:t>
+      </w:r>
+      <w:r>
+        <w:t xml:space="preserve"> </w:t>
+      </w:r>
+      <w:r>
+        <w:t xml:space="preserve">ve</w:t>
+      </w:r>
+      <w:r>
+        <w:t xml:space="preserve"> </w:t>
+      </w:r>
+      <w:r>
+        <w:rPr>
+          <w:b/>
+          <w:bCs/>
+        </w:rPr>
+        <w:t xml:space="preserve">kanıta</w:t>
+      </w:r>
+      <w:r>
+        <w:t xml:space="preserve"> </w:t>
+      </w:r>
+      <w:r>
+        <w:t xml:space="preserve">bağlamak.</w:t>
+      </w:r>
+    </w:p>
+    <w:p>
+      <w:pPr>
+        <w:pStyle w:val="Compact"/>
+        <w:numPr>
+          <w:ilvl w:val="0"/>
+          <w:numId w:val="1005"/>
+        </w:numPr>
+      </w:pPr>
+      <w:r>
+        <w:t xml:space="preserve">“Bu gereksinim nerede karşılandı, nasıl doğrulandı?”</w:t>
+      </w:r>
+    </w:p>
+    <w:bookmarkEnd w:id="23"/>
+    <w:bookmarkStart w:id="24" w:name="uyum-matrisi"/>
+    <w:p>
+      <w:pPr>
+        <w:pStyle w:val="Heading3"/>
+      </w:pPr>
+      <w:r>
+        <w:t xml:space="preserve">Uyum matrisi</w:t>
+      </w:r>
+    </w:p>
+    <w:p>
+      <w:pPr>
+        <w:pStyle w:val="Compact"/>
+        <w:numPr>
+          <w:ilvl w:val="0"/>
+          <w:numId w:val="1006"/>
+        </w:numPr>
+      </w:pPr>
+      <w:r>
+        <w:rPr>
+          <w:b/>
+          <w:bCs/>
+        </w:rPr>
+        <w:t xml:space="preserve">Uyum matrisi:</w:t>
+      </w:r>
+      <w:r>
+        <w:t xml:space="preserve"> </w:t>
+      </w:r>
+      <w:r>
+        <w:t xml:space="preserve">gereksinim → durum → bölüm → doğrulama → kanıt tablosu.</w:t>
+      </w:r>
+    </w:p>
+    <w:p>
+      <w:pPr>
+        <w:pStyle w:val="Compact"/>
+        <w:numPr>
+          <w:ilvl w:val="0"/>
+          <w:numId w:val="1006"/>
+        </w:numPr>
+      </w:pPr>
+      <w:r>
+        <w:t xml:space="preserve">Projenin</w:t>
+      </w:r>
+      <w:r>
+        <w:t xml:space="preserve"> </w:t>
+      </w:r>
+      <w:r>
+        <w:rPr>
+          <w:b/>
+          <w:bCs/>
+        </w:rPr>
+        <w:t xml:space="preserve">S17</w:t>
+      </w:r>
+      <w:r>
+        <w:t xml:space="preserve"> </w:t>
+      </w:r>
+      <w:r>
+        <w:t xml:space="preserve">bölümü.</w:t>
+      </w:r>
+    </w:p>
+    <w:p>
+      <w:pPr>
+        <w:pStyle w:val="Compact"/>
+        <w:numPr>
+          <w:ilvl w:val="0"/>
+          <w:numId w:val="1006"/>
+        </w:numPr>
+      </w:pPr>
+      <w:r>
+        <w:t xml:space="preserve">Değerlendiricinin ilk baktığı yer.</w:t>
+      </w:r>
+    </w:p>
+    <w:bookmarkEnd w:id="24"/>
+    <w:bookmarkStart w:id="25" w:name="gereksinim-durumları"/>
+    <w:p>
+      <w:pPr>
+        <w:pStyle w:val="Heading3"/>
+      </w:pPr>
+      <w:r>
+        <w:t xml:space="preserve">Gereksinim durumları</w:t>
+      </w:r>
+    </w:p>
+    <w:p>
+      <w:pPr>
+        <w:pStyle w:val="Compact"/>
+        <w:numPr>
+          <w:ilvl w:val="0"/>
+          <w:numId w:val="1007"/>
+        </w:numPr>
+      </w:pPr>
+      <w:r>
+        <w:rPr>
+          <w:b/>
+          <w:bCs/>
+        </w:rPr>
+        <w:t xml:space="preserve">Karşılandı:</w:t>
+      </w:r>
+      <w:r>
+        <w:t xml:space="preserve"> </w:t>
+      </w:r>
+      <w:r>
+        <w:t xml:space="preserve">ürün bu gereksinimi sağlar (kanıtla).</w:t>
+      </w:r>
+    </w:p>
+    <w:p>
+      <w:pPr>
+        <w:pStyle w:val="Compact"/>
+        <w:numPr>
+          <w:ilvl w:val="0"/>
+          <w:numId w:val="1007"/>
+        </w:numPr>
+      </w:pPr>
+      <w:r>
+        <w:rPr>
+          <w:b/>
+          <w:bCs/>
+        </w:rPr>
+        <w:t xml:space="preserve">Devredildi:</w:t>
+      </w:r>
+      <w:r>
+        <w:t xml:space="preserve"> </w:t>
+      </w:r>
+      <w:r>
+        <w:t xml:space="preserve">başka bir taraf sağlar (kime, neden, nasıl).</w:t>
+      </w:r>
+    </w:p>
+    <w:p>
+      <w:pPr>
+        <w:pStyle w:val="Compact"/>
+        <w:numPr>
+          <w:ilvl w:val="0"/>
+          <w:numId w:val="1007"/>
+        </w:numPr>
+      </w:pPr>
+      <w:r>
+        <w:rPr>
+          <w:b/>
+          <w:bCs/>
+        </w:rPr>
+        <w:t xml:space="preserve">Karşılanmadı:</w:t>
+      </w:r>
+      <w:r>
+        <w:t xml:space="preserve"> </w:t>
+      </w:r>
+      <w:r>
+        <w:t xml:space="preserve">henüz sağlanmıyor.</w:t>
+      </w:r>
+    </w:p>
+    <w:bookmarkEnd w:id="25"/>
+    <w:bookmarkStart w:id="26" w:name="devredilen-gereksinim"/>
+    <w:p>
+      <w:pPr>
+        <w:pStyle w:val="Heading3"/>
+      </w:pPr>
+      <w:r>
+        <w:t xml:space="preserve">Devredilen gereksinim</w:t>
+      </w:r>
+    </w:p>
+    <w:p>
+      <w:pPr>
+        <w:pStyle w:val="Compact"/>
+        <w:numPr>
+          <w:ilvl w:val="0"/>
+          <w:numId w:val="1008"/>
+        </w:numPr>
+      </w:pPr>
+      <w:r>
+        <w:t xml:space="preserve">Bir bileşen bir gereksinimi</w:t>
+      </w:r>
+      <w:r>
+        <w:t xml:space="preserve"> </w:t>
+      </w:r>
+      <w:r>
+        <w:rPr>
+          <w:b/>
+          <w:bCs/>
+        </w:rPr>
+        <w:t xml:space="preserve">karşılayamıyorsa</w:t>
+      </w:r>
+      <w:r>
+        <w:t xml:space="preserve">, üst uygulamaya/OS’a</w:t>
+      </w:r>
+      <w:r>
+        <w:t xml:space="preserve"> </w:t>
+      </w:r>
+      <w:r>
+        <w:rPr>
+          <w:b/>
+          <w:bCs/>
+        </w:rPr>
+        <w:t xml:space="preserve">devreder</w:t>
+      </w:r>
+      <w:r>
+        <w:t xml:space="preserve">.</w:t>
+      </w:r>
+    </w:p>
+    <w:p>
+      <w:pPr>
+        <w:pStyle w:val="Compact"/>
+        <w:numPr>
+          <w:ilvl w:val="0"/>
+          <w:numId w:val="1008"/>
+        </w:numPr>
+      </w:pPr>
+      <w:r>
+        <w:t xml:space="preserve">Kılavuza:</w:t>
+      </w:r>
+      <w:r>
+        <w:t xml:space="preserve"> </w:t>
+      </w:r>
+      <w:r>
+        <w:rPr>
+          <w:b/>
+          <w:bCs/>
+        </w:rPr>
+        <w:t xml:space="preserve">kime</w:t>
+      </w:r>
+      <w:r>
+        <w:t xml:space="preserve">,</w:t>
+      </w:r>
+      <w:r>
+        <w:t xml:space="preserve"> </w:t>
+      </w:r>
+      <w:r>
+        <w:rPr>
+          <w:b/>
+          <w:bCs/>
+        </w:rPr>
+        <w:t xml:space="preserve">neden</w:t>
+      </w:r>
+      <w:r>
+        <w:t xml:space="preserve">,</w:t>
+      </w:r>
+      <w:r>
+        <w:t xml:space="preserve"> </w:t>
+      </w:r>
+      <w:r>
+        <w:rPr>
+          <w:b/>
+          <w:bCs/>
+        </w:rPr>
+        <w:t xml:space="preserve">nasıl</w:t>
+      </w:r>
+      <w:r>
+        <w:t xml:space="preserve"> </w:t>
+      </w:r>
+      <w:r>
+        <w:t xml:space="preserve">karşılanacağı yazılır.</w:t>
+      </w:r>
+    </w:p>
+    <w:p>
+      <w:pPr>
+        <w:pStyle w:val="Compact"/>
+        <w:numPr>
+          <w:ilvl w:val="0"/>
+          <w:numId w:val="1008"/>
+        </w:numPr>
+      </w:pPr>
+      <w:r>
+        <w:t xml:space="preserve">Projenin</w:t>
+      </w:r>
+      <w:r>
+        <w:t xml:space="preserve"> </w:t>
+      </w:r>
+      <w:r>
+        <w:rPr>
+          <w:b/>
+          <w:bCs/>
+        </w:rPr>
+        <w:t xml:space="preserve">S14</w:t>
+      </w:r>
+      <w:r>
+        <w:t xml:space="preserve"> </w:t>
+      </w:r>
+      <w:r>
+        <w:t xml:space="preserve">bölümü.</w:t>
+      </w:r>
+    </w:p>
+    <w:bookmarkEnd w:id="26"/>
+    <w:bookmarkStart w:id="27" w:name="ortak-kriterler-cc"/>
+    <w:p>
+      <w:pPr>
+        <w:pStyle w:val="Heading3"/>
+      </w:pPr>
+      <w:r>
+        <w:t xml:space="preserve">Ortak Kriterler (CC)</w:t>
+      </w:r>
+    </w:p>
+    <w:p>
+      <w:pPr>
+        <w:pStyle w:val="Compact"/>
+        <w:numPr>
+          <w:ilvl w:val="0"/>
+          <w:numId w:val="1009"/>
+        </w:numPr>
+      </w:pPr>
+      <w:r>
+        <w:rPr>
+          <w:b/>
+          <w:bCs/>
+        </w:rPr>
+        <w:t xml:space="preserve">Ortak Kriterler (ISO/IEC 15408):</w:t>
+      </w:r>
+      <w:r>
+        <w:t xml:space="preserve"> </w:t>
+      </w:r>
+      <w:r>
+        <w:t xml:space="preserve">ürün güvenliği değerlendirme standardı.</w:t>
+      </w:r>
+    </w:p>
+    <w:p>
+      <w:pPr>
+        <w:pStyle w:val="Compact"/>
+        <w:numPr>
+          <w:ilvl w:val="0"/>
+          <w:numId w:val="1009"/>
+        </w:numPr>
+      </w:pPr>
+      <w:r>
+        <w:t xml:space="preserve">Kavramlar: TOE, ST, PP, SFR, SAR, EAL (birazdan).</w:t>
+      </w:r>
+    </w:p>
+    <w:bookmarkEnd w:id="27"/>
+    <w:bookmarkStart w:id="28" w:name="cc-temel-terimler"/>
+    <w:p>
+      <w:pPr>
+        <w:pStyle w:val="Heading3"/>
+      </w:pPr>
+      <w:r>
+        <w:t xml:space="preserve">CC · temel terimler</w:t>
+      </w:r>
+    </w:p>
+    <w:p>
+      <w:pPr>
+        <w:pStyle w:val="Compact"/>
+        <w:numPr>
+          <w:ilvl w:val="0"/>
+          <w:numId w:val="1010"/>
+        </w:numPr>
+      </w:pPr>
+      <w:r>
+        <w:rPr>
+          <w:b/>
+          <w:bCs/>
+        </w:rPr>
+        <w:t xml:space="preserve">TOE:</w:t>
+      </w:r>
+      <w:r>
+        <w:t xml:space="preserve"> </w:t>
+      </w:r>
+      <w:r>
+        <w:t xml:space="preserve">değerlendirilen ürün.</w:t>
+      </w:r>
+    </w:p>
+    <w:p>
+      <w:pPr>
+        <w:pStyle w:val="Compact"/>
+        <w:numPr>
+          <w:ilvl w:val="0"/>
+          <w:numId w:val="1010"/>
+        </w:numPr>
+      </w:pPr>
+      <w:r>
+        <w:rPr>
+          <w:b/>
+          <w:bCs/>
+        </w:rPr>
+        <w:t xml:space="preserve">ST (Security Target):</w:t>
+      </w:r>
+      <w:r>
+        <w:t xml:space="preserve"> </w:t>
+      </w:r>
+      <w:r>
+        <w:t xml:space="preserve">bu ürünün güvenlik hedefi belgesi.</w:t>
+      </w:r>
+    </w:p>
+    <w:p>
+      <w:pPr>
+        <w:pStyle w:val="Compact"/>
+        <w:numPr>
+          <w:ilvl w:val="0"/>
+          <w:numId w:val="1010"/>
+        </w:numPr>
+      </w:pPr>
+      <w:r>
+        <w:rPr>
+          <w:b/>
+          <w:bCs/>
+        </w:rPr>
+        <w:t xml:space="preserve">PP (Protection Profile):</w:t>
+      </w:r>
+      <w:r>
+        <w:t xml:space="preserve"> </w:t>
+      </w:r>
+      <w:r>
+        <w:t xml:space="preserve">bir ürün</w:t>
+      </w:r>
+      <w:r>
+        <w:t xml:space="preserve"> </w:t>
+      </w:r>
+      <w:r>
+        <w:rPr>
+          <w:b/>
+          <w:bCs/>
+        </w:rPr>
+        <w:t xml:space="preserve">sınıfı</w:t>
+      </w:r>
+      <w:r>
+        <w:t xml:space="preserve"> </w:t>
+      </w:r>
+      <w:r>
+        <w:t xml:space="preserve">için ortak gereksinim seti.</w:t>
+      </w:r>
+    </w:p>
+    <w:bookmarkEnd w:id="28"/>
+    <w:bookmarkStart w:id="29" w:name="cc-sfr-sar-eal"/>
+    <w:p>
+      <w:pPr>
+        <w:pStyle w:val="Heading3"/>
+      </w:pPr>
+      <w:r>
+        <w:t xml:space="preserve">CC · SFR, SAR, EAL</w:t>
+      </w:r>
+    </w:p>
+    <w:p>
+      <w:pPr>
+        <w:pStyle w:val="Compact"/>
+        <w:numPr>
+          <w:ilvl w:val="0"/>
+          <w:numId w:val="1011"/>
+        </w:numPr>
+      </w:pPr>
+      <w:r>
+        <w:rPr>
+          <w:b/>
+          <w:bCs/>
+        </w:rPr>
+        <w:t xml:space="preserve">SFR:</w:t>
+      </w:r>
+      <w:r>
+        <w:t xml:space="preserve"> </w:t>
+      </w:r>
+      <w:r>
+        <w:t xml:space="preserve">güvenlik</w:t>
+      </w:r>
+      <w:r>
+        <w:t xml:space="preserve"> </w:t>
+      </w:r>
+      <w:r>
+        <w:rPr>
+          <w:b/>
+          <w:bCs/>
+        </w:rPr>
+        <w:t xml:space="preserve">işlevsel</w:t>
+      </w:r>
+      <w:r>
+        <w:t xml:space="preserve"> </w:t>
+      </w:r>
+      <w:r>
+        <w:t xml:space="preserve">gereksinimleri.</w:t>
+      </w:r>
+    </w:p>
+    <w:p>
+      <w:pPr>
+        <w:pStyle w:val="Compact"/>
+        <w:numPr>
+          <w:ilvl w:val="0"/>
+          <w:numId w:val="1011"/>
+        </w:numPr>
+      </w:pPr>
+      <w:r>
+        <w:rPr>
+          <w:b/>
+          <w:bCs/>
+        </w:rPr>
+        <w:t xml:space="preserve">SAR:</w:t>
+      </w:r>
+      <w:r>
+        <w:t xml:space="preserve"> </w:t>
+      </w:r>
+      <w:r>
+        <w:t xml:space="preserve">güvenlik</w:t>
+      </w:r>
+      <w:r>
+        <w:t xml:space="preserve"> </w:t>
+      </w:r>
+      <w:r>
+        <w:rPr>
+          <w:b/>
+          <w:bCs/>
+        </w:rPr>
+        <w:t xml:space="preserve">güvence</w:t>
+      </w:r>
+      <w:r>
+        <w:t xml:space="preserve"> </w:t>
+      </w:r>
+      <w:r>
+        <w:t xml:space="preserve">gereksinimleri.</w:t>
+      </w:r>
+    </w:p>
+    <w:p>
+      <w:pPr>
+        <w:pStyle w:val="Compact"/>
+        <w:numPr>
+          <w:ilvl w:val="0"/>
+          <w:numId w:val="1011"/>
+        </w:numPr>
+      </w:pPr>
+      <w:r>
+        <w:rPr>
+          <w:b/>
+          <w:bCs/>
+        </w:rPr>
+        <w:t xml:space="preserve">EAL:</w:t>
+      </w:r>
+      <w:r>
+        <w:t xml:space="preserve"> </w:t>
+      </w:r>
+      <w:r>
+        <w:t xml:space="preserve">değerlendirmenin</w:t>
+      </w:r>
+      <w:r>
+        <w:t xml:space="preserve"> </w:t>
+      </w:r>
+      <w:r>
+        <w:rPr>
+          <w:b/>
+          <w:bCs/>
+        </w:rPr>
+        <w:t xml:space="preserve">derinlik</w:t>
+      </w:r>
+      <w:r>
+        <w:t xml:space="preserve"> </w:t>
+      </w:r>
+      <w:r>
+        <w:t xml:space="preserve">düzeyi (EAL1–EAL7).</w:t>
+      </w:r>
+    </w:p>
+    <w:bookmarkEnd w:id="29"/>
+    <w:bookmarkStart w:id="30" w:name="fips-140-3"/>
+    <w:p>
+      <w:pPr>
+        <w:pStyle w:val="Heading3"/>
+      </w:pPr>
+      <w:r>
+        <w:t xml:space="preserve">FIPS 140-3</w:t>
+      </w:r>
+    </w:p>
+    <w:p>
+      <w:pPr>
+        <w:pStyle w:val="Compact"/>
+        <w:numPr>
+          <w:ilvl w:val="0"/>
+          <w:numId w:val="1012"/>
+        </w:numPr>
+      </w:pPr>
+      <w:r>
+        <w:rPr>
+          <w:b/>
+          <w:bCs/>
+        </w:rPr>
+        <w:t xml:space="preserve">FIPS 140-3:</w:t>
+      </w:r>
+      <w:r>
+        <w:t xml:space="preserve"> </w:t>
+      </w:r>
+      <w:r>
+        <w:t xml:space="preserve">kriptografik</w:t>
+      </w:r>
+      <w:r>
+        <w:t xml:space="preserve"> </w:t>
+      </w:r>
+      <w:r>
+        <w:rPr>
+          <w:b/>
+          <w:bCs/>
+        </w:rPr>
+        <w:t xml:space="preserve">modüllerin</w:t>
+      </w:r>
+      <w:r>
+        <w:t xml:space="preserve"> </w:t>
+      </w:r>
+      <w:r>
+        <w:t xml:space="preserve">doğrulanması standardı.</w:t>
+      </w:r>
+    </w:p>
+    <w:p>
+      <w:pPr>
+        <w:pStyle w:val="Compact"/>
+        <w:numPr>
+          <w:ilvl w:val="0"/>
+          <w:numId w:val="1012"/>
+        </w:numPr>
+      </w:pPr>
+      <w:r>
+        <w:t xml:space="preserve">Güvenlik düzeyleri (1–4).</w:t>
+      </w:r>
+    </w:p>
+    <w:p>
+      <w:pPr>
+        <w:pStyle w:val="Compact"/>
+        <w:numPr>
+          <w:ilvl w:val="0"/>
+          <w:numId w:val="1012"/>
+        </w:numPr>
+      </w:pPr>
+      <w:r>
+        <w:t xml:space="preserve">Yalnız modülü kapsar, uygulamanın tamamını değil.</w:t>
+      </w:r>
+    </w:p>
+    <w:bookmarkEnd w:id="30"/>
+    <w:bookmarkStart w:id="31" w:name="sektör-standartları"/>
+    <w:p>
+      <w:pPr>
+        <w:pStyle w:val="Heading3"/>
+      </w:pPr>
+      <w:r>
+        <w:t xml:space="preserve">Sektör standartları</w:t>
+      </w:r>
+    </w:p>
+    <w:p>
+      <w:pPr>
+        <w:pStyle w:val="Compact"/>
+        <w:numPr>
+          <w:ilvl w:val="0"/>
+          <w:numId w:val="1013"/>
+        </w:numPr>
+      </w:pPr>
+      <w:r>
+        <w:rPr>
+          <w:b/>
+          <w:bCs/>
+        </w:rPr>
+        <w:t xml:space="preserve">ETSI EN 303 645:</w:t>
+      </w:r>
+      <w:r>
+        <w:t xml:space="preserve"> </w:t>
+      </w:r>
+      <w:r>
+        <w:t xml:space="preserve">IoT temel güvenlik.</w:t>
+      </w:r>
+    </w:p>
+    <w:p>
+      <w:pPr>
+        <w:pStyle w:val="Compact"/>
+        <w:numPr>
+          <w:ilvl w:val="0"/>
+          <w:numId w:val="1013"/>
+        </w:numPr>
+      </w:pPr>
+      <w:r>
+        <w:rPr>
+          <w:b/>
+          <w:bCs/>
+        </w:rPr>
+        <w:t xml:space="preserve">GSMA, EMVCo, PCI:</w:t>
+      </w:r>
+      <w:r>
+        <w:t xml:space="preserve"> </w:t>
+      </w:r>
+      <w:r>
+        <w:t xml:space="preserve">mobil/ödeme.</w:t>
+      </w:r>
+    </w:p>
+    <w:p>
+      <w:pPr>
+        <w:pStyle w:val="Compact"/>
+        <w:numPr>
+          <w:ilvl w:val="0"/>
+          <w:numId w:val="1013"/>
+        </w:numPr>
+      </w:pPr>
+      <w:r>
+        <w:rPr>
+          <w:b/>
+          <w:bCs/>
+        </w:rPr>
+        <w:t xml:space="preserve">OWASP MASVS:</w:t>
+      </w:r>
+      <w:r>
+        <w:t xml:space="preserve"> </w:t>
+      </w:r>
+      <w:r>
+        <w:t xml:space="preserve">mobil uygulama gereksinimleri.</w:t>
+      </w:r>
+    </w:p>
+    <w:bookmarkEnd w:id="31"/>
+    <w:bookmarkStart w:id="32" w:name="şimdi-hazırız"/>
+    <w:p>
+      <w:pPr>
+        <w:pStyle w:val="Heading3"/>
+      </w:pPr>
+      <w:r>
+        <w:t xml:space="preserve">Şimdi hazırız</w:t>
+      </w:r>
+    </w:p>
+    <w:p>
+      <w:pPr>
+        <w:pStyle w:val="FirstParagraph"/>
+      </w:pPr>
+      <w:r>
+        <w:t xml:space="preserve">Terimler:</w:t>
+      </w:r>
+    </w:p>
+    <w:p>
+      <w:pPr>
+        <w:pStyle w:val="BodyText"/>
+      </w:pPr>
+      <w:r>
+        <w:t xml:space="preserve">gereksinim (işlevsel/güvence/süreç) · izlenebilirlik · uyum matrisi · durum (karşılandı/devredildi/karşılanmadı) · devredilen · CC (TOE/ST/PP/SFR/SAR/EAL) · FIPS 140-3 · ETSI/GSMA/EMVCo/PCI/MASVS</w:t>
+      </w:r>
+    </w:p>
+    <w:p>
+      <w:pPr>
+        <w:pStyle w:val="BodyText"/>
+      </w:pPr>
+      <w:r>
+        <w:t xml:space="preserve">Şimdi: iyi gereksinim nasıl yazılır?</w:t>
+      </w:r>
+    </w:p>
+    <w:bookmarkEnd w:id="32"/>
+    <w:bookmarkEnd w:id="33"/>
+    <w:bookmarkStart w:id="36" w:name="X99a7945f35155ed66c820c4f92a680edd8c4a1e"/>
+    <w:p>
+      <w:pPr>
+        <w:pStyle w:val="Heading2"/>
+      </w:pPr>
+      <w:r>
+        <w:t xml:space="preserve">1. Güvenlik gereksinimi nedir? İyi gereksinim nasıl yazılır?</w:t>
+      </w:r>
+    </w:p>
+    <w:p>
+      <w:pPr>
+        <w:pStyle w:val="FirstParagraph"/>
+      </w:pPr>
+      <w:r>
+        <w:t xml:space="preserve">Dönem boyunca her önlemi bir</w:t>
+      </w:r>
+      <w:r>
+        <w:t xml:space="preserve"> </w:t>
+      </w:r>
+      <w:r>
+        <w:rPr>
+          <w:b/>
+          <w:bCs/>
+        </w:rPr>
+        <w:t xml:space="preserve">tehdide</w:t>
+      </w:r>
+      <w:r>
+        <w:t xml:space="preserve"> </w:t>
+      </w:r>
+      <w:r>
+        <w:t xml:space="preserve">bağladık:</w:t>
+      </w:r>
+      <w:r>
+        <w:t xml:space="preserve"> </w:t>
+      </w:r>
+      <w:r>
+        <w:t xml:space="preserve">“şu varlığı, şu saldırgana karşı koruyoruz.”</w:t>
+      </w:r>
+      <w:r>
+        <w:t xml:space="preserve"> </w:t>
+      </w:r>
+      <w:r>
+        <w:t xml:space="preserve">Sertifikasyon dünyasında</w:t>
+      </w:r>
+      <w:r>
+        <w:t xml:space="preserve"> </w:t>
+      </w:r>
+      <w:r>
+        <w:t xml:space="preserve">aynı bağ bir adım daha uzar: her önlem bir</w:t>
+      </w:r>
+      <w:r>
+        <w:t xml:space="preserve"> </w:t>
+      </w:r>
+      <w:r>
+        <w:rPr>
+          <w:b/>
+          <w:bCs/>
+        </w:rPr>
+        <w:t xml:space="preserve">gereksinime</w:t>
+      </w:r>
+      <w:r>
+        <w:t xml:space="preserve"> </w:t>
+      </w:r>
+      <w:r>
+        <w:t xml:space="preserve">bağlanır. Gereksinim, ürünün</w:t>
+      </w:r>
+      <w:r>
+        <w:t xml:space="preserve"> </w:t>
+      </w:r>
+      <w:r>
+        <w:rPr>
+          <w:b/>
+          <w:bCs/>
+        </w:rPr>
+        <w:t xml:space="preserve">ne yapması gerektiğini</w:t>
+      </w:r>
+      <w:r>
+        <w:t xml:space="preserve"> </w:t>
+      </w:r>
+      <w:r>
+        <w:t xml:space="preserve">söyler; nasıl yapacağını söylemez. Tasarım ve kod</w:t>
+      </w:r>
+      <w:r>
+        <w:t xml:space="preserve"> </w:t>
+      </w:r>
+      <w:r>
+        <w:t xml:space="preserve">“nasıl”</w:t>
+      </w:r>
+      <w:r>
+        <w:t xml:space="preserve">ı cevaplar; değerlendirici ise</w:t>
+      </w:r>
+      <w:r>
+        <w:t xml:space="preserve"> </w:t>
+      </w:r>
+      <w:r>
+        <w:t xml:space="preserve">“gereksinim karşılanmış mı, kanıtı</w:t>
+      </w:r>
+      <w:r>
+        <w:t xml:space="preserve"> </w:t>
+      </w:r>
+      <w:r>
+        <w:t xml:space="preserve">nerede?”</w:t>
+      </w:r>
+      <w:r>
+        <w:t xml:space="preserve"> </w:t>
+      </w:r>
+      <w:r>
+        <w:t xml:space="preserve">diye sorar.</w:t>
+      </w:r>
+    </w:p>
+    <w:p>
+      <w:pPr>
+        <w:pStyle w:val="BlockText"/>
+      </w:pPr>
+      <w:r>
+        <w:rPr>
+          <w:b/>
+          <w:bCs/>
+        </w:rPr>
+        <w:t xml:space="preserve">Kısa tarihçe: güvenlik gereksinimleri nasıl standartlaştı?</w:t>
+      </w:r>
+    </w:p>
+    <w:p>
+      <w:pPr>
+        <w:pStyle w:val="Compact"/>
+        <w:numPr>
+          <w:ilvl w:val="0"/>
+          <w:numId w:val="1014"/>
+        </w:numPr>
+      </w:pPr>
+      <w:r>
+        <w:rPr>
+          <w:b/>
+          <w:bCs/>
+        </w:rPr>
+        <w:t xml:space="preserve">1985</w:t>
+      </w:r>
+      <w:r>
+        <w:t xml:space="preserve"> </w:t>
+      </w:r>
+      <w:r>
+        <w:t xml:space="preserve">—</w:t>
+      </w:r>
+      <w:r>
+        <w:t xml:space="preserve"> </w:t>
+      </w:r>
+      <w:r>
+        <w:rPr>
+          <w:b/>
+          <w:bCs/>
+        </w:rPr>
+        <w:t xml:space="preserve">TCSEC</w:t>
+      </w:r>
+      <w:r>
+        <w:t xml:space="preserve"> </w:t>
+      </w:r>
+      <w:r>
+        <w:t xml:space="preserve">(</w:t>
+      </w:r>
+      <w:r>
+        <w:t xml:space="preserve">“Orange Book”</w:t>
+      </w:r>
+      <w:r>
+        <w:t xml:space="preserve">) güvenlik</w:t>
+      </w:r>
+      <w:r>
+        <w:t xml:space="preserve"> </w:t>
+      </w:r>
+      <w:r>
+        <w:rPr>
+          <w:b/>
+          <w:bCs/>
+        </w:rPr>
+        <w:t xml:space="preserve">gereksinim düzeylerini</w:t>
+      </w:r>
+      <w:r>
+        <w:t xml:space="preserve"> </w:t>
+      </w:r>
+      <w:r>
+        <w:t xml:space="preserve">ilk kez resmîleştirir.</w:t>
+      </w:r>
+    </w:p>
+    <w:p>
+      <w:pPr>
+        <w:pStyle w:val="Compact"/>
+        <w:numPr>
+          <w:ilvl w:val="0"/>
+          <w:numId w:val="1014"/>
+        </w:numPr>
+      </w:pPr>
+      <w:r>
+        <w:rPr>
+          <w:b/>
+          <w:bCs/>
+        </w:rPr>
+        <w:t xml:space="preserve">1994</w:t>
+      </w:r>
+      <w:r>
+        <w:t xml:space="preserve"> </w:t>
+      </w:r>
+      <w:r>
+        <w:t xml:space="preserve">—</w:t>
+      </w:r>
+      <w:r>
+        <w:t xml:space="preserve"> </w:t>
+      </w:r>
+      <w:r>
+        <w:rPr>
+          <w:b/>
+          <w:bCs/>
+        </w:rPr>
+        <w:t xml:space="preserve">FIPS 140</w:t>
+      </w:r>
+      <w:r>
+        <w:t xml:space="preserve"> </w:t>
+      </w:r>
+      <w:r>
+        <w:t xml:space="preserve">kriptografik modül gereksinimleri (bugün</w:t>
+      </w:r>
+      <w:r>
+        <w:t xml:space="preserve"> </w:t>
+      </w:r>
+      <w:r>
+        <w:rPr>
+          <w:b/>
+          <w:bCs/>
+        </w:rPr>
+        <w:t xml:space="preserve">140-3</w:t>
+      </w:r>
+      <w:r>
+        <w:t xml:space="preserve">, 2019).</w:t>
+      </w:r>
+    </w:p>
+    <w:p>
+      <w:pPr>
+        <w:pStyle w:val="Compact"/>
+        <w:numPr>
+          <w:ilvl w:val="0"/>
+          <w:numId w:val="1014"/>
+        </w:numPr>
+      </w:pPr>
+      <w:r>
+        <w:rPr>
+          <w:b/>
+          <w:bCs/>
+        </w:rPr>
+        <w:t xml:space="preserve">1999</w:t>
+      </w:r>
+      <w:r>
+        <w:t xml:space="preserve"> </w:t>
+      </w:r>
+      <w:r>
+        <w:t xml:space="preserve">—</w:t>
+      </w:r>
+      <w:r>
+        <w:t xml:space="preserve"> </w:t>
+      </w:r>
+      <w:r>
+        <w:rPr>
+          <w:b/>
+          <w:bCs/>
+        </w:rPr>
+        <w:t xml:space="preserve">Ortak Kriterler (ISO/IEC 15408)</w:t>
+      </w:r>
+      <w:r>
+        <w:t xml:space="preserve">:</w:t>
+      </w:r>
+      <w:r>
+        <w:t xml:space="preserve"> </w:t>
+      </w:r>
+      <w:r>
+        <w:rPr>
+          <w:b/>
+          <w:bCs/>
+        </w:rPr>
+        <w:t xml:space="preserve">PP/ST</w:t>
+      </w:r>
+      <w:r>
+        <w:t xml:space="preserve">,</w:t>
+      </w:r>
+      <w:r>
+        <w:t xml:space="preserve"> </w:t>
+      </w:r>
+      <w:r>
+        <w:rPr>
+          <w:b/>
+          <w:bCs/>
+        </w:rPr>
+        <w:t xml:space="preserve">SFR/SAR</w:t>
+      </w:r>
+      <w:r>
+        <w:t xml:space="preserve"> </w:t>
+      </w:r>
+      <w:r>
+        <w:t xml:space="preserve">ve</w:t>
+      </w:r>
+      <w:r>
+        <w:t xml:space="preserve"> </w:t>
+      </w:r>
+      <w:r>
+        <w:rPr>
+          <w:b/>
+          <w:bCs/>
+        </w:rPr>
+        <w:t xml:space="preserve">EAL</w:t>
+      </w:r>
+      <w:r>
+        <w:t xml:space="preserve"> </w:t>
+      </w:r>
+      <w:r>
+        <w:t xml:space="preserve">kavramları buradan gelir (12. hafta süreci).</w:t>
+      </w:r>
+    </w:p>
+    <w:p>
+      <w:pPr>
+        <w:pStyle w:val="Compact"/>
+        <w:numPr>
+          <w:ilvl w:val="0"/>
+          <w:numId w:val="1014"/>
+        </w:numPr>
+      </w:pPr>
+      <w:r>
+        <w:rPr>
+          <w:b/>
+          <w:bCs/>
+        </w:rPr>
         <w:t xml:space="preserve">2010’lar</w:t>
       </w:r>
       <w:r>
@@ -1737,7 +2807,7 @@
         <w:t xml:space="preserve">geçersizdir.</w:t>
       </w:r>
     </w:p>
-    <w:bookmarkStart w:id="20" w:name="üç-tür-gereksinim"/>
+    <w:bookmarkStart w:id="34" w:name="üç-tür-gereksinim-1"/>
     <w:p>
       <w:pPr>
         <w:pStyle w:val="Heading3"/>
@@ -1914,8 +2984,8 @@
         </w:tc>
       </w:tr>
     </w:tbl>
-    <w:bookmarkEnd w:id="20"/>
-    <w:bookmarkStart w:id="21" w:name="kötü-ve-iyi-gereksinim"/>
+    <w:bookmarkEnd w:id="34"/>
+    <w:bookmarkStart w:id="35" w:name="kötü-ve-iyi-gereksinim"/>
     <w:p>
       <w:pPr>
         <w:pStyle w:val="Heading3"/>
@@ -2332,9 +3402,9 @@
         </w:pict>
       </w:r>
     </w:p>
-    <w:bookmarkEnd w:id="21"/>
-    <w:bookmarkEnd w:id="22"/>
-    <w:bookmarkStart w:id="26" w:name="gereksinimden-kanıta-izlenebilirlik"/>
+    <w:bookmarkEnd w:id="35"/>
+    <w:bookmarkEnd w:id="36"/>
+    <w:bookmarkStart w:id="40" w:name="gereksinimden-kanıta-izlenebilirlik"/>
     <w:p>
       <w:pPr>
         <w:pStyle w:val="Heading2"/>
@@ -2376,18 +3446,18 @@
           <wp:inline>
             <wp:extent cx="5759999" cy="1494183"/>
             <wp:effectExtent b="0" l="0" r="0" t="0"/>
-            <wp:docPr descr="" title="" id="24" name="Picture"/>
+            <wp:docPr descr="" title="" id="38" name="Picture"/>
             <a:graphic>
               <a:graphicData uri="http://schemas.openxmlformats.org/drawingml/2006/picture">
                 <pic:pic>
                   <pic:nvPicPr>
-                    <pic:cNvPr descr="diyagram-1.png" id="25" name="Picture"/>
+                    <pic:cNvPr descr="diyagram-1.png" id="39" name="Picture"/>
                     <pic:cNvPicPr>
                       <a:picLocks noChangeArrowheads="1" noChangeAspect="1"/>
                     </pic:cNvPicPr>
                   </pic:nvPicPr>
                   <pic:blipFill>
-                    <a:blip r:embed="rId23"/>
+                    <a:blip r:embed="rId37"/>
                     <a:stretch>
                       <a:fillRect/>
                     </a:stretch>
@@ -2892,8 +3962,8 @@
         </w:pict>
       </w:r>
     </w:p>
-    <w:bookmarkEnd w:id="26"/>
-    <w:bookmarkStart w:id="30" w:name="Xa050168c489033ba7d5a369e2bfa238a2b9d6fd"/>
+    <w:bookmarkEnd w:id="40"/>
+    <w:bookmarkStart w:id="44" w:name="Xa050168c489033ba7d5a369e2bfa238a2b9d6fd"/>
     <w:p>
       <w:pPr>
         <w:pStyle w:val="Heading2"/>
@@ -2902,7 +3972,7 @@
         <w:t xml:space="preserve">3. Gereksinim bloğu kalıbı ve devredilen gereksinimler</w:t>
       </w:r>
     </w:p>
-    <w:bookmarkStart w:id="27" w:name="kılavuzda-gereksinim-bloğu"/>
+    <w:bookmarkStart w:id="41" w:name="kılavuzda-gereksinim-bloğu"/>
     <w:p>
       <w:pPr>
         <w:pStyle w:val="Heading3"/>
@@ -3048,8 +4118,8 @@
         <w:t xml:space="preserve">kanıta tek bakışta gidebilmesidir.</w:t>
       </w:r>
     </w:p>
-    <w:bookmarkEnd w:id="27"/>
-    <w:bookmarkStart w:id="28" w:name="X64b58e7b4b591279636aa80b9486933bff8579f"/>
+    <w:bookmarkEnd w:id="41"/>
+    <w:bookmarkStart w:id="42" w:name="X64b58e7b4b591279636aa80b9486933bff8579f"/>
     <w:p>
       <w:pPr>
         <w:pStyle w:val="Heading3"/>
@@ -3504,8 +4574,8 @@
         <w:t xml:space="preserve">kılavuza yazılır.</w:t>
       </w:r>
     </w:p>
-    <w:bookmarkEnd w:id="28"/>
-    <w:bookmarkStart w:id="29" w:name="X599c59c0f91c12915ca8e4567f09754c4ff62b3"/>
+    <w:bookmarkEnd w:id="42"/>
+    <w:bookmarkStart w:id="43" w:name="X599c59c0f91c12915ca8e4567f09754c4ff62b3"/>
     <w:p>
       <w:pPr>
         <w:pStyle w:val="Heading3"/>
@@ -3569,9 +4639,9 @@
         </w:pict>
       </w:r>
     </w:p>
-    <w:bookmarkEnd w:id="29"/>
-    <w:bookmarkEnd w:id="30"/>
-    <w:bookmarkStart w:id="34" w:name="ortak-kriterler-isoiec-15408"/>
+    <w:bookmarkEnd w:id="43"/>
+    <w:bookmarkEnd w:id="44"/>
+    <w:bookmarkStart w:id="48" w:name="ortak-kriterler-isoiec-15408"/>
     <w:p>
       <w:pPr>
         <w:pStyle w:val="Heading2"/>
@@ -3610,7 +4680,7 @@
         <w:t xml:space="preserve">bir ülkede verilen sertifika, anlaşmaya taraf diğer ülkelerde de tanınır.</w:t>
       </w:r>
     </w:p>
-    <w:bookmarkStart w:id="31" w:name="temel-kavramlar"/>
+    <w:bookmarkStart w:id="45" w:name="temel-kavramlar"/>
     <w:p>
       <w:pPr>
         <w:pStyle w:val="Heading3"/>
@@ -3940,8 +5010,8 @@
         </w:tc>
       </w:tr>
     </w:tbl>
-    <w:bookmarkEnd w:id="31"/>
-    <w:bookmarkStart w:id="32" w:name="eal-düzeyleri"/>
+    <w:bookmarkEnd w:id="45"/>
+    <w:bookmarkStart w:id="46" w:name="eal-düzeyleri"/>
     <w:p>
       <w:pPr>
         <w:pStyle w:val="Heading3"/>
@@ -4316,8 +5386,8 @@
         <w:t xml:space="preserve">değerlendirmesinin derinliğini artıran bileşendir.</w:t>
       </w:r>
     </w:p>
-    <w:bookmarkEnd w:id="32"/>
-    <w:bookmarkStart w:id="33" w:name="X810867a496dc52dc9bc332dd9ca6055c2a78499"/>
+    <w:bookmarkEnd w:id="46"/>
+    <w:bookmarkStart w:id="47" w:name="X810867a496dc52dc9bc332dd9ca6055c2a78499"/>
     <w:p>
       <w:pPr>
         <w:pStyle w:val="Heading3"/>
@@ -4449,9 +5519,9 @@
         </w:pict>
       </w:r>
     </w:p>
-    <w:bookmarkEnd w:id="33"/>
-    <w:bookmarkEnd w:id="34"/>
-    <w:bookmarkStart w:id="37" w:name="Xf0ce3f3afa11408bb04e5c8c522160520f6f405"/>
+    <w:bookmarkEnd w:id="47"/>
+    <w:bookmarkEnd w:id="48"/>
+    <w:bookmarkStart w:id="51" w:name="Xf0ce3f3afa11408bb04e5c8c522160520f6f405"/>
     <w:p>
       <w:pPr>
         <w:pStyle w:val="Heading2"/>
@@ -4509,7 +5579,7 @@
         <w:t xml:space="preserve">sertifikaları 2026 itibarıyla tarihsel listeye alınmaktadır.</w:t>
       </w:r>
     </w:p>
-    <w:bookmarkStart w:id="35" w:name="güvenlik-düzeyleri"/>
+    <w:bookmarkStart w:id="49" w:name="güvenlik-düzeyleri"/>
     <w:p>
       <w:pPr>
         <w:pStyle w:val="Heading3"/>
@@ -4757,8 +5827,8 @@
         </w:tc>
       </w:tr>
     </w:tbl>
-    <w:bookmarkEnd w:id="35"/>
-    <w:bookmarkStart w:id="36" w:name="Xee5150e90a8dd1e773a3e9c48e93d3fb4a121b8"/>
+    <w:bookmarkEnd w:id="49"/>
+    <w:bookmarkStart w:id="50" w:name="Xee5150e90a8dd1e773a3e9c48e93d3fb4a121b8"/>
     <w:p>
       <w:pPr>
         <w:pStyle w:val="Heading3"/>
@@ -4772,7 +5842,7 @@
         <w:pStyle w:val="Compact"/>
         <w:numPr>
           <w:ilvl w:val="0"/>
-          <w:numId w:val="1003"/>
+          <w:numId w:val="1015"/>
         </w:numPr>
       </w:pPr>
       <w:r>
@@ -4815,7 +5885,7 @@
         <w:pStyle w:val="Compact"/>
         <w:numPr>
           <w:ilvl w:val="0"/>
-          <w:numId w:val="1003"/>
+          <w:numId w:val="1015"/>
         </w:numPr>
       </w:pPr>
       <w:r>
@@ -4849,7 +5919,7 @@
         <w:pStyle w:val="Compact"/>
         <w:numPr>
           <w:ilvl w:val="0"/>
-          <w:numId w:val="1003"/>
+          <w:numId w:val="1015"/>
         </w:numPr>
       </w:pPr>
       <w:r>
@@ -4877,7 +5947,7 @@
         <w:pStyle w:val="Compact"/>
         <w:numPr>
           <w:ilvl w:val="0"/>
-          <w:numId w:val="1003"/>
+          <w:numId w:val="1015"/>
         </w:numPr>
       </w:pPr>
       <w:r>
@@ -4905,7 +5975,7 @@
         <w:pStyle w:val="Compact"/>
         <w:numPr>
           <w:ilvl w:val="0"/>
-          <w:numId w:val="1003"/>
+          <w:numId w:val="1015"/>
         </w:numPr>
       </w:pPr>
       <w:r>
@@ -4994,9 +6064,9 @@
         </w:pict>
       </w:r>
     </w:p>
-    <w:bookmarkEnd w:id="36"/>
-    <w:bookmarkEnd w:id="37"/>
-    <w:bookmarkStart w:id="42" w:name="Xcb15e25d2bed8ddb6af109423a7a1b4fa3f9b47"/>
+    <w:bookmarkEnd w:id="50"/>
+    <w:bookmarkEnd w:id="51"/>
+    <w:bookmarkStart w:id="56" w:name="Xcb15e25d2bed8ddb6af109423a7a1b4fa3f9b47"/>
     <w:p>
       <w:pPr>
         <w:pStyle w:val="Heading2"/>
@@ -5005,7 +6075,7 @@
         <w:t xml:space="preserve">6. ETSI, GSMA, EMVCo, PCI ve OWASP: sektöre özgü gereksinim setleri</w:t>
       </w:r>
     </w:p>
-    <w:bookmarkStart w:id="38" w:name="X54854af821a3e0a638322539d1168cf23fca648"/>
+    <w:bookmarkStart w:id="52" w:name="X54854af821a3e0a638322539d1168cf23fca648"/>
     <w:p>
       <w:pPr>
         <w:pStyle w:val="Heading3"/>
@@ -5540,8 +6610,8 @@
         </w:tc>
       </w:tr>
     </w:tbl>
-    <w:bookmarkEnd w:id="38"/>
-    <w:bookmarkStart w:id="39" w:name="gsma"/>
+    <w:bookmarkEnd w:id="52"/>
+    <w:bookmarkStart w:id="53" w:name="gsma"/>
     <w:p>
       <w:pPr>
         <w:pStyle w:val="Heading3"/>
@@ -5618,8 +6688,8 @@
         <w:t xml:space="preserve">personel, süreçler, anahtar yönetimi.</w:t>
       </w:r>
     </w:p>
-    <w:bookmarkEnd w:id="39"/>
-    <w:bookmarkStart w:id="40" w:name="emvco-ve-pci-ödeme"/>
+    <w:bookmarkEnd w:id="53"/>
+    <w:bookmarkStart w:id="54" w:name="emvco-ve-pci-ödeme"/>
     <w:p>
       <w:pPr>
         <w:pStyle w:val="Heading3"/>
@@ -5849,8 +6919,8 @@
         <w:t xml:space="preserve">Dersin gereksinim aileleri (8. bölüm) bu yapıdan uyarlanmıştır.</w:t>
       </w:r>
     </w:p>
-    <w:bookmarkEnd w:id="40"/>
-    <w:bookmarkStart w:id="41" w:name="X79776b600421a478c59e457ea05bb2d63d03f11"/>
+    <w:bookmarkEnd w:id="54"/>
+    <w:bookmarkStart w:id="55" w:name="X79776b600421a478c59e457ea05bb2d63d03f11"/>
     <w:p>
       <w:pPr>
         <w:pStyle w:val="Heading3"/>
@@ -5914,9 +6984,9 @@
         </w:pict>
       </w:r>
     </w:p>
-    <w:bookmarkEnd w:id="41"/>
-    <w:bookmarkEnd w:id="42"/>
-    <w:bookmarkStart w:id="46" w:name="Xdcf850b71a0eb09502267ffc39f2df217571fbd"/>
+    <w:bookmarkEnd w:id="55"/>
+    <w:bookmarkEnd w:id="56"/>
+    <w:bookmarkStart w:id="60" w:name="Xdcf850b71a0eb09502267ffc39f2df217571fbd"/>
     <w:p>
       <w:pPr>
         <w:pStyle w:val="Heading2"/>
@@ -5951,7 +7021,7 @@
         <w:pStyle w:val="Compact"/>
         <w:numPr>
           <w:ilvl w:val="0"/>
-          <w:numId w:val="1004"/>
+          <w:numId w:val="1016"/>
         </w:numPr>
       </w:pPr>
       <w:r>
@@ -6000,7 +7070,7 @@
         <w:pStyle w:val="Compact"/>
         <w:numPr>
           <w:ilvl w:val="0"/>
-          <w:numId w:val="1004"/>
+          <w:numId w:val="1016"/>
         </w:numPr>
       </w:pPr>
       <w:r>
@@ -6046,7 +7116,7 @@
         <w:pStyle w:val="Compact"/>
         <w:numPr>
           <w:ilvl w:val="0"/>
-          <w:numId w:val="1004"/>
+          <w:numId w:val="1016"/>
         </w:numPr>
       </w:pPr>
       <w:r>
@@ -6114,7 +7184,7 @@
         <w:pStyle w:val="Compact"/>
         <w:numPr>
           <w:ilvl w:val="0"/>
-          <w:numId w:val="1004"/>
+          <w:numId w:val="1016"/>
         </w:numPr>
       </w:pPr>
       <w:r>
@@ -6142,7 +7212,7 @@
         <w:pStyle w:val="Compact"/>
         <w:numPr>
           <w:ilvl w:val="0"/>
-          <w:numId w:val="1004"/>
+          <w:numId w:val="1016"/>
         </w:numPr>
       </w:pPr>
       <w:r>
@@ -6164,7 +7234,7 @@
         <w:pStyle w:val="Compact"/>
         <w:numPr>
           <w:ilvl w:val="0"/>
-          <w:numId w:val="1004"/>
+          <w:numId w:val="1016"/>
         </w:numPr>
       </w:pPr>
       <w:r>
@@ -6196,18 +7266,18 @@
           <wp:inline>
             <wp:extent cx="5759999" cy="1195080"/>
             <wp:effectExtent b="0" l="0" r="0" t="0"/>
-            <wp:docPr descr="" title="" id="44" name="Picture"/>
+            <wp:docPr descr="" title="" id="58" name="Picture"/>
             <a:graphic>
               <a:graphicData uri="http://schemas.openxmlformats.org/drawingml/2006/picture">
                 <pic:pic>
                   <pic:nvPicPr>
-                    <pic:cNvPr descr="diyagram-2.png" id="45" name="Picture"/>
+                    <pic:cNvPr descr="diyagram-2.png" id="59" name="Picture"/>
                     <pic:cNvPicPr>
                       <a:picLocks noChangeArrowheads="1" noChangeAspect="1"/>
                     </pic:cNvPicPr>
                   </pic:nvPicPr>
                   <pic:blipFill>
-                    <a:blip r:embed="rId43"/>
+                    <a:blip r:embed="rId57"/>
                     <a:stretch>
                       <a:fillRect/>
                     </a:stretch>
@@ -6303,8 +7373,8 @@
         </w:pict>
       </w:r>
     </w:p>
-    <w:bookmarkEnd w:id="46"/>
-    <w:bookmarkStart w:id="47" w:name="dersin-gereksinim-aileleri"/>
+    <w:bookmarkEnd w:id="60"/>
+    <w:bookmarkStart w:id="61" w:name="dersin-gereksinim-aileleri"/>
     <w:p>
       <w:pPr>
         <w:pStyle w:val="Heading2"/>
@@ -6761,7 +7831,7 @@
         <w:pStyle w:val="Compact"/>
         <w:numPr>
           <w:ilvl w:val="0"/>
-          <w:numId w:val="1005"/>
+          <w:numId w:val="1017"/>
         </w:numPr>
       </w:pPr>
       <w:r>
@@ -6789,7 +7859,7 @@
         <w:pStyle w:val="Compact"/>
         <w:numPr>
           <w:ilvl w:val="0"/>
-          <w:numId w:val="1005"/>
+          <w:numId w:val="1017"/>
         </w:numPr>
       </w:pPr>
       <w:r>
@@ -6801,7 +7871,7 @@
         <w:pStyle w:val="Compact"/>
         <w:numPr>
           <w:ilvl w:val="0"/>
-          <w:numId w:val="1005"/>
+          <w:numId w:val="1017"/>
         </w:numPr>
       </w:pPr>
       <w:r>
@@ -6841,7 +7911,7 @@
         <w:pStyle w:val="Compact"/>
         <w:numPr>
           <w:ilvl w:val="0"/>
-          <w:numId w:val="1005"/>
+          <w:numId w:val="1017"/>
         </w:numPr>
       </w:pPr>
       <w:r>
@@ -6867,8 +7937,8 @@
         </w:pict>
       </w:r>
     </w:p>
-    <w:bookmarkEnd w:id="47"/>
-    <w:bookmarkStart w:id="48" w:name="dönem-projesi-bu-hafta"/>
+    <w:bookmarkEnd w:id="61"/>
+    <w:bookmarkStart w:id="62" w:name="dönem-projesi-bu-hafta"/>
     <w:p>
       <w:pPr>
         <w:pStyle w:val="Heading2"/>
@@ -6882,7 +7952,7 @@
         <w:pStyle w:val="Compact"/>
         <w:numPr>
           <w:ilvl w:val="0"/>
-          <w:numId w:val="1006"/>
+          <w:numId w:val="1018"/>
         </w:numPr>
       </w:pPr>
       <w:r>
@@ -6910,7 +7980,7 @@
         <w:pStyle w:val="Compact"/>
         <w:numPr>
           <w:ilvl w:val="0"/>
-          <w:numId w:val="1007"/>
+          <w:numId w:val="1019"/>
         </w:numPr>
       </w:pPr>
       <w:r>
@@ -6938,7 +8008,7 @@
         <w:pStyle w:val="Compact"/>
         <w:numPr>
           <w:ilvl w:val="0"/>
-          <w:numId w:val="1008"/>
+          <w:numId w:val="1020"/>
         </w:numPr>
       </w:pPr>
       <w:r>
@@ -6960,7 +8030,7 @@
         <w:pStyle w:val="Compact"/>
         <w:numPr>
           <w:ilvl w:val="0"/>
-          <w:numId w:val="1009"/>
+          <w:numId w:val="1021"/>
         </w:numPr>
       </w:pPr>
       <w:r>
@@ -6974,8 +8044,8 @@
         </w:pict>
       </w:r>
     </w:p>
-    <w:bookmarkEnd w:id="48"/>
-    <w:bookmarkStart w:id="49" w:name="kendi-başına-çalış"/>
+    <w:bookmarkEnd w:id="62"/>
+    <w:bookmarkStart w:id="63" w:name="kendi-başına-çalış"/>
     <w:p>
       <w:pPr>
         <w:pStyle w:val="Heading2"/>
@@ -7172,8 +8242,8 @@
         </w:pict>
       </w:r>
     </w:p>
-    <w:bookmarkEnd w:id="49"/>
-    <w:bookmarkStart w:id="50" w:name="kendini-sınama"/>
+    <w:bookmarkEnd w:id="63"/>
+    <w:bookmarkStart w:id="64" w:name="kendini-sınama"/>
     <w:p>
       <w:pPr>
         <w:pStyle w:val="Heading2"/>
@@ -7499,8 +8569,8 @@
         </w:pict>
       </w:r>
     </w:p>
-    <w:bookmarkEnd w:id="50"/>
-    <w:bookmarkStart w:id="51" w:name="kaynaklar-ve-ileri-okuma"/>
+    <w:bookmarkEnd w:id="64"/>
+    <w:bookmarkStart w:id="65" w:name="kaynaklar-ve-ileri-okuma"/>
     <w:p>
       <w:pPr>
         <w:pStyle w:val="Heading2"/>
@@ -7563,7 +8633,7 @@
         <w:pStyle w:val="Compact"/>
         <w:numPr>
           <w:ilvl w:val="0"/>
-          <w:numId w:val="1010"/>
+          <w:numId w:val="1022"/>
         </w:numPr>
       </w:pPr>
       <w:r>
@@ -7575,7 +8645,7 @@
         <w:pStyle w:val="Compact"/>
         <w:numPr>
           <w:ilvl w:val="0"/>
-          <w:numId w:val="1010"/>
+          <w:numId w:val="1022"/>
         </w:numPr>
       </w:pPr>
       <w:r>
@@ -7587,7 +8657,7 @@
         <w:pStyle w:val="Compact"/>
         <w:numPr>
           <w:ilvl w:val="0"/>
-          <w:numId w:val="1010"/>
+          <w:numId w:val="1022"/>
         </w:numPr>
       </w:pPr>
       <w:r>
@@ -7599,7 +8669,7 @@
         <w:pStyle w:val="Compact"/>
         <w:numPr>
           <w:ilvl w:val="0"/>
-          <w:numId w:val="1010"/>
+          <w:numId w:val="1022"/>
         </w:numPr>
       </w:pPr>
       <w:r>
@@ -7611,7 +8681,7 @@
         <w:pStyle w:val="Compact"/>
         <w:numPr>
           <w:ilvl w:val="0"/>
-          <w:numId w:val="1010"/>
+          <w:numId w:val="1022"/>
         </w:numPr>
       </w:pPr>
       <w:r>
@@ -7623,7 +8693,7 @@
         <w:pStyle w:val="Compact"/>
         <w:numPr>
           <w:ilvl w:val="0"/>
-          <w:numId w:val="1010"/>
+          <w:numId w:val="1022"/>
         </w:numPr>
       </w:pPr>
       <w:r>
@@ -7635,7 +8705,7 @@
         <w:pStyle w:val="Compact"/>
         <w:numPr>
           <w:ilvl w:val="0"/>
-          <w:numId w:val="1010"/>
+          <w:numId w:val="1022"/>
         </w:numPr>
       </w:pPr>
       <w:r>
@@ -8020,8 +9090,8 @@
         </w:tc>
       </w:tr>
     </w:tbl>
-    <w:bookmarkEnd w:id="51"/>
-    <w:bookmarkEnd w:id="52"/>
+    <w:bookmarkEnd w:id="65"/>
+    <w:bookmarkEnd w:id="66"/>
     <w:sectPr>
       <w:headerReference r:id="rId9" w:type="default"/>
       <w:footerReference r:id="rId10" w:type="default"/>
@@ -8543,6 +9613,42 @@
     <w:abstractNumId w:val="991"/>
   </w:num>
   <w:num w:numId="1004">
+    <w:abstractNumId w:val="991"/>
+  </w:num>
+  <w:num w:numId="1005">
+    <w:abstractNumId w:val="991"/>
+  </w:num>
+  <w:num w:numId="1006">
+    <w:abstractNumId w:val="991"/>
+  </w:num>
+  <w:num w:numId="1007">
+    <w:abstractNumId w:val="991"/>
+  </w:num>
+  <w:num w:numId="1008">
+    <w:abstractNumId w:val="991"/>
+  </w:num>
+  <w:num w:numId="1009">
+    <w:abstractNumId w:val="991"/>
+  </w:num>
+  <w:num w:numId="1010">
+    <w:abstractNumId w:val="991"/>
+  </w:num>
+  <w:num w:numId="1011">
+    <w:abstractNumId w:val="991"/>
+  </w:num>
+  <w:num w:numId="1012">
+    <w:abstractNumId w:val="991"/>
+  </w:num>
+  <w:num w:numId="1013">
+    <w:abstractNumId w:val="991"/>
+  </w:num>
+  <w:num w:numId="1014">
+    <w:abstractNumId w:val="991"/>
+  </w:num>
+  <w:num w:numId="1015">
+    <w:abstractNumId w:val="991"/>
+  </w:num>
+  <w:num w:numId="1016">
     <w:abstractNumId w:val="99411"/>
     <w:lvlOverride w:ilvl="0">
       <w:startOverride w:val="1"/>
@@ -8572,7 +9678,7 @@
       <w:startOverride w:val="1"/>
     </w:lvlOverride>
   </w:num>
-  <w:num w:numId="1005">
+  <w:num w:numId="1017">
     <w:abstractNumId w:val="99411"/>
     <w:lvlOverride w:ilvl="0">
       <w:startOverride w:val="1"/>
@@ -8602,19 +9708,19 @@
       <w:startOverride w:val="1"/>
     </w:lvlOverride>
   </w:num>
-  <w:num w:numId="1006">
+  <w:num w:numId="1018">
     <w:abstractNumId w:val="992"/>
   </w:num>
-  <w:num w:numId="1007">
+  <w:num w:numId="1019">
     <w:abstractNumId w:val="992"/>
   </w:num>
-  <w:num w:numId="1008">
+  <w:num w:numId="1020">
     <w:abstractNumId w:val="992"/>
   </w:num>
-  <w:num w:numId="1009">
+  <w:num w:numId="1021">
     <w:abstractNumId w:val="992"/>
   </w:num>
-  <w:num w:numId="1010">
+  <w:num w:numId="1022">
     <w:abstractNumId w:val="991"/>
   </w:num>
 </w:numbering>

--- a/docs/week-13/cen429-week-13-ders-notu.tr.docx
+++ b/docs/week-13/cen429-week-13-ders-notu.tr.docx
@@ -3444,14 +3444,14 @@
       <w:r>
         <w:drawing>
           <wp:inline>
-            <wp:extent cx="5759999" cy="1494183"/>
+            <wp:extent cx="5759999" cy="2377094"/>
             <wp:effectExtent b="0" l="0" r="0" t="0"/>
-            <wp:docPr descr="" title="" id="38" name="Picture"/>
+            <wp:docPr descr="Gereksinimden kanıta izlenebilirlik zinciri" title="" id="38" name="Picture"/>
             <a:graphic>
               <a:graphicData uri="http://schemas.openxmlformats.org/drawingml/2006/picture">
                 <pic:pic>
                   <pic:nvPicPr>
-                    <pic:cNvPr descr="diyagram-1.png" id="39" name="Picture"/>
+                    <pic:cNvPr descr="h13-01-izlenebilirlik.png" id="39" name="Picture"/>
                     <pic:cNvPicPr>
                       <a:picLocks noChangeArrowheads="1" noChangeAspect="1"/>
                     </pic:cNvPicPr>
@@ -3465,7 +3465,7 @@
                   <pic:spPr bwMode="auto">
                     <a:xfrm>
                       <a:off x="0" y="0"/>
-                      <a:ext cx="5759999" cy="1494183"/>
+                      <a:ext cx="5759999" cy="2377094"/>
                     </a:xfrm>
                     <a:prstGeom prst="rect">
                       <a:avLst/>
@@ -7264,14 +7264,14 @@
       <w:r>
         <w:drawing>
           <wp:inline>
-            <wp:extent cx="5759999" cy="1195080"/>
+            <wp:extent cx="5759999" cy="2561342"/>
             <wp:effectExtent b="0" l="0" r="0" t="0"/>
-            <wp:docPr descr="" title="" id="58" name="Picture"/>
+            <wp:docPr descr="Gereksinimi projeye aktarma karar akışı" title="" id="58" name="Picture"/>
             <a:graphic>
               <a:graphicData uri="http://schemas.openxmlformats.org/drawingml/2006/picture">
                 <pic:pic>
                   <pic:nvPicPr>
-                    <pic:cNvPr descr="diyagram-2.png" id="59" name="Picture"/>
+                    <pic:cNvPr descr="h13-02-gereksinim-karari.png" id="59" name="Picture"/>
                     <pic:cNvPicPr>
                       <a:picLocks noChangeArrowheads="1" noChangeAspect="1"/>
                     </pic:cNvPicPr>
@@ -7285,7 +7285,7 @@
                   <pic:spPr bwMode="auto">
                     <a:xfrm>
                       <a:off x="0" y="0"/>
-                      <a:ext cx="5759999" cy="1195080"/>
+                      <a:ext cx="5759999" cy="2561342"/>
                     </a:xfrm>
                     <a:prstGeom prst="rect">
                       <a:avLst/>

--- a/docs/week-13/cen429-week-13-ders-notu.tr.docx
+++ b/docs/week-13/cen429-week-13-ders-notu.tr.docx
@@ -2,7 +2,7 @@
 <file path=word/document.xml><?xml version="1.0" encoding="utf-8"?>
 <w:document xmlns:w="http://schemas.openxmlformats.org/wordprocessingml/2006/main" xmlns:m="http://schemas.openxmlformats.org/officeDocument/2006/math" xmlns:r="http://schemas.openxmlformats.org/officeDocument/2006/relationships" xmlns:o="urn:schemas-microsoft-com:office:office" xmlns:v="urn:schemas-microsoft-com:vml" xmlns:w10="urn:schemas-microsoft-com:office:word" xmlns:a="http://schemas.openxmlformats.org/drawingml/2006/main" xmlns:pic="http://schemas.openxmlformats.org/drawingml/2006/picture" xmlns:wp="http://schemas.openxmlformats.org/drawingml/2006/wordprocessingDrawing">
   <w:body>
-    <w:bookmarkStart w:id="66" w:name="hafta-13-güvenlik-gereksinimleri"/>
+    <w:bookmarkStart w:id="90" w:name="hafta-13-güvenlik-gereksinimleri"/>
     <w:p>
       <w:pPr>
         <w:pStyle w:val="Heading1"/>
@@ -2381,7 +2381,7 @@
     </w:p>
     <w:bookmarkEnd w:id="32"/>
     <w:bookmarkEnd w:id="33"/>
-    <w:bookmarkStart w:id="36" w:name="X99a7945f35155ed66c820c4f92a680edd8c4a1e"/>
+    <w:bookmarkStart w:id="42" w:name="X99a7945f35155ed66c820c4f92a680edd8c4a1e"/>
     <w:p>
       <w:pPr>
         <w:pStyle w:val="Heading2"/>
@@ -2489,6 +2489,100 @@
       </w:r>
       <w:r>
         <w:t xml:space="preserve">diye sorar.</w:t>
+      </w:r>
+    </w:p>
+    <w:p>
+      <w:pPr>
+        <w:pStyle w:val="BodyText"/>
+      </w:pPr>
+      <w:r>
+        <w:drawing>
+          <wp:inline>
+            <wp:extent cx="5759999" cy="2470728"/>
+            <wp:effectExtent b="0" l="0" r="0" t="0"/>
+            <wp:docPr descr="Kötü gereksinimden iyi gereksinime" title="" id="35" name="Picture"/>
+            <a:graphic>
+              <a:graphicData uri="http://schemas.openxmlformats.org/drawingml/2006/picture">
+                <pic:pic>
+                  <pic:nvPicPr>
+                    <pic:cNvPr descr="h13-04-kotu-iyi.png" id="36" name="Picture"/>
+                    <pic:cNvPicPr>
+                      <a:picLocks noChangeArrowheads="1" noChangeAspect="1"/>
+                    </pic:cNvPicPr>
+                  </pic:nvPicPr>
+                  <pic:blipFill>
+                    <a:blip r:embed="rId34"/>
+                    <a:stretch>
+                      <a:fillRect/>
+                    </a:stretch>
+                  </pic:blipFill>
+                  <pic:spPr bwMode="auto">
+                    <a:xfrm>
+                      <a:off x="0" y="0"/>
+                      <a:ext cx="5759999" cy="2470728"/>
+                    </a:xfrm>
+                    <a:prstGeom prst="rect">
+                      <a:avLst/>
+                    </a:prstGeom>
+                    <a:noFill/>
+                    <a:ln w="9525">
+                      <a:noFill/>
+                      <a:headEnd/>
+                      <a:tailEnd/>
+                    </a:ln>
+                  </pic:spPr>
+                </pic:pic>
+              </a:graphicData>
+            </a:graphic>
+          </wp:inline>
+        </w:drawing>
+      </w:r>
+    </w:p>
+    <w:p>
+      <w:pPr>
+        <w:pStyle w:val="BodyText"/>
+      </w:pPr>
+      <w:r>
+        <w:drawing>
+          <wp:inline>
+            <wp:extent cx="5759999" cy="2687780"/>
+            <wp:effectExtent b="0" l="0" r="0" t="0"/>
+            <wp:docPr descr="İyi gereksinimin ölçütleri" title="" id="38" name="Picture"/>
+            <a:graphic>
+              <a:graphicData uri="http://schemas.openxmlformats.org/drawingml/2006/picture">
+                <pic:pic>
+                  <pic:nvPicPr>
+                    <pic:cNvPr descr="h13-03-iyi-gereksinim.png" id="39" name="Picture"/>
+                    <pic:cNvPicPr>
+                      <a:picLocks noChangeArrowheads="1" noChangeAspect="1"/>
+                    </pic:cNvPicPr>
+                  </pic:nvPicPr>
+                  <pic:blipFill>
+                    <a:blip r:embed="rId37"/>
+                    <a:stretch>
+                      <a:fillRect/>
+                    </a:stretch>
+                  </pic:blipFill>
+                  <pic:spPr bwMode="auto">
+                    <a:xfrm>
+                      <a:off x="0" y="0"/>
+                      <a:ext cx="5759999" cy="2687780"/>
+                    </a:xfrm>
+                    <a:prstGeom prst="rect">
+                      <a:avLst/>
+                    </a:prstGeom>
+                    <a:noFill/>
+                    <a:ln w="9525">
+                      <a:noFill/>
+                      <a:headEnd/>
+                      <a:tailEnd/>
+                    </a:ln>
+                  </pic:spPr>
+                </pic:pic>
+              </a:graphicData>
+            </a:graphic>
+          </wp:inline>
+        </w:drawing>
       </w:r>
     </w:p>
     <w:p>
@@ -2807,7 +2901,7 @@
         <w:t xml:space="preserve">geçersizdir.</w:t>
       </w:r>
     </w:p>
-    <w:bookmarkStart w:id="34" w:name="üç-tür-gereksinim-1"/>
+    <w:bookmarkStart w:id="40" w:name="üç-tür-gereksinim-1"/>
     <w:p>
       <w:pPr>
         <w:pStyle w:val="Heading3"/>
@@ -2984,8 +3078,8 @@
         </w:tc>
       </w:tr>
     </w:tbl>
-    <w:bookmarkEnd w:id="34"/>
-    <w:bookmarkStart w:id="35" w:name="kötü-ve-iyi-gereksinim"/>
+    <w:bookmarkEnd w:id="40"/>
+    <w:bookmarkStart w:id="41" w:name="kötü-ve-iyi-gereksinim"/>
     <w:p>
       <w:pPr>
         <w:pStyle w:val="Heading3"/>
@@ -3402,9 +3496,9 @@
         </w:pict>
       </w:r>
     </w:p>
-    <w:bookmarkEnd w:id="35"/>
-    <w:bookmarkEnd w:id="36"/>
-    <w:bookmarkStart w:id="40" w:name="gereksinimden-kanıta-izlenebilirlik"/>
+    <w:bookmarkEnd w:id="41"/>
+    <w:bookmarkEnd w:id="42"/>
+    <w:bookmarkStart w:id="46" w:name="gereksinimden-kanıta-izlenebilirlik"/>
     <w:p>
       <w:pPr>
         <w:pStyle w:val="Heading2"/>
@@ -3446,18 +3540,18 @@
           <wp:inline>
             <wp:extent cx="5759999" cy="2377094"/>
             <wp:effectExtent b="0" l="0" r="0" t="0"/>
-            <wp:docPr descr="Gereksinimden kanıta izlenebilirlik zinciri" title="" id="38" name="Picture"/>
+            <wp:docPr descr="Gereksinimden kanıta izlenebilirlik zinciri" title="" id="44" name="Picture"/>
             <a:graphic>
               <a:graphicData uri="http://schemas.openxmlformats.org/drawingml/2006/picture">
                 <pic:pic>
                   <pic:nvPicPr>
-                    <pic:cNvPr descr="h13-01-izlenebilirlik.png" id="39" name="Picture"/>
+                    <pic:cNvPr descr="h13-01-izlenebilirlik.png" id="45" name="Picture"/>
                     <pic:cNvPicPr>
                       <a:picLocks noChangeArrowheads="1" noChangeAspect="1"/>
                     </pic:cNvPicPr>
                   </pic:nvPicPr>
                   <pic:blipFill>
-                    <a:blip r:embed="rId37"/>
+                    <a:blip r:embed="rId43"/>
                     <a:stretch>
                       <a:fillRect/>
                     </a:stretch>
@@ -3962,8 +4056,8 @@
         </w:pict>
       </w:r>
     </w:p>
-    <w:bookmarkEnd w:id="40"/>
-    <w:bookmarkStart w:id="44" w:name="Xa050168c489033ba7d5a369e2bfa238a2b9d6fd"/>
+    <w:bookmarkEnd w:id="46"/>
+    <w:bookmarkStart w:id="56" w:name="Xa050168c489033ba7d5a369e2bfa238a2b9d6fd"/>
     <w:p>
       <w:pPr>
         <w:pStyle w:val="Heading2"/>
@@ -3972,7 +4066,7 @@
         <w:t xml:space="preserve">3. Gereksinim bloğu kalıbı ve devredilen gereksinimler</w:t>
       </w:r>
     </w:p>
-    <w:bookmarkStart w:id="41" w:name="kılavuzda-gereksinim-bloğu"/>
+    <w:bookmarkStart w:id="53" w:name="kılavuzda-gereksinim-bloğu"/>
     <w:p>
       <w:pPr>
         <w:pStyle w:val="Heading3"/>
@@ -3986,6 +4080,100 @@
         <w:pStyle w:val="FirstParagraph"/>
       </w:pPr>
       <w:r>
+        <w:drawing>
+          <wp:inline>
+            <wp:extent cx="5759999" cy="2748610"/>
+            <wp:effectExtent b="0" l="0" r="0" t="0"/>
+            <wp:docPr descr="Devrederken yanıtlanacak üç soru" title="" id="48" name="Picture"/>
+            <a:graphic>
+              <a:graphicData uri="http://schemas.openxmlformats.org/drawingml/2006/picture">
+                <pic:pic>
+                  <pic:nvPicPr>
+                    <pic:cNvPr descr="h13-06-devretme.png" id="49" name="Picture"/>
+                    <pic:cNvPicPr>
+                      <a:picLocks noChangeArrowheads="1" noChangeAspect="1"/>
+                    </pic:cNvPicPr>
+                  </pic:nvPicPr>
+                  <pic:blipFill>
+                    <a:blip r:embed="rId47"/>
+                    <a:stretch>
+                      <a:fillRect/>
+                    </a:stretch>
+                  </pic:blipFill>
+                  <pic:spPr bwMode="auto">
+                    <a:xfrm>
+                      <a:off x="0" y="0"/>
+                      <a:ext cx="5759999" cy="2748610"/>
+                    </a:xfrm>
+                    <a:prstGeom prst="rect">
+                      <a:avLst/>
+                    </a:prstGeom>
+                    <a:noFill/>
+                    <a:ln w="9525">
+                      <a:noFill/>
+                      <a:headEnd/>
+                      <a:tailEnd/>
+                    </a:ln>
+                  </pic:spPr>
+                </pic:pic>
+              </a:graphicData>
+            </a:graphic>
+          </wp:inline>
+        </w:drawing>
+      </w:r>
+    </w:p>
+    <w:p>
+      <w:pPr>
+        <w:pStyle w:val="BodyText"/>
+      </w:pPr>
+      <w:r>
+        <w:drawing>
+          <wp:inline>
+            <wp:extent cx="5759999" cy="2888214"/>
+            <wp:effectExtent b="0" l="0" r="0" t="0"/>
+            <wp:docPr descr="Gereksinim bloğunun alanları" title="" id="51" name="Picture"/>
+            <a:graphic>
+              <a:graphicData uri="http://schemas.openxmlformats.org/drawingml/2006/picture">
+                <pic:pic>
+                  <pic:nvPicPr>
+                    <pic:cNvPr descr="h13-05-gereksinim-blogu.png" id="52" name="Picture"/>
+                    <pic:cNvPicPr>
+                      <a:picLocks noChangeArrowheads="1" noChangeAspect="1"/>
+                    </pic:cNvPicPr>
+                  </pic:nvPicPr>
+                  <pic:blipFill>
+                    <a:blip r:embed="rId50"/>
+                    <a:stretch>
+                      <a:fillRect/>
+                    </a:stretch>
+                  </pic:blipFill>
+                  <pic:spPr bwMode="auto">
+                    <a:xfrm>
+                      <a:off x="0" y="0"/>
+                      <a:ext cx="5759999" cy="2888214"/>
+                    </a:xfrm>
+                    <a:prstGeom prst="rect">
+                      <a:avLst/>
+                    </a:prstGeom>
+                    <a:noFill/>
+                    <a:ln w="9525">
+                      <a:noFill/>
+                      <a:headEnd/>
+                      <a:tailEnd/>
+                    </a:ln>
+                  </pic:spPr>
+                </pic:pic>
+              </a:graphicData>
+            </a:graphic>
+          </wp:inline>
+        </w:drawing>
+      </w:r>
+    </w:p>
+    <w:p>
+      <w:pPr>
+        <w:pStyle w:val="BodyText"/>
+      </w:pPr>
+      <w:r>
         <w:t xml:space="preserve">Sertifikasyondan geçen güvenlik kılavuzlarında her bölüm, o bölüme düşen gereksinimlerle açılır. Her gereksinim şu</w:t>
       </w:r>
       <w:r>
@@ -4118,8 +4306,8 @@
         <w:t xml:space="preserve">kanıta tek bakışta gidebilmesidir.</w:t>
       </w:r>
     </w:p>
-    <w:bookmarkEnd w:id="41"/>
-    <w:bookmarkStart w:id="42" w:name="X64b58e7b4b591279636aa80b9486933bff8579f"/>
+    <w:bookmarkEnd w:id="53"/>
+    <w:bookmarkStart w:id="54" w:name="X64b58e7b4b591279636aa80b9486933bff8579f"/>
     <w:p>
       <w:pPr>
         <w:pStyle w:val="Heading3"/>
@@ -4574,8 +4762,8 @@
         <w:t xml:space="preserve">kılavuza yazılır.</w:t>
       </w:r>
     </w:p>
-    <w:bookmarkEnd w:id="42"/>
-    <w:bookmarkStart w:id="43" w:name="X599c59c0f91c12915ca8e4567f09754c4ff62b3"/>
+    <w:bookmarkEnd w:id="54"/>
+    <w:bookmarkStart w:id="55" w:name="X599c59c0f91c12915ca8e4567f09754c4ff62b3"/>
     <w:p>
       <w:pPr>
         <w:pStyle w:val="Heading3"/>
@@ -4639,9 +4827,9 @@
         </w:pict>
       </w:r>
     </w:p>
-    <w:bookmarkEnd w:id="43"/>
-    <w:bookmarkEnd w:id="44"/>
-    <w:bookmarkStart w:id="48" w:name="ortak-kriterler-isoiec-15408"/>
+    <w:bookmarkEnd w:id="55"/>
+    <w:bookmarkEnd w:id="56"/>
+    <w:bookmarkStart w:id="63" w:name="ortak-kriterler-isoiec-15408"/>
     <w:p>
       <w:pPr>
         <w:pStyle w:val="Heading2"/>
@@ -4680,7 +4868,54 @@
         <w:t xml:space="preserve">bir ülkede verilen sertifika, anlaşmaya taraf diğer ülkelerde de tanınır.</w:t>
       </w:r>
     </w:p>
-    <w:bookmarkStart w:id="45" w:name="temel-kavramlar"/>
+    <w:p>
+      <w:pPr>
+        <w:pStyle w:val="BodyText"/>
+      </w:pPr>
+      <w:r>
+        <w:drawing>
+          <wp:inline>
+            <wp:extent cx="5759999" cy="2786354"/>
+            <wp:effectExtent b="0" l="0" r="0" t="0"/>
+            <wp:docPr descr="Ortak Kriterler kavramları: PP, ST, SFR, SAR, EAL" title="" id="58" name="Picture"/>
+            <a:graphic>
+              <a:graphicData uri="http://schemas.openxmlformats.org/drawingml/2006/picture">
+                <pic:pic>
+                  <pic:nvPicPr>
+                    <pic:cNvPr descr="h13-07-ortak-kriterler.png" id="59" name="Picture"/>
+                    <pic:cNvPicPr>
+                      <a:picLocks noChangeArrowheads="1" noChangeAspect="1"/>
+                    </pic:cNvPicPr>
+                  </pic:nvPicPr>
+                  <pic:blipFill>
+                    <a:blip r:embed="rId57"/>
+                    <a:stretch>
+                      <a:fillRect/>
+                    </a:stretch>
+                  </pic:blipFill>
+                  <pic:spPr bwMode="auto">
+                    <a:xfrm>
+                      <a:off x="0" y="0"/>
+                      <a:ext cx="5759999" cy="2786354"/>
+                    </a:xfrm>
+                    <a:prstGeom prst="rect">
+                      <a:avLst/>
+                    </a:prstGeom>
+                    <a:noFill/>
+                    <a:ln w="9525">
+                      <a:noFill/>
+                      <a:headEnd/>
+                      <a:tailEnd/>
+                    </a:ln>
+                  </pic:spPr>
+                </pic:pic>
+              </a:graphicData>
+            </a:graphic>
+          </wp:inline>
+        </w:drawing>
+      </w:r>
+    </w:p>
+    <w:bookmarkStart w:id="60" w:name="temel-kavramlar"/>
     <w:p>
       <w:pPr>
         <w:pStyle w:val="Heading3"/>
@@ -5010,8 +5245,8 @@
         </w:tc>
       </w:tr>
     </w:tbl>
-    <w:bookmarkEnd w:id="45"/>
-    <w:bookmarkStart w:id="46" w:name="eal-düzeyleri"/>
+    <w:bookmarkEnd w:id="60"/>
+    <w:bookmarkStart w:id="61" w:name="eal-düzeyleri"/>
     <w:p>
       <w:pPr>
         <w:pStyle w:val="Heading3"/>
@@ -5386,8 +5621,8 @@
         <w:t xml:space="preserve">değerlendirmesinin derinliğini artıran bileşendir.</w:t>
       </w:r>
     </w:p>
-    <w:bookmarkEnd w:id="46"/>
-    <w:bookmarkStart w:id="47" w:name="X810867a496dc52dc9bc332dd9ca6055c2a78499"/>
+    <w:bookmarkEnd w:id="61"/>
+    <w:bookmarkStart w:id="62" w:name="X810867a496dc52dc9bc332dd9ca6055c2a78499"/>
     <w:p>
       <w:pPr>
         <w:pStyle w:val="Heading3"/>
@@ -5519,9 +5754,9 @@
         </w:pict>
       </w:r>
     </w:p>
-    <w:bookmarkEnd w:id="47"/>
-    <w:bookmarkEnd w:id="48"/>
-    <w:bookmarkStart w:id="51" w:name="Xf0ce3f3afa11408bb04e5c8c522160520f6f405"/>
+    <w:bookmarkEnd w:id="62"/>
+    <w:bookmarkEnd w:id="63"/>
+    <w:bookmarkStart w:id="69" w:name="Xf0ce3f3afa11408bb04e5c8c522160520f6f405"/>
     <w:p>
       <w:pPr>
         <w:pStyle w:val="Heading2"/>
@@ -5579,7 +5814,54 @@
         <w:t xml:space="preserve">sertifikaları 2026 itibarıyla tarihsel listeye alınmaktadır.</w:t>
       </w:r>
     </w:p>
-    <w:bookmarkStart w:id="49" w:name="güvenlik-düzeyleri"/>
+    <w:p>
+      <w:pPr>
+        <w:pStyle w:val="BodyText"/>
+      </w:pPr>
+      <w:r>
+        <w:drawing>
+          <wp:inline>
+            <wp:extent cx="5759999" cy="2585921"/>
+            <wp:effectExtent b="0" l="0" r="0" t="0"/>
+            <wp:docPr descr="FIPS 140-3 güvence düzeyleri" title="" id="65" name="Picture"/>
+            <a:graphic>
+              <a:graphicData uri="http://schemas.openxmlformats.org/drawingml/2006/picture">
+                <pic:pic>
+                  <pic:nvPicPr>
+                    <pic:cNvPr descr="h13-08-fips.png" id="66" name="Picture"/>
+                    <pic:cNvPicPr>
+                      <a:picLocks noChangeArrowheads="1" noChangeAspect="1"/>
+                    </pic:cNvPicPr>
+                  </pic:nvPicPr>
+                  <pic:blipFill>
+                    <a:blip r:embed="rId64"/>
+                    <a:stretch>
+                      <a:fillRect/>
+                    </a:stretch>
+                  </pic:blipFill>
+                  <pic:spPr bwMode="auto">
+                    <a:xfrm>
+                      <a:off x="0" y="0"/>
+                      <a:ext cx="5759999" cy="2585921"/>
+                    </a:xfrm>
+                    <a:prstGeom prst="rect">
+                      <a:avLst/>
+                    </a:prstGeom>
+                    <a:noFill/>
+                    <a:ln w="9525">
+                      <a:noFill/>
+                      <a:headEnd/>
+                      <a:tailEnd/>
+                    </a:ln>
+                  </pic:spPr>
+                </pic:pic>
+              </a:graphicData>
+            </a:graphic>
+          </wp:inline>
+        </w:drawing>
+      </w:r>
+    </w:p>
+    <w:bookmarkStart w:id="67" w:name="güvenlik-düzeyleri"/>
     <w:p>
       <w:pPr>
         <w:pStyle w:val="Heading3"/>
@@ -5827,8 +6109,8 @@
         </w:tc>
       </w:tr>
     </w:tbl>
-    <w:bookmarkEnd w:id="49"/>
-    <w:bookmarkStart w:id="50" w:name="Xee5150e90a8dd1e773a3e9c48e93d3fb4a121b8"/>
+    <w:bookmarkEnd w:id="67"/>
+    <w:bookmarkStart w:id="68" w:name="Xee5150e90a8dd1e773a3e9c48e93d3fb4a121b8"/>
     <w:p>
       <w:pPr>
         <w:pStyle w:val="Heading3"/>
@@ -6064,9 +6346,9 @@
         </w:pict>
       </w:r>
     </w:p>
-    <w:bookmarkEnd w:id="50"/>
-    <w:bookmarkEnd w:id="51"/>
-    <w:bookmarkStart w:id="56" w:name="Xcb15e25d2bed8ddb6af109423a7a1b4fa3f9b47"/>
+    <w:bookmarkEnd w:id="68"/>
+    <w:bookmarkEnd w:id="69"/>
+    <w:bookmarkStart w:id="77" w:name="Xcb15e25d2bed8ddb6af109423a7a1b4fa3f9b47"/>
     <w:p>
       <w:pPr>
         <w:pStyle w:val="Heading2"/>
@@ -6075,7 +6357,7 @@
         <w:t xml:space="preserve">6. ETSI, GSMA, EMVCo, PCI ve OWASP: sektöre özgü gereksinim setleri</w:t>
       </w:r>
     </w:p>
-    <w:bookmarkStart w:id="52" w:name="X54854af821a3e0a638322539d1168cf23fca648"/>
+    <w:bookmarkStart w:id="73" w:name="X54854af821a3e0a638322539d1168cf23fca648"/>
     <w:p>
       <w:pPr>
         <w:pStyle w:val="Heading3"/>
@@ -6087,6 +6369,53 @@
     <w:p>
       <w:pPr>
         <w:pStyle w:val="FirstParagraph"/>
+      </w:pPr>
+      <w:r>
+        <w:drawing>
+          <wp:inline>
+            <wp:extent cx="5759999" cy="2484061"/>
+            <wp:effectExtent b="0" l="0" r="0" t="0"/>
+            <wp:docPr descr="Sektöre özgü gereksinim setleri" title="" id="71" name="Picture"/>
+            <a:graphic>
+              <a:graphicData uri="http://schemas.openxmlformats.org/drawingml/2006/picture">
+                <pic:pic>
+                  <pic:nvPicPr>
+                    <pic:cNvPr descr="h13-09-sektor.png" id="72" name="Picture"/>
+                    <pic:cNvPicPr>
+                      <a:picLocks noChangeArrowheads="1" noChangeAspect="1"/>
+                    </pic:cNvPicPr>
+                  </pic:nvPicPr>
+                  <pic:blipFill>
+                    <a:blip r:embed="rId70"/>
+                    <a:stretch>
+                      <a:fillRect/>
+                    </a:stretch>
+                  </pic:blipFill>
+                  <pic:spPr bwMode="auto">
+                    <a:xfrm>
+                      <a:off x="0" y="0"/>
+                      <a:ext cx="5759999" cy="2484061"/>
+                    </a:xfrm>
+                    <a:prstGeom prst="rect">
+                      <a:avLst/>
+                    </a:prstGeom>
+                    <a:noFill/>
+                    <a:ln w="9525">
+                      <a:noFill/>
+                      <a:headEnd/>
+                      <a:tailEnd/>
+                    </a:ln>
+                  </pic:spPr>
+                </pic:pic>
+              </a:graphicData>
+            </a:graphic>
+          </wp:inline>
+        </w:drawing>
+      </w:r>
+    </w:p>
+    <w:p>
+      <w:pPr>
+        <w:pStyle w:val="BodyText"/>
       </w:pPr>
       <w:r>
         <w:t xml:space="preserve">Avrupa Telekomünikasyon Standartları Enstitüsü’nün (ETSI) bu standardı, internete bağlanan tüketici cihazları için temel</w:t>
@@ -6610,8 +6939,8 @@
         </w:tc>
       </w:tr>
     </w:tbl>
-    <w:bookmarkEnd w:id="52"/>
-    <w:bookmarkStart w:id="53" w:name="gsma"/>
+    <w:bookmarkEnd w:id="73"/>
+    <w:bookmarkStart w:id="74" w:name="gsma"/>
     <w:p>
       <w:pPr>
         <w:pStyle w:val="Heading3"/>
@@ -6688,8 +7017,8 @@
         <w:t xml:space="preserve">personel, süreçler, anahtar yönetimi.</w:t>
       </w:r>
     </w:p>
-    <w:bookmarkEnd w:id="53"/>
-    <w:bookmarkStart w:id="54" w:name="emvco-ve-pci-ödeme"/>
+    <w:bookmarkEnd w:id="74"/>
+    <w:bookmarkStart w:id="75" w:name="emvco-ve-pci-ödeme"/>
     <w:p>
       <w:pPr>
         <w:pStyle w:val="Heading3"/>
@@ -6919,8 +7248,8 @@
         <w:t xml:space="preserve">Dersin gereksinim aileleri (8. bölüm) bu yapıdan uyarlanmıştır.</w:t>
       </w:r>
     </w:p>
-    <w:bookmarkEnd w:id="54"/>
-    <w:bookmarkStart w:id="55" w:name="X79776b600421a478c59e457ea05bb2d63d03f11"/>
+    <w:bookmarkEnd w:id="75"/>
+    <w:bookmarkStart w:id="76" w:name="X79776b600421a478c59e457ea05bb2d63d03f11"/>
     <w:p>
       <w:pPr>
         <w:pStyle w:val="Heading3"/>
@@ -6984,9 +7313,9 @@
         </w:pict>
       </w:r>
     </w:p>
-    <w:bookmarkEnd w:id="55"/>
-    <w:bookmarkEnd w:id="56"/>
-    <w:bookmarkStart w:id="60" w:name="Xdcf850b71a0eb09502267ffc39f2df217571fbd"/>
+    <w:bookmarkEnd w:id="76"/>
+    <w:bookmarkEnd w:id="77"/>
+    <w:bookmarkStart w:id="84" w:name="Xdcf850b71a0eb09502267ffc39f2df217571fbd"/>
     <w:p>
       <w:pPr>
         <w:pStyle w:val="Heading2"/>
@@ -7014,6 +7343,53 @@
       </w:r>
       <w:r>
         <w:t xml:space="preserve">. Adımlar:</w:t>
+      </w:r>
+    </w:p>
+    <w:p>
+      <w:pPr>
+        <w:pStyle w:val="BodyText"/>
+      </w:pPr>
+      <w:r>
+        <w:drawing>
+          <wp:inline>
+            <wp:extent cx="5759999" cy="2281967"/>
+            <wp:effectExtent b="0" l="0" r="0" t="0"/>
+            <wp:docPr descr="Uyum matrisinin yapısı" title="" id="79" name="Picture"/>
+            <a:graphic>
+              <a:graphicData uri="http://schemas.openxmlformats.org/drawingml/2006/picture">
+                <pic:pic>
+                  <pic:nvPicPr>
+                    <pic:cNvPr descr="h13-10-uyum-matrisi.png" id="80" name="Picture"/>
+                    <pic:cNvPicPr>
+                      <a:picLocks noChangeArrowheads="1" noChangeAspect="1"/>
+                    </pic:cNvPicPr>
+                  </pic:nvPicPr>
+                  <pic:blipFill>
+                    <a:blip r:embed="rId78"/>
+                    <a:stretch>
+                      <a:fillRect/>
+                    </a:stretch>
+                  </pic:blipFill>
+                  <pic:spPr bwMode="auto">
+                    <a:xfrm>
+                      <a:off x="0" y="0"/>
+                      <a:ext cx="5759999" cy="2281967"/>
+                    </a:xfrm>
+                    <a:prstGeom prst="rect">
+                      <a:avLst/>
+                    </a:prstGeom>
+                    <a:noFill/>
+                    <a:ln w="9525">
+                      <a:noFill/>
+                      <a:headEnd/>
+                      <a:tailEnd/>
+                    </a:ln>
+                  </pic:spPr>
+                </pic:pic>
+              </a:graphicData>
+            </a:graphic>
+          </wp:inline>
+        </w:drawing>
       </w:r>
     </w:p>
     <w:p>
@@ -7266,18 +7642,18 @@
           <wp:inline>
             <wp:extent cx="5759999" cy="2561342"/>
             <wp:effectExtent b="0" l="0" r="0" t="0"/>
-            <wp:docPr descr="Gereksinimi projeye aktarma karar akışı" title="" id="58" name="Picture"/>
+            <wp:docPr descr="Gereksinimi projeye aktarma karar akışı" title="" id="82" name="Picture"/>
             <a:graphic>
               <a:graphicData uri="http://schemas.openxmlformats.org/drawingml/2006/picture">
                 <pic:pic>
                   <pic:nvPicPr>
-                    <pic:cNvPr descr="h13-02-gereksinim-karari.png" id="59" name="Picture"/>
+                    <pic:cNvPr descr="h13-02-gereksinim-karari.png" id="83" name="Picture"/>
                     <pic:cNvPicPr>
                       <a:picLocks noChangeArrowheads="1" noChangeAspect="1"/>
                     </pic:cNvPicPr>
                   </pic:nvPicPr>
                   <pic:blipFill>
-                    <a:blip r:embed="rId57"/>
+                    <a:blip r:embed="rId81"/>
                     <a:stretch>
                       <a:fillRect/>
                     </a:stretch>
@@ -7373,8 +7749,8 @@
         </w:pict>
       </w:r>
     </w:p>
-    <w:bookmarkEnd w:id="60"/>
-    <w:bookmarkStart w:id="61" w:name="dersin-gereksinim-aileleri"/>
+    <w:bookmarkEnd w:id="84"/>
+    <w:bookmarkStart w:id="85" w:name="dersin-gereksinim-aileleri"/>
     <w:p>
       <w:pPr>
         <w:pStyle w:val="Heading2"/>
@@ -7937,8 +8313,8 @@
         </w:pict>
       </w:r>
     </w:p>
-    <w:bookmarkEnd w:id="61"/>
-    <w:bookmarkStart w:id="62" w:name="dönem-projesi-bu-hafta"/>
+    <w:bookmarkEnd w:id="85"/>
+    <w:bookmarkStart w:id="86" w:name="dönem-projesi-bu-hafta"/>
     <w:p>
       <w:pPr>
         <w:pStyle w:val="Heading2"/>
@@ -8044,8 +8420,8 @@
         </w:pict>
       </w:r>
     </w:p>
-    <w:bookmarkEnd w:id="62"/>
-    <w:bookmarkStart w:id="63" w:name="kendi-başına-çalış"/>
+    <w:bookmarkEnd w:id="86"/>
+    <w:bookmarkStart w:id="87" w:name="kendi-başına-çalış"/>
     <w:p>
       <w:pPr>
         <w:pStyle w:val="Heading2"/>
@@ -8242,8 +8618,8 @@
         </w:pict>
       </w:r>
     </w:p>
-    <w:bookmarkEnd w:id="63"/>
-    <w:bookmarkStart w:id="64" w:name="kendini-sınama"/>
+    <w:bookmarkEnd w:id="87"/>
+    <w:bookmarkStart w:id="88" w:name="kendini-sınama"/>
     <w:p>
       <w:pPr>
         <w:pStyle w:val="Heading2"/>
@@ -8569,8 +8945,8 @@
         </w:pict>
       </w:r>
     </w:p>
-    <w:bookmarkEnd w:id="64"/>
-    <w:bookmarkStart w:id="65" w:name="kaynaklar-ve-ileri-okuma"/>
+    <w:bookmarkEnd w:id="88"/>
+    <w:bookmarkStart w:id="89" w:name="kaynaklar-ve-ileri-okuma"/>
     <w:p>
       <w:pPr>
         <w:pStyle w:val="Heading2"/>
@@ -9090,8 +9466,8 @@
         </w:tc>
       </w:tr>
     </w:tbl>
-    <w:bookmarkEnd w:id="65"/>
-    <w:bookmarkEnd w:id="66"/>
+    <w:bookmarkEnd w:id="89"/>
+    <w:bookmarkEnd w:id="90"/>
     <w:sectPr>
       <w:headerReference r:id="rId9" w:type="default"/>
       <w:footerReference r:id="rId10" w:type="default"/>

--- a/docs/week-13/cen429-week-13-ders-notu.tr.docx
+++ b/docs/week-13/cen429-week-13-ders-notu.tr.docx
@@ -182,13 +182,13 @@
         <w:rPr>
           <w:rStyle w:val="VerbatimChar"/>
         </w:rPr>
-        <w:t xml:space="preserve">sh demo.sh</w:t>
-      </w:r>
-      <w:r>
-        <w:t xml:space="preserve"> </w:t>
-      </w:r>
-      <w:r>
-        <w:t xml:space="preserve">(Linux/WSL) ya da CMake ile derleyip</w:t>
+        <w:t xml:space="preserve">code</w:t>
+      </w:r>
+      <w:r>
+        <w:t xml:space="preserve"> </w:t>
+      </w:r>
+      <w:r>
+        <w:t xml:space="preserve">klasöründe bir kez</w:t>
       </w:r>
       <w:r>
         <w:t xml:space="preserve"> </w:t>
@@ -197,13 +197,52 @@
         <w:rPr>
           <w:rStyle w:val="VerbatimChar"/>
         </w:rPr>
-        <w:t xml:space="preserve">bin/</w:t>
-      </w:r>
-      <w:r>
-        <w:t xml:space="preserve"> </w:t>
-      </w:r>
-      <w:r>
-        <w:t xml:space="preserve">altından. Tümüyle sentetik ve güvenlidir; öğrenci bilgisayarına zarar vermez.</w:t>
+        <w:t xml:space="preserve">./build.sh</w:t>
+      </w:r>
+      <w:r>
+        <w:t xml:space="preserve"> </w:t>
+      </w:r>
+      <w:r>
+        <w:t xml:space="preserve">(Windows’ta</w:t>
+      </w:r>
+      <w:r>
+        <w:t xml:space="preserve"> </w:t>
+      </w:r>
+      <w:r>
+        <w:rPr>
+          <w:rStyle w:val="VerbatimChar"/>
+        </w:rPr>
+        <w:t xml:space="preserve">.\build.ps1</w:t>
+      </w:r>
+      <w:r>
+        <w:t xml:space="preserve">), sonra demo klasöründeki</w:t>
+      </w:r>
+      <w:r>
+        <w:t xml:space="preserve"> </w:t>
+      </w:r>
+      <w:r>
+        <w:rPr>
+          <w:rStyle w:val="VerbatimChar"/>
+        </w:rPr>
+        <w:t xml:space="preserve">bin/linux</w:t>
+      </w:r>
+      <w:r>
+        <w:t xml:space="preserve"> </w:t>
+      </w:r>
+      <w:r>
+        <w:t xml:space="preserve">(Windows’ta</w:t>
+      </w:r>
+      <w:r>
+        <w:t xml:space="preserve"> </w:t>
+      </w:r>
+      <w:r>
+        <w:rPr>
+          <w:rStyle w:val="VerbatimChar"/>
+        </w:rPr>
+        <w:t xml:space="preserve">bin\windows</w:t>
+      </w:r>
+      <w:r>
+        <w:t xml:space="preserve">) altından. Adım adım komutlar aşağıdaki kutuda. Tümüyle sentetik ve güvenlidir; öğrenci bilgisayarına zarar vermez.</w:t>
       </w:r>
     </w:p>
     <w:p>

--- a/docs/week-13/cen429-week-13-ders-notu.tr.docx
+++ b/docs/week-13/cen429-week-13-ders-notu.tr.docx
@@ -2,7 +2,7 @@
 <file path=word/document.xml><?xml version="1.0" encoding="utf-8"?>
 <w:document xmlns:w="http://schemas.openxmlformats.org/wordprocessingml/2006/main" xmlns:m="http://schemas.openxmlformats.org/officeDocument/2006/math" xmlns:r="http://schemas.openxmlformats.org/officeDocument/2006/relationships" xmlns:o="urn:schemas-microsoft-com:office:office" xmlns:v="urn:schemas-microsoft-com:vml" xmlns:w10="urn:schemas-microsoft-com:office:word" xmlns:a="http://schemas.openxmlformats.org/drawingml/2006/main" xmlns:pic="http://schemas.openxmlformats.org/drawingml/2006/picture" xmlns:wp="http://schemas.openxmlformats.org/drawingml/2006/wordprocessingDrawing">
   <w:body>
-    <w:bookmarkStart w:id="153" w:name="hafta-13-güvenlik-gereksinimleri"/>
+    <w:bookmarkStart w:id="154" w:name="hafta-13-güvenlik-gereksinimleri"/>
     <w:p>
       <w:pPr>
         <w:pStyle w:val="Heading1"/>
@@ -14,7 +14,8 @@
     <w:tbl>
       <w:tblPr>
         <w:tblStyle w:val="Table"/>
-        <w:tblW w:type="auto" w:w="0"/>
+        <w:tblW w:type="pct" w:w="5000"/>
+        <w:tblLayout w:type="fixed"/>
         <w:tblLook w:firstRow="0" w:lastRow="0" w:firstColumn="0" w:lastColumn="0" w:noHBand="0" w:noVBand="0" w:val="0000"/>
       </w:tblPr>
       <w:tblGrid>
@@ -101,6 +102,115 @@
             </w:pPr>
             <w:r>
               <w:t xml:space="preserve">3 saat</w:t>
+            </w:r>
+          </w:p>
+        </w:tc>
+      </w:tr>
+      <w:tr>
+        <w:tc>
+          <w:tcPr/>
+          <w:p>
+            <w:pPr>
+              <w:pStyle w:val="Compact"/>
+            </w:pPr>
+            <w:r>
+              <w:rPr>
+                <w:b/>
+                <w:bCs/>
+              </w:rPr>
+              <w:t xml:space="preserve">Ön bilgi</w:t>
+            </w:r>
+          </w:p>
+        </w:tc>
+        <w:tc>
+          <w:tcPr/>
+          <w:p>
+            <w:pPr>
+              <w:pStyle w:val="Compact"/>
+            </w:pPr>
+            <w:r>
+              <w:t xml:space="preserve">Hafta 1’den varlık, tehdit ve karşı önlem; Hafta 12’den değerlendirme ve kanıt kavramları; dönem projesinin S bölümlerinin ne işe yaradığı</w:t>
+            </w:r>
+          </w:p>
+        </w:tc>
+      </w:tr>
+      <w:tr>
+        <w:tc>
+          <w:tcPr/>
+          <w:p>
+            <w:pPr>
+              <w:pStyle w:val="Compact"/>
+            </w:pPr>
+            <w:r>
+              <w:rPr>
+                <w:b/>
+                <w:bCs/>
+              </w:rPr>
+              <w:t xml:space="preserve">Uygulamalar</w:t>
+            </w:r>
+          </w:p>
+        </w:tc>
+        <w:tc>
+          <w:tcPr/>
+          <w:p>
+            <w:pPr>
+              <w:pStyle w:val="Compact"/>
+            </w:pPr>
+            <w:hyperlink r:id="rId20">
+              <w:r>
+                <w:rPr>
+                  <w:rStyle w:val="VerbatimChar"/>
+                </w:rPr>
+                <w:t xml:space="preserve">code/week-13</w:t>
+              </w:r>
+            </w:hyperlink>
+            <w:r>
+              <w:t xml:space="preserve"> </w:t>
+            </w:r>
+            <w:r>
+              <w:t xml:space="preserve">— 2 demo;</w:t>
+            </w:r>
+            <w:r>
+              <w:t xml:space="preserve"> </w:t>
+            </w:r>
+            <w:r>
+              <w:rPr>
+                <w:rStyle w:val="VerbatimChar"/>
+              </w:rPr>
+              <w:t xml:space="preserve">code</w:t>
+            </w:r>
+            <w:r>
+              <w:t xml:space="preserve"> </w:t>
+            </w:r>
+            <w:r>
+              <w:t xml:space="preserve">klasöründe bir kez derleyin, sonra</w:t>
+            </w:r>
+            <w:r>
+              <w:t xml:space="preserve"> </w:t>
+            </w:r>
+            <w:r>
+              <w:rPr>
+                <w:rStyle w:val="VerbatimChar"/>
+              </w:rPr>
+              <w:t xml:space="preserve">bin/linux</w:t>
+            </w:r>
+            <w:r>
+              <w:t xml:space="preserve"> </w:t>
+            </w:r>
+            <w:r>
+              <w:t xml:space="preserve">(Windows’ta</w:t>
+            </w:r>
+            <w:r>
+              <w:t xml:space="preserve"> </w:t>
+            </w:r>
+            <w:r>
+              <w:rPr>
+                <w:rStyle w:val="VerbatimChar"/>
+              </w:rPr>
+              <w:t xml:space="preserve">bin\windows</w:t>
+            </w:r>
+            <w:r>
+              <w:t xml:space="preserve">) altından çalıştırın</w:t>
             </w:r>
           </w:p>
         </w:tc>
@@ -1350,7 +1460,7 @@
         </w:pict>
       </w:r>
     </w:p>
-    <w:bookmarkStart w:id="39" w:name="temel-kavramlar-sıfırdan"/>
+    <w:bookmarkStart w:id="40" w:name="temel-kavramlar-sıfırdan"/>
     <w:p>
       <w:pPr>
         <w:pStyle w:val="Heading2"/>
@@ -1380,7 +1490,7 @@
         <w:t xml:space="preserve">. Haftanın geri kalanında kullanacağımız terimleri sıfırdan tanımlıyoruz. Bir terimi bilmiyorsanız önce burayı okuyun; sonraki bölümler bunların üzerine kurulur.</w:t>
       </w:r>
     </w:p>
-    <w:bookmarkStart w:id="20" w:name="gereksinim-requirement-nedir"/>
+    <w:bookmarkStart w:id="21" w:name="gereksinim-requirement-nedir"/>
     <w:p>
       <w:pPr>
         <w:pStyle w:val="Heading3"/>
@@ -1467,8 +1577,8 @@
         <w:t xml:space="preserve">(test edilebilir).</w:t>
       </w:r>
     </w:p>
-    <w:bookmarkEnd w:id="20"/>
-    <w:bookmarkStart w:id="21" w:name="üç-tür-gereksinim"/>
+    <w:bookmarkEnd w:id="21"/>
+    <w:bookmarkStart w:id="22" w:name="üç-tür-gereksinim"/>
     <w:p>
       <w:pPr>
         <w:pStyle w:val="Heading3"/>
@@ -1543,8 +1653,8 @@
         <w:t xml:space="preserve">kurum nasıl çalışmalı? (ör. her değişiklik incelenir)</w:t>
       </w:r>
     </w:p>
-    <w:bookmarkEnd w:id="21"/>
-    <w:bookmarkStart w:id="22" w:name="iyi-vs-kötü-gereksinim"/>
+    <w:bookmarkEnd w:id="22"/>
+    <w:bookmarkStart w:id="23" w:name="iyi-vs-kötü-gereksinim"/>
     <w:p>
       <w:pPr>
         <w:pStyle w:val="Heading3"/>
@@ -1609,8 +1719,8 @@
         <w:t xml:space="preserve">(ölçülebilir)</w:t>
       </w:r>
     </w:p>
-    <w:bookmarkEnd w:id="22"/>
-    <w:bookmarkStart w:id="23" w:name="izlenebilirlik-traceability"/>
+    <w:bookmarkEnd w:id="23"/>
+    <w:bookmarkStart w:id="24" w:name="izlenebilirlik-traceability"/>
     <w:p>
       <w:pPr>
         <w:pStyle w:val="Heading3"/>
@@ -1698,8 +1808,8 @@
         <w:t xml:space="preserve">“Bu gereksinim nerede karşılandı, nasıl doğrulandı?”</w:t>
       </w:r>
     </w:p>
-    <w:bookmarkEnd w:id="23"/>
-    <w:bookmarkStart w:id="24" w:name="uyum-matrisi"/>
+    <w:bookmarkEnd w:id="24"/>
+    <w:bookmarkStart w:id="25" w:name="uyum-matrisi"/>
     <w:p>
       <w:pPr>
         <w:pStyle w:val="Heading3"/>
@@ -1770,8 +1880,8 @@
         <w:t xml:space="preserve">Değerlendiricinin ilk baktığı yer.</w:t>
       </w:r>
     </w:p>
-    <w:bookmarkEnd w:id="24"/>
-    <w:bookmarkStart w:id="25" w:name="gereksinim-durumları"/>
+    <w:bookmarkEnd w:id="25"/>
+    <w:bookmarkStart w:id="26" w:name="gereksinim-durumları"/>
     <w:p>
       <w:pPr>
         <w:pStyle w:val="Heading3"/>
@@ -1846,8 +1956,8 @@
         <w:t xml:space="preserve">henüz sağlanmıyor.</w:t>
       </w:r>
     </w:p>
-    <w:bookmarkEnd w:id="25"/>
-    <w:bookmarkStart w:id="26" w:name="devredilen-gereksinim"/>
+    <w:bookmarkEnd w:id="26"/>
+    <w:bookmarkStart w:id="27" w:name="devredilen-gereksinim"/>
     <w:p>
       <w:pPr>
         <w:pStyle w:val="Heading3"/>
@@ -1976,8 +2086,8 @@
         <w:t xml:space="preserve">bölümü.</w:t>
       </w:r>
     </w:p>
-    <w:bookmarkEnd w:id="26"/>
-    <w:bookmarkStart w:id="27" w:name="ortak-kriterler-cc"/>
+    <w:bookmarkEnd w:id="27"/>
+    <w:bookmarkStart w:id="28" w:name="ortak-kriterler-cc"/>
     <w:p>
       <w:pPr>
         <w:pStyle w:val="Heading3"/>
@@ -2020,8 +2130,8 @@
         <w:t xml:space="preserve">Kavramlar: TOE, ST, PP, SFR, SAR, EAL (birazdan).</w:t>
       </w:r>
     </w:p>
-    <w:bookmarkEnd w:id="27"/>
-    <w:bookmarkStart w:id="28" w:name="cc-temel-terimler"/>
+    <w:bookmarkEnd w:id="28"/>
+    <w:bookmarkStart w:id="29" w:name="cc-temel-terimler"/>
     <w:p>
       <w:pPr>
         <w:pStyle w:val="Heading3"/>
@@ -2112,8 +2222,8 @@
         <w:t xml:space="preserve">için ortak gereksinim seti.</w:t>
       </w:r>
     </w:p>
-    <w:bookmarkEnd w:id="28"/>
-    <w:bookmarkStart w:id="29" w:name="cc-sfr-sar-eal"/>
+    <w:bookmarkEnd w:id="29"/>
+    <w:bookmarkStart w:id="30" w:name="cc-sfr-sar-eal"/>
     <w:p>
       <w:pPr>
         <w:pStyle w:val="Heading3"/>
@@ -2236,8 +2346,8 @@
         <w:t xml:space="preserve">düzeyi (EAL1–EAL7).</w:t>
       </w:r>
     </w:p>
-    <w:bookmarkEnd w:id="29"/>
-    <w:bookmarkStart w:id="30" w:name="fips-140-3"/>
+    <w:bookmarkEnd w:id="30"/>
+    <w:bookmarkStart w:id="31" w:name="fips-140-3"/>
     <w:p>
       <w:pPr>
         <w:pStyle w:val="Heading3"/>
@@ -2308,8 +2418,8 @@
         <w:t xml:space="preserve">Yalnız modülü kapsar, uygulamanın tamamını değil.</w:t>
       </w:r>
     </w:p>
-    <w:bookmarkEnd w:id="30"/>
-    <w:bookmarkStart w:id="31" w:name="sektör-standartları"/>
+    <w:bookmarkEnd w:id="31"/>
+    <w:bookmarkStart w:id="32" w:name="sektör-standartları"/>
     <w:p>
       <w:pPr>
         <w:pStyle w:val="Heading3"/>
@@ -2384,8 +2494,8 @@
         <w:t xml:space="preserve">mobil uygulama gereksinimleri.</w:t>
       </w:r>
     </w:p>
-    <w:bookmarkEnd w:id="31"/>
-    <w:bookmarkStart w:id="32" w:name="neden-bu-kadar-çok-terim-var-gerekçe"/>
+    <w:bookmarkEnd w:id="32"/>
+    <w:bookmarkStart w:id="33" w:name="neden-bu-kadar-çok-terim-var-gerekçe"/>
     <w:p>
       <w:pPr>
         <w:pStyle w:val="Heading3"/>
@@ -2736,8 +2846,8 @@
         <w:t xml:space="preserve">önlemdir, gereksinim değil.</w:t>
       </w:r>
     </w:p>
-    <w:bookmarkEnd w:id="32"/>
-    <w:bookmarkStart w:id="33" w:name="X813d83330594e71525b63244ff36aa6a80031ae"/>
+    <w:bookmarkEnd w:id="33"/>
+    <w:bookmarkStart w:id="34" w:name="X813d83330594e71525b63244ff36aa6a80031ae"/>
     <w:p>
       <w:pPr>
         <w:pStyle w:val="Heading3"/>
@@ -3047,8 +3157,8 @@
         <w:t xml:space="preserve">yazılırdı.</w:t>
       </w:r>
     </w:p>
-    <w:bookmarkEnd w:id="33"/>
-    <w:bookmarkStart w:id="34" w:name="gereksinim-ailesi-ile-standart-farkı"/>
+    <w:bookmarkEnd w:id="34"/>
+    <w:bookmarkStart w:id="35" w:name="gereksinim-ailesi-ile-standart-farkı"/>
     <w:p>
       <w:pPr>
         <w:pStyle w:val="Heading3"/>
@@ -3205,8 +3315,8 @@
         <w:t xml:space="preserve">ayrı sorudur; ikisini de S1 (kaynaklar) ve S17 (uyum matrisi) bölümlerinde ayrı ayrı belirtirsiniz.</w:t>
       </w:r>
     </w:p>
-    <w:bookmarkEnd w:id="34"/>
-    <w:bookmarkStart w:id="35" w:name="hızlı-öz-kontrol-bölüm-0ı-bitirmeden"/>
+    <w:bookmarkEnd w:id="35"/>
+    <w:bookmarkStart w:id="36" w:name="hızlı-öz-kontrol-bölüm-0ı-bitirmeden"/>
     <w:p>
       <w:pPr>
         <w:pStyle w:val="Heading3"/>
@@ -3442,8 +3552,8 @@
         <w:t xml:space="preserve">kullanım ve imha gibi birden çok koşulu belirsizce sıkıştırır; her biri ayrı bir gereksinim olmalıdır.</w:t>
       </w:r>
     </w:p>
-    <w:bookmarkEnd w:id="35"/>
-    <w:bookmarkStart w:id="36" w:name="karşılanmadı-ile-uygulanmaz-farkı"/>
+    <w:bookmarkEnd w:id="36"/>
+    <w:bookmarkStart w:id="37" w:name="karşılanmadı-ile-uygulanmaz-farkı"/>
     <w:p>
       <w:pPr>
         <w:pStyle w:val="Heading3"/>
@@ -3713,8 +3823,8 @@
         <w:t xml:space="preserve">gelebilir.</w:t>
       </w:r>
     </w:p>
-    <w:bookmarkEnd w:id="36"/>
-    <w:bookmarkStart w:id="37" w:name="X660731301d305f81293ad03b7971aa4e899de2e"/>
+    <w:bookmarkEnd w:id="37"/>
+    <w:bookmarkStart w:id="38" w:name="X660731301d305f81293ad03b7971aa4e899de2e"/>
     <w:p>
       <w:pPr>
         <w:pStyle w:val="Heading3"/>
@@ -4036,8 +4146,8 @@
         <w:t xml:space="preserve">verecektir.</w:t>
       </w:r>
     </w:p>
-    <w:bookmarkEnd w:id="37"/>
-    <w:bookmarkStart w:id="38" w:name="şimdi-hazırız"/>
+    <w:bookmarkEnd w:id="38"/>
+    <w:bookmarkStart w:id="39" w:name="şimdi-hazırız"/>
     <w:p>
       <w:pPr>
         <w:pStyle w:val="Heading3"/>
@@ -4070,9 +4180,9 @@
         <w:t xml:space="preserve">Şimdi: iyi gereksinim nasıl yazılır?</w:t>
       </w:r>
     </w:p>
-    <w:bookmarkEnd w:id="38"/>
     <w:bookmarkEnd w:id="39"/>
-    <w:bookmarkStart w:id="53" w:name="X99a7945f35155ed66c820c4f92a680edd8c4a1e"/>
+    <w:bookmarkEnd w:id="40"/>
+    <w:bookmarkStart w:id="54" w:name="X99a7945f35155ed66c820c4f92a680edd8c4a1e"/>
     <w:p>
       <w:pPr>
         <w:pStyle w:val="Heading2"/>
@@ -4191,18 +4301,18 @@
           <wp:inline>
             <wp:extent cx="5759999" cy="2470728"/>
             <wp:effectExtent b="0" l="0" r="0" t="0"/>
-            <wp:docPr descr="Kötü gereksinimden iyi gereksinime" title="" id="41" name="Picture"/>
+            <wp:docPr descr="Kötü gereksinimden iyi gereksinime" title="" id="42" name="Picture"/>
             <a:graphic>
               <a:graphicData uri="http://schemas.openxmlformats.org/drawingml/2006/picture">
                 <pic:pic>
                   <pic:nvPicPr>
-                    <pic:cNvPr descr="h13-04-kotu-iyi.png" id="42" name="Picture"/>
+                    <pic:cNvPr descr="h13-04-kotu-iyi.png" id="43" name="Picture"/>
                     <pic:cNvPicPr>
                       <a:picLocks noChangeArrowheads="1" noChangeAspect="1"/>
                     </pic:cNvPicPr>
                   </pic:nvPicPr>
                   <pic:blipFill>
-                    <a:blip r:embed="rId40"/>
+                    <a:blip r:embed="rId41"/>
                     <a:stretch>
                       <a:fillRect/>
                     </a:stretch>
@@ -4238,18 +4348,18 @@
           <wp:inline>
             <wp:extent cx="5759999" cy="2687780"/>
             <wp:effectExtent b="0" l="0" r="0" t="0"/>
-            <wp:docPr descr="İyi gereksinimin ölçütleri" title="" id="44" name="Picture"/>
+            <wp:docPr descr="İyi gereksinimin ölçütleri" title="" id="45" name="Picture"/>
             <a:graphic>
               <a:graphicData uri="http://schemas.openxmlformats.org/drawingml/2006/picture">
                 <pic:pic>
                   <pic:nvPicPr>
-                    <pic:cNvPr descr="h13-03-iyi-gereksinim.png" id="45" name="Picture"/>
+                    <pic:cNvPr descr="h13-03-iyi-gereksinim.png" id="46" name="Picture"/>
                     <pic:cNvPicPr>
                       <a:picLocks noChangeArrowheads="1" noChangeAspect="1"/>
                     </pic:cNvPicPr>
                   </pic:nvPicPr>
                   <pic:blipFill>
-                    <a:blip r:embed="rId43"/>
+                    <a:blip r:embed="rId44"/>
                     <a:stretch>
                       <a:fillRect/>
                     </a:stretch>
@@ -4592,7 +4702,7 @@
         <w:t xml:space="preserve">geçersizdir.</w:t>
       </w:r>
     </w:p>
-    <w:bookmarkStart w:id="46" w:name="üç-tür-gereksinim-1"/>
+    <w:bookmarkStart w:id="47" w:name="üç-tür-gereksinim-1"/>
     <w:p>
       <w:pPr>
         <w:pStyle w:val="Heading3"/>
@@ -4769,8 +4879,8 @@
         </w:tc>
       </w:tr>
     </w:tbl>
-    <w:bookmarkEnd w:id="46"/>
-    <w:bookmarkStart w:id="47" w:name="kötü-ve-iyi-gereksinim"/>
+    <w:bookmarkEnd w:id="47"/>
+    <w:bookmarkStart w:id="48" w:name="kötü-ve-iyi-gereksinim"/>
     <w:p>
       <w:pPr>
         <w:pStyle w:val="Heading3"/>
@@ -5180,8 +5290,8 @@
         <w:t xml:space="preserve">gerekçesini yazmadan geçmek, değerlendiricinin gözünde bir eksikliktir.</w:t>
       </w:r>
     </w:p>
-    <w:bookmarkEnd w:id="47"/>
-    <w:bookmarkStart w:id="48" w:name="X10cf3105f4cf1e1ff39ccaf874e89baadf5586d"/>
+    <w:bookmarkEnd w:id="48"/>
+    <w:bookmarkStart w:id="49" w:name="X10cf3105f4cf1e1ff39ccaf874e89baadf5586d"/>
     <w:p>
       <w:pPr>
         <w:pStyle w:val="Heading3"/>
@@ -5923,8 +6033,8 @@
         <w:t xml:space="preserve">tartışmaya açık kalır ve değerlendirici geri gönderir.</w:t>
       </w:r>
     </w:p>
-    <w:bookmarkEnd w:id="48"/>
-    <w:bookmarkStart w:id="49" w:name="ikinci-örnek-sürecin-hız-testi"/>
+    <w:bookmarkEnd w:id="49"/>
+    <w:bookmarkStart w:id="50" w:name="ikinci-örnek-sürecin-hız-testi"/>
     <w:p>
       <w:pPr>
         <w:pStyle w:val="Heading3"/>
@@ -6613,8 +6723,8 @@
         <w:t xml:space="preserve">Üç sorudan birine bile net cevap veremiyorsa, gereksinim yeniden yazılmalıdır.</w:t>
       </w:r>
     </w:p>
-    <w:bookmarkEnd w:id="49"/>
-    <w:bookmarkStart w:id="50" w:name="Xc288f56ffde9aa482eb7c02cb31305bfe23ed43"/>
+    <w:bookmarkEnd w:id="50"/>
+    <w:bookmarkStart w:id="51" w:name="Xc288f56ffde9aa482eb7c02cb31305bfe23ed43"/>
     <w:p>
       <w:pPr>
         <w:pStyle w:val="Heading3"/>
@@ -6884,8 +6994,8 @@
         <w:t xml:space="preserve">de olur: bir MUST’ı SHOULD gibi yumuşatıp karşılamazsanız, değerlendirici bunu ciddi bir eksiklik sayar.</w:t>
       </w:r>
     </w:p>
-    <w:bookmarkEnd w:id="50"/>
-    <w:bookmarkStart w:id="51" w:name="Xbef2f85eb394603f79ae95d8b366410c76ab4de"/>
+    <w:bookmarkEnd w:id="51"/>
+    <w:bookmarkStart w:id="52" w:name="Xbef2f85eb394603f79ae95d8b366410c76ab4de"/>
     <w:p>
       <w:pPr>
         <w:pStyle w:val="Heading3"/>
@@ -7000,8 +7110,8 @@
         <w:t xml:space="preserve">mı diye bakılır — otomatik olarak bile denetlenebilir.</w:t>
       </w:r>
     </w:p>
-    <w:bookmarkEnd w:id="51"/>
-    <w:bookmarkStart w:id="52" w:name="X58ce678512f5241eb064e48da4138b843985baf"/>
+    <w:bookmarkEnd w:id="52"/>
+    <w:bookmarkStart w:id="53" w:name="X58ce678512f5241eb064e48da4138b843985baf"/>
     <w:p>
       <w:pPr>
         <w:pStyle w:val="Heading3"/>
@@ -7071,9 +7181,9 @@
         </w:pict>
       </w:r>
     </w:p>
-    <w:bookmarkEnd w:id="52"/>
     <w:bookmarkEnd w:id="53"/>
-    <w:bookmarkStart w:id="64" w:name="gereksinimden-kanıta-izlenebilirlik"/>
+    <w:bookmarkEnd w:id="54"/>
+    <w:bookmarkStart w:id="65" w:name="gereksinimden-kanıta-izlenebilirlik"/>
     <w:p>
       <w:pPr>
         <w:pStyle w:val="Heading2"/>
@@ -7115,18 +7225,18 @@
           <wp:inline>
             <wp:extent cx="5759999" cy="2377094"/>
             <wp:effectExtent b="0" l="0" r="0" t="0"/>
-            <wp:docPr descr="Gereksinimden kanıta izlenebilirlik zinciri" title="" id="55" name="Picture"/>
+            <wp:docPr descr="Gereksinimden kanıta izlenebilirlik zinciri" title="" id="56" name="Picture"/>
             <a:graphic>
               <a:graphicData uri="http://schemas.openxmlformats.org/drawingml/2006/picture">
                 <pic:pic>
                   <pic:nvPicPr>
-                    <pic:cNvPr descr="h13-01-izlenebilirlik.png" id="56" name="Picture"/>
+                    <pic:cNvPr descr="h13-01-izlenebilirlik.png" id="57" name="Picture"/>
                     <pic:cNvPicPr>
                       <a:picLocks noChangeArrowheads="1" noChangeAspect="1"/>
                     </pic:cNvPicPr>
                   </pic:nvPicPr>
                   <pic:blipFill>
-                    <a:blip r:embed="rId54"/>
+                    <a:blip r:embed="rId55"/>
                     <a:stretch>
                       <a:fillRect/>
                     </a:stretch>
@@ -7624,7 +7734,7 @@
         <w:t xml:space="preserve">yönü okur: karşılanmış denen ama kanıtı olmayan bir satır, ilk bulgudur.</w:t>
       </w:r>
     </w:p>
-    <w:bookmarkStart w:id="57" w:name="Xb9d65545badf3dd94756ac18e279d38da4ff3c9"/>
+    <w:bookmarkStart w:id="58" w:name="Xb9d65545badf3dd94756ac18e279d38da4ff3c9"/>
     <w:p>
       <w:pPr>
         <w:pStyle w:val="Heading3"/>
@@ -8402,8 +8512,8 @@
         <w:t xml:space="preserve">Kanıt olmasaydı → satır, değerlendiricinin ilk bulgusu olurdu (bkz. aşağıdaki kural).</w:t>
       </w:r>
     </w:p>
-    <w:bookmarkEnd w:id="57"/>
-    <w:bookmarkStart w:id="58" w:name="X4cc6d52c475e764f2cc1ac90a4dfc14b344f571"/>
+    <w:bookmarkEnd w:id="58"/>
+    <w:bookmarkStart w:id="59" w:name="X4cc6d52c475e764f2cc1ac90a4dfc14b344f571"/>
     <w:p>
       <w:pPr>
         <w:pStyle w:val="Heading3"/>
@@ -8756,8 +8866,8 @@
         <w:t xml:space="preserve">dir; uyum matrisi vaat değil kanıt ister.</w:t>
       </w:r>
     </w:p>
-    <w:bookmarkEnd w:id="58"/>
-    <w:bookmarkStart w:id="59" w:name="Xa6986bafbc9ebe7e0de38dc00d7ee0cb284746d"/>
+    <w:bookmarkEnd w:id="59"/>
+    <w:bookmarkStart w:id="60" w:name="Xa6986bafbc9ebe7e0de38dc00d7ee0cb284746d"/>
     <w:p>
       <w:pPr>
         <w:pStyle w:val="Heading3"/>
@@ -8866,8 +8976,8 @@
         <w:t xml:space="preserve">ve süreci uzatır.</w:t>
       </w:r>
     </w:p>
-    <w:bookmarkEnd w:id="59"/>
-    <w:bookmarkStart w:id="60" w:name="Xe7a75598be4b9c2274d627d28919e696032db27"/>
+    <w:bookmarkEnd w:id="60"/>
+    <w:bookmarkStart w:id="61" w:name="Xe7a75598be4b9c2274d627d28919e696032db27"/>
     <w:p>
       <w:pPr>
         <w:pStyle w:val="Heading3"/>
@@ -9327,8 +9437,8 @@
         <w:t xml:space="preserve">yazılır. Boş bırakmak, riskin unutulduğu izlenimini verir.</w:t>
       </w:r>
     </w:p>
-    <w:bookmarkEnd w:id="60"/>
-    <w:bookmarkStart w:id="61" w:name="neden-liste-değil-matris"/>
+    <w:bookmarkEnd w:id="61"/>
+    <w:bookmarkStart w:id="62" w:name="neden-liste-değil-matris"/>
     <w:p>
       <w:pPr>
         <w:pStyle w:val="Heading3"/>
@@ -9440,8 +9550,8 @@
         <w:t xml:space="preserve">gelir — liste bunu gösteremez, matris gösterir.</w:t>
       </w:r>
     </w:p>
-    <w:bookmarkEnd w:id="61"/>
-    <w:bookmarkStart w:id="62" w:name="X3cc61a0a43c4cd612bd900733cd0b1d08984fe1"/>
+    <w:bookmarkEnd w:id="62"/>
+    <w:bookmarkStart w:id="63" w:name="X3cc61a0a43c4cd612bd900733cd0b1d08984fe1"/>
     <w:p>
       <w:pPr>
         <w:pStyle w:val="Heading3"/>
@@ -9666,8 +9776,8 @@
         <w:t xml:space="preserve">elle, bir değerlendirici gibi okuyarak bulunur.</w:t>
       </w:r>
     </w:p>
-    <w:bookmarkEnd w:id="62"/>
-    <w:bookmarkStart w:id="63" w:name="X5c6b3a8504788a0bf44a0475c209d4b7db001ce"/>
+    <w:bookmarkEnd w:id="63"/>
+    <w:bookmarkStart w:id="64" w:name="X5c6b3a8504788a0bf44a0475c209d4b7db001ce"/>
     <w:p>
       <w:pPr>
         <w:pStyle w:val="Heading3"/>
@@ -9937,9 +10047,9 @@
         </w:pict>
       </w:r>
     </w:p>
-    <w:bookmarkEnd w:id="63"/>
     <w:bookmarkEnd w:id="64"/>
-    <w:bookmarkStart w:id="79" w:name="Xa050168c489033ba7d5a369e2bfa238a2b9d6fd"/>
+    <w:bookmarkEnd w:id="65"/>
+    <w:bookmarkStart w:id="80" w:name="Xa050168c489033ba7d5a369e2bfa238a2b9d6fd"/>
     <w:p>
       <w:pPr>
         <w:pStyle w:val="Heading2"/>
@@ -9948,7 +10058,7 @@
         <w:t xml:space="preserve">3. Gereksinim bloğu kalıbı ve devredilen gereksinimler</w:t>
       </w:r>
     </w:p>
-    <w:bookmarkStart w:id="71" w:name="kılavuzda-gereksinim-bloğu"/>
+    <w:bookmarkStart w:id="72" w:name="kılavuzda-gereksinim-bloğu"/>
     <w:p>
       <w:pPr>
         <w:pStyle w:val="Heading3"/>
@@ -9966,18 +10076,18 @@
           <wp:inline>
             <wp:extent cx="5759999" cy="2748610"/>
             <wp:effectExtent b="0" l="0" r="0" t="0"/>
-            <wp:docPr descr="Devrederken yanıtlanacak üç soru" title="" id="66" name="Picture"/>
+            <wp:docPr descr="Devrederken yanıtlanacak üç soru" title="" id="67" name="Picture"/>
             <a:graphic>
               <a:graphicData uri="http://schemas.openxmlformats.org/drawingml/2006/picture">
                 <pic:pic>
                   <pic:nvPicPr>
-                    <pic:cNvPr descr="h13-06-devretme.png" id="67" name="Picture"/>
+                    <pic:cNvPr descr="h13-06-devretme.png" id="68" name="Picture"/>
                     <pic:cNvPicPr>
                       <a:picLocks noChangeArrowheads="1" noChangeAspect="1"/>
                     </pic:cNvPicPr>
                   </pic:nvPicPr>
                   <pic:blipFill>
-                    <a:blip r:embed="rId65"/>
+                    <a:blip r:embed="rId66"/>
                     <a:stretch>
                       <a:fillRect/>
                     </a:stretch>
@@ -10013,18 +10123,18 @@
           <wp:inline>
             <wp:extent cx="5759999" cy="2888214"/>
             <wp:effectExtent b="0" l="0" r="0" t="0"/>
-            <wp:docPr descr="Gereksinim bloğunun alanları" title="" id="69" name="Picture"/>
+            <wp:docPr descr="Gereksinim bloğunun alanları" title="" id="70" name="Picture"/>
             <a:graphic>
               <a:graphicData uri="http://schemas.openxmlformats.org/drawingml/2006/picture">
                 <pic:pic>
                   <pic:nvPicPr>
-                    <pic:cNvPr descr="h13-05-gereksinim-blogu.png" id="70" name="Picture"/>
+                    <pic:cNvPr descr="h13-05-gereksinim-blogu.png" id="71" name="Picture"/>
                     <pic:cNvPicPr>
                       <a:picLocks noChangeArrowheads="1" noChangeAspect="1"/>
                     </pic:cNvPicPr>
                   </pic:nvPicPr>
                   <pic:blipFill>
-                    <a:blip r:embed="rId68"/>
+                    <a:blip r:embed="rId69"/>
                     <a:stretch>
                       <a:fillRect/>
                     </a:stretch>
@@ -10188,8 +10298,8 @@
         <w:t xml:space="preserve">kanıta tek bakışta gidebilmesidir.</w:t>
       </w:r>
     </w:p>
-    <w:bookmarkEnd w:id="71"/>
-    <w:bookmarkStart w:id="72" w:name="X64b58e7b4b591279636aa80b9486933bff8579f"/>
+    <w:bookmarkEnd w:id="72"/>
+    <w:bookmarkStart w:id="73" w:name="X64b58e7b4b591279636aa80b9486933bff8579f"/>
     <w:p>
       <w:pPr>
         <w:pStyle w:val="Heading3"/>
@@ -10644,8 +10754,8 @@
         <w:t xml:space="preserve">kılavuza yazılır.</w:t>
       </w:r>
     </w:p>
-    <w:bookmarkEnd w:id="72"/>
-    <w:bookmarkStart w:id="73" w:name="X599c59c0f91c12915ca8e4567f09754c4ff62b3"/>
+    <w:bookmarkEnd w:id="73"/>
+    <w:bookmarkStart w:id="74" w:name="X599c59c0f91c12915ca8e4567f09754c4ff62b3"/>
     <w:p>
       <w:pPr>
         <w:pStyle w:val="Heading3"/>
@@ -10702,8 +10812,8 @@
         <w:t xml:space="preserve">sorusunu önceden cevaplar.</w:t>
       </w:r>
     </w:p>
-    <w:bookmarkEnd w:id="73"/>
-    <w:bookmarkStart w:id="74" w:name="X6000c83b55e733ea337649becf633144ef0c882"/>
+    <w:bookmarkEnd w:id="74"/>
+    <w:bookmarkStart w:id="75" w:name="X6000c83b55e733ea337649becf633144ef0c882"/>
     <w:p>
       <w:pPr>
         <w:pStyle w:val="Heading3"/>
@@ -11122,8 +11232,8 @@
         <w:t xml:space="preserve">değildir; tam tersine daha fazla açıklama ister, çünkü sorumluluk sınırının nerede olduğunu kanıtlamanız gerekir.</w:t>
       </w:r>
     </w:p>
-    <w:bookmarkEnd w:id="74"/>
-    <w:bookmarkStart w:id="75" w:name="Xfffdc58301dc9b1cd044c3e449fa2af6fb1f731"/>
+    <w:bookmarkEnd w:id="75"/>
+    <w:bookmarkStart w:id="76" w:name="Xfffdc58301dc9b1cd044c3e449fa2af6fb1f731"/>
     <w:p>
       <w:pPr>
         <w:pStyle w:val="Heading3"/>
@@ -11402,8 +11512,8 @@
         <w:t xml:space="preserve">varsa ama arkasında bir referans yoksa, o cümleyi yeniden yazın.</w:t>
       </w:r>
     </w:p>
-    <w:bookmarkEnd w:id="75"/>
-    <w:bookmarkStart w:id="76" w:name="X14c5f8f0ad9e8b4b69f2a45c2d43cc2db15bb51"/>
+    <w:bookmarkEnd w:id="76"/>
+    <w:bookmarkStart w:id="77" w:name="X14c5f8f0ad9e8b4b69f2a45c2d43cc2db15bb51"/>
     <w:p>
       <w:pPr>
         <w:pStyle w:val="Heading3"/>
@@ -11513,8 +11623,8 @@
         <w:t xml:space="preserve">diyen ama kanıt sunamayan bir kılavuza güvenmez.</w:t>
       </w:r>
     </w:p>
-    <w:bookmarkEnd w:id="76"/>
-    <w:bookmarkStart w:id="77" w:name="Xd494cb138d2e7956633bbdecb890f41ee380bb4"/>
+    <w:bookmarkEnd w:id="77"/>
+    <w:bookmarkStart w:id="78" w:name="Xd494cb138d2e7956633bbdecb890f41ee380bb4"/>
     <w:p>
       <w:pPr>
         <w:pStyle w:val="Heading3"/>
@@ -11691,8 +11801,8 @@
         <w:t xml:space="preserve">diye sorar.</w:t>
       </w:r>
     </w:p>
-    <w:bookmarkEnd w:id="77"/>
-    <w:bookmarkStart w:id="78" w:name="X6f97cef095083de08ff4189730d4f0c4955b15e"/>
+    <w:bookmarkEnd w:id="78"/>
+    <w:bookmarkStart w:id="79" w:name="X6f97cef095083de08ff4189730d4f0c4955b15e"/>
     <w:p>
       <w:pPr>
         <w:pStyle w:val="Heading3"/>
@@ -12116,9 +12226,9 @@
         </w:pict>
       </w:r>
     </w:p>
-    <w:bookmarkEnd w:id="78"/>
     <w:bookmarkEnd w:id="79"/>
-    <w:bookmarkStart w:id="92" w:name="ortak-kriterler-isoiec-15408"/>
+    <w:bookmarkEnd w:id="80"/>
+    <w:bookmarkStart w:id="93" w:name="ortak-kriterler-isoiec-15408"/>
     <w:p>
       <w:pPr>
         <w:pStyle w:val="Heading2"/>
@@ -12166,18 +12276,18 @@
           <wp:inline>
             <wp:extent cx="5759999" cy="2786354"/>
             <wp:effectExtent b="0" l="0" r="0" t="0"/>
-            <wp:docPr descr="Ortak Kriterler kavramları: PP, ST, SFR, SAR, EAL" title="" id="81" name="Picture"/>
+            <wp:docPr descr="Ortak Kriterler kavramları: PP, ST, SFR, SAR, EAL" title="" id="82" name="Picture"/>
             <a:graphic>
               <a:graphicData uri="http://schemas.openxmlformats.org/drawingml/2006/picture">
                 <pic:pic>
                   <pic:nvPicPr>
-                    <pic:cNvPr descr="h13-07-ortak-kriterler.png" id="82" name="Picture"/>
+                    <pic:cNvPr descr="h13-07-ortak-kriterler.png" id="83" name="Picture"/>
                     <pic:cNvPicPr>
                       <a:picLocks noChangeArrowheads="1" noChangeAspect="1"/>
                     </pic:cNvPicPr>
                   </pic:nvPicPr>
                   <pic:blipFill>
-                    <a:blip r:embed="rId80"/>
+                    <a:blip r:embed="rId81"/>
                     <a:stretch>
                       <a:fillRect/>
                     </a:stretch>
@@ -12204,7 +12314,7 @@
         </w:drawing>
       </w:r>
     </w:p>
-    <w:bookmarkStart w:id="83" w:name="temel-kavramlar"/>
+    <w:bookmarkStart w:id="84" w:name="temel-kavramlar"/>
     <w:p>
       <w:pPr>
         <w:pStyle w:val="Heading3"/>
@@ -12534,8 +12644,8 @@
         </w:tc>
       </w:tr>
     </w:tbl>
-    <w:bookmarkEnd w:id="83"/>
-    <w:bookmarkStart w:id="84" w:name="eal-düzeyleri"/>
+    <w:bookmarkEnd w:id="84"/>
+    <w:bookmarkStart w:id="85" w:name="eal-düzeyleri"/>
     <w:p>
       <w:pPr>
         <w:pStyle w:val="Heading3"/>
@@ -12910,8 +13020,8 @@
         <w:t xml:space="preserve">değerlendirmesinin derinliğini artıran bileşendir.</w:t>
       </w:r>
     </w:p>
-    <w:bookmarkEnd w:id="84"/>
-    <w:bookmarkStart w:id="85" w:name="X810867a496dc52dc9bc332dd9ca6055c2a78499"/>
+    <w:bookmarkEnd w:id="85"/>
+    <w:bookmarkStart w:id="86" w:name="X810867a496dc52dc9bc332dd9ca6055c2a78499"/>
     <w:p>
       <w:pPr>
         <w:pStyle w:val="Heading3"/>
@@ -13036,8 +13146,8 @@
         <w:t xml:space="preserve">uyarlanmış biçimleri kullanılır.</w:t>
       </w:r>
     </w:p>
-    <w:bookmarkEnd w:id="85"/>
-    <w:bookmarkStart w:id="86" w:name="Xbce02612f6cc4a8f26b22b6e677adf33018a29b"/>
+    <w:bookmarkEnd w:id="86"/>
+    <w:bookmarkStart w:id="87" w:name="Xbce02612f6cc4a8f26b22b6e677adf33018a29b"/>
     <w:p>
       <w:pPr>
         <w:pStyle w:val="Heading3"/>
@@ -13696,8 +13806,8 @@
         <w:t xml:space="preserve">bir SFR, ilk sorulacak sorudur.</w:t>
       </w:r>
     </w:p>
-    <w:bookmarkEnd w:id="86"/>
-    <w:bookmarkStart w:id="87" w:name="X23efd8ce50d5c4bb7f31401601981d853b24b6e"/>
+    <w:bookmarkEnd w:id="87"/>
+    <w:bookmarkStart w:id="88" w:name="X23efd8ce50d5c4bb7f31401601981d853b24b6e"/>
     <w:p>
       <w:pPr>
         <w:pStyle w:val="Heading3"/>
@@ -13760,8 +13870,8 @@
         <w:t xml:space="preserve">gibidir: uyumluluk maliyeti düşer, karşılaştırma kolaylaşır.</w:t>
       </w:r>
     </w:p>
-    <w:bookmarkEnd w:id="87"/>
-    <w:bookmarkStart w:id="88" w:name="X10a75ac3ed0375481f28f9f87a4e78f9e679c3f"/>
+    <w:bookmarkEnd w:id="88"/>
+    <w:bookmarkStart w:id="89" w:name="X10a75ac3ed0375481f28f9f87a4e78f9e679c3f"/>
     <w:p>
       <w:pPr>
         <w:pStyle w:val="Heading3"/>
@@ -13886,8 +13996,8 @@
         <w:t xml:space="preserve">bileşen ST’yi geçersiz kılabilir.</w:t>
       </w:r>
     </w:p>
-    <w:bookmarkEnd w:id="88"/>
-    <w:bookmarkStart w:id="89" w:name="eal-seçimi-pratik-bir-karar-rehberi"/>
+    <w:bookmarkEnd w:id="89"/>
+    <w:bookmarkStart w:id="90" w:name="eal-seçimi-pratik-bir-karar-rehberi"/>
     <w:p>
       <w:pPr>
         <w:pStyle w:val="Heading3"/>
@@ -14136,8 +14246,8 @@
         <w:t xml:space="preserve">sorusuna kaba bir kıyas sunar.</w:t>
       </w:r>
     </w:p>
-    <w:bookmarkEnd w:id="89"/>
-    <w:bookmarkStart w:id="90" w:name="pp-ile-styi-yeniden-kullanmak"/>
+    <w:bookmarkEnd w:id="90"/>
+    <w:bookmarkStart w:id="91" w:name="pp-ile-styi-yeniden-kullanmak"/>
     <w:p>
       <w:pPr>
         <w:pStyle w:val="Heading3"/>
@@ -14262,8 +14372,8 @@
         <w:t xml:space="preserve">gibi düşünülebilir.</w:t>
       </w:r>
     </w:p>
-    <w:bookmarkEnd w:id="90"/>
-    <w:bookmarkStart w:id="91" w:name="X431a2ce93c8f920a13d21f2f8aa24abd9ab4669"/>
+    <w:bookmarkEnd w:id="91"/>
+    <w:bookmarkStart w:id="92" w:name="X431a2ce93c8f920a13d21f2f8aa24abd9ab4669"/>
     <w:p>
       <w:pPr>
         <w:pStyle w:val="Heading3"/>
@@ -14317,9 +14427,9 @@
         </w:pict>
       </w:r>
     </w:p>
-    <w:bookmarkEnd w:id="91"/>
     <w:bookmarkEnd w:id="92"/>
-    <w:bookmarkStart w:id="104" w:name="Xf0ce3f3afa11408bb04e5c8c522160520f6f405"/>
+    <w:bookmarkEnd w:id="93"/>
+    <w:bookmarkStart w:id="105" w:name="Xf0ce3f3afa11408bb04e5c8c522160520f6f405"/>
     <w:p>
       <w:pPr>
         <w:pStyle w:val="Heading2"/>
@@ -14386,18 +14496,18 @@
           <wp:inline>
             <wp:extent cx="5759999" cy="2585921"/>
             <wp:effectExtent b="0" l="0" r="0" t="0"/>
-            <wp:docPr descr="FIPS 140-3 güvence düzeyleri" title="" id="94" name="Picture"/>
+            <wp:docPr descr="FIPS 140-3 güvence düzeyleri" title="" id="95" name="Picture"/>
             <a:graphic>
               <a:graphicData uri="http://schemas.openxmlformats.org/drawingml/2006/picture">
                 <pic:pic>
                   <pic:nvPicPr>
-                    <pic:cNvPr descr="h13-08-fips.png" id="95" name="Picture"/>
+                    <pic:cNvPr descr="h13-08-fips.png" id="96" name="Picture"/>
                     <pic:cNvPicPr>
                       <a:picLocks noChangeArrowheads="1" noChangeAspect="1"/>
                     </pic:cNvPicPr>
                   </pic:nvPicPr>
                   <pic:blipFill>
-                    <a:blip r:embed="rId93"/>
+                    <a:blip r:embed="rId94"/>
                     <a:stretch>
                       <a:fillRect/>
                     </a:stretch>
@@ -14424,7 +14534,7 @@
         </w:drawing>
       </w:r>
     </w:p>
-    <w:bookmarkStart w:id="96" w:name="güvenlik-düzeyleri"/>
+    <w:bookmarkStart w:id="97" w:name="güvenlik-düzeyleri"/>
     <w:p>
       <w:pPr>
         <w:pStyle w:val="Heading3"/>
@@ -14672,8 +14782,8 @@
         </w:tc>
       </w:tr>
     </w:tbl>
-    <w:bookmarkEnd w:id="96"/>
-    <w:bookmarkStart w:id="97" w:name="Xee5150e90a8dd1e773a3e9c48e93d3fb4a121b8"/>
+    <w:bookmarkEnd w:id="97"/>
+    <w:bookmarkStart w:id="98" w:name="Xee5150e90a8dd1e773a3e9c48e93d3fb4a121b8"/>
     <w:p>
       <w:pPr>
         <w:pStyle w:val="Heading3"/>
@@ -14902,8 +15012,8 @@
         <w:t xml:space="preserve">hangi gereksinimi karşıladığını ve neyi karşılamadığını ayrıca yazın.</w:t>
       </w:r>
     </w:p>
-    <w:bookmarkEnd w:id="97"/>
-    <w:bookmarkStart w:id="98" w:name="X7101e93626dd520337cb74c488772a1fca5ccf2"/>
+    <w:bookmarkEnd w:id="98"/>
+    <w:bookmarkStart w:id="99" w:name="X7101e93626dd520337cb74c488772a1fca5ccf2"/>
     <w:p>
       <w:pPr>
         <w:pStyle w:val="Heading3"/>
@@ -15495,8 +15605,8 @@
         <w:t xml:space="preserve">(bellek silme) çağrılarını arar. Bunlardan biri eksikse iddia geçersiz sayılır.</w:t>
       </w:r>
     </w:p>
-    <w:bookmarkEnd w:id="98"/>
-    <w:bookmarkStart w:id="99" w:name="fips-doğrulama-sürecinin-adımları-kabaca"/>
+    <w:bookmarkEnd w:id="99"/>
+    <w:bookmarkStart w:id="100" w:name="fips-doğrulama-sürecinin-adımları-kabaca"/>
     <w:p>
       <w:pPr>
         <w:pStyle w:val="Heading3"/>
@@ -15717,8 +15827,8 @@
         <w:t xml:space="preserve">4. adım tamamlanmadan verilmez.</w:t>
       </w:r>
     </w:p>
-    <w:bookmarkEnd w:id="99"/>
-    <w:bookmarkStart w:id="100" w:name="bir-cmvp-sertifikasında-ne-yazar"/>
+    <w:bookmarkEnd w:id="100"/>
+    <w:bookmarkStart w:id="101" w:name="bir-cmvp-sertifikasında-ne-yazar"/>
     <w:p>
       <w:pPr>
         <w:pStyle w:val="Heading3"/>
@@ -15811,8 +15921,8 @@
         <w:t xml:space="preserve">otomatik miras almaz.</w:t>
       </w:r>
     </w:p>
-    <w:bookmarkEnd w:id="100"/>
-    <w:bookmarkStart w:id="101" w:name="fips-düzeyleri-ile-cc-eali-karıştırmayın"/>
+    <w:bookmarkEnd w:id="101"/>
+    <w:bookmarkStart w:id="102" w:name="fips-düzeyleri-ile-cc-eali-karıştırmayın"/>
     <w:p>
       <w:pPr>
         <w:pStyle w:val="Heading3"/>
@@ -16192,8 +16302,8 @@
         <w:t xml:space="preserve">kullanımla birebir eştiğini doğrulayın; eşleşmiyorsa iddiayı yazmayın.</w:t>
       </w:r>
     </w:p>
-    <w:bookmarkEnd w:id="101"/>
-    <w:bookmarkStart w:id="102" w:name="Xcd30c5f45a3d2995c7e0a537c700b38db64f0ec"/>
+    <w:bookmarkEnd w:id="102"/>
+    <w:bookmarkStart w:id="103" w:name="Xcd30c5f45a3d2995c7e0a537c700b38db64f0ec"/>
     <w:p>
       <w:pPr>
         <w:pStyle w:val="Heading3"/>
@@ -16365,8 +16475,8 @@
         <w:t xml:space="preserve">cümleye indirin (bu bölümün başındaki uyarı kutusunda görüldüğü gibi).</w:t>
       </w:r>
     </w:p>
-    <w:bookmarkEnd w:id="102"/>
-    <w:bookmarkStart w:id="103" w:name="bu-haftanın-demosuyla-bağlantı"/>
+    <w:bookmarkEnd w:id="103"/>
+    <w:bookmarkStart w:id="104" w:name="bu-haftanın-demosuyla-bağlantı"/>
     <w:p>
       <w:pPr>
         <w:pStyle w:val="Heading3"/>
@@ -16453,9 +16563,9 @@
         </w:pict>
       </w:r>
     </w:p>
-    <w:bookmarkEnd w:id="103"/>
     <w:bookmarkEnd w:id="104"/>
-    <w:bookmarkStart w:id="118" w:name="Xcb15e25d2bed8ddb6af109423a7a1b4fa3f9b47"/>
+    <w:bookmarkEnd w:id="105"/>
+    <w:bookmarkStart w:id="119" w:name="Xcb15e25d2bed8ddb6af109423a7a1b4fa3f9b47"/>
     <w:p>
       <w:pPr>
         <w:pStyle w:val="Heading2"/>
@@ -16464,7 +16574,7 @@
         <w:t xml:space="preserve">6. ETSI, GSMA, EMVCo, PCI ve OWASP: sektöre özgü gereksinim setleri</w:t>
       </w:r>
     </w:p>
-    <w:bookmarkStart w:id="108" w:name="X54854af821a3e0a638322539d1168cf23fca648"/>
+    <w:bookmarkStart w:id="109" w:name="X54854af821a3e0a638322539d1168cf23fca648"/>
     <w:p>
       <w:pPr>
         <w:pStyle w:val="Heading3"/>
@@ -16482,18 +16592,18 @@
           <wp:inline>
             <wp:extent cx="5759999" cy="2484061"/>
             <wp:effectExtent b="0" l="0" r="0" t="0"/>
-            <wp:docPr descr="Sektöre özgü gereksinim setleri" title="" id="106" name="Picture"/>
+            <wp:docPr descr="Sektöre özgü gereksinim setleri" title="" id="107" name="Picture"/>
             <a:graphic>
               <a:graphicData uri="http://schemas.openxmlformats.org/drawingml/2006/picture">
                 <pic:pic>
                   <pic:nvPicPr>
-                    <pic:cNvPr descr="h13-09-sektor.png" id="107" name="Picture"/>
+                    <pic:cNvPr descr="h13-09-sektor.png" id="108" name="Picture"/>
                     <pic:cNvPicPr>
                       <a:picLocks noChangeArrowheads="1" noChangeAspect="1"/>
                     </pic:cNvPicPr>
                   </pic:nvPicPr>
                   <pic:blipFill>
-                    <a:blip r:embed="rId105"/>
+                    <a:blip r:embed="rId106"/>
                     <a:stretch>
                       <a:fillRect/>
                     </a:stretch>
@@ -17046,8 +17156,8 @@
         </w:tc>
       </w:tr>
     </w:tbl>
-    <w:bookmarkEnd w:id="108"/>
-    <w:bookmarkStart w:id="109" w:name="gsma"/>
+    <w:bookmarkEnd w:id="109"/>
+    <w:bookmarkStart w:id="110" w:name="gsma"/>
     <w:p>
       <w:pPr>
         <w:pStyle w:val="Heading3"/>
@@ -17124,8 +17234,8 @@
         <w:t xml:space="preserve">personel, süreçler, anahtar yönetimi.</w:t>
       </w:r>
     </w:p>
-    <w:bookmarkEnd w:id="109"/>
-    <w:bookmarkStart w:id="110" w:name="emvco-ve-pci-ödeme"/>
+    <w:bookmarkEnd w:id="110"/>
+    <w:bookmarkStart w:id="111" w:name="emvco-ve-pci-ödeme"/>
     <w:p>
       <w:pPr>
         <w:pStyle w:val="Heading3"/>
@@ -17355,8 +17465,8 @@
         <w:t xml:space="preserve">Dersin gereksinim aileleri (8. bölüm) bu yapıdan uyarlanmıştır.</w:t>
       </w:r>
     </w:p>
-    <w:bookmarkEnd w:id="110"/>
-    <w:bookmarkStart w:id="111" w:name="X79776b600421a478c59e457ea05bb2d63d03f11"/>
+    <w:bookmarkEnd w:id="111"/>
+    <w:bookmarkStart w:id="112" w:name="X79776b600421a478c59e457ea05bb2d63d03f11"/>
     <w:p>
       <w:pPr>
         <w:pStyle w:val="Heading3"/>
@@ -17413,8 +17523,8 @@
         <w:t xml:space="preserve">haftaların konularını kapsar.</w:t>
       </w:r>
     </w:p>
-    <w:bookmarkEnd w:id="111"/>
-    <w:bookmarkStart w:id="112" w:name="X0995e69c40ecb24f44219631c30441f60033361"/>
+    <w:bookmarkEnd w:id="112"/>
+    <w:bookmarkStart w:id="113" w:name="X0995e69c40ecb24f44219631c30441f60033361"/>
     <w:p>
       <w:pPr>
         <w:pStyle w:val="Heading3"/>
@@ -18040,8 +18150,8 @@
         <w:t xml:space="preserve">MASVS ayrıca anahtarın işletim sisteminin güvenli depolama API’siyle korunmasını da ister) ayrı doğrulanmalıdır.</w:t>
       </w:r>
     </w:p>
-    <w:bookmarkEnd w:id="112"/>
-    <w:bookmarkStart w:id="113" w:name="X581209bb8ed8b15562bc06008716dc67f9aecd6"/>
+    <w:bookmarkEnd w:id="113"/>
+    <w:bookmarkStart w:id="114" w:name="X581209bb8ed8b15562bc06008716dc67f9aecd6"/>
     <w:p>
       <w:pPr>
         <w:pStyle w:val="Heading3"/>
@@ -18397,8 +18507,8 @@
         <w:t xml:space="preserve">yapmayın.</w:t>
       </w:r>
     </w:p>
-    <w:bookmarkEnd w:id="113"/>
-    <w:bookmarkStart w:id="114" w:name="X8bd569e9840a7a28a19548c38cbec03ddfe7ee2"/>
+    <w:bookmarkEnd w:id="114"/>
+    <w:bookmarkStart w:id="115" w:name="X8bd569e9840a7a28a19548c38cbec03ddfe7ee2"/>
     <w:p>
       <w:pPr>
         <w:pStyle w:val="Heading3"/>
@@ -18612,8 +18722,8 @@
         <w:t xml:space="preserve">dönüştüğünü gösterir — tıpkı 2. bölümdeki izlenebilirlik zincirinde olduğu gibi.</w:t>
       </w:r>
     </w:p>
-    <w:bookmarkEnd w:id="114"/>
-    <w:bookmarkStart w:id="115" w:name="X93ed6aee77d5a03dff07a4622063a2135fab5ff"/>
+    <w:bookmarkEnd w:id="115"/>
+    <w:bookmarkStart w:id="116" w:name="X93ed6aee77d5a03dff07a4622063a2135fab5ff"/>
     <w:p>
       <w:pPr>
         <w:pStyle w:val="Heading3"/>
@@ -18731,8 +18841,8 @@
         <w:t xml:space="preserve">kadar derin olmalıdır.</w:t>
       </w:r>
     </w:p>
-    <w:bookmarkEnd w:id="115"/>
-    <w:bookmarkStart w:id="116" w:name="X7d2fec8bdbba822123e7e8481cb19736c38615b"/>
+    <w:bookmarkEnd w:id="116"/>
+    <w:bookmarkStart w:id="117" w:name="X7d2fec8bdbba822123e7e8481cb19736c38615b"/>
     <w:p>
       <w:pPr>
         <w:pStyle w:val="Heading3"/>
@@ -19152,8 +19262,8 @@
         <w:t xml:space="preserve">6. bölümü kapatan bir özet görevi görür.</w:t>
       </w:r>
     </w:p>
-    <w:bookmarkEnd w:id="116"/>
-    <w:bookmarkStart w:id="117" w:name="X92183187c81b036e2345456464bb3e211f9577e"/>
+    <w:bookmarkEnd w:id="117"/>
+    <w:bookmarkStart w:id="118" w:name="X92183187c81b036e2345456464bb3e211f9577e"/>
     <w:p>
       <w:pPr>
         <w:pStyle w:val="Heading3"/>
@@ -19251,9 +19361,9 @@
         </w:pict>
       </w:r>
     </w:p>
-    <w:bookmarkEnd w:id="117"/>
     <w:bookmarkEnd w:id="118"/>
-    <w:bookmarkStart w:id="129" w:name="Xdcf850b71a0eb09502267ffc39f2df217571fbd"/>
+    <w:bookmarkEnd w:id="119"/>
+    <w:bookmarkStart w:id="130" w:name="Xdcf850b71a0eb09502267ffc39f2df217571fbd"/>
     <w:p>
       <w:pPr>
         <w:pStyle w:val="Heading2"/>
@@ -19292,18 +19402,18 @@
           <wp:inline>
             <wp:extent cx="5759999" cy="2281967"/>
             <wp:effectExtent b="0" l="0" r="0" t="0"/>
-            <wp:docPr descr="Uyum matrisinin yapısı" title="" id="120" name="Picture"/>
+            <wp:docPr descr="Uyum matrisinin yapısı" title="" id="121" name="Picture"/>
             <a:graphic>
               <a:graphicData uri="http://schemas.openxmlformats.org/drawingml/2006/picture">
                 <pic:pic>
                   <pic:nvPicPr>
-                    <pic:cNvPr descr="h13-10-uyum-matrisi.png" id="121" name="Picture"/>
+                    <pic:cNvPr descr="h13-10-uyum-matrisi.png" id="122" name="Picture"/>
                     <pic:cNvPicPr>
                       <a:picLocks noChangeArrowheads="1" noChangeAspect="1"/>
                     </pic:cNvPicPr>
                   </pic:nvPicPr>
                   <pic:blipFill>
-                    <a:blip r:embed="rId119"/>
+                    <a:blip r:embed="rId120"/>
                     <a:stretch>
                       <a:fillRect/>
                     </a:stretch>
@@ -19580,18 +19690,18 @@
           <wp:inline>
             <wp:extent cx="5759999" cy="2561342"/>
             <wp:effectExtent b="0" l="0" r="0" t="0"/>
-            <wp:docPr descr="Gereksinimi projeye aktarma karar akışı" title="" id="123" name="Picture"/>
+            <wp:docPr descr="Gereksinimi projeye aktarma karar akışı" title="" id="124" name="Picture"/>
             <a:graphic>
               <a:graphicData uri="http://schemas.openxmlformats.org/drawingml/2006/picture">
                 <pic:pic>
                   <pic:nvPicPr>
-                    <pic:cNvPr descr="h13-02-gereksinim-karari.png" id="124" name="Picture"/>
+                    <pic:cNvPr descr="h13-02-gereksinim-karari.png" id="125" name="Picture"/>
                     <pic:cNvPicPr>
                       <a:picLocks noChangeArrowheads="1" noChangeAspect="1"/>
                     </pic:cNvPicPr>
                   </pic:nvPicPr>
                   <pic:blipFill>
-                    <a:blip r:embed="rId122"/>
+                    <a:blip r:embed="rId123"/>
                     <a:stretch>
                       <a:fillRect/>
                     </a:stretch>
@@ -19680,7 +19790,7 @@
         <w:t xml:space="preserve">Değerlendirici, gereksinimden varlık tablosuna, oradan güvenlik kabuğu matrisine ve önlem kartlarına gider.</w:t>
       </w:r>
     </w:p>
-    <w:bookmarkStart w:id="125" w:name="Xb2fc0d8248058f4fe917419a616f505cf5036c4"/>
+    <w:bookmarkStart w:id="126" w:name="Xb2fc0d8248058f4fe917419a616f505cf5036c4"/>
     <w:p>
       <w:pPr>
         <w:pStyle w:val="Heading3"/>
@@ -20282,8 +20392,8 @@
         <w:t xml:space="preserve">anlamına gelebilir.</w:t>
       </w:r>
     </w:p>
-    <w:bookmarkEnd w:id="125"/>
-    <w:bookmarkStart w:id="126" w:name="X3f83c532f7a7c27fef0922f41fd09bb9640987b"/>
+    <w:bookmarkEnd w:id="126"/>
+    <w:bookmarkStart w:id="127" w:name="X3f83c532f7a7c27fef0922f41fd09bb9640987b"/>
     <w:p>
       <w:pPr>
         <w:pStyle w:val="Heading3"/>
@@ -20568,8 +20678,8 @@
         <w:t xml:space="preserve">süreç) için aynı şekilde çalıştığını gösterir.</w:t>
       </w:r>
     </w:p>
-    <w:bookmarkEnd w:id="126"/>
-    <w:bookmarkStart w:id="127" w:name="sürüm-planına-işlemek-küçük-bir-örnek"/>
+    <w:bookmarkEnd w:id="127"/>
+    <w:bookmarkStart w:id="128" w:name="sürüm-planına-işlemek-küçük-bir-örnek"/>
     <w:p>
       <w:pPr>
         <w:pStyle w:val="Heading3"/>
@@ -20889,8 +20999,8 @@
         <w:t xml:space="preserve">hatırlamaya çalışmak, çoğu zaman yanlış ya da eksik eşlemeye yol açar.</w:t>
       </w:r>
     </w:p>
-    <w:bookmarkEnd w:id="127"/>
-    <w:bookmarkStart w:id="128" w:name="X2b030e8a977c5701028c014a3b6a3edd6fd65f4"/>
+    <w:bookmarkEnd w:id="128"/>
+    <w:bookmarkStart w:id="129" w:name="X2b030e8a977c5701028c014a3b6a3edd6fd65f4"/>
     <w:p>
       <w:pPr>
         <w:pStyle w:val="Heading3"/>
@@ -20974,9 +21084,9 @@
         </w:pict>
       </w:r>
     </w:p>
-    <w:bookmarkEnd w:id="128"/>
     <w:bookmarkEnd w:id="129"/>
-    <w:bookmarkStart w:id="138" w:name="dersin-gereksinim-aileleri"/>
+    <w:bookmarkEnd w:id="130"/>
+    <w:bookmarkStart w:id="139" w:name="dersin-gereksinim-aileleri"/>
     <w:p>
       <w:pPr>
         <w:pStyle w:val="Heading2"/>
@@ -21023,18 +21133,18 @@
           <wp:inline>
             <wp:extent cx="5759999" cy="2748610"/>
             <wp:effectExtent b="0" l="0" r="0" t="0"/>
-            <wp:docPr descr="Dersin dokuz gereksinim ailesi" title="" id="131" name="Picture"/>
+            <wp:docPr descr="Dersin dokuz gereksinim ailesi" title="" id="132" name="Picture"/>
             <a:graphic>
               <a:graphicData uri="http://schemas.openxmlformats.org/drawingml/2006/picture">
                 <pic:pic>
                   <pic:nvPicPr>
-                    <pic:cNvPr descr="h13-11-gereksinim-aileleri.png" id="132" name="Picture"/>
+                    <pic:cNvPr descr="h13-11-gereksinim-aileleri.png" id="133" name="Picture"/>
                     <pic:cNvPicPr>
                       <a:picLocks noChangeArrowheads="1" noChangeAspect="1"/>
                     </pic:cNvPicPr>
                   </pic:nvPicPr>
                   <pic:blipFill>
-                    <a:blip r:embed="rId130"/>
+                    <a:blip r:embed="rId131"/>
                     <a:stretch>
                       <a:fillRect/>
                     </a:stretch>
@@ -21579,7 +21689,7 @@
         <w:t xml:space="preserve">sorgulasın.</w:t>
       </w:r>
     </w:p>
-    <w:bookmarkStart w:id="133" w:name="X74f7a18c9d86e3fadb832f67a49a8679b7d3327"/>
+    <w:bookmarkStart w:id="134" w:name="X74f7a18c9d86e3fadb832f67a49a8679b7d3327"/>
     <w:p>
       <w:pPr>
         <w:pStyle w:val="Heading3"/>
@@ -22347,8 +22457,8 @@
         <w:t xml:space="preserve">belirtilmelidir.</w:t>
       </w:r>
     </w:p>
-    <w:bookmarkEnd w:id="133"/>
-    <w:bookmarkStart w:id="134" w:name="X7f80a522253a6af4ababaa983902fb2e9895328"/>
+    <w:bookmarkEnd w:id="134"/>
+    <w:bookmarkStart w:id="135" w:name="X7f80a522253a6af4ababaa983902fb2e9895328"/>
     <w:p>
       <w:pPr>
         <w:pStyle w:val="Heading3"/>
@@ -22413,8 +22523,8 @@
         <w:t xml:space="preserve">farklı sırayla sorar.</w:t>
       </w:r>
     </w:p>
-    <w:bookmarkEnd w:id="134"/>
-    <w:bookmarkStart w:id="135" w:name="Xdad2fe4c88a04bb55e7b3ef7573d926029a85d7"/>
+    <w:bookmarkEnd w:id="135"/>
+    <w:bookmarkStart w:id="136" w:name="Xdad2fe4c88a04bb55e7b3ef7573d926029a85d7"/>
     <w:p>
       <w:pPr>
         <w:pStyle w:val="Heading3"/>
@@ -22544,8 +22654,8 @@
         <w:t xml:space="preserve">tanımlayın ve S1’de bu yeni ailenin neyi kapsadığını bir cümleyle açıklayın; var olan bir aileyi zorla germeyin.</w:t>
       </w:r>
     </w:p>
-    <w:bookmarkEnd w:id="135"/>
-    <w:bookmarkStart w:id="136" w:name="Xf7b7218403dfe6bb5be2e20773f77037be3f68a"/>
+    <w:bookmarkEnd w:id="136"/>
+    <w:bookmarkStart w:id="137" w:name="Xf7b7218403dfe6bb5be2e20773f77037be3f68a"/>
     <w:p>
       <w:pPr>
         <w:pStyle w:val="Heading3"/>
@@ -22696,8 +22806,8 @@
         <w:t xml:space="preserve">sorar.</w:t>
       </w:r>
     </w:p>
-    <w:bookmarkEnd w:id="136"/>
-    <w:bookmarkStart w:id="137" w:name="dokuz-aileyi-tek-bakışta-hatırlamak"/>
+    <w:bookmarkEnd w:id="137"/>
+    <w:bookmarkStart w:id="138" w:name="dokuz-aileyi-tek-bakışta-hatırlamak"/>
     <w:p>
       <w:pPr>
         <w:pStyle w:val="Heading3"/>
@@ -22757,9 +22867,9 @@
         </w:pict>
       </w:r>
     </w:p>
-    <w:bookmarkEnd w:id="137"/>
     <w:bookmarkEnd w:id="138"/>
-    <w:bookmarkStart w:id="143" w:name="dönem-projesi-bu-hafta"/>
+    <w:bookmarkEnd w:id="139"/>
+    <w:bookmarkStart w:id="144" w:name="dönem-projesi-bu-hafta"/>
     <w:p>
       <w:pPr>
         <w:pStyle w:val="Heading2"/>
@@ -22858,7 +22968,7 @@
         <w:t xml:space="preserve">Varlık tablonuzu (S5) gereksinimlere göre gözden geçirin: her varlığın yaşam döngüsü ve koruma sınıfı dolu mu?</w:t>
       </w:r>
     </w:p>
-    <w:bookmarkStart w:id="139" w:name="X28ab2a32d8fab4f8cb2684b669db4d8c3b1a5a9"/>
+    <w:bookmarkStart w:id="140" w:name="X28ab2a32d8fab4f8cb2684b669db4d8c3b1a5a9"/>
     <w:p>
       <w:pPr>
         <w:pStyle w:val="Heading3"/>
@@ -23145,8 +23255,8 @@
         <w:t xml:space="preserve">satırının var olduğunu, yoksa eklenmesi gerektiğini kontrol edin.</w:t>
       </w:r>
     </w:p>
-    <w:bookmarkEnd w:id="139"/>
-    <w:bookmarkStart w:id="140" w:name="kanıt-klasörünüzü-nasıl-düzenlemelisiniz"/>
+    <w:bookmarkEnd w:id="140"/>
+    <w:bookmarkStart w:id="141" w:name="kanıt-klasörünüzü-nasıl-düzenlemelisiniz"/>
     <w:p>
       <w:pPr>
         <w:pStyle w:val="Heading3"/>
@@ -23298,8 +23408,8 @@
         <w:t xml:space="preserve">2. bölümdeki kuralda anlatıldığı gibi.</w:t>
       </w:r>
     </w:p>
-    <w:bookmarkEnd w:id="140"/>
-    <w:bookmarkStart w:id="141" w:name="zamanınız-yetmiyorsa-öncelik-sırası"/>
+    <w:bookmarkEnd w:id="141"/>
+    <w:bookmarkStart w:id="142" w:name="zamanınız-yetmiyorsa-öncelik-sırası"/>
     <w:p>
       <w:pPr>
         <w:pStyle w:val="Heading3"/>
@@ -23476,8 +23586,8 @@
         <w:t xml:space="preserve">dayanır (bkz. 2. ve 8. bölümlerdeki kanıt kuralları).</w:t>
       </w:r>
     </w:p>
-    <w:bookmarkEnd w:id="141"/>
-    <w:bookmarkStart w:id="142" w:name="bu-hafta-neden-acele-etmemelisiniz"/>
+    <w:bookmarkEnd w:id="142"/>
+    <w:bookmarkStart w:id="143" w:name="bu-hafta-neden-acele-etmemelisiniz"/>
     <w:p>
       <w:pPr>
         <w:pStyle w:val="Heading3"/>
@@ -23560,9 +23670,9 @@
         </w:pict>
       </w:r>
     </w:p>
-    <w:bookmarkEnd w:id="142"/>
     <w:bookmarkEnd w:id="143"/>
-    <w:bookmarkStart w:id="147" w:name="kendi-başına-çalış"/>
+    <w:bookmarkEnd w:id="144"/>
+    <w:bookmarkStart w:id="148" w:name="kendi-başına-çalış"/>
     <w:p>
       <w:pPr>
         <w:pStyle w:val="Heading2"/>
@@ -23752,7 +23862,7 @@
         <w:t xml:space="preserve">inceleyin. Projeniz bir kriptografik modül olsaydı, düzey 1 için neler eksik kalırdı?</w:t>
       </w:r>
     </w:p>
-    <w:bookmarkStart w:id="144" w:name="X0ae2d68457d2b4b19fcb3b7c500400c811be67f"/>
+    <w:bookmarkStart w:id="145" w:name="X0ae2d68457d2b4b19fcb3b7c500400c811be67f"/>
     <w:p>
       <w:pPr>
         <w:pStyle w:val="Heading3"/>
@@ -24037,8 +24147,8 @@
         <w:t xml:space="preserve">ise, gereksinim henüz hazır değildir.</w:t>
       </w:r>
     </w:p>
-    <w:bookmarkEnd w:id="144"/>
-    <w:bookmarkStart w:id="145" w:name="X8bbe925b844d45479e3730d9d7b63780324d5af"/>
+    <w:bookmarkEnd w:id="145"/>
+    <w:bookmarkStart w:id="146" w:name="X8bbe925b844d45479e3730d9d7b63780324d5af"/>
     <w:p>
       <w:pPr>
         <w:pStyle w:val="Heading3"/>
@@ -24171,8 +24281,8 @@
         <w:t xml:space="preserve">(yani sorun yok) diyebiliyorsanız, cevabınız değerlendirici standardına yakındır.</w:t>
       </w:r>
     </w:p>
-    <w:bookmarkEnd w:id="145"/>
-    <w:bookmarkStart w:id="146" w:name="alıştırma-1-için-başlangıç-şablonu"/>
+    <w:bookmarkEnd w:id="146"/>
+    <w:bookmarkStart w:id="147" w:name="alıştırma-1-için-başlangıç-şablonu"/>
     <w:p>
       <w:pPr>
         <w:pStyle w:val="Heading3"/>
@@ -24248,9 +24358,9 @@
         </w:pict>
       </w:r>
     </w:p>
-    <w:bookmarkEnd w:id="146"/>
     <w:bookmarkEnd w:id="147"/>
-    <w:bookmarkStart w:id="148" w:name="kendini-sınama"/>
+    <w:bookmarkEnd w:id="148"/>
+    <w:bookmarkStart w:id="149" w:name="kendini-sınama"/>
     <w:p>
       <w:pPr>
         <w:pStyle w:val="Heading2"/>
@@ -25423,8 +25533,8 @@
         </w:pict>
       </w:r>
     </w:p>
-    <w:bookmarkEnd w:id="148"/>
-    <w:bookmarkStart w:id="152" w:name="kaynaklar-ve-ileri-okuma"/>
+    <w:bookmarkEnd w:id="149"/>
+    <w:bookmarkStart w:id="153" w:name="kaynaklar-ve-ileri-okuma"/>
     <w:p>
       <w:pPr>
         <w:pStyle w:val="Heading2"/>
@@ -25566,7 +25676,7 @@
         <w:t xml:space="preserve">RFC 2119 / RFC 8174 (zorunluluk sözcükleri).</w:t>
       </w:r>
     </w:p>
-    <w:bookmarkStart w:id="149" w:name="bu-kaynakları-neden-böyle-seçtik"/>
+    <w:bookmarkStart w:id="150" w:name="bu-kaynakları-neden-böyle-seçtik"/>
     <w:p>
       <w:pPr>
         <w:pStyle w:val="Heading3"/>
@@ -25760,8 +25870,8 @@
         <w:t xml:space="preserve">karşılaştırma yapmasını sağlar.</w:t>
       </w:r>
     </w:p>
-    <w:bookmarkEnd w:id="149"/>
-    <w:bookmarkStart w:id="150" w:name="Xfc7b64c3314097c8d009f060ef842c1c862fdb1"/>
+    <w:bookmarkEnd w:id="150"/>
+    <w:bookmarkStart w:id="151" w:name="Xfc7b64c3314097c8d009f060ef842c1c862fdb1"/>
     <w:p>
       <w:pPr>
         <w:pStyle w:val="Heading3"/>
@@ -25847,8 +25957,8 @@
         <w:t xml:space="preserve">biçim, kılavuzunuzdaki gereksinim bloklarında (3. bölüm) standarda referans verirken de kullanılabilir.</w:t>
       </w:r>
     </w:p>
-    <w:bookmarkEnd w:id="150"/>
-    <w:bookmarkStart w:id="151" w:name="bu-haftanın-kısa-özeti"/>
+    <w:bookmarkEnd w:id="151"/>
+    <w:bookmarkStart w:id="152" w:name="bu-haftanın-kısa-özeti"/>
     <w:p>
       <w:pPr>
         <w:pStyle w:val="Heading3"/>
@@ -26279,9 +26389,9 @@
         </w:tc>
       </w:tr>
     </w:tbl>
-    <w:bookmarkEnd w:id="151"/>
     <w:bookmarkEnd w:id="152"/>
     <w:bookmarkEnd w:id="153"/>
+    <w:bookmarkEnd w:id="154"/>
     <w:sectPr>
       <w:headerReference r:id="rId9" w:type="default"/>
       <w:footerReference r:id="rId10" w:type="default"/>

--- a/docs/week-13/cen429-week-13-ders-notu.tr.docx
+++ b/docs/week-13/cen429-week-13-ders-notu.tr.docx
@@ -128,8 +128,30 @@
             <w:pPr>
               <w:pStyle w:val="Compact"/>
             </w:pPr>
-            <w:r>
-              <w:t xml:space="preserve">Hafta 1’den varlık, tehdit ve karşı önlem; Hafta 12’den değerlendirme ve kanıt kavramları; dönem projesinin S bölümlerinin ne işe yaradığı</w:t>
+            <w:hyperlink r:id="rId20">
+              <w:r>
+                <w:rPr>
+                  <w:rStyle w:val="Hyperlink"/>
+                </w:rPr>
+                <w:t xml:space="preserve">Hafta 1</w:t>
+              </w:r>
+            </w:hyperlink>
+            <w:r>
+              <w:t xml:space="preserve">’den varlık, tehdit ve karşı önlem;</w:t>
+            </w:r>
+            <w:r>
+              <w:t xml:space="preserve"> </w:t>
+            </w:r>
+            <w:hyperlink r:id="rId21">
+              <w:r>
+                <w:rPr>
+                  <w:rStyle w:val="Hyperlink"/>
+                </w:rPr>
+                <w:t xml:space="preserve">Hafta 12</w:t>
+              </w:r>
+            </w:hyperlink>
+            <w:r>
+              <w:t xml:space="preserve">’den değerlendirme ve kanıt kavramları; dönem projesinin S bölümlerinin ne işe yaradığı</w:t>
             </w:r>
           </w:p>
         </w:tc>
@@ -156,7 +178,7 @@
             <w:pPr>
               <w:pStyle w:val="Compact"/>
             </w:pPr>
-            <w:hyperlink r:id="rId20">
+            <w:hyperlink r:id="rId22">
               <w:r>
                 <w:rPr>
                   <w:rStyle w:val="VerbatimChar"/>
@@ -1460,13 +1482,13 @@
         </w:pict>
       </w:r>
     </w:p>
-    <w:bookmarkStart w:id="40" w:name="temel-kavramlar-sıfırdan"/>
+    <w:bookmarkStart w:id="31" w:name="başlamadan-önce"/>
     <w:p>
       <w:pPr>
         <w:pStyle w:val="Heading2"/>
       </w:pPr>
       <w:r>
-        <w:t xml:space="preserve">0. Temel kavramlar (sıfırdan)</w:t>
+        <w:t xml:space="preserve">0. Başlamadan önce</w:t>
       </w:r>
     </w:p>
     <w:p>
@@ -1474,29 +1496,22 @@
         <w:pStyle w:val="FirstParagraph"/>
       </w:pPr>
       <w:r>
-        <w:t xml:space="preserve">Bu bölüm</w:t>
-      </w:r>
-      <w:r>
-        <w:t xml:space="preserve"> </w:t>
-      </w:r>
-      <w:r>
-        <w:rPr>
-          <w:b/>
-          <w:bCs/>
-        </w:rPr>
-        <w:t xml:space="preserve">hiçbir ön bilgi varsaymaz</w:t>
-      </w:r>
-      <w:r>
-        <w:t xml:space="preserve">. Haftanın geri kalanında kullanacağımız terimleri sıfırdan tanımlıyoruz. Bir terimi bilmiyorsanız önce burayı okuyun; sonraki bölümler bunların üzerine kurulur.</w:t>
-      </w:r>
-    </w:p>
-    <w:bookmarkStart w:id="21" w:name="gereksinim-requirement-nedir"/>
+        <w:t xml:space="preserve">Bu bölüm haftaya hazırlık içindir. Önce bu haftanın dayandığı önceki konuları kısaca hatırlatır; sonra bu haftanın</w:t>
+      </w:r>
+      <w:r>
+        <w:t xml:space="preserve"> </w:t>
+      </w:r>
+      <w:r>
+        <w:t xml:space="preserve">kavramlarını birer cümleyle tanımlayıp her birini ayrıntılı anlatıldığı bölüme bağlar.</w:t>
+      </w:r>
+    </w:p>
+    <w:bookmarkStart w:id="25" w:name="önceki-haftalardan-gelenler"/>
     <w:p>
       <w:pPr>
         <w:pStyle w:val="Heading3"/>
       </w:pPr>
       <w:r>
-        <w:t xml:space="preserve">Gereksinim (requirement) nedir?</w:t>
+        <w:t xml:space="preserve">Önceki haftalardan gelenler</w:t>
       </w:r>
     </w:p>
     <w:p>
@@ -1512,29 +1527,64 @@
           <w:b/>
           <w:bCs/>
         </w:rPr>
-        <w:t xml:space="preserve">Gereksinim:</w:t>
-      </w:r>
-      <w:r>
-        <w:t xml:space="preserve"> </w:t>
-      </w:r>
-      <w:r>
-        <w:t xml:space="preserve">sistemin</w:t>
-      </w:r>
-      <w:r>
-        <w:t xml:space="preserve"> </w:t>
-      </w:r>
-      <w:r>
-        <w:rPr>
-          <w:b/>
-          <w:bCs/>
-        </w:rPr>
-        <w:t xml:space="preserve">karşılaması gereken</w:t>
-      </w:r>
-      <w:r>
-        <w:t xml:space="preserve"> </w:t>
-      </w:r>
-      <w:r>
-        <w:t xml:space="preserve">bir koşul.</w:t>
+        <w:t xml:space="preserve">Varlık, tehdit ve uygulama koruma planı</w:t>
+      </w:r>
+      <w:r>
+        <w:t xml:space="preserve"> </w:t>
+      </w:r>
+      <w:r>
+        <w:t xml:space="preserve">— bir yazılımın güvenliğini yöneten yazılı plan: kapsam, mimari ve</w:t>
+      </w:r>
+      <w:r>
+        <w:t xml:space="preserve"> </w:t>
+      </w:r>
+      <w:r>
+        <w:t xml:space="preserve">arayüzler, varlıklar, tehditler, karşı önlemler, doğrulama, kalan risk; her varlık için nerede durduğu, ne zaman</w:t>
+      </w:r>
+      <w:r>
+        <w:t xml:space="preserve"> </w:t>
+      </w:r>
+      <w:r>
+        <w:t xml:space="preserve">oluşup silindiği ve hangi korumayı (C/I) gerektirdiği bir</w:t>
+      </w:r>
+      <w:r>
+        <w:t xml:space="preserve"> </w:t>
+      </w:r>
+      <w:r>
+        <w:rPr>
+          <w:b/>
+          <w:bCs/>
+        </w:rPr>
+        <w:t xml:space="preserve">varlık tablosunda</w:t>
+      </w:r>
+      <w:r>
+        <w:t xml:space="preserve"> </w:t>
+      </w:r>
+      <w:r>
+        <w:t xml:space="preserve">listelenir</w:t>
+      </w:r>
+      <w:r>
+        <w:t xml:space="preserve"> </w:t>
+      </w:r>
+      <w:r>
+        <w:t xml:space="preserve">(</w:t>
+      </w:r>
+      <w:hyperlink r:id="rId23">
+        <w:r>
+          <w:rPr>
+            <w:rStyle w:val="Hyperlink"/>
+          </w:rPr>
+          <w:t xml:space="preserve">Hafta 1, §6</w:t>
+        </w:r>
+      </w:hyperlink>
+      <w:r>
+        <w:t xml:space="preserve">). Bu hafta §2’de her gereksinimi bu tabloya</w:t>
+      </w:r>
+      <w:r>
+        <w:t xml:space="preserve"> </w:t>
+      </w:r>
+      <w:r>
+        <w:t xml:space="preserve">ve tehdit modeline bağlıyoruz, §7’de bu bağlamayı bir karar sürecine dönüştürüyoruz.</w:t>
       </w:r>
     </w:p>
     <w:p>
@@ -1546,2305 +1596,78 @@
         </w:numPr>
       </w:pPr>
       <w:r>
-        <w:t xml:space="preserve">Güvenlik gereksinimi: bir güvenlik koşulu.</w:t>
-      </w:r>
-    </w:p>
-    <w:p>
-      <w:pPr>
-        <w:pStyle w:val="Compact"/>
-        <w:numPr>
-          <w:ilvl w:val="0"/>
-          <w:numId w:val="1002"/>
-        </w:numPr>
-      </w:pPr>
-      <w:r>
-        <w:t xml:space="preserve">İyi gereksinim</w:t>
-      </w:r>
-      <w:r>
-        <w:t xml:space="preserve"> </w:t>
-      </w:r>
-      <w:r>
-        <w:rPr>
-          <w:b/>
-          <w:bCs/>
-        </w:rPr>
-        <w:t xml:space="preserve">doğrulanabilir</w:t>
-      </w:r>
-      <w:r>
-        <w:t xml:space="preserve"> </w:t>
-      </w:r>
-      <w:r>
-        <w:t xml:space="preserve">(test edilebilir).</w:t>
-      </w:r>
-    </w:p>
-    <w:bookmarkEnd w:id="21"/>
-    <w:bookmarkStart w:id="22" w:name="üç-tür-gereksinim"/>
+        <w:rPr>
+          <w:b/>
+          <w:bCs/>
+        </w:rPr>
+        <w:t xml:space="preserve">Bağımsız değerlendirme, bulgu ve kanıt</w:t>
+      </w:r>
+      <w:r>
+        <w:t xml:space="preserve"> </w:t>
+      </w:r>
+      <w:r>
+        <w:t xml:space="preserve">— bir ürünün geliştiricisi değil bağımsız bir laboratuvarın kanıta</w:t>
+      </w:r>
+      <w:r>
+        <w:t xml:space="preserve"> </w:t>
+      </w:r>
+      <w:r>
+        <w:t xml:space="preserve">dayalı olarak yürüttüğü değerlendirme süreci; değerlendiricinin belgelediği her eksiklik bir</w:t>
+      </w:r>
+      <w:r>
+        <w:t xml:space="preserve"> </w:t>
+      </w:r>
+      <w:r>
+        <w:rPr>
+          <w:b/>
+          <w:bCs/>
+        </w:rPr>
+        <w:t xml:space="preserve">bulgudur</w:t>
+      </w:r>
+      <w:r>
+        <w:t xml:space="preserve"> </w:t>
+      </w:r>
+      <w:r>
+        <w:t xml:space="preserve">(</w:t>
+      </w:r>
+      <w:hyperlink r:id="rId24">
+        <w:r>
+          <w:rPr>
+            <w:rStyle w:val="Hyperlink"/>
+          </w:rPr>
+          <w:t xml:space="preserve">Hafta 12, §2</w:t>
+        </w:r>
+      </w:hyperlink>
+      <w:r>
+        <w:t xml:space="preserve">). Bu hafta §2’de aynı disiplini</w:t>
+      </w:r>
+      <w:r>
+        <w:t xml:space="preserve"> </w:t>
+      </w:r>
+      <w:r>
+        <w:t xml:space="preserve">“gereksinimden kanıta izlenebilirlik zinciri”</w:t>
+      </w:r>
+      <w:r>
+        <w:t xml:space="preserve"> </w:t>
+      </w:r>
+      <w:r>
+        <w:t xml:space="preserve">olarak, §9’da ise dönem projenizin S17/S14 bölümleri olarak</w:t>
+      </w:r>
+      <w:r>
+        <w:t xml:space="preserve"> </w:t>
+      </w:r>
+      <w:r>
+        <w:t xml:space="preserve">kullanıyoruz.</w:t>
+      </w:r>
+    </w:p>
+    <w:bookmarkEnd w:id="25"/>
+    <w:bookmarkStart w:id="26" w:name="bu-haftanın-kavram-haritası"/>
     <w:p>
       <w:pPr>
         <w:pStyle w:val="Heading3"/>
       </w:pPr>
       <w:r>
-        <w:t xml:space="preserve">Üç tür gereksinim</w:t>
-      </w:r>
-    </w:p>
-    <w:p>
-      <w:pPr>
-        <w:pStyle w:val="Compact"/>
-        <w:numPr>
-          <w:ilvl w:val="0"/>
-          <w:numId w:val="1003"/>
-        </w:numPr>
-      </w:pPr>
-      <w:r>
-        <w:rPr>
-          <w:b/>
-          <w:bCs/>
-        </w:rPr>
-        <w:t xml:space="preserve">İşlevsel:</w:t>
-      </w:r>
-      <w:r>
-        <w:t xml:space="preserve"> </w:t>
-      </w:r>
-      <w:r>
-        <w:t xml:space="preserve">hangi güvenlik işlevi olacak? (ör. veri AEAD ile korunur)</w:t>
-      </w:r>
-    </w:p>
-    <w:p>
-      <w:pPr>
-        <w:pStyle w:val="Compact"/>
-        <w:numPr>
-          <w:ilvl w:val="0"/>
-          <w:numId w:val="1003"/>
-        </w:numPr>
-      </w:pPr>
-      <w:r>
-        <w:rPr>
-          <w:b/>
-          <w:bCs/>
-        </w:rPr>
-        <w:t xml:space="preserve">Güvence:</w:t>
-      </w:r>
-      <w:r>
-        <w:t xml:space="preserve"> </w:t>
-      </w:r>
-      <w:r>
-        <w:t xml:space="preserve">doğru yapıldığına nasıl güveneceğiz? (ör. test raporu)</w:t>
-      </w:r>
-    </w:p>
-    <w:p>
-      <w:pPr>
-        <w:pStyle w:val="Compact"/>
-        <w:numPr>
-          <w:ilvl w:val="0"/>
-          <w:numId w:val="1003"/>
-        </w:numPr>
-      </w:pPr>
-      <w:r>
-        <w:rPr>
-          <w:b/>
-          <w:bCs/>
-        </w:rPr>
-        <w:t xml:space="preserve">Süreç:</w:t>
-      </w:r>
-      <w:r>
-        <w:t xml:space="preserve"> </w:t>
-      </w:r>
-      <w:r>
-        <w:t xml:space="preserve">kurum nasıl çalışmalı? (ör. her değişiklik incelenir)</w:t>
-      </w:r>
-    </w:p>
-    <w:bookmarkEnd w:id="22"/>
-    <w:bookmarkStart w:id="23" w:name="iyi-vs-kötü-gereksinim"/>
-    <w:p>
-      <w:pPr>
-        <w:pStyle w:val="Heading3"/>
-      </w:pPr>
-      <w:r>
-        <w:t xml:space="preserve">İyi vs kötü gereksinim</w:t>
-      </w:r>
-    </w:p>
-    <w:p>
-      <w:pPr>
-        <w:pStyle w:val="Compact"/>
-        <w:numPr>
-          <w:ilvl w:val="0"/>
-          <w:numId w:val="1004"/>
-        </w:numPr>
-      </w:pPr>
-      <w:r>
-        <w:rPr>
-          <w:b/>
-          <w:bCs/>
-        </w:rPr>
-        <w:t xml:space="preserve">Kötü:</w:t>
-      </w:r>
-      <w:r>
-        <w:t xml:space="preserve"> </w:t>
-      </w:r>
-      <w:r>
-        <w:t xml:space="preserve">“Uygulama güvenli olmalıdır.”</w:t>
-      </w:r>
-      <w:r>
-        <w:t xml:space="preserve"> </w:t>
-      </w:r>
-      <w:r>
-        <w:t xml:space="preserve">(doğrulanamaz)</w:t>
-      </w:r>
-    </w:p>
-    <w:p>
-      <w:pPr>
-        <w:pStyle w:val="Compact"/>
-        <w:numPr>
-          <w:ilvl w:val="0"/>
-          <w:numId w:val="1004"/>
-        </w:numPr>
-      </w:pPr>
-      <w:r>
-        <w:rPr>
-          <w:b/>
-          <w:bCs/>
-        </w:rPr>
-        <w:t xml:space="preserve">İyi:</w:t>
-      </w:r>
-      <w:r>
-        <w:t xml:space="preserve"> </w:t>
-      </w:r>
-      <w:r>
-        <w:t xml:space="preserve">“Sürüm derlemesi yığın koruyucu, PIE ve tam RELRO ile üretilmelidir.”</w:t>
-      </w:r>
-      <w:r>
-        <w:t xml:space="preserve"> </w:t>
-      </w:r>
-      <w:r>
-        <w:t xml:space="preserve">(ölçülebilir)</w:t>
-      </w:r>
-    </w:p>
-    <w:bookmarkEnd w:id="23"/>
-    <w:bookmarkStart w:id="24" w:name="izlenebilirlik-traceability"/>
-    <w:p>
-      <w:pPr>
-        <w:pStyle w:val="Heading3"/>
-      </w:pPr>
-      <w:r>
-        <w:t xml:space="preserve">İzlenebilirlik (traceability)</w:t>
-      </w:r>
-    </w:p>
-    <w:p>
-      <w:pPr>
-        <w:pStyle w:val="Compact"/>
-        <w:numPr>
-          <w:ilvl w:val="0"/>
-          <w:numId w:val="1005"/>
-        </w:numPr>
-      </w:pPr>
-      <w:r>
-        <w:rPr>
-          <w:b/>
-          <w:bCs/>
-        </w:rPr>
-        <w:t xml:space="preserve">İzlenebilirlik:</w:t>
-      </w:r>
-      <w:r>
-        <w:t xml:space="preserve"> </w:t>
-      </w:r>
-      <w:r>
-        <w:t xml:space="preserve">her gereksinimi bir</w:t>
-      </w:r>
-      <w:r>
-        <w:t xml:space="preserve"> </w:t>
-      </w:r>
-      <w:r>
-        <w:rPr>
-          <w:b/>
-          <w:bCs/>
-        </w:rPr>
-        <w:t xml:space="preserve">önleme</w:t>
-      </w:r>
-      <w:r>
-        <w:t xml:space="preserve">,</w:t>
-      </w:r>
-      <w:r>
-        <w:t xml:space="preserve"> </w:t>
-      </w:r>
-      <w:r>
-        <w:rPr>
-          <w:b/>
-          <w:bCs/>
-        </w:rPr>
-        <w:t xml:space="preserve">teste</w:t>
-      </w:r>
-      <w:r>
-        <w:t xml:space="preserve"> </w:t>
-      </w:r>
-      <w:r>
-        <w:t xml:space="preserve">ve</w:t>
-      </w:r>
-      <w:r>
-        <w:t xml:space="preserve"> </w:t>
-      </w:r>
-      <w:r>
-        <w:rPr>
-          <w:b/>
-          <w:bCs/>
-        </w:rPr>
-        <w:t xml:space="preserve">kanıta</w:t>
-      </w:r>
-      <w:r>
-        <w:t xml:space="preserve"> </w:t>
-      </w:r>
-      <w:r>
-        <w:t xml:space="preserve">bağlamak.</w:t>
-      </w:r>
-    </w:p>
-    <w:p>
-      <w:pPr>
-        <w:pStyle w:val="Compact"/>
-        <w:numPr>
-          <w:ilvl w:val="0"/>
-          <w:numId w:val="1005"/>
-        </w:numPr>
-      </w:pPr>
-      <w:r>
-        <w:t xml:space="preserve">“Bu gereksinim nerede karşılandı, nasıl doğrulandı?”</w:t>
-      </w:r>
-    </w:p>
-    <w:bookmarkEnd w:id="24"/>
-    <w:bookmarkStart w:id="25" w:name="uyum-matrisi"/>
-    <w:p>
-      <w:pPr>
-        <w:pStyle w:val="Heading3"/>
-      </w:pPr>
-      <w:r>
-        <w:t xml:space="preserve">Uyum matrisi</w:t>
-      </w:r>
-    </w:p>
-    <w:p>
-      <w:pPr>
-        <w:pStyle w:val="Compact"/>
-        <w:numPr>
-          <w:ilvl w:val="0"/>
-          <w:numId w:val="1006"/>
-        </w:numPr>
-      </w:pPr>
-      <w:r>
-        <w:rPr>
-          <w:b/>
-          <w:bCs/>
-        </w:rPr>
-        <w:t xml:space="preserve">Uyum matrisi:</w:t>
-      </w:r>
-      <w:r>
-        <w:t xml:space="preserve"> </w:t>
-      </w:r>
-      <w:r>
-        <w:t xml:space="preserve">gereksinim → durum → bölüm → doğrulama → kanıt tablosu.</w:t>
-      </w:r>
-    </w:p>
-    <w:p>
-      <w:pPr>
-        <w:pStyle w:val="Compact"/>
-        <w:numPr>
-          <w:ilvl w:val="0"/>
-          <w:numId w:val="1006"/>
-        </w:numPr>
-      </w:pPr>
-      <w:r>
-        <w:t xml:space="preserve">Projenin</w:t>
-      </w:r>
-      <w:r>
-        <w:t xml:space="preserve"> </w:t>
-      </w:r>
-      <w:r>
-        <w:rPr>
-          <w:b/>
-          <w:bCs/>
-        </w:rPr>
-        <w:t xml:space="preserve">S17</w:t>
-      </w:r>
-      <w:r>
-        <w:t xml:space="preserve"> </w:t>
-      </w:r>
-      <w:r>
-        <w:t xml:space="preserve">bölümü.</w:t>
-      </w:r>
-    </w:p>
-    <w:p>
-      <w:pPr>
-        <w:pStyle w:val="Compact"/>
-        <w:numPr>
-          <w:ilvl w:val="0"/>
-          <w:numId w:val="1006"/>
-        </w:numPr>
-      </w:pPr>
-      <w:r>
-        <w:t xml:space="preserve">Değerlendiricinin ilk baktığı yer.</w:t>
-      </w:r>
-    </w:p>
-    <w:bookmarkEnd w:id="25"/>
-    <w:bookmarkStart w:id="26" w:name="gereksinim-durumları"/>
-    <w:p>
-      <w:pPr>
-        <w:pStyle w:val="Heading3"/>
-      </w:pPr>
-      <w:r>
-        <w:t xml:space="preserve">Gereksinim durumları</w:t>
-      </w:r>
-    </w:p>
-    <w:p>
-      <w:pPr>
-        <w:pStyle w:val="Compact"/>
-        <w:numPr>
-          <w:ilvl w:val="0"/>
-          <w:numId w:val="1007"/>
-        </w:numPr>
-      </w:pPr>
-      <w:r>
-        <w:rPr>
-          <w:b/>
-          <w:bCs/>
-        </w:rPr>
-        <w:t xml:space="preserve">Karşılandı:</w:t>
-      </w:r>
-      <w:r>
-        <w:t xml:space="preserve"> </w:t>
-      </w:r>
-      <w:r>
-        <w:t xml:space="preserve">ürün bu gereksinimi sağlar (kanıtla).</w:t>
-      </w:r>
-    </w:p>
-    <w:p>
-      <w:pPr>
-        <w:pStyle w:val="Compact"/>
-        <w:numPr>
-          <w:ilvl w:val="0"/>
-          <w:numId w:val="1007"/>
-        </w:numPr>
-      </w:pPr>
-      <w:r>
-        <w:rPr>
-          <w:b/>
-          <w:bCs/>
-        </w:rPr>
-        <w:t xml:space="preserve">Devredildi:</w:t>
-      </w:r>
-      <w:r>
-        <w:t xml:space="preserve"> </w:t>
-      </w:r>
-      <w:r>
-        <w:t xml:space="preserve">başka bir taraf sağlar (kime, neden, nasıl).</w:t>
-      </w:r>
-    </w:p>
-    <w:p>
-      <w:pPr>
-        <w:pStyle w:val="Compact"/>
-        <w:numPr>
-          <w:ilvl w:val="0"/>
-          <w:numId w:val="1007"/>
-        </w:numPr>
-      </w:pPr>
-      <w:r>
-        <w:rPr>
-          <w:b/>
-          <w:bCs/>
-        </w:rPr>
-        <w:t xml:space="preserve">Karşılanmadı:</w:t>
-      </w:r>
-      <w:r>
-        <w:t xml:space="preserve"> </w:t>
-      </w:r>
-      <w:r>
-        <w:t xml:space="preserve">henüz sağlanmıyor.</w:t>
-      </w:r>
-    </w:p>
-    <w:bookmarkEnd w:id="26"/>
-    <w:bookmarkStart w:id="27" w:name="devredilen-gereksinim"/>
-    <w:p>
-      <w:pPr>
-        <w:pStyle w:val="Heading3"/>
-      </w:pPr>
-      <w:r>
-        <w:t xml:space="preserve">Devredilen gereksinim</w:t>
-      </w:r>
-    </w:p>
-    <w:p>
-      <w:pPr>
-        <w:pStyle w:val="Compact"/>
-        <w:numPr>
-          <w:ilvl w:val="0"/>
-          <w:numId w:val="1008"/>
-        </w:numPr>
-      </w:pPr>
-      <w:r>
-        <w:t xml:space="preserve">Bir bileşen bir gereksinimi</w:t>
-      </w:r>
-      <w:r>
-        <w:t xml:space="preserve"> </w:t>
-      </w:r>
-      <w:r>
-        <w:rPr>
-          <w:b/>
-          <w:bCs/>
-        </w:rPr>
-        <w:t xml:space="preserve">karşılayamıyorsa</w:t>
-      </w:r>
-      <w:r>
-        <w:t xml:space="preserve">, üst uygulamaya/OS’a</w:t>
-      </w:r>
-      <w:r>
-        <w:t xml:space="preserve"> </w:t>
-      </w:r>
-      <w:r>
-        <w:rPr>
-          <w:b/>
-          <w:bCs/>
-        </w:rPr>
-        <w:t xml:space="preserve">devreder</w:t>
-      </w:r>
-      <w:r>
-        <w:t xml:space="preserve">.</w:t>
-      </w:r>
-    </w:p>
-    <w:p>
-      <w:pPr>
-        <w:pStyle w:val="Compact"/>
-        <w:numPr>
-          <w:ilvl w:val="0"/>
-          <w:numId w:val="1008"/>
-        </w:numPr>
-      </w:pPr>
-      <w:r>
-        <w:t xml:space="preserve">Kılavuza:</w:t>
-      </w:r>
-      <w:r>
-        <w:t xml:space="preserve"> </w:t>
-      </w:r>
-      <w:r>
-        <w:rPr>
-          <w:b/>
-          <w:bCs/>
-        </w:rPr>
-        <w:t xml:space="preserve">kime</w:t>
-      </w:r>
-      <w:r>
-        <w:t xml:space="preserve">,</w:t>
-      </w:r>
-      <w:r>
-        <w:t xml:space="preserve"> </w:t>
-      </w:r>
-      <w:r>
-        <w:rPr>
-          <w:b/>
-          <w:bCs/>
-        </w:rPr>
-        <w:t xml:space="preserve">neden</w:t>
-      </w:r>
-      <w:r>
-        <w:t xml:space="preserve">,</w:t>
-      </w:r>
-      <w:r>
-        <w:t xml:space="preserve"> </w:t>
-      </w:r>
-      <w:r>
-        <w:rPr>
-          <w:b/>
-          <w:bCs/>
-        </w:rPr>
-        <w:t xml:space="preserve">nasıl</w:t>
-      </w:r>
-      <w:r>
-        <w:t xml:space="preserve"> </w:t>
-      </w:r>
-      <w:r>
-        <w:t xml:space="preserve">karşılanacağı yazılır.</w:t>
-      </w:r>
-    </w:p>
-    <w:p>
-      <w:pPr>
-        <w:pStyle w:val="Compact"/>
-        <w:numPr>
-          <w:ilvl w:val="0"/>
-          <w:numId w:val="1008"/>
-        </w:numPr>
-      </w:pPr>
-      <w:r>
-        <w:t xml:space="preserve">Projenin</w:t>
-      </w:r>
-      <w:r>
-        <w:t xml:space="preserve"> </w:t>
-      </w:r>
-      <w:r>
-        <w:rPr>
-          <w:b/>
-          <w:bCs/>
-        </w:rPr>
-        <w:t xml:space="preserve">S14</w:t>
-      </w:r>
-      <w:r>
-        <w:t xml:space="preserve"> </w:t>
-      </w:r>
-      <w:r>
-        <w:t xml:space="preserve">bölümü.</w:t>
-      </w:r>
-    </w:p>
-    <w:bookmarkEnd w:id="27"/>
-    <w:bookmarkStart w:id="28" w:name="ortak-kriterler-cc"/>
-    <w:p>
-      <w:pPr>
-        <w:pStyle w:val="Heading3"/>
-      </w:pPr>
-      <w:r>
-        <w:t xml:space="preserve">Ortak Kriterler (CC)</w:t>
-      </w:r>
-    </w:p>
-    <w:p>
-      <w:pPr>
-        <w:pStyle w:val="Compact"/>
-        <w:numPr>
-          <w:ilvl w:val="0"/>
-          <w:numId w:val="1009"/>
-        </w:numPr>
-      </w:pPr>
-      <w:r>
-        <w:rPr>
-          <w:b/>
-          <w:bCs/>
-        </w:rPr>
-        <w:t xml:space="preserve">Ortak Kriterler (ISO/IEC 15408):</w:t>
-      </w:r>
-      <w:r>
-        <w:t xml:space="preserve"> </w:t>
-      </w:r>
-      <w:r>
-        <w:t xml:space="preserve">ürün güvenliği değerlendirme standardı.</w:t>
-      </w:r>
-    </w:p>
-    <w:p>
-      <w:pPr>
-        <w:pStyle w:val="Compact"/>
-        <w:numPr>
-          <w:ilvl w:val="0"/>
-          <w:numId w:val="1009"/>
-        </w:numPr>
-      </w:pPr>
-      <w:r>
-        <w:t xml:space="preserve">Kavramlar: TOE, ST, PP, SFR, SAR, EAL (birazdan).</w:t>
-      </w:r>
-    </w:p>
-    <w:bookmarkEnd w:id="28"/>
-    <w:bookmarkStart w:id="29" w:name="cc-temel-terimler"/>
-    <w:p>
-      <w:pPr>
-        <w:pStyle w:val="Heading3"/>
-      </w:pPr>
-      <w:r>
-        <w:t xml:space="preserve">CC · temel terimler</w:t>
-      </w:r>
-    </w:p>
-    <w:p>
-      <w:pPr>
-        <w:pStyle w:val="Compact"/>
-        <w:numPr>
-          <w:ilvl w:val="0"/>
-          <w:numId w:val="1010"/>
-        </w:numPr>
-      </w:pPr>
-      <w:r>
-        <w:rPr>
-          <w:b/>
-          <w:bCs/>
-        </w:rPr>
-        <w:t xml:space="preserve">TOE:</w:t>
-      </w:r>
-      <w:r>
-        <w:t xml:space="preserve"> </w:t>
-      </w:r>
-      <w:r>
-        <w:t xml:space="preserve">değerlendirilen ürün.</w:t>
-      </w:r>
-    </w:p>
-    <w:p>
-      <w:pPr>
-        <w:pStyle w:val="Compact"/>
-        <w:numPr>
-          <w:ilvl w:val="0"/>
-          <w:numId w:val="1010"/>
-        </w:numPr>
-      </w:pPr>
-      <w:r>
-        <w:rPr>
-          <w:b/>
-          <w:bCs/>
-        </w:rPr>
-        <w:t xml:space="preserve">ST (Security Target):</w:t>
-      </w:r>
-      <w:r>
-        <w:t xml:space="preserve"> </w:t>
-      </w:r>
-      <w:r>
-        <w:t xml:space="preserve">bu ürünün güvenlik hedefi belgesi.</w:t>
-      </w:r>
-    </w:p>
-    <w:p>
-      <w:pPr>
-        <w:pStyle w:val="Compact"/>
-        <w:numPr>
-          <w:ilvl w:val="0"/>
-          <w:numId w:val="1010"/>
-        </w:numPr>
-      </w:pPr>
-      <w:r>
-        <w:rPr>
-          <w:b/>
-          <w:bCs/>
-        </w:rPr>
-        <w:t xml:space="preserve">PP (Protection Profile):</w:t>
-      </w:r>
-      <w:r>
-        <w:t xml:space="preserve"> </w:t>
-      </w:r>
-      <w:r>
-        <w:t xml:space="preserve">bir ürün</w:t>
-      </w:r>
-      <w:r>
-        <w:t xml:space="preserve"> </w:t>
-      </w:r>
-      <w:r>
-        <w:rPr>
-          <w:b/>
-          <w:bCs/>
-        </w:rPr>
-        <w:t xml:space="preserve">sınıfı</w:t>
-      </w:r>
-      <w:r>
-        <w:t xml:space="preserve"> </w:t>
-      </w:r>
-      <w:r>
-        <w:t xml:space="preserve">için ortak gereksinim seti.</w:t>
-      </w:r>
-    </w:p>
-    <w:bookmarkEnd w:id="29"/>
-    <w:bookmarkStart w:id="30" w:name="cc-sfr-sar-eal"/>
-    <w:p>
-      <w:pPr>
-        <w:pStyle w:val="Heading3"/>
-      </w:pPr>
-      <w:r>
-        <w:t xml:space="preserve">CC · SFR, SAR, EAL</w:t>
-      </w:r>
-    </w:p>
-    <w:p>
-      <w:pPr>
-        <w:pStyle w:val="Compact"/>
-        <w:numPr>
-          <w:ilvl w:val="0"/>
-          <w:numId w:val="1011"/>
-        </w:numPr>
-      </w:pPr>
-      <w:r>
-        <w:rPr>
-          <w:b/>
-          <w:bCs/>
-        </w:rPr>
-        <w:t xml:space="preserve">SFR:</w:t>
-      </w:r>
-      <w:r>
-        <w:t xml:space="preserve"> </w:t>
-      </w:r>
-      <w:r>
-        <w:t xml:space="preserve">güvenlik</w:t>
-      </w:r>
-      <w:r>
-        <w:t xml:space="preserve"> </w:t>
-      </w:r>
-      <w:r>
-        <w:rPr>
-          <w:b/>
-          <w:bCs/>
-        </w:rPr>
-        <w:t xml:space="preserve">işlevsel</w:t>
-      </w:r>
-      <w:r>
-        <w:t xml:space="preserve"> </w:t>
-      </w:r>
-      <w:r>
-        <w:t xml:space="preserve">gereksinimleri.</w:t>
-      </w:r>
-    </w:p>
-    <w:p>
-      <w:pPr>
-        <w:pStyle w:val="Compact"/>
-        <w:numPr>
-          <w:ilvl w:val="0"/>
-          <w:numId w:val="1011"/>
-        </w:numPr>
-      </w:pPr>
-      <w:r>
-        <w:rPr>
-          <w:b/>
-          <w:bCs/>
-        </w:rPr>
-        <w:t xml:space="preserve">SAR:</w:t>
-      </w:r>
-      <w:r>
-        <w:t xml:space="preserve"> </w:t>
-      </w:r>
-      <w:r>
-        <w:t xml:space="preserve">güvenlik</w:t>
-      </w:r>
-      <w:r>
-        <w:t xml:space="preserve"> </w:t>
-      </w:r>
-      <w:r>
-        <w:rPr>
-          <w:b/>
-          <w:bCs/>
-        </w:rPr>
-        <w:t xml:space="preserve">güvence</w:t>
-      </w:r>
-      <w:r>
-        <w:t xml:space="preserve"> </w:t>
-      </w:r>
-      <w:r>
-        <w:t xml:space="preserve">gereksinimleri.</w:t>
-      </w:r>
-    </w:p>
-    <w:p>
-      <w:pPr>
-        <w:pStyle w:val="Compact"/>
-        <w:numPr>
-          <w:ilvl w:val="0"/>
-          <w:numId w:val="1011"/>
-        </w:numPr>
-      </w:pPr>
-      <w:r>
-        <w:rPr>
-          <w:b/>
-          <w:bCs/>
-        </w:rPr>
-        <w:t xml:space="preserve">EAL:</w:t>
-      </w:r>
-      <w:r>
-        <w:t xml:space="preserve"> </w:t>
-      </w:r>
-      <w:r>
-        <w:t xml:space="preserve">değerlendirmenin</w:t>
-      </w:r>
-      <w:r>
-        <w:t xml:space="preserve"> </w:t>
-      </w:r>
-      <w:r>
-        <w:rPr>
-          <w:b/>
-          <w:bCs/>
-        </w:rPr>
-        <w:t xml:space="preserve">derinlik</w:t>
-      </w:r>
-      <w:r>
-        <w:t xml:space="preserve"> </w:t>
-      </w:r>
-      <w:r>
-        <w:t xml:space="preserve">düzeyi (EAL1–EAL7).</w:t>
-      </w:r>
-    </w:p>
-    <w:bookmarkEnd w:id="30"/>
-    <w:bookmarkStart w:id="31" w:name="fips-140-3"/>
-    <w:p>
-      <w:pPr>
-        <w:pStyle w:val="Heading3"/>
-      </w:pPr>
-      <w:r>
-        <w:t xml:space="preserve">FIPS 140-3</w:t>
-      </w:r>
-    </w:p>
-    <w:p>
-      <w:pPr>
-        <w:pStyle w:val="Compact"/>
-        <w:numPr>
-          <w:ilvl w:val="0"/>
-          <w:numId w:val="1012"/>
-        </w:numPr>
-      </w:pPr>
-      <w:r>
-        <w:rPr>
-          <w:b/>
-          <w:bCs/>
-        </w:rPr>
-        <w:t xml:space="preserve">FIPS 140-3:</w:t>
-      </w:r>
-      <w:r>
-        <w:t xml:space="preserve"> </w:t>
-      </w:r>
-      <w:r>
-        <w:t xml:space="preserve">kriptografik</w:t>
-      </w:r>
-      <w:r>
-        <w:t xml:space="preserve"> </w:t>
-      </w:r>
-      <w:r>
-        <w:rPr>
-          <w:b/>
-          <w:bCs/>
-        </w:rPr>
-        <w:t xml:space="preserve">modüllerin</w:t>
-      </w:r>
-      <w:r>
-        <w:t xml:space="preserve"> </w:t>
-      </w:r>
-      <w:r>
-        <w:t xml:space="preserve">doğrulanması standardı.</w:t>
-      </w:r>
-    </w:p>
-    <w:p>
-      <w:pPr>
-        <w:pStyle w:val="Compact"/>
-        <w:numPr>
-          <w:ilvl w:val="0"/>
-          <w:numId w:val="1012"/>
-        </w:numPr>
-      </w:pPr>
-      <w:r>
-        <w:t xml:space="preserve">Güvenlik düzeyleri (1–4).</w:t>
-      </w:r>
-    </w:p>
-    <w:p>
-      <w:pPr>
-        <w:pStyle w:val="Compact"/>
-        <w:numPr>
-          <w:ilvl w:val="0"/>
-          <w:numId w:val="1012"/>
-        </w:numPr>
-      </w:pPr>
-      <w:r>
-        <w:t xml:space="preserve">Yalnız modülü kapsar, uygulamanın tamamını değil.</w:t>
-      </w:r>
-    </w:p>
-    <w:bookmarkEnd w:id="31"/>
-    <w:bookmarkStart w:id="32" w:name="sektör-standartları"/>
-    <w:p>
-      <w:pPr>
-        <w:pStyle w:val="Heading3"/>
-      </w:pPr>
-      <w:r>
-        <w:t xml:space="preserve">Sektör standartları</w:t>
-      </w:r>
-    </w:p>
-    <w:p>
-      <w:pPr>
-        <w:pStyle w:val="Compact"/>
-        <w:numPr>
-          <w:ilvl w:val="0"/>
-          <w:numId w:val="1013"/>
-        </w:numPr>
-      </w:pPr>
-      <w:r>
-        <w:rPr>
-          <w:b/>
-          <w:bCs/>
-        </w:rPr>
-        <w:t xml:space="preserve">ETSI EN 303 645:</w:t>
-      </w:r>
-      <w:r>
-        <w:t xml:space="preserve"> </w:t>
-      </w:r>
-      <w:r>
-        <w:t xml:space="preserve">IoT temel güvenlik.</w:t>
-      </w:r>
-    </w:p>
-    <w:p>
-      <w:pPr>
-        <w:pStyle w:val="Compact"/>
-        <w:numPr>
-          <w:ilvl w:val="0"/>
-          <w:numId w:val="1013"/>
-        </w:numPr>
-      </w:pPr>
-      <w:r>
-        <w:rPr>
-          <w:b/>
-          <w:bCs/>
-        </w:rPr>
-        <w:t xml:space="preserve">GSMA, EMVCo, PCI:</w:t>
-      </w:r>
-      <w:r>
-        <w:t xml:space="preserve"> </w:t>
-      </w:r>
-      <w:r>
-        <w:t xml:space="preserve">mobil/ödeme.</w:t>
-      </w:r>
-    </w:p>
-    <w:p>
-      <w:pPr>
-        <w:pStyle w:val="Compact"/>
-        <w:numPr>
-          <w:ilvl w:val="0"/>
-          <w:numId w:val="1013"/>
-        </w:numPr>
-      </w:pPr>
-      <w:r>
-        <w:rPr>
-          <w:b/>
-          <w:bCs/>
-        </w:rPr>
-        <w:t xml:space="preserve">OWASP MASVS:</w:t>
-      </w:r>
-      <w:r>
-        <w:t xml:space="preserve"> </w:t>
-      </w:r>
-      <w:r>
-        <w:t xml:space="preserve">mobil uygulama gereksinimleri.</w:t>
-      </w:r>
-    </w:p>
-    <w:bookmarkEnd w:id="32"/>
-    <w:bookmarkStart w:id="33" w:name="neden-bu-kadar-çok-terim-var-gerekçe"/>
-    <w:p>
-      <w:pPr>
-        <w:pStyle w:val="Heading3"/>
-      </w:pPr>
-      <w:r>
-        <w:t xml:space="preserve">Neden bu kadar çok terim var? (gerekçe)</w:t>
-      </w:r>
-    </w:p>
-    <w:p>
-      <w:pPr>
-        <w:pStyle w:val="FirstParagraph"/>
-      </w:pPr>
-      <w:r>
-        <w:t xml:space="preserve">Sertifikasyon dünyası kendi kelime dağarcığını kullanır çünkü değerlendirici sizin projenizi değil,</w:t>
-      </w:r>
-      <w:r>
-        <w:t xml:space="preserve"> </w:t>
-      </w:r>
-      <w:r>
-        <w:rPr>
-          <w:b/>
-          <w:bCs/>
-        </w:rPr>
-        <w:t xml:space="preserve">belgenizi</w:t>
-      </w:r>
-      <w:r>
-        <w:t xml:space="preserve"> </w:t>
-      </w:r>
-      <w:r>
-        <w:t xml:space="preserve">okur. Belgede</w:t>
-      </w:r>
-      <w:r>
-        <w:t xml:space="preserve"> </w:t>
-      </w:r>
-      <w:r>
-        <w:t xml:space="preserve">“gereksinim”</w:t>
-      </w:r>
-      <w:r>
-        <w:t xml:space="preserve"> </w:t>
-      </w:r>
-      <w:r>
-        <w:t xml:space="preserve">dediğiniz şey aslında bir</w:t>
-      </w:r>
-      <w:r>
-        <w:t xml:space="preserve"> </w:t>
-      </w:r>
-      <w:r>
-        <w:t xml:space="preserve">“önlem”</w:t>
-      </w:r>
-      <w:r>
-        <w:t xml:space="preserve">se, değerlendirici ikisini birbirine karıştırıp yanlış</w:t>
-      </w:r>
-      <w:r>
-        <w:t xml:space="preserve"> </w:t>
-      </w:r>
-      <w:r>
-        <w:t xml:space="preserve">soru sorar:</w:t>
-      </w:r>
-      <w:r>
-        <w:t xml:space="preserve"> </w:t>
-      </w:r>
-      <w:r>
-        <w:t xml:space="preserve">“Bu önlemin kanıtı nerede?”</w:t>
-      </w:r>
-      <w:r>
-        <w:t xml:space="preserve"> </w:t>
-      </w:r>
-      <w:r>
-        <w:t xml:space="preserve">yerine</w:t>
-      </w:r>
-      <w:r>
-        <w:t xml:space="preserve"> </w:t>
-      </w:r>
-      <w:r>
-        <w:t xml:space="preserve">“Bu gereksinim neden bir önlem gibi yazılmış, ne karşılıyor?”</w:t>
-      </w:r>
-      <w:r>
-        <w:t xml:space="preserve"> </w:t>
-      </w:r>
-      <w:r>
-        <w:t xml:space="preserve">diye</w:t>
-      </w:r>
-      <w:r>
-        <w:t xml:space="preserve"> </w:t>
-      </w:r>
-      <w:r>
-        <w:t xml:space="preserve">sorması gerekir. Terimler tutarlı kullanılmazsa izlenebilirlik zinciri (2. bölüm) kurulamaz; her kelime başka bir</w:t>
-      </w:r>
-      <w:r>
-        <w:t xml:space="preserve"> </w:t>
-      </w:r>
-      <w:r>
-        <w:t xml:space="preserve">kutuya (gereksinim mi, önlem mi, kanıt mı) karşılık gelir ve bu kutular birbirine karışırsa matris anlamsızlaşır.</w:t>
-      </w:r>
-      <w:r>
-        <w:t xml:space="preserve"> </w:t>
-      </w:r>
-      <w:r>
-        <w:t xml:space="preserve">Bu yüzden bu dersin gerektirdiği disiplin, önce</w:t>
-      </w:r>
-      <w:r>
-        <w:t xml:space="preserve"> </w:t>
-      </w:r>
-      <w:r>
-        <w:rPr>
-          <w:b/>
-          <w:bCs/>
-        </w:rPr>
-        <w:t xml:space="preserve">doğru kelimeyi doğru yerde kullanmaktır</w:t>
-      </w:r>
-      <w:r>
-        <w:t xml:space="preserve">; teknik çözüm ikinci</w:t>
-      </w:r>
-      <w:r>
-        <w:t xml:space="preserve"> </w:t>
-      </w:r>
-      <w:r>
-        <w:t xml:space="preserve">adımdır.</w:t>
-      </w:r>
-    </w:p>
-    <w:p>
-      <w:pPr>
-        <w:pStyle w:val="BlockText"/>
-      </w:pPr>
-      <w:r>
-        <w:rPr>
-          <w:b/>
-          <w:bCs/>
-        </w:rPr>
-        <w:t xml:space="preserve">Sık hata: gereksinim ile önlemi karıştırmak</w:t>
-      </w:r>
-    </w:p>
-    <w:p>
-      <w:pPr>
-        <w:pStyle w:val="BlockText"/>
-      </w:pPr>
-      <w:r>
-        <w:t xml:space="preserve">Yeni başlayanlar sık sık şunu yazar:</w:t>
-      </w:r>
-      <w:r>
-        <w:t xml:space="preserve"> </w:t>
-      </w:r>
-      <w:r>
-        <w:t xml:space="preserve">“Gereksinim: AES-256-GCM kullanılmalıdır.”</w:t>
-      </w:r>
-      <w:r>
-        <w:t xml:space="preserve"> </w:t>
-      </w:r>
-      <w:r>
-        <w:t xml:space="preserve">Bu aslında bir</w:t>
-      </w:r>
-      <w:r>
-        <w:t xml:space="preserve"> </w:t>
-      </w:r>
-      <w:r>
-        <w:rPr>
-          <w:b/>
-          <w:bCs/>
-        </w:rPr>
-        <w:t xml:space="preserve">önlemdir</w:t>
-      </w:r>
-      <w:r>
-        <w:t xml:space="preserve"> </w:t>
-      </w:r>
-      <w:r>
-        <w:t xml:space="preserve">(bir çözüm), gereksinim değil. Gereksinim şu olmalıydı:</w:t>
-      </w:r>
-      <w:r>
-        <w:t xml:space="preserve"> </w:t>
-      </w:r>
-      <w:r>
-        <w:t xml:space="preserve">“Beklemedeki hassas veri, kimlik doğrulamalı</w:t>
-      </w:r>
-      <w:r>
-        <w:t xml:space="preserve"> </w:t>
-      </w:r>
-      <w:r>
-        <w:t xml:space="preserve">şifrelemeyle (AEAD) korunmalıdır.”</w:t>
-      </w:r>
-      <w:r>
-        <w:t xml:space="preserve"> </w:t>
-      </w:r>
-      <w:r>
-        <w:t xml:space="preserve">Önlem ise bu gereksinimi</w:t>
-      </w:r>
-      <w:r>
-        <w:t xml:space="preserve"> </w:t>
-      </w:r>
-      <w:r>
-        <w:rPr>
-          <w:b/>
-          <w:bCs/>
-        </w:rPr>
-        <w:t xml:space="preserve">nasıl</w:t>
-      </w:r>
-      <w:r>
-        <w:t xml:space="preserve"> </w:t>
-      </w:r>
-      <w:r>
-        <w:t xml:space="preserve">karşıladığınızdır:</w:t>
-      </w:r>
-      <w:r>
-        <w:t xml:space="preserve"> </w:t>
-      </w:r>
-      <w:r>
-        <w:t xml:space="preserve">“AES-256-GCM ile,</w:t>
-      </w:r>
-      <w:r>
-        <w:t xml:space="preserve"> </w:t>
-      </w:r>
-      <w:r>
-        <w:t xml:space="preserve">S7.2’de anlatılan şekilde.”</w:t>
-      </w:r>
-      <w:r>
-        <w:t xml:space="preserve"> </w:t>
-      </w:r>
-      <w:r>
-        <w:t xml:space="preserve">Gereksinim sabittir (standarttan ya da tehdit modelinden gelir); önlem projeden</w:t>
-      </w:r>
-      <w:r>
-        <w:t xml:space="preserve"> </w:t>
-      </w:r>
-      <w:r>
-        <w:t xml:space="preserve">projeye değişebilir — aynı gereksinimi bir proje AES-GCM ile, başka bir proje ChaCha20-Poly1305 ile</w:t>
-      </w:r>
-      <w:r>
-        <w:t xml:space="preserve"> </w:t>
-      </w:r>
-      <w:r>
-        <w:t xml:space="preserve">karşılayabilir; ikisi de aynı gereksinimi doğru karşılar.</w:t>
-      </w:r>
-    </w:p>
-    <w:p>
-      <w:pPr>
-        <w:pStyle w:val="BlockText"/>
-      </w:pPr>
-      <w:r>
-        <w:rPr>
-          <w:b/>
-          <w:bCs/>
-        </w:rPr>
-        <w:t xml:space="preserve">Sonuç:</w:t>
-      </w:r>
-      <w:r>
-        <w:t xml:space="preserve"> </w:t>
-      </w:r>
-      <w:r>
-        <w:t xml:space="preserve">Gereksinim sütununa çözüm yazan bir uyum matrisi, değerlendiriciye</w:t>
-      </w:r>
-      <w:r>
-        <w:t xml:space="preserve"> </w:t>
-      </w:r>
-      <w:r>
-        <w:t xml:space="preserve">“siz zaten kararı vermişsiniz,</w:t>
-      </w:r>
-      <w:r>
-        <w:t xml:space="preserve"> </w:t>
-      </w:r>
-      <w:r>
-        <w:t xml:space="preserve">alternatif düşünmediniz”</w:t>
-      </w:r>
-      <w:r>
-        <w:t xml:space="preserve"> </w:t>
-      </w:r>
-      <w:r>
-        <w:t xml:space="preserve">izlenimi verir; ayrıca gereksinim standarttan koptuğu için hangi standart maddesine</w:t>
-      </w:r>
-      <w:r>
-        <w:t xml:space="preserve"> </w:t>
-      </w:r>
-      <w:r>
-        <w:t xml:space="preserve">karşılık geldiği kaybolur ve izlenebilirlik zinciri kırılır.</w:t>
-      </w:r>
-    </w:p>
-    <w:p>
-      <w:pPr>
-        <w:pStyle w:val="BlockText"/>
-      </w:pPr>
-      <w:r>
-        <w:rPr>
-          <w:b/>
-          <w:bCs/>
-        </w:rPr>
-        <w:t xml:space="preserve">Kural</w:t>
-      </w:r>
-    </w:p>
-    <w:p>
-      <w:pPr>
-        <w:pStyle w:val="BlockText"/>
-      </w:pPr>
-      <w:r>
-        <w:t xml:space="preserve">Gereksinim sütununa her zaman</w:t>
-      </w:r>
-      <w:r>
-        <w:t xml:space="preserve"> </w:t>
-      </w:r>
-      <w:r>
-        <w:rPr>
-          <w:b/>
-          <w:bCs/>
-        </w:rPr>
-        <w:t xml:space="preserve">ne</w:t>
-      </w:r>
-      <w:r>
-        <w:t xml:space="preserve"> </w:t>
-      </w:r>
-      <w:r>
-        <w:t xml:space="preserve">istendiğini (bir standart ya da tehdit modelinden gelen koşul) yazın;</w:t>
-      </w:r>
-      <w:r>
-        <w:t xml:space="preserve"> </w:t>
-      </w:r>
-      <w:r>
-        <w:rPr>
-          <w:b/>
-          <w:bCs/>
-        </w:rPr>
-        <w:t xml:space="preserve">nasıl</w:t>
-      </w:r>
-      <w:r>
-        <w:t xml:space="preserve"> </w:t>
-      </w:r>
-      <w:r>
-        <w:t xml:space="preserve">karşıladığınızı (hangi algoritma, hangi kod, hangi kütüphane) her zaman ayrı bir</w:t>
-      </w:r>
-      <w:r>
-        <w:t xml:space="preserve"> </w:t>
-      </w:r>
-      <w:r>
-        <w:t xml:space="preserve">“önlem”</w:t>
-      </w:r>
-      <w:r>
-        <w:t xml:space="preserve"> </w:t>
-      </w:r>
-      <w:r>
-        <w:t xml:space="preserve">sütununa ya</w:t>
-      </w:r>
-      <w:r>
-        <w:t xml:space="preserve"> </w:t>
-      </w:r>
-      <w:r>
-        <w:t xml:space="preserve">da cümlesine yazın. Bir cümlede ürün adı, kütüphane adı ya da algoritma adı geçiyorsa, o cümle büyük olasılıkla</w:t>
-      </w:r>
-      <w:r>
-        <w:t xml:space="preserve"> </w:t>
-      </w:r>
-      <w:r>
-        <w:t xml:space="preserve">önlemdir, gereksinim değil.</w:t>
-      </w:r>
-    </w:p>
-    <w:bookmarkEnd w:id="33"/>
-    <w:bookmarkStart w:id="34" w:name="X813d83330594e71525b63244ff36aa6a80031ae"/>
-    <w:p>
-      <w:pPr>
-        <w:pStyle w:val="Heading3"/>
-      </w:pPr>
-      <w:r>
-        <w:t xml:space="preserve">Kavramları tek bir varlık üzerinden görelim (mini örnek)</w:t>
-      </w:r>
-    </w:p>
-    <w:p>
-      <w:pPr>
-        <w:pStyle w:val="FirstParagraph"/>
-      </w:pPr>
-      <w:r>
-        <w:t xml:space="preserve">Terimlerin nasıl bir araya geldiğini görmek için tek bir varlık üzerinden hızlıca geçelim; tam işlenmiş hâlini</w:t>
-      </w:r>
-      <w:r>
-        <w:t xml:space="preserve"> </w:t>
-      </w:r>
-      <w:r>
-        <w:t xml:space="preserve">2. bölümde uçtan uca göreceğiz.</w:t>
-      </w:r>
-    </w:p>
-    <w:p>
-      <w:pPr>
-        <w:pStyle w:val="Compact"/>
-        <w:numPr>
-          <w:ilvl w:val="0"/>
-          <w:numId w:val="1014"/>
-        </w:numPr>
-      </w:pPr>
-      <w:r>
-        <w:rPr>
-          <w:b/>
-          <w:bCs/>
-        </w:rPr>
-        <w:t xml:space="preserve">Varlık</w:t>
-      </w:r>
-      <w:r>
-        <w:t xml:space="preserve"> </w:t>
-      </w:r>
-      <w:r>
-        <w:t xml:space="preserve">(1. haftadan):</w:t>
-      </w:r>
-      <w:r>
-        <w:t xml:space="preserve"> </w:t>
-      </w:r>
-      <w:r>
-        <w:t xml:space="preserve">“kullanıcının oturum belirteci (session token)”</w:t>
-      </w:r>
-      <w:r>
-        <w:t xml:space="preserve">; varlık tablosunda gizlilik sınıfı</w:t>
-      </w:r>
-      <w:r>
-        <w:t xml:space="preserve"> </w:t>
-      </w:r>
-      <w:r>
-        <w:rPr>
-          <w:b/>
-          <w:bCs/>
-        </w:rPr>
-        <w:t xml:space="preserve">C</w:t>
-      </w:r>
-      <w:r>
-        <w:t xml:space="preserve"> </w:t>
-      </w:r>
-      <w:r>
-        <w:t xml:space="preserve">olarak işaretli.</w:t>
-      </w:r>
-    </w:p>
-    <w:p>
-      <w:pPr>
-        <w:pStyle w:val="Compact"/>
-        <w:numPr>
-          <w:ilvl w:val="0"/>
-          <w:numId w:val="1014"/>
-        </w:numPr>
-      </w:pPr>
-      <w:r>
-        <w:rPr>
-          <w:b/>
-          <w:bCs/>
-        </w:rPr>
-        <w:t xml:space="preserve">Tehdit</w:t>
-      </w:r>
-      <w:r>
-        <w:t xml:space="preserve"> </w:t>
-      </w:r>
-      <w:r>
-        <w:t xml:space="preserve">(1. haftadan): ağı dinleyen bir saldırgan bu belirteci ele geçirip kullanıcı gibi davranabilir.</w:t>
-      </w:r>
-    </w:p>
-    <w:p>
-      <w:pPr>
-        <w:pStyle w:val="Compact"/>
-        <w:numPr>
-          <w:ilvl w:val="0"/>
-          <w:numId w:val="1014"/>
-        </w:numPr>
-      </w:pPr>
-      <w:r>
-        <w:rPr>
-          <w:b/>
-          <w:bCs/>
-        </w:rPr>
-        <w:t xml:space="preserve">Gereksinim:</w:t>
-      </w:r>
-      <w:r>
-        <w:t xml:space="preserve"> </w:t>
-      </w:r>
-      <w:r>
-        <w:t xml:space="preserve">“Oturum belirteci yalnız şifreli bir kanaldan taşınmalıdır.”</w:t>
-      </w:r>
-      <w:r>
-        <w:t xml:space="preserve"> </w:t>
-      </w:r>
-      <w:r>
-        <w:t xml:space="preserve">Bu, tehdide karşı sistemin</w:t>
-      </w:r>
-      <w:r>
-        <w:t xml:space="preserve"> </w:t>
-      </w:r>
-      <w:r>
-        <w:rPr>
-          <w:b/>
-          <w:bCs/>
-        </w:rPr>
-        <w:t xml:space="preserve">ne</w:t>
-      </w:r>
-      <w:r>
-        <w:t xml:space="preserve"> </w:t>
-      </w:r>
-      <w:r>
-        <w:t xml:space="preserve">yapması gerektiğini söyler;</w:t>
-      </w:r>
-      <w:r>
-        <w:t xml:space="preserve"> </w:t>
-      </w:r>
-      <w:r>
-        <w:rPr>
-          <w:b/>
-          <w:bCs/>
-        </w:rPr>
-        <w:t xml:space="preserve">nasıl</w:t>
-      </w:r>
-      <w:r>
-        <w:t xml:space="preserve"> </w:t>
-      </w:r>
-      <w:r>
-        <w:t xml:space="preserve">yapacağını söylemez.</w:t>
-      </w:r>
-    </w:p>
-    <w:p>
-      <w:pPr>
-        <w:pStyle w:val="Compact"/>
-        <w:numPr>
-          <w:ilvl w:val="0"/>
-          <w:numId w:val="1014"/>
-        </w:numPr>
-      </w:pPr>
-      <w:r>
-        <w:rPr>
-          <w:b/>
-          <w:bCs/>
-        </w:rPr>
-        <w:t xml:space="preserve">Durum:</w:t>
-      </w:r>
-      <w:r>
-        <w:t xml:space="preserve"> </w:t>
-      </w:r>
-      <w:r>
-        <w:t xml:space="preserve">Ekip bunu ürünün kendisi mi karşılıyor, yoksa başka bir tarafa mı</w:t>
-      </w:r>
-      <w:r>
-        <w:t xml:space="preserve"> </w:t>
-      </w:r>
-      <w:r>
-        <w:rPr>
-          <w:b/>
-          <w:bCs/>
-        </w:rPr>
-        <w:t xml:space="preserve">devrediyor</w:t>
-      </w:r>
-      <w:r>
-        <w:t xml:space="preserve">? Diyelim ki ürün</w:t>
-      </w:r>
-      <w:r>
-        <w:t xml:space="preserve"> </w:t>
-      </w:r>
-      <w:r>
-        <w:t xml:space="preserve">TLS’i kendi kuruyor: durum</w:t>
-      </w:r>
-      <w:r>
-        <w:t xml:space="preserve"> </w:t>
-      </w:r>
-      <w:r>
-        <w:rPr>
-          <w:b/>
-          <w:bCs/>
-        </w:rPr>
-        <w:t xml:space="preserve">karşılandı</w:t>
-      </w:r>
-      <w:r>
-        <w:t xml:space="preserve">.</w:t>
-      </w:r>
-    </w:p>
-    <w:p>
-      <w:pPr>
-        <w:pStyle w:val="Compact"/>
-        <w:numPr>
-          <w:ilvl w:val="0"/>
-          <w:numId w:val="1014"/>
-        </w:numPr>
-      </w:pPr>
-      <w:r>
-        <w:rPr>
-          <w:b/>
-          <w:bCs/>
-        </w:rPr>
-        <w:t xml:space="preserve">İzlenebilirlik:</w:t>
-      </w:r>
-      <w:r>
-        <w:t xml:space="preserve"> </w:t>
-      </w:r>
-      <w:r>
-        <w:t xml:space="preserve">Bu gereksinim kılavuzun hangi bölümünde açıklanıyor (önlem), nasıl doğrulanıyor (test),</w:t>
-      </w:r>
-      <w:r>
-        <w:t xml:space="preserve"> </w:t>
-      </w:r>
-      <w:r>
-        <w:t xml:space="preserve">kanıtı nerede? Bu üç sorunun cevabı</w:t>
-      </w:r>
-      <w:r>
-        <w:t xml:space="preserve"> </w:t>
-      </w:r>
-      <w:r>
-        <w:rPr>
-          <w:b/>
-          <w:bCs/>
-        </w:rPr>
-        <w:t xml:space="preserve">uyum matrisinin</w:t>
-      </w:r>
-      <w:r>
-        <w:t xml:space="preserve"> </w:t>
-      </w:r>
-      <w:r>
-        <w:t xml:space="preserve">bir satırını oluşturur.</w:t>
-      </w:r>
-    </w:p>
-    <w:p>
-      <w:pPr>
-        <w:pStyle w:val="FirstParagraph"/>
-      </w:pPr>
-      <w:r>
-        <w:t xml:space="preserve">Aynı varlık üzerinden gidip</w:t>
-      </w:r>
-      <w:r>
-        <w:t xml:space="preserve"> </w:t>
-      </w:r>
-      <w:r>
-        <w:t xml:space="preserve">“devredildi”</w:t>
-      </w:r>
-      <w:r>
-        <w:t xml:space="preserve"> </w:t>
-      </w:r>
-      <w:r>
-        <w:t xml:space="preserve">durumunu da görelim: ürün bir kütüphane olsaydı ve TLS bağlantısını üst</w:t>
-      </w:r>
-      <w:r>
-        <w:t xml:space="preserve"> </w:t>
-      </w:r>
-      <w:r>
-        <w:t xml:space="preserve">uygulama kuruyor olsaydı, gereksinim üst uygulamaya</w:t>
-      </w:r>
-      <w:r>
-        <w:t xml:space="preserve"> </w:t>
-      </w:r>
-      <w:r>
-        <w:rPr>
-          <w:b/>
-          <w:bCs/>
-        </w:rPr>
-        <w:t xml:space="preserve">devredilir</w:t>
-      </w:r>
-      <w:r>
-        <w:t xml:space="preserve"> </w:t>
-      </w:r>
-      <w:r>
-        <w:t xml:space="preserve">ve S14’e</w:t>
-      </w:r>
-      <w:r>
-        <w:t xml:space="preserve"> </w:t>
-      </w:r>
-      <w:r>
-        <w:t xml:space="preserve">“kime: üst uygulama; neden: kütüphane</w:t>
-      </w:r>
-      <w:r>
-        <w:t xml:space="preserve"> </w:t>
-      </w:r>
-      <w:r>
-        <w:t xml:space="preserve">ağ bağlantısı açmıyor; nasıl: üst uygulama TLS 1.2+ ve sertifika doğrulamasıyla bağlanmalı”</w:t>
-      </w:r>
-      <w:r>
-        <w:t xml:space="preserve"> </w:t>
-      </w:r>
-      <w:r>
-        <w:t xml:space="preserve">yazılırdı.</w:t>
-      </w:r>
-    </w:p>
-    <w:bookmarkEnd w:id="34"/>
-    <w:bookmarkStart w:id="35" w:name="gereksinim-ailesi-ile-standart-farkı"/>
-    <w:p>
-      <w:pPr>
-        <w:pStyle w:val="Heading3"/>
-      </w:pPr>
-      <w:r>
-        <w:t xml:space="preserve">‘Gereksinim ailesi’</w:t>
-      </w:r>
-      <w:r>
-        <w:t xml:space="preserve"> </w:t>
-      </w:r>
-      <w:r>
-        <w:t xml:space="preserve">ile</w:t>
-      </w:r>
-      <w:r>
-        <w:t xml:space="preserve"> </w:t>
-      </w:r>
-      <w:r>
-        <w:t xml:space="preserve">‘standart’</w:t>
-      </w:r>
-      <w:r>
-        <w:t xml:space="preserve"> </w:t>
-      </w:r>
-      <w:r>
-        <w:t xml:space="preserve">farkı</w:t>
-      </w:r>
-    </w:p>
-    <w:p>
-      <w:pPr>
-        <w:pStyle w:val="FirstParagraph"/>
-      </w:pPr>
-      <w:r>
-        <w:t xml:space="preserve">Bu derste iki farklı kaynaktan gelen iki farklı şey kullanılır ve bunları karıştırmak yaygın bir hatadır:</w:t>
-      </w:r>
-    </w:p>
-    <w:p>
-      <w:pPr>
-        <w:pStyle w:val="Compact"/>
-        <w:numPr>
-          <w:ilvl w:val="0"/>
-          <w:numId w:val="1015"/>
-        </w:numPr>
-      </w:pPr>
-      <w:r>
-        <w:rPr>
-          <w:b/>
-          <w:bCs/>
-        </w:rPr>
-        <w:t xml:space="preserve">Standart:</w:t>
-      </w:r>
-      <w:r>
-        <w:t xml:space="preserve"> </w:t>
-      </w:r>
-      <w:r>
-        <w:t xml:space="preserve">dışarıdan gelen, dersin yazmadığı bir belge (ör. ETSI EN 303 645, Ortak Kriterler, FIPS 140-3,</w:t>
-      </w:r>
-      <w:r>
-        <w:t xml:space="preserve"> </w:t>
-      </w:r>
-      <w:r>
-        <w:t xml:space="preserve">OWASP MASVS). Kendi madde numaraları ve kendi kurumu vardır.</w:t>
-      </w:r>
-    </w:p>
-    <w:p>
-      <w:pPr>
-        <w:pStyle w:val="Compact"/>
-        <w:numPr>
-          <w:ilvl w:val="0"/>
-          <w:numId w:val="1015"/>
-        </w:numPr>
-      </w:pPr>
-      <w:r>
-        <w:rPr>
-          <w:b/>
-          <w:bCs/>
-        </w:rPr>
-        <w:t xml:space="preserve">Dersin gereksinim ailesi:</w:t>
-      </w:r>
-      <w:r>
-        <w:t xml:space="preserve"> </w:t>
-      </w:r>
-      <w:r>
-        <w:t xml:space="preserve">bu standartlardan</w:t>
-      </w:r>
-      <w:r>
-        <w:t xml:space="preserve"> </w:t>
-      </w:r>
-      <w:r>
-        <w:rPr>
-          <w:b/>
-          <w:bCs/>
-        </w:rPr>
-        <w:t xml:space="preserve">uyarlanmış</w:t>
-      </w:r>
-      <w:r>
-        <w:t xml:space="preserve">,</w:t>
-      </w:r>
-      <w:r>
-        <w:t xml:space="preserve"> </w:t>
-      </w:r>
-      <w:r>
-        <w:rPr>
-          <w:rStyle w:val="VerbatimChar"/>
-        </w:rPr>
-        <w:t xml:space="preserve">CEN429-&lt;aile&gt;-&lt;numara&gt;</w:t>
-      </w:r>
-      <w:r>
-        <w:t xml:space="preserve"> </w:t>
-      </w:r>
-      <w:r>
-        <w:t xml:space="preserve">kimlikli, dersin kendi</w:t>
-      </w:r>
-      <w:r>
-        <w:t xml:space="preserve"> </w:t>
-      </w:r>
-      <w:r>
-        <w:t xml:space="preserve">kısa listesi (8. bölüm). Amacı, farklı standartların ortak paydasını tek bir çalışılabilir listede toplamaktır.</w:t>
-      </w:r>
-    </w:p>
-    <w:p>
-      <w:pPr>
-        <w:pStyle w:val="FirstParagraph"/>
-      </w:pPr>
-      <w:r>
-        <w:t xml:space="preserve">Bir gereksinimi yazarken</w:t>
-      </w:r>
-      <w:r>
-        <w:t xml:space="preserve"> </w:t>
-      </w:r>
-      <w:r>
-        <w:t xml:space="preserve">“hangi standarda dayanıyor”</w:t>
-      </w:r>
-      <w:r>
-        <w:t xml:space="preserve"> </w:t>
-      </w:r>
-      <w:r>
-        <w:t xml:space="preserve">(kaynak) ile</w:t>
-      </w:r>
-      <w:r>
-        <w:t xml:space="preserve"> </w:t>
-      </w:r>
-      <w:r>
-        <w:t xml:space="preserve">“dersin hangi ailesine giriyor”</w:t>
-      </w:r>
-      <w:r>
-        <w:t xml:space="preserve"> </w:t>
-      </w:r>
-      <w:r>
-        <w:t xml:space="preserve">(kimlik) iki</w:t>
-      </w:r>
-      <w:r>
-        <w:t xml:space="preserve"> </w:t>
-      </w:r>
-      <w:r>
-        <w:t xml:space="preserve">ayrı sorudur; ikisini de S1 (kaynaklar) ve S17 (uyum matrisi) bölümlerinde ayrı ayrı belirtirsiniz.</w:t>
-      </w:r>
-    </w:p>
-    <w:bookmarkEnd w:id="35"/>
-    <w:bookmarkStart w:id="36" w:name="hızlı-öz-kontrol-bölüm-0ı-bitirmeden"/>
-    <w:p>
-      <w:pPr>
-        <w:pStyle w:val="Heading3"/>
-      </w:pPr>
-      <w:r>
-        <w:t xml:space="preserve">Hızlı öz-kontrol (bölüm 0’ı bitirmeden)</w:t>
-      </w:r>
-    </w:p>
-    <w:p>
-      <w:pPr>
-        <w:pStyle w:val="Compact"/>
-        <w:numPr>
-          <w:ilvl w:val="0"/>
-          <w:numId w:val="1016"/>
-        </w:numPr>
-      </w:pPr>
-      <w:r>
-        <w:rPr>
-          <w:b/>
-          <w:bCs/>
-        </w:rPr>
-        <w:t xml:space="preserve">S:</w:t>
-      </w:r>
-      <w:r>
-        <w:t xml:space="preserve"> </w:t>
-      </w:r>
-      <w:r>
-        <w:t xml:space="preserve">“Sürüm derlemesi PIE ile üretilmelidir”</w:t>
-      </w:r>
-      <w:r>
-        <w:t xml:space="preserve"> </w:t>
-      </w:r>
-      <w:r>
-        <w:t xml:space="preserve">bir gereksinim mi, önlem mi?</w:t>
-      </w:r>
-      <w:r>
-        <w:t xml:space="preserve"> </w:t>
-      </w:r>
-      <w:r>
-        <w:rPr>
-          <w:b/>
-          <w:bCs/>
-        </w:rPr>
-        <w:t xml:space="preserve">C:</w:t>
-      </w:r>
-      <w:r>
-        <w:t xml:space="preserve"> </w:t>
-      </w:r>
-      <w:r>
-        <w:t xml:space="preserve">Gereksinim — ölçülebilir bir</w:t>
-      </w:r>
-      <w:r>
-        <w:t xml:space="preserve"> </w:t>
-      </w:r>
-      <w:r>
-        <w:t xml:space="preserve">koşul, henüz</w:t>
-      </w:r>
-      <w:r>
-        <w:t xml:space="preserve"> </w:t>
-      </w:r>
-      <w:r>
-        <w:t xml:space="preserve">“nasıl karşılandığını”</w:t>
-      </w:r>
-      <w:r>
-        <w:t xml:space="preserve"> </w:t>
-      </w:r>
-      <w:r>
-        <w:t xml:space="preserve">(hangi derleyici bayrağı) söylemiyor.</w:t>
-      </w:r>
-    </w:p>
-    <w:p>
-      <w:pPr>
-        <w:pStyle w:val="Compact"/>
-        <w:numPr>
-          <w:ilvl w:val="0"/>
-          <w:numId w:val="1016"/>
-        </w:numPr>
-      </w:pPr>
-      <w:r>
-        <w:rPr>
-          <w:b/>
-          <w:bCs/>
-        </w:rPr>
-        <w:t xml:space="preserve">S:</w:t>
-      </w:r>
-      <w:r>
-        <w:t xml:space="preserve"> </w:t>
-      </w:r>
-      <w:r>
-        <w:t xml:space="preserve">Bir kılavuzda bir satır</w:t>
-      </w:r>
-      <w:r>
-        <w:t xml:space="preserve"> </w:t>
-      </w:r>
-      <w:r>
-        <w:t xml:space="preserve">“karşılandı”</w:t>
-      </w:r>
-      <w:r>
-        <w:t xml:space="preserve"> </w:t>
-      </w:r>
-      <w:r>
-        <w:t xml:space="preserve">yazıyor ama yanında hiç dosya adı yok. Bu satır ne anlama gelir?</w:t>
-      </w:r>
-      <w:r>
-        <w:t xml:space="preserve"> </w:t>
-      </w:r>
-      <w:r>
-        <w:rPr>
-          <w:b/>
-          <w:bCs/>
-        </w:rPr>
-        <w:t xml:space="preserve">C:</w:t>
-      </w:r>
-      <w:r>
-        <w:t xml:space="preserve"> </w:t>
-      </w:r>
-      <w:r>
-        <w:t xml:space="preserve">Hiçbir şey kanıtlamaz; izlenebilirlik zinciri kırık sayılır (2. bölüm).</w:t>
-      </w:r>
-    </w:p>
-    <w:p>
-      <w:pPr>
-        <w:pStyle w:val="Compact"/>
-        <w:numPr>
-          <w:ilvl w:val="0"/>
-          <w:numId w:val="1016"/>
-        </w:numPr>
-      </w:pPr>
-      <w:r>
-        <w:rPr>
-          <w:b/>
-          <w:bCs/>
-        </w:rPr>
-        <w:t xml:space="preserve">S:</w:t>
-      </w:r>
-      <w:r>
-        <w:t xml:space="preserve"> </w:t>
-      </w:r>
-      <w:r>
-        <w:t xml:space="preserve">Ürün ağa hiç bağlanmıyorsa</w:t>
-      </w:r>
-      <w:r>
-        <w:t xml:space="preserve"> </w:t>
-      </w:r>
-      <w:r>
-        <w:t xml:space="preserve">“aktarımda veri”</w:t>
-      </w:r>
-      <w:r>
-        <w:t xml:space="preserve"> </w:t>
-      </w:r>
-      <w:r>
-        <w:t xml:space="preserve">gereksinimleri için durum ne yazılır?</w:t>
-      </w:r>
-      <w:r>
-        <w:t xml:space="preserve"> </w:t>
-      </w:r>
-      <w:r>
-        <w:rPr>
-          <w:b/>
-          <w:bCs/>
-        </w:rPr>
-        <w:t xml:space="preserve">C:</w:t>
-      </w:r>
-      <w:r>
-        <w:t xml:space="preserve"> </w:t>
-      </w:r>
-      <w:r>
-        <w:t xml:space="preserve">“Uygulanmaz”</w:t>
-      </w:r>
-      <w:r>
-        <w:t xml:space="preserve">,</w:t>
-      </w:r>
-      <w:r>
-        <w:t xml:space="preserve"> </w:t>
-      </w:r>
-      <w:r>
-        <w:t xml:space="preserve">gerekçesiyle birlikte.</w:t>
-      </w:r>
-    </w:p>
-    <w:p>
-      <w:pPr>
-        <w:pStyle w:val="Compact"/>
-        <w:numPr>
-          <w:ilvl w:val="0"/>
-          <w:numId w:val="1016"/>
-        </w:numPr>
-      </w:pPr>
-      <w:r>
-        <w:rPr>
-          <w:b/>
-          <w:bCs/>
-        </w:rPr>
-        <w:t xml:space="preserve">S:</w:t>
-      </w:r>
-      <w:r>
-        <w:t xml:space="preserve"> </w:t>
-      </w:r>
-      <w:r>
-        <w:t xml:space="preserve">“Anahtarlar iyi yönetilmelidir”</w:t>
-      </w:r>
-      <w:r>
-        <w:t xml:space="preserve"> </w:t>
-      </w:r>
-      <w:r>
-        <w:t xml:space="preserve">cümlesi neden tekil değildir?</w:t>
-      </w:r>
-      <w:r>
-        <w:t xml:space="preserve"> </w:t>
-      </w:r>
-      <w:r>
-        <w:rPr>
-          <w:b/>
-          <w:bCs/>
-        </w:rPr>
-        <w:t xml:space="preserve">C:</w:t>
-      </w:r>
-      <w:r>
-        <w:t xml:space="preserve"> </w:t>
-      </w:r>
-      <w:r>
-        <w:t xml:space="preserve">“İyi yönetmek”</w:t>
-      </w:r>
-      <w:r>
-        <w:t xml:space="preserve"> </w:t>
-      </w:r>
-      <w:r>
-        <w:t xml:space="preserve">içine üretim, saklama,</w:t>
-      </w:r>
-      <w:r>
-        <w:t xml:space="preserve"> </w:t>
-      </w:r>
-      <w:r>
-        <w:t xml:space="preserve">kullanım ve imha gibi birden çok koşulu belirsizce sıkıştırır; her biri ayrı bir gereksinim olmalıdır.</w:t>
-      </w:r>
-    </w:p>
-    <w:bookmarkEnd w:id="36"/>
-    <w:bookmarkStart w:id="37" w:name="karşılanmadı-ile-uygulanmaz-farkı"/>
-    <w:p>
-      <w:pPr>
-        <w:pStyle w:val="Heading3"/>
-      </w:pPr>
-      <w:r>
-        <w:t xml:space="preserve">‘Karşılanmadı’</w:t>
-      </w:r>
-      <w:r>
-        <w:t xml:space="preserve"> </w:t>
-      </w:r>
-      <w:r>
-        <w:t xml:space="preserve">ile</w:t>
-      </w:r>
-      <w:r>
-        <w:t xml:space="preserve"> </w:t>
-      </w:r>
-      <w:r>
-        <w:t xml:space="preserve">‘uygulanmaz’</w:t>
-      </w:r>
-      <w:r>
-        <w:t xml:space="preserve"> </w:t>
-      </w:r>
-      <w:r>
-        <w:t xml:space="preserve">farkı</w:t>
-      </w:r>
-    </w:p>
-    <w:p>
-      <w:pPr>
-        <w:pStyle w:val="FirstParagraph"/>
-      </w:pPr>
-      <w:r>
-        <w:t xml:space="preserve">Bu iki durum sık karıştırılır ama çok farklı anlamlara gelir; ikisini de doğru kullanmak, matrisin güvenilirliği</w:t>
-      </w:r>
-      <w:r>
-        <w:t xml:space="preserve"> </w:t>
-      </w:r>
-      <w:r>
-        <w:t xml:space="preserve">için gereksinim durumları kadar önemlidir:</w:t>
-      </w:r>
-    </w:p>
-    <w:p>
-      <w:pPr>
-        <w:pStyle w:val="Compact"/>
-        <w:numPr>
-          <w:ilvl w:val="0"/>
-          <w:numId w:val="1017"/>
-        </w:numPr>
-      </w:pPr>
-      <w:r>
-        <w:rPr>
-          <w:b/>
-          <w:bCs/>
-        </w:rPr>
-        <w:t xml:space="preserve">Karşılanmadı:</w:t>
-      </w:r>
-      <w:r>
-        <w:t xml:space="preserve"> </w:t>
-      </w:r>
-      <w:r>
-        <w:t xml:space="preserve">gereksinim ürüne</w:t>
-      </w:r>
-      <w:r>
-        <w:t xml:space="preserve"> </w:t>
-      </w:r>
-      <w:r>
-        <w:rPr>
-          <w:b/>
-          <w:bCs/>
-        </w:rPr>
-        <w:t xml:space="preserve">uygulanıyor</w:t>
-      </w:r>
-      <w:r>
-        <w:t xml:space="preserve"> </w:t>
-      </w:r>
-      <w:r>
-        <w:t xml:space="preserve">ama henüz</w:t>
-      </w:r>
-      <w:r>
-        <w:t xml:space="preserve"> </w:t>
-      </w:r>
-      <w:r>
-        <w:rPr>
-          <w:b/>
-          <w:bCs/>
-        </w:rPr>
-        <w:t xml:space="preserve">sağlanmıyor</w:t>
-      </w:r>
-      <w:r>
-        <w:t xml:space="preserve">. Bu bir</w:t>
-      </w:r>
-      <w:r>
-        <w:t xml:space="preserve"> </w:t>
-      </w:r>
-      <w:r>
-        <w:rPr>
-          <w:b/>
-          <w:bCs/>
-        </w:rPr>
-        <w:t xml:space="preserve">eksikliktir</w:t>
-      </w:r>
-      <w:r>
-        <w:t xml:space="preserve">, kalan</w:t>
-      </w:r>
-      <w:r>
-        <w:t xml:space="preserve"> </w:t>
-      </w:r>
-      <w:r>
-        <w:t xml:space="preserve">riske yazılır ve bir sonraki sürüm planına girer.</w:t>
-      </w:r>
-    </w:p>
-    <w:p>
-      <w:pPr>
-        <w:pStyle w:val="Compact"/>
-        <w:numPr>
-          <w:ilvl w:val="0"/>
-          <w:numId w:val="1017"/>
-        </w:numPr>
-      </w:pPr>
-      <w:r>
-        <w:rPr>
-          <w:b/>
-          <w:bCs/>
-        </w:rPr>
-        <w:t xml:space="preserve">Uygulanmaz:</w:t>
-      </w:r>
-      <w:r>
-        <w:t xml:space="preserve"> </w:t>
-      </w:r>
-      <w:r>
-        <w:t xml:space="preserve">gereksinim ürüne</w:t>
-      </w:r>
-      <w:r>
-        <w:t xml:space="preserve"> </w:t>
-      </w:r>
-      <w:r>
-        <w:rPr>
-          <w:b/>
-          <w:bCs/>
-        </w:rPr>
-        <w:t xml:space="preserve">hiç uygulanmıyor</w:t>
-      </w:r>
-      <w:r>
-        <w:t xml:space="preserve"> </w:t>
-      </w:r>
-      <w:r>
-        <w:t xml:space="preserve">(ör. ürün ağ bağlantısı kullanmıyorsa</w:t>
-      </w:r>
-      <w:r>
-        <w:t xml:space="preserve"> </w:t>
-      </w:r>
-      <w:r>
-        <w:t xml:space="preserve">“aktarımda veri”</w:t>
-      </w:r>
-      <w:r>
-        <w:t xml:space="preserve"> </w:t>
-      </w:r>
-      <w:r>
-        <w:t xml:space="preserve">gereksinimleri uygulanmaz). Bu bir eksiklik değildir, ama</w:t>
-      </w:r>
-      <w:r>
-        <w:t xml:space="preserve"> </w:t>
-      </w:r>
-      <w:r>
-        <w:rPr>
-          <w:b/>
-          <w:bCs/>
-        </w:rPr>
-        <w:t xml:space="preserve">gerekçesiz</w:t>
-      </w:r>
-      <w:r>
-        <w:t xml:space="preserve"> </w:t>
-      </w:r>
-      <w:r>
-        <w:t xml:space="preserve">yazılırsa değerlendirici bunu</w:t>
-      </w:r>
-      <w:r>
-        <w:t xml:space="preserve"> </w:t>
-      </w:r>
-      <w:r>
-        <w:t xml:space="preserve">“gereksinim atlanmış, kontrol edilmemiş”</w:t>
-      </w:r>
-      <w:r>
-        <w:t xml:space="preserve"> </w:t>
-      </w:r>
-      <w:r>
-        <w:t xml:space="preserve">sayar.</w:t>
-      </w:r>
-    </w:p>
-    <w:p>
-      <w:pPr>
-        <w:pStyle w:val="FirstParagraph"/>
-      </w:pPr>
-      <w:r>
-        <w:t xml:space="preserve">Kural:</w:t>
-      </w:r>
-      <w:r>
-        <w:t xml:space="preserve"> </w:t>
-      </w:r>
-      <w:r>
-        <w:t xml:space="preserve">“Uygulanmaz”</w:t>
-      </w:r>
-      <w:r>
-        <w:t xml:space="preserve"> </w:t>
-      </w:r>
-      <w:r>
-        <w:t xml:space="preserve">yazarken her zaman</w:t>
-      </w:r>
-      <w:r>
-        <w:t xml:space="preserve"> </w:t>
-      </w:r>
-      <w:r>
-        <w:rPr>
-          <w:b/>
-          <w:bCs/>
-        </w:rPr>
-        <w:t xml:space="preserve">neden</w:t>
-      </w:r>
-      <w:r>
-        <w:t xml:space="preserve"> </w:t>
-      </w:r>
-      <w:r>
-        <w:t xml:space="preserve">uygulanmadığını bir cümleyle ekleyin. Gerekçesiz</w:t>
-      </w:r>
-      <w:r>
-        <w:t xml:space="preserve"> </w:t>
-      </w:r>
-      <w:r>
-        <w:t xml:space="preserve">“uygulanmaz”</w:t>
-      </w:r>
-      <w:r>
-        <w:t xml:space="preserve">,</w:t>
-      </w:r>
-      <w:r>
-        <w:t xml:space="preserve"> </w:t>
-      </w:r>
-      <w:r>
-        <w:t xml:space="preserve">gerekçesiz</w:t>
-      </w:r>
-      <w:r>
-        <w:t xml:space="preserve"> </w:t>
-      </w:r>
-      <w:r>
-        <w:t xml:space="preserve">“karşılandı”</w:t>
-      </w:r>
-      <w:r>
-        <w:t xml:space="preserve"> </w:t>
-      </w:r>
-      <w:r>
-        <w:t xml:space="preserve">kadar güvenilmezdir — ikisi de değerlendiricinin gözünde</w:t>
-      </w:r>
-      <w:r>
-        <w:t xml:space="preserve"> </w:t>
-      </w:r>
-      <w:r>
-        <w:t xml:space="preserve">“kontrol edilmedi”</w:t>
-      </w:r>
-      <w:r>
-        <w:t xml:space="preserve"> </w:t>
-      </w:r>
-      <w:r>
-        <w:t xml:space="preserve">anlamına</w:t>
-      </w:r>
-      <w:r>
-        <w:t xml:space="preserve"> </w:t>
-      </w:r>
-      <w:r>
-        <w:t xml:space="preserve">gelebilir.</w:t>
-      </w:r>
-    </w:p>
-    <w:bookmarkEnd w:id="37"/>
-    <w:bookmarkStart w:id="38" w:name="X660731301d305f81293ad03b7971aa4e899de2e"/>
-    <w:p>
-      <w:pPr>
-        <w:pStyle w:val="Heading3"/>
-      </w:pPr>
-      <w:r>
-        <w:t xml:space="preserve">Bu bölümde gördüğümüz altı durum/karar kelimesi</w:t>
-      </w:r>
-    </w:p>
-    <w:p>
-      <w:pPr>
-        <w:pStyle w:val="FirstParagraph"/>
-      </w:pPr>
-      <w:r>
-        <w:t xml:space="preserve">Bölüm boyunca gördüğümüz durum ve karar kelimelerini bir arada toplayalım; bunlar dönem projenizde S17 ve S14’ü</w:t>
-      </w:r>
-      <w:r>
-        <w:t xml:space="preserve"> </w:t>
-      </w:r>
-      <w:r>
-        <w:t xml:space="preserve">doldururken tekrar tekrar kullanacağınız kelimelerdir:</w:t>
+        <w:t xml:space="preserve">Bu haftanın kavram haritası</w:t>
       </w:r>
     </w:p>
     <w:tbl>
@@ -3870,6 +1693,1339 @@
               <w:pStyle w:val="Compact"/>
             </w:pPr>
             <w:r>
+              <w:t xml:space="preserve">Kavram</w:t>
+            </w:r>
+          </w:p>
+        </w:tc>
+        <w:tc>
+          <w:tcPr/>
+          <w:p>
+            <w:pPr>
+              <w:pStyle w:val="Compact"/>
+            </w:pPr>
+            <w:r>
+              <w:t xml:space="preserve">Bir cümlede</w:t>
+            </w:r>
+          </w:p>
+        </w:tc>
+        <w:tc>
+          <w:tcPr/>
+          <w:p>
+            <w:pPr>
+              <w:pStyle w:val="Compact"/>
+            </w:pPr>
+            <w:r>
+              <w:t xml:space="preserve">Ayrıntısı</w:t>
+            </w:r>
+          </w:p>
+        </w:tc>
+      </w:tr>
+      <w:tr>
+        <w:tc>
+          <w:tcPr/>
+          <w:p>
+            <w:pPr>
+              <w:pStyle w:val="Compact"/>
+            </w:pPr>
+            <w:r>
+              <w:t xml:space="preserve">Gereksinim</w:t>
+            </w:r>
+          </w:p>
+        </w:tc>
+        <w:tc>
+          <w:tcPr/>
+          <w:p>
+            <w:pPr>
+              <w:pStyle w:val="Compact"/>
+            </w:pPr>
+            <w:r>
+              <w:t xml:space="preserve">Sistemin karşılaması gereken, doğrulanabilir bir koşuldur; ürünün ne yapması gerektiğini söyler, nasıl yapacağını söylemez.</w:t>
+            </w:r>
+          </w:p>
+        </w:tc>
+        <w:tc>
+          <w:tcPr/>
+          <w:p>
+            <w:pPr>
+              <w:pStyle w:val="Compact"/>
+            </w:pPr>
+            <w:hyperlink w:anchor="X2f565a53c6fa58459f4780a1595786123a7f533">
+              <w:r>
+                <w:rPr>
+                  <w:rStyle w:val="Hyperlink"/>
+                </w:rPr>
+                <w:t xml:space="preserve">§1</w:t>
+              </w:r>
+            </w:hyperlink>
+          </w:p>
+        </w:tc>
+      </w:tr>
+      <w:tr>
+        <w:tc>
+          <w:tcPr/>
+          <w:p>
+            <w:pPr>
+              <w:pStyle w:val="Compact"/>
+            </w:pPr>
+            <w:r>
+              <w:t xml:space="preserve">Üç tür gereksinim</w:t>
+            </w:r>
+          </w:p>
+        </w:tc>
+        <w:tc>
+          <w:tcPr/>
+          <w:p>
+            <w:pPr>
+              <w:pStyle w:val="Compact"/>
+            </w:pPr>
+            <w:r>
+              <w:t xml:space="preserve">Gereksinimler işlevsel (hangi güvenlik işlevi), güvence (buna nasıl güveneceğiz) ve süreç (kurum nasıl çalışmalı) olmak üzere üçe ayrılır.</w:t>
+            </w:r>
+          </w:p>
+        </w:tc>
+        <w:tc>
+          <w:tcPr/>
+          <w:p>
+            <w:pPr>
+              <w:pStyle w:val="Compact"/>
+            </w:pPr>
+            <w:hyperlink w:anchor="uc-tur-gereksinim">
+              <w:r>
+                <w:rPr>
+                  <w:rStyle w:val="Hyperlink"/>
+                </w:rPr>
+                <w:t xml:space="preserve">§1</w:t>
+              </w:r>
+            </w:hyperlink>
+          </w:p>
+        </w:tc>
+      </w:tr>
+      <w:tr>
+        <w:tc>
+          <w:tcPr/>
+          <w:p>
+            <w:pPr>
+              <w:pStyle w:val="Compact"/>
+            </w:pPr>
+            <w:r>
+              <w:t xml:space="preserve">İyi ve kötü gereksinim</w:t>
+            </w:r>
+          </w:p>
+        </w:tc>
+        <w:tc>
+          <w:tcPr/>
+          <w:p>
+            <w:pPr>
+              <w:pStyle w:val="Compact"/>
+            </w:pPr>
+            <w:r>
+              <w:t xml:space="preserve">İyi bir gereksinim tekil, doğrulanabilir, izlenebilir, uygulanabilir ve</w:t>
+            </w:r>
+            <w:r>
+              <w:t xml:space="preserve"> </w:t>
+            </w:r>
+            <w:r>
+              <w:t xml:space="preserve">“nasıl”</w:t>
+            </w:r>
+            <w:r>
+              <w:t xml:space="preserve"> </w:t>
+            </w:r>
+            <w:r>
+              <w:t xml:space="preserve">değil</w:t>
+            </w:r>
+            <w:r>
+              <w:t xml:space="preserve"> </w:t>
+            </w:r>
+            <w:r>
+              <w:t xml:space="preserve">“ne”</w:t>
+            </w:r>
+            <w:r>
+              <w:t xml:space="preserve"> </w:t>
+            </w:r>
+            <w:r>
+              <w:t xml:space="preserve">odaklıdır;</w:t>
+            </w:r>
+            <w:r>
+              <w:t xml:space="preserve"> </w:t>
+            </w:r>
+            <w:r>
+              <w:t xml:space="preserve">“uygulama güvenli olmalıdır”</w:t>
+            </w:r>
+            <w:r>
+              <w:t xml:space="preserve"> </w:t>
+            </w:r>
+            <w:r>
+              <w:t xml:space="preserve">gibi bir cümle bunların hiçbirini sağlamadığı için kötüdür.</w:t>
+            </w:r>
+          </w:p>
+        </w:tc>
+        <w:tc>
+          <w:tcPr/>
+          <w:p>
+            <w:pPr>
+              <w:pStyle w:val="Compact"/>
+            </w:pPr>
+            <w:hyperlink w:anchor="kotu-ve-iyi-gereksinim">
+              <w:r>
+                <w:rPr>
+                  <w:rStyle w:val="Hyperlink"/>
+                </w:rPr>
+                <w:t xml:space="preserve">§1</w:t>
+              </w:r>
+            </w:hyperlink>
+          </w:p>
+        </w:tc>
+      </w:tr>
+      <w:tr>
+        <w:tc>
+          <w:tcPr/>
+          <w:p>
+            <w:pPr>
+              <w:pStyle w:val="Compact"/>
+            </w:pPr>
+            <w:r>
+              <w:t xml:space="preserve">İzlenebilirlik</w:t>
+            </w:r>
+          </w:p>
+        </w:tc>
+        <w:tc>
+          <w:tcPr/>
+          <w:p>
+            <w:pPr>
+              <w:pStyle w:val="Compact"/>
+            </w:pPr>
+            <w:r>
+              <w:t xml:space="preserve">Her gereksinimi bir önleme, bir teste ve bir kanıta bağlama disiplinidir;</w:t>
+            </w:r>
+            <w:r>
+              <w:t xml:space="preserve"> </w:t>
+            </w:r>
+            <w:r>
+              <w:t xml:space="preserve">“bu gereksinim nerede karşılandı, nasıl doğrulandı?”</w:t>
+            </w:r>
+            <w:r>
+              <w:t xml:space="preserve"> </w:t>
+            </w:r>
+            <w:r>
+              <w:t xml:space="preserve">sorusuna cevap verir.</w:t>
+            </w:r>
+          </w:p>
+        </w:tc>
+        <w:tc>
+          <w:tcPr/>
+          <w:p>
+            <w:pPr>
+              <w:pStyle w:val="Compact"/>
+            </w:pPr>
+            <w:hyperlink w:anchor="X34e39a9243bea0455054874284ade905b13ed29">
+              <w:r>
+                <w:rPr>
+                  <w:rStyle w:val="Hyperlink"/>
+                </w:rPr>
+                <w:t xml:space="preserve">§2</w:t>
+              </w:r>
+            </w:hyperlink>
+          </w:p>
+        </w:tc>
+      </w:tr>
+      <w:tr>
+        <w:tc>
+          <w:tcPr/>
+          <w:p>
+            <w:pPr>
+              <w:pStyle w:val="Compact"/>
+            </w:pPr>
+            <w:r>
+              <w:t xml:space="preserve">Uyum matrisi</w:t>
+            </w:r>
+          </w:p>
+        </w:tc>
+        <w:tc>
+          <w:tcPr/>
+          <w:p>
+            <w:pPr>
+              <w:pStyle w:val="Compact"/>
+            </w:pPr>
+            <w:r>
+              <w:t xml:space="preserve">Kimlik, gereksinim, durum, önlem, doğrulama ve kanıt sütunlarını bir arada tutan, değerlendiricinin ilk açtığı tablodur (proje bölümü S17).</w:t>
+            </w:r>
+          </w:p>
+        </w:tc>
+        <w:tc>
+          <w:tcPr/>
+          <w:p>
+            <w:pPr>
+              <w:pStyle w:val="Compact"/>
+            </w:pPr>
+            <w:hyperlink w:anchor="X34e39a9243bea0455054874284ade905b13ed29">
+              <w:r>
+                <w:rPr>
+                  <w:rStyle w:val="Hyperlink"/>
+                </w:rPr>
+                <w:t xml:space="preserve">§2</w:t>
+              </w:r>
+            </w:hyperlink>
+          </w:p>
+        </w:tc>
+      </w:tr>
+      <w:tr>
+        <w:tc>
+          <w:tcPr/>
+          <w:p>
+            <w:pPr>
+              <w:pStyle w:val="Compact"/>
+            </w:pPr>
+            <w:r>
+              <w:t xml:space="preserve">Gereksinim durumları</w:t>
+            </w:r>
+          </w:p>
+        </w:tc>
+        <w:tc>
+          <w:tcPr/>
+          <w:p>
+            <w:pPr>
+              <w:pStyle w:val="Compact"/>
+            </w:pPr>
+            <w:r>
+              <w:t xml:space="preserve">Bir gereksinim karşılandı (ürün kendisi sağlıyor), devredildi (başka bir taraf sağlıyor), karşılanmadı (uygulanır ama eksik) ya da uygulanmaz (ürüne hiç uygulanmıyor) olarak işaretlenir.</w:t>
+            </w:r>
+          </w:p>
+        </w:tc>
+        <w:tc>
+          <w:tcPr/>
+          <w:p>
+            <w:pPr>
+              <w:pStyle w:val="Compact"/>
+            </w:pPr>
+            <w:hyperlink w:anchor="X34e39a9243bea0455054874284ade905b13ed29">
+              <w:r>
+                <w:rPr>
+                  <w:rStyle w:val="Hyperlink"/>
+                </w:rPr>
+                <w:t xml:space="preserve">§2</w:t>
+              </w:r>
+            </w:hyperlink>
+          </w:p>
+        </w:tc>
+      </w:tr>
+      <w:tr>
+        <w:tc>
+          <w:tcPr/>
+          <w:p>
+            <w:pPr>
+              <w:pStyle w:val="Compact"/>
+            </w:pPr>
+            <w:r>
+              <w:t xml:space="preserve">Devredilen gereksinim</w:t>
+            </w:r>
+          </w:p>
+        </w:tc>
+        <w:tc>
+          <w:tcPr/>
+          <w:p>
+            <w:pPr>
+              <w:pStyle w:val="Compact"/>
+            </w:pPr>
+            <w:r>
+              <w:t xml:space="preserve">Bir bileşenin tek başına karşılayamadığı, üst uygulamaya, işletim sistemine ya da donanıma kime/neden/nasıl belirtilerek aktarıldığı gereksinimdir (proje bölümü S14).</w:t>
+            </w:r>
+          </w:p>
+        </w:tc>
+        <w:tc>
+          <w:tcPr/>
+          <w:p>
+            <w:pPr>
+              <w:pStyle w:val="Compact"/>
+            </w:pPr>
+            <w:hyperlink w:anchor="Xca5f9c143cab1a71afb529201d4b3c69fdeb0dd">
+              <w:r>
+                <w:rPr>
+                  <w:rStyle w:val="Hyperlink"/>
+                </w:rPr>
+                <w:t xml:space="preserve">§3</w:t>
+              </w:r>
+            </w:hyperlink>
+          </w:p>
+        </w:tc>
+      </w:tr>
+      <w:tr>
+        <w:tc>
+          <w:tcPr/>
+          <w:p>
+            <w:pPr>
+              <w:pStyle w:val="Compact"/>
+            </w:pPr>
+            <w:r>
+              <w:t xml:space="preserve">Ortak Kriterler (CC)</w:t>
+            </w:r>
+          </w:p>
+        </w:tc>
+        <w:tc>
+          <w:tcPr/>
+          <w:p>
+            <w:pPr>
+              <w:pStyle w:val="Compact"/>
+            </w:pPr>
+            <w:r>
+              <w:t xml:space="preserve">ISO/IEC 15408; bilgi teknolojisi ürünlerinin güvenlik değerlendirmesi için uluslararası standarttır.</w:t>
+            </w:r>
+          </w:p>
+        </w:tc>
+        <w:tc>
+          <w:tcPr/>
+          <w:p>
+            <w:pPr>
+              <w:pStyle w:val="Compact"/>
+            </w:pPr>
+            <w:hyperlink w:anchor="Xf93feaf9a78b3d8b656fec7ccd25a593f4a7a28">
+              <w:r>
+                <w:rPr>
+                  <w:rStyle w:val="Hyperlink"/>
+                </w:rPr>
+                <w:t xml:space="preserve">§4</w:t>
+              </w:r>
+            </w:hyperlink>
+          </w:p>
+        </w:tc>
+      </w:tr>
+      <w:tr>
+        <w:tc>
+          <w:tcPr/>
+          <w:p>
+            <w:pPr>
+              <w:pStyle w:val="Compact"/>
+            </w:pPr>
+            <w:r>
+              <w:t xml:space="preserve">TOE, ST, PP</w:t>
+            </w:r>
+          </w:p>
+        </w:tc>
+        <w:tc>
+          <w:tcPr/>
+          <w:p>
+            <w:pPr>
+              <w:pStyle w:val="Compact"/>
+            </w:pPr>
+            <w:r>
+              <w:t xml:space="preserve">TOE değerlendirilen üründür; ST bu ürüne özgü güvenlik hedefi belgesidir; PP bir ürün sınıfı için ortak gereksinim setidir.</w:t>
+            </w:r>
+          </w:p>
+        </w:tc>
+        <w:tc>
+          <w:tcPr/>
+          <w:p>
+            <w:pPr>
+              <w:pStyle w:val="Compact"/>
+            </w:pPr>
+            <w:hyperlink w:anchor="temel-kavramlar">
+              <w:r>
+                <w:rPr>
+                  <w:rStyle w:val="Hyperlink"/>
+                </w:rPr>
+                <w:t xml:space="preserve">§4</w:t>
+              </w:r>
+            </w:hyperlink>
+          </w:p>
+        </w:tc>
+      </w:tr>
+      <w:tr>
+        <w:tc>
+          <w:tcPr/>
+          <w:p>
+            <w:pPr>
+              <w:pStyle w:val="Compact"/>
+            </w:pPr>
+            <w:r>
+              <w:t xml:space="preserve">SFR, SAR, EAL</w:t>
+            </w:r>
+          </w:p>
+        </w:tc>
+        <w:tc>
+          <w:tcPr/>
+          <w:p>
+            <w:pPr>
+              <w:pStyle w:val="Compact"/>
+            </w:pPr>
+            <w:r>
+              <w:t xml:space="preserve">SFR işlevsel, SAR güvence gereksinimleridir; EAL (1–7) ürünün ne kadar güvenli olduğunu değil, değerlendirmenin ne kadar derin yapıldığını gösterir.</w:t>
+            </w:r>
+          </w:p>
+        </w:tc>
+        <w:tc>
+          <w:tcPr/>
+          <w:p>
+            <w:pPr>
+              <w:pStyle w:val="Compact"/>
+            </w:pPr>
+            <w:hyperlink w:anchor="temel-kavramlar">
+              <w:r>
+                <w:rPr>
+                  <w:rStyle w:val="Hyperlink"/>
+                </w:rPr>
+                <w:t xml:space="preserve">§4</w:t>
+              </w:r>
+            </w:hyperlink>
+          </w:p>
+        </w:tc>
+      </w:tr>
+      <w:tr>
+        <w:tc>
+          <w:tcPr/>
+          <w:p>
+            <w:pPr>
+              <w:pStyle w:val="Compact"/>
+            </w:pPr>
+            <w:r>
+              <w:t xml:space="preserve">FIPS 140-3</w:t>
+            </w:r>
+          </w:p>
+        </w:tc>
+        <w:tc>
+          <w:tcPr/>
+          <w:p>
+            <w:pPr>
+              <w:pStyle w:val="Compact"/>
+            </w:pPr>
+            <w:r>
+              <w:t xml:space="preserve">Kriptografik</w:t>
+            </w:r>
+            <w:r>
+              <w:t xml:space="preserve"> </w:t>
+            </w:r>
+            <w:r>
+              <w:rPr>
+                <w:b/>
+                <w:bCs/>
+              </w:rPr>
+              <w:t xml:space="preserve">modüllerin</w:t>
+            </w:r>
+            <w:r>
+              <w:t xml:space="preserve"> </w:t>
+            </w:r>
+            <w:r>
+              <w:t xml:space="preserve">doğrulanması için NIST standardıdır; güvenlik düzeyleri (1–4) vardır ve yalnız modülü kapsar, uygulamanın tamamını değil.</w:t>
+            </w:r>
+          </w:p>
+        </w:tc>
+        <w:tc>
+          <w:tcPr/>
+          <w:p>
+            <w:pPr>
+              <w:pStyle w:val="Compact"/>
+            </w:pPr>
+            <w:hyperlink w:anchor="X300a0691cb081c1388c0409bea16e2456d47f51">
+              <w:r>
+                <w:rPr>
+                  <w:rStyle w:val="Hyperlink"/>
+                </w:rPr>
+                <w:t xml:space="preserve">§5</w:t>
+              </w:r>
+            </w:hyperlink>
+          </w:p>
+        </w:tc>
+      </w:tr>
+      <w:tr>
+        <w:tc>
+          <w:tcPr/>
+          <w:p>
+            <w:pPr>
+              <w:pStyle w:val="Compact"/>
+            </w:pPr>
+            <w:r>
+              <w:t xml:space="preserve">Sektör standartları</w:t>
+            </w:r>
+          </w:p>
+        </w:tc>
+        <w:tc>
+          <w:tcPr/>
+          <w:p>
+            <w:pPr>
+              <w:pStyle w:val="Compact"/>
+            </w:pPr>
+            <w:r>
+              <w:t xml:space="preserve">ETSI EN 303 645 tüketici IoT’sini, GSMA mobil/SIM ekosistemini, EMVCo ve PCI ödemeyi, OWASP MASVS mobil uygulamaları hedefleyen, sektöre özgü gereksinim setleridir.</w:t>
+            </w:r>
+          </w:p>
+        </w:tc>
+        <w:tc>
+          <w:tcPr/>
+          <w:p>
+            <w:pPr>
+              <w:pStyle w:val="Compact"/>
+            </w:pPr>
+            <w:hyperlink w:anchor="X4207172ea5089b5565612f8f0c76f55d8e2b726">
+              <w:r>
+                <w:rPr>
+                  <w:rStyle w:val="Hyperlink"/>
+                </w:rPr>
+                <w:t xml:space="preserve">§6</w:t>
+              </w:r>
+            </w:hyperlink>
+          </w:p>
+        </w:tc>
+      </w:tr>
+    </w:tbl>
+    <w:bookmarkEnd w:id="26"/>
+    <w:bookmarkStart w:id="27" w:name="neden-bu-kadar-çok-terim-var-gerekçe"/>
+    <w:p>
+      <w:pPr>
+        <w:pStyle w:val="Heading3"/>
+      </w:pPr>
+      <w:r>
+        <w:t xml:space="preserve">Neden bu kadar çok terim var? (gerekçe)</w:t>
+      </w:r>
+    </w:p>
+    <w:p>
+      <w:pPr>
+        <w:pStyle w:val="FirstParagraph"/>
+      </w:pPr>
+      <w:r>
+        <w:t xml:space="preserve">Sertifikasyon dünyası kendi kelime dağarcığını kullanır çünkü değerlendirici sizin projenizi değil,</w:t>
+      </w:r>
+      <w:r>
+        <w:t xml:space="preserve"> </w:t>
+      </w:r>
+      <w:r>
+        <w:rPr>
+          <w:b/>
+          <w:bCs/>
+        </w:rPr>
+        <w:t xml:space="preserve">belgenizi</w:t>
+      </w:r>
+      <w:r>
+        <w:t xml:space="preserve"> </w:t>
+      </w:r>
+      <w:r>
+        <w:t xml:space="preserve">okur. Belgede</w:t>
+      </w:r>
+      <w:r>
+        <w:t xml:space="preserve"> </w:t>
+      </w:r>
+      <w:r>
+        <w:t xml:space="preserve">“gereksinim”</w:t>
+      </w:r>
+      <w:r>
+        <w:t xml:space="preserve"> </w:t>
+      </w:r>
+      <w:r>
+        <w:t xml:space="preserve">dediğiniz şey aslında bir</w:t>
+      </w:r>
+      <w:r>
+        <w:t xml:space="preserve"> </w:t>
+      </w:r>
+      <w:r>
+        <w:t xml:space="preserve">“önlem”</w:t>
+      </w:r>
+      <w:r>
+        <w:t xml:space="preserve">se, değerlendirici ikisini birbirine karıştırıp yanlış</w:t>
+      </w:r>
+      <w:r>
+        <w:t xml:space="preserve"> </w:t>
+      </w:r>
+      <w:r>
+        <w:t xml:space="preserve">soru sorar:</w:t>
+      </w:r>
+      <w:r>
+        <w:t xml:space="preserve"> </w:t>
+      </w:r>
+      <w:r>
+        <w:t xml:space="preserve">“Bu önlemin kanıtı nerede?”</w:t>
+      </w:r>
+      <w:r>
+        <w:t xml:space="preserve"> </w:t>
+      </w:r>
+      <w:r>
+        <w:t xml:space="preserve">yerine</w:t>
+      </w:r>
+      <w:r>
+        <w:t xml:space="preserve"> </w:t>
+      </w:r>
+      <w:r>
+        <w:t xml:space="preserve">“Bu gereksinim neden bir önlem gibi yazılmış, ne karşılıyor?”</w:t>
+      </w:r>
+      <w:r>
+        <w:t xml:space="preserve"> </w:t>
+      </w:r>
+      <w:r>
+        <w:t xml:space="preserve">diye</w:t>
+      </w:r>
+      <w:r>
+        <w:t xml:space="preserve"> </w:t>
+      </w:r>
+      <w:r>
+        <w:t xml:space="preserve">sorması gerekir. Terimler tutarlı kullanılmazsa izlenebilirlik zinciri (2. bölüm) kurulamaz; her kelime başka bir</w:t>
+      </w:r>
+      <w:r>
+        <w:t xml:space="preserve"> </w:t>
+      </w:r>
+      <w:r>
+        <w:t xml:space="preserve">kutuya (gereksinim mi, önlem mi, kanıt mı) karşılık gelir ve bu kutular birbirine karışırsa matris anlamsızlaşır.</w:t>
+      </w:r>
+      <w:r>
+        <w:t xml:space="preserve"> </w:t>
+      </w:r>
+      <w:r>
+        <w:t xml:space="preserve">Bu yüzden bu dersin gerektirdiği disiplin, önce</w:t>
+      </w:r>
+      <w:r>
+        <w:t xml:space="preserve"> </w:t>
+      </w:r>
+      <w:r>
+        <w:rPr>
+          <w:b/>
+          <w:bCs/>
+        </w:rPr>
+        <w:t xml:space="preserve">doğru kelimeyi doğru yerde kullanmaktır</w:t>
+      </w:r>
+      <w:r>
+        <w:t xml:space="preserve">; teknik çözüm ikinci</w:t>
+      </w:r>
+      <w:r>
+        <w:t xml:space="preserve"> </w:t>
+      </w:r>
+      <w:r>
+        <w:t xml:space="preserve">adımdır.</w:t>
+      </w:r>
+    </w:p>
+    <w:p>
+      <w:pPr>
+        <w:pStyle w:val="BlockText"/>
+      </w:pPr>
+      <w:r>
+        <w:rPr>
+          <w:b/>
+          <w:bCs/>
+        </w:rPr>
+        <w:t xml:space="preserve">Sık hata: gereksinim ile önlemi karıştırmak</w:t>
+      </w:r>
+    </w:p>
+    <w:p>
+      <w:pPr>
+        <w:pStyle w:val="BlockText"/>
+      </w:pPr>
+      <w:r>
+        <w:t xml:space="preserve">Yeni başlayanlar sık sık şunu yazar:</w:t>
+      </w:r>
+      <w:r>
+        <w:t xml:space="preserve"> </w:t>
+      </w:r>
+      <w:r>
+        <w:t xml:space="preserve">“Gereksinim: AES-256-GCM kullanılmalıdır.”</w:t>
+      </w:r>
+      <w:r>
+        <w:t xml:space="preserve"> </w:t>
+      </w:r>
+      <w:r>
+        <w:t xml:space="preserve">Bu aslında bir</w:t>
+      </w:r>
+      <w:r>
+        <w:t xml:space="preserve"> </w:t>
+      </w:r>
+      <w:r>
+        <w:rPr>
+          <w:b/>
+          <w:bCs/>
+        </w:rPr>
+        <w:t xml:space="preserve">önlemdir</w:t>
+      </w:r>
+      <w:r>
+        <w:t xml:space="preserve"> </w:t>
+      </w:r>
+      <w:r>
+        <w:t xml:space="preserve">(bir çözüm), gereksinim değil. Gereksinim şu olmalıydı:</w:t>
+      </w:r>
+      <w:r>
+        <w:t xml:space="preserve"> </w:t>
+      </w:r>
+      <w:r>
+        <w:t xml:space="preserve">“Beklemedeki hassas veri, kimlik doğrulamalı</w:t>
+      </w:r>
+      <w:r>
+        <w:t xml:space="preserve"> </w:t>
+      </w:r>
+      <w:r>
+        <w:t xml:space="preserve">şifrelemeyle (AEAD) korunmalıdır.”</w:t>
+      </w:r>
+      <w:r>
+        <w:t xml:space="preserve"> </w:t>
+      </w:r>
+      <w:r>
+        <w:t xml:space="preserve">Önlem ise bu gereksinimi</w:t>
+      </w:r>
+      <w:r>
+        <w:t xml:space="preserve"> </w:t>
+      </w:r>
+      <w:r>
+        <w:rPr>
+          <w:b/>
+          <w:bCs/>
+        </w:rPr>
+        <w:t xml:space="preserve">nasıl</w:t>
+      </w:r>
+      <w:r>
+        <w:t xml:space="preserve"> </w:t>
+      </w:r>
+      <w:r>
+        <w:t xml:space="preserve">karşıladığınızdır:</w:t>
+      </w:r>
+      <w:r>
+        <w:t xml:space="preserve"> </w:t>
+      </w:r>
+      <w:r>
+        <w:t xml:space="preserve">“AES-256-GCM ile,</w:t>
+      </w:r>
+      <w:r>
+        <w:t xml:space="preserve"> </w:t>
+      </w:r>
+      <w:r>
+        <w:t xml:space="preserve">S7.2’de anlatılan şekilde.”</w:t>
+      </w:r>
+      <w:r>
+        <w:t xml:space="preserve"> </w:t>
+      </w:r>
+      <w:r>
+        <w:t xml:space="preserve">Gereksinim sabittir (standarttan ya da tehdit modelinden gelir); önlem projeden</w:t>
+      </w:r>
+      <w:r>
+        <w:t xml:space="preserve"> </w:t>
+      </w:r>
+      <w:r>
+        <w:t xml:space="preserve">projeye değişebilir — aynı gereksinimi bir proje AES-GCM ile, başka bir proje ChaCha20-Poly1305 ile</w:t>
+      </w:r>
+      <w:r>
+        <w:t xml:space="preserve"> </w:t>
+      </w:r>
+      <w:r>
+        <w:t xml:space="preserve">karşılayabilir; ikisi de aynı gereksinimi doğru karşılar.</w:t>
+      </w:r>
+    </w:p>
+    <w:p>
+      <w:pPr>
+        <w:pStyle w:val="BlockText"/>
+      </w:pPr>
+      <w:r>
+        <w:rPr>
+          <w:b/>
+          <w:bCs/>
+        </w:rPr>
+        <w:t xml:space="preserve">Sonuç:</w:t>
+      </w:r>
+      <w:r>
+        <w:t xml:space="preserve"> </w:t>
+      </w:r>
+      <w:r>
+        <w:t xml:space="preserve">Gereksinim sütununa çözüm yazan bir uyum matrisi, değerlendiriciye</w:t>
+      </w:r>
+      <w:r>
+        <w:t xml:space="preserve"> </w:t>
+      </w:r>
+      <w:r>
+        <w:t xml:space="preserve">“siz zaten kararı vermişsiniz,</w:t>
+      </w:r>
+      <w:r>
+        <w:t xml:space="preserve"> </w:t>
+      </w:r>
+      <w:r>
+        <w:t xml:space="preserve">alternatif düşünmediniz”</w:t>
+      </w:r>
+      <w:r>
+        <w:t xml:space="preserve"> </w:t>
+      </w:r>
+      <w:r>
+        <w:t xml:space="preserve">izlenimi verir; ayrıca gereksinim standarttan koptuğu için hangi standart maddesine</w:t>
+      </w:r>
+      <w:r>
+        <w:t xml:space="preserve"> </w:t>
+      </w:r>
+      <w:r>
+        <w:t xml:space="preserve">karşılık geldiği kaybolur ve izlenebilirlik zinciri kırılır.</w:t>
+      </w:r>
+    </w:p>
+    <w:p>
+      <w:pPr>
+        <w:pStyle w:val="BlockText"/>
+      </w:pPr>
+      <w:r>
+        <w:rPr>
+          <w:b/>
+          <w:bCs/>
+        </w:rPr>
+        <w:t xml:space="preserve">Kural</w:t>
+      </w:r>
+    </w:p>
+    <w:p>
+      <w:pPr>
+        <w:pStyle w:val="BlockText"/>
+      </w:pPr>
+      <w:r>
+        <w:t xml:space="preserve">Gereksinim sütununa her zaman</w:t>
+      </w:r>
+      <w:r>
+        <w:t xml:space="preserve"> </w:t>
+      </w:r>
+      <w:r>
+        <w:rPr>
+          <w:b/>
+          <w:bCs/>
+        </w:rPr>
+        <w:t xml:space="preserve">ne</w:t>
+      </w:r>
+      <w:r>
+        <w:t xml:space="preserve"> </w:t>
+      </w:r>
+      <w:r>
+        <w:t xml:space="preserve">istendiğini (bir standart ya da tehdit modelinden gelen koşul) yazın;</w:t>
+      </w:r>
+      <w:r>
+        <w:t xml:space="preserve"> </w:t>
+      </w:r>
+      <w:r>
+        <w:rPr>
+          <w:b/>
+          <w:bCs/>
+        </w:rPr>
+        <w:t xml:space="preserve">nasıl</w:t>
+      </w:r>
+      <w:r>
+        <w:t xml:space="preserve"> </w:t>
+      </w:r>
+      <w:r>
+        <w:t xml:space="preserve">karşıladığınızı (hangi algoritma, hangi kod, hangi kütüphane) her zaman ayrı bir</w:t>
+      </w:r>
+      <w:r>
+        <w:t xml:space="preserve"> </w:t>
+      </w:r>
+      <w:r>
+        <w:t xml:space="preserve">“önlem”</w:t>
+      </w:r>
+      <w:r>
+        <w:t xml:space="preserve"> </w:t>
+      </w:r>
+      <w:r>
+        <w:t xml:space="preserve">sütununa ya</w:t>
+      </w:r>
+      <w:r>
+        <w:t xml:space="preserve"> </w:t>
+      </w:r>
+      <w:r>
+        <w:t xml:space="preserve">da cümlesine yazın. Bir cümlede ürün adı, kütüphane adı ya da algoritma adı geçiyorsa, o cümle büyük olasılıkla</w:t>
+      </w:r>
+      <w:r>
+        <w:t xml:space="preserve"> </w:t>
+      </w:r>
+      <w:r>
+        <w:t xml:space="preserve">önlemdir, gereksinim değil.</w:t>
+      </w:r>
+    </w:p>
+    <w:bookmarkEnd w:id="27"/>
+    <w:bookmarkStart w:id="28" w:name="gereksinim-ailesi-ile-standart-farkı"/>
+    <w:p>
+      <w:pPr>
+        <w:pStyle w:val="Heading3"/>
+      </w:pPr>
+      <w:r>
+        <w:t xml:space="preserve">‘Gereksinim ailesi’</w:t>
+      </w:r>
+      <w:r>
+        <w:t xml:space="preserve"> </w:t>
+      </w:r>
+      <w:r>
+        <w:t xml:space="preserve">ile</w:t>
+      </w:r>
+      <w:r>
+        <w:t xml:space="preserve"> </w:t>
+      </w:r>
+      <w:r>
+        <w:t xml:space="preserve">‘standart’</w:t>
+      </w:r>
+      <w:r>
+        <w:t xml:space="preserve"> </w:t>
+      </w:r>
+      <w:r>
+        <w:t xml:space="preserve">farkı</w:t>
+      </w:r>
+    </w:p>
+    <w:p>
+      <w:pPr>
+        <w:pStyle w:val="FirstParagraph"/>
+      </w:pPr>
+      <w:r>
+        <w:t xml:space="preserve">Bu derste iki farklı kaynaktan gelen iki farklı şey kullanılır ve bunları karıştırmak yaygın bir hatadır:</w:t>
+      </w:r>
+    </w:p>
+    <w:p>
+      <w:pPr>
+        <w:pStyle w:val="Compact"/>
+        <w:numPr>
+          <w:ilvl w:val="0"/>
+          <w:numId w:val="1003"/>
+        </w:numPr>
+      </w:pPr>
+      <w:r>
+        <w:rPr>
+          <w:b/>
+          <w:bCs/>
+        </w:rPr>
+        <w:t xml:space="preserve">Standart:</w:t>
+      </w:r>
+      <w:r>
+        <w:t xml:space="preserve"> </w:t>
+      </w:r>
+      <w:r>
+        <w:t xml:space="preserve">dışarıdan gelen, dersin yazmadığı bir belge (ör. ETSI EN 303 645, Ortak Kriterler, FIPS 140-3,</w:t>
+      </w:r>
+      <w:r>
+        <w:t xml:space="preserve"> </w:t>
+      </w:r>
+      <w:r>
+        <w:t xml:space="preserve">OWASP MASVS). Kendi madde numaraları ve kendi kurumu vardır.</w:t>
+      </w:r>
+    </w:p>
+    <w:p>
+      <w:pPr>
+        <w:pStyle w:val="Compact"/>
+        <w:numPr>
+          <w:ilvl w:val="0"/>
+          <w:numId w:val="1003"/>
+        </w:numPr>
+      </w:pPr>
+      <w:r>
+        <w:rPr>
+          <w:b/>
+          <w:bCs/>
+        </w:rPr>
+        <w:t xml:space="preserve">Dersin gereksinim ailesi:</w:t>
+      </w:r>
+      <w:r>
+        <w:t xml:space="preserve"> </w:t>
+      </w:r>
+      <w:r>
+        <w:t xml:space="preserve">bu standartlardan</w:t>
+      </w:r>
+      <w:r>
+        <w:t xml:space="preserve"> </w:t>
+      </w:r>
+      <w:r>
+        <w:rPr>
+          <w:b/>
+          <w:bCs/>
+        </w:rPr>
+        <w:t xml:space="preserve">uyarlanmış</w:t>
+      </w:r>
+      <w:r>
+        <w:t xml:space="preserve">,</w:t>
+      </w:r>
+      <w:r>
+        <w:t xml:space="preserve"> </w:t>
+      </w:r>
+      <w:r>
+        <w:rPr>
+          <w:rStyle w:val="VerbatimChar"/>
+        </w:rPr>
+        <w:t xml:space="preserve">CEN429-&lt;aile&gt;-&lt;numara&gt;</w:t>
+      </w:r>
+      <w:r>
+        <w:t xml:space="preserve"> </w:t>
+      </w:r>
+      <w:r>
+        <w:t xml:space="preserve">kimlikli, dersin kendi</w:t>
+      </w:r>
+      <w:r>
+        <w:t xml:space="preserve"> </w:t>
+      </w:r>
+      <w:r>
+        <w:t xml:space="preserve">kısa listesi (8. bölüm). Amacı, farklı standartların ortak paydasını tek bir çalışılabilir listede toplamaktır.</w:t>
+      </w:r>
+    </w:p>
+    <w:p>
+      <w:pPr>
+        <w:pStyle w:val="FirstParagraph"/>
+      </w:pPr>
+      <w:r>
+        <w:t xml:space="preserve">Bir gereksinimi yazarken</w:t>
+      </w:r>
+      <w:r>
+        <w:t xml:space="preserve"> </w:t>
+      </w:r>
+      <w:r>
+        <w:t xml:space="preserve">“hangi standarda dayanıyor”</w:t>
+      </w:r>
+      <w:r>
+        <w:t xml:space="preserve"> </w:t>
+      </w:r>
+      <w:r>
+        <w:t xml:space="preserve">(kaynak) ile</w:t>
+      </w:r>
+      <w:r>
+        <w:t xml:space="preserve"> </w:t>
+      </w:r>
+      <w:r>
+        <w:t xml:space="preserve">“dersin hangi ailesine giriyor”</w:t>
+      </w:r>
+      <w:r>
+        <w:t xml:space="preserve"> </w:t>
+      </w:r>
+      <w:r>
+        <w:t xml:space="preserve">(kimlik) iki</w:t>
+      </w:r>
+      <w:r>
+        <w:t xml:space="preserve"> </w:t>
+      </w:r>
+      <w:r>
+        <w:t xml:space="preserve">ayrı sorudur; ikisini de S1 (kaynaklar) ve S17 (uyum matrisi) bölümlerinde ayrı ayrı belirtirsiniz. 6. bölümde bu</w:t>
+      </w:r>
+      <w:r>
+        <w:t xml:space="preserve"> </w:t>
+      </w:r>
+      <w:r>
+        <w:t xml:space="preserve">ikisinin aynı ihtiyacı nasıl farklı sözcüklerle ifade ettiğini dört standart üzerinden göreceğiz.</w:t>
+      </w:r>
+    </w:p>
+    <w:bookmarkEnd w:id="28"/>
+    <w:bookmarkStart w:id="29" w:name="karşılanmadı-ile-uygulanmaz-farkı"/>
+    <w:p>
+      <w:pPr>
+        <w:pStyle w:val="Heading3"/>
+      </w:pPr>
+      <w:r>
+        <w:t xml:space="preserve">‘Karşılanmadı’</w:t>
+      </w:r>
+      <w:r>
+        <w:t xml:space="preserve"> </w:t>
+      </w:r>
+      <w:r>
+        <w:t xml:space="preserve">ile</w:t>
+      </w:r>
+      <w:r>
+        <w:t xml:space="preserve"> </w:t>
+      </w:r>
+      <w:r>
+        <w:t xml:space="preserve">‘uygulanmaz’</w:t>
+      </w:r>
+      <w:r>
+        <w:t xml:space="preserve"> </w:t>
+      </w:r>
+      <w:r>
+        <w:t xml:space="preserve">farkı</w:t>
+      </w:r>
+    </w:p>
+    <w:p>
+      <w:pPr>
+        <w:pStyle w:val="FirstParagraph"/>
+      </w:pPr>
+      <w:r>
+        <w:t xml:space="preserve">Bu iki durum sık karıştırılır ama çok farklı anlamlara gelir; ikisini de doğru kullanmak, matrisin güvenilirliği</w:t>
+      </w:r>
+      <w:r>
+        <w:t xml:space="preserve"> </w:t>
+      </w:r>
+      <w:r>
+        <w:t xml:space="preserve">için gereksinim durumları kadar önemlidir:</w:t>
+      </w:r>
+    </w:p>
+    <w:p>
+      <w:pPr>
+        <w:pStyle w:val="Compact"/>
+        <w:numPr>
+          <w:ilvl w:val="0"/>
+          <w:numId w:val="1004"/>
+        </w:numPr>
+      </w:pPr>
+      <w:r>
+        <w:rPr>
+          <w:b/>
+          <w:bCs/>
+        </w:rPr>
+        <w:t xml:space="preserve">Karşılanmadı:</w:t>
+      </w:r>
+      <w:r>
+        <w:t xml:space="preserve"> </w:t>
+      </w:r>
+      <w:r>
+        <w:t xml:space="preserve">gereksinim ürüne</w:t>
+      </w:r>
+      <w:r>
+        <w:t xml:space="preserve"> </w:t>
+      </w:r>
+      <w:r>
+        <w:rPr>
+          <w:b/>
+          <w:bCs/>
+        </w:rPr>
+        <w:t xml:space="preserve">uygulanıyor</w:t>
+      </w:r>
+      <w:r>
+        <w:t xml:space="preserve"> </w:t>
+      </w:r>
+      <w:r>
+        <w:t xml:space="preserve">ama henüz</w:t>
+      </w:r>
+      <w:r>
+        <w:t xml:space="preserve"> </w:t>
+      </w:r>
+      <w:r>
+        <w:rPr>
+          <w:b/>
+          <w:bCs/>
+        </w:rPr>
+        <w:t xml:space="preserve">sağlanmıyor</w:t>
+      </w:r>
+      <w:r>
+        <w:t xml:space="preserve">. Bu bir</w:t>
+      </w:r>
+      <w:r>
+        <w:t xml:space="preserve"> </w:t>
+      </w:r>
+      <w:r>
+        <w:rPr>
+          <w:b/>
+          <w:bCs/>
+        </w:rPr>
+        <w:t xml:space="preserve">eksikliktir</w:t>
+      </w:r>
+      <w:r>
+        <w:t xml:space="preserve">, kalan</w:t>
+      </w:r>
+      <w:r>
+        <w:t xml:space="preserve"> </w:t>
+      </w:r>
+      <w:r>
+        <w:t xml:space="preserve">riske yazılır ve bir sonraki sürüm planına girer.</w:t>
+      </w:r>
+    </w:p>
+    <w:p>
+      <w:pPr>
+        <w:pStyle w:val="Compact"/>
+        <w:numPr>
+          <w:ilvl w:val="0"/>
+          <w:numId w:val="1004"/>
+        </w:numPr>
+      </w:pPr>
+      <w:r>
+        <w:rPr>
+          <w:b/>
+          <w:bCs/>
+        </w:rPr>
+        <w:t xml:space="preserve">Uygulanmaz:</w:t>
+      </w:r>
+      <w:r>
+        <w:t xml:space="preserve"> </w:t>
+      </w:r>
+      <w:r>
+        <w:t xml:space="preserve">gereksinim ürüne</w:t>
+      </w:r>
+      <w:r>
+        <w:t xml:space="preserve"> </w:t>
+      </w:r>
+      <w:r>
+        <w:rPr>
+          <w:b/>
+          <w:bCs/>
+        </w:rPr>
+        <w:t xml:space="preserve">hiç uygulanmıyor</w:t>
+      </w:r>
+      <w:r>
+        <w:t xml:space="preserve"> </w:t>
+      </w:r>
+      <w:r>
+        <w:t xml:space="preserve">(ör. ürün ağ bağlantısı kullanmıyorsa</w:t>
+      </w:r>
+      <w:r>
+        <w:t xml:space="preserve"> </w:t>
+      </w:r>
+      <w:r>
+        <w:t xml:space="preserve">“aktarımda veri”</w:t>
+      </w:r>
+      <w:r>
+        <w:t xml:space="preserve"> </w:t>
+      </w:r>
+      <w:r>
+        <w:t xml:space="preserve">gereksinimleri uygulanmaz). Bu bir eksiklik değildir, ama</w:t>
+      </w:r>
+      <w:r>
+        <w:t xml:space="preserve"> </w:t>
+      </w:r>
+      <w:r>
+        <w:rPr>
+          <w:b/>
+          <w:bCs/>
+        </w:rPr>
+        <w:t xml:space="preserve">gerekçesiz</w:t>
+      </w:r>
+      <w:r>
+        <w:t xml:space="preserve"> </w:t>
+      </w:r>
+      <w:r>
+        <w:t xml:space="preserve">yazılırsa değerlendirici bunu</w:t>
+      </w:r>
+      <w:r>
+        <w:t xml:space="preserve"> </w:t>
+      </w:r>
+      <w:r>
+        <w:t xml:space="preserve">“gereksinim atlanmış, kontrol edilmemiş”</w:t>
+      </w:r>
+      <w:r>
+        <w:t xml:space="preserve"> </w:t>
+      </w:r>
+      <w:r>
+        <w:t xml:space="preserve">sayar.</w:t>
+      </w:r>
+    </w:p>
+    <w:p>
+      <w:pPr>
+        <w:pStyle w:val="FirstParagraph"/>
+      </w:pPr>
+      <w:r>
+        <w:t xml:space="preserve">Bu ayrımın sık yapılan hatasını ve kuralını, gereksinimleri projeye aktarırken 7. bölümde tekrar göreceğiz.</w:t>
+      </w:r>
+    </w:p>
+    <w:bookmarkEnd w:id="29"/>
+    <w:bookmarkStart w:id="30" w:name="X660731301d305f81293ad03b7971aa4e899de2e"/>
+    <w:p>
+      <w:pPr>
+        <w:pStyle w:val="Heading3"/>
+      </w:pPr>
+      <w:r>
+        <w:t xml:space="preserve">Bu bölümde gördüğümüz altı durum/karar kelimesi</w:t>
+      </w:r>
+    </w:p>
+    <w:p>
+      <w:pPr>
+        <w:pStyle w:val="FirstParagraph"/>
+      </w:pPr>
+      <w:r>
+        <w:t xml:space="preserve">Bölüm boyunca gördüğümüz durum ve karar kelimelerini bir arada toplayalım; bunlar dönem projenizde S17 ve S14’ü</w:t>
+      </w:r>
+      <w:r>
+        <w:t xml:space="preserve"> </w:t>
+      </w:r>
+      <w:r>
+        <w:t xml:space="preserve">doldururken tekrar tekrar kullanacağınız kelimelerdir:</w:t>
+      </w:r>
+    </w:p>
+    <w:tbl>
+      <w:tblPr>
+        <w:tblStyle w:val="Table"/>
+        <w:tblW w:type="pct" w:w="5000"/>
+        <w:tblLayout w:type="fixed"/>
+        <w:tblLook w:firstRow="1" w:lastRow="0" w:firstColumn="0" w:lastColumn="0" w:noHBand="0" w:noVBand="0" w:val="0020"/>
+      </w:tblPr>
+      <w:tblGrid>
+        <w:gridCol w:w="2640"/>
+        <w:gridCol w:w="2640"/>
+        <w:gridCol w:w="2640"/>
+      </w:tblGrid>
+      <w:tr>
+        <w:trPr>
+          <w:tblHeader w:val="on"/>
+        </w:trPr>
+        <w:tc>
+          <w:tcPr/>
+          <w:p>
+            <w:pPr>
+              <w:pStyle w:val="Compact"/>
+            </w:pPr>
+            <w:r>
               <w:t xml:space="preserve">Kelime</w:t>
             </w:r>
           </w:p>
@@ -3970,7 +3126,7 @@
               <w:pStyle w:val="Compact"/>
             </w:pPr>
             <w:r>
-              <w:t xml:space="preserve">Kime + neden + nasıl (bu bölüm, 3. bölüm)</w:t>
+              <w:t xml:space="preserve">Kime + neden + nasıl (3. bölüm)</w:t>
             </w:r>
           </w:p>
         </w:tc>
@@ -4146,43 +3302,9 @@
         <w:t xml:space="preserve">verecektir.</w:t>
       </w:r>
     </w:p>
-    <w:bookmarkEnd w:id="38"/>
-    <w:bookmarkStart w:id="39" w:name="şimdi-hazırız"/>
-    <w:p>
-      <w:pPr>
-        <w:pStyle w:val="Heading3"/>
-      </w:pPr>
-      <w:r>
-        <w:t xml:space="preserve">Şimdi hazırız</w:t>
-      </w:r>
-    </w:p>
-    <w:p>
-      <w:pPr>
-        <w:pStyle w:val="FirstParagraph"/>
-      </w:pPr>
-      <w:r>
-        <w:t xml:space="preserve">Terimler:</w:t>
-      </w:r>
-    </w:p>
-    <w:p>
-      <w:pPr>
-        <w:pStyle w:val="BodyText"/>
-      </w:pPr>
-      <w:r>
-        <w:t xml:space="preserve">gereksinim (işlevsel/güvence/süreç) · izlenebilirlik · uyum matrisi · durum (karşılandı/devredildi/karşılanmadı) · devredilen · CC (TOE/ST/PP/SFR/SAR/EAL) · FIPS 140-3 · ETSI/GSMA/EMVCo/PCI/MASVS</w:t>
-      </w:r>
-    </w:p>
-    <w:p>
-      <w:pPr>
-        <w:pStyle w:val="BodyText"/>
-      </w:pPr>
-      <w:r>
-        <w:t xml:space="preserve">Şimdi: iyi gereksinim nasıl yazılır?</w:t>
-      </w:r>
-    </w:p>
-    <w:bookmarkEnd w:id="39"/>
-    <w:bookmarkEnd w:id="40"/>
-    <w:bookmarkStart w:id="54" w:name="X99a7945f35155ed66c820c4f92a680edd8c4a1e"/>
+    <w:bookmarkEnd w:id="30"/>
+    <w:bookmarkEnd w:id="31"/>
+    <w:bookmarkStart w:id="47" w:name="X99a7945f35155ed66c820c4f92a680edd8c4a1e"/>
     <w:p>
       <w:pPr>
         <w:pStyle w:val="Heading2"/>
@@ -4299,20 +3421,20 @@
       <w:r>
         <w:drawing>
           <wp:inline>
-            <wp:extent cx="5759999" cy="2470728"/>
+            <wp:extent cx="5759999" cy="3284869"/>
             <wp:effectExtent b="0" l="0" r="0" t="0"/>
-            <wp:docPr descr="Kötü gereksinimden iyi gereksinime" title="" id="42" name="Picture"/>
+            <wp:docPr descr="Kötü gereksinimden iyi gereksinime" title="" id="33" name="Picture"/>
             <a:graphic>
               <a:graphicData uri="http://schemas.openxmlformats.org/drawingml/2006/picture">
                 <pic:pic>
                   <pic:nvPicPr>
-                    <pic:cNvPr descr="h13-04-kotu-iyi.png" id="43" name="Picture"/>
+                    <pic:cNvPr descr="h13-04-kotu-iyi.png" id="34" name="Picture"/>
                     <pic:cNvPicPr>
                       <a:picLocks noChangeArrowheads="1" noChangeAspect="1"/>
                     </pic:cNvPicPr>
                   </pic:nvPicPr>
                   <pic:blipFill>
-                    <a:blip r:embed="rId41"/>
+                    <a:blip r:embed="rId32"/>
                     <a:stretch>
                       <a:fillRect/>
                     </a:stretch>
@@ -4320,7 +3442,7 @@
                   <pic:spPr bwMode="auto">
                     <a:xfrm>
                       <a:off x="0" y="0"/>
-                      <a:ext cx="5759999" cy="2470728"/>
+                      <a:ext cx="5759999" cy="3284869"/>
                     </a:xfrm>
                     <a:prstGeom prst="rect">
                       <a:avLst/>
@@ -4346,20 +3468,20 @@
       <w:r>
         <w:drawing>
           <wp:inline>
-            <wp:extent cx="5759999" cy="2687780"/>
+            <wp:extent cx="5759999" cy="4036009"/>
             <wp:effectExtent b="0" l="0" r="0" t="0"/>
-            <wp:docPr descr="İyi gereksinimin ölçütleri" title="" id="45" name="Picture"/>
+            <wp:docPr descr="İyi gereksinimin ölçütleri" title="" id="36" name="Picture"/>
             <a:graphic>
               <a:graphicData uri="http://schemas.openxmlformats.org/drawingml/2006/picture">
                 <pic:pic>
                   <pic:nvPicPr>
-                    <pic:cNvPr descr="h13-03-iyi-gereksinim.png" id="46" name="Picture"/>
+                    <pic:cNvPr descr="h13-03-iyi-gereksinim.png" id="37" name="Picture"/>
                     <pic:cNvPicPr>
                       <a:picLocks noChangeArrowheads="1" noChangeAspect="1"/>
                     </pic:cNvPicPr>
                   </pic:nvPicPr>
                   <pic:blipFill>
-                    <a:blip r:embed="rId44"/>
+                    <a:blip r:embed="rId35"/>
                     <a:stretch>
                       <a:fillRect/>
                     </a:stretch>
@@ -4367,7 +3489,7 @@
                   <pic:spPr bwMode="auto">
                     <a:xfrm>
                       <a:off x="0" y="0"/>
-                      <a:ext cx="5759999" cy="2687780"/>
+                      <a:ext cx="5759999" cy="4036009"/>
                     </a:xfrm>
                     <a:prstGeom prst="rect">
                       <a:avLst/>
@@ -4403,7 +3525,7 @@
         <w:pStyle w:val="Compact"/>
         <w:numPr>
           <w:ilvl w:val="0"/>
-          <w:numId w:val="1018"/>
+          <w:numId w:val="1005"/>
         </w:numPr>
       </w:pPr>
       <w:r>
@@ -4463,7 +3585,7 @@
         <w:pStyle w:val="Compact"/>
         <w:numPr>
           <w:ilvl w:val="0"/>
-          <w:numId w:val="1018"/>
+          <w:numId w:val="1005"/>
         </w:numPr>
       </w:pPr>
       <w:r>
@@ -4514,7 +3636,7 @@
         <w:pStyle w:val="Compact"/>
         <w:numPr>
           <w:ilvl w:val="0"/>
-          <w:numId w:val="1018"/>
+          <w:numId w:val="1005"/>
         </w:numPr>
       </w:pPr>
       <w:r>
@@ -4586,7 +3708,21 @@
         <w:t xml:space="preserve"> </w:t>
       </w:r>
       <w:r>
-        <w:t xml:space="preserve">kavramları buradan gelir (12. hafta süreci).</w:t>
+        <w:t xml:space="preserve">kavramları buradan gelir (</w:t>
+      </w:r>
+      <w:hyperlink r:id="rId21">
+        <w:r>
+          <w:rPr>
+            <w:rStyle w:val="Hyperlink"/>
+          </w:rPr>
+          <w:t xml:space="preserve">12. hafta</w:t>
+        </w:r>
+      </w:hyperlink>
+      <w:r>
+        <w:t xml:space="preserve"> </w:t>
+      </w:r>
+      <w:r>
+        <w:t xml:space="preserve">süreci).</w:t>
       </w:r>
     </w:p>
     <w:p>
@@ -4594,7 +3730,7 @@
         <w:pStyle w:val="Compact"/>
         <w:numPr>
           <w:ilvl w:val="0"/>
-          <w:numId w:val="1018"/>
+          <w:numId w:val="1005"/>
         </w:numPr>
       </w:pPr>
       <w:r>
@@ -4702,7 +3838,21 @@
         <w:t xml:space="preserve">geçersizdir.</w:t>
       </w:r>
     </w:p>
-    <w:bookmarkStart w:id="47" w:name="üç-tür-gereksinim-1"/>
+    <w:p>
+      <w:pPr>
+        <w:pStyle w:val="FirstParagraph"/>
+      </w:pPr>
+      <w:r>
+        <w:t xml:space="preserve">Bir gereksinim yazmaya başlamadan önce hangi türden söz ettiğimizi netleştirmek gerekir; gereksinimler üç ana türe</w:t>
+      </w:r>
+      <w:r>
+        <w:t xml:space="preserve"> </w:t>
+      </w:r>
+      <w:r>
+        <w:t xml:space="preserve">ayrılır:</w:t>
+      </w:r>
+    </w:p>
+    <w:bookmarkStart w:id="38" w:name="üç-tür-gereksinim"/>
     <w:p>
       <w:pPr>
         <w:pStyle w:val="Heading3"/>
@@ -4879,8 +4029,8 @@
         </w:tc>
       </w:tr>
     </w:tbl>
-    <w:bookmarkEnd w:id="47"/>
-    <w:bookmarkStart w:id="48" w:name="kötü-ve-iyi-gereksinim"/>
+    <w:bookmarkEnd w:id="38"/>
+    <w:bookmarkStart w:id="39" w:name="kötü-ve-iyi-gereksinim"/>
     <w:p>
       <w:pPr>
         <w:pStyle w:val="Heading3"/>
@@ -5290,8 +4440,8 @@
         <w:t xml:space="preserve">gerekçesini yazmadan geçmek, değerlendiricinin gözünde bir eksikliktir.</w:t>
       </w:r>
     </w:p>
-    <w:bookmarkEnd w:id="48"/>
-    <w:bookmarkStart w:id="49" w:name="X10cf3105f4cf1e1ff39ccaf874e89baadf5586d"/>
+    <w:bookmarkEnd w:id="39"/>
+    <w:bookmarkStart w:id="42" w:name="X10cf3105f4cf1e1ff39ccaf874e89baadf5586d"/>
     <w:p>
       <w:pPr>
         <w:pStyle w:val="Heading3"/>
@@ -5445,7 +4595,24 @@
           <w:b/>
           <w:bCs/>
         </w:rPr>
-        <w:t xml:space="preserve">Adım 2 — Varlık tablosuna bağlayın (1. hafta).</w:t>
+        <w:t xml:space="preserve">Adım 2 — Varlık tablosuna bağlayın (</w:t>
+      </w:r>
+      <w:hyperlink r:id="rId20">
+        <w:r>
+          <w:rPr>
+            <w:rStyle w:val="Hyperlink"/>
+            <w:b/>
+            <w:bCs/>
+          </w:rPr>
+          <w:t xml:space="preserve">1. hafta</w:t>
+        </w:r>
+      </w:hyperlink>
+      <w:r>
+        <w:rPr>
+          <w:b/>
+          <w:bCs/>
+        </w:rPr>
+        <w:t xml:space="preserve">).</w:t>
       </w:r>
       <w:r>
         <w:t xml:space="preserve"> </w:t>
@@ -5650,7 +4817,31 @@
           <w:b/>
           <w:bCs/>
         </w:rPr>
-        <w:t xml:space="preserve">Adım 4 — Ölçülebilir bir teknik kriter ekleyin (9. hafta koruma kurallarına bağlanarak).</w:t>
+        <w:t xml:space="preserve">Adım 4 — Ölçülebilir bir teknik kriter ekleyin (</w:t>
+      </w:r>
+      <w:hyperlink r:id="rId40">
+        <w:r>
+          <w:rPr>
+            <w:rStyle w:val="Hyperlink"/>
+            <w:b/>
+            <w:bCs/>
+          </w:rPr>
+          <w:t xml:space="preserve">9. hafta</w:t>
+        </w:r>
+      </w:hyperlink>
+      <w:r>
+        <w:rPr>
+          <w:b/>
+          <w:bCs/>
+        </w:rPr>
+        <w:t xml:space="preserve"> </w:t>
+      </w:r>
+      <w:r>
+        <w:rPr>
+          <w:b/>
+          <w:bCs/>
+        </w:rPr>
+        <w:t xml:space="preserve">koruma kurallarına bağlanarak).</w:t>
       </w:r>
       <w:r>
         <w:t xml:space="preserve"> </w:t>
@@ -5678,7 +4869,21 @@
         <w:t xml:space="preserve"> </w:t>
       </w:r>
       <w:r>
-        <w:t xml:space="preserve">istiyorsanız doğru araç sınıfı AEAD’dir (bkz. 3. hafta). Bu, gereksinime</w:t>
+        <w:t xml:space="preserve">istiyorsanız doğru araç sınıfı AEAD’dir (bkz.</w:t>
+      </w:r>
+      <w:r>
+        <w:t xml:space="preserve"> </w:t>
+      </w:r>
+      <w:hyperlink r:id="rId41">
+        <w:r>
+          <w:rPr>
+            <w:rStyle w:val="Hyperlink"/>
+          </w:rPr>
+          <w:t xml:space="preserve">3. hafta</w:t>
+        </w:r>
+      </w:hyperlink>
+      <w:r>
+        <w:t xml:space="preserve">). Bu, gereksinime</w:t>
       </w:r>
       <w:r>
         <w:t xml:space="preserve"> </w:t>
@@ -6033,8 +5238,8 @@
         <w:t xml:space="preserve">tartışmaya açık kalır ve değerlendirici geri gönderir.</w:t>
       </w:r>
     </w:p>
-    <w:bookmarkEnd w:id="49"/>
-    <w:bookmarkStart w:id="50" w:name="ikinci-örnek-sürecin-hız-testi"/>
+    <w:bookmarkEnd w:id="42"/>
+    <w:bookmarkStart w:id="43" w:name="ikinci-örnek-sürecin-hız-testi"/>
     <w:p>
       <w:pPr>
         <w:pStyle w:val="Heading3"/>
@@ -6723,8 +5928,8 @@
         <w:t xml:space="preserve">Üç sorudan birine bile net cevap veremiyorsa, gereksinim yeniden yazılmalıdır.</w:t>
       </w:r>
     </w:p>
-    <w:bookmarkEnd w:id="50"/>
-    <w:bookmarkStart w:id="51" w:name="Xc288f56ffde9aa482eb7c02cb31305bfe23ed43"/>
+    <w:bookmarkEnd w:id="43"/>
+    <w:bookmarkStart w:id="44" w:name="Xc288f56ffde9aa482eb7c02cb31305bfe23ed43"/>
     <w:p>
       <w:pPr>
         <w:pStyle w:val="Heading3"/>
@@ -6994,8 +6199,8 @@
         <w:t xml:space="preserve">de olur: bir MUST’ı SHOULD gibi yumuşatıp karşılamazsanız, değerlendirici bunu ciddi bir eksiklik sayar.</w:t>
       </w:r>
     </w:p>
-    <w:bookmarkEnd w:id="51"/>
-    <w:bookmarkStart w:id="52" w:name="Xbef2f85eb394603f79ae95d8b366410c76ab4de"/>
+    <w:bookmarkEnd w:id="44"/>
+    <w:bookmarkStart w:id="45" w:name="Xbef2f85eb394603f79ae95d8b366410c76ab4de"/>
     <w:p>
       <w:pPr>
         <w:pStyle w:val="Heading3"/>
@@ -7041,7 +6246,7 @@
         <w:pStyle w:val="Compact"/>
         <w:numPr>
           <w:ilvl w:val="0"/>
-          <w:numId w:val="1019"/>
+          <w:numId w:val="1006"/>
         </w:numPr>
       </w:pPr>
       <w:r>
@@ -7053,7 +6258,7 @@
         <w:pStyle w:val="Compact"/>
         <w:numPr>
           <w:ilvl w:val="0"/>
-          <w:numId w:val="1019"/>
+          <w:numId w:val="1006"/>
         </w:numPr>
       </w:pPr>
       <w:r>
@@ -7065,7 +6270,7 @@
         <w:pStyle w:val="Compact"/>
         <w:numPr>
           <w:ilvl w:val="0"/>
-          <w:numId w:val="1019"/>
+          <w:numId w:val="1006"/>
         </w:numPr>
       </w:pPr>
       <w:r>
@@ -7110,8 +6315,8 @@
         <w:t xml:space="preserve">mı diye bakılır — otomatik olarak bile denetlenebilir.</w:t>
       </w:r>
     </w:p>
-    <w:bookmarkEnd w:id="52"/>
-    <w:bookmarkStart w:id="53" w:name="X58ce678512f5241eb064e48da4138b843985baf"/>
+    <w:bookmarkEnd w:id="45"/>
+    <w:bookmarkStart w:id="46" w:name="X58ce678512f5241eb064e48da4138b843985baf"/>
     <w:p>
       <w:pPr>
         <w:pStyle w:val="Heading3"/>
@@ -7181,9 +6386,9 @@
         </w:pict>
       </w:r>
     </w:p>
-    <w:bookmarkEnd w:id="53"/>
-    <w:bookmarkEnd w:id="54"/>
-    <w:bookmarkStart w:id="65" w:name="gereksinimden-kanıta-izlenebilirlik"/>
+    <w:bookmarkEnd w:id="46"/>
+    <w:bookmarkEnd w:id="47"/>
+    <w:bookmarkStart w:id="59" w:name="gereksinimden-kanıta-izlenebilirlik"/>
     <w:p>
       <w:pPr>
         <w:pStyle w:val="Heading2"/>
@@ -7213,7 +6418,47 @@
         <w:t xml:space="preserve"> </w:t>
       </w:r>
       <w:r>
-        <w:t xml:space="preserve">karşılanmış sayılır. Sertifikasyonda her gereksinim için şu zincir kurulur:</w:t>
+        <w:t xml:space="preserve">karşılanmış sayılır. Bu disipline</w:t>
+      </w:r>
+      <w:r>
+        <w:t xml:space="preserve"> </w:t>
+      </w:r>
+      <w:r>
+        <w:rPr>
+          <w:b/>
+          <w:bCs/>
+        </w:rPr>
+        <w:t xml:space="preserve">izlenebilirlik</w:t>
+      </w:r>
+      <w:r>
+        <w:t xml:space="preserve"> </w:t>
+      </w:r>
+      <w:r>
+        <w:t xml:space="preserve">denir: her gereksinimi bir</w:t>
+      </w:r>
+      <w:r>
+        <w:t xml:space="preserve"> </w:t>
+      </w:r>
+      <w:r>
+        <w:t xml:space="preserve">önleme, bir teste ve bir kanıta bağlamak;</w:t>
+      </w:r>
+      <w:r>
+        <w:t xml:space="preserve"> </w:t>
+      </w:r>
+      <w:r>
+        <w:t xml:space="preserve">“bu gereksinim nerede karşılandı, nasıl doğrulandı?”</w:t>
+      </w:r>
+      <w:r>
+        <w:t xml:space="preserve"> </w:t>
+      </w:r>
+      <w:r>
+        <w:t xml:space="preserve">sorusuna her zaman</w:t>
+      </w:r>
+      <w:r>
+        <w:t xml:space="preserve"> </w:t>
+      </w:r>
+      <w:r>
+        <w:t xml:space="preserve">cevap verebilmektir. Sertifikasyonda her gereksinim için şu zincir kurulur:</w:t>
       </w:r>
     </w:p>
     <w:p>
@@ -7223,20 +6468,20 @@
       <w:r>
         <w:drawing>
           <wp:inline>
-            <wp:extent cx="5759999" cy="2377094"/>
+            <wp:extent cx="5759999" cy="4073707"/>
             <wp:effectExtent b="0" l="0" r="0" t="0"/>
-            <wp:docPr descr="Gereksinimden kanıta izlenebilirlik zinciri" title="" id="56" name="Picture"/>
+            <wp:docPr descr="Gereksinimden kanıta izlenebilirlik zinciri" title="" id="49" name="Picture"/>
             <a:graphic>
               <a:graphicData uri="http://schemas.openxmlformats.org/drawingml/2006/picture">
                 <pic:pic>
                   <pic:nvPicPr>
-                    <pic:cNvPr descr="h13-01-izlenebilirlik.png" id="57" name="Picture"/>
+                    <pic:cNvPr descr="h13-01-izlenebilirlik.png" id="50" name="Picture"/>
                     <pic:cNvPicPr>
                       <a:picLocks noChangeArrowheads="1" noChangeAspect="1"/>
                     </pic:cNvPicPr>
                   </pic:nvPicPr>
                   <pic:blipFill>
-                    <a:blip r:embed="rId55"/>
+                    <a:blip r:embed="rId48"/>
                     <a:stretch>
                       <a:fillRect/>
                     </a:stretch>
@@ -7244,7 +6489,7 @@
                   <pic:spPr bwMode="auto">
                     <a:xfrm>
                       <a:off x="0" y="0"/>
-                      <a:ext cx="5759999" cy="2377094"/>
+                      <a:ext cx="5759999" cy="4073707"/>
                     </a:xfrm>
                     <a:prstGeom prst="rect">
                       <a:avLst/>
@@ -7734,7 +6979,7 @@
         <w:t xml:space="preserve">yönü okur: karşılanmış denen ama kanıtı olmayan bir satır, ilk bulgudur.</w:t>
       </w:r>
     </w:p>
-    <w:bookmarkStart w:id="58" w:name="Xb9d65545badf3dd94756ac18e279d38da4ff3c9"/>
+    <w:bookmarkStart w:id="52" w:name="Xb9d65545badf3dd94756ac18e279d38da4ff3c9"/>
     <w:p>
       <w:pPr>
         <w:pStyle w:val="Heading3"/>
@@ -7760,7 +7005,31 @@
           <w:b/>
           <w:bCs/>
         </w:rPr>
-        <w:t xml:space="preserve">1. Varlık (1. hafta varlık tablosundan).</w:t>
+        <w:t xml:space="preserve">1. Varlık (</w:t>
+      </w:r>
+      <w:hyperlink r:id="rId20">
+        <w:r>
+          <w:rPr>
+            <w:rStyle w:val="Hyperlink"/>
+            <w:b/>
+            <w:bCs/>
+          </w:rPr>
+          <w:t xml:space="preserve">1. hafta</w:t>
+        </w:r>
+      </w:hyperlink>
+      <w:r>
+        <w:rPr>
+          <w:b/>
+          <w:bCs/>
+        </w:rPr>
+        <w:t xml:space="preserve"> </w:t>
+      </w:r>
+      <w:r>
+        <w:rPr>
+          <w:b/>
+          <w:bCs/>
+        </w:rPr>
+        <w:t xml:space="preserve">varlık tablosundan).</w:t>
       </w:r>
     </w:p>
     <w:tbl>
@@ -8070,8 +7339,16 @@
       <w:r>
         <w:t xml:space="preserve"> </w:t>
       </w:r>
-      <w:r>
-        <w:t xml:space="preserve">Hafta 10). Kanal kurulmadan hiçbir istek gönderilmez.”</w:t>
+      <w:hyperlink r:id="rId51">
+        <w:r>
+          <w:rPr>
+            <w:rStyle w:val="Hyperlink"/>
+          </w:rPr>
+          <w:t xml:space="preserve">Hafta 10</w:t>
+        </w:r>
+      </w:hyperlink>
+      <w:r>
+        <w:t xml:space="preserve">). Kanal kurulmadan hiçbir istek gönderilmez.”</w:t>
       </w:r>
     </w:p>
     <w:p>
@@ -8409,7 +7686,7 @@
         <w:pStyle w:val="Compact"/>
         <w:numPr>
           <w:ilvl w:val="0"/>
-          <w:numId w:val="1020"/>
+          <w:numId w:val="1007"/>
         </w:numPr>
       </w:pPr>
       <w:r>
@@ -8433,7 +7710,7 @@
         <w:pStyle w:val="Compact"/>
         <w:numPr>
           <w:ilvl w:val="0"/>
-          <w:numId w:val="1020"/>
+          <w:numId w:val="1007"/>
         </w:numPr>
       </w:pPr>
       <w:r>
@@ -8457,7 +7734,7 @@
         <w:pStyle w:val="Compact"/>
         <w:numPr>
           <w:ilvl w:val="0"/>
-          <w:numId w:val="1020"/>
+          <w:numId w:val="1007"/>
         </w:numPr>
       </w:pPr>
       <w:r>
@@ -8481,7 +7758,7 @@
         <w:pStyle w:val="Compact"/>
         <w:numPr>
           <w:ilvl w:val="0"/>
-          <w:numId w:val="1020"/>
+          <w:numId w:val="1007"/>
         </w:numPr>
       </w:pPr>
       <w:r>
@@ -8505,15 +7782,110 @@
         <w:pStyle w:val="Compact"/>
         <w:numPr>
           <w:ilvl w:val="0"/>
-          <w:numId w:val="1020"/>
+          <w:numId w:val="1007"/>
         </w:numPr>
       </w:pPr>
       <w:r>
         <w:t xml:space="preserve">Kanıt olmasaydı → satır, değerlendiricinin ilk bulgusu olurdu (bkz. aşağıdaki kural).</w:t>
       </w:r>
     </w:p>
-    <w:bookmarkEnd w:id="58"/>
-    <w:bookmarkStart w:id="59" w:name="X4cc6d52c475e764f2cc1ac90a4dfc14b344f571"/>
+    <w:p>
+      <w:pPr>
+        <w:pStyle w:val="FirstParagraph"/>
+      </w:pPr>
+      <w:r>
+        <w:t xml:space="preserve">Aynı gereksinim üzerinden</w:t>
+      </w:r>
+      <w:r>
+        <w:t xml:space="preserve"> </w:t>
+      </w:r>
+      <w:r>
+        <w:t xml:space="preserve">“devredildi”</w:t>
+      </w:r>
+      <w:r>
+        <w:t xml:space="preserve"> </w:t>
+      </w:r>
+      <w:r>
+        <w:t xml:space="preserve">durumunu da görelim: ürün bir kütüphane olsaydı ve TLS bağlantısını üst</w:t>
+      </w:r>
+      <w:r>
+        <w:t xml:space="preserve"> </w:t>
+      </w:r>
+      <w:r>
+        <w:t xml:space="preserve">uygulama kuruyor olsaydı,</w:t>
+      </w:r>
+      <w:r>
+        <w:t xml:space="preserve"> </w:t>
+      </w:r>
+      <w:r>
+        <w:rPr>
+          <w:rStyle w:val="VerbatimChar"/>
+        </w:rPr>
+        <w:t xml:space="preserve">CEN429-DT-01</w:t>
+      </w:r>
+      <w:r>
+        <w:t xml:space="preserve"> </w:t>
+      </w:r>
+      <w:r>
+        <w:t xml:space="preserve">üst uygulamaya</w:t>
+      </w:r>
+      <w:r>
+        <w:t xml:space="preserve"> </w:t>
+      </w:r>
+      <w:r>
+        <w:rPr>
+          <w:b/>
+          <w:bCs/>
+        </w:rPr>
+        <w:t xml:space="preserve">devredilir</w:t>
+      </w:r>
+      <w:r>
+        <w:t xml:space="preserve"> </w:t>
+      </w:r>
+      <w:r>
+        <w:t xml:space="preserve">ve S14’e</w:t>
+      </w:r>
+      <w:r>
+        <w:t xml:space="preserve"> </w:t>
+      </w:r>
+      <w:r>
+        <w:t xml:space="preserve">“kime: üst uygulama; neden:</w:t>
+      </w:r>
+      <w:r>
+        <w:t xml:space="preserve"> </w:t>
+      </w:r>
+      <w:r>
+        <w:t xml:space="preserve">kütüphane ağ bağlantısı açmıyor; nasıl: üst uygulama TLS 1.2+ ve sertifika doğrulamasıyla bağlanmalı”</w:t>
+      </w:r>
+      <w:r>
+        <w:t xml:space="preserve"> </w:t>
+      </w:r>
+      <w:r>
+        <w:t xml:space="preserve">yazılırdı.</w:t>
+      </w:r>
+      <w:r>
+        <w:t xml:space="preserve"> </w:t>
+      </w:r>
+      <w:r>
+        <w:t xml:space="preserve">Devretmenin kuralları</w:t>
+      </w:r>
+      <w:r>
+        <w:t xml:space="preserve"> </w:t>
+      </w:r>
+      <w:hyperlink w:anchor="Xd38494fed7b97f011a5b07dcd43ff88c01b4af7">
+        <w:r>
+          <w:rPr>
+            <w:rStyle w:val="Hyperlink"/>
+          </w:rPr>
+          <w:t xml:space="preserve">§3</w:t>
+        </w:r>
+      </w:hyperlink>
+      <w:r>
+        <w:t xml:space="preserve">’te.</w:t>
+      </w:r>
+    </w:p>
+    <w:bookmarkEnd w:id="52"/>
+    <w:bookmarkStart w:id="53" w:name="X4cc6d52c475e764f2cc1ac90a4dfc14b344f571"/>
     <w:p>
       <w:pPr>
         <w:pStyle w:val="Heading3"/>
@@ -8866,8 +8238,8 @@
         <w:t xml:space="preserve">dir; uyum matrisi vaat değil kanıt ister.</w:t>
       </w:r>
     </w:p>
-    <w:bookmarkEnd w:id="59"/>
-    <w:bookmarkStart w:id="60" w:name="Xa6986bafbc9ebe7e0de38dc00d7ee0cb284746d"/>
+    <w:bookmarkEnd w:id="53"/>
+    <w:bookmarkStart w:id="54" w:name="Xa6986bafbc9ebe7e0de38dc00d7ee0cb284746d"/>
     <w:p>
       <w:pPr>
         <w:pStyle w:val="Heading3"/>
@@ -8881,7 +8253,18 @@
         <w:pStyle w:val="FirstParagraph"/>
       </w:pPr>
       <w:r>
-        <w:t xml:space="preserve">Geçen hafta (12. hafta) gördüğünüz değerlendirme süreci, aslında bu matrisin</w:t>
+        <w:t xml:space="preserve">Geçen hafta (</w:t>
+      </w:r>
+      <w:hyperlink r:id="rId21">
+        <w:r>
+          <w:rPr>
+            <w:rStyle w:val="Hyperlink"/>
+          </w:rPr>
+          <w:t xml:space="preserve">12. hafta</w:t>
+        </w:r>
+      </w:hyperlink>
+      <w:r>
+        <w:t xml:space="preserve">) gördüğünüz değerlendirme süreci, aslında bu matrisin</w:t>
       </w:r>
       <w:r>
         <w:t xml:space="preserve"> </w:t>
@@ -8976,8 +8359,8 @@
         <w:t xml:space="preserve">ve süreci uzatır.</w:t>
       </w:r>
     </w:p>
-    <w:bookmarkEnd w:id="60"/>
-    <w:bookmarkStart w:id="61" w:name="Xe7a75598be4b9c2274d627d28919e696032db27"/>
+    <w:bookmarkEnd w:id="54"/>
+    <w:bookmarkStart w:id="55" w:name="Xe7a75598be4b9c2274d627d28919e696032db27"/>
     <w:p>
       <w:pPr>
         <w:pStyle w:val="Heading3"/>
@@ -9437,8 +8820,8 @@
         <w:t xml:space="preserve">yazılır. Boş bırakmak, riskin unutulduğu izlenimini verir.</w:t>
       </w:r>
     </w:p>
-    <w:bookmarkEnd w:id="61"/>
-    <w:bookmarkStart w:id="62" w:name="neden-liste-değil-matris"/>
+    <w:bookmarkEnd w:id="55"/>
+    <w:bookmarkStart w:id="56" w:name="neden-liste-değil-matris"/>
     <w:p>
       <w:pPr>
         <w:pStyle w:val="Heading3"/>
@@ -9550,8 +8933,8 @@
         <w:t xml:space="preserve">gelir — liste bunu gösteremez, matris gösterir.</w:t>
       </w:r>
     </w:p>
-    <w:bookmarkEnd w:id="62"/>
-    <w:bookmarkStart w:id="63" w:name="X3cc61a0a43c4cd612bd900733cd0b1d08984fe1"/>
+    <w:bookmarkEnd w:id="56"/>
+    <w:bookmarkStart w:id="57" w:name="X3cc61a0a43c4cd612bd900733cd0b1d08984fe1"/>
     <w:p>
       <w:pPr>
         <w:pStyle w:val="Heading3"/>
@@ -9579,7 +8962,7 @@
         <w:pStyle w:val="Compact"/>
         <w:numPr>
           <w:ilvl w:val="0"/>
-          <w:numId w:val="1021"/>
+          <w:numId w:val="1008"/>
         </w:numPr>
       </w:pPr>
       <w:r>
@@ -9622,7 +9005,7 @@
         <w:pStyle w:val="Compact"/>
         <w:numPr>
           <w:ilvl w:val="0"/>
-          <w:numId w:val="1021"/>
+          <w:numId w:val="1008"/>
         </w:numPr>
       </w:pPr>
       <w:r>
@@ -9650,7 +9033,7 @@
         <w:pStyle w:val="Compact"/>
         <w:numPr>
           <w:ilvl w:val="0"/>
-          <w:numId w:val="1021"/>
+          <w:numId w:val="1008"/>
         </w:numPr>
       </w:pPr>
       <w:r>
@@ -9678,7 +9061,7 @@
         <w:pStyle w:val="Compact"/>
         <w:numPr>
           <w:ilvl w:val="0"/>
-          <w:numId w:val="1021"/>
+          <w:numId w:val="1008"/>
         </w:numPr>
       </w:pPr>
       <w:r>
@@ -9721,7 +9104,7 @@
         <w:pStyle w:val="Compact"/>
         <w:numPr>
           <w:ilvl w:val="0"/>
-          <w:numId w:val="1021"/>
+          <w:numId w:val="1008"/>
         </w:numPr>
       </w:pPr>
       <w:r>
@@ -9776,8 +9159,8 @@
         <w:t xml:space="preserve">elle, bir değerlendirici gibi okuyarak bulunur.</w:t>
       </w:r>
     </w:p>
-    <w:bookmarkEnd w:id="63"/>
-    <w:bookmarkStart w:id="64" w:name="X5c6b3a8504788a0bf44a0475c209d4b7db001ce"/>
+    <w:bookmarkEnd w:id="57"/>
+    <w:bookmarkStart w:id="58" w:name="X5c6b3a8504788a0bf44a0475c209d4b7db001ce"/>
     <w:p>
       <w:pPr>
         <w:pStyle w:val="Heading3"/>
@@ -10047,9 +9430,9 @@
         </w:pict>
       </w:r>
     </w:p>
-    <w:bookmarkEnd w:id="64"/>
-    <w:bookmarkEnd w:id="65"/>
-    <w:bookmarkStart w:id="80" w:name="Xa050168c489033ba7d5a369e2bfa238a2b9d6fd"/>
+    <w:bookmarkEnd w:id="58"/>
+    <w:bookmarkEnd w:id="59"/>
+    <w:bookmarkStart w:id="75" w:name="Xa050168c489033ba7d5a369e2bfa238a2b9d6fd"/>
     <w:p>
       <w:pPr>
         <w:pStyle w:val="Heading2"/>
@@ -10058,7 +9441,7 @@
         <w:t xml:space="preserve">3. Gereksinim bloğu kalıbı ve devredilen gereksinimler</w:t>
       </w:r>
     </w:p>
-    <w:bookmarkStart w:id="72" w:name="kılavuzda-gereksinim-bloğu"/>
+    <w:bookmarkStart w:id="66" w:name="kılavuzda-gereksinim-bloğu"/>
     <w:p>
       <w:pPr>
         <w:pStyle w:val="Heading3"/>
@@ -10074,20 +9457,20 @@
       <w:r>
         <w:drawing>
           <wp:inline>
-            <wp:extent cx="5759999" cy="2748610"/>
+            <wp:extent cx="5759999" cy="1864329"/>
             <wp:effectExtent b="0" l="0" r="0" t="0"/>
-            <wp:docPr descr="Devrederken yanıtlanacak üç soru" title="" id="67" name="Picture"/>
+            <wp:docPr descr="Devrederken yanıtlanacak üç soru" title="" id="61" name="Picture"/>
             <a:graphic>
               <a:graphicData uri="http://schemas.openxmlformats.org/drawingml/2006/picture">
                 <pic:pic>
                   <pic:nvPicPr>
-                    <pic:cNvPr descr="h13-06-devretme.png" id="68" name="Picture"/>
+                    <pic:cNvPr descr="h13-06-devretme.png" id="62" name="Picture"/>
                     <pic:cNvPicPr>
                       <a:picLocks noChangeArrowheads="1" noChangeAspect="1"/>
                     </pic:cNvPicPr>
                   </pic:nvPicPr>
                   <pic:blipFill>
-                    <a:blip r:embed="rId66"/>
+                    <a:blip r:embed="rId60"/>
                     <a:stretch>
                       <a:fillRect/>
                     </a:stretch>
@@ -10095,7 +9478,7 @@
                   <pic:spPr bwMode="auto">
                     <a:xfrm>
                       <a:off x="0" y="0"/>
-                      <a:ext cx="5759999" cy="2748610"/>
+                      <a:ext cx="5759999" cy="1864329"/>
                     </a:xfrm>
                     <a:prstGeom prst="rect">
                       <a:avLst/>
@@ -10121,20 +9504,20 @@
       <w:r>
         <w:drawing>
           <wp:inline>
-            <wp:extent cx="5759999" cy="2888214"/>
+            <wp:extent cx="5759999" cy="4346925"/>
             <wp:effectExtent b="0" l="0" r="0" t="0"/>
-            <wp:docPr descr="Gereksinim bloğunun alanları" title="" id="70" name="Picture"/>
+            <wp:docPr descr="Gereksinim bloğunun alanları" title="" id="64" name="Picture"/>
             <a:graphic>
               <a:graphicData uri="http://schemas.openxmlformats.org/drawingml/2006/picture">
                 <pic:pic>
                   <pic:nvPicPr>
-                    <pic:cNvPr descr="h13-05-gereksinim-blogu.png" id="71" name="Picture"/>
+                    <pic:cNvPr descr="h13-05-gereksinim-blogu.png" id="65" name="Picture"/>
                     <pic:cNvPicPr>
                       <a:picLocks noChangeArrowheads="1" noChangeAspect="1"/>
                     </pic:cNvPicPr>
                   </pic:nvPicPr>
                   <pic:blipFill>
-                    <a:blip r:embed="rId69"/>
+                    <a:blip r:embed="rId63"/>
                     <a:stretch>
                       <a:fillRect/>
                     </a:stretch>
@@ -10142,7 +9525,7 @@
                   <pic:spPr bwMode="auto">
                     <a:xfrm>
                       <a:off x="0" y="0"/>
-                      <a:ext cx="5759999" cy="2888214"/>
+                      <a:ext cx="5759999" cy="4346925"/>
                     </a:xfrm>
                     <a:prstGeom prst="rect">
                       <a:avLst/>
@@ -10298,8 +9681,8 @@
         <w:t xml:space="preserve">kanıta tek bakışta gidebilmesidir.</w:t>
       </w:r>
     </w:p>
-    <w:bookmarkEnd w:id="72"/>
-    <w:bookmarkStart w:id="73" w:name="X64b58e7b4b591279636aa80b9486933bff8579f"/>
+    <w:bookmarkEnd w:id="66"/>
+    <w:bookmarkStart w:id="67" w:name="X64b58e7b4b591279636aa80b9486933bff8579f"/>
     <w:p>
       <w:pPr>
         <w:pStyle w:val="Heading3"/>
@@ -10754,8 +10137,8 @@
         <w:t xml:space="preserve">kılavuza yazılır.</w:t>
       </w:r>
     </w:p>
-    <w:bookmarkEnd w:id="73"/>
-    <w:bookmarkStart w:id="74" w:name="X599c59c0f91c12915ca8e4567f09754c4ff62b3"/>
+    <w:bookmarkEnd w:id="67"/>
+    <w:bookmarkStart w:id="68" w:name="X599c59c0f91c12915ca8e4567f09754c4ff62b3"/>
     <w:p>
       <w:pPr>
         <w:pStyle w:val="Heading3"/>
@@ -10812,8 +10195,8 @@
         <w:t xml:space="preserve">sorusunu önceden cevaplar.</w:t>
       </w:r>
     </w:p>
-    <w:bookmarkEnd w:id="74"/>
-    <w:bookmarkStart w:id="75" w:name="X6000c83b55e733ea337649becf633144ef0c882"/>
+    <w:bookmarkEnd w:id="68"/>
+    <w:bookmarkStart w:id="69" w:name="X6000c83b55e733ea337649becf633144ef0c882"/>
     <w:p>
       <w:pPr>
         <w:pStyle w:val="Heading3"/>
@@ -11232,8 +10615,8 @@
         <w:t xml:space="preserve">değildir; tam tersine daha fazla açıklama ister, çünkü sorumluluk sınırının nerede olduğunu kanıtlamanız gerekir.</w:t>
       </w:r>
     </w:p>
-    <w:bookmarkEnd w:id="75"/>
-    <w:bookmarkStart w:id="76" w:name="Xfffdc58301dc9b1cd044c3e449fa2af6fb1f731"/>
+    <w:bookmarkEnd w:id="69"/>
+    <w:bookmarkStart w:id="71" w:name="Xfffdc58301dc9b1cd044c3e449fa2af6fb1f731"/>
     <w:p>
       <w:pPr>
         <w:pStyle w:val="Heading3"/>
@@ -11255,7 +10638,7 @@
         <w:pStyle w:val="Compact"/>
         <w:numPr>
           <w:ilvl w:val="0"/>
-          <w:numId w:val="1022"/>
+          <w:numId w:val="1009"/>
         </w:numPr>
       </w:pPr>
       <w:r>
@@ -11281,7 +10664,21 @@
         <w:t xml:space="preserve"> </w:t>
       </w:r>
       <w:r>
-        <w:t xml:space="preserve">projenin dayandığı bir temeldir (6. hafta tedarik zinciri güvenliği).</w:t>
+        <w:t xml:space="preserve">projenin dayandığı bir temeldir (</w:t>
+      </w:r>
+      <w:hyperlink r:id="rId70">
+        <w:r>
+          <w:rPr>
+            <w:rStyle w:val="Hyperlink"/>
+          </w:rPr>
+          <w:t xml:space="preserve">6. hafta</w:t>
+        </w:r>
+      </w:hyperlink>
+      <w:r>
+        <w:t xml:space="preserve"> </w:t>
+      </w:r>
+      <w:r>
+        <w:t xml:space="preserve">tedarik zinciri güvenliği).</w:t>
       </w:r>
     </w:p>
     <w:p>
@@ -11289,7 +10686,7 @@
         <w:pStyle w:val="Compact"/>
         <w:numPr>
           <w:ilvl w:val="0"/>
-          <w:numId w:val="1022"/>
+          <w:numId w:val="1009"/>
         </w:numPr>
       </w:pPr>
       <w:r>
@@ -11317,7 +10714,7 @@
         <w:pStyle w:val="Compact"/>
         <w:numPr>
           <w:ilvl w:val="0"/>
-          <w:numId w:val="1022"/>
+          <w:numId w:val="1009"/>
         </w:numPr>
       </w:pPr>
       <w:r>
@@ -11512,8 +10909,8 @@
         <w:t xml:space="preserve">varsa ama arkasında bir referans yoksa, o cümleyi yeniden yazın.</w:t>
       </w:r>
     </w:p>
-    <w:bookmarkEnd w:id="76"/>
-    <w:bookmarkStart w:id="77" w:name="X14c5f8f0ad9e8b4b69f2a45c2d43cc2db15bb51"/>
+    <w:bookmarkEnd w:id="71"/>
+    <w:bookmarkStart w:id="72" w:name="X14c5f8f0ad9e8b4b69f2a45c2d43cc2db15bb51"/>
     <w:p>
       <w:pPr>
         <w:pStyle w:val="Heading3"/>
@@ -11623,8 +11020,8 @@
         <w:t xml:space="preserve">diyen ama kanıt sunamayan bir kılavuza güvenmez.</w:t>
       </w:r>
     </w:p>
-    <w:bookmarkEnd w:id="77"/>
-    <w:bookmarkStart w:id="78" w:name="Xd494cb138d2e7956633bbdecb890f41ee380bb4"/>
+    <w:bookmarkEnd w:id="72"/>
+    <w:bookmarkStart w:id="73" w:name="Xd494cb138d2e7956633bbdecb890f41ee380bb4"/>
     <w:p>
       <w:pPr>
         <w:pStyle w:val="Heading3"/>
@@ -11801,8 +11198,8 @@
         <w:t xml:space="preserve">diye sorar.</w:t>
       </w:r>
     </w:p>
-    <w:bookmarkEnd w:id="78"/>
-    <w:bookmarkStart w:id="79" w:name="X6f97cef095083de08ff4189730d4f0c4955b15e"/>
+    <w:bookmarkEnd w:id="73"/>
+    <w:bookmarkStart w:id="74" w:name="X6f97cef095083de08ff4189730d4f0c4955b15e"/>
     <w:p>
       <w:pPr>
         <w:pStyle w:val="Heading3"/>
@@ -11848,7 +11245,7 @@
         <w:pStyle w:val="Compact"/>
         <w:numPr>
           <w:ilvl w:val="0"/>
-          <w:numId w:val="1023"/>
+          <w:numId w:val="1010"/>
         </w:numPr>
       </w:pPr>
       <w:r>
@@ -11891,7 +11288,7 @@
         <w:pStyle w:val="Compact"/>
         <w:numPr>
           <w:ilvl w:val="0"/>
-          <w:numId w:val="1023"/>
+          <w:numId w:val="1010"/>
         </w:numPr>
       </w:pPr>
       <w:r>
@@ -12226,9 +11623,9 @@
         </w:pict>
       </w:r>
     </w:p>
-    <w:bookmarkEnd w:id="79"/>
-    <w:bookmarkEnd w:id="80"/>
-    <w:bookmarkStart w:id="93" w:name="ortak-kriterler-isoiec-15408"/>
+    <w:bookmarkEnd w:id="74"/>
+    <w:bookmarkEnd w:id="75"/>
+    <w:bookmarkStart w:id="88" w:name="ortak-kriterler-isoiec-15408"/>
     <w:p>
       <w:pPr>
         <w:pStyle w:val="Heading2"/>
@@ -12274,20 +11671,20 @@
       <w:r>
         <w:drawing>
           <wp:inline>
-            <wp:extent cx="5759999" cy="2786354"/>
+            <wp:extent cx="5759999" cy="3825639"/>
             <wp:effectExtent b="0" l="0" r="0" t="0"/>
-            <wp:docPr descr="Ortak Kriterler kavramları: PP, ST, SFR, SAR, EAL" title="" id="82" name="Picture"/>
+            <wp:docPr descr="Ortak Kriterler kavramları: PP, ST, SFR, SAR, EAL" title="" id="77" name="Picture"/>
             <a:graphic>
               <a:graphicData uri="http://schemas.openxmlformats.org/drawingml/2006/picture">
                 <pic:pic>
                   <pic:nvPicPr>
-                    <pic:cNvPr descr="h13-07-ortak-kriterler.png" id="83" name="Picture"/>
+                    <pic:cNvPr descr="h13-07-ortak-kriterler.png" id="78" name="Picture"/>
                     <pic:cNvPicPr>
                       <a:picLocks noChangeArrowheads="1" noChangeAspect="1"/>
                     </pic:cNvPicPr>
                   </pic:nvPicPr>
                   <pic:blipFill>
-                    <a:blip r:embed="rId81"/>
+                    <a:blip r:embed="rId76"/>
                     <a:stretch>
                       <a:fillRect/>
                     </a:stretch>
@@ -12295,7 +11692,7 @@
                   <pic:spPr bwMode="auto">
                     <a:xfrm>
                       <a:off x="0" y="0"/>
-                      <a:ext cx="5759999" cy="2786354"/>
+                      <a:ext cx="5759999" cy="3825639"/>
                     </a:xfrm>
                     <a:prstGeom prst="rect">
                       <a:avLst/>
@@ -12314,7 +11711,7 @@
         </w:drawing>
       </w:r>
     </w:p>
-    <w:bookmarkStart w:id="84" w:name="temel-kavramlar"/>
+    <w:bookmarkStart w:id="79" w:name="temel-kavramlar"/>
     <w:p>
       <w:pPr>
         <w:pStyle w:val="Heading3"/>
@@ -12413,7 +11810,18 @@
               <w:pStyle w:val="Compact"/>
             </w:pPr>
             <w:r>
-              <w:t xml:space="preserve">Değerlendirme hedefi (1. hafta, S0/S1)</w:t>
+              <w:t xml:space="preserve">Değerlendirme hedefi (</w:t>
+            </w:r>
+            <w:hyperlink r:id="rId20">
+              <w:r>
+                <w:rPr>
+                  <w:rStyle w:val="Hyperlink"/>
+                </w:rPr>
+                <w:t xml:space="preserve">1. hafta</w:t>
+              </w:r>
+            </w:hyperlink>
+            <w:r>
+              <w:t xml:space="preserve">, S0/S1)</w:t>
             </w:r>
           </w:p>
         </w:tc>
@@ -12644,8 +12052,8 @@
         </w:tc>
       </w:tr>
     </w:tbl>
-    <w:bookmarkEnd w:id="84"/>
-    <w:bookmarkStart w:id="85" w:name="eal-düzeyleri"/>
+    <w:bookmarkEnd w:id="79"/>
+    <w:bookmarkStart w:id="80" w:name="eal-düzeyleri"/>
     <w:p>
       <w:pPr>
         <w:pStyle w:val="Heading3"/>
@@ -13020,8 +12428,8 @@
         <w:t xml:space="preserve">değerlendirmesinin derinliğini artıran bileşendir.</w:t>
       </w:r>
     </w:p>
-    <w:bookmarkEnd w:id="85"/>
-    <w:bookmarkStart w:id="86" w:name="X810867a496dc52dc9bc332dd9ca6055c2a78499"/>
+    <w:bookmarkEnd w:id="80"/>
+    <w:bookmarkStart w:id="81" w:name="X810867a496dc52dc9bc332dd9ca6055c2a78499"/>
     <w:p>
       <w:pPr>
         <w:pStyle w:val="Heading3"/>
@@ -13146,8 +12554,8 @@
         <w:t xml:space="preserve">uyarlanmış biçimleri kullanılır.</w:t>
       </w:r>
     </w:p>
-    <w:bookmarkEnd w:id="86"/>
-    <w:bookmarkStart w:id="87" w:name="Xbce02612f6cc4a8f26b22b6e677adf33018a29b"/>
+    <w:bookmarkEnd w:id="81"/>
+    <w:bookmarkStart w:id="82" w:name="Xbce02612f6cc4a8f26b22b6e677adf33018a29b"/>
     <w:p>
       <w:pPr>
         <w:pStyle w:val="Heading3"/>
@@ -13806,8 +13214,8 @@
         <w:t xml:space="preserve">bir SFR, ilk sorulacak sorudur.</w:t>
       </w:r>
     </w:p>
-    <w:bookmarkEnd w:id="87"/>
-    <w:bookmarkStart w:id="88" w:name="X23efd8ce50d5c4bb7f31401601981d853b24b6e"/>
+    <w:bookmarkEnd w:id="82"/>
+    <w:bookmarkStart w:id="83" w:name="X23efd8ce50d5c4bb7f31401601981d853b24b6e"/>
     <w:p>
       <w:pPr>
         <w:pStyle w:val="Heading3"/>
@@ -13870,8 +13278,8 @@
         <w:t xml:space="preserve">gibidir: uyumluluk maliyeti düşer, karşılaştırma kolaylaşır.</w:t>
       </w:r>
     </w:p>
-    <w:bookmarkEnd w:id="88"/>
-    <w:bookmarkStart w:id="89" w:name="X10a75ac3ed0375481f28f9f87a4e78f9e679c3f"/>
+    <w:bookmarkEnd w:id="83"/>
+    <w:bookmarkStart w:id="84" w:name="X10a75ac3ed0375481f28f9f87a4e78f9e679c3f"/>
     <w:p>
       <w:pPr>
         <w:pStyle w:val="Heading3"/>
@@ -13996,8 +13404,8 @@
         <w:t xml:space="preserve">bileşen ST’yi geçersiz kılabilir.</w:t>
       </w:r>
     </w:p>
-    <w:bookmarkEnd w:id="89"/>
-    <w:bookmarkStart w:id="90" w:name="eal-seçimi-pratik-bir-karar-rehberi"/>
+    <w:bookmarkEnd w:id="84"/>
+    <w:bookmarkStart w:id="85" w:name="eal-seçimi-pratik-bir-karar-rehberi"/>
     <w:p>
       <w:pPr>
         <w:pStyle w:val="Heading3"/>
@@ -14169,7 +13577,38 @@
               <w:pStyle w:val="Compact"/>
             </w:pPr>
             <w:r>
-              <w:t xml:space="preserve">Bu ders boyunca kurduğunuz süreçler (6. hafta CI, 12. hafta inceleme) tam bu düzeye karşılık gelir</w:t>
+              <w:t xml:space="preserve">Bu ders boyunca kurduğunuz süreçler (</w:t>
+            </w:r>
+            <w:hyperlink r:id="rId70">
+              <w:r>
+                <w:rPr>
+                  <w:rStyle w:val="Hyperlink"/>
+                </w:rPr>
+                <w:t xml:space="preserve">6. hafta</w:t>
+              </w:r>
+            </w:hyperlink>
+            <w:r>
+              <w:t xml:space="preserve"> </w:t>
+            </w:r>
+            <w:r>
+              <w:t xml:space="preserve">CI,</w:t>
+            </w:r>
+            <w:r>
+              <w:t xml:space="preserve"> </w:t>
+            </w:r>
+            <w:hyperlink r:id="rId21">
+              <w:r>
+                <w:rPr>
+                  <w:rStyle w:val="Hyperlink"/>
+                </w:rPr>
+                <w:t xml:space="preserve">12. hafta</w:t>
+              </w:r>
+            </w:hyperlink>
+            <w:r>
+              <w:t xml:space="preserve"> </w:t>
+            </w:r>
+            <w:r>
+              <w:t xml:space="preserve">inceleme) tam bu düzeye karşılık gelir</w:t>
             </w:r>
           </w:p>
         </w:tc>
@@ -14246,8 +13685,8 @@
         <w:t xml:space="preserve">sorusuna kaba bir kıyas sunar.</w:t>
       </w:r>
     </w:p>
-    <w:bookmarkEnd w:id="90"/>
-    <w:bookmarkStart w:id="91" w:name="pp-ile-styi-yeniden-kullanmak"/>
+    <w:bookmarkEnd w:id="85"/>
+    <w:bookmarkStart w:id="86" w:name="pp-ile-styi-yeniden-kullanmak"/>
     <w:p>
       <w:pPr>
         <w:pStyle w:val="Heading3"/>
@@ -14372,8 +13811,8 @@
         <w:t xml:space="preserve">gibi düşünülebilir.</w:t>
       </w:r>
     </w:p>
-    <w:bookmarkEnd w:id="91"/>
-    <w:bookmarkStart w:id="92" w:name="X431a2ce93c8f920a13d21f2f8aa24abd9ab4669"/>
+    <w:bookmarkEnd w:id="86"/>
+    <w:bookmarkStart w:id="87" w:name="X431a2ce93c8f920a13d21f2f8aa24abd9ab4669"/>
     <w:p>
       <w:pPr>
         <w:pStyle w:val="Heading3"/>
@@ -14427,9 +13866,9 @@
         </w:pict>
       </w:r>
     </w:p>
-    <w:bookmarkEnd w:id="92"/>
-    <w:bookmarkEnd w:id="93"/>
-    <w:bookmarkStart w:id="105" w:name="Xf0ce3f3afa11408bb04e5c8c522160520f6f405"/>
+    <w:bookmarkEnd w:id="87"/>
+    <w:bookmarkEnd w:id="88"/>
+    <w:bookmarkStart w:id="100" w:name="Xf0ce3f3afa11408bb04e5c8c522160520f6f405"/>
     <w:p>
       <w:pPr>
         <w:pStyle w:val="Heading2"/>
@@ -14494,20 +13933,20 @@
       <w:r>
         <w:drawing>
           <wp:inline>
-            <wp:extent cx="5759999" cy="2585921"/>
+            <wp:extent cx="5759999" cy="3247304"/>
             <wp:effectExtent b="0" l="0" r="0" t="0"/>
-            <wp:docPr descr="FIPS 140-3 güvence düzeyleri" title="" id="95" name="Picture"/>
+            <wp:docPr descr="FIPS 140-3 güvence düzeyleri" title="" id="90" name="Picture"/>
             <a:graphic>
               <a:graphicData uri="http://schemas.openxmlformats.org/drawingml/2006/picture">
                 <pic:pic>
                   <pic:nvPicPr>
-                    <pic:cNvPr descr="h13-08-fips.png" id="96" name="Picture"/>
+                    <pic:cNvPr descr="h13-08-fips.png" id="91" name="Picture"/>
                     <pic:cNvPicPr>
                       <a:picLocks noChangeArrowheads="1" noChangeAspect="1"/>
                     </pic:cNvPicPr>
                   </pic:nvPicPr>
                   <pic:blipFill>
-                    <a:blip r:embed="rId94"/>
+                    <a:blip r:embed="rId89"/>
                     <a:stretch>
                       <a:fillRect/>
                     </a:stretch>
@@ -14515,7 +13954,7 @@
                   <pic:spPr bwMode="auto">
                     <a:xfrm>
                       <a:off x="0" y="0"/>
-                      <a:ext cx="5759999" cy="2585921"/>
+                      <a:ext cx="5759999" cy="3247304"/>
                     </a:xfrm>
                     <a:prstGeom prst="rect">
                       <a:avLst/>
@@ -14534,7 +13973,7 @@
         </w:drawing>
       </w:r>
     </w:p>
-    <w:bookmarkStart w:id="97" w:name="güvenlik-düzeyleri"/>
+    <w:bookmarkStart w:id="92" w:name="güvenlik-düzeyleri"/>
     <w:p>
       <w:pPr>
         <w:pStyle w:val="Heading3"/>
@@ -14782,8 +14221,8 @@
         </w:tc>
       </w:tr>
     </w:tbl>
-    <w:bookmarkEnd w:id="97"/>
-    <w:bookmarkStart w:id="98" w:name="Xee5150e90a8dd1e773a3e9c48e93d3fb4a121b8"/>
+    <w:bookmarkEnd w:id="92"/>
+    <w:bookmarkStart w:id="93" w:name="Xee5150e90a8dd1e773a3e9c48e93d3fb4a121b8"/>
     <w:p>
       <w:pPr>
         <w:pStyle w:val="Heading3"/>
@@ -14797,7 +14236,7 @@
         <w:pStyle w:val="Compact"/>
         <w:numPr>
           <w:ilvl w:val="0"/>
-          <w:numId w:val="1024"/>
+          <w:numId w:val="1011"/>
         </w:numPr>
       </w:pPr>
       <w:r>
@@ -14840,7 +14279,7 @@
         <w:pStyle w:val="Compact"/>
         <w:numPr>
           <w:ilvl w:val="0"/>
-          <w:numId w:val="1024"/>
+          <w:numId w:val="1011"/>
         </w:numPr>
       </w:pPr>
       <w:r>
@@ -14874,7 +14313,7 @@
         <w:pStyle w:val="Compact"/>
         <w:numPr>
           <w:ilvl w:val="0"/>
-          <w:numId w:val="1024"/>
+          <w:numId w:val="1011"/>
         </w:numPr>
       </w:pPr>
       <w:r>
@@ -14902,7 +14341,7 @@
         <w:pStyle w:val="Compact"/>
         <w:numPr>
           <w:ilvl w:val="0"/>
-          <w:numId w:val="1024"/>
+          <w:numId w:val="1011"/>
         </w:numPr>
       </w:pPr>
       <w:r>
@@ -14930,7 +14369,7 @@
         <w:pStyle w:val="Compact"/>
         <w:numPr>
           <w:ilvl w:val="0"/>
-          <w:numId w:val="1024"/>
+          <w:numId w:val="1011"/>
         </w:numPr>
       </w:pPr>
       <w:r>
@@ -14985,8 +14424,19 @@
         <w:t xml:space="preserve"> </w:t>
       </w:r>
       <w:r>
-        <w:t xml:space="preserve">Kütüphaneyi yanlış kullanmak (nonce tekrarı, anahtarı bellekte bırakmak, doğrulamayı kapatmak) 3. ve 10. haftalarda</w:t>
-      </w:r>
+        <w:t xml:space="preserve">Kütüphaneyi yanlış kullanmak (nonce tekrarı, anahtarı bellekte bırakmak, doğrulamayı kapatmak) 3. ve</w:t>
+      </w:r>
+      <w:r>
+        <w:t xml:space="preserve"> </w:t>
+      </w:r>
+      <w:hyperlink r:id="rId51">
+        <w:r>
+          <w:rPr>
+            <w:rStyle w:val="Hyperlink"/>
+          </w:rPr>
+          <w:t xml:space="preserve">10. haftalarda</w:t>
+        </w:r>
+      </w:hyperlink>
       <w:r>
         <w:t xml:space="preserve"> </w:t>
       </w:r>
@@ -15012,8 +14462,8 @@
         <w:t xml:space="preserve">hangi gereksinimi karşıladığını ve neyi karşılamadığını ayrıca yazın.</w:t>
       </w:r>
     </w:p>
-    <w:bookmarkEnd w:id="98"/>
-    <w:bookmarkStart w:id="99" w:name="X7101e93626dd520337cb74c488772a1fca5ccf2"/>
+    <w:bookmarkEnd w:id="93"/>
+    <w:bookmarkStart w:id="94" w:name="X7101e93626dd520337cb74c488772a1fca5ccf2"/>
     <w:p>
       <w:pPr>
         <w:pStyle w:val="Heading3"/>
@@ -15072,7 +14522,18 @@
         <w:t xml:space="preserve">getrandom()</w:t>
       </w:r>
       <w:r>
-        <w:t xml:space="preserve">’dan üretiyor (3. hafta), hata durumunda sessizce varsayılan bir anahtara düşüyor. Düzey 1</w:t>
+        <w:t xml:space="preserve">’dan üretiyor (</w:t>
+      </w:r>
+      <w:hyperlink r:id="rId41">
+        <w:r>
+          <w:rPr>
+            <w:rStyle w:val="Hyperlink"/>
+          </w:rPr>
+          <w:t xml:space="preserve">3. hafta</w:t>
+        </w:r>
+      </w:hyperlink>
+      <w:r>
+        <w:t xml:space="preserve">), hata durumunda sessizce varsayılan bir anahtara düşüyor. Düzey 1</w:t>
       </w:r>
       <w:r>
         <w:t xml:space="preserve"> </w:t>
@@ -15605,8 +15066,8 @@
         <w:t xml:space="preserve">(bellek silme) çağrılarını arar. Bunlardan biri eksikse iddia geçersiz sayılır.</w:t>
       </w:r>
     </w:p>
-    <w:bookmarkEnd w:id="99"/>
-    <w:bookmarkStart w:id="100" w:name="fips-doğrulama-sürecinin-adımları-kabaca"/>
+    <w:bookmarkEnd w:id="94"/>
+    <w:bookmarkStart w:id="95" w:name="fips-doğrulama-sürecinin-adımları-kabaca"/>
     <w:p>
       <w:pPr>
         <w:pStyle w:val="Heading3"/>
@@ -15628,7 +15089,7 @@
         <w:pStyle w:val="Compact"/>
         <w:numPr>
           <w:ilvl w:val="0"/>
-          <w:numId w:val="1025"/>
+          <w:numId w:val="1012"/>
         </w:numPr>
       </w:pPr>
       <w:r>
@@ -15650,7 +15111,7 @@
         <w:pStyle w:val="Compact"/>
         <w:numPr>
           <w:ilvl w:val="0"/>
-          <w:numId w:val="1025"/>
+          <w:numId w:val="1012"/>
         </w:numPr>
       </w:pPr>
       <w:r>
@@ -15688,7 +15149,7 @@
         <w:pStyle w:val="Compact"/>
         <w:numPr>
           <w:ilvl w:val="0"/>
-          <w:numId w:val="1025"/>
+          <w:numId w:val="1012"/>
         </w:numPr>
       </w:pPr>
       <w:r>
@@ -15707,7 +15168,7 @@
         <w:pStyle w:val="Compact"/>
         <w:numPr>
           <w:ilvl w:val="0"/>
-          <w:numId w:val="1025"/>
+          <w:numId w:val="1012"/>
         </w:numPr>
       </w:pPr>
       <w:r>
@@ -15756,7 +15217,7 @@
         <w:pStyle w:val="Compact"/>
         <w:numPr>
           <w:ilvl w:val="0"/>
-          <w:numId w:val="1025"/>
+          <w:numId w:val="1012"/>
         </w:numPr>
       </w:pPr>
       <w:r>
@@ -15827,8 +15288,8 @@
         <w:t xml:space="preserve">4. adım tamamlanmadan verilmez.</w:t>
       </w:r>
     </w:p>
-    <w:bookmarkEnd w:id="100"/>
-    <w:bookmarkStart w:id="101" w:name="bir-cmvp-sertifikasında-ne-yazar"/>
+    <w:bookmarkEnd w:id="95"/>
+    <w:bookmarkStart w:id="96" w:name="bir-cmvp-sertifikasında-ne-yazar"/>
     <w:p>
       <w:pPr>
         <w:pStyle w:val="Heading3"/>
@@ -15921,8 +15382,8 @@
         <w:t xml:space="preserve">otomatik miras almaz.</w:t>
       </w:r>
     </w:p>
-    <w:bookmarkEnd w:id="101"/>
-    <w:bookmarkStart w:id="102" w:name="fips-düzeyleri-ile-cc-eali-karıştırmayın"/>
+    <w:bookmarkEnd w:id="96"/>
+    <w:bookmarkStart w:id="97" w:name="fips-düzeyleri-ile-cc-eali-karıştırmayın"/>
     <w:p>
       <w:pPr>
         <w:pStyle w:val="Heading3"/>
@@ -16302,8 +15763,8 @@
         <w:t xml:space="preserve">kullanımla birebir eştiğini doğrulayın; eşleşmiyorsa iddiayı yazmayın.</w:t>
       </w:r>
     </w:p>
-    <w:bookmarkEnd w:id="102"/>
-    <w:bookmarkStart w:id="103" w:name="Xcd30c5f45a3d2995c7e0a537c700b38db64f0ec"/>
+    <w:bookmarkEnd w:id="97"/>
+    <w:bookmarkStart w:id="98" w:name="Xcd30c5f45a3d2995c7e0a537c700b38db64f0ec"/>
     <w:p>
       <w:pPr>
         <w:pStyle w:val="Heading3"/>
@@ -16325,7 +15786,7 @@
         <w:pStyle w:val="Compact"/>
         <w:numPr>
           <w:ilvl w:val="0"/>
-          <w:numId w:val="1026"/>
+          <w:numId w:val="1013"/>
         </w:numPr>
       </w:pPr>
       <w:r>
@@ -16353,7 +15814,7 @@
         <w:pStyle w:val="Compact"/>
         <w:numPr>
           <w:ilvl w:val="0"/>
-          <w:numId w:val="1026"/>
+          <w:numId w:val="1013"/>
         </w:numPr>
       </w:pPr>
       <w:r>
@@ -16399,7 +15860,7 @@
         <w:pStyle w:val="Compact"/>
         <w:numPr>
           <w:ilvl w:val="0"/>
-          <w:numId w:val="1026"/>
+          <w:numId w:val="1013"/>
         </w:numPr>
       </w:pPr>
       <w:r>
@@ -16475,8 +15936,8 @@
         <w:t xml:space="preserve">cümleye indirin (bu bölümün başındaki uyarı kutusunda görüldüğü gibi).</w:t>
       </w:r>
     </w:p>
-    <w:bookmarkEnd w:id="103"/>
-    <w:bookmarkStart w:id="104" w:name="bu-haftanın-demosuyla-bağlantı"/>
+    <w:bookmarkEnd w:id="98"/>
+    <w:bookmarkStart w:id="99" w:name="bu-haftanın-demosuyla-bağlantı"/>
     <w:p>
       <w:pPr>
         <w:pStyle w:val="Heading3"/>
@@ -16563,9 +16024,9 @@
         </w:pict>
       </w:r>
     </w:p>
-    <w:bookmarkEnd w:id="104"/>
-    <w:bookmarkEnd w:id="105"/>
-    <w:bookmarkStart w:id="119" w:name="Xcb15e25d2bed8ddb6af109423a7a1b4fa3f9b47"/>
+    <w:bookmarkEnd w:id="99"/>
+    <w:bookmarkEnd w:id="100"/>
+    <w:bookmarkStart w:id="118" w:name="Xcb15e25d2bed8ddb6af109423a7a1b4fa3f9b47"/>
     <w:p>
       <w:pPr>
         <w:pStyle w:val="Heading2"/>
@@ -16574,7 +16035,7 @@
         <w:t xml:space="preserve">6. ETSI, GSMA, EMVCo, PCI ve OWASP: sektöre özgü gereksinim setleri</w:t>
       </w:r>
     </w:p>
-    <w:bookmarkStart w:id="109" w:name="X54854af821a3e0a638322539d1168cf23fca648"/>
+    <w:bookmarkStart w:id="107" w:name="X54854af821a3e0a638322539d1168cf23fca648"/>
     <w:p>
       <w:pPr>
         <w:pStyle w:val="Heading3"/>
@@ -16590,20 +16051,20 @@
       <w:r>
         <w:drawing>
           <wp:inline>
-            <wp:extent cx="5759999" cy="2484061"/>
+            <wp:extent cx="5759999" cy="3243130"/>
             <wp:effectExtent b="0" l="0" r="0" t="0"/>
-            <wp:docPr descr="Sektöre özgü gereksinim setleri" title="" id="107" name="Picture"/>
+            <wp:docPr descr="Sektöre özgü gereksinim setleri" title="" id="102" name="Picture"/>
             <a:graphic>
               <a:graphicData uri="http://schemas.openxmlformats.org/drawingml/2006/picture">
                 <pic:pic>
                   <pic:nvPicPr>
-                    <pic:cNvPr descr="h13-09-sektor.png" id="108" name="Picture"/>
+                    <pic:cNvPr descr="h13-09-sektor.png" id="103" name="Picture"/>
                     <pic:cNvPicPr>
                       <a:picLocks noChangeArrowheads="1" noChangeAspect="1"/>
                     </pic:cNvPicPr>
                   </pic:nvPicPr>
                   <pic:blipFill>
-                    <a:blip r:embed="rId106"/>
+                    <a:blip r:embed="rId101"/>
                     <a:stretch>
                       <a:fillRect/>
                     </a:stretch>
@@ -16611,7 +16072,7 @@
                   <pic:spPr bwMode="auto">
                     <a:xfrm>
                       <a:off x="0" y="0"/>
-                      <a:ext cx="5759999" cy="2484061"/>
+                      <a:ext cx="5759999" cy="3243130"/>
                     </a:xfrm>
                     <a:prstGeom prst="rect">
                       <a:avLst/>
@@ -16729,8 +16190,19 @@
             <w:pPr>
               <w:pStyle w:val="Compact"/>
             </w:pPr>
-            <w:r>
-              <w:t xml:space="preserve">1. hafta kimlik doğrulama</w:t>
+            <w:hyperlink r:id="rId20">
+              <w:r>
+                <w:rPr>
+                  <w:rStyle w:val="Hyperlink"/>
+                </w:rPr>
+                <w:t xml:space="preserve">1. hafta</w:t>
+              </w:r>
+            </w:hyperlink>
+            <w:r>
+              <w:t xml:space="preserve"> </w:t>
+            </w:r>
+            <w:r>
+              <w:t xml:space="preserve">kimlik doğrulama</w:t>
             </w:r>
           </w:p>
         </w:tc>
@@ -16764,9 +16236,14 @@
             <w:pPr>
               <w:pStyle w:val="Compact"/>
             </w:pPr>
-            <w:r>
-              <w:t xml:space="preserve">12. hafta</w:t>
-            </w:r>
+            <w:hyperlink r:id="rId21">
+              <w:r>
+                <w:rPr>
+                  <w:rStyle w:val="Hyperlink"/>
+                </w:rPr>
+                <w:t xml:space="preserve">12. hafta</w:t>
+              </w:r>
+            </w:hyperlink>
           </w:p>
         </w:tc>
       </w:tr>
@@ -16800,8 +16277,19 @@
               <w:pStyle w:val="Compact"/>
             </w:pPr>
             <w:r>
-              <w:t xml:space="preserve">1. hafta güncelleme imzası, 10. hafta</w:t>
-            </w:r>
+              <w:t xml:space="preserve">1. hafta güncelleme imzası,</w:t>
+            </w:r>
+            <w:r>
+              <w:t xml:space="preserve"> </w:t>
+            </w:r>
+            <w:hyperlink r:id="rId51">
+              <w:r>
+                <w:rPr>
+                  <w:rStyle w:val="Hyperlink"/>
+                </w:rPr>
+                <w:t xml:space="preserve">10. hafta</w:t>
+              </w:r>
+            </w:hyperlink>
           </w:p>
         </w:tc>
       </w:tr>
@@ -16835,8 +16323,19 @@
               <w:pStyle w:val="Compact"/>
             </w:pPr>
             <w:r>
-              <w:t xml:space="preserve">3, 10, 11. haftalar</w:t>
-            </w:r>
+              <w:t xml:space="preserve">3, 10,</w:t>
+            </w:r>
+            <w:r>
+              <w:t xml:space="preserve"> </w:t>
+            </w:r>
+            <w:hyperlink r:id="rId104">
+              <w:r>
+                <w:rPr>
+                  <w:rStyle w:val="Hyperlink"/>
+                </w:rPr>
+                <w:t xml:space="preserve">11. haftalar</w:t>
+              </w:r>
+            </w:hyperlink>
           </w:p>
         </w:tc>
       </w:tr>
@@ -16905,7 +16404,24 @@
               <w:pStyle w:val="Compact"/>
             </w:pPr>
             <w:r>
-              <w:t xml:space="preserve">1. hafta, 5. hafta küçültme</w:t>
+              <w:t xml:space="preserve">1. hafta,</w:t>
+            </w:r>
+            <w:r>
+              <w:t xml:space="preserve"> </w:t>
+            </w:r>
+            <w:hyperlink r:id="rId105">
+              <w:r>
+                <w:rPr>
+                  <w:rStyle w:val="Hyperlink"/>
+                </w:rPr>
+                <w:t xml:space="preserve">5. hafta</w:t>
+              </w:r>
+            </w:hyperlink>
+            <w:r>
+              <w:t xml:space="preserve"> </w:t>
+            </w:r>
+            <w:r>
+              <w:t xml:space="preserve">küçültme</w:t>
             </w:r>
           </w:p>
         </w:tc>
@@ -16939,9 +16455,14 @@
             <w:pPr>
               <w:pStyle w:val="Compact"/>
             </w:pPr>
-            <w:r>
-              <w:t xml:space="preserve">6. hafta</w:t>
-            </w:r>
+            <w:hyperlink r:id="rId70">
+              <w:r>
+                <w:rPr>
+                  <w:rStyle w:val="Hyperlink"/>
+                </w:rPr>
+                <w:t xml:space="preserve">6. hafta</w:t>
+              </w:r>
+            </w:hyperlink>
           </w:p>
         </w:tc>
       </w:tr>
@@ -16974,8 +16495,19 @@
             <w:pPr>
               <w:pStyle w:val="Compact"/>
             </w:pPr>
-            <w:r>
-              <w:t xml:space="preserve">3. hafta maskeleme</w:t>
+            <w:hyperlink r:id="rId41">
+              <w:r>
+                <w:rPr>
+                  <w:rStyle w:val="Hyperlink"/>
+                </w:rPr>
+                <w:t xml:space="preserve">3. hafta</w:t>
+              </w:r>
+            </w:hyperlink>
+            <w:r>
+              <w:t xml:space="preserve"> </w:t>
+            </w:r>
+            <w:r>
+              <w:t xml:space="preserve">maskeleme</w:t>
             </w:r>
           </w:p>
         </w:tc>
@@ -17044,8 +16576,19 @@
             <w:pPr>
               <w:pStyle w:val="Compact"/>
             </w:pPr>
-            <w:r>
-              <w:t xml:space="preserve">2. hafta denetim kaydı</w:t>
+            <w:hyperlink r:id="rId106">
+              <w:r>
+                <w:rPr>
+                  <w:rStyle w:val="Hyperlink"/>
+                </w:rPr>
+                <w:t xml:space="preserve">2. hafta</w:t>
+              </w:r>
+            </w:hyperlink>
+            <w:r>
+              <w:t xml:space="preserve"> </w:t>
+            </w:r>
+            <w:r>
+              <w:t xml:space="preserve">denetim kaydı</w:t>
             </w:r>
           </w:p>
         </w:tc>
@@ -17156,8 +16699,8 @@
         </w:tc>
       </w:tr>
     </w:tbl>
-    <w:bookmarkEnd w:id="109"/>
-    <w:bookmarkStart w:id="110" w:name="gsma"/>
+    <w:bookmarkEnd w:id="107"/>
+    <w:bookmarkStart w:id="108" w:name="gsma"/>
     <w:p>
       <w:pPr>
         <w:pStyle w:val="Heading3"/>
@@ -17234,8 +16777,8 @@
         <w:t xml:space="preserve">personel, süreçler, anahtar yönetimi.</w:t>
       </w:r>
     </w:p>
-    <w:bookmarkEnd w:id="110"/>
-    <w:bookmarkStart w:id="111" w:name="emvco-ve-pci-ödeme"/>
+    <w:bookmarkEnd w:id="108"/>
+    <w:bookmarkStart w:id="109" w:name="emvco-ve-pci-ödeme"/>
     <w:p>
       <w:pPr>
         <w:pStyle w:val="Heading3"/>
@@ -17465,8 +17008,8 @@
         <w:t xml:space="preserve">Dersin gereksinim aileleri (8. bölüm) bu yapıdan uyarlanmıştır.</w:t>
       </w:r>
     </w:p>
-    <w:bookmarkEnd w:id="111"/>
-    <w:bookmarkStart w:id="112" w:name="X79776b600421a478c59e457ea05bb2d63d03f11"/>
+    <w:bookmarkEnd w:id="109"/>
+    <w:bookmarkStart w:id="110" w:name="X79776b600421a478c59e457ea05bb2d63d03f11"/>
     <w:p>
       <w:pPr>
         <w:pStyle w:val="Heading3"/>
@@ -17523,8 +17066,8 @@
         <w:t xml:space="preserve">haftaların konularını kapsar.</w:t>
       </w:r>
     </w:p>
-    <w:bookmarkEnd w:id="112"/>
-    <w:bookmarkStart w:id="113" w:name="X0995e69c40ecb24f44219631c30441f60033361"/>
+    <w:bookmarkEnd w:id="110"/>
+    <w:bookmarkStart w:id="111" w:name="X0995e69c40ecb24f44219631c30441f60033361"/>
     <w:p>
       <w:pPr>
         <w:pStyle w:val="Heading3"/>
@@ -18150,8 +17693,8 @@
         <w:t xml:space="preserve">MASVS ayrıca anahtarın işletim sisteminin güvenli depolama API’siyle korunmasını da ister) ayrı doğrulanmalıdır.</w:t>
       </w:r>
     </w:p>
-    <w:bookmarkEnd w:id="113"/>
-    <w:bookmarkStart w:id="114" w:name="X581209bb8ed8b15562bc06008716dc67f9aecd6"/>
+    <w:bookmarkEnd w:id="111"/>
+    <w:bookmarkStart w:id="112" w:name="X581209bb8ed8b15562bc06008716dc67f9aecd6"/>
     <w:p>
       <w:pPr>
         <w:pStyle w:val="Heading3"/>
@@ -18227,7 +17770,7 @@
         <w:pStyle w:val="Compact"/>
         <w:numPr>
           <w:ilvl w:val="0"/>
-          <w:numId w:val="1027"/>
+          <w:numId w:val="1014"/>
         </w:numPr>
       </w:pPr>
       <w:r>
@@ -18239,7 +17782,7 @@
         <w:pStyle w:val="Compact"/>
         <w:numPr>
           <w:ilvl w:val="0"/>
-          <w:numId w:val="1027"/>
+          <w:numId w:val="1014"/>
         </w:numPr>
       </w:pPr>
       <w:r>
@@ -18251,7 +17794,7 @@
         <w:pStyle w:val="Compact"/>
         <w:numPr>
           <w:ilvl w:val="0"/>
-          <w:numId w:val="1027"/>
+          <w:numId w:val="1014"/>
         </w:numPr>
       </w:pPr>
       <w:r>
@@ -18263,7 +17806,7 @@
         <w:pStyle w:val="Compact"/>
         <w:numPr>
           <w:ilvl w:val="0"/>
-          <w:numId w:val="1027"/>
+          <w:numId w:val="1014"/>
         </w:numPr>
       </w:pPr>
       <w:r>
@@ -18275,7 +17818,7 @@
         <w:pStyle w:val="Compact"/>
         <w:numPr>
           <w:ilvl w:val="0"/>
-          <w:numId w:val="1027"/>
+          <w:numId w:val="1014"/>
         </w:numPr>
       </w:pPr>
       <w:r>
@@ -18507,8 +18050,8 @@
         <w:t xml:space="preserve">yapmayın.</w:t>
       </w:r>
     </w:p>
-    <w:bookmarkEnd w:id="114"/>
-    <w:bookmarkStart w:id="115" w:name="X8bd569e9840a7a28a19548c38cbec03ddfe7ee2"/>
+    <w:bookmarkEnd w:id="112"/>
+    <w:bookmarkStart w:id="114" w:name="X8bd569e9840a7a28a19548c38cbec03ddfe7ee2"/>
     <w:p>
       <w:pPr>
         <w:pStyle w:val="Heading3"/>
@@ -18548,7 +18091,7 @@
         <w:pStyle w:val="Compact"/>
         <w:numPr>
           <w:ilvl w:val="0"/>
-          <w:numId w:val="1028"/>
+          <w:numId w:val="1015"/>
         </w:numPr>
       </w:pPr>
       <w:r>
@@ -18576,7 +18119,7 @@
         <w:pStyle w:val="Compact"/>
         <w:numPr>
           <w:ilvl w:val="0"/>
-          <w:numId w:val="1028"/>
+          <w:numId w:val="1015"/>
         </w:numPr>
       </w:pPr>
       <w:r>
@@ -18631,7 +18174,7 @@
         <w:pStyle w:val="Compact"/>
         <w:numPr>
           <w:ilvl w:val="0"/>
-          <w:numId w:val="1028"/>
+          <w:numId w:val="1015"/>
         </w:numPr>
       </w:pPr>
       <w:r>
@@ -18653,7 +18196,7 @@
         <w:pStyle w:val="Compact"/>
         <w:numPr>
           <w:ilvl w:val="0"/>
-          <w:numId w:val="1028"/>
+          <w:numId w:val="1015"/>
         </w:numPr>
       </w:pPr>
       <w:r>
@@ -18673,7 +18216,18 @@
         <w:t xml:space="preserve"> </w:t>
       </w:r>
       <w:r>
-        <w:t xml:space="preserve">reddedildiği gösterilir (Hafta 4’teki bulanıklaştırma demosuna bağlanır).</w:t>
+        <w:t xml:space="preserve">reddedildiği gösterilir (</w:t>
+      </w:r>
+      <w:hyperlink r:id="rId113">
+        <w:r>
+          <w:rPr>
+            <w:rStyle w:val="Hyperlink"/>
+          </w:rPr>
+          <w:t xml:space="preserve">Hafta 4</w:t>
+        </w:r>
+      </w:hyperlink>
+      <w:r>
+        <w:t xml:space="preserve">’teki bulanıklaştırma demosuna bağlanır).</w:t>
       </w:r>
     </w:p>
     <w:p>
@@ -18681,7 +18235,7 @@
         <w:pStyle w:val="Compact"/>
         <w:numPr>
           <w:ilvl w:val="0"/>
-          <w:numId w:val="1028"/>
+          <w:numId w:val="1015"/>
         </w:numPr>
       </w:pPr>
       <w:r>
@@ -18722,8 +18276,8 @@
         <w:t xml:space="preserve">dönüştüğünü gösterir — tıpkı 2. bölümdeki izlenebilirlik zincirinde olduğu gibi.</w:t>
       </w:r>
     </w:p>
-    <w:bookmarkEnd w:id="115"/>
-    <w:bookmarkStart w:id="116" w:name="X93ed6aee77d5a03dff07a4622063a2135fab5ff"/>
+    <w:bookmarkEnd w:id="114"/>
+    <w:bookmarkStart w:id="115" w:name="X93ed6aee77d5a03dff07a4622063a2135fab5ff"/>
     <w:p>
       <w:pPr>
         <w:pStyle w:val="Heading3"/>
@@ -18737,7 +18291,7 @@
         <w:pStyle w:val="Compact"/>
         <w:numPr>
           <w:ilvl w:val="0"/>
-          <w:numId w:val="1029"/>
+          <w:numId w:val="1016"/>
         </w:numPr>
       </w:pPr>
       <w:r>
@@ -18797,7 +18351,7 @@
         <w:pStyle w:val="Compact"/>
         <w:numPr>
           <w:ilvl w:val="0"/>
-          <w:numId w:val="1029"/>
+          <w:numId w:val="1016"/>
         </w:numPr>
       </w:pPr>
       <w:r>
@@ -18841,8 +18395,8 @@
         <w:t xml:space="preserve">kadar derin olmalıdır.</w:t>
       </w:r>
     </w:p>
-    <w:bookmarkEnd w:id="116"/>
-    <w:bookmarkStart w:id="117" w:name="X7d2fec8bdbba822123e7e8481cb19736c38615b"/>
+    <w:bookmarkEnd w:id="115"/>
+    <w:bookmarkStart w:id="116" w:name="X7d2fec8bdbba822123e7e8481cb19736c38615b"/>
     <w:p>
       <w:pPr>
         <w:pStyle w:val="Heading3"/>
@@ -19262,8 +18816,8 @@
         <w:t xml:space="preserve">6. bölümü kapatan bir özet görevi görür.</w:t>
       </w:r>
     </w:p>
-    <w:bookmarkEnd w:id="117"/>
-    <w:bookmarkStart w:id="118" w:name="X92183187c81b036e2345456464bb3e211f9577e"/>
+    <w:bookmarkEnd w:id="116"/>
+    <w:bookmarkStart w:id="117" w:name="X92183187c81b036e2345456464bb3e211f9577e"/>
     <w:p>
       <w:pPr>
         <w:pStyle w:val="Heading3"/>
@@ -19361,9 +18915,9 @@
         </w:pict>
       </w:r>
     </w:p>
+    <w:bookmarkEnd w:id="117"/>
     <w:bookmarkEnd w:id="118"/>
-    <w:bookmarkEnd w:id="119"/>
-    <w:bookmarkStart w:id="130" w:name="Xdcf850b71a0eb09502267ffc39f2df217571fbd"/>
+    <w:bookmarkStart w:id="129" w:name="Xdcf850b71a0eb09502267ffc39f2df217571fbd"/>
     <w:p>
       <w:pPr>
         <w:pStyle w:val="Heading2"/>
@@ -19400,20 +18954,20 @@
       <w:r>
         <w:drawing>
           <wp:inline>
-            <wp:extent cx="5759999" cy="2281967"/>
+            <wp:extent cx="5759999" cy="3539664"/>
             <wp:effectExtent b="0" l="0" r="0" t="0"/>
-            <wp:docPr descr="Uyum matrisinin yapısı" title="" id="121" name="Picture"/>
+            <wp:docPr descr="Uyum matrisinin yapısı" title="" id="120" name="Picture"/>
             <a:graphic>
               <a:graphicData uri="http://schemas.openxmlformats.org/drawingml/2006/picture">
                 <pic:pic>
                   <pic:nvPicPr>
-                    <pic:cNvPr descr="h13-10-uyum-matrisi.png" id="122" name="Picture"/>
+                    <pic:cNvPr descr="h13-10-uyum-matrisi.png" id="121" name="Picture"/>
                     <pic:cNvPicPr>
                       <a:picLocks noChangeArrowheads="1" noChangeAspect="1"/>
                     </pic:cNvPicPr>
                   </pic:nvPicPr>
                   <pic:blipFill>
-                    <a:blip r:embed="rId120"/>
+                    <a:blip r:embed="rId119"/>
                     <a:stretch>
                       <a:fillRect/>
                     </a:stretch>
@@ -19421,7 +18975,7 @@
                   <pic:spPr bwMode="auto">
                     <a:xfrm>
                       <a:off x="0" y="0"/>
-                      <a:ext cx="5759999" cy="2281967"/>
+                      <a:ext cx="5759999" cy="3539664"/>
                     </a:xfrm>
                     <a:prstGeom prst="rect">
                       <a:avLst/>
@@ -19445,7 +18999,7 @@
         <w:pStyle w:val="Compact"/>
         <w:numPr>
           <w:ilvl w:val="0"/>
-          <w:numId w:val="1030"/>
+          <w:numId w:val="1017"/>
         </w:numPr>
       </w:pPr>
       <w:r>
@@ -19494,7 +19048,7 @@
         <w:pStyle w:val="Compact"/>
         <w:numPr>
           <w:ilvl w:val="0"/>
-          <w:numId w:val="1030"/>
+          <w:numId w:val="1017"/>
         </w:numPr>
       </w:pPr>
       <w:r>
@@ -19540,7 +19094,7 @@
         <w:pStyle w:val="Compact"/>
         <w:numPr>
           <w:ilvl w:val="0"/>
-          <w:numId w:val="1030"/>
+          <w:numId w:val="1017"/>
         </w:numPr>
       </w:pPr>
       <w:r>
@@ -19608,7 +19162,7 @@
         <w:pStyle w:val="Compact"/>
         <w:numPr>
           <w:ilvl w:val="0"/>
-          <w:numId w:val="1030"/>
+          <w:numId w:val="1017"/>
         </w:numPr>
       </w:pPr>
       <w:r>
@@ -19636,7 +19190,7 @@
         <w:pStyle w:val="Compact"/>
         <w:numPr>
           <w:ilvl w:val="0"/>
-          <w:numId w:val="1030"/>
+          <w:numId w:val="1017"/>
         </w:numPr>
       </w:pPr>
       <w:r>
@@ -19658,7 +19212,7 @@
         <w:pStyle w:val="Compact"/>
         <w:numPr>
           <w:ilvl w:val="0"/>
-          <w:numId w:val="1030"/>
+          <w:numId w:val="1017"/>
         </w:numPr>
       </w:pPr>
       <w:r>
@@ -19688,20 +19242,20 @@
       <w:r>
         <w:drawing>
           <wp:inline>
-            <wp:extent cx="5759999" cy="2561342"/>
+            <wp:extent cx="5759999" cy="4013084"/>
             <wp:effectExtent b="0" l="0" r="0" t="0"/>
-            <wp:docPr descr="Gereksinimi projeye aktarma karar akışı" title="" id="124" name="Picture"/>
+            <wp:docPr descr="Gereksinimi projeye aktarma karar akışı" title="" id="123" name="Picture"/>
             <a:graphic>
               <a:graphicData uri="http://schemas.openxmlformats.org/drawingml/2006/picture">
                 <pic:pic>
                   <pic:nvPicPr>
-                    <pic:cNvPr descr="h13-02-gereksinim-karari.png" id="125" name="Picture"/>
+                    <pic:cNvPr descr="h13-02-gereksinim-karari.png" id="124" name="Picture"/>
                     <pic:cNvPicPr>
                       <a:picLocks noChangeArrowheads="1" noChangeAspect="1"/>
                     </pic:cNvPicPr>
                   </pic:nvPicPr>
                   <pic:blipFill>
-                    <a:blip r:embed="rId123"/>
+                    <a:blip r:embed="rId122"/>
                     <a:stretch>
                       <a:fillRect/>
                     </a:stretch>
@@ -19709,7 +19263,7 @@
                   <pic:spPr bwMode="auto">
                     <a:xfrm>
                       <a:off x="0" y="0"/>
-                      <a:ext cx="5759999" cy="2561342"/>
+                      <a:ext cx="5759999" cy="4013084"/>
                     </a:xfrm>
                     <a:prstGeom prst="rect">
                       <a:avLst/>
@@ -19790,7 +19344,7 @@
         <w:t xml:space="preserve">Değerlendirici, gereksinimden varlık tablosuna, oradan güvenlik kabuğu matrisine ve önlem kartlarına gider.</w:t>
       </w:r>
     </w:p>
-    <w:bookmarkStart w:id="126" w:name="Xb2fc0d8248058f4fe917419a616f505cf5036c4"/>
+    <w:bookmarkStart w:id="125" w:name="Xb2fc0d8248058f4fe917419a616f505cf5036c4"/>
     <w:p>
       <w:pPr>
         <w:pStyle w:val="Heading3"/>
@@ -20025,7 +19579,24 @@
         <w:t xml:space="preserve"> </w:t>
       </w:r>
       <w:r>
-        <w:t xml:space="preserve">Hangi tehdit bu gereksinimi gerektiriyor? 1. haftanın tehdit modelinde</w:t>
+        <w:t xml:space="preserve">Hangi tehdit bu gereksinimi gerektiriyor?</w:t>
+      </w:r>
+      <w:r>
+        <w:t xml:space="preserve"> </w:t>
+      </w:r>
+      <w:hyperlink r:id="rId20">
+        <w:r>
+          <w:rPr>
+            <w:rStyle w:val="Hyperlink"/>
+          </w:rPr>
+          <w:t xml:space="preserve">1. haftanın</w:t>
+        </w:r>
+      </w:hyperlink>
+      <w:r>
+        <w:t xml:space="preserve"> </w:t>
+      </w:r>
+      <w:r>
+        <w:t xml:space="preserve">tehdit modelinde</w:t>
       </w:r>
       <w:r>
         <w:t xml:space="preserve"> </w:t>
@@ -20107,7 +19678,24 @@
         <w:t xml:space="preserve"> </w:t>
       </w:r>
       <w:r>
-        <w:t xml:space="preserve">üzerine yazma, derleyicinin bu çağrıyı optimize ederek silmediğinden emin olunur — 9. hafta koruma kurallarına</w:t>
+        <w:t xml:space="preserve">üzerine yazma, derleyicinin bu çağrıyı optimize ederek silmediğinden emin olunur —</w:t>
+      </w:r>
+      <w:r>
+        <w:t xml:space="preserve"> </w:t>
+      </w:r>
+      <w:hyperlink r:id="rId40">
+        <w:r>
+          <w:rPr>
+            <w:rStyle w:val="Hyperlink"/>
+          </w:rPr>
+          <w:t xml:space="preserve">9. hafta</w:t>
+        </w:r>
+      </w:hyperlink>
+      <w:r>
+        <w:t xml:space="preserve"> </w:t>
+      </w:r>
+      <w:r>
+        <w:t xml:space="preserve">koruma kurallarına</w:t>
       </w:r>
       <w:r>
         <w:t xml:space="preserve"> </w:t>
@@ -20392,8 +19980,8 @@
         <w:t xml:space="preserve">anlamına gelebilir.</w:t>
       </w:r>
     </w:p>
-    <w:bookmarkEnd w:id="126"/>
-    <w:bookmarkStart w:id="127" w:name="X3f83c532f7a7c27fef0922f41fd09bb9640987b"/>
+    <w:bookmarkEnd w:id="125"/>
+    <w:bookmarkStart w:id="126" w:name="X3f83c532f7a7c27fef0922f41fd09bb9640987b"/>
     <w:p>
       <w:pPr>
         <w:pStyle w:val="Heading3"/>
@@ -20436,7 +20024,7 @@
         <w:pStyle w:val="Compact"/>
         <w:numPr>
           <w:ilvl w:val="0"/>
-          <w:numId w:val="1031"/>
+          <w:numId w:val="1018"/>
         </w:numPr>
       </w:pPr>
       <w:r>
@@ -20458,7 +20046,7 @@
         <w:pStyle w:val="Compact"/>
         <w:numPr>
           <w:ilvl w:val="0"/>
-          <w:numId w:val="1031"/>
+          <w:numId w:val="1018"/>
         </w:numPr>
       </w:pPr>
       <w:r>
@@ -20480,7 +20068,7 @@
         <w:pStyle w:val="Compact"/>
         <w:numPr>
           <w:ilvl w:val="0"/>
-          <w:numId w:val="1031"/>
+          <w:numId w:val="1018"/>
         </w:numPr>
       </w:pPr>
       <w:r>
@@ -20542,7 +20130,7 @@
         <w:pStyle w:val="Compact"/>
         <w:numPr>
           <w:ilvl w:val="0"/>
-          <w:numId w:val="1031"/>
+          <w:numId w:val="1018"/>
         </w:numPr>
       </w:pPr>
       <w:r>
@@ -20568,7 +20156,21 @@
         <w:t xml:space="preserve"> </w:t>
       </w:r>
       <w:r>
-        <w:t xml:space="preserve">(6. hafta tedarik zinciri güvenliği).</w:t>
+        <w:t xml:space="preserve">(</w:t>
+      </w:r>
+      <w:hyperlink r:id="rId70">
+        <w:r>
+          <w:rPr>
+            <w:rStyle w:val="Hyperlink"/>
+          </w:rPr>
+          <w:t xml:space="preserve">6. hafta</w:t>
+        </w:r>
+      </w:hyperlink>
+      <w:r>
+        <w:t xml:space="preserve"> </w:t>
+      </w:r>
+      <w:r>
+        <w:t xml:space="preserve">tedarik zinciri güvenliği).</w:t>
       </w:r>
     </w:p>
     <w:p>
@@ -20576,7 +20178,7 @@
         <w:pStyle w:val="Compact"/>
         <w:numPr>
           <w:ilvl w:val="0"/>
-          <w:numId w:val="1031"/>
+          <w:numId w:val="1018"/>
         </w:numPr>
       </w:pPr>
       <w:r>
@@ -20604,7 +20206,7 @@
         <w:pStyle w:val="Compact"/>
         <w:numPr>
           <w:ilvl w:val="0"/>
-          <w:numId w:val="1031"/>
+          <w:numId w:val="1018"/>
         </w:numPr>
       </w:pPr>
       <w:r>
@@ -20678,8 +20280,8 @@
         <w:t xml:space="preserve">süreç) için aynı şekilde çalıştığını gösterir.</w:t>
       </w:r>
     </w:p>
-    <w:bookmarkEnd w:id="127"/>
-    <w:bookmarkStart w:id="128" w:name="sürüm-planına-işlemek-küçük-bir-örnek"/>
+    <w:bookmarkEnd w:id="126"/>
+    <w:bookmarkStart w:id="127" w:name="sürüm-planına-işlemek-küçük-bir-örnek"/>
     <w:p>
       <w:pPr>
         <w:pStyle w:val="Heading3"/>
@@ -20999,8 +20601,8 @@
         <w:t xml:space="preserve">hatırlamaya çalışmak, çoğu zaman yanlış ya da eksik eşlemeye yol açar.</w:t>
       </w:r>
     </w:p>
-    <w:bookmarkEnd w:id="128"/>
-    <w:bookmarkStart w:id="129" w:name="X2b030e8a977c5701028c014a3b6a3edd6fd65f4"/>
+    <w:bookmarkEnd w:id="127"/>
+    <w:bookmarkStart w:id="128" w:name="X2b030e8a977c5701028c014a3b6a3edd6fd65f4"/>
     <w:p>
       <w:pPr>
         <w:pStyle w:val="Heading3"/>
@@ -21084,9 +20686,9 @@
         </w:pict>
       </w:r>
     </w:p>
+    <w:bookmarkEnd w:id="128"/>
     <w:bookmarkEnd w:id="129"/>
-    <w:bookmarkEnd w:id="130"/>
-    <w:bookmarkStart w:id="139" w:name="dersin-gereksinim-aileleri"/>
+    <w:bookmarkStart w:id="138" w:name="dersin-gereksinim-aileleri"/>
     <w:p>
       <w:pPr>
         <w:pStyle w:val="Heading2"/>
@@ -21131,20 +20733,20 @@
       <w:r>
         <w:drawing>
           <wp:inline>
-            <wp:extent cx="5759999" cy="2748610"/>
+            <wp:extent cx="5759999" cy="3973565"/>
             <wp:effectExtent b="0" l="0" r="0" t="0"/>
-            <wp:docPr descr="Dersin dokuz gereksinim ailesi" title="" id="132" name="Picture"/>
+            <wp:docPr descr="Dersin dokuz gereksinim ailesi" title="" id="131" name="Picture"/>
             <a:graphic>
               <a:graphicData uri="http://schemas.openxmlformats.org/drawingml/2006/picture">
                 <pic:pic>
                   <pic:nvPicPr>
-                    <pic:cNvPr descr="h13-11-gereksinim-aileleri.png" id="133" name="Picture"/>
+                    <pic:cNvPr descr="h13-11-gereksinim-aileleri.png" id="132" name="Picture"/>
                     <pic:cNvPicPr>
                       <a:picLocks noChangeArrowheads="1" noChangeAspect="1"/>
                     </pic:cNvPicPr>
                   </pic:nvPicPr>
                   <pic:blipFill>
-                    <a:blip r:embed="rId131"/>
+                    <a:blip r:embed="rId130"/>
                     <a:stretch>
                       <a:fillRect/>
                     </a:stretch>
@@ -21152,7 +20754,7 @@
                   <pic:spPr bwMode="auto">
                     <a:xfrm>
                       <a:off x="0" y="0"/>
-                      <a:ext cx="5759999" cy="2748610"/>
+                      <a:ext cx="5759999" cy="3973565"/>
                     </a:xfrm>
                     <a:prstGeom prst="rect">
                       <a:avLst/>
@@ -21590,7 +21192,7 @@
         <w:pStyle w:val="Compact"/>
         <w:numPr>
           <w:ilvl w:val="0"/>
-          <w:numId w:val="1032"/>
+          <w:numId w:val="1019"/>
         </w:numPr>
       </w:pPr>
       <w:r>
@@ -21618,7 +21220,7 @@
         <w:pStyle w:val="Compact"/>
         <w:numPr>
           <w:ilvl w:val="0"/>
-          <w:numId w:val="1032"/>
+          <w:numId w:val="1019"/>
         </w:numPr>
       </w:pPr>
       <w:r>
@@ -21630,7 +21232,7 @@
         <w:pStyle w:val="Compact"/>
         <w:numPr>
           <w:ilvl w:val="0"/>
-          <w:numId w:val="1032"/>
+          <w:numId w:val="1019"/>
         </w:numPr>
       </w:pPr>
       <w:r>
@@ -21670,7 +21272,7 @@
         <w:pStyle w:val="Compact"/>
         <w:numPr>
           <w:ilvl w:val="0"/>
-          <w:numId w:val="1032"/>
+          <w:numId w:val="1019"/>
         </w:numPr>
       </w:pPr>
       <w:r>
@@ -21689,7 +21291,7 @@
         <w:t xml:space="preserve">sorgulasın.</w:t>
       </w:r>
     </w:p>
-    <w:bookmarkStart w:id="134" w:name="X74f7a18c9d86e3fadb832f67a49a8679b7d3327"/>
+    <w:bookmarkStart w:id="133" w:name="X74f7a18c9d86e3fadb832f67a49a8679b7d3327"/>
     <w:p>
       <w:pPr>
         <w:pStyle w:val="Heading3"/>
@@ -22022,7 +21624,7 @@
         <w:pStyle w:val="Compact"/>
         <w:numPr>
           <w:ilvl w:val="0"/>
-          <w:numId w:val="1033"/>
+          <w:numId w:val="1020"/>
         </w:numPr>
       </w:pPr>
       <w:r>
@@ -22046,7 +21648,7 @@
         <w:pStyle w:val="Compact"/>
         <w:numPr>
           <w:ilvl w:val="0"/>
-          <w:numId w:val="1033"/>
+          <w:numId w:val="1020"/>
         </w:numPr>
       </w:pPr>
       <w:r>
@@ -22074,7 +21676,7 @@
         <w:pStyle w:val="Compact"/>
         <w:numPr>
           <w:ilvl w:val="0"/>
-          <w:numId w:val="1033"/>
+          <w:numId w:val="1020"/>
         </w:numPr>
       </w:pPr>
       <w:r>
@@ -22457,14 +22059,80 @@
         <w:t xml:space="preserve">belirtilmelidir.</w:t>
       </w:r>
     </w:p>
+    <w:bookmarkEnd w:id="133"/>
+    <w:bookmarkStart w:id="134" w:name="X7f80a522253a6af4ababaa983902fb2e9895328"/>
+    <w:p>
+      <w:pPr>
+        <w:pStyle w:val="Heading3"/>
+      </w:pPr>
+      <w:r>
+        <w:t xml:space="preserve">Ailelerin arkasındaki mantık: neden dokuz aile?</w:t>
+      </w:r>
+    </w:p>
+    <w:p>
+      <w:pPr>
+        <w:pStyle w:val="FirstParagraph"/>
+      </w:pPr>
+      <w:r>
+        <w:t xml:space="preserve">Sekiz aile (AP, ID, AS, DR, DU, DT, RP, CR) artı süreç ailesi (DV), sektördeki gerçek kılavuzlarda tekrar eden</w:t>
+      </w:r>
+      <w:r>
+        <w:t xml:space="preserve"> </w:t>
+      </w:r>
+      <w:r>
+        <w:t xml:space="preserve">dokuz soruya karşılık gelir:</w:t>
+      </w:r>
+      <w:r>
+        <w:t xml:space="preserve"> </w:t>
+      </w:r>
+      <w:r>
+        <w:t xml:space="preserve">“Uygulama kendini nasıl koruyor (AP)? Kime güveniyor (ID)? Neyi koruyor (AS)? O</w:t>
+      </w:r>
+      <w:r>
+        <w:t xml:space="preserve"> </w:t>
+      </w:r>
+      <w:r>
+        <w:t xml:space="preserve">korunan şey nerede duruyor — diskte (DR), bellekte (DU) yoksa ağda mı (DT)? Bir şeyler ters giderse ne</w:t>
+      </w:r>
+      <w:r>
+        <w:t xml:space="preserve"> </w:t>
+      </w:r>
+      <w:r>
+        <w:t xml:space="preserve">söylüyor/söylemiyor (RP)? Bunların hepsini hangi kriptografik araçlarla yapıyor (CR)? Ve bunu üreten ekip nasıl</w:t>
+      </w:r>
+      <w:r>
+        <w:t xml:space="preserve"> </w:t>
+      </w:r>
+      <w:r>
+        <w:t xml:space="preserve">çalışıyor (DV)?”</w:t>
+      </w:r>
+      <w:r>
+        <w:t xml:space="preserve"> </w:t>
+      </w:r>
+      <w:r>
+        <w:t xml:space="preserve">Bu dokuz soru, EMVCo’nun yazılım tabanlı mobil ödeme belgesindeki bölüm başlıklarıyla neredeyse</w:t>
+      </w:r>
+      <w:r>
+        <w:t xml:space="preserve"> </w:t>
+      </w:r>
+      <w:r>
+        <w:t xml:space="preserve">birebir örtüşür (6. bölümde görüldüğü gibi) çünkü sektördeki neredeyse her güvenlik kılavuzu aynı dokuz soruyu</w:t>
+      </w:r>
+      <w:r>
+        <w:t xml:space="preserve"> </w:t>
+      </w:r>
+      <w:r>
+        <w:t xml:space="preserve">farklı sırayla sorar.</w:t>
+      </w:r>
+    </w:p>
     <w:bookmarkEnd w:id="134"/>
-    <w:bookmarkStart w:id="135" w:name="X7f80a522253a6af4ababaa983902fb2e9895328"/>
+    <w:bookmarkStart w:id="135" w:name="Xdad2fe4c88a04bb55e7b3ef7573d926029a85d7"/>
     <w:p>
       <w:pPr>
         <w:pStyle w:val="Heading3"/>
       </w:pPr>
       <w:r>
-        <w:t xml:space="preserve">Ailelerin arkasındaki mantık: neden dokuz aile?</w:t>
+        <w:t xml:space="preserve">Aile seçerken sık yapılan bir hata: yanlış aileye yazmak</w:t>
       </w:r>
     </w:p>
     <w:p>
@@ -22472,65 +22140,130 @@
         <w:pStyle w:val="FirstParagraph"/>
       </w:pPr>
       <w:r>
-        <w:t xml:space="preserve">Sekiz aile (AP, ID, AS, DR, DU, DT, RP, CR) artı süreç ailesi (DV), sektördeki gerçek kılavuzlarda tekrar eden</w:t>
-      </w:r>
-      <w:r>
-        <w:t xml:space="preserve"> </w:t>
-      </w:r>
-      <w:r>
-        <w:t xml:space="preserve">dokuz soruya karşılık gelir:</w:t>
-      </w:r>
-      <w:r>
-        <w:t xml:space="preserve"> </w:t>
-      </w:r>
-      <w:r>
-        <w:t xml:space="preserve">“Uygulama kendini nasıl koruyor (AP)? Kime güveniyor (ID)? Neyi koruyor (AS)? O</w:t>
-      </w:r>
-      <w:r>
-        <w:t xml:space="preserve"> </w:t>
-      </w:r>
-      <w:r>
-        <w:t xml:space="preserve">korunan şey nerede duruyor — diskte (DR), bellekte (DU) yoksa ağda mı (DT)? Bir şeyler ters giderse ne</w:t>
-      </w:r>
-      <w:r>
-        <w:t xml:space="preserve"> </w:t>
-      </w:r>
-      <w:r>
-        <w:t xml:space="preserve">söylüyor/söylemiyor (RP)? Bunların hepsini hangi kriptografik araçlarla yapıyor (CR)? Ve bunu üreten ekip nasıl</w:t>
-      </w:r>
-      <w:r>
-        <w:t xml:space="preserve"> </w:t>
-      </w:r>
-      <w:r>
-        <w:t xml:space="preserve">çalışıyor (DV)?”</w:t>
-      </w:r>
-      <w:r>
-        <w:t xml:space="preserve"> </w:t>
-      </w:r>
-      <w:r>
-        <w:t xml:space="preserve">Bu dokuz soru, EMVCo’nun yazılım tabanlı mobil ödeme belgesindeki bölüm başlıklarıyla neredeyse</w:t>
-      </w:r>
-      <w:r>
-        <w:t xml:space="preserve"> </w:t>
-      </w:r>
-      <w:r>
-        <w:t xml:space="preserve">birebir örtüşür (6. bölümde görüldüğü gibi) çünkü sektördeki neredeyse her güvenlik kılavuzu aynı dokuz soruyu</w:t>
-      </w:r>
-      <w:r>
-        <w:t xml:space="preserve"> </w:t>
-      </w:r>
-      <w:r>
-        <w:t xml:space="preserve">farklı sırayla sorar.</w:t>
+        <w:t xml:space="preserve">Bir gereksinimi yanlış aileye koymak (ör.</w:t>
+      </w:r>
+      <w:r>
+        <w:t xml:space="preserve"> </w:t>
+      </w:r>
+      <w:r>
+        <w:t xml:space="preserve">“anahtar iş bitince silinmelidir”</w:t>
+      </w:r>
+      <w:r>
+        <w:t xml:space="preserve"> </w:t>
+      </w:r>
+      <w:r>
+        <w:t xml:space="preserve">gereksinimini CR yerine DU’ya yazmak)</w:t>
+      </w:r>
+      <w:r>
+        <w:t xml:space="preserve"> </w:t>
+      </w:r>
+      <w:r>
+        <w:t xml:space="preserve">büyük bir hata değildir ama</w:t>
+      </w:r>
+      <w:r>
+        <w:t xml:space="preserve"> </w:t>
+      </w:r>
+      <w:r>
+        <w:rPr>
+          <w:b/>
+          <w:bCs/>
+        </w:rPr>
+        <w:t xml:space="preserve">tutarlılığı</w:t>
+      </w:r>
+      <w:r>
+        <w:t xml:space="preserve"> </w:t>
+      </w:r>
+      <w:r>
+        <w:t xml:space="preserve">bozar: aynı türden gereksinimleri ararken değerlendirici belirli bir</w:t>
+      </w:r>
+      <w:r>
+        <w:t xml:space="preserve"> </w:t>
+      </w:r>
+      <w:r>
+        <w:t xml:space="preserve">aileye bakar; gereksinim yanlış ailede duruyorsa gözden kaçabilir.</w:t>
+      </w:r>
+    </w:p>
+    <w:p>
+      <w:pPr>
+        <w:pStyle w:val="BlockText"/>
+      </w:pPr>
+      <w:r>
+        <w:rPr>
+          <w:b/>
+          <w:bCs/>
+        </w:rPr>
+        <w:t xml:space="preserve">Sık hata: yeni bir gereksinimi mevcut ailelerden birine zorlamak</w:t>
+      </w:r>
+    </w:p>
+    <w:p>
+      <w:pPr>
+        <w:pStyle w:val="BlockText"/>
+      </w:pPr>
+      <w:r>
+        <w:t xml:space="preserve">Projenizde ailelerin hiçbirine tam oturmayan bir gereksinim ortaya çıkabilir (ör. çoklu kullanıcı desteği</w:t>
+      </w:r>
+      <w:r>
+        <w:t xml:space="preserve"> </w:t>
+      </w:r>
+      <w:r>
+        <w:t xml:space="preserve">gerektiren bir yetkilendirme kuralı). Bunu zorla CR ya da ID ailesine sıkıştırmak, hem kimlik numaralamasını</w:t>
+      </w:r>
+      <w:r>
+        <w:t xml:space="preserve"> </w:t>
+      </w:r>
+      <w:r>
+        <w:t xml:space="preserve">hem de matrisin okunabilirliğini bozar.</w:t>
+      </w:r>
+    </w:p>
+    <w:p>
+      <w:pPr>
+        <w:pStyle w:val="BlockText"/>
+      </w:pPr>
+      <w:r>
+        <w:rPr>
+          <w:b/>
+          <w:bCs/>
+        </w:rPr>
+        <w:t xml:space="preserve">Kural</w:t>
+      </w:r>
+    </w:p>
+    <w:p>
+      <w:pPr>
+        <w:pStyle w:val="BlockText"/>
+      </w:pPr>
+      <w:r>
+        <w:t xml:space="preserve">Mevcut dokuz aileden hiçbiri uymuyorsa, kendi kısa aile önekinizi (ör.</w:t>
+      </w:r>
+      <w:r>
+        <w:t xml:space="preserve"> </w:t>
+      </w:r>
+      <w:r>
+        <w:rPr>
+          <w:rStyle w:val="VerbatimChar"/>
+        </w:rPr>
+        <w:t xml:space="preserve">CEN429-AZ</w:t>
+      </w:r>
+      <w:r>
+        <w:t xml:space="preserve"> </w:t>
+      </w:r>
+      <w:r>
+        <w:t xml:space="preserve">yetkilendirme için)</w:t>
+      </w:r>
+      <w:r>
+        <w:t xml:space="preserve"> </w:t>
+      </w:r>
+      <w:r>
+        <w:t xml:space="preserve">tanımlayın ve S1’de bu yeni ailenin neyi kapsadığını bir cümleyle açıklayın; var olan bir aileyi zorla germeyin.</w:t>
       </w:r>
     </w:p>
     <w:bookmarkEnd w:id="135"/>
-    <w:bookmarkStart w:id="136" w:name="Xdad2fe4c88a04bb55e7b3ef7573d926029a85d7"/>
+    <w:bookmarkStart w:id="136" w:name="Xf7b7218403dfe6bb5be2e20773f77037be3f68a"/>
     <w:p>
       <w:pPr>
         <w:pStyle w:val="Heading3"/>
       </w:pPr>
       <w:r>
-        <w:t xml:space="preserve">Aile seçerken sık yapılan bir hata: yanlış aileye yazmak</w:t>
+        <w:t xml:space="preserve">AS ailesi ile DR/DU/DT aileleri arasındaki fark</w:t>
       </w:r>
     </w:p>
     <w:p>
@@ -22538,130 +22271,151 @@
         <w:pStyle w:val="FirstParagraph"/>
       </w:pPr>
       <w:r>
-        <w:t xml:space="preserve">Bir gereksinimi yanlış aileye koymak (ör.</w:t>
-      </w:r>
-      <w:r>
-        <w:t xml:space="preserve"> </w:t>
-      </w:r>
-      <w:r>
-        <w:t xml:space="preserve">“anahtar iş bitince silinmelidir”</w:t>
-      </w:r>
-      <w:r>
-        <w:t xml:space="preserve"> </w:t>
-      </w:r>
-      <w:r>
-        <w:t xml:space="preserve">gereksinimini CR yerine DU’ya yazmak)</w:t>
-      </w:r>
-      <w:r>
-        <w:t xml:space="preserve"> </w:t>
-      </w:r>
-      <w:r>
-        <w:t xml:space="preserve">büyük bir hata değildir ama</w:t>
-      </w:r>
-      <w:r>
-        <w:t xml:space="preserve"> </w:t>
-      </w:r>
-      <w:r>
-        <w:rPr>
-          <w:b/>
-          <w:bCs/>
-        </w:rPr>
-        <w:t xml:space="preserve">tutarlılığı</w:t>
-      </w:r>
-      <w:r>
-        <w:t xml:space="preserve"> </w:t>
-      </w:r>
-      <w:r>
-        <w:t xml:space="preserve">bozar: aynı türden gereksinimleri ararken değerlendirici belirli bir</w:t>
-      </w:r>
-      <w:r>
-        <w:t xml:space="preserve"> </w:t>
-      </w:r>
-      <w:r>
-        <w:t xml:space="preserve">aileye bakar; gereksinim yanlış ailede duruyorsa gözden kaçabilir.</w:t>
-      </w:r>
-    </w:p>
-    <w:p>
-      <w:pPr>
-        <w:pStyle w:val="BlockText"/>
-      </w:pPr>
-      <w:r>
-        <w:rPr>
-          <w:b/>
-          <w:bCs/>
-        </w:rPr>
-        <w:t xml:space="preserve">Sık hata: yeni bir gereksinimi mevcut ailelerden birine zorlamak</w:t>
-      </w:r>
-    </w:p>
-    <w:p>
-      <w:pPr>
-        <w:pStyle w:val="BlockText"/>
-      </w:pPr>
-      <w:r>
-        <w:t xml:space="preserve">Projenizde ailelerin hiçbirine tam oturmayan bir gereksinim ortaya çıkabilir (ör. çoklu kullanıcı desteği</w:t>
-      </w:r>
-      <w:r>
-        <w:t xml:space="preserve"> </w:t>
-      </w:r>
-      <w:r>
-        <w:t xml:space="preserve">gerektiren bir yetkilendirme kuralı). Bunu zorla CR ya da ID ailesine sıkıştırmak, hem kimlik numaralamasını</w:t>
-      </w:r>
-      <w:r>
-        <w:t xml:space="preserve"> </w:t>
-      </w:r>
-      <w:r>
-        <w:t xml:space="preserve">hem de matrisin okunabilirliğini bozar.</w:t>
-      </w:r>
-    </w:p>
-    <w:p>
-      <w:pPr>
-        <w:pStyle w:val="BlockText"/>
-      </w:pPr>
-      <w:r>
-        <w:rPr>
-          <w:b/>
-          <w:bCs/>
-        </w:rPr>
-        <w:t xml:space="preserve">Kural</w:t>
-      </w:r>
-    </w:p>
-    <w:p>
-      <w:pPr>
-        <w:pStyle w:val="BlockText"/>
-      </w:pPr>
-      <w:r>
-        <w:t xml:space="preserve">Mevcut dokuz aileden hiçbiri uymuyorsa, kendi kısa aile önekinizi (ör.</w:t>
-      </w:r>
-      <w:r>
-        <w:t xml:space="preserve"> </w:t>
-      </w:r>
-      <w:r>
-        <w:rPr>
-          <w:rStyle w:val="VerbatimChar"/>
-        </w:rPr>
-        <w:t xml:space="preserve">CEN429-AZ</w:t>
-      </w:r>
-      <w:r>
-        <w:t xml:space="preserve"> </w:t>
-      </w:r>
-      <w:r>
-        <w:t xml:space="preserve">yetkilendirme için)</w:t>
-      </w:r>
-      <w:r>
-        <w:t xml:space="preserve"> </w:t>
-      </w:r>
-      <w:r>
-        <w:t xml:space="preserve">tanımlayın ve S1’de bu yeni ailenin neyi kapsadığını bir cümleyle açıklayın; var olan bir aileyi zorla germeyin.</w:t>
+        <w:t xml:space="preserve">Yeni başlayanlar sık sık</w:t>
+      </w:r>
+      <w:r>
+        <w:t xml:space="preserve"> </w:t>
+      </w:r>
+      <w:r>
+        <w:t xml:space="preserve">“AS (varlık koruması) ile DR (beklemede veri) aynı şey değil mi?”</w:t>
+      </w:r>
+      <w:r>
+        <w:t xml:space="preserve"> </w:t>
+      </w:r>
+      <w:r>
+        <w:t xml:space="preserve">diye sorar. Fark</w:t>
+      </w:r>
+      <w:r>
+        <w:t xml:space="preserve"> </w:t>
+      </w:r>
+      <w:r>
+        <w:t xml:space="preserve">şudur:</w:t>
+      </w:r>
+      <w:r>
+        <w:t xml:space="preserve"> </w:t>
+      </w:r>
+      <w:r>
+        <w:rPr>
+          <w:b/>
+          <w:bCs/>
+        </w:rPr>
+        <w:t xml:space="preserve">AS</w:t>
+      </w:r>
+      <w:r>
+        <w:t xml:space="preserve">, varlığın kendisiyle ilgilidir (hangi varlık var, nasıl sınıflandırılmış, kopyası ele geçirilirse ne</w:t>
+      </w:r>
+      <w:r>
+        <w:t xml:space="preserve"> </w:t>
+      </w:r>
+      <w:r>
+        <w:t xml:space="preserve">olur);</w:t>
+      </w:r>
+      <w:r>
+        <w:t xml:space="preserve"> </w:t>
+      </w:r>
+      <w:r>
+        <w:rPr>
+          <w:b/>
+          <w:bCs/>
+        </w:rPr>
+        <w:t xml:space="preserve">DR/DU/DT</w:t>
+      </w:r>
+      <w:r>
+        <w:t xml:space="preserve"> </w:t>
+      </w:r>
+      <w:r>
+        <w:t xml:space="preserve">ise aynı varlığın</w:t>
+      </w:r>
+      <w:r>
+        <w:t xml:space="preserve"> </w:t>
+      </w:r>
+      <w:r>
+        <w:rPr>
+          <w:b/>
+          <w:bCs/>
+        </w:rPr>
+        <w:t xml:space="preserve">hangi durumda</w:t>
+      </w:r>
+      <w:r>
+        <w:t xml:space="preserve"> </w:t>
+      </w:r>
+      <w:r>
+        <w:t xml:space="preserve">(beklemede/kullanımda/aktarımda) olduğuyla ilgilidir. Aynı</w:t>
+      </w:r>
+      <w:r>
+        <w:t xml:space="preserve"> </w:t>
+      </w:r>
+      <w:r>
+        <w:t xml:space="preserve">varlık (ör. bir kripto anahtarı) hem bir AS gereksiniminin (ör.</w:t>
+      </w:r>
+      <w:r>
+        <w:t xml:space="preserve"> </w:t>
+      </w:r>
+      <w:r>
+        <w:t xml:space="preserve">“her anahtar için konum ve yaşam döngüsü</w:t>
+      </w:r>
+      <w:r>
+        <w:t xml:space="preserve"> </w:t>
+      </w:r>
+      <w:r>
+        <w:t xml:space="preserve">tanımlanmalı”</w:t>
+      </w:r>
+      <w:r>
+        <w:t xml:space="preserve">) hem bir DU gereksiniminin (ör.</w:t>
+      </w:r>
+      <w:r>
+        <w:t xml:space="preserve"> </w:t>
+      </w:r>
+      <w:r>
+        <w:t xml:space="preserve">“oturum verisi işlemden hemen sonra bellekten silinmelidir”</w:t>
+      </w:r>
+      <w:r>
+        <w:t xml:space="preserve">) konusu</w:t>
+      </w:r>
+      <w:r>
+        <w:t xml:space="preserve"> </w:t>
+      </w:r>
+      <w:r>
+        <w:t xml:space="preserve">olabilir — biri varlığın</w:t>
+      </w:r>
+      <w:r>
+        <w:t xml:space="preserve"> </w:t>
+      </w:r>
+      <w:r>
+        <w:rPr>
+          <w:b/>
+          <w:bCs/>
+        </w:rPr>
+        <w:t xml:space="preserve">envanterini</w:t>
+      </w:r>
+      <w:r>
+        <w:t xml:space="preserve">, diğeri varlığın</w:t>
+      </w:r>
+      <w:r>
+        <w:t xml:space="preserve"> </w:t>
+      </w:r>
+      <w:r>
+        <w:rPr>
+          <w:b/>
+          <w:bCs/>
+        </w:rPr>
+        <w:t xml:space="preserve">belirli bir andaki durumunu</w:t>
+      </w:r>
+      <w:r>
+        <w:t xml:space="preserve"> </w:t>
+      </w:r>
+      <w:r>
+        <w:t xml:space="preserve">sorar.</w:t>
       </w:r>
     </w:p>
     <w:bookmarkEnd w:id="136"/>
-    <w:bookmarkStart w:id="137" w:name="Xf7b7218403dfe6bb5be2e20773f77037be3f68a"/>
+    <w:bookmarkStart w:id="137" w:name="dokuz-aileyi-tek-bakışta-hatırlamak"/>
     <w:p>
       <w:pPr>
         <w:pStyle w:val="Heading3"/>
       </w:pPr>
       <w:r>
-        <w:t xml:space="preserve">AS ailesi ile DR/DU/DT aileleri arasındaki fark</w:t>
+        <w:t xml:space="preserve">Dokuz aileyi tek bakışta hatırlamak</w:t>
       </w:r>
     </w:p>
     <w:p>
@@ -22669,158 +22423,6 @@
         <w:pStyle w:val="FirstParagraph"/>
       </w:pPr>
       <w:r>
-        <w:t xml:space="preserve">Yeni başlayanlar sık sık</w:t>
-      </w:r>
-      <w:r>
-        <w:t xml:space="preserve"> </w:t>
-      </w:r>
-      <w:r>
-        <w:t xml:space="preserve">“AS (varlık koruması) ile DR (beklemede veri) aynı şey değil mi?”</w:t>
-      </w:r>
-      <w:r>
-        <w:t xml:space="preserve"> </w:t>
-      </w:r>
-      <w:r>
-        <w:t xml:space="preserve">diye sorar. Fark</w:t>
-      </w:r>
-      <w:r>
-        <w:t xml:space="preserve"> </w:t>
-      </w:r>
-      <w:r>
-        <w:t xml:space="preserve">şudur:</w:t>
-      </w:r>
-      <w:r>
-        <w:t xml:space="preserve"> </w:t>
-      </w:r>
-      <w:r>
-        <w:rPr>
-          <w:b/>
-          <w:bCs/>
-        </w:rPr>
-        <w:t xml:space="preserve">AS</w:t>
-      </w:r>
-      <w:r>
-        <w:t xml:space="preserve">, varlığın kendisiyle ilgilidir (hangi varlık var, nasıl sınıflandırılmış, kopyası ele geçirilirse ne</w:t>
-      </w:r>
-      <w:r>
-        <w:t xml:space="preserve"> </w:t>
-      </w:r>
-      <w:r>
-        <w:t xml:space="preserve">olur);</w:t>
-      </w:r>
-      <w:r>
-        <w:t xml:space="preserve"> </w:t>
-      </w:r>
-      <w:r>
-        <w:rPr>
-          <w:b/>
-          <w:bCs/>
-        </w:rPr>
-        <w:t xml:space="preserve">DR/DU/DT</w:t>
-      </w:r>
-      <w:r>
-        <w:t xml:space="preserve"> </w:t>
-      </w:r>
-      <w:r>
-        <w:t xml:space="preserve">ise aynı varlığın</w:t>
-      </w:r>
-      <w:r>
-        <w:t xml:space="preserve"> </w:t>
-      </w:r>
-      <w:r>
-        <w:rPr>
-          <w:b/>
-          <w:bCs/>
-        </w:rPr>
-        <w:t xml:space="preserve">hangi durumda</w:t>
-      </w:r>
-      <w:r>
-        <w:t xml:space="preserve"> </w:t>
-      </w:r>
-      <w:r>
-        <w:t xml:space="preserve">(beklemede/kullanımda/aktarımda) olduğuyla ilgilidir. Aynı</w:t>
-      </w:r>
-      <w:r>
-        <w:t xml:space="preserve"> </w:t>
-      </w:r>
-      <w:r>
-        <w:t xml:space="preserve">varlık (ör. bir kripto anahtarı) hem bir AS gereksiniminin (ör.</w:t>
-      </w:r>
-      <w:r>
-        <w:t xml:space="preserve"> </w:t>
-      </w:r>
-      <w:r>
-        <w:t xml:space="preserve">“her anahtar için konum ve yaşam döngüsü</w:t>
-      </w:r>
-      <w:r>
-        <w:t xml:space="preserve"> </w:t>
-      </w:r>
-      <w:r>
-        <w:t xml:space="preserve">tanımlanmalı”</w:t>
-      </w:r>
-      <w:r>
-        <w:t xml:space="preserve">) hem bir DU gereksiniminin (ör.</w:t>
-      </w:r>
-      <w:r>
-        <w:t xml:space="preserve"> </w:t>
-      </w:r>
-      <w:r>
-        <w:t xml:space="preserve">“oturum verisi işlemden hemen sonra bellekten silinmelidir”</w:t>
-      </w:r>
-      <w:r>
-        <w:t xml:space="preserve">) konusu</w:t>
-      </w:r>
-      <w:r>
-        <w:t xml:space="preserve"> </w:t>
-      </w:r>
-      <w:r>
-        <w:t xml:space="preserve">olabilir — biri varlığın</w:t>
-      </w:r>
-      <w:r>
-        <w:t xml:space="preserve"> </w:t>
-      </w:r>
-      <w:r>
-        <w:rPr>
-          <w:b/>
-          <w:bCs/>
-        </w:rPr>
-        <w:t xml:space="preserve">envanterini</w:t>
-      </w:r>
-      <w:r>
-        <w:t xml:space="preserve">, diğeri varlığın</w:t>
-      </w:r>
-      <w:r>
-        <w:t xml:space="preserve"> </w:t>
-      </w:r>
-      <w:r>
-        <w:rPr>
-          <w:b/>
-          <w:bCs/>
-        </w:rPr>
-        <w:t xml:space="preserve">belirli bir andaki durumunu</w:t>
-      </w:r>
-      <w:r>
-        <w:t xml:space="preserve"> </w:t>
-      </w:r>
-      <w:r>
-        <w:t xml:space="preserve">sorar.</w:t>
-      </w:r>
-    </w:p>
-    <w:bookmarkEnd w:id="137"/>
-    <w:bookmarkStart w:id="138" w:name="dokuz-aileyi-tek-bakışta-hatırlamak"/>
-    <w:p>
-      <w:pPr>
-        <w:pStyle w:val="Heading3"/>
-      </w:pPr>
-      <w:r>
-        <w:t xml:space="preserve">Dokuz aileyi tek bakışta hatırlamak</w:t>
-      </w:r>
-    </w:p>
-    <w:p>
-      <w:pPr>
-        <w:pStyle w:val="FirstParagraph"/>
-      </w:pPr>
-      <w:r>
         <w:t xml:space="preserve">AP-ID-AS-DR-DU-DT-RP-CR-DV sırası akılda tutulması zor olabilir; şu soru zincirini hatırlamak yardımcı olabilir:</w:t>
       </w:r>
       <w:r>
@@ -22839,7 +22441,24 @@
         <w:t xml:space="preserve"> </w:t>
       </w:r>
       <w:r>
-        <w:t xml:space="preserve">Bu, 1. haftadan beri</w:t>
+        <w:t xml:space="preserve">Bu,</w:t>
+      </w:r>
+      <w:r>
+        <w:t xml:space="preserve"> </w:t>
+      </w:r>
+      <w:hyperlink r:id="rId20">
+        <w:r>
+          <w:rPr>
+            <w:rStyle w:val="Hyperlink"/>
+          </w:rPr>
+          <w:t xml:space="preserve">1. haftadan</w:t>
+        </w:r>
+      </w:hyperlink>
+      <w:r>
+        <w:t xml:space="preserve"> </w:t>
+      </w:r>
+      <w:r>
+        <w:t xml:space="preserve">beri</w:t>
       </w:r>
       <w:r>
         <w:t xml:space="preserve"> </w:t>
@@ -22867,9 +22486,9 @@
         </w:pict>
       </w:r>
     </w:p>
+    <w:bookmarkEnd w:id="137"/>
     <w:bookmarkEnd w:id="138"/>
-    <w:bookmarkEnd w:id="139"/>
-    <w:bookmarkStart w:id="144" w:name="dönem-projesi-bu-hafta"/>
+    <w:bookmarkStart w:id="143" w:name="dönem-projesi-bu-hafta"/>
     <w:p>
       <w:pPr>
         <w:pStyle w:val="Heading2"/>
@@ -22883,7 +22502,7 @@
         <w:pStyle w:val="Compact"/>
         <w:numPr>
           <w:ilvl w:val="0"/>
-          <w:numId w:val="1034"/>
+          <w:numId w:val="1021"/>
         </w:numPr>
       </w:pPr>
       <w:r>
@@ -22911,7 +22530,7 @@
         <w:pStyle w:val="Compact"/>
         <w:numPr>
           <w:ilvl w:val="0"/>
-          <w:numId w:val="1035"/>
+          <w:numId w:val="1022"/>
         </w:numPr>
       </w:pPr>
       <w:r>
@@ -22939,7 +22558,7 @@
         <w:pStyle w:val="Compact"/>
         <w:numPr>
           <w:ilvl w:val="0"/>
-          <w:numId w:val="1036"/>
+          <w:numId w:val="1023"/>
         </w:numPr>
       </w:pPr>
       <w:r>
@@ -22961,14 +22580,14 @@
         <w:pStyle w:val="Compact"/>
         <w:numPr>
           <w:ilvl w:val="0"/>
-          <w:numId w:val="1037"/>
+          <w:numId w:val="1024"/>
         </w:numPr>
       </w:pPr>
       <w:r>
         <w:t xml:space="preserve">Varlık tablonuzu (S5) gereksinimlere göre gözden geçirin: her varlığın yaşam döngüsü ve koruma sınıfı dolu mu?</w:t>
       </w:r>
     </w:p>
-    <w:bookmarkStart w:id="140" w:name="X28ab2a32d8fab4f8cb2684b669db4d8c3b1a5a9"/>
+    <w:bookmarkStart w:id="139" w:name="X28ab2a32d8fab4f8cb2684b669db4d8c3b1a5a9"/>
     <w:p>
       <w:pPr>
         <w:pStyle w:val="Heading3"/>
@@ -23012,7 +22631,7 @@
         <w:pStyle w:val="Compact"/>
         <w:numPr>
           <w:ilvl w:val="0"/>
-          <w:numId w:val="1038"/>
+          <w:numId w:val="1025"/>
         </w:numPr>
       </w:pPr>
       <w:r>
@@ -23052,7 +22671,7 @@
         <w:pStyle w:val="Compact"/>
         <w:numPr>
           <w:ilvl w:val="0"/>
-          <w:numId w:val="1038"/>
+          <w:numId w:val="1025"/>
         </w:numPr>
       </w:pPr>
       <w:r>
@@ -23098,7 +22717,7 @@
         <w:pStyle w:val="Compact"/>
         <w:numPr>
           <w:ilvl w:val="0"/>
-          <w:numId w:val="1038"/>
+          <w:numId w:val="1025"/>
         </w:numPr>
       </w:pPr>
       <w:r>
@@ -23138,7 +22757,7 @@
         <w:pStyle w:val="Compact"/>
         <w:numPr>
           <w:ilvl w:val="0"/>
-          <w:numId w:val="1038"/>
+          <w:numId w:val="1025"/>
         </w:numPr>
       </w:pPr>
       <w:r>
@@ -23156,7 +22775,7 @@
         <w:pStyle w:val="Compact"/>
         <w:numPr>
           <w:ilvl w:val="0"/>
-          <w:numId w:val="1038"/>
+          <w:numId w:val="1025"/>
         </w:numPr>
       </w:pPr>
       <w:r>
@@ -23255,161 +22874,161 @@
         <w:t xml:space="preserve">satırının var olduğunu, yoksa eklenmesi gerektiğini kontrol edin.</w:t>
       </w:r>
     </w:p>
+    <w:bookmarkEnd w:id="139"/>
+    <w:bookmarkStart w:id="140" w:name="kanıt-klasörünüzü-nasıl-düzenlemelisiniz"/>
+    <w:p>
+      <w:pPr>
+        <w:pStyle w:val="Heading3"/>
+      </w:pPr>
+      <w:r>
+        <w:t xml:space="preserve">Kanıt klasörünüzü nasıl düzenlemelisiniz</w:t>
+      </w:r>
+    </w:p>
+    <w:p>
+      <w:pPr>
+        <w:pStyle w:val="FirstParagraph"/>
+      </w:pPr>
+      <w:r>
+        <w:t xml:space="preserve">Uyum matrisindeki her kanıt referansının</w:t>
+      </w:r>
+      <w:r>
+        <w:t xml:space="preserve"> </w:t>
+      </w:r>
+      <w:r>
+        <w:rPr>
+          <w:b/>
+          <w:bCs/>
+        </w:rPr>
+        <w:t xml:space="preserve">gerçekten bulunabilir</w:t>
+      </w:r>
+      <w:r>
+        <w:t xml:space="preserve"> </w:t>
+      </w:r>
+      <w:r>
+        <w:t xml:space="preserve">olması için basit bir klasör düzeni önerilir:</w:t>
+      </w:r>
+    </w:p>
+    <w:p>
+      <w:pPr>
+        <w:pStyle w:val="SourceCode"/>
+      </w:pPr>
+      <w:r>
+        <w:rPr>
+          <w:rStyle w:val="VerbatimChar"/>
+        </w:rPr>
+        <w:t xml:space="preserve">evidence/</w:t>
+      </w:r>
+      <w:r>
+        <w:br/>
+      </w:r>
+      <w:r>
+        <w:rPr>
+          <w:rStyle w:val="VerbatimChar"/>
+        </w:rPr>
+        <w:t xml:space="preserve">  week13/</w:t>
+      </w:r>
+      <w:r>
+        <w:br/>
+      </w:r>
+      <w:r>
+        <w:rPr>
+          <w:rStyle w:val="VerbatimChar"/>
+        </w:rPr>
+        <w:t xml:space="preserve">    test_butunluk_ci482.log</w:t>
+      </w:r>
+      <w:r>
+        <w:br/>
+      </w:r>
+      <w:r>
+        <w:rPr>
+          <w:rStyle w:val="VerbatimChar"/>
+        </w:rPr>
+        <w:t xml:space="preserve">    mitm_test_2026-11-03.log</w:t>
+      </w:r>
+      <w:r>
+        <w:br/>
+      </w:r>
+      <w:r>
+        <w:rPr>
+          <w:rStyle w:val="VerbatimChar"/>
+        </w:rPr>
+        <w:t xml:space="preserve">    handshake.pcapng</w:t>
+      </w:r>
+      <w:r>
+        <w:br/>
+      </w:r>
+      <w:r>
+        <w:rPr>
+          <w:rStyle w:val="VerbatimChar"/>
+        </w:rPr>
+        <w:t xml:space="preserve">    integrity_test.log</w:t>
+      </w:r>
+      <w:r>
+        <w:br/>
+      </w:r>
+      <w:r>
+        <w:rPr>
+          <w:rStyle w:val="VerbatimChar"/>
+        </w:rPr>
+        <w:t xml:space="preserve">  README.md   &lt;- her dosyanın hangi gereksinimin kanıtı olduğunu bir satırla listeler</w:t>
+      </w:r>
+    </w:p>
+    <w:p>
+      <w:pPr>
+        <w:pStyle w:val="FirstParagraph"/>
+      </w:pPr>
+      <w:r>
+        <w:rPr>
+          <w:rStyle w:val="VerbatimChar"/>
+        </w:rPr>
+        <w:t xml:space="preserve">README.md</w:t>
+      </w:r>
+      <w:r>
+        <w:t xml:space="preserve"> </w:t>
+      </w:r>
+      <w:r>
+        <w:t xml:space="preserve">dosyası, uyum matrisindeki kanıt sütununun</w:t>
+      </w:r>
+      <w:r>
+        <w:t xml:space="preserve"> </w:t>
+      </w:r>
+      <w:r>
+        <w:rPr>
+          <w:b/>
+          <w:bCs/>
+        </w:rPr>
+        <w:t xml:space="preserve">aynasıdır</w:t>
+      </w:r>
+      <w:r>
+        <w:t xml:space="preserve">: matriste</w:t>
+      </w:r>
+      <w:r>
+        <w:t xml:space="preserve"> </w:t>
+      </w:r>
+      <w:r>
+        <w:t xml:space="preserve">“kanıt: X dosyası”</w:t>
+      </w:r>
+      <w:r>
+        <w:t xml:space="preserve"> </w:t>
+      </w:r>
+      <w:r>
+        <w:t xml:space="preserve">yazan her satır,</w:t>
+      </w:r>
+      <w:r>
+        <w:t xml:space="preserve"> </w:t>
+      </w:r>
+      <w:r>
+        <w:t xml:space="preserve">bu klasörde gerçekten bulunabilmelidir. Klasör boşsa ya da dosya eksikse, matris kanıtsız sayılır — tıpkı</w:t>
+      </w:r>
+      <w:r>
+        <w:t xml:space="preserve"> </w:t>
+      </w:r>
+      <w:r>
+        <w:t xml:space="preserve">2. bölümdeki kuralda anlatıldığı gibi.</w:t>
+      </w:r>
+    </w:p>
     <w:bookmarkEnd w:id="140"/>
-    <w:bookmarkStart w:id="141" w:name="kanıt-klasörünüzü-nasıl-düzenlemelisiniz"/>
-    <w:p>
-      <w:pPr>
-        <w:pStyle w:val="Heading3"/>
-      </w:pPr>
-      <w:r>
-        <w:t xml:space="preserve">Kanıt klasörünüzü nasıl düzenlemelisiniz</w:t>
-      </w:r>
-    </w:p>
-    <w:p>
-      <w:pPr>
-        <w:pStyle w:val="FirstParagraph"/>
-      </w:pPr>
-      <w:r>
-        <w:t xml:space="preserve">Uyum matrisindeki her kanıt referansının</w:t>
-      </w:r>
-      <w:r>
-        <w:t xml:space="preserve"> </w:t>
-      </w:r>
-      <w:r>
-        <w:rPr>
-          <w:b/>
-          <w:bCs/>
-        </w:rPr>
-        <w:t xml:space="preserve">gerçekten bulunabilir</w:t>
-      </w:r>
-      <w:r>
-        <w:t xml:space="preserve"> </w:t>
-      </w:r>
-      <w:r>
-        <w:t xml:space="preserve">olması için basit bir klasör düzeni önerilir:</w:t>
-      </w:r>
-    </w:p>
-    <w:p>
-      <w:pPr>
-        <w:pStyle w:val="SourceCode"/>
-      </w:pPr>
-      <w:r>
-        <w:rPr>
-          <w:rStyle w:val="VerbatimChar"/>
-        </w:rPr>
-        <w:t xml:space="preserve">evidence/</w:t>
-      </w:r>
-      <w:r>
-        <w:br/>
-      </w:r>
-      <w:r>
-        <w:rPr>
-          <w:rStyle w:val="VerbatimChar"/>
-        </w:rPr>
-        <w:t xml:space="preserve">  week13/</w:t>
-      </w:r>
-      <w:r>
-        <w:br/>
-      </w:r>
-      <w:r>
-        <w:rPr>
-          <w:rStyle w:val="VerbatimChar"/>
-        </w:rPr>
-        <w:t xml:space="preserve">    test_butunluk_ci482.log</w:t>
-      </w:r>
-      <w:r>
-        <w:br/>
-      </w:r>
-      <w:r>
-        <w:rPr>
-          <w:rStyle w:val="VerbatimChar"/>
-        </w:rPr>
-        <w:t xml:space="preserve">    mitm_test_2026-11-03.log</w:t>
-      </w:r>
-      <w:r>
-        <w:br/>
-      </w:r>
-      <w:r>
-        <w:rPr>
-          <w:rStyle w:val="VerbatimChar"/>
-        </w:rPr>
-        <w:t xml:space="preserve">    handshake.pcapng</w:t>
-      </w:r>
-      <w:r>
-        <w:br/>
-      </w:r>
-      <w:r>
-        <w:rPr>
-          <w:rStyle w:val="VerbatimChar"/>
-        </w:rPr>
-        <w:t xml:space="preserve">    integrity_test.log</w:t>
-      </w:r>
-      <w:r>
-        <w:br/>
-      </w:r>
-      <w:r>
-        <w:rPr>
-          <w:rStyle w:val="VerbatimChar"/>
-        </w:rPr>
-        <w:t xml:space="preserve">  README.md   &lt;- her dosyanın hangi gereksinimin kanıtı olduğunu bir satırla listeler</w:t>
-      </w:r>
-    </w:p>
-    <w:p>
-      <w:pPr>
-        <w:pStyle w:val="FirstParagraph"/>
-      </w:pPr>
-      <w:r>
-        <w:rPr>
-          <w:rStyle w:val="VerbatimChar"/>
-        </w:rPr>
-        <w:t xml:space="preserve">README.md</w:t>
-      </w:r>
-      <w:r>
-        <w:t xml:space="preserve"> </w:t>
-      </w:r>
-      <w:r>
-        <w:t xml:space="preserve">dosyası, uyum matrisindeki kanıt sütununun</w:t>
-      </w:r>
-      <w:r>
-        <w:t xml:space="preserve"> </w:t>
-      </w:r>
-      <w:r>
-        <w:rPr>
-          <w:b/>
-          <w:bCs/>
-        </w:rPr>
-        <w:t xml:space="preserve">aynasıdır</w:t>
-      </w:r>
-      <w:r>
-        <w:t xml:space="preserve">: matriste</w:t>
-      </w:r>
-      <w:r>
-        <w:t xml:space="preserve"> </w:t>
-      </w:r>
-      <w:r>
-        <w:t xml:space="preserve">“kanıt: X dosyası”</w:t>
-      </w:r>
-      <w:r>
-        <w:t xml:space="preserve"> </w:t>
-      </w:r>
-      <w:r>
-        <w:t xml:space="preserve">yazan her satır,</w:t>
-      </w:r>
-      <w:r>
-        <w:t xml:space="preserve"> </w:t>
-      </w:r>
-      <w:r>
-        <w:t xml:space="preserve">bu klasörde gerçekten bulunabilmelidir. Klasör boşsa ya da dosya eksikse, matris kanıtsız sayılır — tıpkı</w:t>
-      </w:r>
-      <w:r>
-        <w:t xml:space="preserve"> </w:t>
-      </w:r>
-      <w:r>
-        <w:t xml:space="preserve">2. bölümdeki kuralda anlatıldığı gibi.</w:t>
-      </w:r>
-    </w:p>
-    <w:bookmarkEnd w:id="141"/>
-    <w:bookmarkStart w:id="142" w:name="zamanınız-yetmiyorsa-öncelik-sırası"/>
+    <w:bookmarkStart w:id="141" w:name="zamanınız-yetmiyorsa-öncelik-sırası"/>
     <w:p>
       <w:pPr>
         <w:pStyle w:val="Heading3"/>
@@ -23437,7 +23056,7 @@
         <w:pStyle w:val="Compact"/>
         <w:numPr>
           <w:ilvl w:val="0"/>
-          <w:numId w:val="1039"/>
+          <w:numId w:val="1026"/>
         </w:numPr>
       </w:pPr>
       <w:r>
@@ -23471,7 +23090,7 @@
         <w:pStyle w:val="Compact"/>
         <w:numPr>
           <w:ilvl w:val="0"/>
-          <w:numId w:val="1039"/>
+          <w:numId w:val="1026"/>
         </w:numPr>
       </w:pPr>
       <w:r>
@@ -23529,7 +23148,7 @@
         <w:pStyle w:val="Compact"/>
         <w:numPr>
           <w:ilvl w:val="0"/>
-          <w:numId w:val="1039"/>
+          <w:numId w:val="1026"/>
         </w:numPr>
       </w:pPr>
       <w:r>
@@ -23541,7 +23160,7 @@
         <w:pStyle w:val="Compact"/>
         <w:numPr>
           <w:ilvl w:val="0"/>
-          <w:numId w:val="1039"/>
+          <w:numId w:val="1026"/>
         </w:numPr>
       </w:pPr>
       <w:r>
@@ -23586,8 +23205,8 @@
         <w:t xml:space="preserve">dayanır (bkz. 2. ve 8. bölümlerdeki kanıt kuralları).</w:t>
       </w:r>
     </w:p>
-    <w:bookmarkEnd w:id="142"/>
-    <w:bookmarkStart w:id="143" w:name="bu-hafta-neden-acele-etmemelisiniz"/>
+    <w:bookmarkEnd w:id="141"/>
+    <w:bookmarkStart w:id="142" w:name="bu-hafta-neden-acele-etmemelisiniz"/>
     <w:p>
       <w:pPr>
         <w:pStyle w:val="Heading3"/>
@@ -23670,485 +23289,485 @@
         </w:pict>
       </w:r>
     </w:p>
+    <w:bookmarkEnd w:id="142"/>
     <w:bookmarkEnd w:id="143"/>
+    <w:bookmarkStart w:id="147" w:name="kendi-başına-çalış"/>
+    <w:p>
+      <w:pPr>
+        <w:pStyle w:val="Heading2"/>
+      </w:pPr>
+      <w:r>
+        <w:t xml:space="preserve">10. Kendi başına çalış</w:t>
+      </w:r>
+    </w:p>
+    <w:p>
+      <w:pPr>
+        <w:pStyle w:val="BlockText"/>
+      </w:pPr>
+      <w:r>
+        <w:rPr>
+          <w:b/>
+          <w:bCs/>
+        </w:rPr>
+        <w:t xml:space="preserve">Alıştırma 1 — Kolay: Gereksinimi düzeltin</w:t>
+      </w:r>
+    </w:p>
+    <w:p>
+      <w:pPr>
+        <w:pStyle w:val="BlockText"/>
+      </w:pPr>
+      <w:r>
+        <w:t xml:space="preserve">Şu gereksinimleri</w:t>
+      </w:r>
+      <w:r>
+        <w:t xml:space="preserve"> </w:t>
+      </w:r>
+      <w:r>
+        <w:t xml:space="preserve">“iyi gereksinim”</w:t>
+      </w:r>
+      <w:r>
+        <w:t xml:space="preserve"> </w:t>
+      </w:r>
+      <w:r>
+        <w:t xml:space="preserve">ölçütlerine göre yeniden yazın:</w:t>
+      </w:r>
+      <w:r>
+        <w:t xml:space="preserve"> </w:t>
+      </w:r>
+      <w:r>
+        <w:t xml:space="preserve">“Sistem saldırılara dayanıklı olmalıdır”</w:t>
+      </w:r>
+      <w:r>
+        <w:t xml:space="preserve">,</w:t>
+      </w:r>
+      <w:r>
+        <w:t xml:space="preserve"> </w:t>
+      </w:r>
+      <w:r>
+        <w:t xml:space="preserve">“Parolalar güvenli saklanmalıdır”</w:t>
+      </w:r>
+      <w:r>
+        <w:t xml:space="preserve">,</w:t>
+      </w:r>
+      <w:r>
+        <w:t xml:space="preserve"> </w:t>
+      </w:r>
+      <w:r>
+        <w:t xml:space="preserve">“Uygulama hızlı ve güvenli olmalıdır”</w:t>
+      </w:r>
+      <w:r>
+        <w:t xml:space="preserve">.</w:t>
+      </w:r>
+    </w:p>
+    <w:p>
+      <w:pPr>
+        <w:pStyle w:val="BlockText"/>
+      </w:pPr>
+      <w:r>
+        <w:rPr>
+          <w:b/>
+          <w:bCs/>
+        </w:rPr>
+        <w:t xml:space="preserve">Alıştırma 2 — Kolay: ETSI eşlemesi</w:t>
+      </w:r>
+    </w:p>
+    <w:p>
+      <w:pPr>
+        <w:pStyle w:val="BlockText"/>
+      </w:pPr>
+      <w:r>
+        <w:t xml:space="preserve">ETSI EN 303 645’in on üç başlığından projenize uygulananları seçin ve her biri için projenizde hangi önlemin karşılık</w:t>
+      </w:r>
+      <w:r>
+        <w:t xml:space="preserve"> </w:t>
+      </w:r>
+      <w:r>
+        <w:t xml:space="preserve">geldiğini yazın.</w:t>
+      </w:r>
+    </w:p>
+    <w:p>
+      <w:pPr>
+        <w:pStyle w:val="BlockText"/>
+      </w:pPr>
+      <w:r>
+        <w:rPr>
+          <w:b/>
+          <w:bCs/>
+        </w:rPr>
+        <w:t xml:space="preserve">Alıştırma 3 — Orta: Devredilen gereksinimler</w:t>
+      </w:r>
+    </w:p>
+    <w:p>
+      <w:pPr>
+        <w:pStyle w:val="BlockText"/>
+      </w:pPr>
+      <w:r>
+        <w:t xml:space="preserve">Projenizi başka bir uygulamanın içine gömülen bir kütüphane olarak düşünün. Hangi gereksinimleri üst uygulamaya</w:t>
+      </w:r>
+      <w:r>
+        <w:t xml:space="preserve"> </w:t>
+      </w:r>
+      <w:r>
+        <w:t xml:space="preserve">devretmeniz gerekir? Her biri için üst uygulama geliştiricisine yazacağınız bir paragraflık yönergeyi hazırlayın.</w:t>
+      </w:r>
+    </w:p>
+    <w:p>
+      <w:pPr>
+        <w:pStyle w:val="BlockText"/>
+      </w:pPr>
+      <w:r>
+        <w:rPr>
+          <w:b/>
+          <w:bCs/>
+        </w:rPr>
+        <w:t xml:space="preserve">Alıştırma 4 — Orta: Güvenlik hedefi iskeleti</w:t>
+      </w:r>
+    </w:p>
+    <w:p>
+      <w:pPr>
+        <w:pStyle w:val="BlockText"/>
+      </w:pPr>
+      <w:r>
+        <w:t xml:space="preserve">Projeniz için bir Ortak Kriterler güvenlik hedefi (ST) iskeleti çıkarın: TOE tanımı, varsayımlar, tehditler, güvenlik</w:t>
+      </w:r>
+      <w:r>
+        <w:t xml:space="preserve"> </w:t>
+      </w:r>
+      <w:r>
+        <w:t xml:space="preserve">amaçları ve bunlara karşılık gelen gereksinimler. Güvenlik kılavuzunuzun hangi bölümleri hangi ST bölümüne karşılık</w:t>
+      </w:r>
+      <w:r>
+        <w:t xml:space="preserve"> </w:t>
+      </w:r>
+      <w:r>
+        <w:t xml:space="preserve">geliyor?</w:t>
+      </w:r>
+    </w:p>
+    <w:p>
+      <w:pPr>
+        <w:pStyle w:val="BlockText"/>
+      </w:pPr>
+      <w:r>
+        <w:rPr>
+          <w:b/>
+          <w:bCs/>
+        </w:rPr>
+        <w:t xml:space="preserve">Alıştırma 5 — Zor: FIPS 140-3 açığı analizi</w:t>
+      </w:r>
+    </w:p>
+    <w:p>
+      <w:pPr>
+        <w:pStyle w:val="BlockText"/>
+      </w:pPr>
+      <w:r>
+        <w:t xml:space="preserve">Projenizdeki kripto kodunu FIPS 140-3’ün</w:t>
+      </w:r>
+      <w:r>
+        <w:t xml:space="preserve"> </w:t>
+      </w:r>
+      <w:r>
+        <w:t xml:space="preserve">“onaylı algoritma, öz test, rol ve hizmet, sıfırlama”</w:t>
+      </w:r>
+      <w:r>
+        <w:t xml:space="preserve"> </w:t>
+      </w:r>
+      <w:r>
+        <w:t xml:space="preserve">beklentilerine göre</w:t>
+      </w:r>
+      <w:r>
+        <w:t xml:space="preserve"> </w:t>
+      </w:r>
+      <w:r>
+        <w:t xml:space="preserve">inceleyin. Projeniz bir kriptografik modül olsaydı, düzey 1 için neler eksik kalırdı?</w:t>
+      </w:r>
+    </w:p>
+    <w:bookmarkStart w:id="144" w:name="X0ae2d68457d2b4b19fcb3b7c500400c811be67f"/>
+    <w:p>
+      <w:pPr>
+        <w:pStyle w:val="Heading3"/>
+      </w:pPr>
+      <w:r>
+        <w:t xml:space="preserve">Bu alıştırmaları neden kendi başınıza çözmelisiniz</w:t>
+      </w:r>
+    </w:p>
+    <w:p>
+      <w:pPr>
+        <w:pStyle w:val="FirstParagraph"/>
+      </w:pPr>
+      <w:r>
+        <w:t xml:space="preserve">Yukarıdaki bölümlerde gördüğünüz işlenmiş örnekler (kötü→iyi gereksinim, uçtan uca izlenebilirlik zinciri, ST</w:t>
+      </w:r>
+      <w:r>
+        <w:t xml:space="preserve"> </w:t>
+      </w:r>
+      <w:r>
+        <w:t xml:space="preserve">iskeleti, FIPS denetimi, standartlar arası eşleme, uyum matrisi satırı) hepsi</w:t>
+      </w:r>
+      <w:r>
+        <w:t xml:space="preserve"> </w:t>
+      </w:r>
+      <w:r>
+        <w:rPr>
+          <w:b/>
+          <w:bCs/>
+        </w:rPr>
+        <w:t xml:space="preserve">başka</w:t>
+      </w:r>
+      <w:r>
+        <w:t xml:space="preserve"> </w:t>
+      </w:r>
+      <w:r>
+        <w:t xml:space="preserve">gereksinimler ve</w:t>
+      </w:r>
+      <w:r>
+        <w:t xml:space="preserve"> </w:t>
+      </w:r>
+      <w:r>
+        <w:rPr>
+          <w:b/>
+          <w:bCs/>
+        </w:rPr>
+        <w:t xml:space="preserve">başka</w:t>
+      </w:r>
+      <w:r>
+        <w:t xml:space="preserve"> </w:t>
+      </w:r>
+      <w:r>
+        <w:t xml:space="preserve">varlıklar üzerinden anlatıldı. Amaç, yöntemi göstermekti; şimdi aynı yöntemi</w:t>
+      </w:r>
+      <w:r>
+        <w:t xml:space="preserve"> </w:t>
+      </w:r>
+      <w:r>
+        <w:rPr>
+          <w:b/>
+          <w:bCs/>
+        </w:rPr>
+        <w:t xml:space="preserve">kendi projenizin</w:t>
+      </w:r>
+      <w:r>
+        <w:t xml:space="preserve"> </w:t>
+      </w:r>
+      <w:r>
+        <w:t xml:space="preserve">varlıklarına ve</w:t>
+      </w:r>
+      <w:r>
+        <w:t xml:space="preserve"> </w:t>
+      </w:r>
+      <w:r>
+        <w:t xml:space="preserve">gereksinimlerine uygulamanız gerekiyor. Bir yöntemi yalnız izleyerek değil, bir kez de kendi başınıza uygulayarak</w:t>
+      </w:r>
+      <w:r>
+        <w:t xml:space="preserve"> </w:t>
+      </w:r>
+      <w:r>
+        <w:t xml:space="preserve">öğrenirsiniz — özellikle Alıştırma 1 ve 3’te, hangi kelimenin belirsiz olduğunu</w:t>
+      </w:r>
+      <w:r>
+        <w:t xml:space="preserve"> </w:t>
+      </w:r>
+      <w:r>
+        <w:rPr>
+          <w:b/>
+          <w:bCs/>
+        </w:rPr>
+        <w:t xml:space="preserve">siz</w:t>
+      </w:r>
+      <w:r>
+        <w:t xml:space="preserve"> </w:t>
+      </w:r>
+      <w:r>
+        <w:t xml:space="preserve">fark etmelisiniz; bu beceri</w:t>
+      </w:r>
+      <w:r>
+        <w:t xml:space="preserve"> </w:t>
+      </w:r>
+      <w:r>
+        <w:t xml:space="preserve">ancak pratikle gelir.</w:t>
+      </w:r>
+    </w:p>
+    <w:p>
+      <w:pPr>
+        <w:pStyle w:val="BlockText"/>
+      </w:pPr>
+      <w:r>
+        <w:rPr>
+          <w:b/>
+          <w:bCs/>
+        </w:rPr>
+        <w:t xml:space="preserve">Takılırsanız hangi bölüme dönün</w:t>
+      </w:r>
+    </w:p>
+    <w:p>
+      <w:pPr>
+        <w:pStyle w:val="BlockText"/>
+      </w:pPr>
+      <w:r>
+        <w:t xml:space="preserve">Alıştırma 1 → 1. bölümdeki altı adımlı örneği yeniden okuyun. Alıştırma 2 → 6. bölümdeki eşleme tablolarına</w:t>
+      </w:r>
+      <w:r>
+        <w:t xml:space="preserve"> </w:t>
+      </w:r>
+      <w:r>
+        <w:t xml:space="preserve">bakın. Alıştırma 3 → 3. bölümdeki devredilen gereksinim örneğine bakın. Alıştırma 4 → 4. bölümdeki ST iskeleti</w:t>
+      </w:r>
+      <w:r>
+        <w:t xml:space="preserve"> </w:t>
+      </w:r>
+      <w:r>
+        <w:t xml:space="preserve">örneğine bakın. Alıştırma 5 → 5. bölümdeki FIPS denetim tablosuna bakın.</w:t>
+      </w:r>
+    </w:p>
+    <w:p>
+      <w:pPr>
+        <w:pStyle w:val="BlockText"/>
+      </w:pPr>
+      <w:r>
+        <w:rPr>
+          <w:b/>
+          <w:bCs/>
+        </w:rPr>
+        <w:t xml:space="preserve">Sık hata: alıştırmayı tek cümlede</w:t>
+      </w:r>
+      <w:r>
+        <w:rPr>
+          <w:b/>
+          <w:bCs/>
+        </w:rPr>
+        <w:t xml:space="preserve"> </w:t>
+      </w:r>
+      <w:r>
+        <w:rPr>
+          <w:b/>
+          <w:bCs/>
+        </w:rPr>
+        <w:t xml:space="preserve">‘çözmek’</w:t>
+      </w:r>
+    </w:p>
+    <w:p>
+      <w:pPr>
+        <w:pStyle w:val="BlockText"/>
+      </w:pPr>
+      <w:r>
+        <w:t xml:space="preserve">“Sistem saldırılara dayanıklı olmalıdır”</w:t>
+      </w:r>
+      <w:r>
+        <w:t xml:space="preserve"> </w:t>
+      </w:r>
+      <w:r>
+        <w:t xml:space="preserve">cümlesini</w:t>
+      </w:r>
+      <w:r>
+        <w:t xml:space="preserve"> </w:t>
+      </w:r>
+      <w:r>
+        <w:t xml:space="preserve">“Sistem güvenli olmalıdır”</w:t>
+      </w:r>
+      <w:r>
+        <w:t xml:space="preserve"> </w:t>
+      </w:r>
+      <w:r>
+        <w:t xml:space="preserve">gibi başka bir belirsiz cümleyle</w:t>
+      </w:r>
+      <w:r>
+        <w:t xml:space="preserve"> </w:t>
+      </w:r>
+      <w:r>
+        <w:t xml:space="preserve">değiştirmek, alıştırmayı çözmüş gibi görünür ama aynı hatayı tekrarlar. 1. bölümdeki altı adımın</w:t>
+      </w:r>
+      <w:r>
+        <w:t xml:space="preserve"> </w:t>
+      </w:r>
+      <w:r>
+        <w:rPr>
+          <w:b/>
+          <w:bCs/>
+        </w:rPr>
+        <w:t xml:space="preserve">hepsini</w:t>
+      </w:r>
+      <w:r>
+        <w:t xml:space="preserve"> </w:t>
+      </w:r>
+      <w:r>
+        <w:t xml:space="preserve">uygulamadan bir gereksinim</w:t>
+      </w:r>
+      <w:r>
+        <w:t xml:space="preserve"> </w:t>
+      </w:r>
+      <w:r>
+        <w:t xml:space="preserve">“iyi”</w:t>
+      </w:r>
+      <w:r>
+        <w:t xml:space="preserve"> </w:t>
+      </w:r>
+      <w:r>
+        <w:t xml:space="preserve">sayılmaz.</w:t>
+      </w:r>
+    </w:p>
+    <w:p>
+      <w:pPr>
+        <w:pStyle w:val="BlockText"/>
+      </w:pPr>
+      <w:r>
+        <w:rPr>
+          <w:b/>
+          <w:bCs/>
+        </w:rPr>
+        <w:t xml:space="preserve">Kural</w:t>
+      </w:r>
+    </w:p>
+    <w:p>
+      <w:pPr>
+        <w:pStyle w:val="BlockText"/>
+      </w:pPr>
+      <w:r>
+        <w:t xml:space="preserve">Her alıştırma cevabınızı bitirdikten sonra kendinize sorun:</w:t>
+      </w:r>
+      <w:r>
+        <w:t xml:space="preserve"> </w:t>
+      </w:r>
+      <w:r>
+        <w:t xml:space="preserve">“Bu cümleyi bir test/inceleme ile doğrulayabilir</w:t>
+      </w:r>
+      <w:r>
+        <w:t xml:space="preserve"> </w:t>
+      </w:r>
+      <w:r>
+        <w:t xml:space="preserve">miyim?”</w:t>
+      </w:r>
+      <w:r>
+        <w:t xml:space="preserve"> </w:t>
+      </w:r>
+      <w:r>
+        <w:t xml:space="preserve">Cevap</w:t>
+      </w:r>
+      <w:r>
+        <w:t xml:space="preserve"> </w:t>
+      </w:r>
+      <w:r>
+        <w:t xml:space="preserve">“hayır”</w:t>
+      </w:r>
+      <w:r>
+        <w:t xml:space="preserve"> </w:t>
+      </w:r>
+      <w:r>
+        <w:t xml:space="preserve">ya da</w:t>
+      </w:r>
+      <w:r>
+        <w:t xml:space="preserve"> </w:t>
+      </w:r>
+      <w:r>
+        <w:t xml:space="preserve">“belki”</w:t>
+      </w:r>
+      <w:r>
+        <w:t xml:space="preserve"> </w:t>
+      </w:r>
+      <w:r>
+        <w:t xml:space="preserve">ise, gereksinim henüz hazır değildir.</w:t>
+      </w:r>
+    </w:p>
     <w:bookmarkEnd w:id="144"/>
-    <w:bookmarkStart w:id="148" w:name="kendi-başına-çalış"/>
-    <w:p>
-      <w:pPr>
-        <w:pStyle w:val="Heading2"/>
-      </w:pPr>
-      <w:r>
-        <w:t xml:space="preserve">10. Kendi başına çalış</w:t>
-      </w:r>
-    </w:p>
-    <w:p>
-      <w:pPr>
-        <w:pStyle w:val="BlockText"/>
-      </w:pPr>
-      <w:r>
-        <w:rPr>
-          <w:b/>
-          <w:bCs/>
-        </w:rPr>
-        <w:t xml:space="preserve">Alıştırma 1 — Kolay: Gereksinimi düzeltin</w:t>
-      </w:r>
-    </w:p>
-    <w:p>
-      <w:pPr>
-        <w:pStyle w:val="BlockText"/>
-      </w:pPr>
-      <w:r>
-        <w:t xml:space="preserve">Şu gereksinimleri</w:t>
-      </w:r>
-      <w:r>
-        <w:t xml:space="preserve"> </w:t>
-      </w:r>
-      <w:r>
-        <w:t xml:space="preserve">“iyi gereksinim”</w:t>
-      </w:r>
-      <w:r>
-        <w:t xml:space="preserve"> </w:t>
-      </w:r>
-      <w:r>
-        <w:t xml:space="preserve">ölçütlerine göre yeniden yazın:</w:t>
-      </w:r>
-      <w:r>
-        <w:t xml:space="preserve"> </w:t>
-      </w:r>
-      <w:r>
-        <w:t xml:space="preserve">“Sistem saldırılara dayanıklı olmalıdır”</w:t>
-      </w:r>
-      <w:r>
-        <w:t xml:space="preserve">,</w:t>
-      </w:r>
-      <w:r>
-        <w:t xml:space="preserve"> </w:t>
-      </w:r>
-      <w:r>
-        <w:t xml:space="preserve">“Parolalar güvenli saklanmalıdır”</w:t>
-      </w:r>
-      <w:r>
-        <w:t xml:space="preserve">,</w:t>
-      </w:r>
-      <w:r>
-        <w:t xml:space="preserve"> </w:t>
-      </w:r>
-      <w:r>
-        <w:t xml:space="preserve">“Uygulama hızlı ve güvenli olmalıdır”</w:t>
-      </w:r>
-      <w:r>
-        <w:t xml:space="preserve">.</w:t>
-      </w:r>
-    </w:p>
-    <w:p>
-      <w:pPr>
-        <w:pStyle w:val="BlockText"/>
-      </w:pPr>
-      <w:r>
-        <w:rPr>
-          <w:b/>
-          <w:bCs/>
-        </w:rPr>
-        <w:t xml:space="preserve">Alıştırma 2 — Kolay: ETSI eşlemesi</w:t>
-      </w:r>
-    </w:p>
-    <w:p>
-      <w:pPr>
-        <w:pStyle w:val="BlockText"/>
-      </w:pPr>
-      <w:r>
-        <w:t xml:space="preserve">ETSI EN 303 645’in on üç başlığından projenize uygulananları seçin ve her biri için projenizde hangi önlemin karşılık</w:t>
-      </w:r>
-      <w:r>
-        <w:t xml:space="preserve"> </w:t>
-      </w:r>
-      <w:r>
-        <w:t xml:space="preserve">geldiğini yazın.</w:t>
-      </w:r>
-    </w:p>
-    <w:p>
-      <w:pPr>
-        <w:pStyle w:val="BlockText"/>
-      </w:pPr>
-      <w:r>
-        <w:rPr>
-          <w:b/>
-          <w:bCs/>
-        </w:rPr>
-        <w:t xml:space="preserve">Alıştırma 3 — Orta: Devredilen gereksinimler</w:t>
-      </w:r>
-    </w:p>
-    <w:p>
-      <w:pPr>
-        <w:pStyle w:val="BlockText"/>
-      </w:pPr>
-      <w:r>
-        <w:t xml:space="preserve">Projenizi başka bir uygulamanın içine gömülen bir kütüphane olarak düşünün. Hangi gereksinimleri üst uygulamaya</w:t>
-      </w:r>
-      <w:r>
-        <w:t xml:space="preserve"> </w:t>
-      </w:r>
-      <w:r>
-        <w:t xml:space="preserve">devretmeniz gerekir? Her biri için üst uygulama geliştiricisine yazacağınız bir paragraflık yönergeyi hazırlayın.</w:t>
-      </w:r>
-    </w:p>
-    <w:p>
-      <w:pPr>
-        <w:pStyle w:val="BlockText"/>
-      </w:pPr>
-      <w:r>
-        <w:rPr>
-          <w:b/>
-          <w:bCs/>
-        </w:rPr>
-        <w:t xml:space="preserve">Alıştırma 4 — Orta: Güvenlik hedefi iskeleti</w:t>
-      </w:r>
-    </w:p>
-    <w:p>
-      <w:pPr>
-        <w:pStyle w:val="BlockText"/>
-      </w:pPr>
-      <w:r>
-        <w:t xml:space="preserve">Projeniz için bir Ortak Kriterler güvenlik hedefi (ST) iskeleti çıkarın: TOE tanımı, varsayımlar, tehditler, güvenlik</w:t>
-      </w:r>
-      <w:r>
-        <w:t xml:space="preserve"> </w:t>
-      </w:r>
-      <w:r>
-        <w:t xml:space="preserve">amaçları ve bunlara karşılık gelen gereksinimler. Güvenlik kılavuzunuzun hangi bölümleri hangi ST bölümüne karşılık</w:t>
-      </w:r>
-      <w:r>
-        <w:t xml:space="preserve"> </w:t>
-      </w:r>
-      <w:r>
-        <w:t xml:space="preserve">geliyor?</w:t>
-      </w:r>
-    </w:p>
-    <w:p>
-      <w:pPr>
-        <w:pStyle w:val="BlockText"/>
-      </w:pPr>
-      <w:r>
-        <w:rPr>
-          <w:b/>
-          <w:bCs/>
-        </w:rPr>
-        <w:t xml:space="preserve">Alıştırma 5 — Zor: FIPS 140-3 açığı analizi</w:t>
-      </w:r>
-    </w:p>
-    <w:p>
-      <w:pPr>
-        <w:pStyle w:val="BlockText"/>
-      </w:pPr>
-      <w:r>
-        <w:t xml:space="preserve">Projenizdeki kripto kodunu FIPS 140-3’ün</w:t>
-      </w:r>
-      <w:r>
-        <w:t xml:space="preserve"> </w:t>
-      </w:r>
-      <w:r>
-        <w:t xml:space="preserve">“onaylı algoritma, öz test, rol ve hizmet, sıfırlama”</w:t>
-      </w:r>
-      <w:r>
-        <w:t xml:space="preserve"> </w:t>
-      </w:r>
-      <w:r>
-        <w:t xml:space="preserve">beklentilerine göre</w:t>
-      </w:r>
-      <w:r>
-        <w:t xml:space="preserve"> </w:t>
-      </w:r>
-      <w:r>
-        <w:t xml:space="preserve">inceleyin. Projeniz bir kriptografik modül olsaydı, düzey 1 için neler eksik kalırdı?</w:t>
-      </w:r>
-    </w:p>
-    <w:bookmarkStart w:id="145" w:name="X0ae2d68457d2b4b19fcb3b7c500400c811be67f"/>
-    <w:p>
-      <w:pPr>
-        <w:pStyle w:val="Heading3"/>
-      </w:pPr>
-      <w:r>
-        <w:t xml:space="preserve">Bu alıştırmaları neden kendi başınıza çözmelisiniz</w:t>
-      </w:r>
-    </w:p>
-    <w:p>
-      <w:pPr>
-        <w:pStyle w:val="FirstParagraph"/>
-      </w:pPr>
-      <w:r>
-        <w:t xml:space="preserve">Yukarıdaki bölümlerde gördüğünüz işlenmiş örnekler (kötü→iyi gereksinim, uçtan uca izlenebilirlik zinciri, ST</w:t>
-      </w:r>
-      <w:r>
-        <w:t xml:space="preserve"> </w:t>
-      </w:r>
-      <w:r>
-        <w:t xml:space="preserve">iskeleti, FIPS denetimi, standartlar arası eşleme, uyum matrisi satırı) hepsi</w:t>
-      </w:r>
-      <w:r>
-        <w:t xml:space="preserve"> </w:t>
-      </w:r>
-      <w:r>
-        <w:rPr>
-          <w:b/>
-          <w:bCs/>
-        </w:rPr>
-        <w:t xml:space="preserve">başka</w:t>
-      </w:r>
-      <w:r>
-        <w:t xml:space="preserve"> </w:t>
-      </w:r>
-      <w:r>
-        <w:t xml:space="preserve">gereksinimler ve</w:t>
-      </w:r>
-      <w:r>
-        <w:t xml:space="preserve"> </w:t>
-      </w:r>
-      <w:r>
-        <w:rPr>
-          <w:b/>
-          <w:bCs/>
-        </w:rPr>
-        <w:t xml:space="preserve">başka</w:t>
-      </w:r>
-      <w:r>
-        <w:t xml:space="preserve"> </w:t>
-      </w:r>
-      <w:r>
-        <w:t xml:space="preserve">varlıklar üzerinden anlatıldı. Amaç, yöntemi göstermekti; şimdi aynı yöntemi</w:t>
-      </w:r>
-      <w:r>
-        <w:t xml:space="preserve"> </w:t>
-      </w:r>
-      <w:r>
-        <w:rPr>
-          <w:b/>
-          <w:bCs/>
-        </w:rPr>
-        <w:t xml:space="preserve">kendi projenizin</w:t>
-      </w:r>
-      <w:r>
-        <w:t xml:space="preserve"> </w:t>
-      </w:r>
-      <w:r>
-        <w:t xml:space="preserve">varlıklarına ve</w:t>
-      </w:r>
-      <w:r>
-        <w:t xml:space="preserve"> </w:t>
-      </w:r>
-      <w:r>
-        <w:t xml:space="preserve">gereksinimlerine uygulamanız gerekiyor. Bir yöntemi yalnız izleyerek değil, bir kez de kendi başınıza uygulayarak</w:t>
-      </w:r>
-      <w:r>
-        <w:t xml:space="preserve"> </w:t>
-      </w:r>
-      <w:r>
-        <w:t xml:space="preserve">öğrenirsiniz — özellikle Alıştırma 1 ve 3’te, hangi kelimenin belirsiz olduğunu</w:t>
-      </w:r>
-      <w:r>
-        <w:t xml:space="preserve"> </w:t>
-      </w:r>
-      <w:r>
-        <w:rPr>
-          <w:b/>
-          <w:bCs/>
-        </w:rPr>
-        <w:t xml:space="preserve">siz</w:t>
-      </w:r>
-      <w:r>
-        <w:t xml:space="preserve"> </w:t>
-      </w:r>
-      <w:r>
-        <w:t xml:space="preserve">fark etmelisiniz; bu beceri</w:t>
-      </w:r>
-      <w:r>
-        <w:t xml:space="preserve"> </w:t>
-      </w:r>
-      <w:r>
-        <w:t xml:space="preserve">ancak pratikle gelir.</w:t>
-      </w:r>
-    </w:p>
-    <w:p>
-      <w:pPr>
-        <w:pStyle w:val="BlockText"/>
-      </w:pPr>
-      <w:r>
-        <w:rPr>
-          <w:b/>
-          <w:bCs/>
-        </w:rPr>
-        <w:t xml:space="preserve">Takılırsanız hangi bölüme dönün</w:t>
-      </w:r>
-    </w:p>
-    <w:p>
-      <w:pPr>
-        <w:pStyle w:val="BlockText"/>
-      </w:pPr>
-      <w:r>
-        <w:t xml:space="preserve">Alıştırma 1 → 1. bölümdeki altı adımlı örneği yeniden okuyun. Alıştırma 2 → 6. bölümdeki eşleme tablolarına</w:t>
-      </w:r>
-      <w:r>
-        <w:t xml:space="preserve"> </w:t>
-      </w:r>
-      <w:r>
-        <w:t xml:space="preserve">bakın. Alıştırma 3 → 3. bölümdeki devredilen gereksinim örneğine bakın. Alıştırma 4 → 4. bölümdeki ST iskeleti</w:t>
-      </w:r>
-      <w:r>
-        <w:t xml:space="preserve"> </w:t>
-      </w:r>
-      <w:r>
-        <w:t xml:space="preserve">örneğine bakın. Alıştırma 5 → 5. bölümdeki FIPS denetim tablosuna bakın.</w:t>
-      </w:r>
-    </w:p>
-    <w:p>
-      <w:pPr>
-        <w:pStyle w:val="BlockText"/>
-      </w:pPr>
-      <w:r>
-        <w:rPr>
-          <w:b/>
-          <w:bCs/>
-        </w:rPr>
-        <w:t xml:space="preserve">Sık hata: alıştırmayı tek cümlede</w:t>
-      </w:r>
-      <w:r>
-        <w:rPr>
-          <w:b/>
-          <w:bCs/>
-        </w:rPr>
-        <w:t xml:space="preserve"> </w:t>
-      </w:r>
-      <w:r>
-        <w:rPr>
-          <w:b/>
-          <w:bCs/>
-        </w:rPr>
-        <w:t xml:space="preserve">‘çözmek’</w:t>
-      </w:r>
-    </w:p>
-    <w:p>
-      <w:pPr>
-        <w:pStyle w:val="BlockText"/>
-      </w:pPr>
-      <w:r>
-        <w:t xml:space="preserve">“Sistem saldırılara dayanıklı olmalıdır”</w:t>
-      </w:r>
-      <w:r>
-        <w:t xml:space="preserve"> </w:t>
-      </w:r>
-      <w:r>
-        <w:t xml:space="preserve">cümlesini</w:t>
-      </w:r>
-      <w:r>
-        <w:t xml:space="preserve"> </w:t>
-      </w:r>
-      <w:r>
-        <w:t xml:space="preserve">“Sistem güvenli olmalıdır”</w:t>
-      </w:r>
-      <w:r>
-        <w:t xml:space="preserve"> </w:t>
-      </w:r>
-      <w:r>
-        <w:t xml:space="preserve">gibi başka bir belirsiz cümleyle</w:t>
-      </w:r>
-      <w:r>
-        <w:t xml:space="preserve"> </w:t>
-      </w:r>
-      <w:r>
-        <w:t xml:space="preserve">değiştirmek, alıştırmayı çözmüş gibi görünür ama aynı hatayı tekrarlar. 1. bölümdeki altı adımın</w:t>
-      </w:r>
-      <w:r>
-        <w:t xml:space="preserve"> </w:t>
-      </w:r>
-      <w:r>
-        <w:rPr>
-          <w:b/>
-          <w:bCs/>
-        </w:rPr>
-        <w:t xml:space="preserve">hepsini</w:t>
-      </w:r>
-      <w:r>
-        <w:t xml:space="preserve"> </w:t>
-      </w:r>
-      <w:r>
-        <w:t xml:space="preserve">uygulamadan bir gereksinim</w:t>
-      </w:r>
-      <w:r>
-        <w:t xml:space="preserve"> </w:t>
-      </w:r>
-      <w:r>
-        <w:t xml:space="preserve">“iyi”</w:t>
-      </w:r>
-      <w:r>
-        <w:t xml:space="preserve"> </w:t>
-      </w:r>
-      <w:r>
-        <w:t xml:space="preserve">sayılmaz.</w:t>
-      </w:r>
-    </w:p>
-    <w:p>
-      <w:pPr>
-        <w:pStyle w:val="BlockText"/>
-      </w:pPr>
-      <w:r>
-        <w:rPr>
-          <w:b/>
-          <w:bCs/>
-        </w:rPr>
-        <w:t xml:space="preserve">Kural</w:t>
-      </w:r>
-    </w:p>
-    <w:p>
-      <w:pPr>
-        <w:pStyle w:val="BlockText"/>
-      </w:pPr>
-      <w:r>
-        <w:t xml:space="preserve">Her alıştırma cevabınızı bitirdikten sonra kendinize sorun:</w:t>
-      </w:r>
-      <w:r>
-        <w:t xml:space="preserve"> </w:t>
-      </w:r>
-      <w:r>
-        <w:t xml:space="preserve">“Bu cümleyi bir test/inceleme ile doğrulayabilir</w:t>
-      </w:r>
-      <w:r>
-        <w:t xml:space="preserve"> </w:t>
-      </w:r>
-      <w:r>
-        <w:t xml:space="preserve">miyim?”</w:t>
-      </w:r>
-      <w:r>
-        <w:t xml:space="preserve"> </w:t>
-      </w:r>
-      <w:r>
-        <w:t xml:space="preserve">Cevap</w:t>
-      </w:r>
-      <w:r>
-        <w:t xml:space="preserve"> </w:t>
-      </w:r>
-      <w:r>
-        <w:t xml:space="preserve">“hayır”</w:t>
-      </w:r>
-      <w:r>
-        <w:t xml:space="preserve"> </w:t>
-      </w:r>
-      <w:r>
-        <w:t xml:space="preserve">ya da</w:t>
-      </w:r>
-      <w:r>
-        <w:t xml:space="preserve"> </w:t>
-      </w:r>
-      <w:r>
-        <w:t xml:space="preserve">“belki”</w:t>
-      </w:r>
-      <w:r>
-        <w:t xml:space="preserve"> </w:t>
-      </w:r>
-      <w:r>
-        <w:t xml:space="preserve">ise, gereksinim henüz hazır değildir.</w:t>
-      </w:r>
-    </w:p>
-    <w:bookmarkEnd w:id="145"/>
-    <w:bookmarkStart w:id="146" w:name="X8bbe925b844d45479e3730d9d7b63780324d5af"/>
+    <w:bookmarkStart w:id="145" w:name="X8bbe925b844d45479e3730d9d7b63780324d5af"/>
     <w:p>
       <w:pPr>
         <w:pStyle w:val="Heading3"/>
@@ -24188,7 +23807,7 @@
         <w:pStyle w:val="Compact"/>
         <w:numPr>
           <w:ilvl w:val="0"/>
-          <w:numId w:val="1040"/>
+          <w:numId w:val="1027"/>
         </w:numPr>
       </w:pPr>
       <w:r>
@@ -24212,7 +23831,7 @@
         <w:pStyle w:val="Compact"/>
         <w:numPr>
           <w:ilvl w:val="0"/>
-          <w:numId w:val="1041"/>
+          <w:numId w:val="1028"/>
         </w:numPr>
       </w:pPr>
       <w:r>
@@ -24224,7 +23843,7 @@
         <w:pStyle w:val="Compact"/>
         <w:numPr>
           <w:ilvl w:val="0"/>
-          <w:numId w:val="1042"/>
+          <w:numId w:val="1029"/>
         </w:numPr>
       </w:pPr>
       <w:r>
@@ -24236,7 +23855,7 @@
         <w:pStyle w:val="Compact"/>
         <w:numPr>
           <w:ilvl w:val="0"/>
-          <w:numId w:val="1043"/>
+          <w:numId w:val="1030"/>
         </w:numPr>
       </w:pPr>
       <w:r>
@@ -24254,7 +23873,7 @@
         <w:pStyle w:val="Compact"/>
         <w:numPr>
           <w:ilvl w:val="0"/>
-          <w:numId w:val="1044"/>
+          <w:numId w:val="1031"/>
         </w:numPr>
       </w:pPr>
       <w:r>
@@ -24281,8 +23900,8 @@
         <w:t xml:space="preserve">(yani sorun yok) diyebiliyorsanız, cevabınız değerlendirici standardına yakındır.</w:t>
       </w:r>
     </w:p>
-    <w:bookmarkEnd w:id="146"/>
-    <w:bookmarkStart w:id="147" w:name="alıştırma-1-için-başlangıç-şablonu"/>
+    <w:bookmarkEnd w:id="145"/>
+    <w:bookmarkStart w:id="146" w:name="alıştırma-1-için-başlangıç-şablonu"/>
     <w:p>
       <w:pPr>
         <w:pStyle w:val="Heading3"/>
@@ -24348,7 +23967,18 @@
         <w:t xml:space="preserve"> </w:t>
       </w:r>
       <w:r>
-        <w:t xml:space="preserve">olmadığının bir işaretidir — tehdit modelinize geri dönün (1. hafta).</w:t>
+        <w:t xml:space="preserve">olmadığının bir işaretidir — tehdit modelinize geri dönün (</w:t>
+      </w:r>
+      <w:hyperlink r:id="rId20">
+        <w:r>
+          <w:rPr>
+            <w:rStyle w:val="Hyperlink"/>
+          </w:rPr>
+          <w:t xml:space="preserve">1. hafta</w:t>
+        </w:r>
+      </w:hyperlink>
+      <w:r>
+        <w:t xml:space="preserve">).</w:t>
       </w:r>
     </w:p>
     <w:p>
@@ -24358,9 +23988,9 @@
         </w:pict>
       </w:r>
     </w:p>
+    <w:bookmarkEnd w:id="146"/>
     <w:bookmarkEnd w:id="147"/>
-    <w:bookmarkEnd w:id="148"/>
-    <w:bookmarkStart w:id="149" w:name="kendini-sınama"/>
+    <w:bookmarkStart w:id="148" w:name="kendini-sınama"/>
     <w:p>
       <w:pPr>
         <w:pStyle w:val="Heading2"/>
@@ -25533,7 +25163,7 @@
         </w:pict>
       </w:r>
     </w:p>
-    <w:bookmarkEnd w:id="149"/>
+    <w:bookmarkEnd w:id="148"/>
     <w:bookmarkStart w:id="153" w:name="kaynaklar-ve-ileri-okuma"/>
     <w:p>
       <w:pPr>
@@ -25597,7 +25227,7 @@
         <w:pStyle w:val="Compact"/>
         <w:numPr>
           <w:ilvl w:val="0"/>
-          <w:numId w:val="1045"/>
+          <w:numId w:val="1032"/>
         </w:numPr>
       </w:pPr>
       <w:r>
@@ -25609,7 +25239,7 @@
         <w:pStyle w:val="Compact"/>
         <w:numPr>
           <w:ilvl w:val="0"/>
-          <w:numId w:val="1045"/>
+          <w:numId w:val="1032"/>
         </w:numPr>
       </w:pPr>
       <w:r>
@@ -25621,7 +25251,7 @@
         <w:pStyle w:val="Compact"/>
         <w:numPr>
           <w:ilvl w:val="0"/>
-          <w:numId w:val="1045"/>
+          <w:numId w:val="1032"/>
         </w:numPr>
       </w:pPr>
       <w:r>
@@ -25633,7 +25263,7 @@
         <w:pStyle w:val="Compact"/>
         <w:numPr>
           <w:ilvl w:val="0"/>
-          <w:numId w:val="1045"/>
+          <w:numId w:val="1032"/>
         </w:numPr>
       </w:pPr>
       <w:r>
@@ -25645,7 +25275,7 @@
         <w:pStyle w:val="Compact"/>
         <w:numPr>
           <w:ilvl w:val="0"/>
-          <w:numId w:val="1045"/>
+          <w:numId w:val="1032"/>
         </w:numPr>
       </w:pPr>
       <w:r>
@@ -25657,7 +25287,7 @@
         <w:pStyle w:val="Compact"/>
         <w:numPr>
           <w:ilvl w:val="0"/>
-          <w:numId w:val="1045"/>
+          <w:numId w:val="1032"/>
         </w:numPr>
       </w:pPr>
       <w:r>
@@ -25669,14 +25299,14 @@
         <w:pStyle w:val="Compact"/>
         <w:numPr>
           <w:ilvl w:val="0"/>
-          <w:numId w:val="1045"/>
+          <w:numId w:val="1032"/>
         </w:numPr>
       </w:pPr>
       <w:r>
         <w:t xml:space="preserve">RFC 2119 / RFC 8174 (zorunluluk sözcükleri).</w:t>
       </w:r>
     </w:p>
-    <w:bookmarkStart w:id="150" w:name="bu-kaynakları-neden-böyle-seçtik"/>
+    <w:bookmarkStart w:id="149" w:name="bu-kaynakları-neden-böyle-seçtik"/>
     <w:p>
       <w:pPr>
         <w:pStyle w:val="Heading3"/>
@@ -25870,61 +25500,101 @@
         <w:t xml:space="preserve">karşılaştırma yapmasını sağlar.</w:t>
       </w:r>
     </w:p>
+    <w:bookmarkEnd w:id="149"/>
+    <w:bookmarkStart w:id="150" w:name="Xfc7b64c3314097c8d009f060ef842c1c862fdb1"/>
+    <w:p>
+      <w:pPr>
+        <w:pStyle w:val="Heading3"/>
+      </w:pPr>
+      <w:r>
+        <w:t xml:space="preserve">Kaynakları S1’de nasıl biçimlendirirsiniz (örnek)</w:t>
+      </w:r>
+    </w:p>
+    <w:p>
+      <w:pPr>
+        <w:pStyle w:val="SourceCode"/>
+      </w:pPr>
+      <w:r>
+        <w:rPr>
+          <w:rStyle w:val="VerbatimChar"/>
+        </w:rPr>
+        <w:t xml:space="preserve">S1 — Kaynaklar (örnek biçim)</w:t>
+      </w:r>
+      <w:r>
+        <w:br/>
+      </w:r>
+      <w:r>
+        <w:rPr>
+          <w:rStyle w:val="VerbatimChar"/>
+        </w:rPr>
+        <w:t xml:space="preserve">[1] ETSI EN 303 645 V2.1.1, "Cyber Security for Consumer Internet of Things: Baseline Requirements."</w:t>
+      </w:r>
+      <w:r>
+        <w:br/>
+      </w:r>
+      <w:r>
+        <w:rPr>
+          <w:rStyle w:val="VerbatimChar"/>
+        </w:rPr>
+        <w:t xml:space="preserve">[2] ISO/IEC 15408-1:2022, Common Criteria for Information Technology Security Evaluation.</w:t>
+      </w:r>
+      <w:r>
+        <w:br/>
+      </w:r>
+      <w:r>
+        <w:rPr>
+          <w:rStyle w:val="VerbatimChar"/>
+        </w:rPr>
+        <w:t xml:space="preserve">[3] OWASP Mobile Application Security Verification Standard (MASVS) v2.0.</w:t>
+      </w:r>
+      <w:r>
+        <w:br/>
+      </w:r>
+      <w:r>
+        <w:rPr>
+          <w:rStyle w:val="VerbatimChar"/>
+        </w:rPr>
+        <w:t xml:space="preserve">[4] NIST FIPS 140-3 (2019), Security Requirements for Cryptographic Modules.</w:t>
+      </w:r>
+    </w:p>
+    <w:p>
+      <w:pPr>
+        <w:pStyle w:val="FirstParagraph"/>
+      </w:pPr>
+      <w:r>
+        <w:t xml:space="preserve">Her kaynağın</w:t>
+      </w:r>
+      <w:r>
+        <w:t xml:space="preserve"> </w:t>
+      </w:r>
+      <w:r>
+        <w:rPr>
+          <w:b/>
+          <w:bCs/>
+        </w:rPr>
+        <w:t xml:space="preserve">sürüm/tarih</w:t>
+      </w:r>
+      <w:r>
+        <w:t xml:space="preserve"> </w:t>
+      </w:r>
+      <w:r>
+        <w:t xml:space="preserve">bilgisiyle listelenmesi, bu bölümün başındaki kuralın doğrudan uygulamasıdır; aynı</w:t>
+      </w:r>
+      <w:r>
+        <w:t xml:space="preserve"> </w:t>
+      </w:r>
+      <w:r>
+        <w:t xml:space="preserve">biçim, kılavuzunuzdaki gereksinim bloklarında (3. bölüm) standarda referans verirken de kullanılabilir.</w:t>
+      </w:r>
+    </w:p>
     <w:bookmarkEnd w:id="150"/>
-    <w:bookmarkStart w:id="151" w:name="Xfc7b64c3314097c8d009f060ef842c1c862fdb1"/>
+    <w:bookmarkStart w:id="152" w:name="bu-haftanın-kısa-özeti"/>
     <w:p>
       <w:pPr>
         <w:pStyle w:val="Heading3"/>
       </w:pPr>
       <w:r>
-        <w:t xml:space="preserve">Kaynakları S1’de nasıl biçimlendirirsiniz (örnek)</w:t>
-      </w:r>
-    </w:p>
-    <w:p>
-      <w:pPr>
-        <w:pStyle w:val="SourceCode"/>
-      </w:pPr>
-      <w:r>
-        <w:rPr>
-          <w:rStyle w:val="VerbatimChar"/>
-        </w:rPr>
-        <w:t xml:space="preserve">S1 — Kaynaklar (örnek biçim)</w:t>
-      </w:r>
-      <w:r>
-        <w:br/>
-      </w:r>
-      <w:r>
-        <w:rPr>
-          <w:rStyle w:val="VerbatimChar"/>
-        </w:rPr>
-        <w:t xml:space="preserve">[1] ETSI EN 303 645 V2.1.1, "Cyber Security for Consumer Internet of Things: Baseline Requirements."</w:t>
-      </w:r>
-      <w:r>
-        <w:br/>
-      </w:r>
-      <w:r>
-        <w:rPr>
-          <w:rStyle w:val="VerbatimChar"/>
-        </w:rPr>
-        <w:t xml:space="preserve">[2] ISO/IEC 15408-1:2022, Common Criteria for Information Technology Security Evaluation.</w:t>
-      </w:r>
-      <w:r>
-        <w:br/>
-      </w:r>
-      <w:r>
-        <w:rPr>
-          <w:rStyle w:val="VerbatimChar"/>
-        </w:rPr>
-        <w:t xml:space="preserve">[3] OWASP Mobile Application Security Verification Standard (MASVS) v2.0.</w:t>
-      </w:r>
-      <w:r>
-        <w:br/>
-      </w:r>
-      <w:r>
-        <w:rPr>
-          <w:rStyle w:val="VerbatimChar"/>
-        </w:rPr>
-        <w:t xml:space="preserve">[4] NIST FIPS 140-3 (2019), Security Requirements for Cryptographic Modules.</w:t>
+        <w:t xml:space="preserve">Bu haftanın kısa özeti</w:t>
       </w:r>
     </w:p>
     <w:p>
@@ -25932,46 +25602,6 @@
         <w:pStyle w:val="FirstParagraph"/>
       </w:pPr>
       <w:r>
-        <w:t xml:space="preserve">Her kaynağın</w:t>
-      </w:r>
-      <w:r>
-        <w:t xml:space="preserve"> </w:t>
-      </w:r>
-      <w:r>
-        <w:rPr>
-          <w:b/>
-          <w:bCs/>
-        </w:rPr>
-        <w:t xml:space="preserve">sürüm/tarih</w:t>
-      </w:r>
-      <w:r>
-        <w:t xml:space="preserve"> </w:t>
-      </w:r>
-      <w:r>
-        <w:t xml:space="preserve">bilgisiyle listelenmesi, bu bölümün başındaki kuralın doğrudan uygulamasıdır; aynı</w:t>
-      </w:r>
-      <w:r>
-        <w:t xml:space="preserve"> </w:t>
-      </w:r>
-      <w:r>
-        <w:t xml:space="preserve">biçim, kılavuzunuzdaki gereksinim bloklarında (3. bölüm) standarda referans verirken de kullanılabilir.</w:t>
-      </w:r>
-    </w:p>
-    <w:bookmarkEnd w:id="151"/>
-    <w:bookmarkStart w:id="152" w:name="bu-haftanın-kısa-özeti"/>
-    <w:p>
-      <w:pPr>
-        <w:pStyle w:val="Heading3"/>
-      </w:pPr>
-      <w:r>
-        <w:t xml:space="preserve">Bu haftanın kısa özeti</w:t>
-      </w:r>
-    </w:p>
-    <w:p>
-      <w:pPr>
-        <w:pStyle w:val="FirstParagraph"/>
-      </w:pPr>
-      <w:r>
         <w:t xml:space="preserve">Bu hafta bir gereksinimi sıfırdan iyi yazmayı (1. bölüm), onu kanıta kadar izlemeyi (2. bölüm), kılavuza doğru</w:t>
       </w:r>
       <w:r>
@@ -25996,7 +25626,29 @@
         <w:t xml:space="preserve"> </w:t>
       </w:r>
       <w:r>
-        <w:t xml:space="preserve">Dönem başından beri topladığınız varlık tablosu (1. hafta), koruma kuralları (9. hafta) ve değerlendirme süreci</w:t>
+        <w:t xml:space="preserve">Dönem başından beri topladığınız varlık tablosu (</w:t>
+      </w:r>
+      <w:hyperlink r:id="rId20">
+        <w:r>
+          <w:rPr>
+            <w:rStyle w:val="Hyperlink"/>
+          </w:rPr>
+          <w:t xml:space="preserve">1. hafta</w:t>
+        </w:r>
+      </w:hyperlink>
+      <w:r>
+        <w:t xml:space="preserve">), koruma kuralları (</w:t>
+      </w:r>
+      <w:hyperlink r:id="rId40">
+        <w:r>
+          <w:rPr>
+            <w:rStyle w:val="Hyperlink"/>
+          </w:rPr>
+          <w:t xml:space="preserve">9. hafta</w:t>
+        </w:r>
+      </w:hyperlink>
+      <w:r>
+        <w:t xml:space="preserve">) ve değerlendirme süreci</w:t>
       </w:r>
       <w:r>
         <w:t xml:space="preserve"> </w:t>
@@ -26389,6 +26041,109 @@
         </w:tc>
       </w:tr>
     </w:tbl>
+    <w:p>
+      <w:pPr>
+        <w:pStyle w:val="BlockText"/>
+      </w:pPr>
+      <w:r>
+        <w:rPr>
+          <w:b/>
+          <w:bCs/>
+        </w:rPr>
+        <w:t xml:space="preserve">Bir sonraki hafta</w:t>
+      </w:r>
+    </w:p>
+    <w:p>
+      <w:pPr>
+        <w:pStyle w:val="BlockText"/>
+      </w:pPr>
+      <w:hyperlink r:id="rId151">
+        <w:r>
+          <w:rPr>
+            <w:rStyle w:val="Hyperlink"/>
+            <w:b/>
+            <w:bCs/>
+          </w:rPr>
+          <w:t xml:space="preserve">14. hafta</w:t>
+        </w:r>
+      </w:hyperlink>
+      <w:r>
+        <w:rPr>
+          <w:b/>
+          <w:bCs/>
+        </w:rPr>
+        <w:t xml:space="preserve"> </w:t>
+      </w:r>
+      <w:r>
+        <w:rPr>
+          <w:b/>
+          <w:bCs/>
+        </w:rPr>
+        <w:t xml:space="preserve">— Tigress ve çeşitlendirme.</w:t>
+      </w:r>
+      <w:r>
+        <w:t xml:space="preserve"> </w:t>
+      </w:r>
+      <w:r>
+        <w:t xml:space="preserve">Bu hafta tanımladığımız dersin gereksinim ailelerinden</w:t>
+      </w:r>
+      <w:r>
+        <w:t xml:space="preserve"> </w:t>
+      </w:r>
+      <w:r>
+        <w:rPr>
+          <w:b/>
+          <w:bCs/>
+        </w:rPr>
+        <w:t xml:space="preserve">CEN429-AP</w:t>
+      </w:r>
+      <w:r>
+        <w:t xml:space="preserve"> </w:t>
+      </w:r>
+      <w:r>
+        <w:t xml:space="preserve">(uygulama koruması) grubundaki</w:t>
+      </w:r>
+      <w:r>
+        <w:t xml:space="preserve"> </w:t>
+      </w:r>
+      <w:r>
+        <w:t xml:space="preserve">“hassas kod bölümleri gizlenmelidir”</w:t>
+      </w:r>
+      <w:r>
+        <w:t xml:space="preserve"> </w:t>
+      </w:r>
+      <w:r>
+        <w:t xml:space="preserve">gibi gereksinimlerin somut karşılığını,</w:t>
+      </w:r>
+      <w:r>
+        <w:t xml:space="preserve"> </w:t>
+      </w:r>
+      <w:r>
+        <w:t xml:space="preserve">yani</w:t>
+      </w:r>
+      <w:r>
+        <w:t xml:space="preserve"> </w:t>
+      </w:r>
+      <w:r>
+        <w:rPr>
+          <w:b/>
+          <w:bCs/>
+        </w:rPr>
+        <w:t xml:space="preserve">önlem</w:t>
+      </w:r>
+      <w:r>
+        <w:t xml:space="preserve"> </w:t>
+      </w:r>
+      <w:r>
+        <w:t xml:space="preserve">tarafını, 14. haftada göreceğiz: Tigress aracıyla kod gizleme ve çeşitlendirme dönüşümlerini</w:t>
+      </w:r>
+      <w:r>
+        <w:t xml:space="preserve"> </w:t>
+      </w:r>
+      <w:r>
+        <w:t xml:space="preserve">uygulayıp bunları uyum matrisinizin (S17) ilgili satırlarına bağlayacaksınız.</w:t>
+      </w:r>
+    </w:p>
     <w:bookmarkEnd w:id="152"/>
     <w:bookmarkEnd w:id="153"/>
     <w:bookmarkEnd w:id="154"/>
@@ -26925,24 +26680,6 @@
     <w:abstractNumId w:val="991"/>
   </w:num>
   <w:num w:numId="1008">
-    <w:abstractNumId w:val="991"/>
-  </w:num>
-  <w:num w:numId="1009">
-    <w:abstractNumId w:val="991"/>
-  </w:num>
-  <w:num w:numId="1010">
-    <w:abstractNumId w:val="991"/>
-  </w:num>
-  <w:num w:numId="1011">
-    <w:abstractNumId w:val="991"/>
-  </w:num>
-  <w:num w:numId="1012">
-    <w:abstractNumId w:val="991"/>
-  </w:num>
-  <w:num w:numId="1013">
-    <w:abstractNumId w:val="991"/>
-  </w:num>
-  <w:num w:numId="1014">
     <w:abstractNumId w:val="99411"/>
     <w:lvlOverride w:ilvl="0">
       <w:startOverride w:val="1"/>
@@ -26972,25 +26709,7 @@
       <w:startOverride w:val="1"/>
     </w:lvlOverride>
   </w:num>
-  <w:num w:numId="1015">
-    <w:abstractNumId w:val="991"/>
-  </w:num>
-  <w:num w:numId="1016">
-    <w:abstractNumId w:val="991"/>
-  </w:num>
-  <w:num w:numId="1017">
-    <w:abstractNumId w:val="991"/>
-  </w:num>
-  <w:num w:numId="1018">
-    <w:abstractNumId w:val="991"/>
-  </w:num>
-  <w:num w:numId="1019">
-    <w:abstractNumId w:val="991"/>
-  </w:num>
-  <w:num w:numId="1020">
-    <w:abstractNumId w:val="991"/>
-  </w:num>
-  <w:num w:numId="1021">
+  <w:num w:numId="1009">
     <w:abstractNumId w:val="99411"/>
     <w:lvlOverride w:ilvl="0">
       <w:startOverride w:val="1"/>
@@ -27020,7 +26739,13 @@
       <w:startOverride w:val="1"/>
     </w:lvlOverride>
   </w:num>
-  <w:num w:numId="1022">
+  <w:num w:numId="1010">
+    <w:abstractNumId w:val="991"/>
+  </w:num>
+  <w:num w:numId="1011">
+    <w:abstractNumId w:val="991"/>
+  </w:num>
+  <w:num w:numId="1012">
     <w:abstractNumId w:val="99411"/>
     <w:lvlOverride w:ilvl="0">
       <w:startOverride w:val="1"/>
@@ -27050,11 +26775,203 @@
       <w:startOverride w:val="1"/>
     </w:lvlOverride>
   </w:num>
-  <w:num w:numId="1023">
+  <w:num w:numId="1013">
+    <w:abstractNumId w:val="99411"/>
+    <w:lvlOverride w:ilvl="0">
+      <w:startOverride w:val="1"/>
+    </w:lvlOverride>
+    <w:lvlOverride w:ilvl="1">
+      <w:startOverride w:val="1"/>
+    </w:lvlOverride>
+    <w:lvlOverride w:ilvl="2">
+      <w:startOverride w:val="1"/>
+    </w:lvlOverride>
+    <w:lvlOverride w:ilvl="3">
+      <w:startOverride w:val="1"/>
+    </w:lvlOverride>
+    <w:lvlOverride w:ilvl="4">
+      <w:startOverride w:val="1"/>
+    </w:lvlOverride>
+    <w:lvlOverride w:ilvl="5">
+      <w:startOverride w:val="1"/>
+    </w:lvlOverride>
+    <w:lvlOverride w:ilvl="6">
+      <w:startOverride w:val="1"/>
+    </w:lvlOverride>
+    <w:lvlOverride w:ilvl="7">
+      <w:startOverride w:val="1"/>
+    </w:lvlOverride>
+    <w:lvlOverride w:ilvl="8">
+      <w:startOverride w:val="1"/>
+    </w:lvlOverride>
+  </w:num>
+  <w:num w:numId="1014">
     <w:abstractNumId w:val="991"/>
   </w:num>
+  <w:num w:numId="1015">
+    <w:abstractNumId w:val="99411"/>
+    <w:lvlOverride w:ilvl="0">
+      <w:startOverride w:val="1"/>
+    </w:lvlOverride>
+    <w:lvlOverride w:ilvl="1">
+      <w:startOverride w:val="1"/>
+    </w:lvlOverride>
+    <w:lvlOverride w:ilvl="2">
+      <w:startOverride w:val="1"/>
+    </w:lvlOverride>
+    <w:lvlOverride w:ilvl="3">
+      <w:startOverride w:val="1"/>
+    </w:lvlOverride>
+    <w:lvlOverride w:ilvl="4">
+      <w:startOverride w:val="1"/>
+    </w:lvlOverride>
+    <w:lvlOverride w:ilvl="5">
+      <w:startOverride w:val="1"/>
+    </w:lvlOverride>
+    <w:lvlOverride w:ilvl="6">
+      <w:startOverride w:val="1"/>
+    </w:lvlOverride>
+    <w:lvlOverride w:ilvl="7">
+      <w:startOverride w:val="1"/>
+    </w:lvlOverride>
+    <w:lvlOverride w:ilvl="8">
+      <w:startOverride w:val="1"/>
+    </w:lvlOverride>
+  </w:num>
+  <w:num w:numId="1016">
+    <w:abstractNumId w:val="991"/>
+  </w:num>
+  <w:num w:numId="1017">
+    <w:abstractNumId w:val="99411"/>
+    <w:lvlOverride w:ilvl="0">
+      <w:startOverride w:val="1"/>
+    </w:lvlOverride>
+    <w:lvlOverride w:ilvl="1">
+      <w:startOverride w:val="1"/>
+    </w:lvlOverride>
+    <w:lvlOverride w:ilvl="2">
+      <w:startOverride w:val="1"/>
+    </w:lvlOverride>
+    <w:lvlOverride w:ilvl="3">
+      <w:startOverride w:val="1"/>
+    </w:lvlOverride>
+    <w:lvlOverride w:ilvl="4">
+      <w:startOverride w:val="1"/>
+    </w:lvlOverride>
+    <w:lvlOverride w:ilvl="5">
+      <w:startOverride w:val="1"/>
+    </w:lvlOverride>
+    <w:lvlOverride w:ilvl="6">
+      <w:startOverride w:val="1"/>
+    </w:lvlOverride>
+    <w:lvlOverride w:ilvl="7">
+      <w:startOverride w:val="1"/>
+    </w:lvlOverride>
+    <w:lvlOverride w:ilvl="8">
+      <w:startOverride w:val="1"/>
+    </w:lvlOverride>
+  </w:num>
+  <w:num w:numId="1018">
+    <w:abstractNumId w:val="99411"/>
+    <w:lvlOverride w:ilvl="0">
+      <w:startOverride w:val="1"/>
+    </w:lvlOverride>
+    <w:lvlOverride w:ilvl="1">
+      <w:startOverride w:val="1"/>
+    </w:lvlOverride>
+    <w:lvlOverride w:ilvl="2">
+      <w:startOverride w:val="1"/>
+    </w:lvlOverride>
+    <w:lvlOverride w:ilvl="3">
+      <w:startOverride w:val="1"/>
+    </w:lvlOverride>
+    <w:lvlOverride w:ilvl="4">
+      <w:startOverride w:val="1"/>
+    </w:lvlOverride>
+    <w:lvlOverride w:ilvl="5">
+      <w:startOverride w:val="1"/>
+    </w:lvlOverride>
+    <w:lvlOverride w:ilvl="6">
+      <w:startOverride w:val="1"/>
+    </w:lvlOverride>
+    <w:lvlOverride w:ilvl="7">
+      <w:startOverride w:val="1"/>
+    </w:lvlOverride>
+    <w:lvlOverride w:ilvl="8">
+      <w:startOverride w:val="1"/>
+    </w:lvlOverride>
+  </w:num>
+  <w:num w:numId="1019">
+    <w:abstractNumId w:val="99411"/>
+    <w:lvlOverride w:ilvl="0">
+      <w:startOverride w:val="1"/>
+    </w:lvlOverride>
+    <w:lvlOverride w:ilvl="1">
+      <w:startOverride w:val="1"/>
+    </w:lvlOverride>
+    <w:lvlOverride w:ilvl="2">
+      <w:startOverride w:val="1"/>
+    </w:lvlOverride>
+    <w:lvlOverride w:ilvl="3">
+      <w:startOverride w:val="1"/>
+    </w:lvlOverride>
+    <w:lvlOverride w:ilvl="4">
+      <w:startOverride w:val="1"/>
+    </w:lvlOverride>
+    <w:lvlOverride w:ilvl="5">
+      <w:startOverride w:val="1"/>
+    </w:lvlOverride>
+    <w:lvlOverride w:ilvl="6">
+      <w:startOverride w:val="1"/>
+    </w:lvlOverride>
+    <w:lvlOverride w:ilvl="7">
+      <w:startOverride w:val="1"/>
+    </w:lvlOverride>
+    <w:lvlOverride w:ilvl="8">
+      <w:startOverride w:val="1"/>
+    </w:lvlOverride>
+  </w:num>
+  <w:num w:numId="1020">
+    <w:abstractNumId w:val="99411"/>
+    <w:lvlOverride w:ilvl="0">
+      <w:startOverride w:val="1"/>
+    </w:lvlOverride>
+    <w:lvlOverride w:ilvl="1">
+      <w:startOverride w:val="1"/>
+    </w:lvlOverride>
+    <w:lvlOverride w:ilvl="2">
+      <w:startOverride w:val="1"/>
+    </w:lvlOverride>
+    <w:lvlOverride w:ilvl="3">
+      <w:startOverride w:val="1"/>
+    </w:lvlOverride>
+    <w:lvlOverride w:ilvl="4">
+      <w:startOverride w:val="1"/>
+    </w:lvlOverride>
+    <w:lvlOverride w:ilvl="5">
+      <w:startOverride w:val="1"/>
+    </w:lvlOverride>
+    <w:lvlOverride w:ilvl="6">
+      <w:startOverride w:val="1"/>
+    </w:lvlOverride>
+    <w:lvlOverride w:ilvl="7">
+      <w:startOverride w:val="1"/>
+    </w:lvlOverride>
+    <w:lvlOverride w:ilvl="8">
+      <w:startOverride w:val="1"/>
+    </w:lvlOverride>
+  </w:num>
+  <w:num w:numId="1021">
+    <w:abstractNumId w:val="992"/>
+  </w:num>
+  <w:num w:numId="1022">
+    <w:abstractNumId w:val="992"/>
+  </w:num>
+  <w:num w:numId="1023">
+    <w:abstractNumId w:val="992"/>
+  </w:num>
   <w:num w:numId="1024">
-    <w:abstractNumId w:val="991"/>
+    <w:abstractNumId w:val="992"/>
   </w:num>
   <w:num w:numId="1025">
     <w:abstractNumId w:val="99411"/>
@@ -27117,249 +27034,21 @@
     </w:lvlOverride>
   </w:num>
   <w:num w:numId="1027">
-    <w:abstractNumId w:val="991"/>
+    <w:abstractNumId w:val="992"/>
   </w:num>
   <w:num w:numId="1028">
-    <w:abstractNumId w:val="99411"/>
-    <w:lvlOverride w:ilvl="0">
-      <w:startOverride w:val="1"/>
-    </w:lvlOverride>
-    <w:lvlOverride w:ilvl="1">
-      <w:startOverride w:val="1"/>
-    </w:lvlOverride>
-    <w:lvlOverride w:ilvl="2">
-      <w:startOverride w:val="1"/>
-    </w:lvlOverride>
-    <w:lvlOverride w:ilvl="3">
-      <w:startOverride w:val="1"/>
-    </w:lvlOverride>
-    <w:lvlOverride w:ilvl="4">
-      <w:startOverride w:val="1"/>
-    </w:lvlOverride>
-    <w:lvlOverride w:ilvl="5">
-      <w:startOverride w:val="1"/>
-    </w:lvlOverride>
-    <w:lvlOverride w:ilvl="6">
-      <w:startOverride w:val="1"/>
-    </w:lvlOverride>
-    <w:lvlOverride w:ilvl="7">
-      <w:startOverride w:val="1"/>
-    </w:lvlOverride>
-    <w:lvlOverride w:ilvl="8">
-      <w:startOverride w:val="1"/>
-    </w:lvlOverride>
+    <w:abstractNumId w:val="992"/>
   </w:num>
   <w:num w:numId="1029">
-    <w:abstractNumId w:val="991"/>
+    <w:abstractNumId w:val="992"/>
   </w:num>
   <w:num w:numId="1030">
-    <w:abstractNumId w:val="99411"/>
-    <w:lvlOverride w:ilvl="0">
-      <w:startOverride w:val="1"/>
-    </w:lvlOverride>
-    <w:lvlOverride w:ilvl="1">
-      <w:startOverride w:val="1"/>
-    </w:lvlOverride>
-    <w:lvlOverride w:ilvl="2">
-      <w:startOverride w:val="1"/>
-    </w:lvlOverride>
-    <w:lvlOverride w:ilvl="3">
-      <w:startOverride w:val="1"/>
-    </w:lvlOverride>
-    <w:lvlOverride w:ilvl="4">
-      <w:startOverride w:val="1"/>
-    </w:lvlOverride>
-    <w:lvlOverride w:ilvl="5">
-      <w:startOverride w:val="1"/>
-    </w:lvlOverride>
-    <w:lvlOverride w:ilvl="6">
-      <w:startOverride w:val="1"/>
-    </w:lvlOverride>
-    <w:lvlOverride w:ilvl="7">
-      <w:startOverride w:val="1"/>
-    </w:lvlOverride>
-    <w:lvlOverride w:ilvl="8">
-      <w:startOverride w:val="1"/>
-    </w:lvlOverride>
+    <w:abstractNumId w:val="992"/>
   </w:num>
   <w:num w:numId="1031">
-    <w:abstractNumId w:val="99411"/>
-    <w:lvlOverride w:ilvl="0">
-      <w:startOverride w:val="1"/>
-    </w:lvlOverride>
-    <w:lvlOverride w:ilvl="1">
-      <w:startOverride w:val="1"/>
-    </w:lvlOverride>
-    <w:lvlOverride w:ilvl="2">
-      <w:startOverride w:val="1"/>
-    </w:lvlOverride>
-    <w:lvlOverride w:ilvl="3">
-      <w:startOverride w:val="1"/>
-    </w:lvlOverride>
-    <w:lvlOverride w:ilvl="4">
-      <w:startOverride w:val="1"/>
-    </w:lvlOverride>
-    <w:lvlOverride w:ilvl="5">
-      <w:startOverride w:val="1"/>
-    </w:lvlOverride>
-    <w:lvlOverride w:ilvl="6">
-      <w:startOverride w:val="1"/>
-    </w:lvlOverride>
-    <w:lvlOverride w:ilvl="7">
-      <w:startOverride w:val="1"/>
-    </w:lvlOverride>
-    <w:lvlOverride w:ilvl="8">
-      <w:startOverride w:val="1"/>
-    </w:lvlOverride>
+    <w:abstractNumId w:val="992"/>
   </w:num>
   <w:num w:numId="1032">
-    <w:abstractNumId w:val="99411"/>
-    <w:lvlOverride w:ilvl="0">
-      <w:startOverride w:val="1"/>
-    </w:lvlOverride>
-    <w:lvlOverride w:ilvl="1">
-      <w:startOverride w:val="1"/>
-    </w:lvlOverride>
-    <w:lvlOverride w:ilvl="2">
-      <w:startOverride w:val="1"/>
-    </w:lvlOverride>
-    <w:lvlOverride w:ilvl="3">
-      <w:startOverride w:val="1"/>
-    </w:lvlOverride>
-    <w:lvlOverride w:ilvl="4">
-      <w:startOverride w:val="1"/>
-    </w:lvlOverride>
-    <w:lvlOverride w:ilvl="5">
-      <w:startOverride w:val="1"/>
-    </w:lvlOverride>
-    <w:lvlOverride w:ilvl="6">
-      <w:startOverride w:val="1"/>
-    </w:lvlOverride>
-    <w:lvlOverride w:ilvl="7">
-      <w:startOverride w:val="1"/>
-    </w:lvlOverride>
-    <w:lvlOverride w:ilvl="8">
-      <w:startOverride w:val="1"/>
-    </w:lvlOverride>
-  </w:num>
-  <w:num w:numId="1033">
-    <w:abstractNumId w:val="99411"/>
-    <w:lvlOverride w:ilvl="0">
-      <w:startOverride w:val="1"/>
-    </w:lvlOverride>
-    <w:lvlOverride w:ilvl="1">
-      <w:startOverride w:val="1"/>
-    </w:lvlOverride>
-    <w:lvlOverride w:ilvl="2">
-      <w:startOverride w:val="1"/>
-    </w:lvlOverride>
-    <w:lvlOverride w:ilvl="3">
-      <w:startOverride w:val="1"/>
-    </w:lvlOverride>
-    <w:lvlOverride w:ilvl="4">
-      <w:startOverride w:val="1"/>
-    </w:lvlOverride>
-    <w:lvlOverride w:ilvl="5">
-      <w:startOverride w:val="1"/>
-    </w:lvlOverride>
-    <w:lvlOverride w:ilvl="6">
-      <w:startOverride w:val="1"/>
-    </w:lvlOverride>
-    <w:lvlOverride w:ilvl="7">
-      <w:startOverride w:val="1"/>
-    </w:lvlOverride>
-    <w:lvlOverride w:ilvl="8">
-      <w:startOverride w:val="1"/>
-    </w:lvlOverride>
-  </w:num>
-  <w:num w:numId="1034">
-    <w:abstractNumId w:val="992"/>
-  </w:num>
-  <w:num w:numId="1035">
-    <w:abstractNumId w:val="992"/>
-  </w:num>
-  <w:num w:numId="1036">
-    <w:abstractNumId w:val="992"/>
-  </w:num>
-  <w:num w:numId="1037">
-    <w:abstractNumId w:val="992"/>
-  </w:num>
-  <w:num w:numId="1038">
-    <w:abstractNumId w:val="99411"/>
-    <w:lvlOverride w:ilvl="0">
-      <w:startOverride w:val="1"/>
-    </w:lvlOverride>
-    <w:lvlOverride w:ilvl="1">
-      <w:startOverride w:val="1"/>
-    </w:lvlOverride>
-    <w:lvlOverride w:ilvl="2">
-      <w:startOverride w:val="1"/>
-    </w:lvlOverride>
-    <w:lvlOverride w:ilvl="3">
-      <w:startOverride w:val="1"/>
-    </w:lvlOverride>
-    <w:lvlOverride w:ilvl="4">
-      <w:startOverride w:val="1"/>
-    </w:lvlOverride>
-    <w:lvlOverride w:ilvl="5">
-      <w:startOverride w:val="1"/>
-    </w:lvlOverride>
-    <w:lvlOverride w:ilvl="6">
-      <w:startOverride w:val="1"/>
-    </w:lvlOverride>
-    <w:lvlOverride w:ilvl="7">
-      <w:startOverride w:val="1"/>
-    </w:lvlOverride>
-    <w:lvlOverride w:ilvl="8">
-      <w:startOverride w:val="1"/>
-    </w:lvlOverride>
-  </w:num>
-  <w:num w:numId="1039">
-    <w:abstractNumId w:val="99411"/>
-    <w:lvlOverride w:ilvl="0">
-      <w:startOverride w:val="1"/>
-    </w:lvlOverride>
-    <w:lvlOverride w:ilvl="1">
-      <w:startOverride w:val="1"/>
-    </w:lvlOverride>
-    <w:lvlOverride w:ilvl="2">
-      <w:startOverride w:val="1"/>
-    </w:lvlOverride>
-    <w:lvlOverride w:ilvl="3">
-      <w:startOverride w:val="1"/>
-    </w:lvlOverride>
-    <w:lvlOverride w:ilvl="4">
-      <w:startOverride w:val="1"/>
-    </w:lvlOverride>
-    <w:lvlOverride w:ilvl="5">
-      <w:startOverride w:val="1"/>
-    </w:lvlOverride>
-    <w:lvlOverride w:ilvl="6">
-      <w:startOverride w:val="1"/>
-    </w:lvlOverride>
-    <w:lvlOverride w:ilvl="7">
-      <w:startOverride w:val="1"/>
-    </w:lvlOverride>
-    <w:lvlOverride w:ilvl="8">
-      <w:startOverride w:val="1"/>
-    </w:lvlOverride>
-  </w:num>
-  <w:num w:numId="1040">
-    <w:abstractNumId w:val="992"/>
-  </w:num>
-  <w:num w:numId="1041">
-    <w:abstractNumId w:val="992"/>
-  </w:num>
-  <w:num w:numId="1042">
-    <w:abstractNumId w:val="992"/>
-  </w:num>
-  <w:num w:numId="1043">
-    <w:abstractNumId w:val="992"/>
-  </w:num>
-  <w:num w:numId="1044">
-    <w:abstractNumId w:val="992"/>
-  </w:num>
-  <w:num w:numId="1045">
     <w:abstractNumId w:val="991"/>
   </w:num>
 </w:numbering>

--- a/docs/week-13/cen429-week-13-ders-notu.tr.docx
+++ b/docs/week-13/cen429-week-13-ders-notu.tr.docx
@@ -2,7 +2,7 @@
 <file path=word/document.xml><?xml version="1.0" encoding="utf-8"?>
 <w:document xmlns:w="http://schemas.openxmlformats.org/wordprocessingml/2006/main" xmlns:m="http://schemas.openxmlformats.org/officeDocument/2006/math" xmlns:r="http://schemas.openxmlformats.org/officeDocument/2006/relationships" xmlns:o="urn:schemas-microsoft-com:office:office" xmlns:v="urn:schemas-microsoft-com:vml" xmlns:w10="urn:schemas-microsoft-com:office:word" xmlns:a="http://schemas.openxmlformats.org/drawingml/2006/main" xmlns:pic="http://schemas.openxmlformats.org/drawingml/2006/picture" xmlns:wp="http://schemas.openxmlformats.org/drawingml/2006/wordprocessingDrawing">
   <w:body>
-    <w:bookmarkStart w:id="154" w:name="hafta-13-güvenlik-gereksinimleri"/>
+    <w:bookmarkStart w:id="178" w:name="hafta-13-güvenlik-gereksinimleri"/>
     <w:p>
       <w:pPr>
         <w:pStyle w:val="Heading1"/>
@@ -258,25 +258,25 @@
         <w:rPr>
           <w:rStyle w:val="VerbatimChar"/>
         </w:rPr>
-        <w:t xml:space="preserve">code/week-13/01-uyum-matrisi</w:t>
-      </w:r>
-      <w:r>
-        <w:t xml:space="preserve"> </w:t>
-      </w:r>
-      <w:r>
-        <w:t xml:space="preserve">— Uyum matrisi dogrulayici: kanitsiz</w:t>
-      </w:r>
-      <w:r>
-        <w:t xml:space="preserve"> </w:t>
-      </w:r>
-      <w:r>
-        <w:t xml:space="preserve">‘karsilandi’</w:t>
-      </w:r>
-      <w:r>
-        <w:t xml:space="preserve"> </w:t>
-      </w:r>
-      <w:r>
-        <w:t xml:space="preserve">satirlarini bulgu olarak isaretler (S17).</w:t>
+        <w:t xml:space="preserve">code/week-13/01-compliance-matrix</w:t>
+      </w:r>
+      <w:r>
+        <w:t xml:space="preserve"> </w:t>
+      </w:r>
+      <w:r>
+        <w:t xml:space="preserve">— Uyum matrisi doğrulayıcı: kanıtsız</w:t>
+      </w:r>
+      <w:r>
+        <w:t xml:space="preserve"> </w:t>
+      </w:r>
+      <w:r>
+        <w:t xml:space="preserve">‘met’</w:t>
+      </w:r>
+      <w:r>
+        <w:t xml:space="preserve"> </w:t>
+      </w:r>
+      <w:r>
+        <w:t xml:space="preserve">(karşılandı) satırlarını bulgu olarak işaretler (S17).</w:t>
       </w:r>
       <w:r>
         <w:t xml:space="preserve"> </w:t>
@@ -291,7 +291,7 @@
         <w:rPr>
           <w:rStyle w:val="VerbatimChar"/>
         </w:rPr>
-        <w:t xml:space="preserve">code/week-13/02-gereksinim-kalite</w:t>
+        <w:t xml:space="preserve">code/week-13/02-requirement-quality</w:t>
       </w:r>
       <w:r>
         <w:t xml:space="preserve"> </w:t>
@@ -374,7 +374,7 @@
         <w:t xml:space="preserve">bin\windows</w:t>
       </w:r>
       <w:r>
-        <w:t xml:space="preserve">) altından. Adım adım komutlar aşağıdaki kutuda. Tümüyle sentetik ve güvenlidir; öğrenci bilgisayarına zarar vermez.</w:t>
+        <w:t xml:space="preserve">) altından. Adım adım komutlar aşağıdaki kutuda.</w:t>
       </w:r>
     </w:p>
     <w:p>
@@ -494,7 +494,7 @@
         <w:rPr>
           <w:rStyle w:val="NormalTok"/>
         </w:rPr>
-        <w:t xml:space="preserve">uyum-matrisi</w:t>
+        <w:t xml:space="preserve">compliance-matrix</w:t>
       </w:r>
       <w:r>
         <w:br/>
@@ -509,7 +509,7 @@
         <w:rPr>
           <w:rStyle w:val="NormalTok"/>
         </w:rPr>
-        <w:t xml:space="preserve">\bin\windows\uyum</w:t>
+        <w:t xml:space="preserve">\bin\windows\compliance_matrix</w:t>
       </w:r>
       <w:r>
         <w:rPr>
@@ -566,7 +566,7 @@
         <w:rPr>
           <w:rStyle w:val="NormalTok"/>
         </w:rPr>
-        <w:t xml:space="preserve">gereksinim-kalite</w:t>
+        <w:t xml:space="preserve">requirement-quality</w:t>
       </w:r>
       <w:r>
         <w:br/>
@@ -581,7 +581,7 @@
         <w:rPr>
           <w:rStyle w:val="NormalTok"/>
         </w:rPr>
-        <w:t xml:space="preserve">\bin\windows\gereksinim_kalite</w:t>
+        <w:t xml:space="preserve">\bin\windows\requirement_quality</w:t>
       </w:r>
       <w:r>
         <w:rPr>
@@ -628,7 +628,7 @@
         <w:rPr>
           <w:rStyle w:val="NormalTok"/>
         </w:rPr>
-        <w:t xml:space="preserve"> week-13/01-uyum-matrisi </w:t>
+        <w:t xml:space="preserve"> week-13/01-compliance-matrix </w:t>
       </w:r>
       <w:r>
         <w:rPr>
@@ -646,7 +646,7 @@
         <w:rPr>
           <w:rStyle w:val="ExtensionTok"/>
         </w:rPr>
-        <w:t xml:space="preserve">./bin/linux/uyum</w:t>
+        <w:t xml:space="preserve">./bin/linux/compliance_matrix</w:t>
       </w:r>
       <w:r>
         <w:br/>
@@ -661,7 +661,7 @@
         <w:rPr>
           <w:rStyle w:val="NormalTok"/>
         </w:rPr>
-        <w:t xml:space="preserve"> ../02-gereksinim-kalite </w:t>
+        <w:t xml:space="preserve"> ../02-requirement-quality </w:t>
       </w:r>
       <w:r>
         <w:rPr>
@@ -679,7 +679,7 @@
         <w:rPr>
           <w:rStyle w:val="ExtensionTok"/>
         </w:rPr>
-        <w:t xml:space="preserve">./bin/linux/gereksinim_kalite</w:t>
+        <w:t xml:space="preserve">./bin/linux/requirement_quality</w:t>
       </w:r>
     </w:p>
     <w:p>
@@ -737,7 +737,21 @@
           <w:b/>
           <w:bCs/>
         </w:rPr>
-        <w:t xml:space="preserve">“karşılandı”</w:t>
+        <w:t xml:space="preserve">“met”</w:t>
+      </w:r>
+      <w:r>
+        <w:rPr>
+          <w:b/>
+          <w:bCs/>
+        </w:rPr>
+        <w:t xml:space="preserve"> </w:t>
+      </w:r>
+      <w:r>
+        <w:rPr>
+          <w:b/>
+          <w:bCs/>
+        </w:rPr>
+        <w:t xml:space="preserve">(karşılandı)</w:t>
       </w:r>
       <w:r>
         <w:t xml:space="preserve"> </w:t>
@@ -749,22 +763,25 @@
         <w:t xml:space="preserve"> </w:t>
       </w:r>
       <w:r>
-        <w:t xml:space="preserve">“güvenli olmalı”</w:t>
-      </w:r>
-      <w:r>
-        <w:t xml:space="preserve">,</w:t>
-      </w:r>
-      <w:r>
-        <w:t xml:space="preserve"> </w:t>
-      </w:r>
-      <w:r>
-        <w:t xml:space="preserve">“uygun şekilde”</w:t>
-      </w:r>
-      <w:r>
-        <w:t xml:space="preserve"> </w:t>
-      </w:r>
-      <w:r>
-        <w:t xml:space="preserve">gibi</w:t>
+        <w:t xml:space="preserve">“should be secure”</w:t>
+      </w:r>
+      <w:r>
+        <w:t xml:space="preserve"> </w:t>
+      </w:r>
+      <w:r>
+        <w:t xml:space="preserve">(güvenli olmalı),</w:t>
+      </w:r>
+      <w:r>
+        <w:t xml:space="preserve"> </w:t>
+      </w:r>
+      <w:r>
+        <w:t xml:space="preserve">“properly”</w:t>
+      </w:r>
+      <w:r>
+        <w:t xml:space="preserve"> </w:t>
+      </w:r>
+      <w:r>
+        <w:t xml:space="preserve">(uygun şekilde) gibi</w:t>
       </w:r>
       <w:r>
         <w:t xml:space="preserve"> </w:t>
@@ -780,23 +797,23 @@
         <w:t xml:space="preserve"> </w:t>
       </w:r>
       <w:r>
-        <w:t xml:space="preserve">ifadeleri</w:t>
-      </w:r>
-      <w:r>
-        <w:t xml:space="preserve"> </w:t>
-      </w:r>
-      <w:r>
-        <w:rPr>
-          <w:b/>
-          <w:bCs/>
-        </w:rPr>
-        <w:t xml:space="preserve">ZAYIF</w:t>
-      </w:r>
-      <w:r>
-        <w:t xml:space="preserve"> </w:t>
-      </w:r>
-      <w:r>
-        <w:t xml:space="preserve">diye işaretler ve</w:t>
+        <w:t xml:space="preserve">İngilizce ifadeleri</w:t>
+      </w:r>
+      <w:r>
+        <w:t xml:space="preserve"> </w:t>
+      </w:r>
+      <w:r>
+        <w:rPr>
+          <w:b/>
+          <w:bCs/>
+        </w:rPr>
+        <w:t xml:space="preserve">WEAK</w:t>
+      </w:r>
+      <w:r>
+        <w:t xml:space="preserve"> </w:t>
+      </w:r>
+      <w:r>
+        <w:t xml:space="preserve">(zayıf) diye işaretler ve</w:t>
       </w:r>
       <w:r>
         <w:t xml:space="preserve"> </w:t>
@@ -3304,7 +3321,7 @@
     </w:p>
     <w:bookmarkEnd w:id="30"/>
     <w:bookmarkEnd w:id="31"/>
-    <w:bookmarkStart w:id="47" w:name="X99a7945f35155ed66c820c4f92a680edd8c4a1e"/>
+    <w:bookmarkStart w:id="53" w:name="X99a7945f35155ed66c820c4f92a680edd8c4a1e"/>
     <w:p>
       <w:pPr>
         <w:pStyle w:val="Heading2"/>
@@ -3533,7 +3550,7 @@
           <w:b/>
           <w:bCs/>
         </w:rPr>
-        <w:t xml:space="preserve">1985</w:t>
+        <w:t xml:space="preserve">1983/1985</w:t>
       </w:r>
       <w:r>
         <w:t xml:space="preserve"> </w:t>
@@ -3561,23 +3578,37 @@
         <w:t xml:space="preserve">“Orange Book”</w:t>
       </w:r>
       <w:r>
-        <w:t xml:space="preserve">) güvenlik</w:t>
-      </w:r>
-      <w:r>
-        <w:t xml:space="preserve"> </w:t>
-      </w:r>
-      <w:r>
-        <w:rPr>
-          <w:b/>
-          <w:bCs/>
-        </w:rPr>
-        <w:t xml:space="preserve">gereksinim düzeylerini</w:t>
-      </w:r>
-      <w:r>
-        <w:t xml:space="preserve"> </w:t>
-      </w:r>
-      <w:r>
-        <w:t xml:space="preserve">ilk kez resmîleştirir.</w:t>
+        <w:t xml:space="preserve">), ABD Savunma Bakanlığı’nın ilk girişimi, güvenlik</w:t>
+      </w:r>
+      <w:r>
+        <w:t xml:space="preserve"> </w:t>
+      </w:r>
+      <w:r>
+        <w:rPr>
+          <w:b/>
+          <w:bCs/>
+        </w:rPr>
+        <w:t xml:space="preserve">gereksinim</w:t>
+      </w:r>
+      <w:r>
+        <w:rPr>
+          <w:b/>
+          <w:bCs/>
+        </w:rPr>
+        <w:t xml:space="preserve"> </w:t>
+      </w:r>
+      <w:r>
+        <w:rPr>
+          <w:b/>
+          <w:bCs/>
+        </w:rPr>
+        <w:t xml:space="preserve">düzeylerini</w:t>
+      </w:r>
+      <w:r>
+        <w:t xml:space="preserve"> </w:t>
+      </w:r>
+      <w:r>
+        <w:t xml:space="preserve">resmîleştirir; ilk sürüm 1983, gözden geçirme 1985.</w:t>
       </w:r>
     </w:p>
     <w:p>
@@ -3593,7 +3624,7 @@
           <w:b/>
           <w:bCs/>
         </w:rPr>
-        <w:t xml:space="preserve">1994</w:t>
+        <w:t xml:space="preserve">1984/1998</w:t>
       </w:r>
       <w:r>
         <w:t xml:space="preserve"> </w:t>
@@ -3609,26 +3640,48 @@
           <w:b/>
           <w:bCs/>
         </w:rPr>
-        <w:t xml:space="preserve">FIPS 140</w:t>
-      </w:r>
-      <w:r>
-        <w:t xml:space="preserve"> </w:t>
-      </w:r>
-      <w:r>
-        <w:t xml:space="preserve">kriptografik modül gereksinimleri (bugün</w:t>
-      </w:r>
-      <w:r>
-        <w:t xml:space="preserve"> </w:t>
-      </w:r>
-      <w:r>
-        <w:rPr>
-          <w:b/>
-          <w:bCs/>
-        </w:rPr>
-        <w:t xml:space="preserve">140-3</w:t>
-      </w:r>
-      <w:r>
-        <w:t xml:space="preserve">, 2019).</w:t>
+        <w:t xml:space="preserve">IEEE 830</w:t>
+      </w:r>
+      <w:r>
+        <w:t xml:space="preserve">, (güvenliğe özgü olmayan) klasik yazılım gereksinim belirtimi yazma standardı,</w:t>
+      </w:r>
+      <w:r>
+        <w:t xml:space="preserve"> </w:t>
+      </w:r>
+      <w:r>
+        <w:t xml:space="preserve">ilk kez 1984’te yayımlandı, 1998’de gözden geçirildi; yerini</w:t>
+      </w:r>
+      <w:r>
+        <w:t xml:space="preserve"> </w:t>
+      </w:r>
+      <w:r>
+        <w:rPr>
+          <w:b/>
+          <w:bCs/>
+        </w:rPr>
+        <w:t xml:space="preserve">2011</w:t>
+      </w:r>
+      <w:r>
+        <w:t xml:space="preserve">’de</w:t>
+      </w:r>
+      <w:r>
+        <w:t xml:space="preserve"> </w:t>
+      </w:r>
+      <w:r>
+        <w:rPr>
+          <w:b/>
+          <w:bCs/>
+        </w:rPr>
+        <w:t xml:space="preserve">ISO/IEC/IEEE 29148</w:t>
+      </w:r>
+      <w:r>
+        <w:t xml:space="preserve">’e bıraktı,</w:t>
+      </w:r>
+      <w:r>
+        <w:t xml:space="preserve"> </w:t>
+      </w:r>
+      <w:r>
+        <w:t xml:space="preserve">bu da gereksinim mühendisliğini sistem/yazılım yaşam döngüsü standartlarının içine katar.</w:t>
       </w:r>
     </w:p>
     <w:p>
@@ -3644,7 +3697,7 @@
           <w:b/>
           <w:bCs/>
         </w:rPr>
-        <w:t xml:space="preserve">1999</w:t>
+        <w:t xml:space="preserve">1991</w:t>
       </w:r>
       <w:r>
         <w:t xml:space="preserve"> </w:t>
@@ -3660,10 +3713,198 @@
           <w:b/>
           <w:bCs/>
         </w:rPr>
-        <w:t xml:space="preserve">Ortak Kriterler (ISO/IEC 15408)</w:t>
+        <w:t xml:space="preserve">ITSEC</w:t>
+      </w:r>
+      <w:r>
+        <w:t xml:space="preserve">, Avrupa’nın kendi değerlendirme ölçütü (TCSEC’e paralel bir çaba).</w:t>
+      </w:r>
+    </w:p>
+    <w:p>
+      <w:pPr>
+        <w:pStyle w:val="Compact"/>
+        <w:numPr>
+          <w:ilvl w:val="0"/>
+          <w:numId w:val="1005"/>
+        </w:numPr>
+      </w:pPr>
+      <w:r>
+        <w:rPr>
+          <w:b/>
+          <w:bCs/>
+        </w:rPr>
+        <w:t xml:space="preserve">1994</w:t>
+      </w:r>
+      <w:r>
+        <w:t xml:space="preserve"> </w:t>
+      </w:r>
+      <w:r>
+        <w:t xml:space="preserve">—</w:t>
+      </w:r>
+      <w:r>
+        <w:t xml:space="preserve"> </w:t>
+      </w:r>
+      <w:r>
+        <w:rPr>
+          <w:b/>
+          <w:bCs/>
+        </w:rPr>
+        <w:t xml:space="preserve">FIPS 140-1</w:t>
+      </w:r>
+      <w:r>
+        <w:t xml:space="preserve">, ilk ABD kriptografik modül standardı →</w:t>
+      </w:r>
+      <w:r>
+        <w:t xml:space="preserve"> </w:t>
+      </w:r>
+      <w:r>
+        <w:rPr>
+          <w:b/>
+          <w:bCs/>
+        </w:rPr>
+        <w:t xml:space="preserve">FIPS 140-2</w:t>
+      </w:r>
+      <w:r>
+        <w:t xml:space="preserve">,</w:t>
+      </w:r>
+      <w:r>
+        <w:t xml:space="preserve"> </w:t>
+      </w:r>
+      <w:r>
+        <w:rPr>
+          <w:b/>
+          <w:bCs/>
+        </w:rPr>
+        <w:t xml:space="preserve">2001</w:t>
+      </w:r>
+      <w:r>
+        <w:t xml:space="preserve"> </w:t>
+      </w:r>
+      <w:r>
+        <w:t xml:space="preserve">(kitabın Tarif</w:t>
+      </w:r>
+      <w:r>
+        <w:t xml:space="preserve"> </w:t>
+      </w:r>
+      <w:r>
+        <w:t xml:space="preserve">11.18’i) →</w:t>
+      </w:r>
+      <w:r>
+        <w:t xml:space="preserve"> </w:t>
+      </w:r>
+      <w:r>
+        <w:rPr>
+          <w:b/>
+          <w:bCs/>
+        </w:rPr>
+        <w:t xml:space="preserve">FIPS 140-3</w:t>
+      </w:r>
+      <w:r>
+        <w:t xml:space="preserve">,</w:t>
+      </w:r>
+      <w:r>
+        <w:t xml:space="preserve"> </w:t>
+      </w:r>
+      <w:r>
+        <w:rPr>
+          <w:b/>
+          <w:bCs/>
+        </w:rPr>
+        <w:t xml:space="preserve">2019</w:t>
+      </w:r>
+      <w:r>
+        <w:t xml:space="preserve"> </w:t>
+      </w:r>
+      <w:r>
+        <w:t xml:space="preserve">(güncel metin).</w:t>
+      </w:r>
+    </w:p>
+    <w:p>
+      <w:pPr>
+        <w:pStyle w:val="Compact"/>
+        <w:numPr>
+          <w:ilvl w:val="0"/>
+          <w:numId w:val="1005"/>
+        </w:numPr>
+      </w:pPr>
+      <w:r>
+        <w:rPr>
+          <w:b/>
+          <w:bCs/>
+        </w:rPr>
+        <w:t xml:space="preserve">1994 → 1998 → 1999</w:t>
+      </w:r>
+      <w:r>
+        <w:t xml:space="preserve"> </w:t>
+      </w:r>
+      <w:r>
+        <w:t xml:space="preserve">—</w:t>
+      </w:r>
+      <w:r>
+        <w:t xml:space="preserve"> </w:t>
+      </w:r>
+      <w:r>
+        <w:rPr>
+          <w:b/>
+          <w:bCs/>
+        </w:rPr>
+        <w:t xml:space="preserve">Ortak Kriterler</w:t>
       </w:r>
       <w:r>
         <w:t xml:space="preserve">:</w:t>
+      </w:r>
+      <w:r>
+        <w:t xml:space="preserve"> </w:t>
+      </w:r>
+      <w:r>
+        <w:rPr>
+          <w:b/>
+          <w:bCs/>
+        </w:rPr>
+        <w:t xml:space="preserve">v1.0</w:t>
+      </w:r>
+      <w:r>
+        <w:t xml:space="preserve"> </w:t>
+      </w:r>
+      <w:r>
+        <w:t xml:space="preserve">(1994) →</w:t>
+      </w:r>
+      <w:r>
+        <w:t xml:space="preserve"> </w:t>
+      </w:r>
+      <w:r>
+        <w:rPr>
+          <w:b/>
+          <w:bCs/>
+        </w:rPr>
+        <w:t xml:space="preserve">v2.0</w:t>
+      </w:r>
+      <w:r>
+        <w:t xml:space="preserve"> </w:t>
+      </w:r>
+      <w:r>
+        <w:t xml:space="preserve">(1998) →</w:t>
+      </w:r>
+      <w:r>
+        <w:t xml:space="preserve"> </w:t>
+      </w:r>
+      <w:r>
+        <w:rPr>
+          <w:b/>
+          <w:bCs/>
+        </w:rPr>
+        <w:t xml:space="preserve">ISO/IEC 15408</w:t>
+      </w:r>
+      <w:r>
+        <w:t xml:space="preserve"> </w:t>
+      </w:r>
+      <w:r>
+        <w:t xml:space="preserve">olarak</w:t>
+      </w:r>
+      <w:r>
+        <w:t xml:space="preserve"> </w:t>
+      </w:r>
+      <w:r>
+        <w:t xml:space="preserve">kabul (1999);</w:t>
       </w:r>
       <w:r>
         <w:t xml:space="preserve"> </w:t>
@@ -3722,7 +3963,17 @@
         <w:t xml:space="preserve"> </w:t>
       </w:r>
       <w:r>
-        <w:t xml:space="preserve">süreci).</w:t>
+        <w:t xml:space="preserve">süreci); standart bugün de gözden geçirilmeye devam ediyor (</w:t>
+      </w:r>
+      <w:r>
+        <w:rPr>
+          <w:b/>
+          <w:bCs/>
+        </w:rPr>
+        <w:t xml:space="preserve">CC:2022</w:t>
+      </w:r>
+      <w:r>
+        <w:t xml:space="preserve">).</w:t>
       </w:r>
     </w:p>
     <w:p>
@@ -3738,26 +3989,118 @@
           <w:b/>
           <w:bCs/>
         </w:rPr>
+        <w:t xml:space="preserve">2004</w:t>
+      </w:r>
+      <w:r>
+        <w:t xml:space="preserve"> </w:t>
+      </w:r>
+      <w:r>
+        <w:t xml:space="preserve">—</w:t>
+      </w:r>
+      <w:r>
+        <w:t xml:space="preserve"> </w:t>
+      </w:r>
+      <w:r>
+        <w:rPr>
+          <w:b/>
+          <w:bCs/>
+        </w:rPr>
+        <w:t xml:space="preserve">PCI DSS</w:t>
+      </w:r>
+      <w:r>
+        <w:t xml:space="preserve">, kart şemalarının ödeme ortamları için veri güvenliği standardı.</w:t>
+      </w:r>
+    </w:p>
+    <w:p>
+      <w:pPr>
+        <w:pStyle w:val="Compact"/>
+        <w:numPr>
+          <w:ilvl w:val="0"/>
+          <w:numId w:val="1005"/>
+        </w:numPr>
+      </w:pPr>
+      <w:r>
+        <w:rPr>
+          <w:b/>
+          <w:bCs/>
+        </w:rPr>
+        <w:t xml:space="preserve">2009</w:t>
+      </w:r>
+      <w:r>
+        <w:t xml:space="preserve"> </w:t>
+      </w:r>
+      <w:r>
+        <w:t xml:space="preserve">—</w:t>
+      </w:r>
+      <w:r>
+        <w:t xml:space="preserve"> </w:t>
+      </w:r>
+      <w:r>
+        <w:rPr>
+          <w:b/>
+          <w:bCs/>
+        </w:rPr>
+        <w:t xml:space="preserve">OWASP ASVS</w:t>
+      </w:r>
+      <w:r>
+        <w:t xml:space="preserve">, web uygulamaları için açık bir doğrulama kontrol listesi.</w:t>
+      </w:r>
+    </w:p>
+    <w:p>
+      <w:pPr>
+        <w:pStyle w:val="Compact"/>
+        <w:numPr>
+          <w:ilvl w:val="0"/>
+          <w:numId w:val="1005"/>
+        </w:numPr>
+      </w:pPr>
+      <w:r>
+        <w:rPr>
+          <w:b/>
+          <w:bCs/>
+        </w:rPr>
+        <w:t xml:space="preserve">2016</w:t>
+      </w:r>
+      <w:r>
+        <w:t xml:space="preserve"> </w:t>
+      </w:r>
+      <w:r>
+        <w:t xml:space="preserve">—</w:t>
+      </w:r>
+      <w:r>
+        <w:t xml:space="preserve"> </w:t>
+      </w:r>
+      <w:r>
+        <w:rPr>
+          <w:b/>
+          <w:bCs/>
+        </w:rPr>
+        <w:t xml:space="preserve">OWASP MASVS/MASTG</w:t>
+      </w:r>
+      <w:r>
+        <w:t xml:space="preserve">, aynı fikir mobil uygulamalar için.</w:t>
+      </w:r>
+    </w:p>
+    <w:p>
+      <w:pPr>
+        <w:pStyle w:val="Compact"/>
+        <w:numPr>
+          <w:ilvl w:val="0"/>
+          <w:numId w:val="1005"/>
+        </w:numPr>
+      </w:pPr>
+      <w:r>
+        <w:rPr>
+          <w:b/>
+          <w:bCs/>
+        </w:rPr>
         <w:t xml:space="preserve">2010’lar</w:t>
       </w:r>
       <w:r>
         <w:t xml:space="preserve"> </w:t>
       </w:r>
       <w:r>
-        <w:t xml:space="preserve">— sektöre özgü setler: mobil için</w:t>
-      </w:r>
-      <w:r>
-        <w:t xml:space="preserve"> </w:t>
-      </w:r>
-      <w:r>
-        <w:rPr>
-          <w:b/>
-          <w:bCs/>
-        </w:rPr>
-        <w:t xml:space="preserve">OWASP MASVS/MASTG</w:t>
-      </w:r>
-      <w:r>
-        <w:t xml:space="preserve">, tüketici IoT için</w:t>
+        <w:t xml:space="preserve">— diğer sektöre özgü setler: tüketici IoT için</w:t>
       </w:r>
       <w:r>
         <w:t xml:space="preserve"> </w:t>
@@ -3770,7 +4113,7 @@
         <w:t xml:space="preserve">ETSI EN 303 645</w:t>
       </w:r>
       <w:r>
-        <w:t xml:space="preserve">, ödeme için</w:t>
+        <w:t xml:space="preserve">, özellikle ödeme için</w:t>
       </w:r>
       <w:r>
         <w:t xml:space="preserve"> </w:t>
@@ -3783,7 +4126,10 @@
         <w:t xml:space="preserve">EMVCo/PCI</w:t>
       </w:r>
       <w:r>
-        <w:t xml:space="preserve">.</w:t>
+        <w:t xml:space="preserve"> </w:t>
+      </w:r>
+      <w:r>
+        <w:t xml:space="preserve">belgeleri.</w:t>
       </w:r>
     </w:p>
     <w:p>
@@ -3791,7 +4137,7 @@
         <w:pStyle w:val="BlockText"/>
       </w:pPr>
       <w:r>
-        <w:t xml:space="preserve">Değişmeyen ilke: iyi gereksinim</w:t>
+        <w:t xml:space="preserve">Dört on yıl boyunca değişmeyen ilke: iyi gereksinim</w:t>
       </w:r>
       <w:r>
         <w:t xml:space="preserve"> </w:t>
@@ -5239,7 +5585,7 @@
       </w:r>
     </w:p>
     <w:bookmarkEnd w:id="42"/>
-    <w:bookmarkStart w:id="43" w:name="ikinci-örnek-sürecin-hız-testi"/>
+    <w:bookmarkStart w:id="46" w:name="ikinci-örnek-sürecin-hız-testi"/>
     <w:p>
       <w:pPr>
         <w:pStyle w:val="Heading3"/>
@@ -5928,8 +6274,109 @@
         <w:t xml:space="preserve">Üç sorudan birine bile net cevap veremiyorsa, gereksinim yeniden yazılmalıdır.</w:t>
       </w:r>
     </w:p>
-    <w:bookmarkEnd w:id="43"/>
-    <w:bookmarkStart w:id="44" w:name="Xc288f56ffde9aa482eb7c02cb31305bfe23ed43"/>
+    <w:p>
+      <w:pPr>
+        <w:pStyle w:val="FirstParagraph"/>
+      </w:pPr>
+      <w:r>
+        <w:t xml:space="preserve">Altı adımı tek bir cümle üzerinde canlı izleyin: hangi kelime belirsiz, varlık tablosuna nasıl bağlanıyor, hangi</w:t>
+      </w:r>
+      <w:r>
+        <w:t xml:space="preserve"> </w:t>
+      </w:r>
+      <w:r>
+        <w:t xml:space="preserve">kelime ekleniyor.</w:t>
+      </w:r>
+    </w:p>
+    <w:p>
+      <w:pPr>
+        <w:pStyle w:val="BodyText"/>
+      </w:pPr>
+      <w:r>
+        <w:drawing>
+          <wp:inline>
+            <wp:extent cx="5111999" cy="7373442"/>
+            <wp:effectExtent b="0" l="0" r="0" t="0"/>
+            <wp:docPr descr="Bir gereksinimin yaşamı — adım adım" title="" id="44" name="Picture"/>
+            <a:graphic>
+              <a:graphicData uri="http://schemas.openxmlformats.org/drawingml/2006/picture">
+                <pic:pic>
+                  <pic:nvPicPr>
+                    <pic:cNvPr descr="requirement-lifecycle.tr.png" id="45" name="Picture"/>
+                    <pic:cNvPicPr>
+                      <a:picLocks noChangeArrowheads="1" noChangeAspect="1"/>
+                    </pic:cNvPicPr>
+                  </pic:nvPicPr>
+                  <pic:blipFill>
+                    <a:blip r:embed="rId43"/>
+                    <a:stretch>
+                      <a:fillRect/>
+                    </a:stretch>
+                  </pic:blipFill>
+                  <pic:spPr bwMode="auto">
+                    <a:xfrm>
+                      <a:off x="0" y="0"/>
+                      <a:ext cx="5111999" cy="7373442"/>
+                    </a:xfrm>
+                    <a:prstGeom prst="rect">
+                      <a:avLst/>
+                    </a:prstGeom>
+                    <a:noFill/>
+                    <a:ln w="9525">
+                      <a:noFill/>
+                      <a:headEnd/>
+                      <a:tailEnd/>
+                    </a:ln>
+                  </pic:spPr>
+                </pic:pic>
+              </a:graphicData>
+            </a:graphic>
+          </wp:inline>
+        </w:drawing>
+      </w:r>
+    </w:p>
+    <w:p>
+      <w:pPr>
+        <w:pStyle w:val="BodyText"/>
+      </w:pPr>
+      <w:r>
+        <w:rPr>
+          <w:b/>
+          <w:bCs/>
+        </w:rPr>
+        <w:t xml:space="preserve">Normal</w:t>
+      </w:r>
+      <w:r>
+        <w:t xml:space="preserve"> </w:t>
+      </w:r>
+      <w:r>
+        <w:t xml:space="preserve">(veri koruma → CEN429-DR-01) ve</w:t>
+      </w:r>
+      <w:r>
+        <w:t xml:space="preserve"> </w:t>
+      </w:r>
+      <w:r>
+        <w:rPr>
+          <w:b/>
+          <w:bCs/>
+        </w:rPr>
+        <w:t xml:space="preserve">Zor</w:t>
+      </w:r>
+      <w:r>
+        <w:t xml:space="preserve"> </w:t>
+      </w:r>
+      <w:r>
+        <w:t xml:space="preserve">(hızlı ve güvenli girişin ikiye ayrılması → CEN429-ID-04)</w:t>
+      </w:r>
+      <w:r>
+        <w:t xml:space="preserve"> </w:t>
+      </w:r>
+      <w:r>
+        <w:t xml:space="preserve">örneklerini deneyin; 🎲 ile kendi belirsiz cümlenizi üretin ya da kendi cümlenizi yazın.</w:t>
+      </w:r>
+    </w:p>
+    <w:bookmarkEnd w:id="46"/>
+    <w:bookmarkStart w:id="47" w:name="Xc288f56ffde9aa482eb7c02cb31305bfe23ed43"/>
     <w:p>
       <w:pPr>
         <w:pStyle w:val="Heading3"/>
@@ -6199,8 +6646,8 @@
         <w:t xml:space="preserve">de olur: bir MUST’ı SHOULD gibi yumuşatıp karşılamazsanız, değerlendirici bunu ciddi bir eksiklik sayar.</w:t>
       </w:r>
     </w:p>
-    <w:bookmarkEnd w:id="44"/>
-    <w:bookmarkStart w:id="45" w:name="Xbef2f85eb394603f79ae95d8b366410c76ab4de"/>
+    <w:bookmarkEnd w:id="47"/>
+    <w:bookmarkStart w:id="51" w:name="Xbef2f85eb394603f79ae95d8b366410c76ab4de"/>
     <w:p>
       <w:pPr>
         <w:pStyle w:val="Heading3"/>
@@ -6315,150 +6762,30 @@
         <w:t xml:space="preserve">mı diye bakılır — otomatik olarak bile denetlenebilir.</w:t>
       </w:r>
     </w:p>
-    <w:bookmarkEnd w:id="45"/>
-    <w:bookmarkStart w:id="46" w:name="X58ce678512f5241eb064e48da4138b843985baf"/>
-    <w:p>
-      <w:pPr>
-        <w:pStyle w:val="Heading3"/>
-      </w:pPr>
-      <w:r>
-        <w:t xml:space="preserve">Gereksinimi yazmak yetmez: sıradaki soru</w:t>
-      </w:r>
-      <w:r>
-        <w:t xml:space="preserve"> </w:t>
-      </w:r>
-      <w:r>
-        <w:t xml:space="preserve">“nasıl doğrularım?”</w:t>
-      </w:r>
-    </w:p>
-    <w:p>
-      <w:pPr>
-        <w:pStyle w:val="FirstParagraph"/>
-      </w:pPr>
-      <w:r>
-        <w:t xml:space="preserve">Bu bölümde bir gereksinimi</w:t>
-      </w:r>
-      <w:r>
-        <w:t xml:space="preserve"> </w:t>
-      </w:r>
-      <w:r>
-        <w:rPr>
-          <w:b/>
-          <w:bCs/>
-        </w:rPr>
-        <w:t xml:space="preserve">iyi</w:t>
-      </w:r>
-      <w:r>
-        <w:t xml:space="preserve"> </w:t>
-      </w:r>
-      <w:r>
-        <w:t xml:space="preserve">yazmayı öğrendik; ama iyi yazılmış bir gereksinim bile tek başına hiçbir şey</w:t>
-      </w:r>
-      <w:r>
-        <w:t xml:space="preserve"> </w:t>
-      </w:r>
-      <w:r>
-        <w:t xml:space="preserve">kanıtlamaz. Bir sonraki soru her zaman şudur:</w:t>
-      </w:r>
-      <w:r>
-        <w:t xml:space="preserve"> </w:t>
-      </w:r>
-      <w:r>
-        <w:t xml:space="preserve">“Bu gereksinimin karşılandığını hangi somut adımla gösteririm?”</w:t>
-      </w:r>
-      <w:r>
-        <w:t xml:space="preserve"> </w:t>
-      </w:r>
-      <w:r>
-        <w:t xml:space="preserve">Bu</w:t>
-      </w:r>
-      <w:r>
-        <w:t xml:space="preserve"> </w:t>
-      </w:r>
-      <w:r>
-        <w:t xml:space="preserve">soru bizi 2. bölümdeki izlenebilirlik zincirine götürür.</w:t>
-      </w:r>
-    </w:p>
-    <w:p>
-      <w:r>
-        <w:pict>
-          <v:rect style="width:0;height:1.5pt" o:hralign="center" o:hrstd="t" o:hr="t"/>
-        </w:pict>
-      </w:r>
-    </w:p>
-    <w:bookmarkEnd w:id="46"/>
-    <w:bookmarkEnd w:id="47"/>
-    <w:bookmarkStart w:id="59" w:name="gereksinimden-kanıta-izlenebilirlik"/>
-    <w:p>
-      <w:pPr>
-        <w:pStyle w:val="Heading2"/>
-      </w:pPr>
-      <w:r>
-        <w:t xml:space="preserve">2. Gereksinimden kanıta: izlenebilirlik</w:t>
-      </w:r>
-    </w:p>
-    <w:p>
-      <w:pPr>
-        <w:pStyle w:val="FirstParagraph"/>
-      </w:pPr>
-      <w:r>
-        <w:t xml:space="preserve">Bir gereksinim ancak</w:t>
-      </w:r>
-      <w:r>
-        <w:t xml:space="preserve"> </w:t>
-      </w:r>
-      <w:r>
-        <w:rPr>
-          <w:b/>
-          <w:bCs/>
-        </w:rPr>
-        <w:t xml:space="preserve">kanıtıyla</w:t>
-      </w:r>
-      <w:r>
-        <w:t xml:space="preserve"> </w:t>
-      </w:r>
-      <w:r>
-        <w:t xml:space="preserve">karşılanmış sayılır. Bu disipline</w:t>
-      </w:r>
-      <w:r>
-        <w:t xml:space="preserve"> </w:t>
-      </w:r>
-      <w:r>
-        <w:rPr>
-          <w:b/>
-          <w:bCs/>
-        </w:rPr>
-        <w:t xml:space="preserve">izlenebilirlik</w:t>
-      </w:r>
-      <w:r>
-        <w:t xml:space="preserve"> </w:t>
-      </w:r>
-      <w:r>
-        <w:t xml:space="preserve">denir: her gereksinimi bir</w:t>
-      </w:r>
-      <w:r>
-        <w:t xml:space="preserve"> </w:t>
-      </w:r>
-      <w:r>
-        <w:t xml:space="preserve">önleme, bir teste ve bir kanıta bağlamak;</w:t>
-      </w:r>
-      <w:r>
-        <w:t xml:space="preserve"> </w:t>
-      </w:r>
-      <w:r>
-        <w:t xml:space="preserve">“bu gereksinim nerede karşılandı, nasıl doğrulandı?”</w:t>
-      </w:r>
-      <w:r>
-        <w:t xml:space="preserve"> </w:t>
-      </w:r>
-      <w:r>
-        <w:t xml:space="preserve">sorusuna her zaman</w:t>
-      </w:r>
-      <w:r>
-        <w:t xml:space="preserve"> </w:t>
-      </w:r>
-      <w:r>
-        <w:t xml:space="preserve">cevap verebilmektir. Sertifikasyonda her gereksinim için şu zincir kurulur:</w:t>
+    <w:p>
+      <w:pPr>
+        <w:pStyle w:val="BodyText"/>
+      </w:pPr>
+      <w:r>
+        <w:t xml:space="preserve">Bu bölümde öğrendiğimiz iki kuralı (belirsiz ifade, ölçülebilir dayanak) otomatik olarak deneyen küçük bir araç</w:t>
+      </w:r>
+      <w:r>
+        <w:t xml:space="preserve"> </w:t>
+      </w:r>
+      <w:r>
+        <w:t xml:space="preserve">var — demo</w:t>
+      </w:r>
+      <w:r>
+        <w:t xml:space="preserve"> </w:t>
+      </w:r>
+      <w:r>
+        <w:rPr>
+          <w:rStyle w:val="VerbatimChar"/>
+        </w:rPr>
+        <w:t xml:space="preserve">02-requirement-quality</w:t>
+      </w:r>
+      <w:r>
+        <w:t xml:space="preserve">. Örnek cümleler üzerinde hangi kuralın ateşlendiğini izleyin.</w:t>
       </w:r>
     </w:p>
     <w:p>
@@ -6468,20 +6795,269 @@
       <w:r>
         <w:drawing>
           <wp:inline>
-            <wp:extent cx="5759999" cy="4073707"/>
+            <wp:extent cx="5111999" cy="14955925"/>
             <wp:effectExtent b="0" l="0" r="0" t="0"/>
-            <wp:docPr descr="Gereksinimden kanıta izlenebilirlik zinciri" title="" id="49" name="Picture"/>
+            <wp:docPr descr="Gereksinim kalitesi denetleyicisi — adım adım" title="" id="49" name="Picture"/>
             <a:graphic>
               <a:graphicData uri="http://schemas.openxmlformats.org/drawingml/2006/picture">
                 <pic:pic>
                   <pic:nvPicPr>
-                    <pic:cNvPr descr="h13-01-izlenebilirlik.png" id="50" name="Picture"/>
+                    <pic:cNvPr descr="requirement-quality-checker.tr.png" id="50" name="Picture"/>
                     <pic:cNvPicPr>
                       <a:picLocks noChangeArrowheads="1" noChangeAspect="1"/>
                     </pic:cNvPicPr>
                   </pic:nvPicPr>
                   <pic:blipFill>
                     <a:blip r:embed="rId48"/>
+                    <a:stretch>
+                      <a:fillRect/>
+                    </a:stretch>
+                  </pic:blipFill>
+                  <pic:spPr bwMode="auto">
+                    <a:xfrm>
+                      <a:off x="0" y="0"/>
+                      <a:ext cx="5111999" cy="14955925"/>
+                    </a:xfrm>
+                    <a:prstGeom prst="rect">
+                      <a:avLst/>
+                    </a:prstGeom>
+                    <a:noFill/>
+                    <a:ln w="9525">
+                      <a:noFill/>
+                      <a:headEnd/>
+                      <a:tailEnd/>
+                    </a:ln>
+                  </pic:spPr>
+                </pic:pic>
+              </a:graphicData>
+            </a:graphic>
+          </wp:inline>
+        </w:drawing>
+      </w:r>
+    </w:p>
+    <w:p>
+      <w:pPr>
+        <w:pStyle w:val="BodyText"/>
+      </w:pPr>
+      <w:r>
+        <w:rPr>
+          <w:b/>
+          <w:bCs/>
+        </w:rPr>
+        <w:t xml:space="preserve">Normal</w:t>
+      </w:r>
+      <w:r>
+        <w:t xml:space="preserve"> </w:t>
+      </w:r>
+      <w:r>
+        <w:t xml:space="preserve">(karışık cümleler),</w:t>
+      </w:r>
+      <w:r>
+        <w:t xml:space="preserve"> </w:t>
+      </w:r>
+      <w:r>
+        <w:rPr>
+          <w:b/>
+          <w:bCs/>
+        </w:rPr>
+        <w:t xml:space="preserve">Zor</w:t>
+      </w:r>
+      <w:r>
+        <w:t xml:space="preserve"> </w:t>
+      </w:r>
+      <w:r>
+        <w:t xml:space="preserve">(hepsi belirsiz) ve</w:t>
+      </w:r>
+      <w:r>
+        <w:t xml:space="preserve"> </w:t>
+      </w:r>
+      <w:r>
+        <w:rPr>
+          <w:b/>
+          <w:bCs/>
+        </w:rPr>
+        <w:t xml:space="preserve">Uç durum</w:t>
+      </w:r>
+      <w:r>
+        <w:t xml:space="preserve"> </w:t>
+      </w:r>
+      <w:r>
+        <w:t xml:space="preserve">(hepsi ölçülebilir) örneklerini deneyin;</w:t>
+      </w:r>
+      <w:r>
+        <w:t xml:space="preserve"> </w:t>
+      </w:r>
+      <w:r>
+        <w:t xml:space="preserve">kendi cümlenizi yazıp hangi kuralın ateşlendiğini görün.</w:t>
+      </w:r>
+    </w:p>
+    <w:bookmarkEnd w:id="51"/>
+    <w:bookmarkStart w:id="52" w:name="X58ce678512f5241eb064e48da4138b843985baf"/>
+    <w:p>
+      <w:pPr>
+        <w:pStyle w:val="Heading3"/>
+      </w:pPr>
+      <w:r>
+        <w:t xml:space="preserve">Gereksinimi yazmak yetmez: sıradaki soru</w:t>
+      </w:r>
+      <w:r>
+        <w:t xml:space="preserve"> </w:t>
+      </w:r>
+      <w:r>
+        <w:t xml:space="preserve">“nasıl doğrularım?”</w:t>
+      </w:r>
+    </w:p>
+    <w:p>
+      <w:pPr>
+        <w:pStyle w:val="FirstParagraph"/>
+      </w:pPr>
+      <w:r>
+        <w:t xml:space="preserve">Bu bölümde bir gereksinimi</w:t>
+      </w:r>
+      <w:r>
+        <w:t xml:space="preserve"> </w:t>
+      </w:r>
+      <w:r>
+        <w:rPr>
+          <w:b/>
+          <w:bCs/>
+        </w:rPr>
+        <w:t xml:space="preserve">iyi</w:t>
+      </w:r>
+      <w:r>
+        <w:t xml:space="preserve"> </w:t>
+      </w:r>
+      <w:r>
+        <w:t xml:space="preserve">yazmayı öğrendik; ama iyi yazılmış bir gereksinim bile tek başına hiçbir şey</w:t>
+      </w:r>
+      <w:r>
+        <w:t xml:space="preserve"> </w:t>
+      </w:r>
+      <w:r>
+        <w:t xml:space="preserve">kanıtlamaz. Bir sonraki soru her zaman şudur:</w:t>
+      </w:r>
+      <w:r>
+        <w:t xml:space="preserve"> </w:t>
+      </w:r>
+      <w:r>
+        <w:t xml:space="preserve">“Bu gereksinimin karşılandığını hangi somut adımla gösteririm?”</w:t>
+      </w:r>
+      <w:r>
+        <w:t xml:space="preserve"> </w:t>
+      </w:r>
+      <w:r>
+        <w:t xml:space="preserve">Bu</w:t>
+      </w:r>
+      <w:r>
+        <w:t xml:space="preserve"> </w:t>
+      </w:r>
+      <w:r>
+        <w:t xml:space="preserve">soru bizi 2. bölümdeki izlenebilirlik zincirine götürür.</w:t>
+      </w:r>
+    </w:p>
+    <w:p>
+      <w:r>
+        <w:pict>
+          <v:rect style="width:0;height:1.5pt" o:hralign="center" o:hrstd="t" o:hr="t"/>
+        </w:pict>
+      </w:r>
+    </w:p>
+    <w:bookmarkEnd w:id="52"/>
+    <w:bookmarkEnd w:id="53"/>
+    <w:bookmarkStart w:id="68" w:name="gereksinimden-kanıta-izlenebilirlik"/>
+    <w:p>
+      <w:pPr>
+        <w:pStyle w:val="Heading2"/>
+      </w:pPr>
+      <w:r>
+        <w:t xml:space="preserve">2. Gereksinimden kanıta: izlenebilirlik</w:t>
+      </w:r>
+    </w:p>
+    <w:p>
+      <w:pPr>
+        <w:pStyle w:val="FirstParagraph"/>
+      </w:pPr>
+      <w:r>
+        <w:t xml:space="preserve">Bir gereksinim ancak</w:t>
+      </w:r>
+      <w:r>
+        <w:t xml:space="preserve"> </w:t>
+      </w:r>
+      <w:r>
+        <w:rPr>
+          <w:b/>
+          <w:bCs/>
+        </w:rPr>
+        <w:t xml:space="preserve">kanıtıyla</w:t>
+      </w:r>
+      <w:r>
+        <w:t xml:space="preserve"> </w:t>
+      </w:r>
+      <w:r>
+        <w:t xml:space="preserve">karşılanmış sayılır. Bu disipline</w:t>
+      </w:r>
+      <w:r>
+        <w:t xml:space="preserve"> </w:t>
+      </w:r>
+      <w:r>
+        <w:rPr>
+          <w:b/>
+          <w:bCs/>
+        </w:rPr>
+        <w:t xml:space="preserve">izlenebilirlik</w:t>
+      </w:r>
+      <w:r>
+        <w:t xml:space="preserve"> </w:t>
+      </w:r>
+      <w:r>
+        <w:t xml:space="preserve">denir: her gereksinimi bir</w:t>
+      </w:r>
+      <w:r>
+        <w:t xml:space="preserve"> </w:t>
+      </w:r>
+      <w:r>
+        <w:t xml:space="preserve">önleme, bir teste ve bir kanıta bağlamak;</w:t>
+      </w:r>
+      <w:r>
+        <w:t xml:space="preserve"> </w:t>
+      </w:r>
+      <w:r>
+        <w:t xml:space="preserve">“bu gereksinim nerede karşılandı, nasıl doğrulandı?”</w:t>
+      </w:r>
+      <w:r>
+        <w:t xml:space="preserve"> </w:t>
+      </w:r>
+      <w:r>
+        <w:t xml:space="preserve">sorusuna her zaman</w:t>
+      </w:r>
+      <w:r>
+        <w:t xml:space="preserve"> </w:t>
+      </w:r>
+      <w:r>
+        <w:t xml:space="preserve">cevap verebilmektir. Sertifikasyonda her gereksinim için şu zincir kurulur:</w:t>
+      </w:r>
+    </w:p>
+    <w:p>
+      <w:pPr>
+        <w:pStyle w:val="BodyText"/>
+      </w:pPr>
+      <w:r>
+        <w:drawing>
+          <wp:inline>
+            <wp:extent cx="5759999" cy="4073707"/>
+            <wp:effectExtent b="0" l="0" r="0" t="0"/>
+            <wp:docPr descr="Gereksinimden kanıta izlenebilirlik zinciri" title="" id="55" name="Picture"/>
+            <a:graphic>
+              <a:graphicData uri="http://schemas.openxmlformats.org/drawingml/2006/picture">
+                <pic:pic>
+                  <pic:nvPicPr>
+                    <pic:cNvPr descr="h13-01-izlenebilirlik.png" id="56" name="Picture"/>
+                    <pic:cNvPicPr>
+                      <a:picLocks noChangeArrowheads="1" noChangeAspect="1"/>
+                    </pic:cNvPicPr>
+                  </pic:nvPicPr>
+                  <pic:blipFill>
+                    <a:blip r:embed="rId54"/>
                     <a:stretch>
                       <a:fillRect/>
                     </a:stretch>
@@ -6979,7 +7555,7 @@
         <w:t xml:space="preserve">yönü okur: karşılanmış denen ama kanıtı olmayan bir satır, ilk bulgudur.</w:t>
       </w:r>
     </w:p>
-    <w:bookmarkStart w:id="52" w:name="Xb9d65545badf3dd94756ac18e279d38da4ff3c9"/>
+    <w:bookmarkStart w:id="58" w:name="Xb9d65545badf3dd94756ac18e279d38da4ff3c9"/>
     <w:p>
       <w:pPr>
         <w:pStyle w:val="Heading3"/>
@@ -7339,7 +7915,7 @@
       <w:r>
         <w:t xml:space="preserve"> </w:t>
       </w:r>
-      <w:hyperlink r:id="rId51">
+      <w:hyperlink r:id="rId57">
         <w:r>
           <w:rPr>
             <w:rStyle w:val="Hyperlink"/>
@@ -7884,8 +8460,8 @@
         <w:t xml:space="preserve">’te.</w:t>
       </w:r>
     </w:p>
-    <w:bookmarkEnd w:id="52"/>
-    <w:bookmarkStart w:id="53" w:name="X4cc6d52c475e764f2cc1ac90a4dfc14b344f571"/>
+    <w:bookmarkEnd w:id="58"/>
+    <w:bookmarkStart w:id="59" w:name="X4cc6d52c475e764f2cc1ac90a4dfc14b344f571"/>
     <w:p>
       <w:pPr>
         <w:pStyle w:val="Heading3"/>
@@ -8129,7 +8705,7 @@
         <w:rPr>
           <w:rStyle w:val="VerbatimChar"/>
         </w:rPr>
-        <w:t xml:space="preserve">01-uyum-matrisi</w:t>
+        <w:t xml:space="preserve">01-compliance-matrix</w:t>
       </w:r>
       <w:r>
         <w:t xml:space="preserve">) ilk işaretlediği bulgu türüdür.</w:t>
@@ -8238,8 +8814,8 @@
         <w:t xml:space="preserve">dir; uyum matrisi vaat değil kanıt ister.</w:t>
       </w:r>
     </w:p>
-    <w:bookmarkEnd w:id="53"/>
-    <w:bookmarkStart w:id="54" w:name="Xa6986bafbc9ebe7e0de38dc00d7ee0cb284746d"/>
+    <w:bookmarkEnd w:id="59"/>
+    <w:bookmarkStart w:id="60" w:name="Xa6986bafbc9ebe7e0de38dc00d7ee0cb284746d"/>
     <w:p>
       <w:pPr>
         <w:pStyle w:val="Heading3"/>
@@ -8359,8 +8935,8 @@
         <w:t xml:space="preserve">ve süreci uzatır.</w:t>
       </w:r>
     </w:p>
-    <w:bookmarkEnd w:id="54"/>
-    <w:bookmarkStart w:id="55" w:name="Xe7a75598be4b9c2274d627d28919e696032db27"/>
+    <w:bookmarkEnd w:id="60"/>
+    <w:bookmarkStart w:id="61" w:name="Xe7a75598be4b9c2274d627d28919e696032db27"/>
     <w:p>
       <w:pPr>
         <w:pStyle w:val="Heading3"/>
@@ -8820,8 +9396,8 @@
         <w:t xml:space="preserve">yazılır. Boş bırakmak, riskin unutulduğu izlenimini verir.</w:t>
       </w:r>
     </w:p>
-    <w:bookmarkEnd w:id="55"/>
-    <w:bookmarkStart w:id="56" w:name="neden-liste-değil-matris"/>
+    <w:bookmarkEnd w:id="61"/>
+    <w:bookmarkStart w:id="62" w:name="neden-liste-değil-matris"/>
     <w:p>
       <w:pPr>
         <w:pStyle w:val="Heading3"/>
@@ -8933,8 +9509,8 @@
         <w:t xml:space="preserve">gelir — liste bunu gösteremez, matris gösterir.</w:t>
       </w:r>
     </w:p>
-    <w:bookmarkEnd w:id="56"/>
-    <w:bookmarkStart w:id="57" w:name="X3cc61a0a43c4cd612bd900733cd0b1d08984fe1"/>
+    <w:bookmarkEnd w:id="62"/>
+    <w:bookmarkStart w:id="63" w:name="X3cc61a0a43c4cd612bd900733cd0b1d08984fe1"/>
     <w:p>
       <w:pPr>
         <w:pStyle w:val="Heading3"/>
@@ -9135,7 +9711,7 @@
         <w:rPr>
           <w:rStyle w:val="VerbatimChar"/>
         </w:rPr>
-        <w:t xml:space="preserve">01-uyum-matrisi</w:t>
+        <w:t xml:space="preserve">01-compliance-matrix</w:t>
       </w:r>
       <w:r>
         <w:t xml:space="preserve"> </w:t>
@@ -9159,8 +9735,8 @@
         <w:t xml:space="preserve">elle, bir değerlendirici gibi okuyarak bulunur.</w:t>
       </w:r>
     </w:p>
-    <w:bookmarkEnd w:id="57"/>
-    <w:bookmarkStart w:id="58" w:name="X5c6b3a8504788a0bf44a0475c209d4b7db001ce"/>
+    <w:bookmarkEnd w:id="63"/>
+    <w:bookmarkStart w:id="67" w:name="X5c6b3a8504788a0bf44a0475c209d4b7db001ce"/>
     <w:p>
       <w:pPr>
         <w:pStyle w:val="Heading3"/>
@@ -9261,7 +9837,7 @@
         <w:rPr>
           <w:rStyle w:val="CommentTok"/>
         </w:rPr>
-        <w:t xml:space="preserve">/* CEN429-DR-01: beklemedeki kasa dosyası AEAD ile şifrelenir. */</w:t>
+        <w:t xml:space="preserve">/* CEN429-DR-01: the vault file at rest is encrypted with AEAD. */</w:t>
       </w:r>
       <w:r>
         <w:br/>
@@ -9276,7 +9852,7 @@
         <w:rPr>
           <w:rStyle w:val="NormalTok"/>
         </w:rPr>
-        <w:t xml:space="preserve"> kasa_dosyasi_sifrele</w:t>
+        <w:t xml:space="preserve"> encrypt_vault_file</w:t>
       </w:r>
       <w:r>
         <w:rPr>
@@ -9330,7 +9906,7 @@
         <w:rPr>
           <w:rStyle w:val="NormalTok"/>
         </w:rPr>
-        <w:t xml:space="preserve">anahtar</w:t>
+        <w:t xml:space="preserve">key</w:t>
       </w:r>
       <w:r>
         <w:rPr>
@@ -9424,53 +10000,194 @@
       </w:r>
     </w:p>
     <w:p>
-      <w:r>
-        <w:pict>
-          <v:rect style="width:0;height:1.5pt" o:hralign="center" o:hrstd="t" o:hr="t"/>
-        </w:pict>
-      </w:r>
-    </w:p>
-    <w:bookmarkEnd w:id="58"/>
-    <w:bookmarkEnd w:id="59"/>
-    <w:bookmarkStart w:id="75" w:name="Xa050168c489033ba7d5a369e2bfa238a2b9d6fd"/>
-    <w:p>
-      <w:pPr>
-        <w:pStyle w:val="Heading2"/>
-      </w:pPr>
-      <w:r>
-        <w:t xml:space="preserve">3. Gereksinim bloğu kalıbı ve devredilen gereksinimler</w:t>
-      </w:r>
-    </w:p>
-    <w:bookmarkStart w:id="66" w:name="kılavuzda-gereksinim-bloğu"/>
-    <w:p>
-      <w:pPr>
-        <w:pStyle w:val="Heading3"/>
-      </w:pPr>
-      <w:r>
-        <w:t xml:space="preserve">Kılavuzda gereksinim bloğu</w:t>
-      </w:r>
-    </w:p>
-    <w:p>
-      <w:pPr>
-        <w:pStyle w:val="FirstParagraph"/>
+      <w:pPr>
+        <w:pStyle w:val="BodyText"/>
+      </w:pPr>
+      <w:r>
+        <w:t xml:space="preserve">Beş halkalı zincirin (gereksinim → tasarım → kod → test → kanıt) satır satır taranışını izleyin; gerçek</w:t>
+      </w:r>
+      <w:r>
+        <w:t xml:space="preserve"> </w:t>
+      </w:r>
+      <w:r>
+        <w:rPr>
+          <w:rStyle w:val="VerbatimChar"/>
+        </w:rPr>
+        <w:t xml:space="preserve">compliance_matrix.c</w:t>
+      </w:r>
+      <w:r>
+        <w:t xml:space="preserve"> </w:t>
+      </w:r>
+      <w:r>
+        <w:t xml:space="preserve">kuralı, kanıt halkası boş kaldığı anda boşluğu yakalar.</w:t>
+      </w:r>
+    </w:p>
+    <w:p>
+      <w:pPr>
+        <w:pStyle w:val="BodyText"/>
       </w:pPr>
       <w:r>
         <w:drawing>
           <wp:inline>
-            <wp:extent cx="5759999" cy="1864329"/>
+            <wp:extent cx="5111999" cy="18908698"/>
             <wp:effectExtent b="0" l="0" r="0" t="0"/>
-            <wp:docPr descr="Devrederken yanıtlanacak üç soru" title="" id="61" name="Picture"/>
+            <wp:docPr descr="İzlenebilirlik zinciri — adım adım" title="" id="65" name="Picture"/>
             <a:graphic>
               <a:graphicData uri="http://schemas.openxmlformats.org/drawingml/2006/picture">
                 <pic:pic>
                   <pic:nvPicPr>
-                    <pic:cNvPr descr="h13-06-devretme.png" id="62" name="Picture"/>
+                    <pic:cNvPr descr="traceability-matrix.tr.png" id="66" name="Picture"/>
                     <pic:cNvPicPr>
                       <a:picLocks noChangeArrowheads="1" noChangeAspect="1"/>
                     </pic:cNvPicPr>
                   </pic:nvPicPr>
                   <pic:blipFill>
-                    <a:blip r:embed="rId60"/>
+                    <a:blip r:embed="rId64"/>
+                    <a:stretch>
+                      <a:fillRect/>
+                    </a:stretch>
+                  </pic:blipFill>
+                  <pic:spPr bwMode="auto">
+                    <a:xfrm>
+                      <a:off x="0" y="0"/>
+                      <a:ext cx="5111999" cy="18908698"/>
+                    </a:xfrm>
+                    <a:prstGeom prst="rect">
+                      <a:avLst/>
+                    </a:prstGeom>
+                    <a:noFill/>
+                    <a:ln w="9525">
+                      <a:noFill/>
+                      <a:headEnd/>
+                      <a:tailEnd/>
+                    </a:ln>
+                  </pic:spPr>
+                </pic:pic>
+              </a:graphicData>
+            </a:graphic>
+          </wp:inline>
+        </w:drawing>
+      </w:r>
+    </w:p>
+    <w:p>
+      <w:pPr>
+        <w:pStyle w:val="BodyText"/>
+      </w:pPr>
+      <w:r>
+        <w:rPr>
+          <w:b/>
+          <w:bCs/>
+        </w:rPr>
+        <w:t xml:space="preserve">Normal</w:t>
+      </w:r>
+      <w:r>
+        <w:t xml:space="preserve"> </w:t>
+      </w:r>
+      <w:r>
+        <w:t xml:space="preserve">(çoğu tamam, bir boşluk),</w:t>
+      </w:r>
+      <w:r>
+        <w:t xml:space="preserve"> </w:t>
+      </w:r>
+      <w:r>
+        <w:rPr>
+          <w:b/>
+          <w:bCs/>
+        </w:rPr>
+        <w:t xml:space="preserve">Zor</w:t>
+      </w:r>
+      <w:r>
+        <w:t xml:space="preserve"> </w:t>
+      </w:r>
+      <w:r>
+        <w:t xml:space="preserve">(birden çok boşluk ve bilinmeyen bir durum) ve</w:t>
+      </w:r>
+      <w:r>
+        <w:t xml:space="preserve"> </w:t>
+      </w:r>
+      <w:r>
+        <w:rPr>
+          <w:b/>
+          <w:bCs/>
+        </w:rPr>
+        <w:t xml:space="preserve">Uç durum</w:t>
+      </w:r>
+      <w:r>
+        <w:t xml:space="preserve"> </w:t>
+      </w:r>
+      <w:r>
+        <w:t xml:space="preserve">(her</w:t>
+      </w:r>
+      <w:r>
+        <w:t xml:space="preserve"> </w:t>
+      </w:r>
+      <w:r>
+        <w:t xml:space="preserve">satır boşluklu) örneklerini deneyin; kendi</w:t>
+      </w:r>
+      <w:r>
+        <w:t xml:space="preserve"> </w:t>
+      </w:r>
+      <w:r>
+        <w:rPr>
+          <w:rStyle w:val="VerbatimChar"/>
+        </w:rPr>
+        <w:t xml:space="preserve">ID|STATUS|SECTION|TASARIM|KOD|TEST|KANIT</w:t>
+      </w:r>
+      <w:r>
+        <w:t xml:space="preserve"> </w:t>
+      </w:r>
+      <w:r>
+        <w:t xml:space="preserve">satırlarınızı yazın.</w:t>
+      </w:r>
+    </w:p>
+    <w:p>
+      <w:r>
+        <w:pict>
+          <v:rect style="width:0;height:1.5pt" o:hralign="center" o:hrstd="t" o:hr="t"/>
+        </w:pict>
+      </w:r>
+    </w:p>
+    <w:bookmarkEnd w:id="67"/>
+    <w:bookmarkEnd w:id="68"/>
+    <w:bookmarkStart w:id="87" w:name="Xa050168c489033ba7d5a369e2bfa238a2b9d6fd"/>
+    <w:p>
+      <w:pPr>
+        <w:pStyle w:val="Heading2"/>
+      </w:pPr>
+      <w:r>
+        <w:t xml:space="preserve">3. Gereksinim bloğu kalıbı ve devredilen gereksinimler</w:t>
+      </w:r>
+    </w:p>
+    <w:bookmarkStart w:id="75" w:name="kılavuzda-gereksinim-bloğu"/>
+    <w:p>
+      <w:pPr>
+        <w:pStyle w:val="Heading3"/>
+      </w:pPr>
+      <w:r>
+        <w:t xml:space="preserve">Kılavuzda gereksinim bloğu</w:t>
+      </w:r>
+    </w:p>
+    <w:p>
+      <w:pPr>
+        <w:pStyle w:val="FirstParagraph"/>
+      </w:pPr>
+      <w:r>
+        <w:drawing>
+          <wp:inline>
+            <wp:extent cx="5759999" cy="1864329"/>
+            <wp:effectExtent b="0" l="0" r="0" t="0"/>
+            <wp:docPr descr="Devrederken yanıtlanacak üç soru" title="" id="70" name="Picture"/>
+            <a:graphic>
+              <a:graphicData uri="http://schemas.openxmlformats.org/drawingml/2006/picture">
+                <pic:pic>
+                  <pic:nvPicPr>
+                    <pic:cNvPr descr="h13-06-devretme.png" id="71" name="Picture"/>
+                    <pic:cNvPicPr>
+                      <a:picLocks noChangeArrowheads="1" noChangeAspect="1"/>
+                    </pic:cNvPicPr>
+                  </pic:nvPicPr>
+                  <pic:blipFill>
+                    <a:blip r:embed="rId69"/>
                     <a:stretch>
                       <a:fillRect/>
                     </a:stretch>
@@ -9506,18 +10223,18 @@
           <wp:inline>
             <wp:extent cx="5759999" cy="4346925"/>
             <wp:effectExtent b="0" l="0" r="0" t="0"/>
-            <wp:docPr descr="Gereksinim bloğunun alanları" title="" id="64" name="Picture"/>
+            <wp:docPr descr="Gereksinim bloğunun alanları" title="" id="73" name="Picture"/>
             <a:graphic>
               <a:graphicData uri="http://schemas.openxmlformats.org/drawingml/2006/picture">
                 <pic:pic>
                   <pic:nvPicPr>
-                    <pic:cNvPr descr="h13-05-gereksinim-blogu.png" id="65" name="Picture"/>
+                    <pic:cNvPr descr="h13-05-gereksinim-blogu.png" id="74" name="Picture"/>
                     <pic:cNvPicPr>
                       <a:picLocks noChangeArrowheads="1" noChangeAspect="1"/>
                     </pic:cNvPicPr>
                   </pic:nvPicPr>
                   <pic:blipFill>
-                    <a:blip r:embed="rId63"/>
+                    <a:blip r:embed="rId72"/>
                     <a:stretch>
                       <a:fillRect/>
                     </a:stretch>
@@ -9681,8 +10398,8 @@
         <w:t xml:space="preserve">kanıta tek bakışta gidebilmesidir.</w:t>
       </w:r>
     </w:p>
-    <w:bookmarkEnd w:id="66"/>
-    <w:bookmarkStart w:id="67" w:name="X64b58e7b4b591279636aa80b9486933bff8579f"/>
+    <w:bookmarkEnd w:id="75"/>
+    <w:bookmarkStart w:id="76" w:name="X64b58e7b4b591279636aa80b9486933bff8579f"/>
     <w:p>
       <w:pPr>
         <w:pStyle w:val="Heading3"/>
@@ -10137,8 +10854,8 @@
         <w:t xml:space="preserve">kılavuza yazılır.</w:t>
       </w:r>
     </w:p>
-    <w:bookmarkEnd w:id="67"/>
-    <w:bookmarkStart w:id="68" w:name="X599c59c0f91c12915ca8e4567f09754c4ff62b3"/>
+    <w:bookmarkEnd w:id="76"/>
+    <w:bookmarkStart w:id="77" w:name="X599c59c0f91c12915ca8e4567f09754c4ff62b3"/>
     <w:p>
       <w:pPr>
         <w:pStyle w:val="Heading3"/>
@@ -10195,8 +10912,8 @@
         <w:t xml:space="preserve">sorusunu önceden cevaplar.</w:t>
       </w:r>
     </w:p>
-    <w:bookmarkEnd w:id="68"/>
-    <w:bookmarkStart w:id="69" w:name="X6000c83b55e733ea337649becf633144ef0c882"/>
+    <w:bookmarkEnd w:id="77"/>
+    <w:bookmarkStart w:id="78" w:name="X6000c83b55e733ea337649becf633144ef0c882"/>
     <w:p>
       <w:pPr>
         <w:pStyle w:val="Heading3"/>
@@ -10615,8 +11332,8 @@
         <w:t xml:space="preserve">değildir; tam tersine daha fazla açıklama ister, çünkü sorumluluk sınırının nerede olduğunu kanıtlamanız gerekir.</w:t>
       </w:r>
     </w:p>
-    <w:bookmarkEnd w:id="69"/>
-    <w:bookmarkStart w:id="71" w:name="Xfffdc58301dc9b1cd044c3e449fa2af6fb1f731"/>
+    <w:bookmarkEnd w:id="78"/>
+    <w:bookmarkStart w:id="80" w:name="Xfffdc58301dc9b1cd044c3e449fa2af6fb1f731"/>
     <w:p>
       <w:pPr>
         <w:pStyle w:val="Heading3"/>
@@ -10666,7 +11383,7 @@
       <w:r>
         <w:t xml:space="preserve">projenin dayandığı bir temeldir (</w:t>
       </w:r>
-      <w:hyperlink r:id="rId70">
+      <w:hyperlink r:id="rId79">
         <w:r>
           <w:rPr>
             <w:rStyle w:val="Hyperlink"/>
@@ -10822,7 +11539,7 @@
         <w:rPr>
           <w:rStyle w:val="VerbatimChar"/>
         </w:rPr>
-        <w:t xml:space="preserve">02-gereksinim-kalite</w:t>
+        <w:t xml:space="preserve">02-requirement-quality</w:t>
       </w:r>
       <w:r>
         <w:t xml:space="preserve">) bu tür</w:t>
@@ -10909,8 +11626,8 @@
         <w:t xml:space="preserve">varsa ama arkasında bir referans yoksa, o cümleyi yeniden yazın.</w:t>
       </w:r>
     </w:p>
-    <w:bookmarkEnd w:id="71"/>
-    <w:bookmarkStart w:id="72" w:name="X14c5f8f0ad9e8b4b69f2a45c2d43cc2db15bb51"/>
+    <w:bookmarkEnd w:id="80"/>
+    <w:bookmarkStart w:id="81" w:name="X14c5f8f0ad9e8b4b69f2a45c2d43cc2db15bb51"/>
     <w:p>
       <w:pPr>
         <w:pStyle w:val="Heading3"/>
@@ -11020,8 +11737,8 @@
         <w:t xml:space="preserve">diyen ama kanıt sunamayan bir kılavuza güvenmez.</w:t>
       </w:r>
     </w:p>
-    <w:bookmarkEnd w:id="72"/>
-    <w:bookmarkStart w:id="73" w:name="Xd494cb138d2e7956633bbdecb890f41ee380bb4"/>
+    <w:bookmarkEnd w:id="81"/>
+    <w:bookmarkStart w:id="82" w:name="Xd494cb138d2e7956633bbdecb890f41ee380bb4"/>
     <w:p>
       <w:pPr>
         <w:pStyle w:val="Heading3"/>
@@ -11198,8 +11915,8 @@
         <w:t xml:space="preserve">diye sorar.</w:t>
       </w:r>
     </w:p>
-    <w:bookmarkEnd w:id="73"/>
-    <w:bookmarkStart w:id="74" w:name="X6f97cef095083de08ff4189730d4f0c4955b15e"/>
+    <w:bookmarkEnd w:id="82"/>
+    <w:bookmarkStart w:id="86" w:name="X6f97cef095083de08ff4189730d4f0c4955b15e"/>
     <w:p>
       <w:pPr>
         <w:pStyle w:val="Heading3"/>
@@ -11617,51 +12334,77 @@
       </w:r>
     </w:p>
     <w:p>
-      <w:r>
-        <w:pict>
-          <v:rect style="width:0;height:1.5pt" o:hralign="center" o:hrstd="t" o:hr="t"/>
-        </w:pict>
-      </w:r>
-    </w:p>
-    <w:bookmarkEnd w:id="74"/>
-    <w:bookmarkEnd w:id="75"/>
-    <w:bookmarkStart w:id="88" w:name="ortak-kriterler-isoiec-15408"/>
-    <w:p>
-      <w:pPr>
-        <w:pStyle w:val="Heading2"/>
-      </w:pPr>
-      <w:r>
-        <w:t xml:space="preserve">4. Ortak Kriterler (ISO/IEC 15408)</w:t>
-      </w:r>
-    </w:p>
-    <w:p>
       <w:pPr>
         <w:pStyle w:val="FirstParagraph"/>
       </w:pPr>
       <w:r>
-        <w:rPr>
-          <w:b/>
-          <w:bCs/>
-        </w:rPr>
-        <w:t xml:space="preserve">Ortak Kriterler</w:t>
-      </w:r>
-      <w:r>
-        <w:t xml:space="preserve"> </w:t>
-      </w:r>
-      <w:r>
-        <w:t xml:space="preserve">(Common Criteria, CC), BT ürünlerinin güvenlik değerlendirmesi için uluslararası standarttır.</w:t>
-      </w:r>
-      <w:r>
-        <w:t xml:space="preserve"> </w:t>
-      </w:r>
-      <w:r>
-        <w:t xml:space="preserve">Değerlendirme yöntemi ayrı bir belgede (CEM, ISO/IEC 18045) tanımlanır. Ortak Kriterleri Tanıma Anlaşması (CCRA) sayesinde</w:t>
-      </w:r>
-      <w:r>
-        <w:t xml:space="preserve"> </w:t>
-      </w:r>
-      <w:r>
-        <w:t xml:space="preserve">bir ülkede verilen sertifika, anlaşmaya taraf diğer ülkelerde de tanınır.</w:t>
+        <w:t xml:space="preserve">Aynı</w:t>
+      </w:r>
+      <w:r>
+        <w:t xml:space="preserve"> </w:t>
+      </w:r>
+      <w:r>
+        <w:rPr>
+          <w:rStyle w:val="VerbatimChar"/>
+        </w:rPr>
+        <w:t xml:space="preserve">[Aile] Kimlik — Durum</w:t>
+      </w:r>
+      <w:r>
+        <w:t xml:space="preserve"> </w:t>
+      </w:r>
+      <w:r>
+        <w:t xml:space="preserve">bloğunu bir</w:t>
+      </w:r>
+      <w:r>
+        <w:t xml:space="preserve"> </w:t>
+      </w:r>
+      <w:r>
+        <w:rPr>
+          <w:b/>
+          <w:bCs/>
+        </w:rPr>
+        <w:t xml:space="preserve">karşılandı</w:t>
+      </w:r>
+      <w:r>
+        <w:t xml:space="preserve">, bir</w:t>
+      </w:r>
+      <w:r>
+        <w:t xml:space="preserve"> </w:t>
+      </w:r>
+      <w:r>
+        <w:rPr>
+          <w:b/>
+          <w:bCs/>
+        </w:rPr>
+        <w:t xml:space="preserve">devredildi</w:t>
+      </w:r>
+      <w:r>
+        <w:t xml:space="preserve"> </w:t>
+      </w:r>
+      <w:r>
+        <w:t xml:space="preserve">ve bir</w:t>
+      </w:r>
+      <w:r>
+        <w:t xml:space="preserve"> </w:t>
+      </w:r>
+      <w:r>
+        <w:rPr>
+          <w:b/>
+          <w:bCs/>
+        </w:rPr>
+        <w:t xml:space="preserve">karşılanmadı</w:t>
+      </w:r>
+      <w:r>
+        <w:t xml:space="preserve"> </w:t>
+      </w:r>
+      <w:r>
+        <w:t xml:space="preserve">gereksinim</w:t>
+      </w:r>
+      <w:r>
+        <w:t xml:space="preserve"> </w:t>
+      </w:r>
+      <w:r>
+        <w:t xml:space="preserve">için doldurun; devir bloğunda üç sorudan (kime/neden/nasıl) biri cevapsız kalınca ne olduğunu izleyin.</w:t>
       </w:r>
     </w:p>
     <w:p>
@@ -11671,20 +12414,177 @@
       <w:r>
         <w:drawing>
           <wp:inline>
-            <wp:extent cx="5759999" cy="3825639"/>
+            <wp:extent cx="5111999" cy="6698810"/>
             <wp:effectExtent b="0" l="0" r="0" t="0"/>
-            <wp:docPr descr="Ortak Kriterler kavramları: PP, ST, SFR, SAR, EAL" title="" id="77" name="Picture"/>
+            <wp:docPr descr="Gereksinim bloğu kalıbı — adım adım" title="" id="84" name="Picture"/>
             <a:graphic>
               <a:graphicData uri="http://schemas.openxmlformats.org/drawingml/2006/picture">
                 <pic:pic>
                   <pic:nvPicPr>
-                    <pic:cNvPr descr="h13-07-ortak-kriterler.png" id="78" name="Picture"/>
+                    <pic:cNvPr descr="requirement-block-deferral.tr.png" id="85" name="Picture"/>
                     <pic:cNvPicPr>
                       <a:picLocks noChangeArrowheads="1" noChangeAspect="1"/>
                     </pic:cNvPicPr>
                   </pic:nvPicPr>
                   <pic:blipFill>
-                    <a:blip r:embed="rId76"/>
+                    <a:blip r:embed="rId83"/>
+                    <a:stretch>
+                      <a:fillRect/>
+                    </a:stretch>
+                  </pic:blipFill>
+                  <pic:spPr bwMode="auto">
+                    <a:xfrm>
+                      <a:off x="0" y="0"/>
+                      <a:ext cx="5111999" cy="6698810"/>
+                    </a:xfrm>
+                    <a:prstGeom prst="rect">
+                      <a:avLst/>
+                    </a:prstGeom>
+                    <a:noFill/>
+                    <a:ln w="9525">
+                      <a:noFill/>
+                      <a:headEnd/>
+                      <a:tailEnd/>
+                    </a:ln>
+                  </pic:spPr>
+                </pic:pic>
+              </a:graphicData>
+            </a:graphic>
+          </wp:inline>
+        </w:drawing>
+      </w:r>
+    </w:p>
+    <w:p>
+      <w:pPr>
+        <w:pStyle w:val="BodyText"/>
+      </w:pPr>
+      <w:r>
+        <w:rPr>
+          <w:b/>
+          <w:bCs/>
+        </w:rPr>
+        <w:t xml:space="preserve">Normal</w:t>
+      </w:r>
+      <w:r>
+        <w:t xml:space="preserve"> </w:t>
+      </w:r>
+      <w:r>
+        <w:t xml:space="preserve">(CEN429-DR-01, karşılandı),</w:t>
+      </w:r>
+      <w:r>
+        <w:t xml:space="preserve"> </w:t>
+      </w:r>
+      <w:r>
+        <w:rPr>
+          <w:b/>
+          <w:bCs/>
+        </w:rPr>
+        <w:t xml:space="preserve">Zor</w:t>
+      </w:r>
+      <w:r>
+        <w:t xml:space="preserve"> </w:t>
+      </w:r>
+      <w:r>
+        <w:t xml:space="preserve">(CEN429-AP-07, devredildi ve tam) ve</w:t>
+      </w:r>
+      <w:r>
+        <w:t xml:space="preserve"> </w:t>
+      </w:r>
+      <w:r>
+        <w:rPr>
+          <w:b/>
+          <w:bCs/>
+        </w:rPr>
+        <w:t xml:space="preserve">Uç durum</w:t>
+      </w:r>
+      <w:r>
+        <w:t xml:space="preserve"> </w:t>
+      </w:r>
+      <w:r>
+        <w:t xml:space="preserve">(sessiz devir,</w:t>
+      </w:r>
+      <w:r>
+        <w:t xml:space="preserve"> </w:t>
+      </w:r>
+      <w:r>
+        <w:t xml:space="preserve">“neden”</w:t>
+      </w:r>
+      <w:r>
+        <w:t xml:space="preserve"> </w:t>
+      </w:r>
+      <w:r>
+        <w:t xml:space="preserve">boş) örneklerini deneyin.</w:t>
+      </w:r>
+    </w:p>
+    <w:p>
+      <w:r>
+        <w:pict>
+          <v:rect style="width:0;height:1.5pt" o:hralign="center" o:hrstd="t" o:hr="t"/>
+        </w:pict>
+      </w:r>
+    </w:p>
+    <w:bookmarkEnd w:id="86"/>
+    <w:bookmarkEnd w:id="87"/>
+    <w:bookmarkStart w:id="103" w:name="ortak-kriterler-isoiec-15408"/>
+    <w:p>
+      <w:pPr>
+        <w:pStyle w:val="Heading2"/>
+      </w:pPr>
+      <w:r>
+        <w:t xml:space="preserve">4. Ortak Kriterler (ISO/IEC 15408)</w:t>
+      </w:r>
+    </w:p>
+    <w:p>
+      <w:pPr>
+        <w:pStyle w:val="FirstParagraph"/>
+      </w:pPr>
+      <w:r>
+        <w:rPr>
+          <w:b/>
+          <w:bCs/>
+        </w:rPr>
+        <w:t xml:space="preserve">Ortak Kriterler</w:t>
+      </w:r>
+      <w:r>
+        <w:t xml:space="preserve"> </w:t>
+      </w:r>
+      <w:r>
+        <w:t xml:space="preserve">(Common Criteria, CC), BT ürünlerinin güvenlik değerlendirmesi için uluslararası standarttır.</w:t>
+      </w:r>
+      <w:r>
+        <w:t xml:space="preserve"> </w:t>
+      </w:r>
+      <w:r>
+        <w:t xml:space="preserve">Değerlendirme yöntemi ayrı bir belgede (CEM, ISO/IEC 18045) tanımlanır. Ortak Kriterleri Tanıma Anlaşması (CCRA) sayesinde</w:t>
+      </w:r>
+      <w:r>
+        <w:t xml:space="preserve"> </w:t>
+      </w:r>
+      <w:r>
+        <w:t xml:space="preserve">bir ülkede verilen sertifika, anlaşmaya taraf diğer ülkelerde de tanınır.</w:t>
+      </w:r>
+    </w:p>
+    <w:p>
+      <w:pPr>
+        <w:pStyle w:val="BodyText"/>
+      </w:pPr>
+      <w:r>
+        <w:drawing>
+          <wp:inline>
+            <wp:extent cx="5759999" cy="3825639"/>
+            <wp:effectExtent b="0" l="0" r="0" t="0"/>
+            <wp:docPr descr="Ortak Kriterler kavramları: PP, ST, SFR, SAR, EAL" title="" id="89" name="Picture"/>
+            <a:graphic>
+              <a:graphicData uri="http://schemas.openxmlformats.org/drawingml/2006/picture">
+                <pic:pic>
+                  <pic:nvPicPr>
+                    <pic:cNvPr descr="h13-07-ortak-kriterler.png" id="90" name="Picture"/>
+                    <pic:cNvPicPr>
+                      <a:picLocks noChangeArrowheads="1" noChangeAspect="1"/>
+                    </pic:cNvPicPr>
+                  </pic:nvPicPr>
+                  <pic:blipFill>
+                    <a:blip r:embed="rId88"/>
                     <a:stretch>
                       <a:fillRect/>
                     </a:stretch>
@@ -11711,7 +12611,7 @@
         </w:drawing>
       </w:r>
     </w:p>
-    <w:bookmarkStart w:id="79" w:name="temel-kavramlar"/>
+    <w:bookmarkStart w:id="91" w:name="temel-kavramlar"/>
     <w:p>
       <w:pPr>
         <w:pStyle w:val="Heading3"/>
@@ -12052,8 +12952,8 @@
         </w:tc>
       </w:tr>
     </w:tbl>
-    <w:bookmarkEnd w:id="79"/>
-    <w:bookmarkStart w:id="80" w:name="eal-düzeyleri"/>
+    <w:bookmarkEnd w:id="91"/>
+    <w:bookmarkStart w:id="95" w:name="eal-düzeyleri"/>
     <w:p>
       <w:pPr>
         <w:pStyle w:val="Heading3"/>
@@ -12428,8 +13328,125 @@
         <w:t xml:space="preserve">değerlendirmesinin derinliğini artıran bileşendir.</w:t>
       </w:r>
     </w:p>
-    <w:bookmarkEnd w:id="80"/>
-    <w:bookmarkStart w:id="81" w:name="X810867a496dc52dc9bc332dd9ca6055c2a78499"/>
+    <w:p>
+      <w:pPr>
+        <w:pStyle w:val="BodyText"/>
+      </w:pPr>
+      <w:r>
+        <w:t xml:space="preserve">Bir hedef düzey seçin ve SAR merdiveninin EAL1’den o düzeye kadar, bir seferde bir basamak, nasıl dolduğunu</w:t>
+      </w:r>
+      <w:r>
+        <w:t xml:space="preserve"> </w:t>
+      </w:r>
+      <w:r>
+        <w:t xml:space="preserve">izleyin — her düzey bir öncekinin tüm gereksinimlerini içerir ve üstüne ekler.</w:t>
+      </w:r>
+    </w:p>
+    <w:p>
+      <w:pPr>
+        <w:pStyle w:val="BodyText"/>
+      </w:pPr>
+      <w:r>
+        <w:drawing>
+          <wp:inline>
+            <wp:extent cx="5111999" cy="13454631"/>
+            <wp:effectExtent b="0" l="0" r="0" t="0"/>
+            <wp:docPr descr="Ortak Kriterler: EAL1-7 merdiveni — adım adım" title="" id="93" name="Picture"/>
+            <a:graphic>
+              <a:graphicData uri="http://schemas.openxmlformats.org/drawingml/2006/picture">
+                <pic:pic>
+                  <pic:nvPicPr>
+                    <pic:cNvPr descr="common-criteria-ladder.tr.png" id="94" name="Picture"/>
+                    <pic:cNvPicPr>
+                      <a:picLocks noChangeArrowheads="1" noChangeAspect="1"/>
+                    </pic:cNvPicPr>
+                  </pic:nvPicPr>
+                  <pic:blipFill>
+                    <a:blip r:embed="rId92"/>
+                    <a:stretch>
+                      <a:fillRect/>
+                    </a:stretch>
+                  </pic:blipFill>
+                  <pic:spPr bwMode="auto">
+                    <a:xfrm>
+                      <a:off x="0" y="0"/>
+                      <a:ext cx="5111999" cy="13454631"/>
+                    </a:xfrm>
+                    <a:prstGeom prst="rect">
+                      <a:avLst/>
+                    </a:prstGeom>
+                    <a:noFill/>
+                    <a:ln w="9525">
+                      <a:noFill/>
+                      <a:headEnd/>
+                      <a:tailEnd/>
+                    </a:ln>
+                  </pic:spPr>
+                </pic:pic>
+              </a:graphicData>
+            </a:graphic>
+          </wp:inline>
+        </w:drawing>
+      </w:r>
+    </w:p>
+    <w:p>
+      <w:pPr>
+        <w:pStyle w:val="BodyText"/>
+      </w:pPr>
+      <w:r>
+        <w:rPr>
+          <w:b/>
+          <w:bCs/>
+        </w:rPr>
+        <w:t xml:space="preserve">Normal</w:t>
+      </w:r>
+      <w:r>
+        <w:t xml:space="preserve"> </w:t>
+      </w:r>
+      <w:r>
+        <w:t xml:space="preserve">(EAL2),</w:t>
+      </w:r>
+      <w:r>
+        <w:t xml:space="preserve"> </w:t>
+      </w:r>
+      <w:r>
+        <w:rPr>
+          <w:b/>
+          <w:bCs/>
+        </w:rPr>
+        <w:t xml:space="preserve">Zor</w:t>
+      </w:r>
+      <w:r>
+        <w:t xml:space="preserve"> </w:t>
+      </w:r>
+      <w:r>
+        <w:t xml:space="preserve">(EAL4, yaygın ticari hedef) ve</w:t>
+      </w:r>
+      <w:r>
+        <w:t xml:space="preserve"> </w:t>
+      </w:r>
+      <w:r>
+        <w:rPr>
+          <w:b/>
+          <w:bCs/>
+        </w:rPr>
+        <w:t xml:space="preserve">Uç durum</w:t>
+      </w:r>
+      <w:r>
+        <w:t xml:space="preserve"> </w:t>
+      </w:r>
+      <w:r>
+        <w:t xml:space="preserve">(EAL1 ve EAL7) örneklerini deneyin; 🎲 ile</w:t>
+      </w:r>
+      <w:r>
+        <w:t xml:space="preserve"> </w:t>
+      </w:r>
+      <w:r>
+        <w:t xml:space="preserve">rastgele bir SFR kümesi ve hedef düzey üretin.</w:t>
+      </w:r>
+    </w:p>
+    <w:bookmarkEnd w:id="95"/>
+    <w:bookmarkStart w:id="96" w:name="X810867a496dc52dc9bc332dd9ca6055c2a78499"/>
     <w:p>
       <w:pPr>
         <w:pStyle w:val="Heading3"/>
@@ -12554,8 +13571,8 @@
         <w:t xml:space="preserve">uyarlanmış biçimleri kullanılır.</w:t>
       </w:r>
     </w:p>
-    <w:bookmarkEnd w:id="81"/>
-    <w:bookmarkStart w:id="82" w:name="Xbce02612f6cc4a8f26b22b6e677adf33018a29b"/>
+    <w:bookmarkEnd w:id="96"/>
+    <w:bookmarkStart w:id="97" w:name="Xbce02612f6cc4a8f26b22b6e677adf33018a29b"/>
     <w:p>
       <w:pPr>
         <w:pStyle w:val="Heading3"/>
@@ -13214,8 +14231,8 @@
         <w:t xml:space="preserve">bir SFR, ilk sorulacak sorudur.</w:t>
       </w:r>
     </w:p>
-    <w:bookmarkEnd w:id="82"/>
-    <w:bookmarkStart w:id="83" w:name="X23efd8ce50d5c4bb7f31401601981d853b24b6e"/>
+    <w:bookmarkEnd w:id="97"/>
+    <w:bookmarkStart w:id="98" w:name="X23efd8ce50d5c4bb7f31401601981d853b24b6e"/>
     <w:p>
       <w:pPr>
         <w:pStyle w:val="Heading3"/>
@@ -13235,51 +14252,223 @@
         <w:t xml:space="preserve"> </w:t>
       </w:r>
       <w:r>
-        <w:t xml:space="preserve">Book/TCSEC, Avrupa’da ITSEC, Kanada’da CTCPEC). Her ülke kendi ölçütüne göre sertifika verdiği için, bir ülkede</w:t>
-      </w:r>
-      <w:r>
-        <w:t xml:space="preserve"> </w:t>
-      </w:r>
-      <w:r>
-        <w:t xml:space="preserve">sertifikalı bir ürün başka bir ülkede yeniden değerlendirilmek zorunda kalıyordu. Ortak Kriterler bu üç yaklaşımı</w:t>
-      </w:r>
-      <w:r>
-        <w:t xml:space="preserve"> </w:t>
-      </w:r>
-      <w:r>
-        <w:rPr>
-          <w:b/>
-          <w:bCs/>
-        </w:rPr>
-        <w:t xml:space="preserve">birleştirerek</w:t>
-      </w:r>
-      <w:r>
-        <w:t xml:space="preserve"> </w:t>
-      </w:r>
-      <w:r>
-        <w:t xml:space="preserve">tek bir uluslararası standart (ISO/IEC 15408) hâline getirdi; CCRA (Ortak Kriterleri Tanıma</w:t>
-      </w:r>
-      <w:r>
-        <w:t xml:space="preserve"> </w:t>
-      </w:r>
-      <w:r>
-        <w:t xml:space="preserve">Anlaşması) sayesinde bir ülkedeki sertifika, anlaşmaya taraf diğer ülkelerde tekrar değerlendirmeye gerek</w:t>
-      </w:r>
-      <w:r>
-        <w:t xml:space="preserve"> </w:t>
-      </w:r>
-      <w:r>
-        <w:t xml:space="preserve">kalmadan tanınır. Bu, tıpkı farklı ülkelerin farklı priz standartları yerine tek bir ortak standarda geçmesi</w:t>
-      </w:r>
-      <w:r>
-        <w:t xml:space="preserve"> </w:t>
-      </w:r>
-      <w:r>
-        <w:t xml:space="preserve">gibidir: uyumluluk maliyeti düşer, karşılaştırma kolaylaşır.</w:t>
-      </w:r>
-    </w:p>
-    <w:bookmarkEnd w:id="83"/>
-    <w:bookmarkStart w:id="84" w:name="X10a75ac3ed0375481f28f9f87a4e78f9e679c3f"/>
+        <w:t xml:space="preserve">Book/</w:t>
+      </w:r>
+      <w:r>
+        <w:rPr>
+          <w:b/>
+          <w:bCs/>
+        </w:rPr>
+        <w:t xml:space="preserve">TCSEC</w:t>
+      </w:r>
+      <w:r>
+        <w:t xml:space="preserve">, ABD Savunma Bakanlığı tarafından ilk kez</w:t>
+      </w:r>
+      <w:r>
+        <w:t xml:space="preserve"> </w:t>
+      </w:r>
+      <w:r>
+        <w:rPr>
+          <w:b/>
+          <w:bCs/>
+        </w:rPr>
+        <w:t xml:space="preserve">1983</w:t>
+      </w:r>
+      <w:r>
+        <w:t xml:space="preserve">’te yayımlandı,</w:t>
+      </w:r>
+      <w:r>
+        <w:t xml:space="preserve"> </w:t>
+      </w:r>
+      <w:r>
+        <w:rPr>
+          <w:b/>
+          <w:bCs/>
+        </w:rPr>
+        <w:t xml:space="preserve">1985</w:t>
+      </w:r>
+      <w:r>
+        <w:t xml:space="preserve">’te gözden geçirildi;</w:t>
+      </w:r>
+      <w:r>
+        <w:t xml:space="preserve"> </w:t>
+      </w:r>
+      <w:r>
+        <w:t xml:space="preserve">Avrupa’da</w:t>
+      </w:r>
+      <w:r>
+        <w:t xml:space="preserve"> </w:t>
+      </w:r>
+      <w:r>
+        <w:rPr>
+          <w:b/>
+          <w:bCs/>
+        </w:rPr>
+        <w:t xml:space="preserve">ITSEC</w:t>
+      </w:r>
+      <w:r>
+        <w:t xml:space="preserve">,</w:t>
+      </w:r>
+      <w:r>
+        <w:t xml:space="preserve"> </w:t>
+      </w:r>
+      <w:r>
+        <w:rPr>
+          <w:b/>
+          <w:bCs/>
+        </w:rPr>
+        <w:t xml:space="preserve">1991</w:t>
+      </w:r>
+      <w:r>
+        <w:t xml:space="preserve">; Kanada’da</w:t>
+      </w:r>
+      <w:r>
+        <w:t xml:space="preserve"> </w:t>
+      </w:r>
+      <w:r>
+        <w:rPr>
+          <w:b/>
+          <w:bCs/>
+        </w:rPr>
+        <w:t xml:space="preserve">CTCPEC</w:t>
+      </w:r>
+      <w:r>
+        <w:t xml:space="preserve">). Her ülke kendi ölçütüne göre sertifika verdiği için, bir</w:t>
+      </w:r>
+      <w:r>
+        <w:t xml:space="preserve"> </w:t>
+      </w:r>
+      <w:r>
+        <w:t xml:space="preserve">ülkede sertifikalı bir ürün başka bir ülkede yeniden değerlendirilmek zorunda kalıyordu. Ortak Kriterler bu üç</w:t>
+      </w:r>
+      <w:r>
+        <w:t xml:space="preserve"> </w:t>
+      </w:r>
+      <w:r>
+        <w:t xml:space="preserve">yaklaşımı</w:t>
+      </w:r>
+      <w:r>
+        <w:t xml:space="preserve"> </w:t>
+      </w:r>
+      <w:r>
+        <w:rPr>
+          <w:b/>
+          <w:bCs/>
+        </w:rPr>
+        <w:t xml:space="preserve">birleştirdi</w:t>
+      </w:r>
+      <w:r>
+        <w:t xml:space="preserve">:</w:t>
+      </w:r>
+      <w:r>
+        <w:t xml:space="preserve"> </w:t>
+      </w:r>
+      <w:r>
+        <w:rPr>
+          <w:b/>
+          <w:bCs/>
+        </w:rPr>
+        <w:t xml:space="preserve">v1.0</w:t>
+      </w:r>
+      <w:r>
+        <w:t xml:space="preserve"> </w:t>
+      </w:r>
+      <w:r>
+        <w:rPr>
+          <w:b/>
+          <w:bCs/>
+        </w:rPr>
+        <w:t xml:space="preserve">1994</w:t>
+      </w:r>
+      <w:r>
+        <w:t xml:space="preserve">’te,</w:t>
+      </w:r>
+      <w:r>
+        <w:t xml:space="preserve"> </w:t>
+      </w:r>
+      <w:r>
+        <w:rPr>
+          <w:b/>
+          <w:bCs/>
+        </w:rPr>
+        <w:t xml:space="preserve">v2.0</w:t>
+      </w:r>
+      <w:r>
+        <w:t xml:space="preserve"> </w:t>
+      </w:r>
+      <w:r>
+        <w:rPr>
+          <w:b/>
+          <w:bCs/>
+        </w:rPr>
+        <w:t xml:space="preserve">1998</w:t>
+      </w:r>
+      <w:r>
+        <w:t xml:space="preserve">’de çıktı; v2.1,</w:t>
+      </w:r>
+      <w:r>
+        <w:t xml:space="preserve"> </w:t>
+      </w:r>
+      <w:r>
+        <w:rPr>
+          <w:b/>
+          <w:bCs/>
+        </w:rPr>
+        <w:t xml:space="preserve">1999</w:t>
+      </w:r>
+      <w:r>
+        <w:t xml:space="preserve">’da uluslararası</w:t>
+      </w:r>
+      <w:r>
+        <w:t xml:space="preserve"> </w:t>
+      </w:r>
+      <w:r>
+        <w:t xml:space="preserve">standart</w:t>
+      </w:r>
+      <w:r>
+        <w:t xml:space="preserve"> </w:t>
+      </w:r>
+      <w:r>
+        <w:rPr>
+          <w:b/>
+          <w:bCs/>
+        </w:rPr>
+        <w:t xml:space="preserve">ISO/IEC 15408</w:t>
+      </w:r>
+      <w:r>
+        <w:t xml:space="preserve"> </w:t>
+      </w:r>
+      <w:r>
+        <w:t xml:space="preserve">olarak kabul edildi; standart o günden beri gelişmeye devam etti (güncel metin</w:t>
+      </w:r>
+      <w:r>
+        <w:t xml:space="preserve"> </w:t>
+      </w:r>
+      <w:r>
+        <w:rPr>
+          <w:b/>
+          <w:bCs/>
+        </w:rPr>
+        <w:t xml:space="preserve">CC:2022</w:t>
+      </w:r>
+      <w:r>
+        <w:t xml:space="preserve">). CCRA (Ortak Kriterleri Tanıma Anlaşması) sayesinde bir ülkedeki sertifika, anlaşmaya taraf diğer</w:t>
+      </w:r>
+      <w:r>
+        <w:t xml:space="preserve"> </w:t>
+      </w:r>
+      <w:r>
+        <w:t xml:space="preserve">ülkelerde tekrar değerlendirmeye gerek kalmadan tanınır. Bu, tıpkı farklı ülkelerin farklı priz standartları</w:t>
+      </w:r>
+      <w:r>
+        <w:t xml:space="preserve"> </w:t>
+      </w:r>
+      <w:r>
+        <w:t xml:space="preserve">yerine tek bir ortak standarda geçmesi gibidir: uyumluluk maliyeti düşer, karşılaştırma kolaylaşır.</w:t>
+      </w:r>
+    </w:p>
+    <w:bookmarkEnd w:id="98"/>
+    <w:bookmarkStart w:id="99" w:name="X10a75ac3ed0375481f28f9f87a4e78f9e679c3f"/>
     <w:p>
       <w:pPr>
         <w:pStyle w:val="Heading3"/>
@@ -13404,8 +14593,8 @@
         <w:t xml:space="preserve">bileşen ST’yi geçersiz kılabilir.</w:t>
       </w:r>
     </w:p>
-    <w:bookmarkEnd w:id="84"/>
-    <w:bookmarkStart w:id="85" w:name="eal-seçimi-pratik-bir-karar-rehberi"/>
+    <w:bookmarkEnd w:id="99"/>
+    <w:bookmarkStart w:id="100" w:name="eal-seçimi-pratik-bir-karar-rehberi"/>
     <w:p>
       <w:pPr>
         <w:pStyle w:val="Heading3"/>
@@ -13579,7 +14768,7 @@
             <w:r>
               <w:t xml:space="preserve">Bu ders boyunca kurduğunuz süreçler (</w:t>
             </w:r>
-            <w:hyperlink r:id="rId70">
+            <w:hyperlink r:id="rId79">
               <w:r>
                 <w:rPr>
                   <w:rStyle w:val="Hyperlink"/>
@@ -13685,8 +14874,8 @@
         <w:t xml:space="preserve">sorusuna kaba bir kıyas sunar.</w:t>
       </w:r>
     </w:p>
-    <w:bookmarkEnd w:id="85"/>
-    <w:bookmarkStart w:id="86" w:name="pp-ile-styi-yeniden-kullanmak"/>
+    <w:bookmarkEnd w:id="100"/>
+    <w:bookmarkStart w:id="101" w:name="pp-ile-styi-yeniden-kullanmak"/>
     <w:p>
       <w:pPr>
         <w:pStyle w:val="Heading3"/>
@@ -13811,8 +15000,8 @@
         <w:t xml:space="preserve">gibi düşünülebilir.</w:t>
       </w:r>
     </w:p>
-    <w:bookmarkEnd w:id="86"/>
-    <w:bookmarkStart w:id="87" w:name="X431a2ce93c8f920a13d21f2f8aa24abd9ab4669"/>
+    <w:bookmarkEnd w:id="101"/>
+    <w:bookmarkStart w:id="102" w:name="X431a2ce93c8f920a13d21f2f8aa24abd9ab4669"/>
     <w:p>
       <w:pPr>
         <w:pStyle w:val="Heading3"/>
@@ -13866,9 +15055,9 @@
         </w:pict>
       </w:r>
     </w:p>
-    <w:bookmarkEnd w:id="87"/>
-    <w:bookmarkEnd w:id="88"/>
-    <w:bookmarkStart w:id="100" w:name="Xf0ce3f3afa11408bb04e5c8c522160520f6f405"/>
+    <w:bookmarkEnd w:id="102"/>
+    <w:bookmarkEnd w:id="103"/>
+    <w:bookmarkStart w:id="118" w:name="Xf0ce3f3afa11408bb04e5c8c522160520f6f405"/>
     <w:p>
       <w:pPr>
         <w:pStyle w:val="Heading2"/>
@@ -13917,7 +15106,91 @@
         <w:t xml:space="preserve"> </w:t>
       </w:r>
       <w:r>
-        <w:t xml:space="preserve">akredite laboratuvarlarca yapılır. Kitabın Tarif 11.18’de andığı FIPS 140-1/140-2’nin yerini almıştır; FIPS 140-2</w:t>
+        <w:t xml:space="preserve">akredite laboratuvarlarca yapılır. Serinin üç kuşağı var:</w:t>
+      </w:r>
+      <w:r>
+        <w:t xml:space="preserve"> </w:t>
+      </w:r>
+      <w:r>
+        <w:rPr>
+          <w:b/>
+          <w:bCs/>
+        </w:rPr>
+        <w:t xml:space="preserve">FIPS 140-1</w:t>
+      </w:r>
+      <w:r>
+        <w:t xml:space="preserve"> </w:t>
+      </w:r>
+      <w:r>
+        <w:t xml:space="preserve">(</w:t>
+      </w:r>
+      <w:r>
+        <w:rPr>
+          <w:b/>
+          <w:bCs/>
+        </w:rPr>
+        <w:t xml:space="preserve">1994</w:t>
+      </w:r>
+      <w:r>
+        <w:t xml:space="preserve">) →</w:t>
+      </w:r>
+      <w:r>
+        <w:t xml:space="preserve"> </w:t>
+      </w:r>
+      <w:r>
+        <w:rPr>
+          <w:b/>
+          <w:bCs/>
+        </w:rPr>
+        <w:t xml:space="preserve">FIPS 140-2</w:t>
+      </w:r>
+      <w:r>
+        <w:t xml:space="preserve"> </w:t>
+      </w:r>
+      <w:r>
+        <w:t xml:space="preserve">(</w:t>
+      </w:r>
+      <w:r>
+        <w:rPr>
+          <w:b/>
+          <w:bCs/>
+        </w:rPr>
+        <w:t xml:space="preserve">2001</w:t>
+      </w:r>
+      <w:r>
+        <w:t xml:space="preserve">,</w:t>
+      </w:r>
+      <w:r>
+        <w:t xml:space="preserve"> </w:t>
+      </w:r>
+      <w:r>
+        <w:t xml:space="preserve">kitabın Tarif 11.18’de andığı sürüm) →</w:t>
+      </w:r>
+      <w:r>
+        <w:t xml:space="preserve"> </w:t>
+      </w:r>
+      <w:r>
+        <w:rPr>
+          <w:b/>
+          <w:bCs/>
+        </w:rPr>
+        <w:t xml:space="preserve">FIPS 140-3</w:t>
+      </w:r>
+      <w:r>
+        <w:t xml:space="preserve"> </w:t>
+      </w:r>
+      <w:r>
+        <w:t xml:space="preserve">(</w:t>
+      </w:r>
+      <w:r>
+        <w:rPr>
+          <w:b/>
+          <w:bCs/>
+        </w:rPr>
+        <w:t xml:space="preserve">2019</w:t>
+      </w:r>
+      <w:r>
+        <w:t xml:space="preserve">’da onaylandı, güncel metin); FIPS 140-2</w:t>
       </w:r>
       <w:r>
         <w:t xml:space="preserve"> </w:t>
@@ -13935,18 +15208,18 @@
           <wp:inline>
             <wp:extent cx="5759999" cy="3247304"/>
             <wp:effectExtent b="0" l="0" r="0" t="0"/>
-            <wp:docPr descr="FIPS 140-3 güvence düzeyleri" title="" id="90" name="Picture"/>
+            <wp:docPr descr="FIPS 140-3 güvence düzeyleri" title="" id="105" name="Picture"/>
             <a:graphic>
               <a:graphicData uri="http://schemas.openxmlformats.org/drawingml/2006/picture">
                 <pic:pic>
                   <pic:nvPicPr>
-                    <pic:cNvPr descr="h13-08-fips.png" id="91" name="Picture"/>
+                    <pic:cNvPr descr="h13-08-fips.png" id="106" name="Picture"/>
                     <pic:cNvPicPr>
                       <a:picLocks noChangeArrowheads="1" noChangeAspect="1"/>
                     </pic:cNvPicPr>
                   </pic:nvPicPr>
                   <pic:blipFill>
-                    <a:blip r:embed="rId89"/>
+                    <a:blip r:embed="rId104"/>
                     <a:stretch>
                       <a:fillRect/>
                     </a:stretch>
@@ -13973,7 +15246,7 @@
         </w:drawing>
       </w:r>
     </w:p>
-    <w:bookmarkStart w:id="92" w:name="güvenlik-düzeyleri"/>
+    <w:bookmarkStart w:id="110" w:name="güvenlik-düzeyleri"/>
     <w:p>
       <w:pPr>
         <w:pStyle w:val="Heading3"/>
@@ -14221,8 +15494,125 @@
         </w:tc>
       </w:tr>
     </w:tbl>
-    <w:bookmarkEnd w:id="92"/>
-    <w:bookmarkStart w:id="93" w:name="Xee5150e90a8dd1e773a3e9c48e93d3fb4a121b8"/>
+    <w:p>
+      <w:pPr>
+        <w:pStyle w:val="BodyText"/>
+      </w:pPr>
+      <w:r>
+        <w:t xml:space="preserve">Bir hedef modül ve düzey seçin; her düzeyin bir alttakinin üstüne ne eklediğini izleyin — dört düzey kümülatiftir,</w:t>
+      </w:r>
+      <w:r>
+        <w:t xml:space="preserve"> </w:t>
+      </w:r>
+      <w:r>
+        <w:t xml:space="preserve">ayrık kutular değildir.</w:t>
+      </w:r>
+    </w:p>
+    <w:p>
+      <w:pPr>
+        <w:pStyle w:val="BodyText"/>
+      </w:pPr>
+      <w:r>
+        <w:drawing>
+          <wp:inline>
+            <wp:extent cx="5111999" cy="7796275"/>
+            <wp:effectExtent b="0" l="0" r="0" t="0"/>
+            <wp:docPr descr="FIPS 140-3 düzeyleri 1-4 — adım adım" title="" id="108" name="Picture"/>
+            <a:graphic>
+              <a:graphicData uri="http://schemas.openxmlformats.org/drawingml/2006/picture">
+                <pic:pic>
+                  <pic:nvPicPr>
+                    <pic:cNvPr descr="fips-140-3-levels.tr.png" id="109" name="Picture"/>
+                    <pic:cNvPicPr>
+                      <a:picLocks noChangeArrowheads="1" noChangeAspect="1"/>
+                    </pic:cNvPicPr>
+                  </pic:nvPicPr>
+                  <pic:blipFill>
+                    <a:blip r:embed="rId107"/>
+                    <a:stretch>
+                      <a:fillRect/>
+                    </a:stretch>
+                  </pic:blipFill>
+                  <pic:spPr bwMode="auto">
+                    <a:xfrm>
+                      <a:off x="0" y="0"/>
+                      <a:ext cx="5111999" cy="7796275"/>
+                    </a:xfrm>
+                    <a:prstGeom prst="rect">
+                      <a:avLst/>
+                    </a:prstGeom>
+                    <a:noFill/>
+                    <a:ln w="9525">
+                      <a:noFill/>
+                      <a:headEnd/>
+                      <a:tailEnd/>
+                    </a:ln>
+                  </pic:spPr>
+                </pic:pic>
+              </a:graphicData>
+            </a:graphic>
+          </wp:inline>
+        </w:drawing>
+      </w:r>
+    </w:p>
+    <w:p>
+      <w:pPr>
+        <w:pStyle w:val="BodyText"/>
+      </w:pPr>
+      <w:r>
+        <w:rPr>
+          <w:b/>
+          <w:bCs/>
+        </w:rPr>
+        <w:t xml:space="preserve">Normal</w:t>
+      </w:r>
+      <w:r>
+        <w:t xml:space="preserve"> </w:t>
+      </w:r>
+      <w:r>
+        <w:t xml:space="preserve">(yazılım kütüphanesi, Düzey 1),</w:t>
+      </w:r>
+      <w:r>
+        <w:t xml:space="preserve"> </w:t>
+      </w:r>
+      <w:r>
+        <w:rPr>
+          <w:b/>
+          <w:bCs/>
+        </w:rPr>
+        <w:t xml:space="preserve">Zor</w:t>
+      </w:r>
+      <w:r>
+        <w:t xml:space="preserve"> </w:t>
+      </w:r>
+      <w:r>
+        <w:t xml:space="preserve">(ağa bağlı HSM, Düzey 3) ve</w:t>
+      </w:r>
+      <w:r>
+        <w:t xml:space="preserve"> </w:t>
+      </w:r>
+      <w:r>
+        <w:rPr>
+          <w:b/>
+          <w:bCs/>
+        </w:rPr>
+        <w:t xml:space="preserve">Uç durum</w:t>
+      </w:r>
+      <w:r>
+        <w:t xml:space="preserve"> </w:t>
+      </w:r>
+      <w:r>
+        <w:t xml:space="preserve">(Düzey 4)</w:t>
+      </w:r>
+      <w:r>
+        <w:t xml:space="preserve"> </w:t>
+      </w:r>
+      <w:r>
+        <w:t xml:space="preserve">örneklerini deneyin.</w:t>
+      </w:r>
+    </w:p>
+    <w:bookmarkEnd w:id="110"/>
+    <w:bookmarkStart w:id="111" w:name="Xee5150e90a8dd1e773a3e9c48e93d3fb4a121b8"/>
     <w:p>
       <w:pPr>
         <w:pStyle w:val="Heading3"/>
@@ -14429,7 +15819,7 @@
       <w:r>
         <w:t xml:space="preserve"> </w:t>
       </w:r>
-      <w:hyperlink r:id="rId51">
+      <w:hyperlink r:id="rId57">
         <w:r>
           <w:rPr>
             <w:rStyle w:val="Hyperlink"/>
@@ -14462,8 +15852,8 @@
         <w:t xml:space="preserve">hangi gereksinimi karşıladığını ve neyi karşılamadığını ayrıca yazın.</w:t>
       </w:r>
     </w:p>
-    <w:bookmarkEnd w:id="93"/>
-    <w:bookmarkStart w:id="94" w:name="X7101e93626dd520337cb74c488772a1fca5ccf2"/>
+    <w:bookmarkEnd w:id="111"/>
+    <w:bookmarkStart w:id="112" w:name="X7101e93626dd520337cb74c488772a1fca5ccf2"/>
     <w:p>
       <w:pPr>
         <w:pStyle w:val="Heading3"/>
@@ -15066,8 +16456,8 @@
         <w:t xml:space="preserve">(bellek silme) çağrılarını arar. Bunlardan biri eksikse iddia geçersiz sayılır.</w:t>
       </w:r>
     </w:p>
-    <w:bookmarkEnd w:id="94"/>
-    <w:bookmarkStart w:id="95" w:name="fips-doğrulama-sürecinin-adımları-kabaca"/>
+    <w:bookmarkEnd w:id="112"/>
+    <w:bookmarkStart w:id="113" w:name="fips-doğrulama-sürecinin-adımları-kabaca"/>
     <w:p>
       <w:pPr>
         <w:pStyle w:val="Heading3"/>
@@ -15288,8 +16678,8 @@
         <w:t xml:space="preserve">4. adım tamamlanmadan verilmez.</w:t>
       </w:r>
     </w:p>
-    <w:bookmarkEnd w:id="95"/>
-    <w:bookmarkStart w:id="96" w:name="bir-cmvp-sertifikasında-ne-yazar"/>
+    <w:bookmarkEnd w:id="113"/>
+    <w:bookmarkStart w:id="114" w:name="bir-cmvp-sertifikasında-ne-yazar"/>
     <w:p>
       <w:pPr>
         <w:pStyle w:val="Heading3"/>
@@ -15382,8 +16772,8 @@
         <w:t xml:space="preserve">otomatik miras almaz.</w:t>
       </w:r>
     </w:p>
-    <w:bookmarkEnd w:id="96"/>
-    <w:bookmarkStart w:id="97" w:name="fips-düzeyleri-ile-cc-eali-karıştırmayın"/>
+    <w:bookmarkEnd w:id="114"/>
+    <w:bookmarkStart w:id="115" w:name="fips-düzeyleri-ile-cc-eali-karıştırmayın"/>
     <w:p>
       <w:pPr>
         <w:pStyle w:val="Heading3"/>
@@ -15712,7 +17102,7 @@
         <w:t xml:space="preserve"> </w:t>
       </w:r>
       <w:r>
-        <w:t xml:space="preserve">edilen ikili dosyaya (binary) bağlıdır; kaynak kodu aynı olsa bile farklı derlenmiş bir ikili dosya</w:t>
+        <w:t xml:space="preserve">edilen binary dosyaya (binary) bağlıdır; kaynak kodu aynı olsa bile farklı derlenmiş bir binary dosya</w:t>
       </w:r>
       <w:r>
         <w:t xml:space="preserve"> </w:t>
@@ -15763,8 +17153,8 @@
         <w:t xml:space="preserve">kullanımla birebir eştiğini doğrulayın; eşleşmiyorsa iddiayı yazmayın.</w:t>
       </w:r>
     </w:p>
-    <w:bookmarkEnd w:id="97"/>
-    <w:bookmarkStart w:id="98" w:name="Xcd30c5f45a3d2995c7e0a537c700b38db64f0ec"/>
+    <w:bookmarkEnd w:id="115"/>
+    <w:bookmarkStart w:id="116" w:name="Xcd30c5f45a3d2995c7e0a537c700b38db64f0ec"/>
     <w:p>
       <w:pPr>
         <w:pStyle w:val="Heading3"/>
@@ -15936,8 +17326,8 @@
         <w:t xml:space="preserve">cümleye indirin (bu bölümün başındaki uyarı kutusunda görüldüğü gibi).</w:t>
       </w:r>
     </w:p>
-    <w:bookmarkEnd w:id="98"/>
-    <w:bookmarkStart w:id="99" w:name="bu-haftanın-demosuyla-bağlantı"/>
+    <w:bookmarkEnd w:id="116"/>
+    <w:bookmarkStart w:id="117" w:name="bu-haftanın-demosuyla-bağlantı"/>
     <w:p>
       <w:pPr>
         <w:pStyle w:val="Heading3"/>
@@ -15960,7 +17350,7 @@
         <w:rPr>
           <w:rStyle w:val="VerbatimChar"/>
         </w:rPr>
-        <w:t xml:space="preserve">01-uyum-matrisi</w:t>
+        <w:t xml:space="preserve">01-compliance-matrix</w:t>
       </w:r>
       <w:r>
         <w:t xml:space="preserve"> </w:t>
@@ -16024,9 +17414,9 @@
         </w:pict>
       </w:r>
     </w:p>
-    <w:bookmarkEnd w:id="99"/>
-    <w:bookmarkEnd w:id="100"/>
-    <w:bookmarkStart w:id="118" w:name="Xcb15e25d2bed8ddb6af109423a7a1b4fa3f9b47"/>
+    <w:bookmarkEnd w:id="117"/>
+    <w:bookmarkEnd w:id="118"/>
+    <w:bookmarkStart w:id="139" w:name="Xcb15e25d2bed8ddb6af109423a7a1b4fa3f9b47"/>
     <w:p>
       <w:pPr>
         <w:pStyle w:val="Heading2"/>
@@ -16035,7 +17425,7 @@
         <w:t xml:space="preserve">6. ETSI, GSMA, EMVCo, PCI ve OWASP: sektöre özgü gereksinim setleri</w:t>
       </w:r>
     </w:p>
-    <w:bookmarkStart w:id="107" w:name="X54854af821a3e0a638322539d1168cf23fca648"/>
+    <w:bookmarkStart w:id="125" w:name="X54854af821a3e0a638322539d1168cf23fca648"/>
     <w:p>
       <w:pPr>
         <w:pStyle w:val="Heading3"/>
@@ -16053,18 +17443,18 @@
           <wp:inline>
             <wp:extent cx="5759999" cy="3243130"/>
             <wp:effectExtent b="0" l="0" r="0" t="0"/>
-            <wp:docPr descr="Sektöre özgü gereksinim setleri" title="" id="102" name="Picture"/>
+            <wp:docPr descr="Sektöre özgü gereksinim setleri" title="" id="120" name="Picture"/>
             <a:graphic>
               <a:graphicData uri="http://schemas.openxmlformats.org/drawingml/2006/picture">
                 <pic:pic>
                   <pic:nvPicPr>
-                    <pic:cNvPr descr="h13-09-sektor.png" id="103" name="Picture"/>
+                    <pic:cNvPr descr="h13-09-sektor.png" id="121" name="Picture"/>
                     <pic:cNvPicPr>
                       <a:picLocks noChangeArrowheads="1" noChangeAspect="1"/>
                     </pic:cNvPicPr>
                   </pic:nvPicPr>
                   <pic:blipFill>
-                    <a:blip r:embed="rId101"/>
+                    <a:blip r:embed="rId119"/>
                     <a:stretch>
                       <a:fillRect/>
                     </a:stretch>
@@ -16282,7 +17672,7 @@
             <w:r>
               <w:t xml:space="preserve"> </w:t>
             </w:r>
-            <w:hyperlink r:id="rId51">
+            <w:hyperlink r:id="rId57">
               <w:r>
                 <w:rPr>
                   <w:rStyle w:val="Hyperlink"/>
@@ -16328,7 +17718,7 @@
             <w:r>
               <w:t xml:space="preserve"> </w:t>
             </w:r>
-            <w:hyperlink r:id="rId104">
+            <w:hyperlink r:id="rId122">
               <w:r>
                 <w:rPr>
                   <w:rStyle w:val="Hyperlink"/>
@@ -16409,7 +17799,7 @@
             <w:r>
               <w:t xml:space="preserve"> </w:t>
             </w:r>
-            <w:hyperlink r:id="rId105">
+            <w:hyperlink r:id="rId123">
               <w:r>
                 <w:rPr>
                   <w:rStyle w:val="Hyperlink"/>
@@ -16455,7 +17845,7 @@
             <w:pPr>
               <w:pStyle w:val="Compact"/>
             </w:pPr>
-            <w:hyperlink r:id="rId70">
+            <w:hyperlink r:id="rId79">
               <w:r>
                 <w:rPr>
                   <w:rStyle w:val="Hyperlink"/>
@@ -16576,7 +17966,7 @@
             <w:pPr>
               <w:pStyle w:val="Compact"/>
             </w:pPr>
-            <w:hyperlink r:id="rId106">
+            <w:hyperlink r:id="rId124">
               <w:r>
                 <w:rPr>
                   <w:rStyle w:val="Hyperlink"/>
@@ -16699,8 +18089,8 @@
         </w:tc>
       </w:tr>
     </w:tbl>
-    <w:bookmarkEnd w:id="107"/>
-    <w:bookmarkStart w:id="108" w:name="gsma"/>
+    <w:bookmarkEnd w:id="125"/>
+    <w:bookmarkStart w:id="126" w:name="gsma"/>
     <w:p>
       <w:pPr>
         <w:pStyle w:val="Heading3"/>
@@ -16777,8 +18167,8 @@
         <w:t xml:space="preserve">personel, süreçler, anahtar yönetimi.</w:t>
       </w:r>
     </w:p>
-    <w:bookmarkEnd w:id="108"/>
-    <w:bookmarkStart w:id="109" w:name="emvco-ve-pci-ödeme"/>
+    <w:bookmarkEnd w:id="126"/>
+    <w:bookmarkStart w:id="127" w:name="emvco-ve-pci-ödeme"/>
     <w:p>
       <w:pPr>
         <w:pStyle w:val="Heading3"/>
@@ -17008,8 +18398,8 @@
         <w:t xml:space="preserve">Dersin gereksinim aileleri (8. bölüm) bu yapıdan uyarlanmıştır.</w:t>
       </w:r>
     </w:p>
-    <w:bookmarkEnd w:id="109"/>
-    <w:bookmarkStart w:id="110" w:name="X79776b600421a478c59e457ea05bb2d63d03f11"/>
+    <w:bookmarkEnd w:id="127"/>
+    <w:bookmarkStart w:id="128" w:name="X79776b600421a478c59e457ea05bb2d63d03f11"/>
     <w:p>
       <w:pPr>
         <w:pStyle w:val="Heading3"/>
@@ -17039,13 +18429,68 @@
         <w:t xml:space="preserve"> </w:t>
       </w:r>
       <w:r>
-        <w:t xml:space="preserve">(MASVS), mobil uygulamalar için</w:t>
-      </w:r>
-      <w:r>
-        <w:t xml:space="preserve"> </w:t>
-      </w:r>
-      <w:r>
-        <w:t xml:space="preserve">en yaygın kullanılan açık kontrol listesidir. Kontrol grupları: depolama (MASVS-STORAGE), kripto (MASVS-CRYPTO), kimlik</w:t>
+        <w:t xml:space="preserve">(MASVS), ilk kez</w:t>
+      </w:r>
+      <w:r>
+        <w:t xml:space="preserve"> </w:t>
+      </w:r>
+      <w:r>
+        <w:rPr>
+          <w:b/>
+          <w:bCs/>
+        </w:rPr>
+        <w:t xml:space="preserve">2016</w:t>
+      </w:r>
+      <w:r>
+        <w:t xml:space="preserve">’da</w:t>
+      </w:r>
+      <w:r>
+        <w:t xml:space="preserve"> </w:t>
+      </w:r>
+      <w:r>
+        <w:t xml:space="preserve">yayımlandı ve mobil uygulamalar için en yaygın kullanılan açık kontrol listesidir. OWASP’ın web uygulamaları için</w:t>
+      </w:r>
+      <w:r>
+        <w:t xml:space="preserve"> </w:t>
+      </w:r>
+      <w:r>
+        <w:t xml:space="preserve">daha önce aynı açık-kontrol-listesi fikrini uyguladığı</w:t>
+      </w:r>
+      <w:r>
+        <w:t xml:space="preserve"> </w:t>
+      </w:r>
+      <w:r>
+        <w:rPr>
+          <w:b/>
+          <w:bCs/>
+        </w:rPr>
+        <w:t xml:space="preserve">Uygulama Güvenliği Doğrulama Standardı</w:t>
+      </w:r>
+      <w:r>
+        <w:t xml:space="preserve">’nı (</w:t>
+      </w:r>
+      <w:r>
+        <w:rPr>
+          <w:b/>
+          <w:bCs/>
+        </w:rPr>
+        <w:t xml:space="preserve">ASVS</w:t>
+      </w:r>
+      <w:r>
+        <w:t xml:space="preserve">,</w:t>
+      </w:r>
+      <w:r>
+        <w:t xml:space="preserve"> </w:t>
+      </w:r>
+      <w:r>
+        <w:rPr>
+          <w:b/>
+          <w:bCs/>
+        </w:rPr>
+        <w:t xml:space="preserve">2009</w:t>
+      </w:r>
+      <w:r>
+        <w:t xml:space="preserve">) izler. MASVS’nin kontrol grupları: depolama (MASVS-STORAGE), kripto (MASVS-CRYPTO), kimlik</w:t>
       </w:r>
       <w:r>
         <w:t xml:space="preserve"> </w:t>
@@ -17066,8 +18511,8 @@
         <w:t xml:space="preserve">haftaların konularını kapsar.</w:t>
       </w:r>
     </w:p>
-    <w:bookmarkEnd w:id="110"/>
-    <w:bookmarkStart w:id="111" w:name="X0995e69c40ecb24f44219631c30441f60033361"/>
+    <w:bookmarkEnd w:id="128"/>
+    <w:bookmarkStart w:id="129" w:name="X0995e69c40ecb24f44219631c30441f60033361"/>
     <w:p>
       <w:pPr>
         <w:pStyle w:val="Heading3"/>
@@ -17693,8 +19138,8 @@
         <w:t xml:space="preserve">MASVS ayrıca anahtarın işletim sisteminin güvenli depolama API’siyle korunmasını da ister) ayrı doğrulanmalıdır.</w:t>
       </w:r>
     </w:p>
-    <w:bookmarkEnd w:id="111"/>
-    <w:bookmarkStart w:id="112" w:name="X581209bb8ed8b15562bc06008716dc67f9aecd6"/>
+    <w:bookmarkEnd w:id="129"/>
+    <w:bookmarkStart w:id="130" w:name="X581209bb8ed8b15562bc06008716dc67f9aecd6"/>
     <w:p>
       <w:pPr>
         <w:pStyle w:val="Heading3"/>
@@ -18050,8 +19495,8 @@
         <w:t xml:space="preserve">yapmayın.</w:t>
       </w:r>
     </w:p>
-    <w:bookmarkEnd w:id="112"/>
-    <w:bookmarkStart w:id="114" w:name="X8bd569e9840a7a28a19548c38cbec03ddfe7ee2"/>
+    <w:bookmarkEnd w:id="130"/>
+    <w:bookmarkStart w:id="132" w:name="X8bd569e9840a7a28a19548c38cbec03ddfe7ee2"/>
     <w:p>
       <w:pPr>
         <w:pStyle w:val="Heading3"/>
@@ -18218,7 +19663,7 @@
       <w:r>
         <w:t xml:space="preserve">reddedildiği gösterilir (</w:t>
       </w:r>
-      <w:hyperlink r:id="rId113">
+      <w:hyperlink r:id="rId131">
         <w:r>
           <w:rPr>
             <w:rStyle w:val="Hyperlink"/>
@@ -18276,8 +19721,8 @@
         <w:t xml:space="preserve">dönüştüğünü gösterir — tıpkı 2. bölümdeki izlenebilirlik zincirinde olduğu gibi.</w:t>
       </w:r>
     </w:p>
-    <w:bookmarkEnd w:id="114"/>
-    <w:bookmarkStart w:id="115" w:name="X93ed6aee77d5a03dff07a4622063a2135fab5ff"/>
+    <w:bookmarkEnd w:id="132"/>
+    <w:bookmarkStart w:id="133" w:name="X93ed6aee77d5a03dff07a4622063a2135fab5ff"/>
     <w:p>
       <w:pPr>
         <w:pStyle w:val="Heading3"/>
@@ -18362,41 +19807,54 @@
         <w:t xml:space="preserve">PCI DSS</w:t>
       </w:r>
       <w:r>
-        <w:t xml:space="preserve">, kart verisi işleyen kuruluşları işlem hacimlerine göre düzeylere ayırır (en yüksek hacimli</w:t>
-      </w:r>
-      <w:r>
-        <w:t xml:space="preserve"> </w:t>
-      </w:r>
-      <w:r>
-        <w:t xml:space="preserve">kuruluşlar en sıkı denetime tabidir); bu ders kapsamında düzey ayrıntılarına girmiyoruz, ama</w:t>
-      </w:r>
-      <w:r>
-        <w:t xml:space="preserve"> </w:t>
-      </w:r>
-      <w:r>
-        <w:t xml:space="preserve">“büyüklüğe göre</w:t>
-      </w:r>
-      <w:r>
-        <w:t xml:space="preserve"> </w:t>
-      </w:r>
-      <w:r>
-        <w:t xml:space="preserve">denetim sıklığı/derinliği değişir”</w:t>
-      </w:r>
-      <w:r>
-        <w:t xml:space="preserve"> </w:t>
-      </w:r>
-      <w:r>
-        <w:t xml:space="preserve">fikri CC’deki EAL mantığıyla benzerdir: risk ne kadar büyükse, güvence o</w:t>
-      </w:r>
-      <w:r>
-        <w:t xml:space="preserve"> </w:t>
-      </w:r>
-      <w:r>
-        <w:t xml:space="preserve">kadar derin olmalıdır.</w:t>
-      </w:r>
-    </w:p>
-    <w:bookmarkEnd w:id="115"/>
-    <w:bookmarkStart w:id="116" w:name="X7d2fec8bdbba822123e7e8481cb19736c38615b"/>
+        <w:t xml:space="preserve">, kart şemaları tarafından ilk kez</w:t>
+      </w:r>
+      <w:r>
+        <w:t xml:space="preserve"> </w:t>
+      </w:r>
+      <w:r>
+        <w:rPr>
+          <w:b/>
+          <w:bCs/>
+        </w:rPr>
+        <w:t xml:space="preserve">2004</w:t>
+      </w:r>
+      <w:r>
+        <w:t xml:space="preserve">’te yayımlandı; kart verisi işleyen kuruluşları işlem</w:t>
+      </w:r>
+      <w:r>
+        <w:t xml:space="preserve"> </w:t>
+      </w:r>
+      <w:r>
+        <w:t xml:space="preserve">hacimlerine göre düzeylere ayırır (en yüksek hacimli kuruluşlar en sıkı denetime tabidir); bu ders kapsamında</w:t>
+      </w:r>
+      <w:r>
+        <w:t xml:space="preserve"> </w:t>
+      </w:r>
+      <w:r>
+        <w:t xml:space="preserve">düzey ayrıntılarına girmiyoruz, ama</w:t>
+      </w:r>
+      <w:r>
+        <w:t xml:space="preserve"> </w:t>
+      </w:r>
+      <w:r>
+        <w:t xml:space="preserve">“büyüklüğe göre denetim sıklığı/derinliği değişir”</w:t>
+      </w:r>
+      <w:r>
+        <w:t xml:space="preserve"> </w:t>
+      </w:r>
+      <w:r>
+        <w:t xml:space="preserve">fikri CC’deki EAL</w:t>
+      </w:r>
+      <w:r>
+        <w:t xml:space="preserve"> </w:t>
+      </w:r>
+      <w:r>
+        <w:t xml:space="preserve">mantığıyla benzerdir: risk ne kadar büyükse, güvence o kadar derin olmalıdır.</w:t>
+      </w:r>
+    </w:p>
+    <w:bookmarkEnd w:id="133"/>
+    <w:bookmarkStart w:id="134" w:name="X7d2fec8bdbba822123e7e8481cb19736c38615b"/>
     <w:p>
       <w:pPr>
         <w:pStyle w:val="Heading3"/>
@@ -18816,8 +20274,8 @@
         <w:t xml:space="preserve">6. bölümü kapatan bir özet görevi görür.</w:t>
       </w:r>
     </w:p>
-    <w:bookmarkEnd w:id="116"/>
-    <w:bookmarkStart w:id="117" w:name="X92183187c81b036e2345456464bb3e211f9577e"/>
+    <w:bookmarkEnd w:id="134"/>
+    <w:bookmarkStart w:id="138" w:name="X92183187c81b036e2345456464bb3e211f9577e"/>
     <w:p>
       <w:pPr>
         <w:pStyle w:val="Heading3"/>
@@ -18909,42 +20367,17 @@
       </w:r>
     </w:p>
     <w:p>
-      <w:r>
-        <w:pict>
-          <v:rect style="width:0;height:1.5pt" o:hralign="center" o:hrstd="t" o:hr="t"/>
-        </w:pict>
-      </w:r>
-    </w:p>
-    <w:bookmarkEnd w:id="117"/>
-    <w:bookmarkEnd w:id="118"/>
-    <w:bookmarkStart w:id="129" w:name="Xdcf850b71a0eb09502267ffc39f2df217571fbd"/>
-    <w:p>
-      <w:pPr>
-        <w:pStyle w:val="Heading2"/>
-      </w:pPr>
-      <w:r>
-        <w:t xml:space="preserve">7. Gereksinimleri yazılım planına ve varlık yönetimine aktarmak</w:t>
-      </w:r>
-    </w:p>
-    <w:p>
-      <w:pPr>
-        <w:pStyle w:val="FirstParagraph"/>
-      </w:pPr>
-      <w:r>
-        <w:t xml:space="preserve">Bir gereksinim setini okumak işin kolay kısmıdır. Asıl iş, onu ürünün planına</w:t>
-      </w:r>
-      <w:r>
-        <w:t xml:space="preserve"> </w:t>
-      </w:r>
-      <w:r>
-        <w:rPr>
-          <w:b/>
-          <w:bCs/>
-        </w:rPr>
-        <w:t xml:space="preserve">dönüştürmektir</w:t>
-      </w:r>
-      <w:r>
-        <w:t xml:space="preserve">. Adımlar:</w:t>
+      <w:pPr>
+        <w:pStyle w:val="BodyText"/>
+      </w:pPr>
+      <w:r>
+        <w:t xml:space="preserve">Dersin dokuz ailesinden bir küme seçin ve satır satır, EMVCo/PCI/GSMA/OWASP MASVS’den hangisinin her biri için</w:t>
+      </w:r>
+      <w:r>
+        <w:t xml:space="preserve"> </w:t>
+      </w:r>
+      <w:r>
+        <w:t xml:space="preserve">bir karşılık adlandırdığını görün — ve GSMA sütununun neden çoğunlukla boş kaldığını.</w:t>
       </w:r>
     </w:p>
     <w:p>
@@ -18954,20 +20387,156 @@
       <w:r>
         <w:drawing>
           <wp:inline>
-            <wp:extent cx="5759999" cy="3539664"/>
+            <wp:extent cx="5111999" cy="6575286"/>
             <wp:effectExtent b="0" l="0" r="0" t="0"/>
-            <wp:docPr descr="Uyum matrisinin yapısı" title="" id="120" name="Picture"/>
+            <wp:docPr descr="Sektör standartlarının ders ailelerine eşlenmesi — adım adım" title="" id="136" name="Picture"/>
             <a:graphic>
               <a:graphicData uri="http://schemas.openxmlformats.org/drawingml/2006/picture">
                 <pic:pic>
                   <pic:nvPicPr>
-                    <pic:cNvPr descr="h13-10-uyum-matrisi.png" id="121" name="Picture"/>
+                    <pic:cNvPr descr="sector-standard-mapping.tr.png" id="137" name="Picture"/>
                     <pic:cNvPicPr>
                       <a:picLocks noChangeArrowheads="1" noChangeAspect="1"/>
                     </pic:cNvPicPr>
                   </pic:nvPicPr>
                   <pic:blipFill>
-                    <a:blip r:embed="rId119"/>
+                    <a:blip r:embed="rId135"/>
+                    <a:stretch>
+                      <a:fillRect/>
+                    </a:stretch>
+                  </pic:blipFill>
+                  <pic:spPr bwMode="auto">
+                    <a:xfrm>
+                      <a:off x="0" y="0"/>
+                      <a:ext cx="5111999" cy="6575286"/>
+                    </a:xfrm>
+                    <a:prstGeom prst="rect">
+                      <a:avLst/>
+                    </a:prstGeom>
+                    <a:noFill/>
+                    <a:ln w="9525">
+                      <a:noFill/>
+                      <a:headEnd/>
+                      <a:tailEnd/>
+                    </a:ln>
+                  </pic:spPr>
+                </pic:pic>
+              </a:graphicData>
+            </a:graphic>
+          </wp:inline>
+        </w:drawing>
+      </w:r>
+    </w:p>
+    <w:p>
+      <w:pPr>
+        <w:pStyle w:val="BodyText"/>
+      </w:pPr>
+      <w:r>
+        <w:rPr>
+          <w:b/>
+          <w:bCs/>
+        </w:rPr>
+        <w:t xml:space="preserve">Normal</w:t>
+      </w:r>
+      <w:r>
+        <w:t xml:space="preserve"> </w:t>
+      </w:r>
+      <w:r>
+        <w:t xml:space="preserve">(beş aile),</w:t>
+      </w:r>
+      <w:r>
+        <w:t xml:space="preserve"> </w:t>
+      </w:r>
+      <w:r>
+        <w:rPr>
+          <w:b/>
+          <w:bCs/>
+        </w:rPr>
+        <w:t xml:space="preserve">Zor</w:t>
+      </w:r>
+      <w:r>
+        <w:t xml:space="preserve"> </w:t>
+      </w:r>
+      <w:r>
+        <w:t xml:space="preserve">(dokuzu da) ve</w:t>
+      </w:r>
+      <w:r>
+        <w:t xml:space="preserve"> </w:t>
+      </w:r>
+      <w:r>
+        <w:rPr>
+          <w:b/>
+          <w:bCs/>
+        </w:rPr>
+        <w:t xml:space="preserve">Uç durum</w:t>
+      </w:r>
+      <w:r>
+        <w:t xml:space="preserve"> </w:t>
+      </w:r>
+      <w:r>
+        <w:t xml:space="preserve">(GSMA karşılığı olmayan tek aile) örneklerini deneyin.</w:t>
+      </w:r>
+    </w:p>
+    <w:p>
+      <w:r>
+        <w:pict>
+          <v:rect style="width:0;height:1.5pt" o:hralign="center" o:hrstd="t" o:hr="t"/>
+        </w:pict>
+      </w:r>
+    </w:p>
+    <w:bookmarkEnd w:id="138"/>
+    <w:bookmarkEnd w:id="139"/>
+    <w:bookmarkStart w:id="153" w:name="Xdcf850b71a0eb09502267ffc39f2df217571fbd"/>
+    <w:p>
+      <w:pPr>
+        <w:pStyle w:val="Heading2"/>
+      </w:pPr>
+      <w:r>
+        <w:t xml:space="preserve">7. Gereksinimleri yazılım planına ve varlık yönetimine aktarmak</w:t>
+      </w:r>
+    </w:p>
+    <w:p>
+      <w:pPr>
+        <w:pStyle w:val="FirstParagraph"/>
+      </w:pPr>
+      <w:r>
+        <w:t xml:space="preserve">Bir gereksinim setini okumak işin kolay kısmıdır. Asıl iş, onu ürünün planına</w:t>
+      </w:r>
+      <w:r>
+        <w:t xml:space="preserve"> </w:t>
+      </w:r>
+      <w:r>
+        <w:rPr>
+          <w:b/>
+          <w:bCs/>
+        </w:rPr>
+        <w:t xml:space="preserve">dönüştürmektir</w:t>
+      </w:r>
+      <w:r>
+        <w:t xml:space="preserve">. Adımlar:</w:t>
+      </w:r>
+    </w:p>
+    <w:p>
+      <w:pPr>
+        <w:pStyle w:val="BodyText"/>
+      </w:pPr>
+      <w:r>
+        <w:drawing>
+          <wp:inline>
+            <wp:extent cx="5759999" cy="3539664"/>
+            <wp:effectExtent b="0" l="0" r="0" t="0"/>
+            <wp:docPr descr="Uyum matrisinin yapısı" title="" id="141" name="Picture"/>
+            <a:graphic>
+              <a:graphicData uri="http://schemas.openxmlformats.org/drawingml/2006/picture">
+                <pic:pic>
+                  <pic:nvPicPr>
+                    <pic:cNvPr descr="h13-10-uyum-matrisi.png" id="142" name="Picture"/>
+                    <pic:cNvPicPr>
+                      <a:picLocks noChangeArrowheads="1" noChangeAspect="1"/>
+                    </pic:cNvPicPr>
+                  </pic:nvPicPr>
+                  <pic:blipFill>
+                    <a:blip r:embed="rId140"/>
                     <a:stretch>
                       <a:fillRect/>
                     </a:stretch>
@@ -19244,18 +20813,18 @@
           <wp:inline>
             <wp:extent cx="5759999" cy="4013084"/>
             <wp:effectExtent b="0" l="0" r="0" t="0"/>
-            <wp:docPr descr="Gereksinimi projeye aktarma karar akışı" title="" id="123" name="Picture"/>
+            <wp:docPr descr="Gereksinimi projeye aktarma karar akışı" title="" id="144" name="Picture"/>
             <a:graphic>
               <a:graphicData uri="http://schemas.openxmlformats.org/drawingml/2006/picture">
                 <pic:pic>
                   <pic:nvPicPr>
-                    <pic:cNvPr descr="h13-02-gereksinim-karari.png" id="124" name="Picture"/>
+                    <pic:cNvPr descr="h13-02-gereksinim-karari.png" id="145" name="Picture"/>
                     <pic:cNvPicPr>
                       <a:picLocks noChangeArrowheads="1" noChangeAspect="1"/>
                     </pic:cNvPicPr>
                   </pic:nvPicPr>
                   <pic:blipFill>
-                    <a:blip r:embed="rId122"/>
+                    <a:blip r:embed="rId143"/>
                     <a:stretch>
                       <a:fillRect/>
                     </a:stretch>
@@ -19284,6 +20853,135 @@
     </w:p>
     <w:p>
       <w:pPr>
+        <w:pStyle w:val="BodyText"/>
+      </w:pPr>
+      <w:r>
+        <w:t xml:space="preserve">Bir gereksinimi</w:t>
+      </w:r>
+      <w:r>
+        <w:t xml:space="preserve"> </w:t>
+      </w:r>
+      <w:r>
+        <w:t xml:space="preserve">“uygulanır mı?”</w:t>
+      </w:r>
+      <w:r>
+        <w:t xml:space="preserve"> </w:t>
+      </w:r>
+      <w:r>
+        <w:t xml:space="preserve">sorusundan sürüm planına düşen bir göreve kadar, altı adımın tamamında canlı</w:t>
+      </w:r>
+      <w:r>
+        <w:t xml:space="preserve"> </w:t>
+      </w:r>
+      <w:r>
+        <w:t xml:space="preserve">izleyin.</w:t>
+      </w:r>
+    </w:p>
+    <w:p>
+      <w:pPr>
+        <w:pStyle w:val="BodyText"/>
+      </w:pPr>
+      <w:r>
+        <w:drawing>
+          <wp:inline>
+            <wp:extent cx="5111999" cy="7183405"/>
+            <wp:effectExtent b="0" l="0" r="0" t="0"/>
+            <wp:docPr descr="Gereksinimi plana aktarmak — adım adım" title="" id="147" name="Picture"/>
+            <a:graphic>
+              <a:graphicData uri="http://schemas.openxmlformats.org/drawingml/2006/picture">
+                <pic:pic>
+                  <pic:nvPicPr>
+                    <pic:cNvPr descr="requirements-to-plan.tr.png" id="148" name="Picture"/>
+                    <pic:cNvPicPr>
+                      <a:picLocks noChangeArrowheads="1" noChangeAspect="1"/>
+                    </pic:cNvPicPr>
+                  </pic:nvPicPr>
+                  <pic:blipFill>
+                    <a:blip r:embed="rId146"/>
+                    <a:stretch>
+                      <a:fillRect/>
+                    </a:stretch>
+                  </pic:blipFill>
+                  <pic:spPr bwMode="auto">
+                    <a:xfrm>
+                      <a:off x="0" y="0"/>
+                      <a:ext cx="5111999" cy="7183405"/>
+                    </a:xfrm>
+                    <a:prstGeom prst="rect">
+                      <a:avLst/>
+                    </a:prstGeom>
+                    <a:noFill/>
+                    <a:ln w="9525">
+                      <a:noFill/>
+                      <a:headEnd/>
+                      <a:tailEnd/>
+                    </a:ln>
+                  </pic:spPr>
+                </pic:pic>
+              </a:graphicData>
+            </a:graphic>
+          </wp:inline>
+        </w:drawing>
+      </w:r>
+    </w:p>
+    <w:p>
+      <w:pPr>
+        <w:pStyle w:val="BodyText"/>
+      </w:pPr>
+      <w:r>
+        <w:rPr>
+          <w:b/>
+          <w:bCs/>
+        </w:rPr>
+        <w:t xml:space="preserve">Normal</w:t>
+      </w:r>
+      <w:r>
+        <w:t xml:space="preserve"> </w:t>
+      </w:r>
+      <w:r>
+        <w:t xml:space="preserve">(CEN429-CR-03, anahtar temizleme) ve</w:t>
+      </w:r>
+      <w:r>
+        <w:t xml:space="preserve"> </w:t>
+      </w:r>
+      <w:r>
+        <w:rPr>
+          <w:b/>
+          <w:bCs/>
+        </w:rPr>
+        <w:t xml:space="preserve">Zor</w:t>
+      </w:r>
+      <w:r>
+        <w:t xml:space="preserve"> </w:t>
+      </w:r>
+      <w:r>
+        <w:t xml:space="preserve">(CEN429-DV-02, bir süreç gereksinimi) örneklerini,</w:t>
+      </w:r>
+      <w:r>
+        <w:t xml:space="preserve"> </w:t>
+      </w:r>
+      <w:r>
+        <w:t xml:space="preserve">ve 1. adımda uygulanmaz çıkan</w:t>
+      </w:r>
+      <w:r>
+        <w:t xml:space="preserve"> </w:t>
+      </w:r>
+      <w:r>
+        <w:rPr>
+          <w:b/>
+          <w:bCs/>
+        </w:rPr>
+        <w:t xml:space="preserve">Uç durumu</w:t>
+      </w:r>
+      <w:r>
+        <w:t xml:space="preserve"> </w:t>
+      </w:r>
+      <w:r>
+        <w:t xml:space="preserve">deneyin.</w:t>
+      </w:r>
+    </w:p>
+    <w:p>
+      <w:pPr>
         <w:pStyle w:val="BlockText"/>
       </w:pPr>
       <w:r>
@@ -19344,7 +21042,7 @@
         <w:t xml:space="preserve">Değerlendirici, gereksinimden varlık tablosuna, oradan güvenlik kabuğu matrisine ve önlem kartlarına gider.</w:t>
       </w:r>
     </w:p>
-    <w:bookmarkStart w:id="125" w:name="Xb2fc0d8248058f4fe917419a616f505cf5036c4"/>
+    <w:bookmarkStart w:id="149" w:name="Xb2fc0d8248058f4fe917419a616f505cf5036c4"/>
     <w:p>
       <w:pPr>
         <w:pStyle w:val="Heading3"/>
@@ -19980,8 +21678,8 @@
         <w:t xml:space="preserve">anlamına gelebilir.</w:t>
       </w:r>
     </w:p>
-    <w:bookmarkEnd w:id="125"/>
-    <w:bookmarkStart w:id="126" w:name="X3f83c532f7a7c27fef0922f41fd09bb9640987b"/>
+    <w:bookmarkEnd w:id="149"/>
+    <w:bookmarkStart w:id="150" w:name="X3f83c532f7a7c27fef0922f41fd09bb9640987b"/>
     <w:p>
       <w:pPr>
         <w:pStyle w:val="Heading3"/>
@@ -20158,7 +21856,7 @@
       <w:r>
         <w:t xml:space="preserve">(</w:t>
       </w:r>
-      <w:hyperlink r:id="rId70">
+      <w:hyperlink r:id="rId79">
         <w:r>
           <w:rPr>
             <w:rStyle w:val="Hyperlink"/>
@@ -20280,8 +21978,8 @@
         <w:t xml:space="preserve">süreç) için aynı şekilde çalıştığını gösterir.</w:t>
       </w:r>
     </w:p>
-    <w:bookmarkEnd w:id="126"/>
-    <w:bookmarkStart w:id="127" w:name="sürüm-planına-işlemek-küçük-bir-örnek"/>
+    <w:bookmarkEnd w:id="150"/>
+    <w:bookmarkStart w:id="151" w:name="sürüm-planına-işlemek-küçük-bir-örnek"/>
     <w:p>
       <w:pPr>
         <w:pStyle w:val="Heading3"/>
@@ -20601,8 +22299,8 @@
         <w:t xml:space="preserve">hatırlamaya çalışmak, çoğu zaman yanlış ya da eksik eşlemeye yol açar.</w:t>
       </w:r>
     </w:p>
-    <w:bookmarkEnd w:id="127"/>
-    <w:bookmarkStart w:id="128" w:name="X2b030e8a977c5701028c014a3b6a3edd6fd65f4"/>
+    <w:bookmarkEnd w:id="151"/>
+    <w:bookmarkStart w:id="152" w:name="X2b030e8a977c5701028c014a3b6a3edd6fd65f4"/>
     <w:p>
       <w:pPr>
         <w:pStyle w:val="Heading3"/>
@@ -20686,9 +22384,9 @@
         </w:pict>
       </w:r>
     </w:p>
-    <w:bookmarkEnd w:id="128"/>
-    <w:bookmarkEnd w:id="129"/>
-    <w:bookmarkStart w:id="138" w:name="dersin-gereksinim-aileleri"/>
+    <w:bookmarkEnd w:id="152"/>
+    <w:bookmarkEnd w:id="153"/>
+    <w:bookmarkStart w:id="162" w:name="dersin-gereksinim-aileleri"/>
     <w:p>
       <w:pPr>
         <w:pStyle w:val="Heading2"/>
@@ -20735,18 +22433,18 @@
           <wp:inline>
             <wp:extent cx="5759999" cy="3973565"/>
             <wp:effectExtent b="0" l="0" r="0" t="0"/>
-            <wp:docPr descr="Dersin dokuz gereksinim ailesi" title="" id="131" name="Picture"/>
+            <wp:docPr descr="Dersin dokuz gereksinim ailesi" title="" id="155" name="Picture"/>
             <a:graphic>
               <a:graphicData uri="http://schemas.openxmlformats.org/drawingml/2006/picture">
                 <pic:pic>
                   <pic:nvPicPr>
-                    <pic:cNvPr descr="h13-11-gereksinim-aileleri.png" id="132" name="Picture"/>
+                    <pic:cNvPr descr="h13-11-gereksinim-aileleri.png" id="156" name="Picture"/>
                     <pic:cNvPicPr>
                       <a:picLocks noChangeArrowheads="1" noChangeAspect="1"/>
                     </pic:cNvPicPr>
                   </pic:nvPicPr>
                   <pic:blipFill>
-                    <a:blip r:embed="rId130"/>
+                    <a:blip r:embed="rId154"/>
                     <a:stretch>
                       <a:fillRect/>
                     </a:stretch>
@@ -21291,7 +22989,7 @@
         <w:t xml:space="preserve">sorgulasın.</w:t>
       </w:r>
     </w:p>
-    <w:bookmarkStart w:id="133" w:name="X74f7a18c9d86e3fadb832f67a49a8679b7d3327"/>
+    <w:bookmarkStart w:id="157" w:name="X74f7a18c9d86e3fadb832f67a49a8679b7d3327"/>
     <w:p>
       <w:pPr>
         <w:pStyle w:val="Heading3"/>
@@ -21652,7 +23350,7 @@
         </w:numPr>
       </w:pPr>
       <w:r>
-        <w:t xml:space="preserve">Doğrulama yöntemi netleştirilir: bir test aracı, ikili dosyanın (binary) bir baytını değiştirip uygulamanın</w:t>
+        <w:t xml:space="preserve">Doğrulama yöntemi netleştirilir: bir test aracı, binary dosyanın (binary) bir baytını değiştirip uygulamanın</w:t>
       </w:r>
       <w:r>
         <w:t xml:space="preserve"> </w:t>
@@ -21848,7 +23546,7 @@
               <w:pStyle w:val="Compact"/>
             </w:pPr>
             <w:r>
-              <w:t xml:space="preserve">Otomatik test: ikili dosyanın bir baytı değiştirilip başlamanın reddedildiği doğrulanır</w:t>
+              <w:t xml:space="preserve">Otomatik test: binary dosyanın bir baytı değiştirilip başlamanın reddedildiği doğrulanır</w:t>
             </w:r>
           </w:p>
         </w:tc>
@@ -22059,8 +23757,8 @@
         <w:t xml:space="preserve">belirtilmelidir.</w:t>
       </w:r>
     </w:p>
-    <w:bookmarkEnd w:id="133"/>
-    <w:bookmarkStart w:id="134" w:name="X7f80a522253a6af4ababaa983902fb2e9895328"/>
+    <w:bookmarkEnd w:id="157"/>
+    <w:bookmarkStart w:id="158" w:name="X7f80a522253a6af4ababaa983902fb2e9895328"/>
     <w:p>
       <w:pPr>
         <w:pStyle w:val="Heading3"/>
@@ -22125,8 +23823,8 @@
         <w:t xml:space="preserve">farklı sırayla sorar.</w:t>
       </w:r>
     </w:p>
-    <w:bookmarkEnd w:id="134"/>
-    <w:bookmarkStart w:id="135" w:name="Xdad2fe4c88a04bb55e7b3ef7573d926029a85d7"/>
+    <w:bookmarkEnd w:id="158"/>
+    <w:bookmarkStart w:id="159" w:name="Xdad2fe4c88a04bb55e7b3ef7573d926029a85d7"/>
     <w:p>
       <w:pPr>
         <w:pStyle w:val="Heading3"/>
@@ -22256,8 +23954,8 @@
         <w:t xml:space="preserve">tanımlayın ve S1’de bu yeni ailenin neyi kapsadığını bir cümleyle açıklayın; var olan bir aileyi zorla germeyin.</w:t>
       </w:r>
     </w:p>
-    <w:bookmarkEnd w:id="135"/>
-    <w:bookmarkStart w:id="136" w:name="Xf7b7218403dfe6bb5be2e20773f77037be3f68a"/>
+    <w:bookmarkEnd w:id="159"/>
+    <w:bookmarkStart w:id="160" w:name="Xf7b7218403dfe6bb5be2e20773f77037be3f68a"/>
     <w:p>
       <w:pPr>
         <w:pStyle w:val="Heading3"/>
@@ -22408,8 +24106,8 @@
         <w:t xml:space="preserve">sorar.</w:t>
       </w:r>
     </w:p>
-    <w:bookmarkEnd w:id="136"/>
-    <w:bookmarkStart w:id="137" w:name="dokuz-aileyi-tek-bakışta-hatırlamak"/>
+    <w:bookmarkEnd w:id="160"/>
+    <w:bookmarkStart w:id="161" w:name="dokuz-aileyi-tek-bakışta-hatırlamak"/>
     <w:p>
       <w:pPr>
         <w:pStyle w:val="Heading3"/>
@@ -22486,9 +24184,9 @@
         </w:pict>
       </w:r>
     </w:p>
-    <w:bookmarkEnd w:id="137"/>
-    <w:bookmarkEnd w:id="138"/>
-    <w:bookmarkStart w:id="143" w:name="dönem-projesi-bu-hafta"/>
+    <w:bookmarkEnd w:id="161"/>
+    <w:bookmarkEnd w:id="162"/>
+    <w:bookmarkStart w:id="167" w:name="dönem-projesi-bu-hafta"/>
     <w:p>
       <w:pPr>
         <w:pStyle w:val="Heading2"/>
@@ -22587,7 +24285,7 @@
         <w:t xml:space="preserve">Varlık tablonuzu (S5) gereksinimlere göre gözden geçirin: her varlığın yaşam döngüsü ve koruma sınıfı dolu mu?</w:t>
       </w:r>
     </w:p>
-    <w:bookmarkStart w:id="139" w:name="X28ab2a32d8fab4f8cb2684b669db4d8c3b1a5a9"/>
+    <w:bookmarkStart w:id="163" w:name="X28ab2a32d8fab4f8cb2684b669db4d8c3b1a5a9"/>
     <w:p>
       <w:pPr>
         <w:pStyle w:val="Heading3"/>
@@ -22874,8 +24572,8 @@
         <w:t xml:space="preserve">satırının var olduğunu, yoksa eklenmesi gerektiğini kontrol edin.</w:t>
       </w:r>
     </w:p>
-    <w:bookmarkEnd w:id="139"/>
-    <w:bookmarkStart w:id="140" w:name="kanıt-klasörünüzü-nasıl-düzenlemelisiniz"/>
+    <w:bookmarkEnd w:id="163"/>
+    <w:bookmarkStart w:id="164" w:name="kanıt-klasörünüzü-nasıl-düzenlemelisiniz"/>
     <w:p>
       <w:pPr>
         <w:pStyle w:val="Heading3"/>
@@ -23027,8 +24725,8 @@
         <w:t xml:space="preserve">2. bölümdeki kuralda anlatıldığı gibi.</w:t>
       </w:r>
     </w:p>
-    <w:bookmarkEnd w:id="140"/>
-    <w:bookmarkStart w:id="141" w:name="zamanınız-yetmiyorsa-öncelik-sırası"/>
+    <w:bookmarkEnd w:id="164"/>
+    <w:bookmarkStart w:id="165" w:name="zamanınız-yetmiyorsa-öncelik-sırası"/>
     <w:p>
       <w:pPr>
         <w:pStyle w:val="Heading3"/>
@@ -23205,8 +24903,8 @@
         <w:t xml:space="preserve">dayanır (bkz. 2. ve 8. bölümlerdeki kanıt kuralları).</w:t>
       </w:r>
     </w:p>
-    <w:bookmarkEnd w:id="141"/>
-    <w:bookmarkStart w:id="142" w:name="bu-hafta-neden-acele-etmemelisiniz"/>
+    <w:bookmarkEnd w:id="165"/>
+    <w:bookmarkStart w:id="166" w:name="bu-hafta-neden-acele-etmemelisiniz"/>
     <w:p>
       <w:pPr>
         <w:pStyle w:val="Heading3"/>
@@ -23289,9 +24987,9 @@
         </w:pict>
       </w:r>
     </w:p>
-    <w:bookmarkEnd w:id="142"/>
-    <w:bookmarkEnd w:id="143"/>
-    <w:bookmarkStart w:id="147" w:name="kendi-başına-çalış"/>
+    <w:bookmarkEnd w:id="166"/>
+    <w:bookmarkEnd w:id="167"/>
+    <w:bookmarkStart w:id="171" w:name="kendi-başına-çalış"/>
     <w:p>
       <w:pPr>
         <w:pStyle w:val="Heading2"/>
@@ -23481,7 +25179,7 @@
         <w:t xml:space="preserve">inceleyin. Projeniz bir kriptografik modül olsaydı, düzey 1 için neler eksik kalırdı?</w:t>
       </w:r>
     </w:p>
-    <w:bookmarkStart w:id="144" w:name="X0ae2d68457d2b4b19fcb3b7c500400c811be67f"/>
+    <w:bookmarkStart w:id="168" w:name="X0ae2d68457d2b4b19fcb3b7c500400c811be67f"/>
     <w:p>
       <w:pPr>
         <w:pStyle w:val="Heading3"/>
@@ -23766,8 +25464,8 @@
         <w:t xml:space="preserve">ise, gereksinim henüz hazır değildir.</w:t>
       </w:r>
     </w:p>
-    <w:bookmarkEnd w:id="144"/>
-    <w:bookmarkStart w:id="145" w:name="X8bbe925b844d45479e3730d9d7b63780324d5af"/>
+    <w:bookmarkEnd w:id="168"/>
+    <w:bookmarkStart w:id="169" w:name="X8bbe925b844d45479e3730d9d7b63780324d5af"/>
     <w:p>
       <w:pPr>
         <w:pStyle w:val="Heading3"/>
@@ -23900,8 +25598,8 @@
         <w:t xml:space="preserve">(yani sorun yok) diyebiliyorsanız, cevabınız değerlendirici standardına yakındır.</w:t>
       </w:r>
     </w:p>
-    <w:bookmarkEnd w:id="145"/>
-    <w:bookmarkStart w:id="146" w:name="alıştırma-1-için-başlangıç-şablonu"/>
+    <w:bookmarkEnd w:id="169"/>
+    <w:bookmarkStart w:id="170" w:name="alıştırma-1-için-başlangıç-şablonu"/>
     <w:p>
       <w:pPr>
         <w:pStyle w:val="Heading3"/>
@@ -23988,9 +25686,9 @@
         </w:pict>
       </w:r>
     </w:p>
-    <w:bookmarkEnd w:id="146"/>
-    <w:bookmarkEnd w:id="147"/>
-    <w:bookmarkStart w:id="148" w:name="kendini-sınama"/>
+    <w:bookmarkEnd w:id="170"/>
+    <w:bookmarkEnd w:id="171"/>
+    <w:bookmarkStart w:id="172" w:name="kendini-sınama"/>
     <w:p>
       <w:pPr>
         <w:pStyle w:val="Heading2"/>
@@ -24913,7 +26611,7 @@
         <w:pStyle w:val="BlockText"/>
       </w:pPr>
       <w:r>
-        <w:t xml:space="preserve">Doğrulama, test edilen tam ikili dosyaya (binary) bağlıdır; aynı kaynak kod farklı bir platformda ya da</w:t>
+        <w:t xml:space="preserve">Doğrulama, test edilen tam binary dosyaya (binary) bağlıdır; aynı kaynak kod farklı bir platformda ya da</w:t>
       </w:r>
       <w:r>
         <w:t xml:space="preserve"> </w:t>
@@ -25163,8 +26861,8 @@
         </w:pict>
       </w:r>
     </w:p>
-    <w:bookmarkEnd w:id="148"/>
-    <w:bookmarkStart w:id="153" w:name="kaynaklar-ve-ileri-okuma"/>
+    <w:bookmarkEnd w:id="172"/>
+    <w:bookmarkStart w:id="177" w:name="kaynaklar-ve-ileri-okuma"/>
     <w:p>
       <w:pPr>
         <w:pStyle w:val="Heading2"/>
@@ -25306,7 +27004,7 @@
         <w:t xml:space="preserve">RFC 2119 / RFC 8174 (zorunluluk sözcükleri).</w:t>
       </w:r>
     </w:p>
-    <w:bookmarkStart w:id="149" w:name="bu-kaynakları-neden-böyle-seçtik"/>
+    <w:bookmarkStart w:id="173" w:name="bu-kaynakları-neden-böyle-seçtik"/>
     <w:p>
       <w:pPr>
         <w:pStyle w:val="Heading3"/>
@@ -25500,8 +27198,8 @@
         <w:t xml:space="preserve">karşılaştırma yapmasını sağlar.</w:t>
       </w:r>
     </w:p>
-    <w:bookmarkEnd w:id="149"/>
-    <w:bookmarkStart w:id="150" w:name="Xfc7b64c3314097c8d009f060ef842c1c862fdb1"/>
+    <w:bookmarkEnd w:id="173"/>
+    <w:bookmarkStart w:id="174" w:name="Xfc7b64c3314097c8d009f060ef842c1c862fdb1"/>
     <w:p>
       <w:pPr>
         <w:pStyle w:val="Heading3"/>
@@ -25587,8 +27285,8 @@
         <w:t xml:space="preserve">biçim, kılavuzunuzdaki gereksinim bloklarında (3. bölüm) standarda referans verirken de kullanılabilir.</w:t>
       </w:r>
     </w:p>
-    <w:bookmarkEnd w:id="150"/>
-    <w:bookmarkStart w:id="152" w:name="bu-haftanın-kısa-özeti"/>
+    <w:bookmarkEnd w:id="174"/>
+    <w:bookmarkStart w:id="176" w:name="bu-haftanın-kısa-özeti"/>
     <w:p>
       <w:pPr>
         <w:pStyle w:val="Heading3"/>
@@ -26057,7 +27755,7 @@
       <w:pPr>
         <w:pStyle w:val="BlockText"/>
       </w:pPr>
-      <w:hyperlink r:id="rId151">
+      <w:hyperlink r:id="rId175">
         <w:r>
           <w:rPr>
             <w:rStyle w:val="Hyperlink"/>
@@ -26144,9 +27842,9 @@
         <w:t xml:space="preserve">uygulayıp bunları uyum matrisinizin (S17) ilgili satırlarına bağlayacaksınız.</w:t>
       </w:r>
     </w:p>
-    <w:bookmarkEnd w:id="152"/>
-    <w:bookmarkEnd w:id="153"/>
-    <w:bookmarkEnd w:id="154"/>
+    <w:bookmarkEnd w:id="176"/>
+    <w:bookmarkEnd w:id="177"/>
+    <w:bookmarkEnd w:id="178"/>
     <w:sectPr>
       <w:headerReference r:id="rId9" w:type="default"/>
       <w:footerReference r:id="rId10" w:type="default"/>
